--- a/docs/local/DOCX/_5e_T1_003.docx
+++ b/docs/local/DOCX/_5e_T1_003.docx
@@ -351,6 +351,8 @@
         <w:spacing w:line="276" w:lineRule="auto"/>
         <w:rPr>
           <w:rFonts w:ascii="Aptos" w:hAnsi="Aptos"/>
+          <w:sz w:val="21"/>
+          <w:szCs w:val="21"/>
         </w:rPr>
       </w:pPr>
     </w:p>
@@ -378,8 +380,8 @@
         <w:jc w:val="both"/>
         <w:rPr>
           <w:rFonts w:ascii="Calibri" w:hAnsi="Calibri" w:cs="Calibri"/>
-          <w:sz w:val="28"/>
-          <w:szCs w:val="28"/>
+          <w:sz w:val="21"/>
+          <w:szCs w:val="21"/>
         </w:rPr>
       </w:pPr>
     </w:p>
@@ -440,23 +442,34 @@
       </w:pPr>
       <w:r>
         <w:rPr>
+          <w:rFonts w:ascii="Calibri" w:hAnsi="Calibri" w:cs="Calibri"/>
+          <w:b/>
           <w:noProof/>
-          <w:sz w:val="18"/>
-          <w:szCs w:val="18"/>
+          <w:color w:val="FF00FF"/>
+          <w:sz w:val="22"/>
+          <w:szCs w:val="22"/>
         </w:rPr>
         <w:drawing>
-          <wp:anchor distT="0" distB="0" distL="114300" distR="114300" simplePos="0" relativeHeight="251662336" behindDoc="0" locked="0" layoutInCell="1" allowOverlap="1" wp14:anchorId="102A0197" wp14:editId="327F219E">
+          <wp:anchor distT="0" distB="0" distL="114300" distR="114300" simplePos="0" relativeHeight="251670528" behindDoc="1" locked="0" layoutInCell="1" allowOverlap="1" wp14:anchorId="4DCBFED0" wp14:editId="231111A1">
             <wp:simplePos x="0" y="0"/>
-            <wp:positionH relativeFrom="margin">
-              <wp:posOffset>5632450</wp:posOffset>
+            <wp:positionH relativeFrom="column">
+              <wp:posOffset>4427108</wp:posOffset>
             </wp:positionH>
             <wp:positionV relativeFrom="paragraph">
-              <wp:posOffset>51083</wp:posOffset>
+              <wp:posOffset>66836</wp:posOffset>
             </wp:positionV>
-            <wp:extent cx="1226178" cy="1944000"/>
+            <wp:extent cx="2413000" cy="1604645"/>
             <wp:effectExtent l="0" t="0" r="0" b="0"/>
-            <wp:wrapSquare wrapText="bothSides"/>
-            <wp:docPr id="460949709" name="Image 1"/>
+            <wp:wrapTight wrapText="bothSides">
+              <wp:wrapPolygon edited="0">
+                <wp:start x="0" y="0"/>
+                <wp:lineTo x="0" y="21369"/>
+                <wp:lineTo x="21486" y="21369"/>
+                <wp:lineTo x="21486" y="0"/>
+                <wp:lineTo x="0" y="0"/>
+              </wp:wrapPolygon>
+            </wp:wrapTight>
+            <wp:docPr id="740591382" name="Image 2"/>
             <wp:cNvGraphicFramePr>
               <a:graphicFrameLocks xmlns:a="http://schemas.openxmlformats.org/drawingml/2006/main" noChangeAspect="1"/>
             </wp:cNvGraphicFramePr>
@@ -464,7 +477,7 @@
               <a:graphicData uri="http://schemas.openxmlformats.org/drawingml/2006/picture">
                 <pic:pic xmlns:pic="http://schemas.openxmlformats.org/drawingml/2006/picture">
                   <pic:nvPicPr>
-                    <pic:cNvPr id="460949709" name=""/>
+                    <pic:cNvPr id="740591382" name="Image 740591382"/>
                     <pic:cNvPicPr/>
                   </pic:nvPicPr>
                   <pic:blipFill>
@@ -480,9 +493,9 @@
                     </a:stretch>
                   </pic:blipFill>
                   <pic:spPr>
-                    <a:xfrm flipH="1">
+                    <a:xfrm>
                       <a:off x="0" y="0"/>
-                      <a:ext cx="1226178" cy="1944000"/>
+                      <a:ext cx="2413000" cy="1604645"/>
                     </a:xfrm>
                     <a:prstGeom prst="rect">
                       <a:avLst/>
@@ -491,10 +504,10 @@
                 </pic:pic>
               </a:graphicData>
             </a:graphic>
-            <wp14:sizeRelH relativeFrom="margin">
+            <wp14:sizeRelH relativeFrom="page">
               <wp14:pctWidth>0</wp14:pctWidth>
             </wp14:sizeRelH>
-            <wp14:sizeRelV relativeFrom="margin">
+            <wp14:sizeRelV relativeFrom="page">
               <wp14:pctHeight>0</wp14:pctHeight>
             </wp14:sizeRelV>
           </wp:anchor>
@@ -502,68 +515,6 @@
       </w:r>
       <w:r>
         <w:rPr>
-          <w:noProof/>
-          <w:sz w:val="18"/>
-          <w:szCs w:val="18"/>
-        </w:rPr>
-        <w:drawing>
-          <wp:anchor distT="0" distB="0" distL="114300" distR="114300" simplePos="0" relativeHeight="251663360" behindDoc="0" locked="0" layoutInCell="1" allowOverlap="1" wp14:anchorId="27F0A2E2" wp14:editId="6E407DBA">
-            <wp:simplePos x="0" y="0"/>
-            <wp:positionH relativeFrom="column">
-              <wp:posOffset>4410075</wp:posOffset>
-            </wp:positionH>
-            <wp:positionV relativeFrom="paragraph">
-              <wp:posOffset>51083</wp:posOffset>
-            </wp:positionV>
-            <wp:extent cx="1185755" cy="1944000"/>
-            <wp:effectExtent l="0" t="0" r="0" b="0"/>
-            <wp:wrapSquare wrapText="bothSides"/>
-            <wp:docPr id="1812745419" name="Image 1"/>
-            <wp:cNvGraphicFramePr>
-              <a:graphicFrameLocks xmlns:a="http://schemas.openxmlformats.org/drawingml/2006/main" noChangeAspect="1"/>
-            </wp:cNvGraphicFramePr>
-            <a:graphic xmlns:a="http://schemas.openxmlformats.org/drawingml/2006/main">
-              <a:graphicData uri="http://schemas.openxmlformats.org/drawingml/2006/picture">
-                <pic:pic xmlns:pic="http://schemas.openxmlformats.org/drawingml/2006/picture">
-                  <pic:nvPicPr>
-                    <pic:cNvPr id="1812745419" name=""/>
-                    <pic:cNvPicPr/>
-                  </pic:nvPicPr>
-                  <pic:blipFill>
-                    <a:blip r:embed="rId10" cstate="print">
-                      <a:extLst>
-                        <a:ext uri="{28A0092B-C50C-407E-A947-70E740481C1C}">
-                          <a14:useLocalDpi xmlns:a14="http://schemas.microsoft.com/office/drawing/2010/main" val="0"/>
-                        </a:ext>
-                      </a:extLst>
-                    </a:blip>
-                    <a:stretch>
-                      <a:fillRect/>
-                    </a:stretch>
-                  </pic:blipFill>
-                  <pic:spPr>
-                    <a:xfrm>
-                      <a:off x="0" y="0"/>
-                      <a:ext cx="1185755" cy="1944000"/>
-                    </a:xfrm>
-                    <a:prstGeom prst="rect">
-                      <a:avLst/>
-                    </a:prstGeom>
-                  </pic:spPr>
-                </pic:pic>
-              </a:graphicData>
-            </a:graphic>
-            <wp14:sizeRelH relativeFrom="margin">
-              <wp14:pctWidth>0</wp14:pctWidth>
-            </wp14:sizeRelH>
-            <wp14:sizeRelV relativeFrom="margin">
-              <wp14:pctHeight>0</wp14:pctHeight>
-            </wp14:sizeRelV>
-          </wp:anchor>
-        </w:drawing>
-      </w:r>
-      <w:r>
-        <w:rPr>
           <w:rFonts w:ascii="Calibri" w:hAnsi="Calibri" w:cs="Calibri"/>
           <w:b/>
           <w:color w:val="0070C0"/>
@@ -591,19 +542,8 @@
           <w:color w:val="0070C0"/>
           <w:sz w:val="22"/>
           <w:szCs w:val="22"/>
-          <w:u w:val="single"/>
-        </w:rPr>
-        <w:t> :</w:t>
-      </w:r>
-      <w:r>
-        <w:rPr>
-          <w:rFonts w:ascii="Calibri" w:hAnsi="Calibri" w:cs="Calibri"/>
-          <w:b/>
-          <w:color w:val="0070C0"/>
-          <w:sz w:val="22"/>
-          <w:szCs w:val="22"/>
-        </w:rPr>
-        <w:t xml:space="preserve"> </w:t>
+        </w:rPr>
+        <w:t xml:space="preserve"> : </w:t>
       </w:r>
       <w:r>
         <w:rPr>
@@ -619,6 +559,7 @@
     </w:p>
     <w:p>
       <w:pPr>
+        <w:spacing w:line="276" w:lineRule="auto"/>
         <w:jc w:val="both"/>
         <w:rPr>
           <w:rFonts w:ascii="Calibri" w:eastAsia="Calibri" w:hAnsi="Calibri" w:cs="Calibri"/>
@@ -776,6 +717,7 @@
     </w:p>
     <w:p>
       <w:pPr>
+        <w:spacing w:line="276" w:lineRule="auto"/>
         <w:jc w:val="both"/>
         <w:rPr>
           <w:rFonts w:ascii="Calibri" w:eastAsia="Calibri" w:hAnsi="Calibri" w:cs="Calibri"/>
@@ -787,6 +729,7 @@
     </w:p>
     <w:p>
       <w:pPr>
+        <w:spacing w:line="276" w:lineRule="auto"/>
         <w:jc w:val="both"/>
         <w:rPr>
           <w:rFonts w:ascii="Calibri" w:eastAsia="Calibri" w:hAnsi="Calibri" w:cs="Calibri"/>
@@ -870,35 +813,7 @@
           <w:szCs w:val="22"/>
           <w:lang w:eastAsia="en-US"/>
         </w:rPr>
-        <w:t>effet</w:t>
-      </w:r>
-      <w:r>
-        <w:rPr>
-          <w:rFonts w:ascii="Calibri" w:eastAsia="Calibri" w:hAnsi="Calibri" w:cs="Calibri"/>
-          <w:b/>
-          <w:bCs/>
-          <w:i/>
-          <w:iCs/>
-          <w:color w:val="0070C0"/>
-          <w:sz w:val="22"/>
-          <w:szCs w:val="22"/>
-          <w:lang w:eastAsia="en-US"/>
-        </w:rPr>
-        <w:t xml:space="preserve"> </w:t>
-      </w:r>
-      <w:r>
-        <w:rPr>
-          <w:rFonts w:ascii="Calibri" w:eastAsia="Calibri" w:hAnsi="Calibri" w:cs="Calibri"/>
-          <w:b/>
-          <w:bCs/>
-          <w:i/>
-          <w:iCs/>
-          <w:color w:val="0070C0"/>
-          <w:sz w:val="22"/>
-          <w:szCs w:val="22"/>
-          <w:lang w:eastAsia="en-US"/>
-        </w:rPr>
-        <w:t>de serre</w:t>
+        <w:t>effet de serre</w:t>
       </w:r>
       <w:r>
         <w:rPr>
@@ -910,39 +825,17 @@
         <w:t>.</w:t>
       </w:r>
     </w:p>
-    <w:tbl>
-      <w:tblPr>
-        <w:tblStyle w:val="Grilledutableau"/>
-        <w:tblW w:w="0" w:type="auto"/>
-        <w:shd w:val="clear" w:color="auto" w:fill="EAF1DD" w:themeFill="accent3" w:themeFillTint="33"/>
-        <w:tblLook w:val="04A0" w:firstRow="1" w:lastRow="0" w:firstColumn="1" w:lastColumn="0" w:noHBand="0" w:noVBand="1"/>
-      </w:tblPr>
-      <w:tblGrid>
-        <w:gridCol w:w="10790"/>
-      </w:tblGrid>
-      <w:tr>
-        <w:tc>
-          <w:tcPr>
-            <w:tcW w:w="10790" w:type="dxa"/>
-            <w:shd w:val="clear" w:color="auto" w:fill="DBE5F1" w:themeFill="accent1" w:themeFillTint="33"/>
-          </w:tcPr>
-          <w:p>
-            <w:pPr>
-              <w:jc w:val="both"/>
-              <w:rPr>
-                <w:rFonts w:ascii="Aptos" w:hAnsi="Aptos"/>
-              </w:rPr>
-            </w:pPr>
-            <w:r>
-              <w:rPr>
-                <w:rFonts w:ascii="Aptos" w:hAnsi="Aptos"/>
-              </w:rPr>
-              <w:t>Documents à disposition</w:t>
-            </w:r>
-          </w:p>
-        </w:tc>
-      </w:tr>
-    </w:tbl>
+    <w:p>
+      <w:pPr>
+        <w:jc w:val="both"/>
+        <w:rPr>
+          <w:rFonts w:asciiTheme="minorHAnsi" w:hAnsiTheme="minorHAnsi" w:cstheme="minorHAnsi"/>
+          <w:sz w:val="16"/>
+          <w:szCs w:val="16"/>
+          <w:u w:val="single"/>
+        </w:rPr>
+      </w:pPr>
+    </w:p>
     <w:p>
       <w:pPr>
         <w:jc w:val="both"/>
@@ -982,141 +875,184 @@
               <w:rPr>
                 <w:rFonts w:ascii="Calibri" w:hAnsi="Calibri" w:cs="Calibri"/>
                 <w:b/>
-                <w:color w:val="0070C0"/>
+                <w:color w:val="FF00FF"/>
+                <w:sz w:val="22"/>
+                <w:szCs w:val="22"/>
+              </w:rPr>
+            </w:pPr>
+            <w:r>
+              <w:rPr>
+                <w:rFonts w:ascii="Calibri" w:hAnsi="Calibri" w:cs="Calibri"/>
+                <w:b/>
+                <w:color w:val="00B050"/>
                 <w:sz w:val="22"/>
                 <w:szCs w:val="22"/>
                 <w:u w:val="single"/>
               </w:rPr>
-            </w:pPr>
+              <w:t>Activité</w:t>
+            </w:r>
+            <w:r>
+              <w:rPr>
+                <w:rFonts w:ascii="Calibri" w:hAnsi="Calibri" w:cs="Calibri"/>
+                <w:b/>
+                <w:color w:val="00B050"/>
+                <w:sz w:val="22"/>
+                <w:szCs w:val="22"/>
+                <w:u w:val="single"/>
+              </w:rPr>
+              <w:t xml:space="preserve"> </w:t>
+            </w:r>
+            <w:r>
+              <w:rPr>
+                <w:rFonts w:ascii="Calibri" w:hAnsi="Calibri" w:cs="Calibri"/>
+                <w:b/>
+                <w:color w:val="00B050"/>
+                <w:sz w:val="22"/>
+                <w:szCs w:val="22"/>
+                <w:u w:val="single"/>
+              </w:rPr>
+              <w:t>1</w:t>
+            </w:r>
+            <w:r>
+              <w:rPr>
+                <w:rFonts w:ascii="Calibri" w:hAnsi="Calibri" w:cs="Calibri"/>
+                <w:b/>
+                <w:color w:val="00B050"/>
+                <w:sz w:val="22"/>
+                <w:szCs w:val="22"/>
+              </w:rPr>
+              <w:t xml:space="preserve"> : </w:t>
+            </w:r>
+            <w:r>
+              <w:rPr>
+                <w:rFonts w:ascii="Calibri" w:hAnsi="Calibri" w:cs="Calibri"/>
+                <w:bCs/>
+                <w:sz w:val="22"/>
+                <w:szCs w:val="22"/>
+              </w:rPr>
+              <w:t>Complète le Diagramme</w:t>
+            </w:r>
           </w:p>
           <w:p>
             <w:pPr>
+              <w:tabs>
+                <w:tab w:val="left" w:pos="1134"/>
+              </w:tabs>
               <w:spacing w:after="120" w:line="276" w:lineRule="auto"/>
+              <w:ind w:left="28" w:right="4140"/>
               <w:jc w:val="both"/>
               <w:rPr>
-                <w:rFonts w:ascii="Calibri" w:hAnsi="Calibri" w:cs="Calibri"/>
-                <w:b/>
-                <w:color w:val="FF00FF"/>
+                <w:rFonts w:asciiTheme="minorHAnsi" w:hAnsiTheme="minorHAnsi" w:cstheme="minorHAnsi"/>
+                <w:sz w:val="18"/>
+                <w:szCs w:val="18"/>
+              </w:rPr>
+            </w:pPr>
+            <w:r>
+              <w:rPr>
+                <w:rFonts w:ascii="Aptos" w:hAnsi="Aptos"/>
+                <w:noProof/>
+                <w:kern w:val="2"/>
                 <w:sz w:val="22"/>
-                <w:szCs w:val="22"/>
-              </w:rPr>
-            </w:pPr>
-            <w:r>
-              <w:rPr>
-                <w:rFonts w:ascii="Calibri" w:hAnsi="Calibri" w:cs="Calibri"/>
-                <w:b/>
-                <w:noProof/>
-                <w:color w:val="0070C0"/>
-                <w:sz w:val="22"/>
-                <w:szCs w:val="22"/>
-                <w:u w:val="single"/>
+                <w:lang w:eastAsia="en-US"/>
               </w:rPr>
               <mc:AlternateContent>
-                <mc:Choice Requires="wpg">
+                <mc:Choice Requires="wps">
                   <w:drawing>
-                    <wp:anchor distT="0" distB="0" distL="114300" distR="114300" simplePos="0" relativeHeight="251666432" behindDoc="0" locked="0" layoutInCell="1" allowOverlap="1" wp14:anchorId="1EE79ABE" wp14:editId="49DDDD3F">
+                    <wp:anchor distT="0" distB="0" distL="114300" distR="114300" simplePos="0" relativeHeight="251667454" behindDoc="0" locked="0" layoutInCell="1" allowOverlap="1" wp14:anchorId="3D98D2F5" wp14:editId="24EEA5AF">
                       <wp:simplePos x="0" y="0"/>
                       <wp:positionH relativeFrom="column">
-                        <wp:posOffset>4265502</wp:posOffset>
+                        <wp:posOffset>4207597</wp:posOffset>
                       </wp:positionH>
                       <wp:positionV relativeFrom="paragraph">
-                        <wp:posOffset>76835</wp:posOffset>
+                        <wp:posOffset>238107</wp:posOffset>
                       </wp:positionV>
-                      <wp:extent cx="2368253" cy="2635892"/>
-                      <wp:effectExtent l="0" t="0" r="0" b="0"/>
+                      <wp:extent cx="1455504" cy="434340"/>
+                      <wp:effectExtent l="25400" t="177800" r="0" b="137160"/>
                       <wp:wrapNone/>
-                      <wp:docPr id="1641310522" name="Groupe 3"/>
+                      <wp:docPr id="1999878398" name="Flèche vers la droite 7"/>
                       <wp:cNvGraphicFramePr/>
                       <a:graphic xmlns:a="http://schemas.openxmlformats.org/drawingml/2006/main">
-                        <a:graphicData uri="http://schemas.microsoft.com/office/word/2010/wordprocessingGroup">
-                          <wpg:wgp>
-                            <wpg:cNvGrpSpPr/>
-                            <wpg:grpSpPr>
-                              <a:xfrm>
+                        <a:graphicData uri="http://schemas.microsoft.com/office/word/2010/wordprocessingShape">
+                          <wps:wsp>
+                            <wps:cNvSpPr/>
+                            <wps:spPr>
+                              <a:xfrm rot="20501606">
                                 <a:off x="0" y="0"/>
-                                <a:ext cx="2368253" cy="2635892"/>
-                                <a:chOff x="-340714" y="9132"/>
-                                <a:chExt cx="2970999" cy="3300353"/>
+                                <a:ext cx="1455504" cy="434340"/>
                               </a:xfrm>
-                            </wpg:grpSpPr>
-                            <pic:pic xmlns:pic="http://schemas.openxmlformats.org/drawingml/2006/picture">
-                              <pic:nvPicPr>
-                                <pic:cNvPr id="976543712" name="Image 1"/>
-                                <pic:cNvPicPr>
-                                  <a:picLocks noChangeAspect="1"/>
-                                </pic:cNvPicPr>
-                              </pic:nvPicPr>
-                              <pic:blipFill>
-                                <a:blip r:embed="rId11">
-                                  <a:extLst>
-                                    <a:ext uri="{28A0092B-C50C-407E-A947-70E740481C1C}">
-                                      <a14:useLocalDpi xmlns:a14="http://schemas.microsoft.com/office/drawing/2010/main" val="0"/>
-                                    </a:ext>
-                                  </a:extLst>
-                                </a:blip>
-                                <a:srcRect l="929" r="929"/>
-                                <a:stretch/>
-                              </pic:blipFill>
-                              <pic:spPr>
-                                <a:xfrm>
-                                  <a:off x="-340714" y="9132"/>
-                                  <a:ext cx="2970999" cy="2869604"/>
-                                </a:xfrm>
-                                <a:prstGeom prst="rect">
-                                  <a:avLst/>
-                                </a:prstGeom>
-                              </pic:spPr>
-                            </pic:pic>
-                            <wps:wsp>
-                              <wps:cNvPr id="1475332235" name="Zone de texte 2"/>
-                              <wps:cNvSpPr txBox="1"/>
-                              <wps:spPr>
-                                <a:xfrm>
-                                  <a:off x="-228997" y="2895453"/>
-                                  <a:ext cx="2830584" cy="414032"/>
-                                </a:xfrm>
-                                <a:prstGeom prst="rect">
-                                  <a:avLst/>
-                                </a:prstGeom>
-                                <a:noFill/>
-                                <a:ln w="6350">
-                                  <a:noFill/>
-                                </a:ln>
-                              </wps:spPr>
-                              <wps:txbx>
-                                <w:txbxContent>
-                                  <w:p>
-                                    <w:pPr>
-                                      <w:jc w:val="center"/>
-                                      <w:rPr>
-                                        <w:rFonts w:asciiTheme="minorHAnsi" w:hAnsiTheme="minorHAnsi" w:cstheme="minorHAnsi"/>
-                                        <w:i/>
-                                        <w:iCs/>
-                                        <w:sz w:val="22"/>
-                                        <w:szCs w:val="22"/>
-                                      </w:rPr>
-                                    </w:pPr>
-                                    <w:r>
-                                      <w:rPr>
-                                        <w:rFonts w:asciiTheme="minorHAnsi" w:hAnsiTheme="minorHAnsi" w:cstheme="minorHAnsi"/>
-                                        <w:i/>
-                                        <w:iCs/>
-                                        <w:sz w:val="16"/>
-                                        <w:szCs w:val="16"/>
-                                      </w:rPr>
-                                      <w:t>Illustration extraite du manuel « Chercheurs en herbe » Editions BORDAS 2018</w:t>
-                                    </w:r>
-                                  </w:p>
-                                </w:txbxContent>
-                              </wps:txbx>
-                              <wps:bodyPr rot="0" spcFirstLastPara="0" vertOverflow="overflow" horzOverflow="overflow" vert="horz" wrap="square" lIns="91440" tIns="45720" rIns="91440" bIns="45720" numCol="1" spcCol="0" rtlCol="0" fromWordArt="0" anchor="t" anchorCtr="0" forceAA="0" compatLnSpc="1">
-                                <a:prstTxWarp prst="textNoShape">
-                                  <a:avLst/>
-                                </a:prstTxWarp>
-                                <a:noAutofit/>
-                              </wps:bodyPr>
-                            </wps:wsp>
-                          </wpg:wgp>
+                              <a:prstGeom prst="rightArrow">
+                                <a:avLst/>
+                              </a:prstGeom>
+                            </wps:spPr>
+                            <wps:style>
+                              <a:lnRef idx="2">
+                                <a:schemeClr val="dk1">
+                                  <a:shade val="15000"/>
+                                </a:schemeClr>
+                              </a:lnRef>
+                              <a:fillRef idx="1">
+                                <a:schemeClr val="dk1"/>
+                              </a:fillRef>
+                              <a:effectRef idx="0">
+                                <a:schemeClr val="dk1"/>
+                              </a:effectRef>
+                              <a:fontRef idx="minor">
+                                <a:schemeClr val="lt1"/>
+                              </a:fontRef>
+                            </wps:style>
+                            <wps:txbx>
+                              <w:txbxContent>
+                                <w:p>
+                                  <w:pPr>
+                                    <w:jc w:val="center"/>
+                                    <w:rPr>
+                                      <w:rFonts w:asciiTheme="minorHAnsi" w:hAnsiTheme="minorHAnsi" w:cstheme="minorHAnsi"/>
+                                      <w:sz w:val="18"/>
+                                      <w:szCs w:val="18"/>
+                                    </w:rPr>
+                                  </w:pPr>
+                                  <w:r>
+                                    <w:rPr>
+                                      <w:rFonts w:asciiTheme="minorHAnsi" w:hAnsiTheme="minorHAnsi" w:cstheme="minorHAnsi"/>
+                                      <w:sz w:val="18"/>
+                                      <w:szCs w:val="18"/>
+                                    </w:rPr>
+                                    <w:t>É</w:t>
+                                  </w:r>
+                                  <w:r>
+                                    <w:rPr>
+                                      <w:rFonts w:asciiTheme="minorHAnsi" w:hAnsiTheme="minorHAnsi" w:cstheme="minorHAnsi"/>
+                                      <w:sz w:val="18"/>
+                                      <w:szCs w:val="18"/>
+                                    </w:rPr>
+                                    <w:t>nergie converti</w:t>
+                                  </w:r>
+                                  <w:r>
+                                    <w:rPr>
+                                      <w:rFonts w:asciiTheme="minorHAnsi" w:hAnsiTheme="minorHAnsi" w:cstheme="minorHAnsi"/>
+                                      <w:sz w:val="18"/>
+                                      <w:szCs w:val="18"/>
+                                    </w:rPr>
+                                    <w:t>e</w:t>
+                                  </w:r>
+                                  <w:r>
+                                    <w:rPr>
+                                      <w:rFonts w:asciiTheme="minorHAnsi" w:hAnsiTheme="minorHAnsi" w:cstheme="minorHAnsi"/>
+                                      <w:sz w:val="18"/>
+                                      <w:szCs w:val="18"/>
+                                    </w:rPr>
+                                    <w:t xml:space="preserve"> dégradée</w:t>
+                                  </w:r>
+                                </w:p>
+                              </w:txbxContent>
+                            </wps:txbx>
+                            <wps:bodyPr rot="0" spcFirstLastPara="0" vertOverflow="overflow" horzOverflow="overflow" vert="horz" wrap="square" lIns="0" tIns="0" rIns="0" bIns="0" numCol="1" spcCol="0" rtlCol="0" fromWordArt="0" anchor="ctr" anchorCtr="0" forceAA="0" compatLnSpc="1">
+                              <a:prstTxWarp prst="textNoShape">
+                                <a:avLst/>
+                              </a:prstTxWarp>
+                              <a:noAutofit/>
+                            </wps:bodyPr>
+                          </wps:wsp>
                         </a:graphicData>
                       </a:graphic>
                       <wp14:sizeRelH relativeFrom="margin">
@@ -1130,333 +1066,434 @@
                 </mc:Choice>
                 <mc:Fallback>
                   <w:pict>
-                    <v:group w14:anchorId="1EE79ABE" id="Groupe 3" o:spid="_x0000_s1026" style="position:absolute;left:0;text-align:left;margin-left:335.85pt;margin-top:6.05pt;width:186.5pt;height:207.55pt;z-index:251666432;mso-width-relative:margin;mso-height-relative:margin" coordorigin="-3407,91" coordsize="29709,33003" o:gfxdata="UEsDBBQABgAIAAAAIQCxgme2CgEAABMCAAATAAAAW0NvbnRlbnRfVHlwZXNdLnhtbJSRwU7DMAyG&#13;&#10;70i8Q5QralN2QAit3YGOIyA0HiBK3DaicaI4lO3tSbpNgokh7Rjb3+8vyXK1tSObIJBxWPPbsuIM&#13;&#10;UDltsK/5++apuOeMokQtR4dQ8x0QXzXXV8vNzgOxRCPVfIjRPwhBagArqXQeMHU6F6yM6Rh64aX6&#13;&#10;kD2IRVXdCeUwAsYi5gzeLFvo5OcY2XqbynsTjz1nj/u5vKrmxmY+18WfRICRThDp/WiUjOluYkJ9&#13;&#10;4lUcnMpEzjM0GE83SfzMhtz57fRzwYF7SY8ZjAb2KkN8ljaZCx1IwMK1TpX/Z2RJS4XrOqOgbAOt&#13;&#10;Z+rodC5buy8MMF0a3ibsDaZjupi/tPkGAAD//wMAUEsDBBQABgAIAAAAIQA4/SH/1gAAAJQBAAAL&#13;&#10;AAAAX3JlbHMvLnJlbHOkkMFqwzAMhu+DvYPRfXGawxijTi+j0GvpHsDYimMaW0Yy2fr2M4PBMnrb&#13;&#10;Ub/Q94l/f/hMi1qRJVI2sOt6UJgd+ZiDgffL8ekFlFSbvV0oo4EbChzGx4f9GRdb25HMsYhqlCwG&#13;&#10;5lrLq9biZkxWOiqY22YiTra2kYMu1l1tQD30/bPm3wwYN0x18gb45AdQl1tp5j/sFB2T0FQ7R0nT&#13;&#10;NEV3j6o9feQzro1iOWA14Fm+Q8a1a8+Bvu/d/dMb2JY5uiPbhG/ktn4cqGU/er3pcvwCAAD//wMA&#13;&#10;UEsDBBQABgAIAAAAIQD0IX3SfgMAAOIHAAAOAAAAZHJzL2Uyb0RvYy54bWycVdtu2zgQfV+g/0Dw&#13;&#10;PdHVFwlxCm+yCQIErdF0UaBvNE1ZQiWSS9Kx06/vISXbcZJFLw+WZ3gZnjlzhrx4v+ta8iiMbZSc&#13;&#10;0eQ8pkRIrlaNXM/ov59vzqaUWMfkirVKihl9Epa+v3z318VWlyJVtWpXwhAEkbbc6hmtndNlFFle&#13;&#10;i47Zc6WFxGSlTMccXLOOVoZtEb1rozSOx9FWmZU2igtrMXrdT9LLEL+qBHcfq8oKR9oZBTYXviZ8&#13;&#10;l/4bXV6wcm2Yrhs+wGB/gKJjjcShh1DXzDGyMc2rUF3DjbKqcudcdZGqqoaLkAOySeIX2dwatdEh&#13;&#10;l3W5XesDTaD2BU9/HJZ/eLw1+kEvDJjY6jW4CJ7PZVeZzv8DJdkFyp4OlImdIxyDaTaepqOMEo65&#13;&#10;dJyNpkXak8prMO/3nWV5PElySrCiSLLD9D/7EMUkLoqiD5FlcZwhHtBEewTRCS7d8BK/gQxYr8j4&#13;&#10;uWiwy22MoEOQ7pdidMx82+gz1E0z1yybtnFPQYOokAclHxcNX5jeAa8LQ5oVUp6MR3k2SVJKJOvQ&#13;&#10;AncdWwuS+BT9Nr+y38d8XveKf7NEqquaybWYWw0Jo7ECIafLI++eHLpsG33TtK0vmreH9CD3F3J5&#13;&#10;g6FeiteKbzohXd9bRrTIVElbN9pSYkrRLQVSMnerAIiV1vBPAOi7q0hRQhzl/0NXWWeE47WvpEd6&#13;&#10;BOc9C8W9obG3tXIQ23OlpNNxMY7zE6WAQWPdrVAd8QaQAhzKw0r2eG9dL6r9kgFXjyRABDDfBLiJ&#13;&#10;7J47eK/Y+61me6iZFoDgwx5FkeSTUZalaTbaq+IrrkeyEsQhWUFCkwxbfHMSt/tboZcC7X78//hL&#13;&#10;02lRTEKvwRrlfSux8kDhNItHUzSj79c8yeO+Hw+99psMslIqr7hQ8FaS7YziDogD5YcZBG8l2D7i&#13;&#10;9pbbLXfY5s2lWj0hR6NQMVzSVvObBuW7Z9YtmMF9jEG8Me4jPlWrcIgaLEpqZb6/Ne7Xo3KYpWSL&#13;&#10;+31G7X8b5nu+vZOoaZHkuX8QgpOPJikc83xm+XxGbrorBZEnAV0w/XrX7s3KqO4LnqK5PxVTTHKc&#13;&#10;PaNub145eJjAU8bFfB7s/iq5lw8aF1ASSPPi/Lz7woweFOz18EHtVfRKyP1ar3Cp5hunqiao/Mjq&#13;&#10;wDsUHazwkMA6eame+2HV8Wm+/AEAAP//AwBQSwMECgAAAAAAAAAhAKxC1AwgNAMAIDQDABQAAABk&#13;&#10;cnMvbWVkaWEvaW1hZ2UxLnBuZ4lQTkcNChoKAAAADUlIRFIAAAHgAAAByAgCAAAAGUmumQAAAAFz&#13;&#10;UkdCAK7OHOkAAAAEZ0FNQQAAsY8L/GEFAAAACXBIWXMAAA7EAAAOxAGVKw4bAAD/pUlEQVR4Xuy9&#13;&#10;BWAcR7Y1rDBsmLNhBgc2YMeUOIYwOg4zO+CAA2ZbYMsoMzOjWGbLlm1JFjOzhmc0GmmYGqr/c7vk&#13;&#10;idab7OZ/+7LZz2+Ox6XbVbegC07drq7ujpDCCCOMMML4r0SEHEYYYYQRxn8lIlgYYYQRRhj/lQgT&#13;&#10;9MkMRVG6pDDCCOP/QYSXOE5CdC1fSZIoil2SJIWCurtcCIH7ADxiyIcLqsrfIeQJQRCEUHbcM4ww&#13;&#10;wvg3EQEjK4yTDGhXuKBLgDczgNkYbncO5TKfqAFE4S48eURwLtf8VTW4XA2hAGQgpAmFMMII499E&#13;&#10;eInjpAW4EuyJNg5xKDxxCBc+3JMzLNdRI/0CVaULv6WGFOAJl4cC0OwKCyOMMP5thC3okw2cKzlp&#13;&#10;ooGDwSAMYQjwBHv6fD64qiKhO+HyQ+4iOmJ5vV6eTig1rsYFAJ5IkKfP9XkKOIQbRhhh/JsIE/TJ&#13;&#10;BpU5iTrhgotB0JADgcDy5csHDRp00003Pfzwwz/88ENJSUl32u0O+MNdt25djx496uvrIXMLGkJI&#13;&#10;nwtGo/Haa69Fash3+vTpSNlisYRCgVB5uEDlCyOMMH43wgR9EgL8yF1QLbgV7sKFC88+++xnnnnm&#13;&#10;22+/ff7552+44YaPP/4Yxi9IE2pckwMyN7FnzJgRERFRXl4OObQYzVNTY1AWbW1tAwYMmDZtGtL5&#13;&#10;8ssvzzjjDL1eD3/owCViPg4cch8uhBFGGL8HYYI+2cAJkXMot3xBmtdcc81rr73WpaEoFRUVZWVl&#13;&#10;EMCkJ5AmDhELblxc3Omnn15ZWQkZZnhX8HHAE+g6UPHTTz9ddNFFBoMBMjI9IfQf9cMII4x/iTBB&#13;&#10;n2wAOcIF84JnYflCbmlpOf/88z///HM1/BdwWxiCVqudMGHCJ598Mn/+fI/Hw0Nnz54Ngq6qqoKM&#13;&#10;dJBaUlISdL777rvs7Gx4gnDtdjt4OT4+Hoc//PDDBRdcELKgEcqJHll0N6ghhBFGGL8TYYI+2cB5&#13;&#10;kNMiv33n8/lGjBhx7rnnvv/++ytWrMjKyurs7IQ/p9G6urqHH34YDN6jRw/oDB061GKxIB1O0LC1&#13;&#10;ISOdcePGXX311X379u3du/d11123YcMG+IPZTznllM8++wzyyJEjQdDcgoY+LwDArXgqkwqEhhFG&#13;&#10;GL8TYYI+2dBFhMc5GoCnRqN56623rrzyymuuuebSSy+95ZZbYPZyExtG8U033VRaWupyubZv337J&#13;&#10;JZesWbMGUThB85WQ/Pz8iy66KC4uDjJiDR8+/N577zWbzaBy6PObhLCswfKcoKGDfDkvczs6BISG&#13;&#10;EUYYvxNhgj7ZAFrkLigS5MjBZfBpQUHBkiVL7rrrriuuuCIvLw+eV1111RtvvMHjer3em2+++eOP&#13;&#10;P4YMOj7zzDNLSkogb968OSIi4vXXX/9RRb9+/XCYmZkJS/y888779ttvoQMXBM2XOPjWEQ6eNTzD&#13;&#10;BB1GGP9/ESbo/w5w4oJLP/WAXE5onNl4AP792o/788gquthRBQ4pQRXcoM7OzgbDLl++HPLll1/+&#13;&#10;zjvvQA00CiMa1vSbb74J/xkzZpx22mlFRUWIvm7dOug/88wz77333muvvfbhhx9OmDChtbXVarVe&#13;&#10;cMEF33zzDfT5GrROp0NSoSUOpMkLwAG1MMII4/cjTNB/OjhtddGrKhPN/uIc9+PhqtMldmPl4y6D&#13;&#10;7UwHIEcOxLfZbLCauS3MwQl327ZtCO3du3efPn14Ni0tLX/9618jIyNxOG3atFNPPbWhoQH+6enp&#13;&#10;sKaTk5PV2JS40WiEAHv54osv5hb0iBEjQNAOhwMyJ2iwMzThIjWAMzXFDyOMMH4fwgT954NY6xe6&#13;&#10;VXHct0tSoXod11PFX1iZ+/NjlaG7lp9VexnUfM0111x77bVvvPHGmDFj3nrrrUsuueTll18GcSM0&#13;&#10;KSnp0ksvfe655xD00EMPwYLme59B4iDor776qqOjA5b1sGHDEOuLL74YO3bs3Xff/fbbb7vdbpPJ&#13;&#10;dNZZZw0fPhzFmzp16tlnn/3xxx9v2bIFhzx3bkerxScg2TDCCOP3I0zQfzKIaIldYfqC1RgTFXLJ&#13;&#10;1pS5zamaooIkB2TZx2QPk7yyANfHxACT/EyE7JEZbFVRZoLMAjILkivDFUQ5KAgBv99fVlr248if&#13;&#10;7rrzrhtuuOGee+6ZPHmy1Wql3NX0N2/efP/9919//fUDBw7Mzc3l/qDvV1999eabby4tLYUPuBhk&#13;&#10;DZYHg4OFi4uLwbwWi+WBBx6IjY2FglarffHFF6+88spPP/0UhyHDGeC2MwD/MMII4/cjTNB/OmDw&#13;&#10;ghHhBsHQJIDImKzgUA4qgsCCPhbwyEEHC3SygE0KWiS/SQqYpSB+bSQELJLolSWfJAVUo5UpEjhR&#13;&#10;EpnIqZFng2Rh84J24XIfbuFy9oQnLOVAIAB/7gOBewoqcAjOxSEAgeKrmna73efz8Sgejwe873Q6&#13;&#10;KVHVdgbgz8GjhBFGGL8fYYL+k9FlPSuyyHySEpCYKMsCk/2y7FFEOxMsSsCk+HXM28I8jcxdx3xN&#13;&#10;ctevWfa3SgGt7NdJfo3o10sBqyy4VMtaAjvKKjfKkizQ65JoUTjEkpw9ccg5lPMvRzAY5J5gYU7E&#13;&#10;XA0yXK4DH0QJHYa4mB8C8OE58ljQ5+gKDiOMMH4fwgT9J4NbuDIDKwdFWRDFoCT4GNnL7Sygl4IN&#13;&#10;sq9W8pTKrjxmz2T2DGY/pNjTmT1dcRxijqOyI1dxFMlOKFQwD+hbowTMsmCTBJcUDDJJlEQwKXi2&#13;&#10;i0PBmCEK5pTNBYBYXGVVAGpwEQQBgBoXADUq+XNNLsOFDAEp8CC4yCiUPgTu8rMOI4wwfg/CBP0f&#13;&#10;BNip60d2MxfUtWeVvlhQloNM9LJAB/PqFXeD7C6XnPmSPVNq3yO27ZDM6yXTSkm/SNHNl/XzFP18&#13;&#10;ZljODBsU0w6lfZ9iy1A6s5mzlHnqmb9F9pvlgJ2IHgkyATyJbOh33LblgMwZVi3DL2QKcIUQ/4Z8&#13;&#10;AK4GcDrGIU8zlA73BCBwTZw9d8P45+AVGBI4QkfqX37wdwocXWpqZDWxMP6fR5ig/wTw0aOStErP&#13;&#10;qgUtSU4mdrKAmZYynPnMfpi1p8imNbJxKdPOkprHyk1fsYYPWd27rO4t1vAGa3iLNX7CmkaylnGy&#13;&#10;LlY2xDHTStmaIndmMmeJ5KqT/FomWWTRzkS3zARQbCBAtjOIklMncqZDlXghdB2qNAqZkywE+IR4&#13;&#10;Fj4c3WXowFjmXA9/HoXLHFyHQz31MH4F3SvnhIoKHeFviJm7vLoh5PUrYWH8v4kwQf/ngDHVNbLU&#13;&#10;PwDdEpRFRRZlyS8GTJJPJ7krZPsR2ZYitq2X9DOV5pGs+VO5/kVW3VupvJdV3s4qrpMrr5Iqr5Cq&#13;&#10;rpaqbpKr7pZqHgrWPxNsfENo/UbSx0qW1ZItVXJkS55aydcs+o2S0CHJgS7CpEVpMCZxLudQjGbO&#13;&#10;oWoJiVvh4hDgAsU6blZDJ3TIBa7GD9VIdMiT4rTOPbkPDwrjt8Cr6O+BqsaUSRWJ/11HajUGRdkX&#13;&#10;EL0ByYOfP4hrGX6Hmde+ml4Y/88jTND/QdDQoh+TZEWiO4PElqKTBW3MZ5Y9zYqrRurcL1rWMMN8&#13;&#10;STNSqh/KqgbIlXeI5WeLJRFScQQrjpBLI6SyCFZKAiuJUEoi5OIIsfQCVnELq3lErn9WbPlMNEyX&#13;&#10;27bInYeYq1T0NgsBPZMctCFEUreJ0ChWuQAF6No2ohbm10Z1d0/S+3sdfniCJxDy6R70j2phdAev&#13;&#10;Hz6lhQRMkYqC+VsQgkFZCioSRObyCia70GDwlrW6ilo9Ba3uoiar1eFmCEbrhqv6JEKYoP9zwKjB&#13;&#10;yAFkSbVj6RZeUBIcsr9N9rSIjgK5M0M0r5M1UazxM7nuMaHqr3LF+UL5WcEyUDAY+TRWeoZcfqZU&#13;&#10;cTYrP5dV4HcWqzhdKj9FQGj5qXLFOYHKy4Tqh+SG96TWiaJhMbMmSY5c0VvDRKMi22U5CIqGGUbD&#13;&#10;n8YwLw4vHC9h1zEXgO4y8Ks6/4h/DIUP9+RCGP8IXlGAeslBgKz604KUJNDFjsPr0VjtZS227KqO&#13;&#10;3Cpbbk3HsVrX0RpHdpXVaPPSpK/GURs3jJMBYYL+z4GGDexXhewcSRZE5hNltxxsZ55m2VEkt6fK&#13;&#10;piViy7dS7TNyxZ2s7FxJNZalcrh/kcsvZxXXKZU3ypW3yRV3MPrdplTdzCqvYZVXyGUXyqWnyyqP&#13;&#10;S2Vns8qbWO0gufVLpp/GLPGyI0vyV4tBnSTZZcnL5KA6RRAXoDxgALV04SH954PsX3UWBztzW5js&#13;&#10;aPiRzCxOf0lTZ159Z26dtbS1o9XgtLR5O91ip1tot/s8HlwhgdNVC5qcME4GhAn6jwXGFXfVHwTi&#13;&#10;RfwXFZ8Ek1a0Ml8rc+TKtlTFsEBuGS7WPCKVXc6KT1dKI1jZKUr5uUrFlQrouOphVtOb1fZm1Y8r&#13;&#10;NYNYzUD6VfdTanqymr+xih5KxQ2s/AIGK7tEXQCpuJTVDmCNHyq6WbIlXnTkCN5GKWhmQgeTPDSS&#13;&#10;YW7hHzGCWkLVDeNPBJpAbQVazQfQOqIoCwI1kMgUnd2XX99+rK6zTOMxdAreIC6/BCYLmO4pXPTT&#13;&#10;T/LR1Is01OhdvxPBvY4H0xHvnvjLBVVBdcL40xEm6D8MXV2f+r3a/6nrY7SphzCLXLJokP3NiqOY&#13;&#10;WROYaTZr/oLVPiKVXyiVqOvLFeeyqqvkiltY5X2sur9c84RU+5RY/4Tc8ILS+DJrGMoa4D4vNzwp&#13;&#10;1w2WavuymgdY9e2s/Fq59EKh9BSh7FS5FEZ3L9YAjp7KrImys4R5m1nQwEQ7w9imC2halKblZyoo&#13;&#10;uWH8iUDPIDKmTiLyp4yCghSUqaHMDjGnzlnU1KF3BDzq2gd/WFSQhYAsBCU5qD44KuDaiIxnNRWA&#13;&#10;uh51QPU/Bz8mDVWLC6SmHnb5EsivS1AjhvHnIEzQfyyO92/V5eMPwOgSOiR/o+yqZO2HmXG5pPlR&#13;&#10;rn5cKr+U0Q3A08Tyc4WqG6TaXlLto6xmiFL7klz3utzwltTwptz0rtz0ntz4gdL4MWv4QGp4R65/&#13;&#10;K1g3TKx7itX0V6p6yhV3BisvClaeIhVHSKWXsupH5ebhEsxz237ZUy37tUqwA2MZA1lWMNTBAFQ2&#13;&#10;1eIK48+FeneAXJFJIlpEVOdPTyBQ3WQqa7B3uCUJvrQ8BQVQMixsdS+OiPleUV/Fgshqn1Pb9FcR&#13;&#10;IlyuGBJPjPDbKYTxn0SYoP8wUA8nNqYRxySJ2BBkCAes6Jf9nbK7Ue7MYaZEuTVKqH9BLrtMLj2N&#13;&#10;fuWXiJW3iNW9xbqn5fqXWP1rRMSNn0nNX0ktI6TWb6SW76Tm7+Xm71nTN3LTl6zxC6lhuFT/tlT3&#13;&#10;olz7tFzTT6i5S6i5Klh+RhCpVVwq1z4qtfwsmjZJnUdlT40UsEqim4n0Tn2RnmGhcRoat2H8WUAT&#13;&#10;cEhkQaN11Kc/ZdZqcpXX6zpdAfXCS5CkAKM3YQXA0AqCicWJmMnShkurI3Q5xDsa+fCkeR5qJvSH&#13;&#10;SUgdZE+MrsallRJEhSEOf1Igb0K4Y/ypCBP0HwbVmMEgUa9GZVFR7SFQoiiyYJviNyvOWmZNU/Tz&#13;&#10;WOP7QtVttGeu7BS57Hy58ma5ujereVKue5nVvc0aP5abvpZaRootoyTtOEk/XtJNlLX0UzRjWeuP&#13;&#10;SiuY+mu58UO54U2pbpjK0b3F6nsDVVcKZbRaolRcIze8IupmyJYdzJEnBYyiaGOCB6NXUO9LobDh&#13;&#10;cfinQ11jotZAF5GYnxpGlv2CVN7YYer08zDav07LHmQ7w4Lmf+mOAvoZyFwSOF+r7IwEaC2a7jVQ&#13;&#10;T1RbWaVwVcAlFL3vEIxPcSk6gmCOC2Sb83uUKsnDJZYO409CmKD/MKgDjraxqsuINNpwGYrxIASk&#13;&#10;YKvkq5EcWZJ5ldwyUq7tI5SfJ5dFsLJzWMV1rOYBuXaQXPuC0vC20vAlg6XcOp61RsuaqYp+BjPM&#13;&#10;YobZin42w087g2kmK9oo1jqWtXzDGj+ju4L1r7LagVJNH7nqXlZxvlJ6ilx+VrCmh9DyiWxcIndm&#13;&#10;SN4GMWBmQRdserpUVo2kMEH/6SAiVQGGlJlffcEsM7f5mg3OADqQSASNMCJudCeYv7gqoxfMiuQL&#13;&#10;W1plYwqkKzb6qWoieh8lzgmabGYSRMRUZEGBEU70DOuBqJ3MZ+oIXQTNcwuz85+KMEH/YaCeTQMF&#13;&#10;gwIOETS9/9PHgm7B3yB4CkXbTqafJje8JFVcKZVGiOURcsVlStUDrHaIXP8yq3+LNX3OWn5UNOMV&#13;&#10;7VSmj2OGBcy0mJmXSublsmmlYlzBjIuZYS4zzlJ00xkM6pYf5aYRrOETuW6oXDdEqeojV9zASs8Q&#13;&#10;SyL8FedJ9QOZdhJri5dcRZKvhV5eKsAGwwjH0Kah21XsMP40qB0FEzqYUvJKslcQpYZGm91NzwiS&#13;&#10;eQxveu8Vfvjr9/iDTr/Q4QlanH6zI2B1Cx1+wSuQYUycrTBRhoHsV9/EQh2RMiCBWpranCi+y3Sm&#13;&#10;nyQHkZ+IzDm3w4fzM0EtXhh/AsIE/UdBXQjEP9omQQOA+jmuH90s0C75mkRHrmTZrLT8xKp7SqVn&#13;&#10;ycURQvlZctVtrGYwqx/GGt+hleXWHyTtaKaPUgxxsmmhZF4ht62RrOsk6wa5bROzrJfNq2XzMsm8&#13;&#10;iOnxm8lgSjeNVRq/lRrek2ufl6sfY5V3K2W0LSRYeqZcfY/c9LlqRB9inhrFZ5WFgMAC6lhW//3f&#13;&#10;BD9zuKqg1gT9CMcPj4vqr5sPB8VW3X8TSIImS2JGWRT9kuL3+mW93hsELcuCLKk7NJji8kumTl+j&#13;&#10;sbOkyZZfZ8utsWZXWY9Vt+fW2vMbnLW6Dm27ByY3WFm9PAoyhQi6q4z4r/6QBy21qV90kOgRU3rf&#13;&#10;APcWwOqUD/zofeIUU3XD+FMQJug/DF3DAheYGCe0Ik335EQH85vohXMdhxT9Alb/nlRxo1xyilxy&#13;&#10;qlB1lVzVS6kdyhreogVlmMOaKFEXIxvjmGmpbF4vtW1htgTJlizZUuT2NNaeKlsTpLatsnWjbF4l&#13;&#10;Gxcw/XSlNYY1j5IaPxPrXxfrnpKrezGkX3aGWHqqXHElq39Z0k1l7SmKq4R5jSzoE2Fh8YlELe3/&#13;&#10;BfAzhctx3IvYCwI5JKk4fkhi6Bfy4X9IIKkrqX8LVB5iYUzo4GhF7HSJLo8s0JYbsm077QGN3lVS&#13;&#10;25ldYc2ucZS2OKo1jmqtu0bnrWh1F9XZ86psx6raCmoszSa3J6jSOSxkEDWKTMXDj1vEyEugtW4y&#13;&#10;q9E56UUtPkHATIBgej0teJqiwkXv5XHD+HMQJug/Cpz4ZLo3iJ9CPR2DTuiUfQbmrAK9wuCV654R&#13;&#10;YOHSMynnSFW3y7UDlbrX5ca3xeaPZM1YSTtD0s9jxhXMvJVZUph1D7Ptl+2HZPthueMIsx1h7ems&#13;&#10;fY/cjqANzLIUVK7op8mt41nzF3LTB0LjaxISrLxfrrhELIuQys6Qax6XNRNZ23bmLGAeg0wXxD5a&#13;&#10;o1RHcFe5/4+hi69UFoKg1gT9uD8/JLEr+Bc/OlDBE1ET+7dAnUX9x+jLOLjaUmzOgNsvKExw+cVK&#13;&#10;szuvzlpY196o95o7hQ636PIFvH7BF5C8AdHpEzqd/rZOX61JyKnuLKptM3cE1WVpgExjFV0lRlZB&#13;&#10;WXYGZLPd32Ry1Go6q7WuKp1HZ2jnb9CCEU3sLotqXLVgYfxJCBP0HwV1HGNIqIvPfGBIfhZoY55m&#13;&#10;5iiWLTvkph9Z1d1y6SlyRYRUcblc84BSO4TVvyk1fSK2fivpIiX9LMm0iFnWs/ZkqX2/1HlEtmdL&#13;&#10;rkLJWSTZi2R7IbPnwFMEa7fDpt4gmRcz4xymmcxaR8rNw+WGd6XaIWLVA3LlX+Xy0+j5l8o7WeO3&#13;&#10;snG17DiieFuY3yqJHvWy+n+HYv7Lwc9RbQoCqEs1FVUZXETrCLTUyxRBFoOiKPqp6TC9epjkhjJt&#13;&#10;mZBAXYL6ShNaQqC14uMpADyX/zFodQNcSJ9uADHSrma706ft9Brag6UNziO1jmqD3RkA7QZg8tIq&#13;&#10;MpqNfsTCtApBPopfVqxud2Vje11z0BsEv6LwQdjKkoJkacVZlhRnIFBt8hU0BfLqXdlVHdmVttzq&#13;&#10;jvyajvIaTUCAMYETo488kAXdtdpx8veN/1qECfqPBw07lRgkLwtYmKdJcuZIpvWs6Wul4gZ6HV3l&#13;&#10;qWLl1XLtw6zmCaX+ban5C6n1J0k/RTbOlUzLlbZNrD1N6jgo2Y9JrnzZU8bclfT9FDeEIuY8JtmP&#13;&#10;yO37JOt2ybySGeYzLYzo0UrTN6zxQ6n+abGql4xcKs6ibXwV17PGTyTjYtmRzryNis8sCx5u52Mg&#13;&#10;dpX2ZAdnUmoN9SYYyWBc0ScFA/RxXlEAM9GTH2JQDgYkIUAvtKLNbX5R9hIlQ1eEhQu6I2rmr1RF&#13;&#10;Itz9d6AyIYGYVKQ9zh2uYF61Mbe2o6y+09YRoD1xiiQylT1pRqE5hjoXgcvkikrA7hUbNV6XN8gU&#13;&#10;2u0OVUHyEuXLisUWLG1sz6m15NfZSps6qrWOeoO9yeRsNjl0Jru67Y6yoO1Galpwu8oXxp+BMEH/&#13;&#10;UVBpoGvIEWgM+eh9/N4myXFQNC1RGj9hldeSYVtxmlRxg1zTR6l9njV8IDePkDRjZd0MZlrCLOuY&#13;&#10;lT6YwjqymKOIucqYt0bx1DJ3neKpYZ4q5oIpncPaD8rWRMmyTjEulXWzmHYCa/6BtnPUv0i3Cqtu&#13;&#10;Z5V/oXd0lF/OGl6VjLNF+x7maWB+kyx6UDJODbzYJzH4OYJ21NboMp/hi2P1kTyBeJfImO6TBSkC&#13;&#10;xQI/iYoiiH6RiBoxCHQfjxgMP07Q5Ena/wbUCxmaJ0HA9IUaRTZ2BPJr7XlNXrNbfcOWCBuf715W&#13;&#10;LW0ycHEKdDoAlQXHmE8EH1Kz2Fxurw8lRTkFTCqCG5cABnsQlnJ+ja1RbzPZOh3eIFJDwqB6egBG&#13;&#10;oGsInDsxv2o8qzVE5Qrjz0KYoP84dNEBBIwhogPRy/wGmK5i5x7BMFtpeEeuog12rOIsekddzWOs&#13;&#10;bqjc8KnSNFLSTpT1cxTjSta2WWlPYR0ZiiNfcVUoYGdfg+JtUugDsg3MU6u4ypm9iNmOwspmsLVN&#13;&#10;q5huAdPEsJaflcbhrH6YUjNYqbpHrrgQpjorP0+GTa2PlTpT1e/PGmXJTYU7Tl4nN9S2UDf5quCk&#13;&#10;RhStgPVgPoOQ1Fu6RJEBe3uJvX6Xqy7ZWpfs0BcqAT8u/4nOiMLJeoaNS9srGH2LXU3k361AYlm1&#13;&#10;HYh1Fdbp9pTUW/JrXblNrgaz1+ejTcqSGKCnUYiJyfyHHv5SKXAuNOUgMMhwLRCUtEaHxw8LGoxN&#13;&#10;DwcChg7fsUZHQbPLYqc1bsqS4qkuTGWo0b47JEiFwHylpk+1pCqF8ecgTNB/HMgaUrs47eKgcSS5&#13;&#10;Fb9R9jSBoEV9HKt/U664TIYFXX6OVHk3q3lcqRvK6j9jLT+CoCXdHGZaI7dtY7Y01nFENZ+rma9e&#13;&#10;9jVIXlBzE/1Asq5K2VHCOjOZbZfUtkU2r1b0i2TtFNY6mjV+DnuZ1TzJqu5jFefLpRFy2VmsfpCk&#13;&#10;myx1pDJXveIzSJIDJIVS0lg/iUAno/IKOSrFhADeUamnC5BpxQCUB2rGNOpts9Xvaitc56tJdTUe&#13;&#10;9GqOuLSZ9rq0zor1AbuGPr4LQ5ovQZOBCVb30209+v9vVyCZxTSZg6ADktJo7Cio0hk7/OXNtpza&#13;&#10;tkqtx+qkL5bRYjJsaZVAcR6iiGJ0NSDZvOoyebOuo6G5M0D2flCWAkjZ7hJzatsL9R4ryFkO0IuV&#13;&#10;aJqhOYl+qACY0NRFKQ7KIgi0nKPa7Tii/2H8KQgT9B8HtWurNplKBOjxLljQsrdR7jwg6+ex+rdZ&#13;&#10;+WX0nZSK86SKe8iCrn2Z1X8qN4+UNZNgQUvmVZJ1i9yeonQclh2FsruSeetlf4Poq5O9DWREe+qZ&#13;&#10;u0pyltCHZUHQ1s2yZRW9tlQ3Rdb8pDR9whpfU2qekqvvV6rOo1dLl52l1A2RtLFS+07mqpN9eknu&#13;&#10;RMlQTj4sT0L8clp/d4J0vsRooCQ6f1nwBe2t7UVr2wrme3SZ3vZG2e8F74GitJLS6vG49Ifbipb4&#13;&#10;OipAnnQLEQxKz+2pZEcM979QgZQGrVOAauV2p1hYbzV0uOHZ6fAV1LYdrXEUNTma2/x2v+ylOQL9&#13;&#10;ChHURRHKGfkzsKpLUBpMroIag9Xhp4UQ2sss+oNSvcZV3my3+1XOpaV2nDbPi9Yy8Efl+yCUKSE1&#13;&#10;SKKd15iICGoBw/gTECboPw7Ur1XThg8AUZbcsl8vEUEflPWLWN17rOIKWoMu/4tc0UOq7S/XvcQa&#13;&#10;PqEXIWknyPpZsmm5ZN0k25JYR4Zkz5PcZbK3VgrUyX6yoxn96pi7QnYXy51HZFuqZN3AzCuYcZ6k&#13;&#10;i5Faf2RNH7PGV1jtYLn6HlZ5vlwGC/pcVvuUpJkmt+9RnEhEK0kdKJ46uk+qQaiekFr1ZNrigp74&#13;&#10;rKspiI9hpdKWDZwzGNrbUd9ZvtJUvMFhqAh6bWRTKkqQ9jIEJSFQYAksrBBKnYrPXKUpSOhsr6UV&#13;&#10;aXV1A/QngqApOaLXrrz/p1DL29VhtBZPdYvDR4vBtMbd4RbKNe7cOltWtS2/oaPW4DR0+Jxe2mPn&#13;&#10;D8o+/PyS0+W3WO3FjY682vYGs9PHWABRReJvU6e7vKnd6VO3hgh+kDDoWAJTq6+dFcgKD6o3BgO0&#13;&#10;ggPbWqAKpBuhMiTIXSUM4z+PMEH/gSCCVgcvjQewhOxlQSPzNMGClgyL5fqPlcrrpXLw5ums7Hap&#13;&#10;ph+re16hR1S+kXRjJN1U2biYta1X2hPkzv3Mni25iyVvueyrJWr2N8i+euaplN1FsiuH2dIZ1NrW&#13;&#10;KaYlTB8na8fLLd+DoJXG5xiSrbxdqTiPdnGUXsLqXpD102XouxsVv45ea0cFBSmcVKOQX7zQGyfA&#13;&#10;zKLglYIeCZZvQIblSZxED09DxWutsFXvMBXPtxvzZVF92736BcCg4KMLHrQYCwqy/6A2sKDCV+1S&#13;&#10;ZFtTe8naoLPJpygBUWD+gCDAUCV6JnL9d8EbgQkia9A622xOHNC9OymI9D2CqLHYy+rMuZWW3KrO&#13;&#10;vDpfTo2roMFV0uovbvYW1Dvzqjtzq20FNVaNxeehHYK4LKDFEFBvi95ttLkFpEZniPPCSfF3LFHH&#13;&#10;hB96KPoAPf2NeUede9SZgqYoVIFatjD+HIQJ+o8D9WyVn1WjiP55aReHp0WxZzLzKnq3UfWNUiUI&#13;&#10;+jSl4lapprdc+yxr+EBpHiFrR8v6abJhkWReo7Rtl217pM6jkiNfdpdInnLJUy27a5irijlLJEee&#13;&#10;aD8qWw+wtgRmWcuMixXdTKYZx5q/VRo+Yg0vKtWPsspbWflZ6hr01az+dckwR+o4zDzNSkAvc4Im&#13;&#10;fiZOO2mA86FTkhVaJZZwQc+Cko9JXkEUnDJ9hkTs1NoadlrKVztaDhIT02qA+sagICgL1aGu7Ipg&#13;&#10;N9oU7VXkzY2++AabX1Gc+kxrwXyf103PQbMAPSeNv2obd+X9PwUlohK0Pyi2GH0OD9mxAv1AmfR6&#13;&#10;jYCs2D2CxuKqabVXNIOjbcdqbLm1HTk1trxaW0mLq9roa3MKnqB6vYDuJuFEZUSp0Xrcgrp3kBYx&#13;&#10;cEIoOxKnM0DKMMCdXqnDFbQ4fXY/EToKQdtBaCkEZ6cWLYw/CWGC/uOgmnG0AI1RQOOFvkgUtMpe&#13;&#10;DXMUSJZNcsvXUvVdQsWpcvkprPx6ufohVvskq39bbhpO+6C1MZJunmxYziwbWVuKbE2XOjJpRx1o&#13;&#10;2lEs20sUexHrzJE7j0gd6axtl2LZwswrZON8ppkqt4yWGr9kde+QSV7VX664Xiw/TSqLkCtvkZs+&#13;&#10;F0zLpM5jzKuRAwYyGzH6iMxOqkHYdT50P80bZEE/sQ3awC8rtIe5s36nPS/O0ZwOS1ny+ERzA1RA&#13;&#10;05LkU/fa0XZjH/My0QeChqWsyJ46j7S8zl5t9yJtR9NeR9kmN5maIE+BlnDVHHnW/2OECNrr9xvb&#13;&#10;AyKmCdojR1Yu0TO6D9m2tGIOpu70+NtdvnaXv8Pp7XD67e6AB5cH6G28LenxbtpuAqJuc/m17W7E&#13;&#10;kgRMUX51m6HiCigWp6Sx+mt0rtIWZ2Gzu6DZm9lkLdLYq1sdWqPb7aWpiugZ6anFCuNPQZig/zio&#13;&#10;o40uHskkA0/DflGCNkaPepfL1iRRM1aseTRQea5IX1G5hFXdJdf0Z3WvsIYPpeZvJM0EppuuvsFu&#13;&#10;JbNsVdpSmW0f60xX7EdYZ6bSmc3sR+mFHrbdzJbKLPHMvIaZ5lGU1kjWPFJq/Fiqe0WuGaJUPixX&#13;&#10;XC7Ql2cjWE0v1jpOsGwWHUW0hSNgkaUAJ4X/2Rjk0dQh/LtS+SeaIf+QoHr/HoDZyKUoKslxRwUY&#13;&#10;1CfKPjEYBLcFYTS2NTmK1jnrd/lcBlmQPGVHLOnL/G31ZG4yzFUuhV6ETxwWZGA8DwR6dEMM+IPC&#13;&#10;8ir7XoOfEpVlW9UGa3UCcgoKQVimlCFoj+fMi0AHatl+A1Dj7vEf5nJiVvz1+PzmDtocQluyqWDq&#13;&#10;ng0yZmknoExWtYhrAEb7s0G8xL30Y5hWVD6XAoroI+sefMxYm8MDuqUddPT+UsnlZS2mQH6jM7vR&#13;&#10;nlNvz6nryKm1wRgvqLPl1FtyG+yZlc6cCk9lo8vaqa7eqKbFPzmRMP5QhAn6j4I6StG7wcxkDKnj&#13;&#10;V2KCg/nNzF0jdeyXdHPlhreEiuvEUhD0mXLFdazqAVbzlFz/mtz0idz6o6yZxPRT6elt80rFsklp&#13;&#10;26G0JyodaYptl2Lbw2w7FWsya9umtG2UzWtlw3xFH8s0E5WWn8kGb3hLrn1Kqu7NKm9j5X8Ryk4R&#13;&#10;yy9m9S8yXZxgTRPdVcxvkcR2sgFVfuCl/f3g+mq8XxDy5wjJauDf4R/9f1WNgwepMX4NagjO4Zf4&#13;&#10;fE1dnRSDtNwaAHuJfoe9aqeheLPbVC4F7U5tg+XAqpbEyLbqI3T/EI0kePmbKIj36Bt/gYC62SxA&#13;&#10;piS14+ZG/04t2AqWqez1d3QWrvHr8okjweLdwMvE//5WodXS0l8q63FQJ6GUZI/fb+4EvSJPSaC7&#13;&#10;mSgNXYepC92iukwRZFKAnnpkoGHZDx6nktP5kpo6o4DdkbZPlKwd7qAfs4ji9AmNOmtpvaW0wV7V&#13;&#10;6miyuE12wemTfEHJ7xe9nqDDK+jahRqDXNIs5lV0VDW2+QU1yZNr+ev/LYQJ+o8DdWvVzMGQpuFF&#13;&#10;A1B0yX6L7Kln9kxm2qA0/iBX3ieXncLKT5ErL6N3ZdQ8yuqflxrflpq/kjU/y9qJDLRrmM8My2XY&#13;&#10;yG0bZOtWuW0HfkrbNmZW32NnXiobF0uGabJ+gqL9mTV/wxo/kBuHyvWP0/bqyquQuFB6mlRxq9Lw&#13;&#10;HjMuFDsPSJ46Jdguizb1OQvimN+ikv9fwFD+LeEE/KP/b2kC/yRIBcK7GE911D/qCUm0iEzrsd72&#13;&#10;2rbSFa6a5KDT5DPVmLK26uPHGjeP7CjYKQWd/g6dq/6ovSEP9UDbhnFpTzcSBXU1Go2INvS3+gKL&#13;&#10;6wKHNT5aKiCrWfHZ6tvyFwU9NmTEOZqy5qUlUS0VL8+vAUpq2HEFOkYiJPkCfqNN8Is0rYj05iQY&#13;&#10;9V30DYFoWO1PtDDNN3nAV93xRxMMciVTHAFk1wdF0dLusTllbaeU32w/Ummo1XW4PEgO6cGlVFB6&#13;&#10;MiQoB5ExISgHXQGxxezMqzW10qo77x2/eSJh/KEIE/QfBT5ij1vQdN3M6EkInyQ4ZX8Lc+VL1kSx&#13;&#10;dYpc/5RccZFUGiGXXyBX3qxU95Vrnpbqh8KIllq/p4/Jaicw3TRJP08yLmHGZZJppWxZTWRtXq0Y&#13;&#10;lzPjItk4l+lny7rJsnY0axnBmj9hDW/K9c9J9X3kittY6V9k+hrAeVJtH2J8y0bZcUzytzKws+SQ&#13;&#10;6Mb+L9zw+9F1dipgvIlgkuPgCgCXuScHLfOqHNId3IcnBYQOQ24oqV8HCIlvo5BxaU97kwUFHEtR&#13;&#10;Qc2K5Omo36NJHe+tOeDqsBrz0toSJukTJxmSJ7clTnLmbnVVpht3TW/aMq5h73Ip4PPTjQLJL4se&#13;&#10;omfJJcjlNnl/vWd2qWNlvdPspbmWrFN62lpx6rLN5ZuEoJPIjuiOtqmhNiWa9jir/brtSTVOZ0Sd&#13;&#10;g+xkRAMZK7QJDlNmUBJbrf52RxCn5pcDgogSoevQGYFLKSJqBfRLhj1nWASqL3RGuWiOAWlTWrgo&#13;&#10;EGVRZw2UNLrz6zuKmzrMTlqVVjdwEBera9vUOSk9onTKXd3N4oER3trmbTR6qaBqUbuKHsZ/FmGC&#13;&#10;/qOAXs9dMlBoWGEA0vWpSJu9jMxfLXUeFI1L5ZbhcnWPYMnprPQ0peJ8VnkPq3pMqh1MJnDjR1Lz&#13;&#10;cLn1e1kznp490c+S9XH0TlHjbGaYR99S0ccx/TRmmMw045XWUfTVq6YPWeOrct0LYs3jUu3dSsWV&#13;&#10;rPgUVhwhVd8mN34omZbItj3MWc5o9dkhMZ+6GZaGHyhDLfXvBdiCu4IggJ1pQ7AK0Cv81SGtkpAq&#13;&#10;cAXIRM/qjS4eBE9ED/nw6HC5vqr7d2yOpH4FahCqmYngVXqu2c88AQailAMOkzl/pTbxC0vK5Lbc&#13;&#10;hIa9M81bx3YkxhpSpxiTJ5tSYk1JUcb4CcakGPP2cfrdi0Rvh0wruQFZdCMtu+hPbPLMLHbGt4i5&#13;&#10;bbLV51NEX4BeoQ1GhHFOCwydlRsdrekoGihPpkUSMDfOgRaOOLoK+feg2lbrAHOALGB6k+hlzFQX&#13;&#10;6rqFoujs3qpGq+gXArSFI6A+6gRv9dfVVORwIRQAVz19dSMGPZbu98tSlSlwtNpRp3N5fWB8VK+A&#13;&#10;CQA8TvWt/lQB2aAg1FdVxg4oLOgPyhYrzTSUCc8qjP84wgT9RwG9Hq5KOOjdRDv0inR+DR3oVHw6&#13;&#10;9aWjSYo2mtU/L5bfIJdFKBURrPIipfIe+upr7SCx7mWp8T0JpnTzNzB+6YuxurGyfiLTRTFdNLna&#13;&#10;SfCRtD/JrZ+xlk9pZaPhdan2GalmgFhzv1x5CSs9HezMyi6Enc5aJjPLFmY/rLjrlaCdqa83w7DH&#13;&#10;4FQ5jpf694JiqITbdaySNcB9eHJcB1CZ9heq5ZoA1+F0zH2CQXrPJ9fHIVweFErzV6Aa0HQaAVwO&#13;&#10;gNF8QXpfhhIwV+n3RbVu/8mYONGSEKnb9qMlZVRHcrQ5cYohOcaYNLmLo1NjQdAdiRM8xclMwPWN&#13;&#10;PyjQujVYqsjuW1HlqrP5vMyv0M4OKRCEUQodN647gp5OS1Gy5eByw6HpwU4jTGBZEP0SCoBSUGnV&#13;&#10;iu0q4wkgy5qC6ZJKVl+YFwRVBzExSPT+DJk5/cHaFqte73SJXcY51NV2IiKmv9whcN8ukBkNwBEg&#13;&#10;ScZOf06dI6fBX9rUaXN40BSM+US6cYqZhD6RiWTV9RLIxNP05g6Y3bQVO9jh8+vaXDzZrnKH8R9H&#13;&#10;mKD/KPBuTSOga/zQWFD4t4WCHsVvY+5G1nFUMa+VNSOFmifk0nPl0gip9DRWfiWr7CFV9peqn2F1&#13;&#10;r8j1b8CUlpu+YC1fMQ1+37GWH5Tmn1jLj6x5JO3Vax4uNb6jNLzF6l6Twc7Vj0hVd0uVV8qlp0iw&#13;&#10;nYvPZNX3sdYvFNMi2baXzGefkdFlLF2Mq9uyVBNJnU5+J+hsjsNoNJaWlra1tXE+5Z5deir4IUJD&#13;&#10;LKzSL/FvU1OTzWaDAmRQcygivcvtOHgoPE9INoSu2qVpAMahX929HPDVH9Xv+rll2yhrygxd4jR9&#13;&#10;SnRb2jRTwqzWhBhdSpQhMcaQFAOCNiQTTRsSIo074yRrEzKjO4oScRty3dXsTG72UHHkoNcvBkSf&#13;&#10;gMlVzVRtxqC1JM24Y4xlx7eG/IU4LZBsUP2wH21yo+ISD/8qeIEBvttYoA4hu1EltH6sLiczZrI5&#13;&#10;CipMNXr1BqDoV09TTY5XA1wSyJfSU5uPKBZzA7UCrlckt18sa+qs0gZarYGcClNZQ7vFHsBsQLaC&#13;&#10;uuSGfHCuZDkjQxzKASHoFYQATOyALNfrbTqrl5JVs6BMw/iP448laN4LAS5zz9+P3x83pBYSVO//&#13;&#10;DqAwKA7KhIFDYxBE4mFCB/O3ys4S1rFTNs0Rmr9ilQ+IFecHOEdXXsyqerDqAUr1EFbzvFL/mlL/&#13;&#10;Lmt8X2n+kDV+yhqGs8avWMMXSv2nrP4DhqCat1jNMFb9LKvqI1fdLlddLlecDZNcLDtLrLhLAncb&#13;&#10;Z7COrbIzl3k0SsDO6GFeWsWkgU119c8qLFSlIYFTJ+SioqKHHnroggsuWLBgAQ45BXPN7uB0DAQC&#13;&#10;tDoMNSgfOXLk6quv/uyzz6AAT7jg6JycnKqqKhxyjlZjdwFROLgEt1u56CxoeQG/gMuYu0yz7TNz&#13;&#10;Qoxh93RdQow2PtqYNkG/M6Y5YWZraqQ+ZYIhkXiZqJnTdGKUrfwwzke9HJAUORAkplTSDcKqKsHo&#13;&#10;9SswzplfDjqcrWUOXYHX1ir46ZWegr3dsnuebfuY1sSPvbocRKcHF2mf3i+XC2oJ1XJSmbtKTacG&#13;&#10;QaabeAI4UvCjgqDkE8RKWyCgKvhFucngzq9xBTBf0LoDQLEoLUqkS4BLIC8KR6sS4Ypkh2st7uI6&#13;&#10;m82DypRaTP6cWmdOtbOu1efsEGmioTTwI/McdUcfqJR9kiKgbex+qV5rL6+zdnqpSro3BGWlut0R&#13;&#10;8g8FneDzqwLcMP4l/hCC/sc2CPmEhBM8fxUIPUEtdBgSVO/f9Ofo7v8fA8+Osqehpw4eGl/Eierd&#13;&#10;JKckmiVPk+LMZ7YEwRAnN70v1T8kVJ5Pu+7KI5TKC1jVbazyHqWqJ73orvZpVvciqxtKG6VrX1Xq&#13;&#10;32B1r7PaV5S6F1gtePlppXoAq7qfVV2vVFzEys+Uy0+VK8+Squ+WGt6RtLHMmqA48pivkQXbYD7D&#13;&#10;3KMn1LpWB9Rq+Y26OaHS+CEfsXAHDRp0+eWXr1q1qr6+Hj4g4u7GL8CjgJE5dyMUAnxyc3P79u07&#13;&#10;ceLEF198cdKkSYgITZjhV1111XvvvQcFv5+eHEEUHgQBnmpqPEkuqQJCUK1Qk5RgwKrNmWbc8bll&#13;&#10;W7Qheao+MdIYH92RMKs9YYohaZIuKdaSFGtOiqElDpWd9YnRcM0pMZK+3N+uszWVtlVkOqozgrQY&#13;&#10;LVn8/vUN0pxyx06NUN4uky1dfUS3bZw5LbY9a41dW8HkQFvpAXPiZMu27zXpE4IeG1UsThJ1o1Lm&#13;&#10;8do9XmDyIyFEeLiY8tKDjWTLbikzf7nf8NauuiKNifoMfZVKqje6YZOri2M8vpoWJaIm1ZW0GqCu&#13;&#10;mtAKB8gcDaGwWk1ni8krqpztE5RmazC3xn6swlZe42jS2PUWR7sj4MG8I4KVmRCUPEFm8wb1nd7K&#13;&#10;ls6cEoO+zSMcLyjlpILL3DOEkH8o6ASfXxXgcoR8wvhH/AkWdEgAusv/CIr593F/CyG1kKB6d+G3&#13;&#10;/P9D4HYPhhztZAU9YySh48PYcko+q+JpYvYs2bJN0k2WWz9i1Q+xknOk4gh6MrviArnyMlZ5g1x1&#13;&#10;D6vuJdUMkKsHSbWP48dqB8m1g1jNAFbdT6Y1jb9JNbfKNZfIVWdI5V0rG1LFvUr9W4puCrOslToP&#13;&#10;MWeL5DdLgg3TA0wmeisbbXog7kPF/NbFOBCquhME4IYbbnj22We5zOn49wDRy8vLd+/eDVmj0SQn&#13;&#10;J3PWdrlc11xzzccffwx/+ICa1ay6QBF57OPu8eIQPUMKeDqasmZq4j+3Jc8xJswwJk2wJEeaiZSn&#13;&#10;mJOiDQkxxvgpIFMjZNVwxg8EDdcCwj2yyrBnPizrlu1RpoRJAW0J7Y9kXmtALrQIO5r9c8u961uk&#13;&#10;PU2m3AM7rDsm2zf9oE2NsVXvER0GU/rCtu0TmrZ9a63diWKIMj0tzsscKmFXgekMVIH80BFA5jgK&#13;&#10;aFyB4QcsT2yr+e5Yx8B4za46HehYChJzetXbj4KM+iH+VVOgdEICXIAsfmpDNCp9+hU2vFuQqlo6&#13;&#10;HZ6grPjo/p8cAFO3ufxl2s6j9bYjtbZjdba8xs7SVlelzl1rdNWb3JUtgdIG97EqS36NvdXkRwMw&#13;&#10;enjn70CZqm538CCOkE/I/wQB/QTghxzd5TBOwB9lQQO8JUIjjRtEPAjgatwN2UpqDBK4Z/e4XOAI&#13;&#10;ZQF0jwjwKBB4EIDDkD6EPwE8W14A1Xqi5T4QmgT7id4QLXmrRGeW3LZNNsSJzcPF6oFi+XVi6en0&#13;&#10;7F/Zqaz0LFZ6GSu/iVXexcrvZZV/Y1V/UyofgL0sVd4pVd4kVl0jVVwsl5/D6InECLnsFKnsMqny&#13;&#10;YaHxQ/o+oWW71JkheyqYX0tv3qANBqhJlIKmCxriVC2hkX4iEIo6hBCqWF6l8Ifle+aZZ1566aVP&#13;&#10;PPFESkoKdMC2P/zwA0zjd999Nzs7m0eEsTx06NA1a9YMHz68d+/eoGN42u32ZcuW9e/fH/ZyRkYG&#13;&#10;t6y//fbb008//eKLL46Oju7o6EAWoaYEEAtQJdqvKNITHAAtoWKaEYOdlsxlLdt/MCdH6xKn6JNi&#13;&#10;TMlRpuQpxuQp+uQoQ3KUMQXUPMWQDEamO4Tg6K71DdWa1sKy3hbTnjjZsDNanzjOkrU9KARpD7C6&#13;&#10;+S0g+htdns3N7uiy9pnFHTuO5mt3z2lPmKhJmGDN3W7fO9eRHGnbPrY19SdnexVikVGKCwYBVyog&#13;&#10;R7XS0JlpnYJekwGzFH7qXrcA0s9scA5K1Ly917hXG5xeZnkpzWAN0FnS8jRU6PzpOXVcmXikgKje&#13;&#10;vRQYkg1QG6r/UUy1IbkFjZzQOmK73ddsdvlFqPGvXuFEqMXd/qDF7qjTu4ob3QX19pzq9uxq27Fq&#13;&#10;e26t41iFpajeWmdwmu2wp5E0SqA+OUmUTxmF1p1OGGIAZLQgFwDeQ3DYvdtwf7UZaTrnCgAOKc7x&#13;&#10;Jg6jO/7AJQ5e+5DhommDKkI+XI0Dh7wVoRZapgS6B/Em51Az6YqOIADKiAsdALnw6Nw/lCkHj/un&#13;&#10;gBYUVJc+XURrf7CgAkxolwJNoq+SHt22bpf1M8Xmb1jts3L1nXLF+US4JWRNs7LTWDms4zPkyvNY&#13;&#10;1cWs+mJWdaFcca5ceYZcdWqwLEIqjVBKTmVl5ypVt7K6Z1jTF7J+MjOtZx1HJXeVHNCzgBVWmdow&#13;&#10;v0nH/4hQpcHl1QsBtQo3LS3t/PPPv/XWW2fOnFlWVma1Wh999NGrr7568ODBd95551VXXXXgwAGo&#13;&#10;7dixIyIi4tprr33qqafuu+++WbNm+f3+V155BZoffPDB888/f+WVV8bFxSGL5cuXn3POOQ8++CCM&#13;&#10;axA0fJARcoSAFlTLAIH+gqWCXpRHCIpuAZcBAZc+a4Zuxw+m5GhQsCkl0kS0S+wMOgZNm1JoXx04&#13;&#10;GoKJNm8c9+Er0ckx+qTJ1vgYS9JU2MWGxDHGpFhvbaarrdJXf8Cet8N+ZI37wFxL8pSinVvWlhgm&#13;&#10;Vge3HCtu2rZ41sajr2/Nmr4xKW3TosrUeeYdI4TCxUxUX9csCh66FRug+w1BP/p0kL5UBarDrIyp&#13;&#10;2SvLfkGWdtRYem5v/jnfUWgSNtX7e23QHdJ46HxRcbyNOPUK1HQi86ub+zAe/IGASKvFKtHhD/5D&#13;&#10;H/9whO6FizWLzWOyB6CsNhuGz/FBgD8onCB4g6LdI1jsXmOHR2fz6mw+myfopDddk/2PH0aPRLdM&#13;&#10;u1qcjyY+PHlacBHKOwNlcpyUuaxqEbjMmxLo7OxsbW3lo5UrIBagnm0YJ+IPtKAB3gYQugJ+GWlq&#13;&#10;rzqOUFOpKgTuiVbk/kBorCKIuxzwDFEwV+DgaXKXdy94cvc/DX72GD0E7uLKlvZPoMQKDWArC+gV&#13;&#10;dyNz5Cu2VGZermgmseZPWe1AVnWjWH6FUHamWB4hVtD7NKSSrh9t+VBd/ILg7rJLlIrbWU1/ufEd&#13;&#10;ev7QtFhp3846s5i7QfabRKETBh2yo8xRV8fLwkulFk4t5K9BVSXwygRC9XzbbbeFljgWLFhw4YUX&#13;&#10;FhQUQNNsNj/88MNvvPEG/Hft2nXqqaeCl9FMLpcLLszts846a8uWLQhF04wYMeLuu+9ua2vzeDwg&#13;&#10;608++QT+vOmRFHe7wAujPoQBkhMlL2Y7IWA3Z8a1JowwwkxWf6BpELQphf9Ax8TCKiNzUu6iZvjw&#13;&#10;XRwgcV3yVGPSJEtSlC4BcaN08bCv52oSp+p3TDQlRRuTYvRbJxoTZphSpxsT43ZkFCyotM84VNBv&#13;&#10;W/WI7OCYLOeTia1PbGv6ed2OhA3RTl0xyh8UBIcYACmjlOBkhT5FGwB1ohNTT1b8ouybdszad7tx&#13;&#10;Rm17foeUVO/qu7UhLt/BBM7OOHO1cfjiBTEsaB/0LHpkcCStY6jL0gRkx1sQmnwY4L/F5u7ATKHS&#13;&#10;bFezUecnfTWaCDsfLuqR+oOaD3mTGY5j4mh6z9fxykdzgJr5GIQLoB3hCYFTLSZd7oNcQjoAYvGI&#13;&#10;HEhq6tSpl1xySXNzM1eDC9AJdJ1IGH+HP5CgIaDBAAgGg2HhwoW1tbWQ1Y5C4GoAb1QISUlJK1as&#13;&#10;4DLXAdCK1LnUvoLDf3Q5eOfQ6/Vz586tqKjgPkgKnjwF+HTX/xOA7FEA/Ohlj3QNSQ8gSLJCdrSb&#13;&#10;+dsVXzNzl7DOo6wtQTIukTQTWeNncv3LYk0vqfpWufJaVn6tXHahVHauXHaeVH6hVH4Jq7iMVVwt&#13;&#10;1/SiW4X1H8otP4vGmYH2jWLnHsWVx7yNLNguSXZRhsmGSlCz//9TCVDmNQ8X6F6fcG+55ZYhQ4ZQ&#13;&#10;ioy9/vrrl19+OewjHhGHN9xwA/x37twJCxotC0+MVbizZ8+Gz8CBA0HuQ4cORSKnnHJKeXm51+u9&#13;&#10;4oorYFbzxJEXzw5RuBuqQFReUPSDYwR/my0zzrhxpDF5hjElWiVoWlamBQ3OxSovEzurTK3aztwl&#13;&#10;mjYkQVNd8UidoU2eaE6aaNoRgyj61FjQsTlhujFhsjZhkiEpqi11SnviVG18rDllSvXOBVPK/Otz&#13;&#10;ayatWzc40bS90ZvT7ltR5fsws2NAfMUHO0riGzrpQUOcBWhVhPkp+NUX4Usi7eCDKRwUpJm5bf3j&#13;&#10;2zbU+os7pSMa3+D4lhFZ2qAEfqRFDJWbu3q4erqoDh/zBOEB8ocFTdypoAKIVkmNWJ1c2jGnPiPe&#13;&#10;1uG1+wSyAmC4w1VTQvuhDSHAfoEdTXYycqQ45KFuoqaH3GWUVq16ykUFVb6K0FDiCDVQCDikuN1M&#13;&#10;JQ74Iy6EadOmofV5P+GtzFOgUoXxD/h1guaVFXIBVCLAfbhn6DAU2t2f+wBgSRxmZGSgVVavXg2Z&#13;&#10;+wC8IQG0E2+8Xr16nXnmmZiNEYrr3AkTJuBSF4lwHbhchgsF7jY2Nv7888+FhYU8hUOHDiEjfsnM&#13;&#10;p25O3BzwBEJxuScE7tkdXPN/F2TiIB/Kiq//ApQ/Oi+t84kOOWiS/U2Ku1a2F4q2/ZJ1OzMul/TT&#13;&#10;xdYf5KaPWf07rOZtVvMiq3mG1TzH6l6mjRwN7yoNH7PW75gmhumXMMsWsWO34CoU3VWyr04KtMmS&#13;&#10;S2QuiXnJ7kROVJCuevid4LVBhVWLCxlVSg0mirCgn3/+eR4ERr7qqqt4e0Hn1Vdfvf766+GfmpqK&#13;&#10;FoHVDNnno5tOnKB//PFHNFNsbOy8efPWrVuHEWu32zlBQwfmGG9oAIddgIgf7MQgsZDg72g7OlO/&#13;&#10;+TND0jTjtil09y8l2pQUY/hlHeNEUj7hRxyt/mA76xPGGlNj2pJntCVMtCaPa0+a1JYQ1ZoysyF1&#13;&#10;VuPOWZqd0y3xozu2jW5LjjqQvWNCpbT3aKZjx89T127tuaVlTJE1wySUtclJjYGvsuyPpdSOyGit&#13;&#10;bXehqunzWILfx+hJFJi9QVkQFXFNmbX/1rYNrf6cNk9ys/hysm3EQUu7P8Bkr0/s2joRcsG9dN9A&#13;&#10;lN0S21RtSarpVBiSCaoKxNDUOuriBhoJVQZNUJ/dJVhcpKRa2tQioUGEaPjPjWeiZFmmjyyicIJf&#13;&#10;luiF0bAeUO2ofihz/fz8/DFjxlRXV+MQQVqtdtKkSYcPH0ayGGX79+//6quv0KBHjx6FD4AhDCJe&#13;&#10;vnz5hg0bcIWE6ZkPw+Li4r59+5522mmvvPIK2p1a93j78ohhnIDftKBDVYYa5AIAz+6HgFq3/6xy&#13;&#10;MdLgouVwnbtx40bI6CW8VdRwQqjf1NXVFRUVoS3hCdrFMLZYLCEFVbcLUOY+x44dgxpGOGT4OBwO&#13;&#10;5MWfm0AsQFUnnJBpCPD8R/9f1fx3gTSRKlzUIWUAV1ItJnpOgDZXSHZJaGMBC/NoZXc5fSql85BI&#13;&#10;X4PdyswrZcMCppvFtFNl7RRZO1nSxYq6WZJhMTOskiwbWHsq68xgznzmqWJeI/O1y0GLLPhoVNKb&#13;&#10;J9Xnk2mk/srJ/hOQtqrPBdQhH6KQIdx+++1PP/001wTtXnDBBRiBCALV9u7d+7XXXoN/cnIyBmR3&#13;&#10;C3rXrl1nn3325s2bKZqiNDU1lZaWQkBbX3bZZXwXBx/PaD6eVwjqdCbBdhQDrrbs2cZNI/QJU4y7&#13;&#10;J1hhCyeCcGNAzSDcbtT8z37G49s5TImR5sRJhpTJltTploTo2pRZ6RnJ63NbVhRaVhRblhca5xeY&#13;&#10;lha1rC+oXZWnmVzqW1xibUnbbEyIat81YceGhU9tyB24q21JnVBiEit1/m11jrcyTH0SahJq2tSn&#13;&#10;8nAiQfpwOPVYMaW6o+e6hvU1naXt/kV1nT23GkcdanfTJgsmBANoMH7CcFEPqkidA0eziw33r6t6&#13;&#10;PNnUEQwyycc7EQKpEiFSBFQW7F/YzYJXYI0Gu8sXQOdCS6ma1P5woY0uh9xofZo2eKAHYlbAjAiS&#13;&#10;RgrQQTUjU2pieEC/qqrqvPPO++abb9S8lCVLlmDQZWZmIrXp06f/9a9/hWmFFr/mmmtw/QpPdABc&#13;&#10;TqHde/bsiUn3wgsv5M2NS9sHH3wQcV944YVZs2ZBM9SdAJ54GN3xLyxoLmA+1Gg0JpNJDSR/8GBr&#13;&#10;a2uo/UCIer0eAhoGMhQw2IxGIwYYTwGTLVoF0ylkTtlAe3s7pmJYVZC5Jgawx+NBsnC/++67M844&#13;&#10;Izs7G1e+8IEOPHU6HfJF7jhE1oi1Y8cO9IOZM2fabDYcInGXy4XhzaMAKBJi8SgcbrfbbDZDB4UM&#13;&#10;XZIjd17UkPC/D6SKlPGDAU1DBv9x1hgnGMMYxRgafkZL0h4WcDC/nj5t5amjb8U6i5kjk3XulW3J&#13;&#10;rD1JtiVJ7fFSe4LYkSbb9zP7EdlRyJwVUGb+euZrUrwW5ncyyavQiEM26hhAVjSGaV74/QjVBuoT&#13;&#10;gIykAPigtq+88so+ffpwHTR3v379rr766mefffbee++99NJLDxw4ALVt27ah6ePj4yFzuxgt/vnn&#13;&#10;n59zzjmPPfYY+B1297vvvotGgf/QoUPPOuusyZMno9V4pnzsUjn4pQbtGlZkwaXLmta041PjzqnG&#13;&#10;+Mlt8dGG1MmGpCkmeoCbbg+qq89/x8W/+uNUDoLWJMVZk2YYEyaZEidoUucnZ+bHVLqmVtjnlVrW&#13;&#10;5tZsyK5ZXGSdXuadXuKMK3Jtzaqp3bncjLySIvWJsd6kqPqkqKkbtvVd1/jSXvvKGm+2KVhpVmaV&#13;&#10;OfpuL5+S1y6pr8Zw0UeyPRWd3kFbNAvKfdlt3tHHOvpvaZlb6PDS/T6v+o4Muh1I06h62mg68CRm&#13;&#10;KpxyltbzxNb6WeX29/dpq/QekDPMahoD1KvURsV/zARQR8+Xg4hV1Wxq63Cg6qjBKD2ANyhqlrZW&#13;&#10;0w+poGOoRgIdoVmJNNX8kdxxIxpZvPHGGz169MBgRMiLL76ItoZnQ0MDWnzcuHEYuQiaOHEiLqpa&#13;&#10;WlpwCNYGO4M3DAYD+gMYnA/8mJgY9AfMyigUutAvRVO7WRgn4NcJmtcaXMiHDh0aNGgQmgEYPXo0&#13;&#10;qI17wtjhz4+hDW6++eZPP/0U8siRI2+88UYYQbfccgtG4IcffohQJMWXODhBo1VAzePHj8clMCyp&#13;&#10;AQMG8Gsl4P3330dbQjh48CAGP6KgT+zbtw8pJCYmYjwjI+SLTrBq1Sr0G5Dy3XffDbWLLroICaLA&#13;&#10;hYWFF198MTfVMa9ADcqY/O+55561a9fyLoJJHom/9dZbKCRKi7kdSSEuehUE6ikqqED/yyB6PC6o&#13;&#10;Y0UVOGhMIHMaE4Ik+ukXdEgBk+yHOayVfU3MXc/c1ZK7RnTXyvh5aiV3HXl6GmRvq+zXK36LHLDR&#13;&#10;crbopxVGNc3jefG/avbc/d3gsaiI3QQA7fjOO+/gUheekOFi7vz2229B2W+++eaRI0d4L8rNzQVl&#13;&#10;w4WMGuaa6AAzZsx45JFH0LUWLlyIMcw7G0zpJ598Er2oo6ODNwqog3bkol3gCm6F+YJ+e1vWYn38&#13;&#10;CGNypCE51pg4FT+wsxG/4/cDf4/5jB+Zz6qrB8vvmKZNnmGP/zEnffuMMufa3NrKtOX65Ont8VHW&#13;&#10;hBhLUmRr2pSWVJ7RZEviJBNtsqafKTHWtDPGtisqf/vCr9ckP7q55O2D1ulFnr0a3/ZG4YUU0/jD&#13;&#10;GljIuH6w+l3P79WOz7LMK3W9nGQetqcxR9dGb9mnKyn6p86ldL0j06uOQMFugdarJbcgfHxA981h&#13;&#10;x16j7409mlIzkTMmXzQGqhj1RpLaMnS7nG7u0ZvwLO2esuaOdpja8ALb0jwtUhTI1DK0LKJGC/1U&#13;&#10;qE1MISrQXjBlIOBKCFdIu3fvBv9ee+21aDXki4shjD6Ywz/88MNPP/30/PPP43DPnj3IEuMU8y50&#13;&#10;AIw12NGwnJBOdHQ0dJqbm+GPEYr01XwIXDmM7vhNCxpVDBf0CorEmElJSQEdg1JxmYMGQ7WOGjUK&#13;&#10;VzS4zMEohQ7mUkQETaP2n3rqKVzwosFwafPzzz/Dn1vQoYWIqKgoBGEczpkzB1MxSJlHf+aZZ9CQ&#13;&#10;SBzGFFoXUVJTUzGYEbR69Wp0AtjL6CivvPIKGLmgoAD+K1euhBrm8MbGRhSYr3jgEgwyNGHHoXOA&#13;&#10;kYcNG4Yc09PTEYXP4bAC4A/Sx1RfUlIC/z+coHmSNAJUAQgJYCcMI3XE0cs6pACtBopeJtqZ0KkI&#13;&#10;7SxoZn6T4tcxv072wbg2ML+B3qoRMCsBMxOsitDBBLsiuRWJtr6C7FVG5gytimpm3P0fg1dLdxfg&#13;&#10;lUY08PeAD4K6+0NG4/Ku1eV1HDyo60A9xGwq0m5hwS/4/fSFbViFiuhrtxybp0341pQSaUxS7weC&#13;&#10;MfmejeMrG+DcE4j4t34G2i5NhKtNHWdGIknTO3eM25pVOKXcVb17eXviRE3qDH3qFGvSJHPiFGvC&#13;&#10;NEtijJ6s5mhtUowuOVqfEq1PjjQmTrPtiDRtjbYlzPamxORvnTdx9f6n1hx+fmfLyKOOKSXWXimV&#13;&#10;Iw7YcnT+H4/YHtrcMOJIx8tJhpk5Bk+QniGkTwWqV/q0FqVaz/ROD/rOloTLDVcQdSJvb2obsrUx&#13;&#10;Q6Nsb/G/sEdj8QYYLGS6+0crEagutT2QDL3zCFOZol6Q+YOsWuMsqW93OnyUBd3oAPGr0x0ZxYiA&#13;&#10;uJRGt9/xxFSgFdRyUbvgmgbj/aOPPlq0aBGGTE1NDRRgNmEogR8w8DFg4X7//feVlZVoOwzkt99+&#13;&#10;GykAr776Kq6TnE76DG5kZCSiYLTCHwQNl+cFUOZh/D1+k6DVJlSWLl165plnohkwbcLMQRuA8rgR&#13;&#10;Dd5Ew4CyUfV79+5V4xFBwyjmCgBo8aabbkJq2dnZaBVO0G1tbffddx9fagTQnLiqnTp1KuSXXnoJ&#13;&#10;CaLZIE+YMAFR+Bo0pgS4INDq6mqYaVu3bkUQf+QhKysL8qZNmyADyOjUU0+F4Qz5ueeeg33NGx6z&#13;&#10;9+23387NfOR1yimnlJWVQeY3FWFcQw3pw+VA0B+JrpGg0uXxHOnGIVyQNGwKjE+Bbqmrz+mCr9X1&#13;&#10;Cg+TnExyKLKLSS5FdMOHfgiixxaC0JQVgRa1YV2pZH+cjnk+oWxV93eDklHd7gIHhi76CV+4wEjD&#13;&#10;IQcNSnXg8eHNQ3kUAK0JwIe78IELNX4IZUD1pJRx1a6IXr8c9CA7v709e1rr9uHqMybRBnXFWV3N&#13;&#10;iII1bVQ31XH3BCL+rR/xO/1gIEeb0qbqU6fZ4ieuzq2ZWex0b4/tiI9sSZ2jS53cnjTWlBRtTpzc&#13;&#10;lhgDprbQb6o5abolcYY5cSYoWwPWTplqSZ1uTYzpiJ/g2RlVFz9x0+49MfmaD3a33rtJd+5K7Xt7&#13;&#10;LM8ktl+5vP6ezZpmB13J0QYP1R6gs1YrCSLaDVXhp103Qb+EFmUuX+CLDNOXGZ0lHeKKcs+TiY1B&#13;&#10;GT0BlUt1h/agRulqJ+o6IGJa6lBr1uoKFlZpddo2NUgGQdMTLupObIpJMSgypcHFLg81TE2ZtwiK&#13;&#10;hEMMHFDzddddh+skDBaEwkg6//zzly1bBhlAC4IlIICLccENgubpvP766yB3TtATJ07EiONq0Efi&#13;&#10;EJAL3DD+Eb9J0LxJJk+ejNq88847wXT33HMPKh1XLlqtFkFQAy0ilN8L4hWNCRYNZrPZUPXAhx9+&#13;&#10;CH7HMMMVLjRhBaMlcHWDayXY18gCgJGOKF9++SWig1Jx9cSJkt8kxMQAGbFWrFjx4IMPoiSw1m+8&#13;&#10;8UYEpaWlIQpn2DVr1qgdkixokC/MagSBkfv3749i8CspRMQh/GFBn3766biaRhRciSM6LG74/+EW&#13;&#10;9G/h+JhQV/4wRHAmoGrwLEpDbQGuJR91UKJlaO1QXZ1ECHRJn3bt0eAmX1jgGONQQL8ny/x/E2rx&#13;&#10;ukYvgArkNcbHcIipuT9ceEJARLRCSLO7AhdCSUGNewKkLNN1fgDp4lx8ndbDEzXbv9MnTqf7gUmx&#13;&#10;nF7VJwYj1YdTOC//rtVn/qMUUmIMyZPbt88EO9fvibUn/rzn6IGp5YHM9P0d8aM740fb4ieYEqNg&#13;&#10;rbfSdmlkR4ROW62Toi1JUeakSZqdMORnmZOm6lNGWxLGmeKnNaVNNyWOk3ePV1x1L+1pe3eneWW1&#13;&#10;I6HJk9YUiCru7Le5pr49ILCgT8T0g5Mm8POlqoUJTO9PCqLbBhmRYLqmc9C2+kSdeMDon17ofm+X&#13;&#10;UWJeamb0EeoD1C7oAGrrgJi7HlIlxqf7DkqbzdtmcapTP2IQQas0TrEp3m+jq0jqhMrpGDYNhjPG&#13;&#10;C39MH8XGyPrss88uv/zyDz74ABe4Dz300LPPPgujyuv14oIVhrOakvLyyy9fcsklIGikhrGJ0QfT&#13;&#10;DSMaWfxy7vxMwvh7/DOChhAXF4cmgYFcW1tbUVEBF/TKCRQsjFoG1YJS+dIBPGEXn3POOfwOD/De&#13;&#10;e++B0NEAOTk5aFd+JxeT5w033DBy5Eiug0NE4SshL774IlJDqyOpMWPGgGqNRiP8y8vLEQXzNszt&#13;&#10;urq6bdu2oY25BZ2RkQG10JYAWNAhgn7kkUd69erF/QFMMEgfAgj6jDPO4MsanKBxoQA5RCIcFOdP&#13;&#10;APLtGnQoA1nVNAoVkBzIFy4NRQyvLk1VFUSOUNKkOHCJrNU0/jfOAikQKVNaSE11iRhoUqAjXmNw&#13;&#10;AXgKMISPW9DoQtxVdX45BBCFu/DhpBxKBP78EC6Gr18AVSliW4vp4Fjtth/022caE6cZkqaaEmMN&#13;&#10;tKwRpVKz+mQKLXQQgf7/t6AnGxOitakTGnZPsu8YXbV3VVyFNrLSsevwrtI9y5rS5mpT4iyJk4zJ&#13;&#10;Ew1JEyxJo8xJY82J48yJE02J0YhIjyDumKxLmtJCj4xPsVAZJuqSpres/8xdlZZtlUbs0Q5Ja+mx&#13;&#10;tbFPsqZvSv2EfJPHJakbNmAIE4/SPASoK9H8GBQKVpSYLyjIE/La3z+qz7V4c1qk9zPaZpe56VNW&#13;&#10;fIJW20NtJDQHtToImhI53gRQob196oNclC5saFGgv1TBBN7G/4iuYLUVeLtAdrvdn3zyySuvvAIK&#13;&#10;xiE8oQl5/PjxGLYAyBoDCvOpz+cbPHjw6NGj1TTI2Hr88cf5doDOzs5Ro0ZdfPHF/BEnhCILLsAN&#13;&#10;4wT85k1CAFWWl5eH6REVrdfrYerOmTNn1apVvELRKqjlXbt2oaLBfXxZg69BT5s2raGhAZc/MHhf&#13;&#10;eOEF+GdmZp566qkzZ87U6XSYXWFZ33XXXSDTpqamSZMmXXTRRfv370d2mGn5EgfkcePGISm0N3ob&#13;&#10;ooPEZ8+e7fF4QOjTp09HapjGocZvP+Lii7+9ARb0aaedxpc4YP5jegCPI5cNGzYgl4ULF0KHW9Ag&#13;&#10;aMiHDx9GUsuXL4c+n3g4cPifA9Ef9VB1WJCs1r3aCqplfPzX9UcdmsTbfBipLg9RAwGVzlUC7crh&#13;&#10;3wdPqSs9NRf6i/KpoKKqMteAQKVQfVWyoEJhoJOJDS+Vh9RACoAynxopRAUFcKZGRopgNxa2H57b&#13;&#10;mviTOWW6MSFGnxJND5jQMyaRpiTYzlGmpFhTwvSu5Y7fvYUDP9pmp7q65Ikwww1JU6zbplsTZh07&#13;&#10;uHFRQUNMRXBGmXNxoX7bsZJDh/cW7d9UuWdl1e6VNbuX1u9a2LxzTmvqLE3KDEvSpI7ESGva1ObU&#13;&#10;yJbESZbkWEsiLOsZ+qQxhoNTFaEtSydEzK2/fatuSLLhYIsT5xSQXbLgD/A7ZHQVRAMKtSKgXug2&#13;&#10;MWpDCeJCSBEtzsCQHXVL6+zH9IGjmkDfHdpjJhizNOmh5qhaeUOo9a7WJ1U+aFitWNB1kFIlVWof&#13;&#10;ImhykAf0kTU11q+CFwku53q4allpfzq3puHJG0tVp7GDcc1lNWvaq4Nm5REhYFDDk5cWcTGQoc9T&#13;&#10;hicHjx5Gd/ymBQ2g+iCDDcHRYDpcs2CSBOuholNTU8FxM2bMgALoD6GvvfYa/L/44gvwXY8ePcCz&#13;&#10;EG666aZDhw4hqZaWlt69e8O2BWVbrVaQ4wMPPHD++efjwgeYMmUKb+mnnnrq0ksvVa9oaYPzjTfe&#13;&#10;iDkAKbhcrhEjRoBh77jjDkS87bbbQMoJCQlQQ8oDBw7EIWZpZMQXuxcvXowgk8mE2f6ss85CFuee&#13;&#10;e+7QoUP5ijZfBSsupkdy+QoJvyWNLqWeN504XPj856HmS4OJcxeuL+FiQHYxLv34IX5oHe6D4al6&#13;&#10;YsCB0tBqiKtyG5LrSvd/Dp4+HCoQFQvGnUIMC4GPXFQXgGtnNKLF05lvqIYiRiWoQbUQqWUBsgvp&#13;&#10;ph8IgygCp3ic2NWEaVAjKWgRWQfpeQ1cGvjcTZm6ozM8DYnOPStMW6OMqRMMyZOMiXz/Mj2WbaKH&#13;&#10;U0DQ044TtOr+Axf/6k9d4iAL2kBfWplqTphmiI/r2DGlM35ibdryA0eObsupXFnQPL/YPLksMLFc&#13;&#10;GVepjK1WosrkGaXuRYXmNXlNG/Nr92ccrE1bZEyNpJcxJU23Jk/RJ8ZpiO6n67b/GGwrKGhXrlmg&#13;&#10;eX+f5uO9hqXVbjSqDwY0ff3PqzYzEZZaA+pOdXqXhhRkQkD2w3tfnXfYLu1ho3BQI61uan8uSWNy&#13;&#10;oZeKQSEgosWpqX9hWSQCF2nRMjQSAiHSnQy+u5kaDHMA/KklKcMu/V8FgngooqI5+CEELncV+Dh9&#13;&#10;w5NH4QrwAdRkfkkHQBDk7qHwCRP0P8c/I2gOHIL14uLi5s+fz5cF4HngwIGlS5eCalHXONyzZ8+K&#13;&#10;FStQ17jGAe2C+5YsWQJzmz+AwNujqKgIhD5r1iy+AKLValevXg3LFyYwbzlg7969Gzdu5G0MHZjP&#13;&#10;yLempgYyYiUmJkZGRsIWRjGQPox0qEG5sbFx3rx5fF0MhjzYtrqaOAKHDodj69atsOjB5rhAgw+i&#13;&#10;IPqyZcv4wyxGoxFJQR9BKD+mel4SAD5/HnjuXWXgpQn9yKNbEER1rIV0ugQKVd1/D2gIvpoBwhUV&#13;&#10;SZADzE3rp/SFVpi3xLKCamRJtNN8b0P+K5vowlaA7Sb76MNLjOU2FWY15qEwZDiLoB45CO7G2KYn&#13;&#10;n+nxDQxwlZp99KgdcTo1v+Cx6EtWmLLn+LVHHbpsQ8o0U9I8bWIsvZqOnucmelXtZb6swan5uM8/&#13;&#10;cPGv/1SCJpeEGAPdY4w2JE/WJ0+xJEV2xI+BLaxLiavZtaJ479bcA6nZ6SlZB5PTD+1PyczZmFOz&#13;&#10;okCzuMgyqTI4q8QZn1VYtWeJgdZbxlkSpuiSY8xIP/4nR+mSgzrP7cu1b+5pWV/heTq5xeD2U8XR&#13;&#10;bERf7OXgdU2NSQwGbvUFZbdfZJ+mG6OyOw5og0cswY/3m6cUWAKoVdSRgAmsa9RQRLWp8Z8fcz81&#13;&#10;NZ4qd38R6G+X+5voSplHOg5KX0XXsQocotDcHwh5/hOZg/sA3eUwuuPXCRrgNQjQ6OkGtER3H5Ba&#13;&#10;98N33nkHFisM3q5jdZI8IQrSRKyuAxVQAODf/bC7DnizS/p7INlQLOCEXHDYPRH4INnuOt3lUKZQ&#13;&#10;4+gK+M+CZwv3+C9UErih3wnoNuL+8ffvgpcC/zF9wfill6oF6BWfcqOtdWdVhjfghw/aIai+mjKp&#13;&#10;YP+La75DNK8sBuUAaAhyXPrqz7fHBGjrmExvoiBrGXHAUH6ZOYjH+e6wIAUigqCwgKWsI39FR8mW&#13;&#10;TuNht61IV5piTIvVJ03VxUdZkqIMqepHBUHKSb+bi3/txzfkdW3LU1/ZQbvuyJ2sT4ltTZ6pSaaN&#13;&#10;zyDr9sTxHYljOxLGtsdPstBbpKdpUuOads5v2rmgcH/C6vzGyWXS2tzmmt0rDCD6pFH6hMnmtCjD&#13;&#10;tkmtad9ltJpvXdb68i5NSbvSc0PVvnr6CjitBZPRrDaw2sTkkD2sbu0I0MtUTQGh96b6lbW+LK1/&#13;&#10;v8b16CbDAa0PiiKsCPUxQGph2Nwh8K5CbleSXcIvPzUv3qJ0ROq/iuMKXW53qOF/F9Tdhwv/XA65&#13;&#10;JxzCDeME/AsLGpzFF5KCKiCEiCyg7nngPgjyq3vjxo0b17Nnz46ODh6Fx+VR+CFiwYd7UoqqJ4Ck&#13;&#10;uA/SQWgo69Ahzws+0IHA04EnLwb3hABwgbvdc4EMICkc8lg4DGXBD7kCB6+KPwk8d7jdfxwn+ITc&#13;&#10;E3z+twBbFo2BNFFBEvEG3Yci43ll1paXl43o8DgV+g6g7BEDqLPE0l1PrB9BmqhbSQj46UuD846u&#13;&#10;G7LmS6PbzkSY1PRNVVGmFxVTu4Lq6WId7YUmIX4SvJ2Ouh2W7Km2qsSAvjSoLfMaKmzZ29qSJlgT&#13;&#10;YjrA0SmwakHNU8jgJYJWLWj++3cs6BN/MWYQcWK0PnmyLjm6NTWqOTWqNXmKNmmqFlknRtPT4UkT&#13;&#10;LYkTXPFjtDun7z58bGqpsu1YlSFpujFpvDlhqj4x2pwwWZc4PLW4tsd67Yup+uJO8ZujrpGHrSJ9&#13;&#10;Y5DGBqqSqli9XuS3FEDOuIiQ1Pcx5+qcj23RxLe486zesRntH++2dHgwsbGA4A/iSoRWsYjh1WYi&#13;&#10;hJqf915KjgT8/+WnKnDFf4G/T6TLJ4TuQVwIoXtQCCGfE9zuh2H8I36ToHmn6c50EELUBkD2+egp&#13;&#10;Ja7MBfg4nU7IID7oh+LyUC7AEzLcEGlCp3siIVfNp2vrlZoY0ToOEYrc+SEUIHNNDvh3TwSHKHP3&#13;&#10;FAAkAk24PDXI3B/AIQeviv/joFGtVgYqCZUTJBc1TMbyvMOLesx51eIC7SpBUQ4Q38obSjbeOXto&#13;&#10;WUstFKglcJXO2NKstY8sfL2pQw9yoQoP4G/QJ4k+EQY5aFkAM1NeQtBjLmnPXWY6ttKnL5VMpQFN&#13;&#10;kb+lzN1Wb83c2Jr4U1t8pHnb5JadKkEnqw9qc7NXpdouwlWZmm79cVcN7bKRf+V3nNAp4t/zddJk&#13;&#10;M08/aSrtek6ItcRPA+GaEyNNYGfY74lTDElT9cnTtInRmuTxMLe35xTEVjjL9y7RJ483JcUak+La&#13;&#10;UqKM8d/PT93z+E7LK6nm3TrvtibpiWRDmyuA6wRUJWpMrVucPiRaSoIryD4MDgyRlaW2rw9bDuvc&#13;&#10;aTr/oCRbcqMTamqVuv2oLLWrUvwwTl78iyUOLoABOXPxIACM1iWp8z9GIlHjcU+uzD0h4PAEH+hA&#13;&#10;4HSJEcsVuIBQSkgF94HANbnLwT0BniMQSgeeamwC9wkJAJdDOjw7HIY8efHg/nOEdNTMT2YQbeBc&#13;&#10;IdAmA7rNJ0q03WV5zvxb454yexyQYVmjmaESlxV7YWSf2Ye3IaIowJsaaG3xhosnPFRkqEVaLszL&#13;&#10;YBhY4uhVtNXMSxoyc1uqrJWbzMdmttWmeI3lfkO5U1/l0hUJLbne9tq2jFWG+FG2lOltuxdat080&#13;&#10;JUQT+dIqh7oSzSlYZeSQTPyrcq4q/LpN3fUmUr6swR9B5G8oVe8cmpOnmGkpOZr2WdNT3RONyZP0&#13;&#10;9NlZ/KL0qVH6lGhdcowlcXznjh/s8SN3Hzk8oVIp3rfZtm0cvaQ0YaYREZMjpyamvb3X9HaqaVtD&#13;&#10;MN3oGbbTlNbkwvUDfa4bFUvrHESzRM4EWaKH2wVUygcHdBNz9IVWZeRB2xu7W2w0kclMVL9gS72Y&#13;&#10;hpta7WGctPgXSxwAOIvzGuRDhw5NnDixQ/3axbFjx2JiYkwmU0iHqwGc6XCoJtBlzPIg7nMCIYZk&#13;&#10;CAAErsCDuH8otHtcFEOv1//000/8fR18IumeTncZUaATEng6AJgdnvAJQa2Df4Hfqfb/OsAbvBVp&#13;&#10;axatFIsBustHy1mb8hbeENO3hp4kkn2SD0Flddmfbn317Mj7nlk+0uGw034MJgpBYfahOWdOvGvC&#13;&#10;zuVoDejRy+vBTjLt1lIkxWcqN5WtNOTNai/b7NYXB8wVAcMxjzbba8qVraUuQ763raQ9Y6klYXzR&#13;&#10;1ok71v1kS43RJ0bxm4ScYenH2Vk1frlMod04t0vtxF/IglbJWo0Cwxxx4eqSY/VJsbrkKTrankEG&#13;&#10;u/rFLPxoD4kpOcqaMKlzx9jWXfOO7U9LOJK5oLBtUZG9es8S245J2pRJxsQoU/JMTWp0ZPzub9Pb&#13;&#10;PtltWVzszLe4vsnQRxU4YCgLUkCkuY86ulrXBLjojUGQdEAakqhfX+PZ1Ojps02zT9OJIBEcLdET&#13;&#10;8LCw0XUpSvc16DBOOvymBY3mVzsMXZOCy/gqwdixYyMiIvgnnOPi4s4555zy8nLICOUGLFcG0Mk4&#13;&#10;IIM34c+DoAxPLkNAEGkfZ1u4SAQuB/xDmgCXye46vmSBKPn5+SjSjz/+CBn+vCRcPxQRyjxZHh0K&#13;&#10;XId7wuWnqWoRQlEAyAjtOjg+00BAdpABCCcxuFlHf1DfcpB2gMHwo3aUNudOu2DifWN2LkEV0HYM&#13;&#10;mR0qjX939cvnRz1+5thHUooPIp5fDBxs3D10zXPnTHzkr5Ne1dppaof556MdZV6bvuTo0cXevHnm&#13;&#10;8rWO5sOCtqrDWOrRFwb1RcxUqK9Jn7knzm0o9ptKHAcX65PHR6/88JPZr/l3TdYl/ULQxJW0GB1D&#13;&#10;e+/oi92T9XATos3xMeZElW1Vc/gfqJl+KtWSq0uaSJ8upA8V8mWNKEPC+PaEGF1ylDYpypRIxrI1&#13;&#10;YaolcbohaaqBljuQ3az8fUnxmaXLC0yx5cKY6sDCIl3O/nRL8jRz6s+mlGhDSmxb0lRTUvR3Ww9O&#13;&#10;z+v4/KD1iyOm8nZPbIHtuV0G1Bl6oxhUB5oYQJXAwKBtcZjW/LQzTmOV3t1pTq33vrFX+9NRK+qN&#13;&#10;uiL9o/0u6nI9tcvJ3gH/r+Nf3yREt+jyVZ/BO+200xobGyHPmjXrb3/7G3/Sj4PrcxkCJ1AA/lwA&#13;&#10;QqQJdHmpwCGigF6h0D2d7nHBoV2SCq4JT/4CUsjdlTmQLGdeNcNfcoQPB/cH+CHShIt0uBsS4HId&#13;&#10;LndX60rxZAWqFOcJJoDphrqUPDDi4JFZk/jelifPiHyk18yPNJ0msIVX8JocdROTf7pg0qM9139S&#13;&#10;YC4UBJ8iKiWGrNdWP/GXqAGnTnhszu51fq814DF11O+15C04dij2/QVvMn2+R9sYtNQHjTkeTZ6o&#13;&#10;LRaa80R9aUn5rkGL3/B1VPiMpZ2HlthSIsesee/lecPk1FiQpkq7MWTw0kIHEbE5YbIpabKe2JY+&#13;&#10;UtWeFNueHKu+r4OT+InsjB8nd6RgSY6xpk01Jk/V7phsjJ9iTZxiS6CF5pbkmbqEaWZaUYlu3YnE&#13;&#10;o82JEzsTJhbu27wkTxNb7p5e7l1c1LwvI7N617b6XXNa0yZbEqdaEoj0NSnTEdGSEPXZliNLy91f&#13;&#10;HO14YqchU+tZXu0fmmJyBty4nKAn+6g7wVRRLyvIRa8KKkow3djx7eHW0YftQ1JarR66U4IO19Uo&#13;&#10;aI4uB/9P7PNhnEz4F2vQAGStVpuZmWmxWGbOnAlzlb95LiEhYe3atRBgk5aVlen1erAV0NzcXFVV&#13;&#10;BQFx4VlZWenz+aBQVFTEd0AjCGQHAayal5dXWlrKdyhz1guFmkymiooKr9eLFBCXr6sgSklJCQ6t&#13;&#10;VrIpkIXf76+rq7PZbJDB77DoDQYDClxcXMyjIDVwND8RUDlOhF8B4JDnCIFnCk/u8pRDLjwB6OCQ&#13;&#10;a8IFeES4JzFQAaEfkYkoyAFZkZXi5v2fbnzzLzH9rxw3ZO5+etVUpjZ9UvLHT6/ud8rYhy6Y9MS2&#13;&#10;on2CJHQG3KW6ox9tHHruxN6XRj2+J2uhtWihLmOmp2itpDmSW5QwcMmXgrXApz3oMBx1mYuC5vKg&#13;&#10;tsDfms9slZUNe/rNeamqer/cVuU4vNqbEDV55Tsvzn01kDazNWFSl+0csqCTJ7clTTGrSxNkRMOF&#13;&#10;TQ1iVdcrVJ0T2Rm/4xb0ZFPiNEPydH3yFC0tQMfCUrbETzUmTrAkxuhSZ7bsjDMnTDXtGG+In1q2&#13;&#10;e+Om3NLYCtec0o74Y0Vle9e2psW2JU7u2BFlTorSJ0eaEqLo/dRJ0ZqkKZAN2ye+t/7wmnohMsd7&#13;&#10;2wpdenMgucX9/k5DhQ3sTLdFfVLATY+RwJrxoUuCoi3eoMPnnVXd/nSaq+/m5jJzJ/ogdb6u1abj&#13;&#10;ADWr7RLGSYzftKBDHLRq1aobbrgBvNy7d+9HH330nHPO4RZ0yIqEEX3xxRfzl2nA8+mnn37wwQep&#13;&#10;/yjKd999d9FFFw0dOvSyyy5DCs8++2xtLd3fR1BWVtaQIUMQet1117344ov5+fnw5NzH+TQyMvL8&#13;&#10;889H0F//+lfEHTRoEOaDJ5988txzz8Vh3759QdOIAkY+++yzY2NjIYOXr7rqqvvvvx9Fhc7zzz/P&#13;&#10;PyOANMHdc+fOvfXWW6+44gqczo8//ojZAv7IkZvYKDkXfhWhk+UCLydS5udyUoM4QD1NJtADbMwn&#13;&#10;Se1Bc37LobHJn58b1eu+BR8dbqLHkcz2xonxHz6yuHfEpMcvmfLEmNQldo8jry5x9OZnHpnfN2Ls&#13;&#10;o+eMfTgqYVTa0fkZOdv87ZWKraKwIr7X3Pc0tXuCtjy7odCjrXRaSh26XEdzrthWWlC97c5pQxIy&#13;&#10;1rGOWnvedtP28d+sHNpv9tCmtOnm5Cm0FkFkSnTMCdoYH23cEU1bLFJjEaRNitYmRHF2Vq1sUlaj&#13;&#10;dCfoLvpuxQ/0mjSBHh/fGa1PjW1NiTanTDLQPugo+/YfbTsmtiQv2Z11eEFJ+8ziwKbsxtI9WzoT&#13;&#10;Jlnio8zxUdBpTo3RJk8xJ8QYEqNaUyIxPeiTaM7Qx0e9vvbopmZpWpEnYlndzBL7Xo33ncMt+w0w&#13;&#10;VlCrtJoPBAOCLSCnaT3D07XfH7KNPqx7d4+x5zZrr63NS4rsbT56kzL6H1cO4/8Ofp2giZNUAqqu&#13;&#10;rr7mmmueeeYZ2Mvz588HwZ1++un8ZdswnMFT6DewWOE5cuRIyPAZMGDAPffcw4O+/vprEOXbb7+9&#13;&#10;cePGuLg40PT7778PjoMx3rNnz4EDBx4+fHj//v0gX8SCwYtMEYq4SH/8+PGI+/LLL2/YsGHevHk3&#13;&#10;33wzDt955x3Q9MKFC2+66SbwL2gX1jr8J0yYgOw0Gs1pp50Gxl+5ciXoGMT95Zdf8hPZtWvXBRdc&#13;&#10;gDRhgGPKAU3PmjUrlB0EXni4HIgChGQEhQBluDwI4JonB9TT4afVDUQMqBxUggwe8TEpx5IxNvHd&#13;&#10;Rxc8curER88eO2BJUYq1U78ta97PCS+8vv6pU8cOuWXWq5szl7nLd5Ufmzky/on+i/ufNqF/xOjH&#13;&#10;7o97+aklL0/bO1Nub5Bbyw8VLb877sV9BZuF9gq3tkxsLXcbSn2mAr++xGcpSCmce3FkzwnbpzFX&#13;&#10;vb3+oGnn5O82vXr55Mc3rvnekzZTlxSt3hKkdWfY0bR8TAb1ZBMMZ3oZ6WRj6hRDaizJRMR0A/CX&#13;&#10;O4HHf5zciUyTJ7YlR3amxHQkRlsSJhqTJupTozRJUzviY+xg7dSYgv1b1xS1RtUI84s0GQf26RJm&#13;&#10;d+wYpU2OakybYUzgtxC7vhtgTqa33CFNU3KMNXW6PnHKy+tzNzYGY/M6+iW0vLS7IaHF83OWJa7A&#13;&#10;ka53xhW1fXdE/90RY+Rh88gjhifStH9brxuyveXrI+aF5R1rqk2xZW23bdCNztKhXdDzulqEQ7Wg&#13;&#10;VZYP46TFb1rQnIMWLVp05pln8ie2gR9++AFsCB6EzAkaAixomNU//fQTZPgMHjz43nvv5bT4xRdf&#13;&#10;wOANfW7qtddeA7EiIn8F3aRJk2AFFxcXw1j+y1/+ApsaOmBMKEDgBN3a2qpGVUaMGAGDuq2tjR9+&#13;&#10;//33IFwQfX19PdT4dz1gQZ966qnIlOvA3r/99ttB4jgRlBzR9+3bl52djdPp1avXfffd19nZiSBk&#13;&#10;Bx24sKAhwAX4IQeXcWqczTkQkYPndZKCzk/94YoKfUJkAXpMuaa9ZHzSq73jHj8/cvD54x98fv13&#13;&#10;Ja05n2we9snqRwYv7hMxvk/ETz1vmtYnbuunUfFvfbPt6cErhp0+4ZmIcf3umjek//wnxiZEMktD&#13;&#10;QFexOX/6ZZP6RifFKu0Nnc25bkOeT1sS0OUIxnJ9w/7ohE/PnfJgj9g3Sip2M0uFJmPWd2tfOHV8&#13;&#10;r+8XvufYOUtPC9BkKdNidEosmFeTOlm/c2pb2jS6N5gQTfcMVRu5y1JWNdV9Gt0t6K4ljvakyLb4&#13;&#10;KH3CNG3iTM2OWGNiZHtijHnrTNuu6dVZGzaVV8aVOWaUOPYfONqUNK8lFfT9kzZ1kg45pk1uS5xC&#13;&#10;ayNJ9CoPY+J0ffJ0U9J0PQg6KdKcPE2TGPvC5rItDf6px0wxuZYhSZqXduoe3NZ09/rqr9NtHxxs&#13;&#10;/zzdPO6ofUahfUVJx9pa79fZxgfXtY7N6khq6dxe540pdvbbrJ+UTV+b47vFOS2H+t1J3gH/z+M3&#13;&#10;CRpkBIG/Nb+xsZHzFH/NUEtLC4JwCB1owoIGiYMxQcoguMceewzcpyajfP7552Be/rVAkNorr7xy&#13;&#10;9dVXQ46PjwdBg6x79Ohx55138k9PHTp0CFEQirwgjBkzBnnpdDpOiKBdmL16vZ4n9d133yFTzA11&#13;&#10;dXVQA8UjCmaOM844A1zMo8DExlThU19yCNMbasjujjvuuPvuu3FZAJvdbrcjwbFjx6Kcw4cPh7mN&#13;&#10;XEJud0ABmrxacJp8+iH2OrmAMzoO8LFqOdM58i0DclDw4FDXrp2w/ZOvtz07eNnjl0QNPHNi/6Gr&#13;&#10;JzmC3r3VG6ITXvpk2TMXRfa5YtqQC6KGfL3l568TXvpga6+BcwaeMvGRiLGPXBHdr+fcp35InKA4&#13;&#10;613GY7N3D78wqs8zyz+3tOZ6DOWCprhTk2+oP+DWFtl0h6ckfXzNzH5njH980aEFQUPJqpSvnl/z&#13;&#10;6GnR/a6b0Gvf+q/tyZO18RMNiZGGhEhjQqQuYVLO2m9qtowG57YlRJm2TzJtn6j6RxroyWx6Uwc3&#13;&#10;mYms+Qp1N9mcEKVJi9Md22xvzHDX7rUeXkzvyctYtbskb0aNZ3ylsii/oWLfBgt9YSumLXGyLTGm&#13;&#10;PQGxYszbow3JiDvJlDTBljDekDJJmxRlSYBJPsWYMMkQP7k1Ycqr26u31sNq7uy9ufW+zU1PJnVO&#13;&#10;znNtrLUnNHoO6LylnUpNBzusF6cUup/coX14i+nW9ab7tmse2tR2x/rWa5ZoN1a7PUH6JArf8Xi8&#13;&#10;VVSXWifM0Ccz/oUFzT8gxt8lBHDS5FYtNyohmEym00477dtvv1VVyG4NEfRnn30Ggu5QXwSKw2HD&#13;&#10;hl177bVg9vT0dKSzdOlSl8sFKxgMjkSQIOc+kCCUR48eDR0YxWpKZIxfdtllmAx4UiNHjjzrrLMQ&#13;&#10;ixN0VFQUPKF8+umng7shQ+3pp5++5557/OrLS7/++uvzzjuvoaEBhWlvb0em/HOxTqcTVjyMdyAz&#13;&#10;MxMuTGzucgHIy8v7+OOPt23bhnRQNrgoJC8Gd08aYPTTOeHs6NtIflwz0EQn+yV6U5LsE9HizOzQ&#13;&#10;jEp86fX1vR5ZODhibO+IUXdfO/2VnaUJQnWiLntm/qqR+zZFtRlLPt7w5evLhxcUbVmfNWHU/Geu&#13;&#10;G/NQRFT/W2Y+/fTSF9/ZMFKwVqYdmf/+hucumtb3zLG9NxxYoZirmamysCz+/dUfFlWklFZv+WHL&#13;&#10;mxdM7XXbjBfyynd5LSXJuZNe2/jCX8b2u3rKkLg1I+y7Fhj2z9cdnGfZO9e+f2HTvrg35z+3fesP&#13;&#10;nQeWOvcu1B+cZ0qfY9k337h3vm7fHN3O6W3bogwJUa2pZGsb1DcZGZJgZUeZ6QOD0e1HVnY05bm1&#13;&#10;xR5LtdtU6m850lCYtKq6JbpKXFbStvtoTn3aAltyjCZ5OlF80mRT0hQzraVAptT4SgtcyLRvJCHG&#13;&#10;tGNGa2q0JWF8546ZgzcWDEyx9t7c8NGhzvVN7p0az0G9cNToL2gLFhoDG6rsP+U7n00zv5TYtLXe&#13;&#10;1dopRB4xjc62v5hmeC619dmU5p/z2tR2YKIckETBJ+OI3hQoM3qbHVqrq/HCOBnxL9ag9+3bB16D&#13;&#10;dVlQUJCamvq3v/0NXMy/csL5FDput7tnz54IOnz4cEJCwqWXXvrQQw9xfv/qq68QnW+xAEDQ119/&#13;&#10;vcPhaGtrgw5sWHBiWVnZ9OnTR40axT+4gGQBCDDeYWXDKFajMpixIYIGwMJI2Ww2c4KGaQ9PTtAj&#13;&#10;RozgOtyChlGPQu7cufOiiy6aNGlSaWnp0aNHobNjxw5eSDrhf4Xk5GQY5h4PmZDchFdzIHRpnBzg&#13;&#10;Z8RABiJoQJa8tL9AoJ23giTS65Ak2g1WaDy8sXBB1JpPn13web+Fr90Y23950gihNN7blp+/NjJ3&#13;&#10;XaTit4zc+NXDC99wGivNliOJ895+fWSviJghV8UOGLKk553Rz2aXphwqWv7FppcuntTrL2P6vb5o&#13;&#10;eG3dfrmz8XBx0p1TB+wt2r7uyJSXlgw+b2LfU8b0m5Y2z2UoySuc8/Xm904Z1/fd1SMKi5I7W/Nd&#13;&#10;bWVebZG7JT9oLHc15/db+Ob8vbMVU5XdXOA0lfgMRQFDkWA45m862FGwQ39gsXFbdGe8evsuIaYt&#13;&#10;JaYtCfZ1lGHvPGfhDn9rjmwq8hkKvfp8jy6nrSk7oaJ5UqU3ubTeeGCxNX40fYcwIVaX0PUZF3Vd&#13;&#10;he43qssmXc/C0E9dMKEl6e3T2vdE1iXNjFmz9Z4N9R/s61hfHTys9x3ReXL1/iNmeadOWlpk/TLd&#13;&#10;+ERS6+u79Vvq/R56T1TAJQbHZdmmZJuHHzY+tlW3rsk/MFG3vJzePuajV9zRZ1h8QSkoBkDPaCw+&#13;&#10;BsM4WfGbFrRK0XQ3bNy4caDCc845504VYEC+zY5f7MMchrx79+7rrrsOQX379j377LMfeOABbgV/&#13;&#10;8sknsHP5djfg5ZdfBn3zHXIHDhy4//77Tz31VCR+4403gmHtdjvyRY48Tf7JK77eDXz66acXXHAB&#13;&#10;CJoffvPNN4gbWuIYP348PGHaQ0YQ13n22Wdvv/12pIZk4eJq4MILL0TxwNSYUZKSkvgpIEcgRLv8&#13;&#10;MAQ+W2BOGjRoEOxuyDwW0oeLQ57XyQH1VRAwy/yS7BKCivowskd9RVKQlrikYIAmUL8SoLMu27Wl&#13;&#10;6uDypemjzxt7z5Sd0xWHrsNyOHX+iL3Lx8ou7U9bPrpwas9GbWZi/qy5Y3oP//nxUyf17bNoyKtr&#13;&#10;nov4sff0tBibeXdUynuXT330qlnPj0mbqmvIYLam3LK0W6c8NCNl0qrD37y9YfAFkf1PGdtrTNpP&#13;&#10;GzInf7H+yacWDjxlUt9zo/qvyVnuMxU4TAWCoTioLfTripyGvP4LX/p+22ils27x7ukVFemSscyp&#13;&#10;K3SaS/2GSo+2yG/M7cxca0qYZE2JtSRPhf0LdjanL3ZV7/EZi+2mqoAmM6jPDFjyA5r09LKSCUXe&#13;&#10;dZUWzZEtjsRxhsQxrakxjvgJ9h3j9SlTTHRDUr3ryB9BJLJW709y7k6abEibbNg1wZgQO27brkF7&#13;&#10;mrY2+KrNckG7km4UU6qdi/Psb+2zDNtle2mf7vNDzYe1tKyv0LdQgkwSzF7hg4PWeeWdX6V3Xri4&#13;&#10;YV2Le1G5v992/TGLA/TtFwLBgBwUJFzdKPScOIG3XRgnJX6ToDkgwwI9duzYmjVr8vPz6+vrYYrC&#13;&#10;ZObcBBdsxQVYprBJa2pqDqngiRQXF0MfYxoKAMzwvXv3IkHIUIDBu3nz5o0bN/I3PgPQBCdSxoxV&#13;&#10;VlampKR4vV5+iPQxDfh8PiggekVFBSx6v9+PwkDgW5th4aalpSEij5KTk4MrACjzKPDJy8tbvXo1&#13;&#10;9Pn3X7gagFCO7jIH4kLT5XJhdiksLOQKPEH4c/ekgVoZTMYkJQcxN8FYhgWtepC1BvKW6XuImM1I&#13;&#10;ztoQmbn+mwkJr5w7sV//2V80a3MEbU7p7jUtJfsVc9PohC/O/vmexKMbDxYsjfnqb6/83OfqeY+8&#13;&#10;vXlQryWDIkY99NyqF6OTPnhv41PXThkUMbbXnPT5SluZrK8urki6fnqPp9e++cWmwa+ue+zSaf0j&#13;&#10;xvQaOG/Y8mPRn8e/dEPsg6eM63Nt1JDn5rytrz8SNFe7WsuC+hqHuSKgKXpk7pMvrvxEtJcMmv7M&#13;&#10;7sMb5I56t7HEbyj2tJZ26iuZvTE3b8OiZcOtyVMN2yc1J05vP7bF15zpMxY69QUufaFTk+M3ZHtN&#13;&#10;ubbG/cvKzRMqAgV1xe6DS4w7ZhrTZhroFRzTDAmq7ZzUtXj9Wz9d4mRnYszWHase2Nj8TZZ/flnn&#13;&#10;l1ntrydbB2yvH5TUOiK9bXaxLanZrvHwB69kQfbLgh82AmSNy/PMztadzcqH6dYLlzXGFJryLd7v&#13;&#10;D9mGJlfY/D5625QIk8GPyxm0hLrCESbokxm/TtAABirc3yIgzrl8PHPbsyvgOBAKHS5DgYMf8qDQ&#13;&#10;IQdS4J4IBbgRzf3VqF3KXKF7drycAC8Sl7vrQMAhj8h9OLgPPwXoAFwGujS6MTiU58yZwz/+DflX&#13;&#10;lU8C0IjHSdOOOqpDnJtH8OocVTpXpU/0BILudrfRGfCIXl1H9baUSc9PXvbsWxtfvDj6sVN/fmjB&#13;&#10;wYWipTRoKRc7S4/lr3lj9bOnTXz4hQVfei0l2oqU1CU/T139Xdy+sYMXDzpj/KMPznnurc1PP7rg&#13;&#10;/rPG9zl9wmOXRw3YV7iRWZqrqpJuiHl4ePzonQVz16X++ETM02dHDvpu0xdxe4d/u/mZpxc9F/Hz&#13;&#10;Q88s/6ygLDmveEdV1X6ppdSnKwqai0z1u3rNGdxjxiuHq7YOnP3MrqxtkrXOoy0UNXlBTWGHtoSZ&#13;&#10;6zZnrxo49YXa5FkdMJwrdnt1hR5jucdY7DcVSYY8r76I7GhtRl1t1vRyz+LqDlfDXn9Fmn73AuP2&#13;&#10;kbqUic3J843JM40pMcbkWLKdaQ/JCb8p6o5sWpVuT53YtHnGwvXxI7cWP7C17Pts7csJhjf3t+Ra&#13;&#10;/UaXt+vGniz7RLKFg11fpqJXjGpdgaFpur0N/lcPNL2+V/t1unlXs/uIXn4hTRdb3E4a6H9Bv0Af&#13;&#10;tULvVS95wjh58S8saE5toEuYvTBXIcAN0RlCaRirnAUFhHKSDVEt1CCHlCFDDUEAPENp8kO4PAoE&#13;&#10;nib3CcXlmiEdWNM8cZ4vBAACgkIyP+SJADhEpgAEeAJcmatBATLX5OAReVB6evrnn3+OyuGHvJbU&#13;&#10;2jp5gDPCOdHAVxvE4qyMz/9o4eHb445cu730rdXH3hyd8tiktDf3Hv7BU7Sts/BAUfGqrza9dv7E&#13;&#10;PpdMHvDhshHa2myxrayxOnF22mcDl/Q8PbLnX8b3Xwvr2Gc8vHHKnq3jF6aPf2nxkxdN7Pnamrd+&#13;&#10;Tnhl6KZHL4wccPXkl1YcmO/X5yltjfty5p0X9fBtU14sbtivaDLHTR/ad/5bscmfvb2h5/Atjz0+&#13;&#10;/8lTJvQ9J+bRn3aMfX3Zp4sPLBT0ZTZTjsOcMXfPT/fNxjzR97ukbwcvfmZ3zmbWUe00ZDv0+X5d&#13;&#10;gU+Xr1irkorW3z/nuYqSHcyQFzAUgZpduhKPvsirzfNpCgV9scNQHtRmVtfkRpX415Q0+1riPeYi&#13;&#10;Z2mqfc9MXeIUzY5IY/wEfUKkIWGSPn6iIX4iXD1t1Tj+o6Aoeo8HPXEeaUmKak+ZWr1j6gNryo8Y&#13;&#10;xdi8jqnZneqTKV4hKAeFAPqchEEjBmi1HyL+gKAdwedTDbs07ufStLPKzS8maNeW+3JN3jXV4qM7&#13;&#10;6nJMLpB7ANqwpbv2cZxsnTCM7vjNm4S84UPMFfIBQofEgv/A1CEZQCiX4SIiQuHDEwHgH/KBy+NC&#13;&#10;QKYnxAUQCnB/LoQS4aFcPyTDHwh5ApBB5dwn5B/SBCAjLjy5DDekg4zq6+ufeuopp9MJmUfnuVMh&#13;&#10;ThbgjHFCqEK0ldaWviLjsenpV08/cEXsoWunHbhqxqFrovbd/MmGG0dtG5RVMNtozKiq3jEyYdiF&#13;&#10;U3rcO/u5nQWbvYYcj7ZUttUW1m16e+UTf4nq/9cpz/+47WfZoUncNv6HFQPe3/LYRVPuuX/Jo99v&#13;&#10;fXrEhkFvbX/+gugnzhg14IeksU3NBysq4z/d/NxF0x6KGNNz7b6lbVnrfpw96Ka5Q8eljvk+ftj7&#13;&#10;awfdF9c/YvSDESPv/Wt0/8unPzouIdJnLvZYioyte+ft++ahWY+dOarfu2vf6zVrcFzKdFmT7zYW&#13;&#10;dbaVeQyFjpajrL1of9GaW6Y8fqB4h2ypsWlyXfoCtx7cDTu6yKUvD+pL/Np8ryG/sebIrDL7klJj&#13;&#10;S81+lyFPNOb7Gw53Zm/oSJ9v2TfPsm+Baf9Cy6Fl1owV7RnLrenLzIeWmjOWth1aYklfYNozR58y&#13;&#10;XZswRRsf3Zw4w5o0vXXHuF5rSzJNyujszgmZdlEOukHO1Ku8Qeaj+kZfYkJQ8gclXDWyWpvzoQ0V&#13;&#10;2R3Km/vaF5Z3jMjpHHXEmantzLLI3x7Qvr3X6hYkv0IvZaf3kqot1tV4YZyM+GcWNBfQl7iLw6ys&#13;&#10;rBkzZvA3E3W3Z+GGhO4u50oAAqJwt729fdq0aQUFBUiQW7Jc+QSBx4XLwYMgcBfpbNmyZd26dTwF&#13;&#10;rgBPHELgyjjkAvfhmiHwpODPU+M+EDioFo7XA4LgdnZ2jhkz5siRI5ARi3sCXPPkAD8lXEULgrKz&#13;&#10;atT03edMO3LnzMO3zs24Ydah22cfvWla+o3fbXr4nXUPf7zt/nm7Px6z6Y0Bi/qfFd03YsyDn24d&#13;&#10;5dAVdGiy80u3Lzs4/pmVg0+P7dN71tvW2gzW0diWG78q5fOP1z9x4ZRHb5rx2CfrnvxoQ78nlw+M&#13;&#10;mNAnYtRDESPvXLBvfmnluvGpH10z48HTJvW9MealI+nzJ2x6I2Jsr8kJUxpqt+/KnLZk8bvfrPo6&#13;&#10;OnlWTv72R1e99P7KbyVjiaO1qLYybVHGtw/PHnLehIHfxH/dc9azA+a+4dRmCcYqtzbPbyy260pk&#13;&#10;e2VG0dpLJ/RKOrpJsda4NLTu3G7MC8CONhU59UV+bXFAVyyY8o0t2Qll9TCi4ysabfXpYsshu65C&#13;&#10;spR626pc2qJgUybSdBmLPeZyr6nCp690mEqdljKfuTSgz/M1HHKV7ewo2N6Zv74jY71t57zG+JgH&#13;&#10;1hbu1ohTsu3jcqwwPdB1MOOrn8YNQKYZkTyJb1H3Ve2enhsbj7XL32e3LSqz5Jr9T6RY9rW40g2B&#13;&#10;BI2/77bGDB1Gn1eEpcHouzbonV2NF8bJiH+9xAEXXcmnfjyFP6jS1NQEHb6/mBNfiNoghIAggMtQ&#13;&#10;5gIiVlRUIBFwNBIMHP8+C+LyfLkaBxR4EFwcwuWrE5Ch3Lt375tuusnlcsGfm8YAgqCPiBC4Jvfn&#13;&#10;wCH354c85dA5QkCy3AV4OjyIh86bNy82Npb7wOXgyicHcOY4Z5wbanFv5fi4fRcvPHD9nKM3zcm4&#13;&#10;debh26anX7/w0C1Ru276dNtdX6zquW7/jxPT3hq87PmIqH4XRj/Rd/YnFbW7FF3dtj2Rn2+4/95F&#13;&#10;PSPGP3r6zz1/3DKuoeXI9iMTvo5/6s0dg+6Y//wZE/o8sfi1tTlRGzd+OWzKa88t+XzRrqVGTY1i&#13;&#10;zFmS9tUN8/qeFzkoOnVeZvGazza8dPG4fg/MHNaiyVDaSg/O/c58eIviqFWsFc8vfXnQ3DcVU3mn&#13;&#10;8dj6rOh3Vz9+WeTAiPF9Byx75oF5L1w55ZnKur2SqczbmunVFwW0NYqpIiNv5Vnj74lLmSF31gRB&#13;&#10;x/pit7nIrysMNOX5dWU+XYFHmxs0FXnNpSWNNUtLzDFlrpSq2saGbGfrUS+Ma12ZS1fp0xcGjfk+&#13;&#10;faZbc8SpOwbzHBF9mnyfNs+rzfXr8wRjgYBkjaUBY7lQf9hSkjQgoXlztTM6xxKZY0PtqisZ6l/0&#13;&#10;R8jUlajLQUYLVLX7em7QFBhd32VZl5d0+gK+tzMcs3Jd2brg/jY2Ldf2yW4DvbZKTYQM8JOrB4Zx&#13;&#10;Av4FQXNu6vJVlKioqFNOOaW5uRlB4ES4XQHHbeHujEbxVcLt0ji+eltVVXXqqafGxcV1+aqcyCNC&#13;&#10;oXt28MQhXH4IhZAADB48+O677wZlc8+QMs+aewLcE+g6Pg7oIDv4Q+AKAFem1NUUuABPnB0Od+zY&#13;&#10;MWzYMAh8PoAAZbgnDfj5irTEwY40LZtx6JaFsJ0P3kK/9KumHbppXvrN8/ff+PWWuz/efNuk1BdG&#13;&#10;b33i7Y3PnBHV98apT0Qmv7f96Bu5RVFT0576aP1db6x96K9T+90x7aUJOyYVVaXNSP582Ire76x9&#13;&#10;/Lpp/SOi+pw9rv9bq74oWBV5ZHlUU+thpa2iqHTHzF2ffLluwN/mDjhlbN+R28Yu3f3N6xuf+Evk&#13;&#10;gIjRPafsmdOhKUwe90HtnuWu9jJBX/rCipdvnfGiq6HE056//ti4L9cOviq635XT+n247vE7ZvWK&#13;&#10;GNfnhy3jFGtVUJ/jbC3w6ir95vwVeydcENvzkbhXjfVHFXNVpz4/oCv0awv82vyAocKvy/EZctza&#13;&#10;/KCuwGEsLWqsWlpuiSz1zCmzZFXlO+p2s5aDPm2pXVft1xYG9YUBU1HAVBzU5wZ0XcvcHl2h21Dk&#13;&#10;MBQ7dCUdunK7pSZoKenQ576y07Sx0RNVYI482qqIfupisJ/lAKgZPZX6G/VYmBS0WlFhC/Tc2FRj&#13;&#10;Cn6XpVtQ2I4Jc2ej44nElj0tSnare1eL86U0x+4Gu6zQtykQAe3V1XhhnIz4dYIG+FgFIOt0ury8&#13;&#10;PLPZPH36dG5Bc3+Px1NZWZmfn2+z2XDIORpB1HWOA/5Go7GwsJDTOg65BT137lz4l5SU8HeNhigP&#13;&#10;FjEUCgoKWltbKXuVRq1Wa01NDTThlpWV8YcABw4c+OCDD3Z0dBQXF1dXV3MO5fMBDHZowp/vuUbK&#13;&#10;SKelpaWhoQGJIAXoe71eHoSseTl5gXmmAHy4C0+eLM70/fff58/OhDThf9IAZ4XzkYICrp73Nm7/&#13;&#10;Yc/tcw5fM2PXnXMSb1k//8blm3os3XzvgsV3TVh093ub7h62vt/H2x5/gd4v+nCv+Q/NP3jnjMMX&#13;&#10;zTp8bXT6Dd/G/+2LHfcPXXz/84uGldbu9RrzjpQtjU7+eNy6VwdMHXJ+1KOXxzzx5vrRmSsji1dP&#13;&#10;FdsqBUOlU5szPv6jj9Y8/eCiwRE/P3Rt1DMrDsR8n/Le+RP73zrzRZjhmpK920e9VX9ws2BtcTQd&#13;&#10;+WjzK6eP77k+Y0VW0eq3lvT7cvOgW+MG95v79PebBt4xvWfEmD7XRz5RULVLNle6NYUOc2Fe7bqP&#13;&#10;Nrx86bQBp/z48I7stVJ7jaM1T9AWOvX5jrZij4FsbZ8p160v8jdmifo8vzHPUHdsZYV1TFlwaplj&#13;&#10;bXlzVVW6tyVD1BfKLUcCrTkObalDX+7TI0quy1jgMRX5jGVefalbW+rRlICvO8HdxtwObd6w+OZ1&#13;&#10;9e4JBdaf07IFTweqmHYxyvQ0oKRuw2D03n4BxgKaoKLd/8DGxpI25efDtG0DtrXD734nXf/5IVuu&#13;&#10;2Zdpdnyb6Xptp16htwrC3KE7urztwjgp8c8saHAQ5I0bN95yyy3nnntuPxVnnnkmf1AFBPrKK69c&#13;&#10;eeWVl19+ef/+/dPT0+EJvuNAdE5q69evv/XWW88777xrrrnmxx9/dDqd4PTTTz99wIABffr0gSk9&#13;&#10;fPhwu93Oo2AOgIkKzauuugqZbtmyBf5IZMGCBRdeeOHLL798ww03nHHGGUuXLoUnLOirr776pZde&#13;&#10;uvjii88++2yk097eDn8k8vHHH1966aXw5M83whPn8tprr/31r39FmS+66CIU4MMPPwR9w5+vePCT&#13;&#10;RRnghgR4AjgRPvdgHvrpp59gR/Ozg3sCeEQu/PeA3+2nP8dL93d//g7qxbdaFeX1iePX9/469cZF&#13;&#10;6+9ZP/Xe1VEPzd/RY8XkHktH3vv5wtumJL86ee8HnyQNeHfp4J5xfcfueXDa0RtmZtw2/+A1c7Kv&#13;&#10;G59242cbegzf1uORJX+7beoTxSVpkqHQac3WVSfsnPvtiqSpB3I2+Nor90Z/kjH7R9ZWpW1Ir6nZ&#13;&#10;PirpjY82Pd5r4ZMRYx59Z9sPM/d/+da6Jy4c89iVYx9NL98h2yqKEuI6qw4J1oYdOdOeWds7YvRd&#13;&#10;b2/9qrRm0xebX/ho8+DrJw+MGHPvK2sG3hP3+CnjB/af92Zk0kTZUuPRFrXrMpcmfzt01aBLox87&#13;&#10;ZVTve2e80KLNZvoyesilNT+oKXDD+G3J9OrzfZaKoC4v2Jrl1xcLxrLOlry82vL5Vc6xlUpshXtf&#13;&#10;VYmu4YBHmy4aMjv1hW2GMqelxG0qchmL3IZCJOLVFtK2P22JoM12tx6RjMc6tcWvJjVuafBNKnaO&#13;&#10;2JzqbauWFUkAO5P9LAThoGNJAQaChqiwfK1jYIq1oJN9e0g/p4C+v4wGPKKz995WvbzBlt0mLqxx&#13;&#10;PpvcVq530qWdTOvXvJXDOCnx6wRNtKRaiLBDr732WtiqGzZsmDNnDqgT/AhTFIz20Ucf3XnnnZs2&#13;&#10;bQI1g1XBwvxpETAX4nJiPXDgAKj5zTffhBqo7ZlnnjEYDOB3WND33HMPeHbixIngypkzZ0IZUZDy&#13;&#10;+PHjwYCHDh167rnnwL/8FUUwtxHliSeeWLVq1axZszIyMqCPQ3h+9tln27ZtA/UjHRj4SGTMmDGX&#13;&#10;XHLJtGnTVq5cOWTIkDvuuKOurg6JgMqh/+mnn65duxb655xzztSpU5FOqMwQ4HKfkHsCJk+ePG7c&#13;&#10;OAjdQyFzdB3/tyFUri7hN8uJ8ydXURyaTGvOrPq8TVuyJn2/+rYFo+7c8skDy2Y9PGPCQz8tuWP2&#13;&#10;4a9aGtM6W/KLK/Zlpc2Ztb7f3KN/nX3w5oWH7ph+8Ma4Q7fH7u3xZfwdn26+c+jyAd9u+LGm7rCs&#13;&#10;yRYtZba6Ixmzf/A0HpEtxW5dXn5KbOOBNYH26oziZcM3PP3Oll4fbHj09umPRowZcNaEPsPWPjlw&#13;&#10;0cMR4/tFTOrTZ+ErtdWHFFOJZC3JLF0ORu6zsM+p4wdfNGnA5sxVjc2H92ZOnzj2yTfXvf/9hhfu&#13;&#10;mf1ExM/9vtkySqs/EjSCMUskY6VOk/z99leuiO5zzdSnXlvx+bHSlKC+BOZzUF/k1RV2GAsEmMC6&#13;&#10;Eqeh1GfM82gKXbqqgCGbbgbqi0xN+ftrmqaWe0aVelaXt9TW5ASaMgKafK+uNKAv9OsLfMTLtMrh&#13;&#10;M+TD9PaaCjyGUo++wG8obG+tGZbaGF/tiS7o/HH7XntFWkDwqvdJ8AvgUoVk0Ucf65ZFQWFHm6yv&#13;&#10;7DQWWQLjs8wxsJmloCwGFEmckW99MUW7Vx/Itsof77N9n2VGQ2GQhS3okxu/aUFzhl22bNlZZ53F&#13;&#10;X40PjBw5EhxnMpna2tpA1l988UVFRUVxcTGoEP6LFi2CTkB9UBDRkQgsWZi3/H1yACxluPwNziBQ&#13;&#10;yFC7/vrrn3766VCO4MqSkpKysrLRo0eDc7m1Pm/evFNOOSU7OxtyCI8//nj3xGFQP/XUUyB0mN78&#13;&#10;fUlAbW0tjPT58+dDfvLJJ1FmTsHAI488AvpGvjxrTtAckFEM6ASDwT179qASdu/ejcnm2LFjYP+h&#13;&#10;Q4diKjIajVqtlr/jiScIdMX/L2Nqbirjj18R/IzuRQnED2S8kcVMz3PjjGHT0RPcks/eXployl/g&#13;&#10;qk9TtNVBU9HesoXrN41I+6Df5s97zVr/8rT0Z4+WR5pak4sqtmeVbCzdG7diywOxRy6dk3VnXMat&#13;&#10;0w7dPCvj5rmH7hi35+6PNt02LfE9EJxiLgxo8nztFYbyPdvHvueozHBbKz3mGsXZJHbUekxVnfqc&#13;&#10;aUlfvL2l7/Adg++f1zNiXL8bowe8t2bIiysfjZjU6+aZL0UlxVrqcwJIx1TSXHto9a6Rgxb2PTty&#13;&#10;yEWTBr+x/kersTxoLF80Z9iU3R9/Gv/EXXMGnTrm0SsnDd5VugWcLraW2luzduZP/S5p2HWzH79w&#13;&#10;Yr+krA32FtqER7v0NHluQ4HLUOQ3Fnv1xS5doUef79YXefQlXl0W+NplKBd0ua6WzLra/C3lmvGV&#13;&#10;ngXltmPlFfb6Q37NMUmbE9AWIqLXUOgzFHj0eR59rseQL2iKA630MpB2ff7Lya0p9cEvsyyR+0o8&#13;&#10;x6Z6bC0iU4ICA+1SxxMlJgZF0Ydhg2Y52uoYmqzLNvmmg9AzDXY/sTMaq9PP3ky1fn7AUmIJTs9z&#13;&#10;v7lX3+kPolURp6uZwzgZ8ZsEzS/h+bYN8BFoCGwVGRmJQ7PZ3NzcDCv1yiuvvOuuu0CIt91226WX&#13;&#10;Xjp79mxE4asBPDqMVoQ6nU7E9fv9PKiyshKJwBBG73Q4HPfddx9sYZ4p+LRPnz433XTT3XffjQTP&#13;&#10;PfdcTtAw3hElLy8PUTweD78xOGjQIFjHLpcLiSPlZ5999uGHH0bimFEmTZoETwC2Myzln3/+GYkj&#13;&#10;F0wG0ARQvF69ej366KNIBzKShQLKxpkaPnARfcKECZgDzjzzTBTmiiuuwPlC+Mtf/sJLePvtt6MA&#13;&#10;yBTAlICCITVERFIQ/nugnhk9IyhQ44jgYVEURMGlkNUm++ltdWKQrrCZx9OqKVjiOrbUrzlot7bA&#13;&#10;ogwacpWOBnPlzrQxLx6Y/Pq2zNfnHvjbnIy7lhz927xD93+efM+ETYNmpNwz9eDlcUdumZlxy+z0&#13;&#10;a2dmXD0r4+oZex54d/Ptyw99EzRXB3SZfk2us72kPnPN5p/etdXvrmien1M0trx2war9X8bseC0h&#13;&#10;M3Z/ybzxSa98tHHQ3bP7RYx77O5ZQ4ZveuLNDU+fFvP4VVFPx2euF01lwRYYtgUBR1lqXvRbG184&#13;&#10;ZUKfN1Z+XVuzz6rL9lQeWxb7ZkzqO59seLTv7KfPnvj4qRN7PTP/9db6DIv22Ko949/bPOC5lX3O&#13;&#10;i+4bMf6RHjNerK4/HDCWegwFjrZiUVMAkvXoCrz40fuS8CuAS8+w6GAmwxwucusKA62ZnY3Z++rK&#13;&#10;Yso904t9GWUF1vr9bmOh11jiNhRDx0sEnU9xDfluU7aLvhFTbDPmDUuu21jn/nBf+4TDdUrLhvby&#13;&#10;LZLg9Us+dDQF1U6Lz6DqYIC6jXik1f1KaltmuzizxDkmy9bpo3FEa9VMrOxwPLK1OTq/fafG/+Ee&#13;&#10;w1Ej9beul0SHcZLiXxM0TFcQNPfnrxuF2QjjEYSFi31O1rBboQOuRBTwGmiOU97rr7/OXwDNo3Nw&#13;&#10;guYWNKL06NEDti0PGjZsGA7Bqkhw7ty556kvCIU/J2j+WSy+Mw/CgAEDwJihxGGGP/bYY01NTZdf&#13;&#10;fvnYsWO5Jw5hQU+ePBnywIEDr7vuOlAU59CePXv269cP/vxkeZkRxAX4I7sLLrgA+Z522mlw/znO&#13;&#10;OOMMXEYgqf9CgubXBhCCOEtBVnAtLfsF2U0mM2R6TZ0iC8yvKTYdmWUv2SJqc12aIkdLmWAscZry&#13;&#10;Avpya+We1B+e3B43aFlGz6kZ185Ov2nWgavnHLzm5113fbXq/rHb75+dcde89BtnH7xmfsZNc9Lv&#13;&#10;mHv4rlHbe7y9tsfaQz8H9VVeTZEbrGeo8jQe82jLiutXzdl/16z0G+Zm3frjzmveWnfj5+vvW3z0&#13;&#10;41mpXz634skzx/U+dezgiIkPPrLo4SGrnqA3mo6957LRfdKObJGNpYW166bt/OiLjUMeX/ryqWP7&#13;&#10;Xzzp0W1Zy5T2+qqs9Yvnv/Zl/HPvbX+s1+zBEaMffmDeqzptlmCoVMzV5Y07Rm4Z+uzs/hGj+p8R&#13;&#10;OeiW2S9M3BLp0hY4WnNcJti5hSo1F/k4KRNB0w+UTT99IYxrHzhaXxzQ57la0wsq8+aUeWNLPTsr&#13;&#10;qtob9nq0WW6V1j160qek9AVuc6VDW+CknSEV43fXPJrU0CfBHJdZwtpLTRlTRHOJQPazl15EBfMY&#13;&#10;DUJfe1SYFDza4hmaYjrWLs8udY/KtHb4cH1GHC4EA/ibpffft6Xh63zzKztNqY1eBMH+5q0cxkmJ&#13;&#10;31yD5iSFC3wYjF999RVs23379j300EPgu9bWVjDaiy++yG/Bgaw3btz4ww8/8DfPcYIDIMMf5ueM&#13;&#10;GTPKy8u3bt36448/tre3g8pB+vAEa7jdbpiiIGjOII888sj9999vNBp1Ot2bb74JZuR7P0DQiALG&#13;&#10;hKxawPSoIWLBc8GCBSB0JH7ZZZehDKDvd95558477zxw4EBZWRkMW0wkx44dgz4YPETQAPJ6/PHH&#13;&#10;4Q90n1R4KIT58+eHyBclOf300yHg9JEp3JAPAJsdaoMHD+YpADiX/x7QGzZwQrRkiWYlkd4Zqh4Q&#13;&#10;M0ii4La1V+0wZk53afd7vQ2Cu9FrK/cYS7xNWS5NntxW2ZIUt+Wth7fPfXzBkQenH7pzXvpN8w//&#13;&#10;bdaRW6PT7/piy92fb+wxZVePBRm3xR28cdbBO2LTb52Sfuv32+78bOPDuwtnyIZ6v7bcZSqR2qtk&#13;&#10;U5muZduG3BcmH7pk5uHrZ6dfv/DIHRN39vh0412fb+r907anPl351DWxg88Z32/Y2k+i0kaMW/7G&#13;&#10;wxOHPjT79RdXvFJcl6pY6ooqt0QlvPvuxgGXxj566tgBZ47qdfOMxyvLdq06EPX22n4fbO37ZfKA&#13;&#10;u+MejRjd7+LJzy7cN9/auL+hMXHO4e/f2zFo6LrB50UPuGTSkOSCrX5Dud9Y6jfQTUK/Np+IFaSs&#13;&#10;wyzSRc0hjg65oGm3tsilzXdrsouqC2JLnFFlntLKA+6mfR59Hq1vaIvctNxBTO3WqncgMb2ZSjV1&#13;&#10;LVMONMzPKtU3lyv6IlfJDlPeavCqRJ/yFmVawoBlIAi0oCxla/wvJ+qy24KzSxw/HzZ1+oK49AE/&#13;&#10;05wKXcaSW92Dk1u/Pdja2OlDoyJmVzOHcTLiNy1oDq/XC1YFyYKmYdvefPPN4CZu1R45cgQWK4zc&#13;&#10;Cy+8EJbmhx9+2KK+J5ozHRgcNOf3+3/66adzzz33nHPOueiii5544onQC0L5Z15B0LfccguIkmea&#13;&#10;nJyMLEC1vXv3vv7666HGvxUANoecm5sLmRM0hEGDBsHzrrvu4l+VhYGMlOFfUlIC0xiZnn322bCm&#13;&#10;ly5divLAf8iQIVdddRW4GDLywun06dMHMmdkDm5KQwcy5qRRo0bdeOONSPz34L777uMFQ+Jw/yzQ&#13;&#10;YjNvQRIJYGSVnxVBZj5ae0YlMtlP96cCuIhx6qxFq23li52uY77WXHv8SvuyKZ70TcGO0s72Eoeu&#13;&#10;UF+YdHja21s/vHfduAdnJN4299BNC/bdODf15hn7rpubcuc3W2/6dOu932y448e0G6Iyekzc9cDX&#13;&#10;O+75bvvdw9ffMzrxyaMVMztaD7stuY0NB6oq4m367L35w6fuvXTGwVtn7+sx7+C1CzNvidzz4Hsb&#13;&#10;7/lg8z0jN/V8b/WTF07tf+r4h7/cNKquek/1kpjElT9vLx+1OefxtMLXcqumrTrw+bdJvT/a2vOO&#13;&#10;uIERY/u8vOzLlRnz6qv25peteX/Dk++t7fPN5sdunzcgYsKAiLEPXTLh0Z15m+N2/vDKmoc/SOr7&#13;&#10;8rqBF0968rRxA/ovfOtg9navqcTbVtqpzwu25NFTKmRBg4iLYCxzdlZXpYmd3SBlbT5kny7Xra8K&#13;&#10;GAvba1K3FpSPKQsuq9LrGg4GdEf9hiKPttijK/Ya4eYGNDk+c6Gr9ZjTkMPMWYq+XDFnBXT5bl2J&#13;&#10;X1tkyl/qNtf5MVjo+UGBPpcuwXCghjvS6n81WZdl8s4u7hyVYVQJmmZWRWK43hGEoCIpVpdkcvqO&#13;&#10;Xxr9d1kDYfzv4tcJGgBD8bYHR6enp8+dOzczM7O0tHTLli1gVR5ktVphui5cuBBkzYkPsUBwRHXq&#13;&#10;9jWulpGRATuXv6cUhx0dHevWrauqqkIoCDElJWX//v2QOY0WFBQgLzA17OUNGzbwr7GAphEF1jdP&#13;&#10;H7HgCRs5MTERtjkoeP369RaLBdERBNdgMGzevHnx4sWc03mRDh48mJCQwFNAdMTdvXs3BACxeJpU&#13;&#10;bhW8MEBWVlZUVNTo0aMnTJgAvsasgBkF883tt9/+yiuvvPvuu6+99tqwYcMwS40YMQIReSI87p8D&#13;&#10;qnKVpTlVE1lzokYNwxaTxaAQpNe+ywHm9LUVW/dPs6cv8qRtME8YZ372Od2lV2tOPc9wz326l4bZ&#13;&#10;j+x0dlSby/Y2528p2PjTsa0TZqa8EJV889Ilt66NvWXZ6rvXRD44PvaueckfrTj407sb7/044fZv&#13;&#10;tt338bqHhq++Y3zavXOyeq3MeHjrkUHJBUOX7Hlx4vrHV+3+ZHXuizMO3TjzQI+4o3fFZFwx/fAV&#13;&#10;MLq/jb/vg40PfLbpwSdWDj43qmdEZP+IHx54d95XOWunLU98csGxe+alXzpl31VT0m+O2n3D8C03&#13;&#10;D9/Ys+eC3qeM69ljzuuZFTsVW5VgLkjLnz12y6s/bX/2kblPRYzpffX0wasOLWzXVaQdnvHhqt4f&#13;&#10;b3nkhdWPnz7hsYjx/SN+7vH43LfdLflkFOvzA+Zij2o40wv7YUSTQBwNauYCJ2i3tsCnzxW0xUHN&#13;&#10;kc7a5KTy+rGl8s8lnrrqdFGbHjAWuTUwsUs9BhA0PZrYaS1yG475NceclnynvtCpz3MZC23GiqC5&#13;&#10;srNqfVvpMvQwXMXQ7VkRlzLqEgeTU2o6399rzSaC7hhz1NzhpWGFxgKJC/ROUiEo+OkRb0kBtaNt&#13;&#10;0ePURg7j5MRvWtCcZUBbv0o3UAjxLwfUoAxeAxDEqYofdml0S5aDK3CZawL8sDu6e/JkeUZdXt2A&#13;&#10;UPjzqSIEXpiQPuJ2LzkEDihwfwhAyIercURHR8Ogfvjhh6+88kqY7Q899BAoHrNOW1sbbHZY3NDh&#13;&#10;cbn+nwKiZfUfd9TCqH8AvstZfT5CZH7fvg3Ng//Weuu11nvu1/z1es0p5+ojzqq79jbHW2/aP3vf&#13;&#10;umKupx4UVuI3FQqWam9Lgd9Y09S6e9HeYXGTb133Vd+VYx4eM/v+nxMHFNWvdhlz5yS//8G6Oz/Z&#13;&#10;cOt3Wx6KSXtwZsbdc7Nujcu4IjL96tjDV0468tfhabd9tv6mb+Pvj0zrMefoFfMPXTcrHQrXzj18&#13;&#10;zaQ9Pd5bc9/EA2+u2f71xyN6Xznj6WHrvsjNT9i/6ovYAzfNTr9+XsY1czNunXHompnHbhib+tCn&#13;&#10;63oOWfbgqZN6R4x95LyfHtmYtVTQl247Nu2rHUNfWd/v6un9I8Y+fvaYx+L2zpUtjY7WzIScWQtT&#13;&#10;v524/fMLJ/S+ImbQcws/PFKa5jOUuOl9SYVBWM2qyczd0LKGS5MHgg7Z0T5DsdeU69GWe1uOWKu2&#13;&#10;bSup/bGE/Vzsra3cK7buDyC0tcSjLfMYi5yG3A5Dnr8xB8ayT1ds09a56E1MJX59blBzVDA222tS&#13;&#10;2gvjmNMLkpWFAHU1UQzK9GGxdUW64UdcuWbvnOLOcdlWbkGDmgOyLyigR4LKA6Bqv+wTYFKrz7l0&#13;&#10;NXwYJyP+xRIHwNkNVAUXMrc0uQ58AE6Xqu4v6J4OFDgQnXtyGQJPHOD+cCEjLyhAgEvx1YxCUULJ&#13;&#10;ck+uD4QShwAgiIeG/CEDatSujAAeFFII+fNEIIQSGT9+/OWXXx4XF6fRaJ577rnVq1d/8MEH1113&#13;&#10;HX/rU//+/bVaLRKBJg7/RKgjltELLMkwk4OSuo0ORAAfX9BDH+JQXK5Wy7ZYw3236SLO00Vcqo84&#13;&#10;r+W080znXtR44eXN5//VcNO9lrff8GxbGmjKIqNPk+/VFgmacvCXYC3Wao+mbx+1dfgD6yY8sXz/&#13;&#10;99W6RHpTqL5Q37wnv3DemrEDNk4btLao14wD1888ekvckWtmpN80O/O2BRm3T9r74Mcb7/5oyz0j&#13;&#10;t90/9+CNcYevnXnolkWHrpubccePyQ+8u/KO+pYk7d7V2354rq71/2PvLQDrOK71cQfapO3ra9O0&#13;&#10;aRswxRDbIYfBMYccMyV2yHZsi2XG2ImTmG3JzIwiCy+KmaXLDNKF3Qu6uswg6X9m5/paSdq+Nnn/&#13;&#10;l/7aHo9HZ8+emZ3du/vNt2dnZ6u7ta2RjpacrE/3VD92sGLQgVIA6McBo/eUDt+c9ezyK09/lPH0&#13;&#10;H7969cGvJk88vKC+ndlnUqlkrN358bPOjvv9rnEDvpr6+73vLjyfKJEWR0x8p67Fo2nPZex/4qtJ&#13;&#10;GTWX7Zp2fxcfuHNI2+YkWzzaJurJHgZoRJljUY5YwqjtIprtWm5AU6URZu1u697YGtrLsWglJT5N&#13;&#10;PQB9WNMQ0HPcRItf14AGQWsRHwdu7tG1Qf1+4OBEsw/ItbbNT3DN3DMuTTOceuFIgPpx0H84eU5z&#13;&#10;u9ZWW2pN4QMc+7Zqox09JETnYU+UnFCdLvqN0RhJ6tyNXmv/kX9J+ashjr8t6MT4tvIdAftfXPU3&#13;&#10;/GP535a/4fO3K+8v37HAYkzgYoAc4zIomI+r1epBgwadPn0a+8+fP5/L5YLDG2+8sXTpUrAAg+6g&#13;&#10;Pnb+kwM0tRNwSwzUDH1Y1B/pCQQD4Yg/HArDnoR9dreqwXxtm/apoboBvzDef7/qvt923Pc7csCv&#13;&#10;dECf7/sd8dyr/iO7ggbgj/UOABd019/kNTW5tUAnm53aBrtR6pQWF6+f3nZ9h6ebH9EIIh0cH/BN&#13;&#10;kzBgbCv9/MOsr6YX8OcdpD+yp3L4ocqBh0sePVD66NGyR3aWjkrKHp14/ZnPrj79demwo6Uj0iqH&#13;&#10;p5X9eQ9zdELmix9dHEVoWJqymzc3zfeY2536xhDBkQiO72Y+tr98UHr5YEDntLJB+8qHflE4atnN&#13;&#10;J+OvP3+scAer8abeWB0x8JQS2uW6r5OvvZ2a8faI/ZMGbH4x7nJKn4EfNnL9Hc1hPbePENws2Tlw&#13;&#10;5yv0uht93XKHug7ocwjwVNvo07cgaMYBDR1CZwzQd2CaWoVINAlcu9nZWawU0r5sdqxt8+XwJHZ5&#13;&#10;mYtsdurFIW1zkGh0awVefRNVEA28Q/UAvlPBE+jtfGSrX9McMApNnHNOTS38XOGeICAvnDVw0sEP&#13;&#10;d5pvXVdlrjFG9rc7Pq8y2LxoFAf8mhiHIYueuLHz91sn8n/kX03+KkDDuYLzmMTsWO+vxBZjgly/&#13;&#10;ZwSJGb+zFi9+3/gdC0jM8vev+r4dK5DHFAyskAPsgmC6gvVAILBv376hQ4dyOByVSgVA/M4779y8&#13;&#10;edNisRw4cGD06NHV1dXAoGODWGI1/ySCYpJwU9zX64d9CIT60L2FvycSArOPlLjaLhlrdhkXT9cP&#13;&#10;+JXil7/Q/PwB8v4/aoePsox61vLedPPuLW4OPWiBm3GOByWeX8fxadu8BjQA2Uu2AtkMWKSahqsX&#13;&#10;PnlJnLUrYpH51e2+zhov0WAleR5jK3v7+8wdc4u4SV+WDNxb9fihssfTK0fsrB60p+ahQ+zhO5lj&#13;&#10;E66OXHn92Y204WlVw7eWDNtQMCb11rMfXRy+Mfc1a1cVh3b0/Nrp9o5qn7E2ZOBrVTn7i0cdrBx8&#13;&#10;qGpwWtmQI9WP7614dFfp0KSsF5Zdeqqm7WBfFydMCINE+1FW6oJLry7JeDXu+uTHd04csOnlod9M&#13;&#10;3Vu0V6Ko8mg4AW1Lj7ouN3fzgzteOlt9odeuCCgaATEBo/3aliCCXQTEOEdKP4xG0Hzb7te3BXT1&#13;&#10;DjVdISrf1uRJ5vpKOY1+WQFQYychQExZ3+rWcTzoOSECfVQQRbcRUsMikGs4hl4AaJPA2H7R0VkD&#13;&#10;p0qoB73YRWE0nHW9Z3jda6u7vs2g4TyEXxV8kVB/AZZv//kPQv9Lyw9k0P+SAmc8xmVMn7GA/dSp&#13;&#10;U7///e9/8YtfjBkzBuD4qaee+vWvfz1kyJDnnnsO8vvuu2/gwIF/+tOf2tvbwZm62H5KEk1dwmj0&#13;&#10;VhC9pIamZ0VDAIIBq4zdVb/LrbzlEZZqH3ncdNe9yl/+t2LAH3QvjHexL3irs4Pq+qBH5jSLbXqu&#13;&#10;Xd8I4BLQtwd17UFNe6iTiyCbbAmTXJe+pfL6thurplSeSenqbPAie6NT22zTiHwmTvXXi2lb3zlQ&#13;&#10;MX8bbcih+oGHSp44e+7pEzeGH2aOuXLoyZP7nkm4ODo+c3zKlReATX+W/dTSG6M+uPn4QdYnYvm1&#13;&#10;gFYgL7ncnrG3RycKa5qAm8s7C75kPZFeO2R/+Z/3sh4+WDr4QOWQA5Ujk3KfXnbxeV7zVS/B6zLy&#13;&#10;Irp2ufRWas70ldfHf3Bh8u93TBjw+cQBW1/8w44p5W2ZPRaFW89xqupOH/vs99tfWnZjU5Dk9RCw&#13;&#10;R61+QGFEaZs8WjQOGgU6qNHQCI6jjw0BWymdGoHn0jY5dZygiqGQsNe2BuNbw+dbpTZJdkRb5TM0&#13;&#10;OgmeWyfy6ur91JNG6m2XNg9FoqFsAIU7mt3o7ZWmgFnY3X7D1YGmrwlHgnDO9VBj7ODcQwwaAXTk&#13;&#10;AMexrSoa4kDPA/+Dw/+W8u8I0Ih6UPl3pL8RMBoW3W73+vXrAZRnz5790EMPbdmy5dKlS6dPn376&#13;&#10;6adBv3r16sSJEx9//PEjR46ABQ/ywxAPyo+T26253SLcNLyCMlASXepnAR22D26hSF+wB2izv7fP&#13;&#10;bebrG4+YW057FQ0um9QtZGqGPa0d8AuUHhnVRbvicwmDVpFdz3F1cO1antMk8hp4PiCYmvoufbXe&#13;&#10;UKUmy8xktVfXFNQLnBquic/srssxNhUG9M0hQ7uTaPKQbWGj3CevzIl7Izv+lUuXZq/NfGkHbfCF&#13;&#10;tME3Vz117vILJ248d2XjmK93jFp67ak0xuItGe99cnZo/KUxSRefS701sYF/qc8s7+tURjRCh67G&#13;&#10;SkoA1PosYpmmaE3G6D0lI/eXP5ZW9lha6dBD1U98RR+68tLQ1OMvkc35Ea3IbuCHyVZSRT9R9vYO&#13;&#10;xrPf0F/5+MakcSefn3/h1fXXpmeXrdd3lvUZlYFO/um8jUP2vfbw9gliRXmPVejubAzq2+36ZvQa&#13;&#10;OsV2UY7gGLFmHzXeDitUYBqhrUvf5CBlkY4ylTB7a7M1sSmysc3dJG5wa4qDcBAMAhfJB4Ic1NZQ&#13;&#10;w0Iw1regSDT0dohfN0MNHl2z3yx08vLc8qKeHvTUD84Z6ERRiKOnh2LQ5lpjeD/H8Xm1wY6H2YXR&#13;&#10;T/ofjP43lP8w6KhgeINLBaAZ4Rz1xuM777wzYcKEmpoap9P58ssvL1myBK/64IMPWltbFQoFEOdD&#13;&#10;hw6B5dVXX9XpdKBg0v2/ImhLt69JarOokXdMd+RbFrQT6DlhuA/os8vcJb5FNnxpF18Jku1hvcSm&#13;&#10;aevuqOpesVz9wMOd82Z72bdCFoEXbvOVrUFdm8sIt/N1JlN1h75MT5Z1GpgiQ4HESNeSxTayyq9v&#13;&#10;CWgELh0/aOJFiHafnhPQNgS1LU6iMWBsCJlb1TXXCrbNvrXuHXHWvqaGE7tKF+3cP+ra8mFHdz51&#13;&#10;+OuhX+0eknDzxfN1STp1fq3gzIW8lduuPbOr8ImDxc/cqJxR3JCg6sxRdFw7Rp+xJ2/ZxcpN6o4c&#13;&#10;q6b+JHPF+uyxB8qeOFo9PK10SFrl43tLRmzJH73p1rOn6R9msTfrFHlK9dHzFe8cKxl+oOaRY1V/&#13;&#10;Ti8btYs1/Fj5yN30JxOuPHmMkdihLmzgXEy+OW/w3lcGbHpuF3NvwMjxaJuBzLp1TT6SikEjCEZM&#13;&#10;mULkbzNotBYlPwou8z1Eo0WRf7ZNGdfkT2kJ7G7rbpQ0+JTFfsBfA9+rawvo63Ft6N1CgqqQaAlq&#13;&#10;231Ei0PbgF4HN/J8IpZDlBMMuiMokIY4MuAw/Kdi0F01wKDb7cCgqRj0fxj0v6/8WzNozHYhxwoY&#13;&#10;Y/B669atYcOGLV26FE/wBMJmsx999NHx48dnZmaOGzduzJgxAwcOXLlypVQq3b9//6BBg4xGI7jF&#13;&#10;qvpREmsi1IeuWzQwI2rDz+8RTwYVctggxZrRvJVUsJLaeNhr79aU6+p3dzUdDulqwyZA4eZAZ2Nf&#13;&#10;l7ivz66nX2Ot+LQvrOzzK/y6Bpe+wWSsdxC1WkOJgshTGnKFpjyZIVdqzBEZcjsM7G5dtZto8BMA&#13;&#10;PVwX0eIxNLgNtXai2qFp8+tlbj3X3VnjJZucZq5dxFSwTnq7JRGjUCgvOle5LvPw2xkfPZW1fsI3&#13;&#10;12Zca9ru09YG9Won0SAVpB8qfTKt8qGj5QMPVgz6suzX6RVjTpWP217xp8SCoYsuj9h+bTqhrHJY&#13;&#10;W46VfLYhY8wu1qDd7EcOVg3ZXTbsYMXwQ3UjdzCfXnZxxDd5bx6peenryt/uLx1yqHLowao/7qwd&#13;&#10;mF4z6FD5w1+Wj0jKHrPy2kufF85clz9n0ZVJA79+5WdfvP7IlxPa+bSwWWDTt4SMHFdngwtuF6gg&#13;&#10;hluPou2IPlPvBGKw9lBcGPIgYKuuyWLihrUV9fzmtc1kYpPnw5pIWqNeyGcHlCVBPc+BRu+1OXVt&#13;&#10;HoIDXZpfh+InUK1f1+4hmh36Jreh3U3yIspKS9tZt9uI7nl60Bv4aNxNT+QMzwIMut4Q6sege6if&#13;&#10;Ff/+/5F/L/l3BGiMoZBT1OVOjsMaPp9v/fr1w4cPx2M2wDN4+2MC1dXV8+bNGzt27H/9138999xz&#13;&#10;Cxcu/Oabb3bu3Hn16tUXX3wRM2iElz9aoHVwMVKNClExyhB+YInscFcchhvjYDjiQ3FmKmDeGwpE&#13;&#10;ImiYLFzD4bCX1Bd3cI8TrWleNSNC8v16kVvT6iIaAmZ+Rf75U4d2f7R4/rDhg/fs2MLIPq83V2rN&#13;&#10;ZYDCSpIuI4tkxkKFkd5BMmWGIoG5QGaiEcZSwG6ghwEdghs0fxDFPT26Rg/R4iZb3ChHHxNBAVZ9&#13;&#10;u1PHs5NNYaLOp20OOjs6qi5efn+MMP+w2dAY0AnCHRy3sb60LXkv6+F95Y+llQ9Nrxh6uHzwobJB&#13;&#10;h0seSy8ZtK965C4A1ownFl8bua/wQ6UwVyXJPcD++MvS4furhu2vGrincvCB8sEHKx5Or3p8c8HT&#13;&#10;y648typ/1L6axw5VDEqrHLG/bNiRssHp7EfSK4Z8UzEy9ebTy68/teTGmD23Zh8oWDZk/0u/+2r8&#13;&#10;0mtri1szXLomm6klYGgLdza5AIJh7zSNQKidRHtAxw10AECjsAYKTOsoHg052WwnW216bljXbJdX&#13;&#10;0Lmtq1q6U5sdy5sC6xrt+W1cs6IirK9y6xtsBB/PoOQGEq2FapuBOHu01T6i0a/n+rS8PmMz2XTE&#13;&#10;pmnp7Q34esJoVpQe9Mr3GW5XSpWp3RDY1mjZ3mDyBUN9IfQL3z4p/iP/XvJvCtA4B8jrn4Oxo6Pj&#13;&#10;7bffnjRpEp7aFIHi7bV4vB0oBEGADzicPHnynnvuWb58Oax68803Y8PsfjzVQWwJk+cw0CeKHqPh&#13;&#10;3oGeHvROGcX5I+FICK1DOZpVGG6BQ31BqSGniruhlbeX6Mj1mdFE8k6C7zQIXSae09gWCag//WRm&#13;&#10;9M10St5f9I7GUNJpKFboGEqCJidpciNNaaKpSLrUQBMbC5VGlslQ5UNMsM2rRRMfgwJk0Kdv9+vR&#13;&#10;GxwUzaRCATgsANitaXab2gMEQHlryMzX0g5kfPgUWZvhdovsZGPYLORLzxwufuZA2eD9KA2C/EDZ&#13;&#10;IApzBx0pexSU/eVPrs9+5rObI5deGpl49nkOP6NdtXNvyeC00hH7Kx4+VjokrfzxvWV/PFA+dFvR&#13;&#10;8yuuvhh3Y+R25uCD1cP2lw3dWz4krWLYgfJhByoG7a4YnpI1OvHSM59kPJNw/ZV1194dceiNuze/&#13;&#10;foh9ykO2+PX1zo46Z2ej19Dq1Nd59C1BHS+AZnaGW4oWB+wdxampIRzRGLRbB31Mk0/DASLsN7Qa&#13;&#10;O7m0tobkFmJli315o2dJk+urNm2lqDmkYvfpy9EHtEj4CbguUgg3H2GC69PxvZ0NATiM6ja/pt2p&#13;&#10;rjXXHw1Z9b6+vlDE1RvyQdd7imNJre3mW3rXlGl3tlhQbAPwGZ9U/6HQ/37ybxriwAI4FwLYoyYv&#13;&#10;hcXr168/+eST8fHxBoMBLH6/H6MzVehbMn/+/A8//PDGjRtCoTAnJ2fbtm2jRo3CpaAI9vkxQrWO&#13;&#10;ynvg8gSYproTBNVoAbHnUAj+9sKmIn2Q+8N2uTGfzU9iC1LqxYdUejppqteSNR268g5dKUGWG4zl&#13;&#10;Ol2xy9O2MmnRgAF333PvvXffiyZ4Who/S21gKEmmQk9TEEUKkqYwFCmNoNOATUuBShtKu4n6oI7j&#13;&#10;03OcZLuL4HhIahgZyfWQPABrRKv1bWj8WXQUWktQ3+Qi2lydjWGS55JW1u/7NOvD0Z2lF0N2iY2o&#13;&#10;8BL8kpbNO4p/fagWBZQPlg/eWz4IEvDi3Yj5DjpaOXI3e8zajGdWXH1yefaY+VcGZVV+0cTbnM4a&#13;&#10;cqh02IHKx44UDzpU9viBqkcPlg3Zkjvms8tjV1x9akPeE3vKh+wu+fPe6kGHykcerhy1p+rhI8VD&#13;&#10;d5U9lZr9zLLrT8XffH7WqVce/HLygG3jH9w1rqrlep+eG9GLAjqek2wOk5KARuAj+SFDewjdGbTZ&#13;&#10;YQfxY0PqyaGPeuUkqG0L6gCmW4Buo8/Lkk1uFfBo/rqm7o+aPMta3J/UB5NrnScbZUJBiVFR7tVW&#13;&#10;hbQ1oc5aj6bdRYrd0Fnqm6E/8Bna3HB7YeB1ia5ZGs/0WAkgx6GIPxQJXeA4Eqoc7ebImgpid2sX&#13;&#10;OgsicJZG39iKnh//kX8b+Td9SIhhF3LMi51O5/r164cNG3bixAlqffQbifiBoc1mk/YTuVw+ZcqU&#13;&#10;uLg4sVgMrFmpVB49enTo0KEkSUJBqPPHX0jUUz6oKhRBswYDNqMoM+ThEFBpVyQSwI+MgmGvw61R&#13;&#10;E8xiblKZcEtrx2mRMbvTVqoyVMl0JRJjocyQLzfeUpC3FLp8WWee0V68c1/yoCEPv/7GM6++/twz&#13;&#10;Y0et37qIdJQqSboSuLOBroCEMJoOVBqFOwz0TrKki6j16No8+nY30YJiGgBVaNo2NHkbwBYKs6L4&#13;&#10;APVhEV1rkACAbnBoUcTW09nQlnviWsLUi4ue4GXujZAtLn1ZDylvFu79pviBg1UD0wGgK4YcKB+y&#13;&#10;r+LxfdR00ullQw9XD99ZNnwLbUzi1adXXn126dUxW/PfzWlMPlX5VFrlwN2lA/dVDDoInlC8dPAX&#13;&#10;haMTrj+74uqza3LGQlVpZY8crBp+In/4GfqwgzV/OpX7+CHGmNV5Yz+58tSKrOfePj/uV1sn3//5&#13;&#10;268eXpR6eUuXvtmqr+vW1MANgUFVWdaYllG5pqL9MNlZGTaKAtAVUcFoKgaNFMgDeq5Pz3XrmyJo&#13;&#10;aqQWm6YeAL1H1ywX1e5vVi9p8CfUdsfVmRc1+eMbbLtbNUxBm05V5dVXhYiaIFHvMbRZtY0WbaPb&#13;&#10;2O5FH3Bp8RpEdv6N7spdPiM/TEUxsmX2BUVkMxlaXU4cbO8GgKZC0/h8+A9A/9vJvxRAY2RETKOf&#13;&#10;AtJfjwkCPgqmJRLJm2+++corr+CZlcAIuIzXAr8Gy7lz5x566KE//OEPf/rTn379619Dft999/3X&#13;&#10;f/0X6H/+859/+9vfgv7ggw9yuVxcHATTXyyg3m4T/tPPAkpM+5ZAw6CFwZ5eX28vmuyMYszQGET2&#13;&#10;YZ3Db9BZm9pUJ1mc5ZXiJH7nTWUXS9HFRhFkc77SVCQjCyWGIoWJJjfRpGSRwsBUmcoMzrKL13cs&#13;&#10;WTp99epFa1Z/mpC4aPWm+UZPOcJlKimNDBTloDBahiC7SE0y9GSZkahx6RsDRBOkoL45pIPUEkKv&#13;&#10;MrcAbGEIQ/ENNOah2atrcOs5HkO7S1NrFZYoWWdqTiTpa2941NUhc1NYJVR3ZJ6uf2Fv8Z/3lw8C&#13;&#10;Bp1WPjStbFh62Yj00mH7yh/eX/Hw0arH95YOWXtrdPyVsUkXn1x+9bkC7vbzTa99w/rDvrKhe2uH&#13;&#10;7K8cur/kkfQyKP7MuryxSy8/mZr94sGKkScKhh6+PvJ4+sATFwceYP/p4uGnzux6Ykf6U0mXXky4&#13;&#10;+dz7Fyf+cfeEu7e/fLHmCqmqz21PPlox9GzJaDoveVfZG5/dHPbRzdEfXRyzJ28uT3LVRbSj6LOe&#13;&#10;GtdBxTogd6Cx0u1hbZuHhP1t93VyuvUcB9kc0tc5O+vYYuGmNv3Hjd0fNHg/rfd/UutbWuvf3GC5&#13;&#10;0S5pk7QYlBWhztI+Q1sIDpemEdDfpRW4tdyITuSQ5usbv7R1VMNvW0N6p+dpW009ayqMh7hdcCqE&#13;&#10;0MkYhtOE6vr7C5wL0T//VHKnZX9JYg4/rcRagqW/joXyihqxgi3/x/Ivy6D7H9DvHFxYjAUirl69&#13;&#10;Onr06GXLluHvf6NLgZpNCQc3MIMWCoVnzpwBmJ48eTJw58uXL48dO3b79i+Sk5Pvvfdn06ZNO3r0&#13;&#10;yJNPPqlQKFEN+E3C278v2hr1p7/0t3yrabdxOzpIAw3MCFH0Ga/u8XqNcmN+i+Z4hWQ7nRtXo9gp&#13;&#10;NuVJzSWqrmKAVJWxSGWiS3UFcjJfaSxSkgwlwVKSbIWBJTfQpMa8TnvVvlPrktYuWLXm44SUhdt2&#13;&#10;pcRvXNzRDVhcIDcUUNwZAbQCCDUUMdJkhgJICoBpA0tvKDORVSay0kLWWslGh7HZYWhBz8FIjgew&#13;&#10;jOR4DVxIPgMnQHD9OhHCa319r4Hn07TZVZUBo8RNNtuItj5CIZbkn6yacLDykf2Vg9Irhh4pA+I8&#13;&#10;5AATIPWRPdWDDpePPpE78iRz0OqSpz7JeO6zq0P3FM3PoafsKRl9oGxYWunjB8sf3ls+9FDFkMMA&#13;&#10;0FVPbCwavfTqiI+uDd9OH3rp9FMXvnnu8vZR5y88cYg1/OqqF49ve3LtyWc/vfJCcsZL885P/s3X&#13;&#10;rw3Y+trrR9650Dxzb8XA9LKHD5Q8+k3FH9IqHzlQOnJ19uPLs0Z/eumpNVfeYLfvChsEHvRwr4W6&#13;&#10;gUBg7dbXu4g6D8HxajkBTWuAaLEZWhxEvcvAteslvs5WQ0czTSTb0kTOrXcubPIsanQvrLO9X2f7&#13;&#10;sMG5oVlzsZVbw5eY5S09nWV9ZBWgvA2gX9sYMgo8nWyi7pBTmF0mFs6gmVrNPWuquw61mfqoCVUi&#13;&#10;cOuETpXoeXBbvn1a/0f+boGLK5Zj6a9jAcv3jf/38q/JoAFbQYEcBBuxDrCLkRcsdrt9zZo1Tzzx&#13;&#10;BIAvtmA4jqEzrgeMsApELpfPnTtXSk1Zt3Dhwhs3rp8/f27Xnq927dxbWVk/fsIbOh161RvRHepL&#13;&#10;cZDQ2weR3j6E2LAURK/19sAVhx7/oShGBO5eYYvBcCQA24n0+lGImWoulaInR7g31OUSiDQ3m6SH&#13;&#10;60VpFaLNFaKNbZ2nlIDL5gqZkSklmXKySEYUKgimgmSrDKUygiknaEqCpiDoSoIBsAsgKyVuEe7K&#13;&#10;DTuWf3NgzcZtS+JTPjhx6ctlKQvU5rLO7nIZASy7SGlCAznAX0myAPGBQcsMhZBglRzFPQC+mYDd&#13;&#10;KgNbjR4tlugN5QRZoTdUEIYK0lCJc4OhWq+HvIw0lHQbau2mFo+J59NKnbrmbn1LkJTLZLSvaRO/&#13;&#10;Yfz5cM3w/RUDd5cPPXFl2Ombw44dHp3GGpFWMfxg+uD068/uPvX08gvPL74+pIyXXld6eFP2sMM1&#13;&#10;w46UPravYsj+kifSq4ccqnhsN/2JpKwxiTefu1G36YvcyTtOP3lp29jLKS+mpT9/4vCTR9aOWX/x&#13;&#10;+U2M8fGZL8Vdnzzt4uwBG14atv/ZjTkjvyp9+EjFY+kVo/dUPpFWOfBQ+eDjdU98Xjh02dUnPst8&#13;&#10;/eOrT23OmWBUVfl10PI2uG/waVt8neihqFvf6ELRiWafttEL9xPQLenbA0QzdFQuvbhH39JD1mg6&#13;&#10;mks4vMPN6hV19vdrvR/VeRfXuuY2eqfXeT4st26sM55uldSLG7vVZX6iIUQ2OzX1HgPHqW918K7R&#13;&#10;2Rmzisx1xvD6SsvBdjIMJ2BPTwAN8EAnEeRoCE+YmsybmiuJOl/+uQQ3CXJ8HcUEFmOrKMefUvo3&#13;&#10;EutwpeMGQx676mHxp23zv2yIA4Q6K6KnBVbguIMCPu3t7W9QgueiCwaDGJ3xL0SVRgI62EGcTue7&#13;&#10;776LB96Bz/Tp7y1YOKe2pgEWxWL5unWfU+Ogow8JKXSGf+Ge3iBsExCZqhWAORTpCUTC7p6wH1Ua&#13;&#10;CkdC1CgNdOGhwEUw0hcKB4MhTyBkNTukIm1enWxvtWR7lXhTjWRHgyyNozmjNhVru2rVphJEeMki&#13;&#10;pQHYLopIKI0MhZGuMIJOQznoBliMxi6AF3d0Fde2nZk05cVPls2ZNf/1qe+8vmbDx29MfObgyXU1&#13;&#10;7deURjbAsZTIg2pVJhaOclCJgWrGVd1JNKDkkGTGotsJcLxIitC8SEIWiQx5UlOByszQGooNRIWT&#13;&#10;bA1ouXBT7za2utR8j7n9bFncsmtDNjFG7C9/PI0x8sLuMWcvjr6y/tljmUMOVw669tXY62teOrNu&#13;&#10;bMqZlz65OqqKd8lrEm7Jn5qU/dDRsiFosF3ZsH3Vj+2tevSLwhGfXhmeevXVLrKKJ7q0Le/d/YfG&#13;&#10;XV7x8oX4Z8+kvLzl+KhVjJEHy55Kp49Jo4//mjVn7ulXP7k29mDpsPQaAOVBh4uf2Ac0vOyx9BKA&#13;&#10;+5F7Sp7cmDsmLvPJT2+Ojr82tpZz0tkt83c292gqUOhZK3SSHBSC16MveKHRHZoWb2eLH5BaB6nB&#13;&#10;pak1q2sIRaVBVtbOrz/SIv+k1vp+jXNJrW1xjXVxveujWuf7jY45jd65VZ64qu7PG4xFArFZwgp2&#13;&#10;1vp0PI9BFjZLi2ur59K6643ezZXdJ7nmAABHJBIKBNH4HTT5lQ+dQnDeAItAIWk4RX8a4PgbAhcO&#13;&#10;5Pg6ghyuCHRRUEJdVUiw508luA24SSC4hSBwUcYsWAEBHfuDRMv/H8q/GkCDwDHFeexwY8HPA0G5&#13;&#10;dOnSsGHDUlNTu7u7wYKfB2IH9CthNL0N5aBAfuDAgQ8//NDn88FaWJw9e9b16xepsn7I5XLlM888&#13;&#10;o9frQY+EAYLR/Oto9FuvN9IDVxRUiybGoGpFL4aBWyzGEYqEvCGrw6u1ezU6a3uL6gSrNYnWvKyM&#13;&#10;n9qg2NmqOsXpuAKQpzKhOEZHN1tpRI/vEAqTGJRRwhgKuZLCU5THFGoVAK7WVnI568s/PPTAsBGP&#13;&#10;PTF66PAnHn/l9Wd/+aufT18w9mbRbpWpGNFnQ6HKxJDooH6qNmO/HNcZS8je30JXkFQPQYLOkhvp&#13;&#10;ciMaE6LWMgl9hY2sd+uaXMZmV1erV93WaxBp1EUnbn0Uf/XpTYxRF06MyEh84tDxUTc2P3H62qiD&#13;&#10;jFEnt48+ueGJ1efGLrv5dMqtlwXc3D6jolZ+btvNd7dlPZ4OhLd6xL7SEbtKH19z69EVF0fszZqv&#13;&#10;05UFLXxdZyG/7ULe5snZH40uSl9+vPy9vZVPHKwYlF72p5MVQ09WPbOPPjT+2siUnFH7K4Ydrhh0&#13;&#10;oGL4nqpH91c8drR8zN6KQQerBh6temZdzqhPLgz5PHN8pzQzYG5wG7hmfbPTWB821vXoqnpVZU4Z&#13;&#10;SydhNwmrMtvb0pv4BxtE+xskXzeoNjXokuqMS2u6P6qxLGrSz6ztfrfSMa+m+8Na8/s11nnV9gVl&#13;&#10;po+rTfNrze802Gc2ud+v7JpfRa6tldeIOH55hUdZHzE2l/Aa3smWy13BecXkEXZFn0uDoBjOK/R5&#13;&#10;X0DoENyTwZ8A1bfjmFj0TPqnEeoqRAJXEAgoeDZgUODyodb8xG2GxkAOVyNuD7rmKXQGgVVYx0a0&#13;&#10;Az9pv/IvBdBwKCHHRxYr+PiCgh/3ASJ/9tlno0ePzszMxM7wS8Bxxz8MSAysQbAdfOrr66dMmSKR&#13;&#10;SEDH9cyYMXPW7JnFpTTYCKe9fc3qjUOGDDUajVAEfYIVfQzU3ROB+1CoCo+GuyMOl9FgFdv8Ap21&#13;&#10;TNVd2KY6Vy3ZXSpaw+B9Wi5Z26hO4+muigz5EgA4S6HaAuBYrjRUyY1sKtqQK0esmaK0VE4xaER1&#13;&#10;AS6RsT/PxYvUWkqnkdaap5994oVXRq1at3TewumJqz/40yMPtAhzNd0ViCmb0FNBlYkpB6iNlUVV&#13;&#10;YW7+txJ0G2gQCMqhLAPqkRsLpWShQksnDBUOoj4C3NPUZtfXB7RNoY7mkJ4b0AmUoswv8yZ9fn3E&#13;&#10;hW2jLn3x5KkNL+889PLBw6P37H4i7vLoVVfeuFC8qkl80k+0BTt5fV0ClTx/Q9aUpJwh8ZmjPrv2&#13;&#10;dFzWU59cGpVeFKfX1HoJkV/HjxACh7ad/fV7eSufU/LOHa59A5A3reLx/dWP7qz4886qwfurh67J&#13;&#10;f/7jq6O35A1KL378SMmYPVWPpFOjR/bW/jm97pF9rOFrs59eemn0ceZHEVLo7WhzaSU+oqlHx3Qo&#13;&#10;WK38hmyOcEejbFEd+W69fVq9bXaNeVaVc2aVe3aVe061a261Y161Y3a1dWpj17Q619xa3/xa19x6&#13;&#10;+4x674z60AetvYvbeubUBaZXB6bVOGbVG6ZXd71d7f+s1srhF3u0pX4rR6RqfO5G5+Ym87M53edo&#13;&#10;Wd66r7tFeQGHDs4hQONwj9/fGwhRcQ4UDwMw/Odj0HDt4DwGc3Bd4MXYqp8E7GKCGwA5bh4oWODq&#13;&#10;BolhAghuPC6Cy/4fy08L0HjfIY8JLFBWSsc5ym4vIIlZkSm2cEfgUOLDCgKHGI44PrgNDQ0TJ06c&#13;&#10;PHlyU1MTLPZ3A5/Y7wSLeBUIFLdarR988P7Zc2ehCK4NHObNn3/16tWDaXvWrF2zfv2msvKS8ePH&#13;&#10;d3aiGPR3HuRE+kIWV6fGXKkw5CiI/JrmGzt2rotbOz3t0geVotWVkuR6xU5Oxw2poURuKpYbSxWm&#13;&#10;crmpVGZkSUxFUhT5BaTLUxgK5ARbri8B7gwWCgFpUQ77vQSoivNvJaDbJgZPXjD6yeErExaNfX7M&#13;&#10;737/mzWbljwx+vHq1uuEo0pGFKq76BIiT4qC0Uzwh1L9Ah3RbiCKyFGF2lbUAXtSME0y0aIJmlqo&#13;&#10;JOhEV4WbaAl0cBz6ZheaVLo+aGz2adqdGm7IxG9tP/1l/vy156ccXv/slbjnzqQ+cTR1SOLJZ96/&#13;&#10;+WJ+zfYI2R5Eoymardo6L3rpo72Yd/IgbdmqS+Pizj658uJTG29NaZZe6jNKw7pav67eoxNY5I2M&#13;&#10;LZOvffZkacu23cCISwcdKH3sQNWje8v/lFY+8Hj541sKXvjg8lOrMod9nTns6IUR+5iPHaKNPJL5&#13;&#10;+JHcQUcLR+ygPbM088mPrj19iPFR2CgLa7k9yhq7tKSCW7e/XrSoxjCxzvlmhe2dCtfMGu/MGtd7&#13;&#10;VbbptY4Z9Y4ZtbYZddYZNZaZ1V0zarpmVFvmVrnmV3nnVDnfq+6eVuecXUy+caTopaNF79Ckc9qD&#13;&#10;8/l985vCsxqd0+psn1Z2cbiVAU29VS/xd7SWNHMX0Nq+ruro0vK9RlpX22lH7dFuWWHIb4VzHk7C&#13;&#10;nkjAHw4AkMCJT7E7dCH0vwioBcioKwQBOzoVKVPUK7b44yVWD1XxnU1gQa2lriZQsI7t33ED+Ys1&#13;&#10;/DUd5G+signYv7PqO4u4YdS1ji5/rOBV4IkXwQFbYkLV+he2+B071rHxB8s/DYO+syOxfcJKdOnO&#13;&#10;nsasdxyjf2IChxUONwh+CQXk0uXLw4cPT05OdjqdsIj7SfwDgCBX6mSCsqBSNoTF4PnVVzs+/HAx&#13;&#10;fmkFFwHjvHnzqqoaLpzPnDhx2oZN65VK1dQp0zs1Hb4eO2kXKEwsgfZKW8eplo4jLeqT9fLD5fzN&#13;&#10;NdLPL96Km73g1XfenT9l8oKpb804c/FQp7lOYy1RmmlyY5EMkBcQ1gR0lSYjC2RkIcoJAOISpZGp&#13;&#10;NOeruvIQiQbopCDydvzhLyRq7bcsKAZtKS6uPTZz7oSSqsuPDvzTo4Mfqmy8NunNly9m7ui0lAL0&#13;&#10;q7roAKkyAipnAc5CKcDZWA0UHP/lhOqHxpCo20A9AclGQ/TgDsBYpDbQNaZih6nFRbZ1G2t9BjQf&#13;&#10;hY2sDZh4TvS+hiis58uUReWii8X7P8r+ZGRW4kul19YXt59ktx9zaMojWgDl5rC2zUs0dZMNHvQ+&#13;&#10;XrtRUZyTtvDk5pdqKnbzRZc8+rqIku/V1znJmh6LlCi/lhH/XEbyS/TqhH0Vfz5UPnh/6eN7yobs&#13;&#10;rx6cVvV4WvHIjbee+ujK6JUZYzafGnnu85FHckcey3jq+IGnL+579syJFzfkPLc4c8xnl1/KqN3m&#13;&#10;gS5BSZfLctNammZXut+qCs0tdcypdL9XaX27xvZOneu92sDMqsiMGtf0Otv0Gvt71fZ3qx3vVtun&#13;&#10;VTlmVXmmV3mmVbqnVdqnVXbPqLXPKNaO2HB80IKkEbOXPTYrfmTiwdf35b5WoJraHDki1IWJMr+B&#13;&#10;69WhKV57dU19lpZeE9+vb3Hqa/xGqVNRY2w4bWm/4uqs7Ql44BQM9gbCPUF8tlNXAnUx3LkQqJwy&#13;&#10;oHXIEl2H5bbHt4w/RmJVoS1RFxHocL1geoSvmthaLNgSk5il/6q/of+1Vf3lO24geBHbQdCFf5sa&#13;&#10;91fwKmg/5JiTYcEO/fX+8h071r9j/EflJwVoquVU+2EH8F8kt+13HNAC0im5Y71ti/7Fhzh60EGC&#13;&#10;QYSwdrs9MTFxzOjRGRkZ1DbREQewBQXyWApHsBHMKOEfq7Gx6d13Z4hEaOQGBefhYCjQ2xeeMWPm&#13;&#10;uPEvnL64V9SRc+LKpzNmT3xs8CMlrRtqlF+US76olH1TLd9TqzjQoD7SpD7G1V1WWkr4qrKNn6dM&#13;&#10;n/newg8WfbB4/vTp08aPH/f17nU8Rb7OCuw4X0kWKUhgynlKshDRUoKFHgMai5QmplzPkhHFSmMx&#13;&#10;oCRALaylXiqJQmf/RNHYOww6RoFlRJHOVnox84tnnh+xdOWcx4cPfXzkoC07lo0cPfzcze0aaykw&#13;&#10;aBmZrzSBP1MOFLgfd0YJegWKU6tMDJWJrjJSiVLAiLaCGTci1EyVoRhoOPQlchNNSdLUOrpOX9Fp&#13;&#10;LCPNDJeu0avn2w0tXoLrNbUGO5p9JNdHcHstKsXFfec+frzoq3kRs7DPpOzT88NaQbe+zU00ewmO&#13;&#10;3yAIaVp8mmaXhtvXJa7d/UnB5hm9ZnmwS+7T1Ps1HBvZ7jK3++SN1XuWnPt4WG7C62WsFWkVQ/aW&#13;&#10;PpZW8cS+smEHKx/bX/ZIWumwHYxn4rPGLrn2zOcnXsxLfvHE1acOnX3y0PbnL6198eQXY5Muj0q8&#13;&#10;9UJO1RaLrs6nKzNw876saX+60j2B7ZxQ1f1qhW1SqWNyuX1ymWVKqXlScdfEEuvkUtvkMhvkE0oc&#13;&#10;E0qdE8tck0s9U0qd48st48oNE8tMU0qs40ucE2q8E6tt4/MkY4+Wjth6ZdDyrwcuTnxk0sI/vvLO&#13;&#10;UwtXbErf1Vp7w6sp9Vn4Pouop0sUsbT4uvg+LderbvZ28Pw6rleeb6xPN7Sc9JFtfSH0QIU6XeF8&#13;&#10;BY1aoAwUTKO/kKGE8BmdzGjdbbnt8WMF1wYS00GBSw/rmNNg4+eff56amhpb9X3pXwNWQL6jxxb7&#13;&#10;6yD99f7yHTeQ/ou4MYAPixcvPn/+POiXL1/+9NNPXS4X6BidY2795fvVYvmOHevY+IPlpwToKKKi&#13;&#10;HNAvCDkazBCBOwu4dwuiSdwQtcV0OAywGABCDKjbF4BeDVl7ewEsQz2hcK8HYWwIANfTE/FGwj2B&#13;&#10;iD/c44WqORzeKy+/+vZbk/m8NlgEgEVzD8E2Yk/q+h9AOJN7+vw9QV/YHwy7TN26eYveP3x6h69P&#13;&#10;ITUVNneerZBtp3MS61RJr056LPGLUVzzlnrZTrU1i1l5fOSYx5rE+yWGq0JNvtJYpjaXKE3FSnNp&#13;&#10;p6XYYK9oFxZu+zJ19pyZ8+YtmjP7w3nzZwNKz5g+7/XXX/98exJXnEfYSuRGRJmVBpqcLFKb2HIS&#13;&#10;Egs4rIwokOqLZAivi1Hw4TZoAkz3h+ZYuuOA0dyIhjmLdXmku/Tw6U0PPvTf275aNff9SW+9M2Hv&#13;&#10;odWPDnxox554bTeAPlOip0l0heouFpB3ubFYYgbkzVUQRSJTnrKrSNMFddJEunyeNperK+ASTA7B&#13;&#10;5pOFapLWCXcA5gIleUtNFCoQxFNUOhr0QMguR9MwIYuaZKpJdoeBrSZZHURRpxkNCuzQl3R0l9Ze&#13;&#10;Xnft/dG0rdPV2kKSrDboq0ymapO5utvcaDW1GC0tdlOzzdBgM7XY9S2lX87PTZ7cbWh0maS+jnav&#13;&#10;usln4ncrK1tu7Gg4mZyf9EzBysn0/bPSq4buKX38UPnwtMpBe6oe2V326PGSkYcrHk/Mfmbp1eeW&#13;&#10;Xx2zed/wA9tHHfn6+cuJz6Wvezru0JBvaHP5qlyniePX8wMaen0L69VCwyMF9qduEQMLbAPp1sG5&#13;&#10;hmGFuqEFxqEF5Igi46Aiw6ACciCNGFpIDM03P55vGFhgfiJXPzJPN7xQP7SAGFxoHESz/qnA/nCB&#13;&#10;8bFC7aP07uHl/ier/MOY5oezlINP1/9xJ/O3G67+YsGmx16f8OqEZzat+OTi0V2lt853tLG6lVUR&#13;&#10;Y3OfS9Rnl4QtYr++3a0odwqyiOpj3ZyzEYcczlk4j4Poq5PUGA/0YTNqSgC4lID2AYajIUV3gAb8&#13;&#10;Ec24fRcPQp33P0pwtVAV8B4QfJcJd65YDwYRzQfg+93vfocf/GABI6wFN3CAHDcpuo5i3HhVbBFy&#13;&#10;8MebgNtZ0PEi5LAK1waL2BNy0KEGvBYEFDCC4AZjZ6gfFIPBMGDAgBUrVsCqTZs23XfffRaLBbuB&#13;&#10;A5ZYzbipILg4CKr9tifYoSUgoIMnXoUtUOEPk38GBg1HtBcNxUdfKQ719AbQCRYBPRABmEYDi2HH&#13;&#10;0fFFI43g/IN7JvQgzgdFkCOsgqOPxqy5QmFnMOSHYwfVwm939tyFUWPGbNnyhduFqHRMevoi/pDL&#13;&#10;5euyeuQmJ19vbdFbGwl7Q0dXiZDIaVKl1Up3VIoTP0159Y0ZD+U1zslvXnSr6f1bbQsK+HPy2+dV&#13;&#10;KD56eeLDsz994TJrKcewvU548oudqwYNHizV3iLs9YB0UqJAQuQBae20lKjJUgb77MqEhbNmTZs9&#13;&#10;e+6c2XNnz541a/a0mbPemz5j5ttvv/Pqq88tXT6HUXpWgchpCQAx4GNHF+AsMFkWjmOogIoaixTA&#13;&#10;SYFi9+O2MVCOpdgqNAyOBHDH4zFoEn2+0Vv2xTer3pj8TMLqORu2rvxk6dxN25c88/ywbV/HdQC8&#13;&#10;GpgykiEjqOi2iY4AGlVIUxMlUmNum7aknN/AbmtkNLcymrnMViGjjUtraWW2VZW0V9XKKsSWEqm2&#13;&#10;WA4Qb8ymegUG5tQoUWFrqm3oYaMMBdbRED2RIVdlLFLrWWI9Q2KnM45/enPhKNZXc7Q2hkjHkBJs&#13;&#10;ZRe701isMpQAB5cQcDPBEKM4DFMqyy3aPo22+S21pkhLVDvIejdZ6zQ1+UihTVXjJ9qazm3UlF9T&#13;&#10;8698VT4irXLwoTL0XfBd5Y/uqx1ysGLQ8fKha64/8dHVJ7cWTjuQPfvcl1PPxo/OXPlc4dnPrpan&#13;&#10;tsquhCwKv17g0bX6tWXVvOLhudIBGcQ9Wdp7MuX33ZTcnWG456b2rkzzgOvWARn+ATdMd92U3pWh&#13;&#10;v/smee81yT03DPdk6AfcMg/I6h6Q1TXghva+a/LfXRc9fI336HX+n2+IHrwkvPuScsBN44Bsx4BM&#13;&#10;2/23nPflWu7O7/rVVckvz7cMOFCV8NW+XZs+nfbmKzOnvblhVXz6nu3ZF49WMa/IeYVuY2tfj74v&#13;&#10;oAyTNUbhTUP1UaeEEXKbe/rgmukNoplagLjAJeGPAJlBeNIbBtiMeDE8YbSCSw50ELgQfgxwYEFX&#13;&#10;MCVQIVQetfYT6mLs3bZt26lTp2IW3J7v+IMRBJwhj5ooAf+/WDMWXA/eHSzfcYZVUCH2gRz072za&#13;&#10;ZrPdf//9q1evBn3z5s1Lly7F2Nq/ThAoCC0B43fs4Nm/NljbfxHrsFN48QfIT8qgo8OEevuAOKND&#13;&#10;50PjH3o8+BeEfgiYcgQgGc4qOMqhMPRZ0OdG/BRgA3GOhOEE/BYFhqNB/bgkoUtNXTty1BOHTn1p&#13;&#10;9Qv1thoATWqMAbDUPL7+YoPiYIVwB02wNKt19pX6qVfq37jeNPFmy5Sslnfz6hewhQsP3Xh37OuP&#13;&#10;XGV9WiXdwmpfw+SuZfJXsUUpTF5qvXrjuCnD5y8Z93HKK18fn7Jk1djlqyeMenpoDfeImMyQkDfk&#13;&#10;BkZnV7W+u7iBd+nQ8W1z5sx4d9rbc+fNnzt33pw502fOmvLutMnTp7819c2Jk6dAmvDKKy+On/jq&#13;&#10;oVPbFPoS6pWQQsCyKLaiIC8AHBih/flKUy44IOwD1KOG2X0nUUUQOuOCgJWQVEYmUGOjp2Jl8uJN&#13;&#10;Xyxdv23hCy89/+BDv9m5L2X3gTUfLX0XuhaVoVhlYqnMbKm+UG6Co5Qt0eehDkZTpjUWZdezdl5q&#13;&#10;yy5XN6vcOluItHgNJrvV7GxT2E4ytbsy6hvULJWxClBVdpvjw0GItgoNwqMSwDRSUAupXQBCDfvF&#13;&#10;UppYcumV7M1TL33weNFXs4x2lgTNpQc+hdrOQpWeKdAXSVCAmykyMYyuKkHF6Rvxr2ZvmtppKJKZ&#13;&#10;GSqiQEvSNWSJ3dAc0HN8ZplFXe438jSd9NX5I/eWDzxYPii99NHD1cP2VQzeW/GnXezR8deeWn79&#13;&#10;5TbeJYelTlFxPSd5Ylb8q2ZhXo9LHCEFHhU3rGl3d9b6FFVOWekXrIrHLvDuPqcecF4/4Izw7vPy&#13;&#10;AZe6778gnXgi492zWYPOtg44q737pOKuy+SAix0DLoBPxx/P8SYdz59+ofCzqznbrl85nXXuVt4J&#13;&#10;Ru7pguwrJ7KuJV68NO3MzbFnK35zlj/ggmbAlc5fnFeuP3vpwIW9T15tPlbf3mNsiNgEJlEl69qJ&#13;&#10;bzavWjR/5gfzpq2O//irLcn7d20syDkj5bB8Dkmfm+fknHdzrvrNonDYC8Q5EvL1hIJAXyK9aBAe&#13;&#10;ojw9/lCvD18jcNVgiEGXHCXI+uMkWhGFqpBrtdqMjAylUllQUHD+/HmZTAZGcOPxeGfPnr127RpB&#13;&#10;ELAIzjivrKw8fvz4rVu38BDVGJw1NTWdOHEiNzcXk1mwgAI1SySSioqK06dPc7lcNptdUlIClSB8&#13;&#10;oIpkZ2fjJ0wej4fBYEDN4ODz+cCCcRMEHwGwQFUXL17Mysri8/k/+9nPkpKSwAgtgcZjf8hFIhH0&#13;&#10;K5cuXers7IRFvCGAb9gd2DvYo4aGBmzU6XRXrlyBvQMdysJxgJ2FnYJF7AACNfwA+UkBGhoN4Bzp&#13;&#10;AehFhw7dcMBpBnuIfif4seAo9euNkMTwuBcBujXcozfYa/X2allXfjtxjGs4Kuk6m8fa+8qrLzwx&#13;&#10;9lcX8j+tVa4q4i3Iapl5o+GdjKa3btRDeiezcfatlvcLOR8V8ZbRBYlM4RqGYB2Dv5YlWsMWri7h&#13;&#10;ppYJkibPfuqLw/Mr5WsZ3CQ2P5nFT2DwExnCeDovsV694Y2pw66wF63fPQVujqbOeqJclPjShIGZ&#13;&#10;ZZ+Ui1PL+dublLsbREcuXj2w9LOl02fMmDdv/sIFixbMXzR37vz5CwCopy9YsHD+/IWz58x67723&#13;&#10;p06ZNBlwesKUceMmpB3bqDDkS4lsQGcUFiAYMj0bklTPlOqADgPUIsijnuAhEMTwh0E5CnwoURFh&#13;&#10;kgZ9EopvIKAHmGbYwvUz507YvH0lu/rEAw/+90N/fCi76MDZy9+Mn/x8p4ndaS7FaA64ibg8bEVP&#13;&#10;l5sYam2RoTsnm1txlK6mNXcy2gzlfEsl31LF7apoI6vaTJerug4zWgSmvE4Do8NI66R6jtstjLJm&#13;&#10;3DCqtZSCYiB0BVHQSTJ4ZrpElVVyMuH6x89kfvZ01vqpwvazKhNDZC6QWtDM1GJA4a5ctalQA/7G&#13;&#10;QjH/XMGuRdcWPX3qsxdaG44rLHS5uUBhLJQb2R16hkFX5Ta0+Yg6t5FPdNR9nTN7bfbgA1VPHKx8&#13;&#10;7HDF4H2sIUeqn9haOGrR1aFbcqaQsuKQSWCT1zI2vJkb9yopKPLo+D41mlw/pGs1CovENWe6q44q&#13;&#10;Ks9czLuy/dzZlOMHXzxO+80RwetHGJ+f2ivKWSNlfpFx9vOnjlUOOKEYcEo44Jj8dyfqZ568knVl&#13;&#10;l6rksLHpilWQb5Oy7eoae2eTQ8NzargWNcvKv25ruNrCuHDk3O4PTlx44Bh/4rEM3q2vtKwvsi9+&#13;&#10;xmm9ZZcwfZqGsFEcNsv6QoY+r4KQVpXl3zyxZ9vyxbNWr/xoXfySJR9MX5e68ubFIy3M411Nx3rI&#13;&#10;0r4+FNPrBTKD4oNAoakXodDEh4hCYlyGPIZoWPDV9GMEaoMcqoUcIBKuiNGjRw8dOhSUTZs2gTE9&#13;&#10;Pf2xxx579NFHH3nkkeeff76+vh6Mfr//8OHDYAf5wx/+8NJLL8nlcmgPAOiOHTvAc/DgwVDktdde&#13;&#10;AzQEfygFFQ4bNmzkyJGgLFmyZMWKFQMHDlQoFNAAQOF333335ZdfdjgcVqv1ww8//P3vf//4449D&#13;&#10;zaDb7XbwCVIBDYy8UBtUBfXAVsaOHQvK2rVrwQ4CbcA+AN+w9k9/+tOgQYNgj6A/wA5lZWVgh+Kw&#13;&#10;6o9//CMgNRgzMzOhkpjPzZs3YbGwsBB02OiPOc4/JUD3UC+rwrELh/09PcCd0cenqUWv09vl8JNd&#13;&#10;HqmCZPM1V3jaY82KHYVt32Q077tRv+88a9+ZvPTjt44dzDnyTeaXX1z7clX67vVHkq7WLEj64tEH&#13;&#10;Hx0w99MnixpT2IIlBW0fFLavYAhWs8TAf5PZQshXswGIRatZgMW8dSXcVSX8pFJRQqkwoZiXyGyL&#13;&#10;b9Ks+zT5lTlLR5UI15SIk+m8pQz+cgBoljCJCQDNja9Tr3pt0sDX3xqStOWts7eWbt7z7uyPnhw4&#13;&#10;9HfM1lWl4jXl4vis8k/WfTFj1pwZM2e8P2fOgrlzZ8+ZPWfhgg/mzVs4a/acefPmzZ61cN7cRfPn&#13;&#10;Lpy/ANB71lvvTJk48Y2JEyZPmPTG2cs7SSez05aFYsH6EqCN6q6Sju4ylRl0tpRgAnBTI+0oIIYc&#13;&#10;Rw8wV8WBBQoi0VpjUQdUQtCoEDZDZy97Z/q4p599Iv1U/Cvjh77w8lOnr2x4571xw0YMVhLo7W2Z&#13;&#10;oQhwWUYCLDKUJHpjRW4uVBnyO8ysG031tEbC0OWRaVyiDg+/wy3QuLhae4fe267xXK1oFRlLOkmW&#13;&#10;WkdT65gIfKn+g2obgmOqebBItTCK3XSRqUhrYArVOYyir1gXV7G/nJOx5PncTTPpF9YoJZmA9UpD&#13;&#10;noKgS2FfTHlSbW6Hjt5hYTYKz9QX7yza/jb70KLWykNQj8xYJCEKBbCbZIFaW+7R1Pbq6tBMRnp+&#13;&#10;q+D6zrw5X9Ff2Fc5cn/pyL20p3cVPLvm1pMfX37yVMEnNk0tmqTf2Jy3dWrmp8911lwKWPhuQ53V&#13;&#10;WOfSNbnVlaS00i6vBSrtIpr8mnqX8FY57djlawfaaPtU9Ze0PIZSWEHWXMq8tPb1o/T7dwnmH7yQ&#13;&#10;e+OItjHLJqtyEnqPiXCZtVaDykpKbQaJxSw2WURmo6TLqHDZte5uqUFVpm68ev7Cvozz6xUVl1Uc&#13;&#10;Foe5q/nK8nbatiba1/KmKw5tnYds9xJtIWN7Txenz6Ps8yqtqobmkps3L6Ud+yZ116YVSz+a9daE&#13;&#10;5xa//dThbR81t7C9AWCI32Y1kTu35xT6oBtQUGKCvWJ6zPJ9iTnEFIzOkAPgwiKNRrvrrrvmzJnT&#13;&#10;2NgIQAYMVCAQAEpu3boV6CSQ1kmTJr355puAp0A577vvvsWLFxsMBiC/QIoxuS4vL//Nb36TlpYG&#13;&#10;dg6HA4D+wQcfQPvb29vvvvvuqVOnggOQaGDQUD8wX/xyL3hCqT179oC+b9++Bx54ALiz0WgExIQO&#13;&#10;ANsxRuOmzp49GxAWqoJq161bB2C6Zs0a8IGjhPFUpVIBCickJAB3Bn3BggXPPfcctBlW4fsDsHd0&#13;&#10;dEyYMAGwG4xAvaF5paWloIMAMYdFYPGgY7gHBfIfID9tiANajfaHwuUgZIDYdq+Q3jwnp3FiIWcp&#13;&#10;Q/BpIfeDvNb5eW1zC/izDp1a8em6zfN2nok/w956uWLjxfLkyw1rLzWtvdK69aZ2y0XV9JW7Hxw0&#13;&#10;NPmL2RWKNaWSVBpnWZk0lclLLhasZwtSmQCy/CQmEOHbCelclFiCFLYwkc5bXqVcefDizInTnrhE&#13;&#10;/6RCDiAeB7jMEsSzBFAwmcZbSePEN2lXvz5l4Ip141jtKTXK5FJJ4q7TCwc+8UBBy+JKxaqM8mXJ&#13;&#10;m+ZPe2/O/AXzFy6cP2f2vPnz58+ZM3fWrNnz58+bjQB6IQgAMyiQL1gwf+7cmVPfnDh18qQ3xk18&#13;&#10;b8bbZy5vq2w/ItSfFxFX+NrrUkO21JAnIfKliN6ylcZiFSQTW2VgqYxMzKCjYI0SBYUowlAkI/PB&#13;&#10;TpFxhtpUyu+49frEp0aOHnjo5JakNQsXfTIjh3Zg7Msjhgx7hCfN6zCVSYk86mVCgOliJVkqJtjq&#13;&#10;rgKNrahaVH6puEVGul2esMMb8AT93kDA64v4/L2ugKvbEypt0WdWlsgszI7uDKWRKScoCAY4/haD&#13;&#10;pqIcGLUhh30xMzUEQ6IrEEtudurzBQ1HCtM+EfPPcqXXxfoiOZGv0uepCKZEz5KbihWmig5DtZws&#13;&#10;F3cxtU52HXObTHKF1DcabQqbp8PhUnV2ceRksd0oDRuUTqPQqW+PaBqCXRyONHNPzruJN4YmZo1K&#13;&#10;yhi74srIxVeGXKvdblCV+7UCv44b0DTk71h48YORVYfi0eeviHon0erSC4OGxpCJEzGJvSZx0KqA&#13;&#10;HXW6jG6ryItm9auzGUWEuoWUVhkkFR0tZ3Mvbjl8eDeXfd6jrHMZVd1GabdWZCXEFr2wSy+2GmQ2&#13;&#10;k6KLlFoIqYfscOlk3TqehRQ6uvQOi7JLwKq7miCovaRqLZRzi6TNlyXSTAnvbAPr8zbmNn3r+S5B&#13;&#10;nl/b6NK2ODpr3ERNpKu5z8bv86r7bGKbql7QUFTJun7pzMHtGz5bMevFN196ekNS8oUzV8oqKqQy&#13;&#10;kdms9/s90euNEgAgjFMgPxg1YoKuXkqgTlgsKioCsAO0wmtB4E4fLNu3bwdCCjogIyA4kGJgtcBM&#13;&#10;n376abBXVla63W5whnoAXgHa9u/fD8z0xo0bEydO/NWvfkWSpFAohHoOHjyIqwVxuVyA9VAhAO43&#13;&#10;33wDnB0QE2p4++23//znP0O1J0+ezMjIAIB+9dVXAXmhCM4B+n/9618nJydT1aCX1+655x68CA7Y&#13;&#10;B7AVo/bly5eBDn/66aewCKBPleiD7gE6hitXrowfPx72Aiw5OTngAACNHWC7sAiVgI4BGo42teYf&#13;&#10;lp84xIEFSHMohAAaSLXPb2nmfJlbM/1aw5QC3kK6aGWRAChwCl28pjJ3RS3j0rrDBatPCL++LNp2&#13;&#10;jrPlgvzrM5ytJyo2HmdsOlmS9M212Z9+sef8rrKOhEJuPEuYyBAsYwqWUzGKZJYAgDiJReEyBbiJ&#13;&#10;NKhZHMcUx9ME4B9XIluTXR//0uRHP0+bWq1Mpbevp3GSWKJ4Fn8FoDxLsJrBT6Lzkhs71742aXDi&#13;&#10;ljcqJSlV0jXl0sQ9Z+cNHP4Ao33lVWbCJ3EL3nlv9tz5c+fNnQPIi/I578+dCxg9e968OQtQiGPu&#13;&#10;3HnTZs1+FyyzZ8+dMRPymXPmznjnrXcnTxo3fsLL4ye+tPizqWezV7Da46rkycW8pGL+6mL+2irx&#13;&#10;5y0du/m6C0JthkifKdHfirJdAGuAVCMLhQ5QmAIhstLARJOOEnQZgb6K0mkpq2g5M3P+6+eufLMy&#13;&#10;8YPZc9999Y2nN36x+EbuvnETnmdUntbbKqRkPkCn2siSagvQREs2Nk9Lr+AybpQ01QvdLl/I7fa7&#13;&#10;PWGPN+JFKej1BRy+kDcQIay92VXqgoaSBmWewFSqttDR646waWOBwlBIRTyA2qOnfEoc/aCC4ypd&#13;&#10;YSfJEFkYajNbYaYDW+cJLynNdFV3iayLrTYxVASQ6AqNVaixaQ3erm6H1dxFmFw6TbdESVRJrK02&#13;&#10;j9PsCNkcYac96HAHur1mZ7DH7eixOoPWoMPRLXHrhb4uYSnn8H76BwnHn0s48Vxq5itf094xKlh9&#13;&#10;XUqnrt1jbFbRT2aufPP6x08XrJnWnn3crWoM6iUevdihr7GS9Wii0Y62oKrJR6jcRkHIIfXaTQFb&#13;&#10;h98kcZL8Lg2/S16jU9WJKk7wMlNJWYW9S2kh+TajpNsksJFiGyF2GMQug8ih49k0Qjshs+l4dkLY&#13;&#10;RYrNWjBK3d1KQlRdeyVF1XZZ1V7YIcqXdjJl+jK1sUSpK+DyLjRVHhVWn7Epy90Ej/puVotL2+TW&#13;&#10;tPk6BQ70cmZrXxe/zyLts8gDJNckrWyl7Sw6t/Zk2r73F34yacrklYkJaYfScnNvlZYWd6hUAV/0&#13;&#10;tQAsYTTzS3R6AwBurPwAQVVRIQ6glgBM+fn5YPR64Z6458SJE2AB+gko+eKLL77++usAoHhi3tra&#13;&#10;2ldeeWXMmDGAcY8//nhNTQ0YAcrB/2VKwP+1116bOXOm2WyGImA/fPgw1AwEHEAZnHfv3v2LX/wC&#13;&#10;VgExB6INFgCTcePG3X///W+88QYUh0pgi0lJSZjgY3YM5BcQef369RiOLRYLcPlVq1ZBcWwBH6DA&#13;&#10;sLmnnnoKikM90PjJkyfjFsIeAUPHbXvooYdGjBgBRhzbAYCmjkcEL9LpdFgFi1AhCOg/QH5KgAbB&#13;&#10;HLoHyDT6khM6NGGfwycoNMrONHIT82tm3mqdWyxdBeyVyU0tK1gUdp3XKs8f+ybx9Ddzru2dc2Xn&#13;&#10;wqu7pxUdeKku/dG69KFt6U9wDz9amvEOU5IKZBklQGRhEhNyjM5UgkU24sVJTG5iiTiBLUiityUw&#13;&#10;eSsr5Ykfr3plxqfPs0XJDP4nxUC6uSksQQKTv4LOW1osXkUHZBcmNGjWvzZp6CsTRyRtff183gdr&#13;&#10;d0ydvfj5ISN/d+ZmymfLP5w5EyHvggUL585ZAAlu9+bNB9Y8ez6FzrNmT58x87233p44afK4iRMn&#13;&#10;wJ8p8G/yxClTxk2dMmHShHFTpkycNGniuHGvTJk0KWn9vIK2OJY4pZCXTBcvhzsAJjeBwV9C5y+D&#13;&#10;lrN5Gyuluxo7jrdpL3I6r4nJHGUXQ2FiydDkdmwZSZcShaAoTLkKI01lLN1/NGXg4D/HJb2/cNF7&#13;&#10;P7v3XjiB3nznlc+/TBj46GM7DqdqHcBtgbEWqzUslQU9JyzmsC8Xc66X6QSdQUBhdFEEQv4ANVAx&#13;&#10;FE0hf6/fH/aHImZXsIqvuV7Cz6xtatExFV0sjY4uMWZpTLdUJE1sYKPhg4hQI6aPAx0oEkJRaRT4&#13;&#10;RjEZsDNVRAn6NKIhXwkY3cXRdBtMjpDGGOog/GrC06H36A3BLmvYaHPqui2dRrtC55R2OmVat4r0&#13;&#10;dVj8aotfqnPJtU5Dd8Dk8BNwZZsM0Lf0WI0NF3fk7vygo/WyU9vs1wtd2kY/2RTsrFGwTtec2Xpr&#13;&#10;/VwT65SEccokYPrJNh/R4tM1o09eUZ9ToeYabfHqmt36dq9R5LPI/Talz6pydsmtRplZx+1SVsuq&#13;&#10;T1RkbpA3ZLtJlUUv6kJzsSo8Wo1VD9xZ4CaEDr3QYhabCb7VKO42iKykxGpWWRRVTbR0XunxzrbM&#13;&#10;TgFNJqVJOwvEhgIpUdRJsA1EpZ1oCBja/ESbh2oM+i4i+gQXnqi6Bc0/pW12aZs9umYf0RoyC/qM&#13;&#10;HCvvtFWR7/e5vD5fXWPTkRMnPl3yydw50zetXf3llq8PHjyeQ7vFE3ND1FsC/ysCQAy4BgoGaMhB&#13;&#10;xxgK1BLQMEYtwQjcGRQo4vEgah8IBMRiMfDcTz75BC7/o0ePAlziuDMI0GTs39zcDPXg72ngaDI4&#13;&#10;t7e3DxkyZMaMGQ8//HBubi4GQeA7w4cPB1hE5fv6rFYr+MMqsMC2wEIQBMD68uXLsQMs3nvvvXgU&#13;&#10;B3hin/LycjBmZmZSLsgO9YACjXnkkUdWrlyJ7QkJCQMHDoTKYetwZ1BVVYXt+L6ByWSCjgEa23+A&#13;&#10;/NQMGnK41YIcDmiEerbrtdsFN+2iHKsgR8zfz2iaf61uXBH/0xL56vLsj/xdZz1EOu/EuM4z93ee&#13;&#10;H6C7MEB7doDuzADj6Xs0Z+/qPD1AdPS+sqwZANBshMiJbGEyW5CM8n6JgulkYNBs4Ro6B5T4Yv6a&#13;&#10;KvmqXWfmjH7xsYyKlDJpMlPwGYuXwuKvAgcWZ3WJcDVbvKagfUUhZ1mdas0bUx+/yvj08wNv3/fL&#13;&#10;++d+OrpOvuqpFwfPWThjwQKgyXMXLFg0e9aCObPmv7/ggwUL5gNAz58/F1B7Llwl02dOf2/GjOkz&#13;&#10;Z86YPW3arGnvzn737RnoIeHk8VMnj5808Q24aZo4AajPlAkTx7027pUPV7x5s+wzBj+OxoPdiS8W&#13;&#10;rKK4fCKTF8/gr2TwltN4S+k8wOukMuH6WtlXzapDPM1FuTFf3cVUd7FUJpaUzERvJxoq577/Fpw0&#13;&#10;f1HemTdO7yyX6HKUZFGHMZdL1tyoabzJUvFVLrs/6A32+PyBYMiPQRnNLYK+iIi+XQvEC/65/SFn&#13;&#10;IOLu7dPa/bW8jpv0lnIRU9ddJjOgOIzSnCfFk3tQ0RgUK8f57RQNWGNabSwCf7EO2t9G2q0qvZsr&#13;&#10;s7YrLHyVTdjhEHTYBSobX2mVaZ2AwmKVXa5xaww+ndGjIa0ag6tD75Z1OCVKh7zDqdTaFRqrtNMl&#13;&#10;N/i6PX1Br9sgbnIr23zaNq+h2a5vdJBNfgvHZ24LmDjyigthfY3f1OI2tDp1LUGiNYhm62/xITSM&#13;&#10;fvgKcjcAIuQEx2Pge8xiL/BWq9JDSmza1i51O8Gns6+vkdRfchnkFp0QGLSVFFl0AqdBZtVJrTq5&#13;&#10;Xa+yEwqrTmzVCex69K1IXsXJFuZ+VWu2ik+Ti2lKdaFaX6TWs3VkqclQaTM0uAncN1DojKbYRp9/&#13;&#10;/H4CH0Bwj64paGi0d/KIlmNWcUZf+M5tdTgc5HHbr1y8un37jo1bNm3YuP6zZZ+lpqYeoiQ9PR3I&#13;&#10;KQjoOP+LglcdOXIk5rlnz57q6mq4jjEI5uXlwelUWFgIOvBcyEmSfP7554FvnjlzBmBr7ty5wFUB&#13;&#10;pjkcDtDeLVu2QPFz58797ne/279/P7RTJpMBvMKqy5cvX7p0adq0aVu3bgU4bm1thZphi1AndAaA&#13;&#10;epjqxsfHgx2YstvthkWooaioCGoDuAcWfPDgwTfffBOqglWxIrD1efPmAfk9cODAlStXYBNQA7QK&#13;&#10;+2Dot9lsEydOfPrpp0+ePHnz5s33339/2bJlYHQ6nUOHDgV6XllZCc0DdB48eDBuNnQVU6ZMgX2B&#13;&#10;jT777LNQJ41Gw3VCjn6DHyQ/MYNGTQcGjcLQwKDRl08jPrtDkGHh33TwCt0SukF4vak5Ja9hSgZ/&#13;&#10;QVXuoqDllNN0jHv0FeXR+6Sn7lKcuVdx9hfCM/dJTt0nP3Wf9tQAYfovi6/PYkkRg2beZtAUIn87&#13;&#10;oYgHKAm09pUswcoKWWpu/fKX3xy65cCMKuUaWvtnDG4crR1odRLANJu3jt6ewhQks8QJRe3L65Tr&#13;&#10;x08dsWLduPgtz23Y+daKta99GPfiQ3968J1p781HWIzCyrNnz5ozZ9acedPnAIuev3je3IWzAZ8B&#13;&#10;oefOmr9wzvsoCv0+eKKHhPPmzJ49bcbMt996a8okOCkmTob8jQmvvzHp5cmT33j9xSmLl04sbIov&#13;&#10;BlLPiwOMZvASIUHji0VwH4BQmylYyRauZPNXMLkrmZyEYu7aGsn2etlejuaCzJgvJfNlBMPgrN6x&#13;&#10;P/GX//2zJStmX8/e9d6cl8ZNeCEn/2jK2o8f/P1/xa/5WGurlOnz1egLLLdu1bRdKjVJLS67N+Jx&#13;&#10;hAOeQCjkR6Ma0bypqD+lBEhQbxjN1QdY3RcM93pDYW+gx+3raxJ5ztFaGuSlaitbqM9Vm1nU2zd3&#13;&#10;BkcjhUJkFIzGefTZJrgVykgoUklYDUpNUCAN8mQOic7WafLrrWFdd7DT7FPqHOJOp0DhAIDWmoAo&#13;&#10;AjpAFxJ0e8JOV8TmCpusYUB2sdoq7rBCWW6HWUja9e6wP+DxaPg+TaOPbPGjh2/tHjRfaGtQyw2Z&#13;&#10;OB5jq41ocRk5TmCjuhZfZxOepB+IKvXR2ChS+/RAV5vcwK+JNr+JH7KIIl2doW6N3cxzG/g6Tm5l&#13;&#10;1maLtDRg1pm0UotBZiNFdh3fapLajHIXIXeQSgehchnU9k5xwNjJLz4sKE1X8QqlYrpEWSBX5RJ6&#13;&#10;dpe2yqavcxmavaZ2r4Hj0bV7dG0+1BjAYqpJKEWb1D9BL+IiWuyathDJsTcfNfOzw0FvGEgh/ET9&#13;&#10;MCIcDEkkEuC2x48fB2jGmHvs2DGMvJD/jwJuIFB87969+PPKANCQA3e+//77MXMENMSBV3CYPHky&#13;&#10;EMxf//rXU6dOBdyEVTqdDpB3xIgRf/jDHwDjgMBaLBbsz2azX3nlFQC43/72t3DJQG1gB7L8X//1&#13;&#10;X4DyeFtgwUgKnUEM3MEIAhT41KlTQMmhBmC7S5cuhbLgCUCJHUAXiUSAy3ffffejjz4K4AtgvXnz&#13;&#10;ZqgB6gQH8AS9ra0NuDn4/PKXv5wwYcLVq1dxoJzFYkEX8sADDwCXGjt27JgxY/C9AnQ/sCOw0Wee&#13;&#10;eWbmzJlQCoc4cDtBQP8B8lMDNPqP2g4I3QcADfvjczj5mVbpdYckx8m95eJl28QFCtEJevM89tXx&#13;&#10;EecVp+l02/FxsiP3KU/d1XnsbvXJX4rO3CU+PUB56m7i1AD5oV+VXZ8NAM2mgJiizCigcTuhRRTi&#13;&#10;QGuBOycXS5YwuMml4uRFCa/MWPJEtTqZJVxB5ySygasiHE9g8D8rlaxGiuAzpmglk5/S2LH9tYnD&#13;&#10;Js0afKHooyrxpmWpbz46cOCvf/3A3AUzFsz/cM6c+XPgP2Dv/Lnz5sH9FgDzvAULFi5AshAgGij2&#13;&#10;LPSuyuyF7y8Ep9mzAcEBrt+fPXfaO+9MnjR50iQ4nadOnfzmxDcnTxn/8ttvT389tzq+TJrE4EKX&#13;&#10;swLdFsA9gQCxexZvDYu3jsldh/YU3SjAXiezeMCslzJ5SwHHS/nba2Xp7erz3eGyDds/mjb77Y+X&#13;&#10;zxSq6du+jlu24iOnv315/LT5749ft2V5h7VUYShUGpmNqvLrLI6E8BpdoW64Sw740AB09OYmpCg2&#13;&#10;U0EplKN3OHuBzvQFAwADXp8n6LQHrIEwo92SUVMtN7NFxgwpQVMbcUADDxC8w51xQgP7bkc/ZESx&#13;&#10;jGAbnTJDd4Ar9LaLXJ2ku9vh9vgi/mBfINjjD/R4PUGD1aOxOEmby+7xh6hW4XedoKXQgwQivV0u&#13;&#10;r9biJqz+ru6gpcun1rgUhqALvd7U5SZ5Nk07+iiXrt2pBeLZ7NY2+TrafVquj+C4qKAB+swVxUl9&#13;&#10;FGmlFBRk8AOzJloDBFrrBxxHPs0eQhTsEgW7hX6HKGBTaJpoDdlfmJXlbou6m+iwacU2LcdqknUZ&#13;&#10;JDaS10WITITUDEa9yEWIG/P3S6rPKMVFMlVhB0EjiVIrWQ8N8GjRJ8R8BOpFvOjr6YgjI4CGHPHl&#13;&#10;NurrYv0SxmjUznYX0RjQ8IPaen3jXrec3YducgB1EO6EQgG4iUdvD/yvCoAahiGHw8Hlcl0uF4Y5&#13;&#10;EFDAwW63A97hVbAInlS5Pr1e39TUBPQTIBsWY/5WqxUoM5/Px9gH/l6vl8fjgR10cMNICjrwdCDj&#13;&#10;wG1xWchx5dABQM1KpRIssZphFQjeBDQVKgSkBriH7spgMMAq7AaNwe3xeDxQOeA7OMMiCC6r0Wga&#13;&#10;GhpgE3B/AGWhFPhDcYIgoNmQw24KBALIcTtjBX+A/NMBdMTnAAbdxb9mFVxzyW52C7Mtwiyb9IZV&#13;&#10;dp2TtcQs3+PRHG099br45K9V53+hOnV35+m7ZacHyE4NkJ0f0HFugPTwrytuzGNKAL8SUaKAmApr&#13;&#10;APIiBbHO6APDZBZ3M4O/vEyWuvfc4pfeHHKF/XGxeCmDm8AWrGXzUyiKmkTjfQqwWCKKp/GX0AUr&#13;&#10;GdxVDeotL4579ND19xs6tqZsnfXi66+89fb03/z2929PG79w4afz5n0AiDxv/nxEmOe+P3/B7Pkf&#13;&#10;vDV/4XuzZr87bdpbk4EfT5j0+ripL78y8dXXx4174/XxQJcnj584ZcLUNyeNnzD+jfGTX3t90otQ&#13;&#10;6WvjXh83/u1pE45e+4AliKPxkhn8FYDLbP4qhMLUo07qaWcC7BEDRWNg10CPY/HjmVzoWlYVi1Ph&#13;&#10;HgJuEYBW8w375ix+dcOOj05c2frxioXJ6z5b/PHczTs+XL1xwYkLG6fPHqdzlSkNBVI9vbC1vbjF&#13;&#10;0N3ttNp6bGjghtuPXpCH8yyMT3A41UCBXw3yUDgQQoNvEHYDivt9QcBom9Mr7XacLxG0KErVXQUy&#13;&#10;MgeNqr5NnPtD8+2EeDROcqK0w9Rkdnep9QGu2CVQWo1WZyjgB3xB3UEkhG6zwkFfKOSOhP2RULAn&#13;&#10;SL3KhD84AmsDcLcd6vV7gj53IARIHfKhmV+dppDZEnF4gO17wt3KgKo9rOWFCE6AbPMYW+zGxpCG&#13;&#10;61ch1hw2cYMmrlMD9BmADzDxNmNFSN0GbNqna/brWwCj/cCmgUdrmzwm9A1Gr4bnMbe5u8Q9XQpV&#13;&#10;1ZWK/C0mJctrkjl1iDh365U2g8bTpbGaOh02wmXrCNslbSVnWhhHtIJchTC3Q0UzGSrtJLB7DtUZ&#13;&#10;oH4CITX+LiLCZcTfKdSmUpTORxNuJDBov4ET1re49I1uo8CvLCfqjwXMfCCdPegdcAqnANyCCLMB&#13;&#10;U4BsYmBFv+lt/PofBTtjLIMcK1ioaxpd0DEj6JhcxwS2CxZwgE1HTRR+gQVXjsEO22NV4UUQKIUt&#13;&#10;uOUxz9gWsWAjCOj9V8WKR1dH4SeqwFpYBQ4guP7YKkzbsYKNMQEjrjm63E9gFQhWsOUflX9OgM7s&#13;&#10;Ft2wC7Pt4hyH8JZDkOMUZHqEeV2NZ7l5G5W0lPajLyqP/Vp57Ffqc/cpzt6vOP5bZdofOOkPCQ/9&#13;&#10;TrjnwcrLc5jfZtCUghIF1viZIeSJTN5qBie1VLb8aNa8U7cWlwo3sYEpc+OBPjP4QJYT2dz1lBuk&#13;&#10;BJYojilILmxLrFXFL/h47LmCuCrFut1nFrwza+L48e/88fcDx70GxHfC3LnvzZ33zty578yc8c7E&#13;&#10;8W+89NxrLz0/4ZWX3njx+ZdefeWlyVNenTFzyodLJ6Wsmx2fOvPjZe/MnD3ltddfmzDhzcmTxk2Z&#13;&#10;On7a9EkLPnhzady7KZtmrto280zeJ6XS1EJuEl0E3DmZDSQaGsNHAXQmH4Wh6fwV0McwBCvo/Hg6&#13;&#10;L5nJS2XxUfydwU8u4qcwhAlMwWcM7pJqSfKk95744tAMS9+51G2zxr785COP/uHLXcuNlqqikmMv&#13;&#10;vfJ0p7NUbS6Sk0Xn6M1NGp/ZErA6Qh43UFLgpYCHIXTqoulRYgK/HTphATjRe2twWvf0AX0FjPZ2&#13;&#10;e+0ez/liolrMICxsNNMThmAE0Hemx+uf8BgPhaFIrM8jbDynPyhVe3kym1jTbfUGUOfQh2Y/BiaI&#13;&#10;5pyAviDQ4/P2+VG7ArCIUKcHzeKCOo1ewHLoM8CGLk7QA5GQOxiy+UPeYCAcdHusIhdZ5ze0AB32&#13;&#10;6dvdunaXge8leAGSS32hvAmQ16/j+rQ86mvl7T59m596NOfXApUG7ENhaA/R5iZbQUHBXzQGrtVr&#13;&#10;4Lm0kNr8XW0hq1LdkluRsVVRf9FNyv02q1XDMwsKTM039c05muZb2uYbRPOV2mubhFVnCAXd1FHi&#13;&#10;IKFafljPC2obPOjr6VTNaNhGk0/XiHoC1BhEoqPp2wyaisag3KGr9+k4bi3Xi24IWm2SXKL1tNur&#13;&#10;6+sNwRFEr61Af4Y+vYYwCA4WxiP4NTH6/G3BPpBT50MUy8CC6qIEjCDRhdsCFgA1KAICi7gUCLaA&#13;&#10;4FK4ZrCDgi2gYzt2jhnBDSuQx2rARtBxJaDjjcIixlZcEPKYgD1WAyyCju2gYFgCB+yDK4dVsZ3F&#13;&#10;RliLy2KJVYX9QcAfCwK7HyT/lADNz+wWX7cKM2y8XCc/3ynMtgmybIKbdkEWkGtJ/uctFz4qOvDu&#13;&#10;jT2zzm4ff337uxe3LMs4srCcNa+sYEFZ7lx22QqmKIHBj0MgK4hDZBk/GATuHIVpnADj4tjCVJYw&#13;&#10;rli0vFScwuKlMrlgBB6awhbEIxDkrWUJAPKS0VhpIYWMvKRi8fKCulR626pi0cpSSdzZgsV7z7z/&#13;&#10;zdF5u44v3nVyXtrFxWkXPki/sCj9wke7Tyz44uAH679cmLz13c17Zu89ufjw5Y/O5SwvaPisTrmm&#13;&#10;Wrq+qDH5fP6S3afn7zuzOP3C4qPXPjqd/fGN4mXF3JRqxapKRWqpJBV6CIYwFaCWwYtnIXSmOgwU&#13;&#10;Xo8+/2QJUljQYKSgQSbUfgGzTqULEpgIoBPZwuWM1rhXJ46cOmfYNyff/Dhxwl33/vz+X90fl/Th&#13;&#10;mYvfrN205Mlnhws7M7VdBRJD0b6s9sJGwu7sdbjDfkSeUZAZzjj0jADhHoJkyCnGiugsGh6J3lnr&#13;&#10;CUSCnrDPGwn4A7060n0sv6NGXqJA31UpkaC3Tujyv86g8dg7gG8pkWd0SDzBXoXGwZPa5ITDEYDa&#13;&#10;0Zw/4QhKkd4+f7jH3B0gjUFTV6Db6QemHOztCaLvO8LVSE2fhaIx0EKgiX70XLO3xw/3yED1IwFg&#13;&#10;32RXq9xYpDGXEaYK0lRNkNWksU5vqDSYqgzGcoIoIYlyk6HGTNZZUaq3GRrsxia7sdluanIb2vx6&#13;&#10;no/g+vRcr57j13MCBCeo47o1dYCPAR0viD4B3u4xCHotUouwvLEonVdyQFlzpq7sfH5xxmV21vmS&#13;&#10;W6dpN88xs/JvHWjMXMVvv2gyVIe7OH4dz62RBIztLm2tQ9/iJFtcANkGNIYEWDMF2YDRiNEDTYbe&#13;&#10;AhFn2JaWyiHpgdqD0uIxNLiMXH8nNwDs28TxGZqM3AvqxuMhvxtu2gM9cMcDaIXABGAWXXXouQIc&#13;&#10;VPgFEazABYjzvygYa7CAGxZsxzqqigKj71jwIkYuEGwBwYsgoEMpcACJbQgrOAewi1ULeawqMEIO&#13;&#10;i3hVTGKLuCzksWqpjUT9YxbQsZFaeWcRymIlJnixf2MgB8GW2FoQKBuzx4z/qPwzArRdkGkT3XSI&#13;&#10;gEFn2kUZdlGWTZRlF2XbeJl2YZZfkq2pPXl83+Yt2zZ/vGhRavy6xHUbdl/7uEqfxBQlM6SrWDKA&#13;&#10;1AQmoLPwM5ZwOYItQN5YWIMa2kFxasiRQuUpeCgeRbSxkUroKRykO7AepeFiUHBtyeXy1OqO1TWd&#13;&#10;kFaBUqVeBalSnVoFqWNVrXZtuTyZIVhe3bGqTru2TJFYJk9gi1LoPOhCEqCeckUKlIK1qJQqtQJA&#13;&#10;WQqAm0S9SoOec+JbAbRp1B5q61HlWwm7UXFzaFUiCoagTaykcRMrFKtulC59ZcKQn//ynjdnjdnw&#13;&#10;zbQX3hhK5vamAAD/9ElEQVT45PN/3nbg3VVbFj086Lcjnxzc0HrO0MWWGhnpDP5FOreqRW0BgI70&#13;&#10;opguXDMAjXDKUqcinIAUa4ZzswfxskgYTYECFAy0SMAXDgqN7qIq4a6b/Dp5mbq7SKm7hePLOH0P&#13;&#10;nVGiAJohR48KaSaH1BPs0xjsIrlbbfC6gtF5DXsBh+H0j0DPEVAbnDKtU6F3dpBusttn9wa9QKN6&#13;&#10;IsCQPX6/0x1xu3q9gYg/4kODTUJ9fk9PwAutDfuDFo25Vkbky6EzINEXFKlUKDcU4UUpLBppMvS1&#13;&#10;AVoHwe4g2Z2GUq2hXGus0JmqAMcJouJ2QrqeqDDpyy1EVZe+2oJSfTfRaNPXe4kGX5fc1FlTz/om&#13;&#10;J2P3mfLWNK59j6hnl7TvgLxvZ0ffkTbtleq6S037mqTn/MbWUKfAQzS49XWBTlE0poFhF/H39gBY&#13;&#10;iGafvhk9sURhltaAtg0PuQPWjOCbpIIwZIuDAI6PeTfAd7MHzebaam4/qeGc9Hm7AaPDwUAvYDQA&#13;&#10;NHRYkIXhZ4RfFGESvhD/USj5vv8/WgOWWKnvKN+395e/aPyL8rc9YS0WdIbfRn90uvVD56grJd9Z&#13;&#10;BOlvodyji/3tP0D+SUMcVvENwGLAZYcQoBmhs12UaRffsohuuoVZ5rZLZ9I2b9qw6uMPFixPjV+1&#13;&#10;cdXRi0uqJKvY3BQGZwWDm8DkrQaEKhYlFYsohOUBbCHwZQHeUdAWw2gqIbyLstFv2e8M0UOweEfB&#13;&#10;mBhVAEMZPEiJVJ4EFBsSWuQmAe+mtScyuatKRGuZvOSitjhaexwazoyHl1D57eLRgmhVjB1TG70d&#13;&#10;OqcUvNGo8q102w11J7A7TF4Kk5dAFyyn85IqFRtO573/9pzhW/dMmzBt6I3iDxM3vzh94VNtug2L&#13;&#10;V0yYMuPVKe9NzWUcNtoqhNr8M2xBu9ZHbySuMHlVfJ3e5ra4AjZ30BMI+oJBL5VTKYQWgz5vKODy&#13;&#10;Bm1Ov8XpV3T62ZXqGyyuQOu4XKWvkeXrbHmqzjy1kY0GO1PjNL4DzVSiXiyMjuLII2xt3nDAbPfL&#13;&#10;O7xqwusMBlHstDcU6QmGe8LuQFjf7VTpbRqDh+z2k12+TtKpJdxGCxq8QVr8OqOnQ+/TEAFjd9jq&#13;&#10;DtpcbrM1aOnucXt7/T0ug5Un11ORltiYv1hCL2EiIx5qArlST30WXc+ApCAYKj0bUFvclSsx50u6&#13;&#10;8iTmPJxLDQXo0woUvstNDHSjALBOFiuMpYShRqyhXeV1HBD3HZB4jrSZD3M8R/mu3ULPbnFwn7jv&#13;&#10;YEv7mYb1PFmu2yix61vcupagBmC3yatvhOTTNfp1zQFds1/X6tdzgzpOQIcIe1DHi+gEwNmdaGh2&#13;&#10;q5uAhKIiANNOfbMLEFzbEtS2QgppW5wmHmmu0TR+1dl4LODqRl1pKDocB8FzD37+i25AUJ8L8te/&#13;&#10;oYWxBvn0k7/H8vdIrNR3lO/b+8tfNP5F+R89sQMcFZyjw9MPnb8j36+tvwX02CJWsOUHyD8pQNvE&#13;&#10;MQYNKcsuzrYLMx2yW13iGw5RlqHt6tH929Zv3vLhh5/EpyRs2rzmwNlZhYLFeYKUUulaNjeBzl1F&#13;&#10;RWOTqWgAoro4vw2sURSmFqNoiDkp8NB+9jtE9TYoYwVDIV7E+vfSbWfoLVB4hJ9M56KYSbEIDbsG&#13;&#10;BXxw/lcStWm8CdwSrOCtR5VvpdtueDfRTQObt57GTaBxkuq0a45kvjtlxvAGZerJzNkfrHxy7qdj&#13;&#10;3p3/9NZ9M1ZufL5MsmreyudP31xjcpVI9EXn2FwpGSBtYb3V16bsyq2XXqtRZNZpWW2GWn53Nd9S&#13;&#10;zbNU8SygoPmSBMYKvondQuZUyrIqRGVCk8jk63J4nb6+mzVEnZyutgEvLhGRsRdV/jKDpig2Wisz&#13;&#10;5KtM5VYf4fSFCWNIY/Ba3X5P0O+LAB3udQd6zc6IUu9WaKxdjpAn2OPwh7odAcIYUKq9UrVDorZJ&#13;&#10;O9DbKyq9W6m3KSB1ejoJX7crbPF0aS0chZElR5MFRul8/0Q1IxooBwXNCIg+CgM9R1G/x5goVoNT&#13;&#10;FOWhazEUyEmg5PnotUk0K2yR3FgkMOdKTMXAwZWGW43m5vNCcg/Hvk8QOsDv2S8M7ue7DgjCh4WB&#13;&#10;o4KeI1zBsbZVteqrKgNTYcxWdtE1RJmWKNeRFaSxymCsNZrruowo3mIj621kg51scpBNLiqGHtK3&#13;&#10;Bom2gK4tAIisAVBuCejbIAV1kKg3WYg2s75CZshSmdidbUfUDTvsTj6KdcDdUQ/6unEo6Ovtdff0&#13;&#10;udGE7BSO4PzfTQCOcR6iHlECNGMFLJDHBDv/X8o/OUBnARxTDBolizDTLMhwSbIN7deOHti2Ydu2&#13;&#10;he8vjo9L3LZ2y/lzy6qEizObphfwP2YLVxULUkuEq1j8VABHIJJApQG8EDlFsBhFtNughtDw+4T0&#13;&#10;R6YYBBeLgMinMHgJsAgK1QyK5Mba8L2yf39CNXwbqWGPYAcRvvPiS0VJpZLUwva4en383gtTnxo7&#13;&#10;4vPdc7bunf7cq0Mf+MMv77rn5y+OG7Jx55StB6c8N+HhuE1viAzpTcrDZxlcSQdQTr/D0+sN9Xr8&#13;&#10;PvSQzQtc1WXo9kEiu32E1UN0Q/J2dQUsZp/TEwyGI4FQxBeK+EN9dm/I6gxfKdFVCZhqK0Nlpkcf&#13;&#10;EmJQiyLybUDEyYgm9Uck2lgk1hUQNq4/HHS6e03dvm6bz+oAQh0iLKFOQ0Cp84qVLg3h8QUj7pDT&#13;&#10;7NTafd12T8BgClJvG3q1Rr/ZEe729ZjdIbI7SJj7LM6I1d/V0d2Mpvgw5iqNhdQHyGlK8judRKzz&#13;&#10;iLZKbqKhb4wZi2RGYMeFUrJAiroZlszAlOGcRO9tKgxMJYkmRUFfkyFYKoINUKs2FXTqGSqiUKWj&#13;&#10;q4zMEm1bOqfrgCB0iO85JOg6ybcf5wJAu9L4nv3CyE5u3bHWVJ7mptrE4hkZIpIhMdAlBoYMzWBV&#13;&#10;LDeVKI1sFUlTkXQVweggmZ0GVqeRbSar7ESd3VDvIOtdCLKb3YaWEBoF2OLXt7iIxm6yzmCs6yTL&#13;&#10;xYYCkYOp1tLFvLRKXqKwuyAIVx4a9eJAo2PQUwZvpNeLwlToYkRDdNClifPoZRpLePH/WjA4oubd&#13;&#10;lpjx75RYkZjEjP3tAM1h6gFj7AFgdMX3PEHw4neMWCjf79qxJWb/ziIWWIxZQPl/AaCjMJ1pE2bb&#13;&#10;RFluSRbZeunw3s2btm9d8P778cnxm1atKrhwwN6ZWde4JLduam7zYpZwRYkYgSN6vsdLYAkgxd7w&#13;&#10;7gdwUZi7Y/nfSv1AEyh8ArQBuDMsAo/GDujZHfB6KiD+v5dQD0SR6BSmYDmT/xGdv6KgLaFOn7L3&#13;&#10;7JwBAwaMevZ3U94b/dasUYOH/+6Rwb99Z/7ISdNGTHzzGVg1f+kzzfrV+c1LT9CqxJ2AhgGLPeL2&#13;&#10;RzzhHi9cwNRVi7kE/IWfDP10SIefDF3icEqj2WKpccpmb0+3q+9KKVkvZmm6CjqJbAoTKfyl5rDG&#13;&#10;UPhtQIRFoKLASdkSXZ6muzIQ9oYifW5f0OnyOx0RU5dfrXMDO5Z32tVaV5c1CDflzoBGbarSWBq7&#13;&#10;vTofnDe+oCcQ8YRCQJYNdrXFY3IGXU6/xxkykw6ODNDNVAgtkZNoum1qc3jrdxLGZUh4uleFiYni&#13;&#10;FUb0xUUAdODFcmOh0lCkMhRBDvxaid6hL5IamRIjW2pkUYkJOWAr3C6oDflyU46CLJXrc/nmgoJO&#13;&#10;+W5BcB/XdZBHHBI4j3HDe4S+NHH3AbE3Tdx3rLkyoylR2pmjJStRqAR9/4wmJyAVyXWFqD3mQqmx&#13;&#10;QGYsoJpRpDChV/kl2iIFwVSR7E5jmc5UQZiru4gaCySy2kRW6oxlKiNbYi4RGEvUBHQzxRILi9tx&#13;&#10;isld2dp50u7RomcIEeDRgUgQfsMgoBO+FNFPC//RpYkTtdhfp/793wu19eiGv6/8Nfl7PGFVf4la&#13;&#10;AY6+HeWIWm/L9y0x+Rv+MXtsMWYB+c7i/xMMOhvHoJ2iWzZ+hgd4dNuVo/vWb/ly04cfLkhOTtq4&#13;&#10;bkPWxR0BXaFdck3J3c2uXXajcVoR92MUgxamAmNl8FDktx9oUin6/A3h2v86g4aEow1UxDmOzl0J&#13;&#10;ORqxhwcvIy5PxZqpZ5I/OKG9oBg09D3UQ07cMeCoTiKTm0hHcfCNlYp1Sdvf+MMf/3vVl6/Tm1Ob&#13;&#10;9akfJY2d8f5zIusWVntC6ubxg4b+ecHSUVzzmiLOiiO0Cp7CRxrcFlvQ6vQFAmicXQgN04imHpRH&#13;&#10;IO/BT5pQCkEKRsJef9jlCtrsQYvFc71UWS8tUHUXSHRMiaEkFuLAuBzL5dRcHNRrLEhRkOVAorXW&#13;&#10;kmDYDYQu3BOGrQd9Ybc3YnGEDDZ/lyPgRi/H9QaCXrK7WUbmKE15CkOFrltocUksTpnJxus0FyvI&#13;&#10;PLWRqbPU6az1amOZkmApCDqwzg6iWKHHn7ilo/wvATSgIZWAYrOVBCQgyAzEXtFYFGhhoZIsUgLK&#13;&#10;Q44WixSA2gis0Udy5eh5Y77CmI++ykgyNWSpgigRWxgqqFZXdUFqTueG9koc28WBI3z/AaE7TeA6&#13;&#10;zHcfEvgOcR1pTWezuRvkejaAr9xYgOuE3ovqEqCHAKoOLYSWMKFJwNMVJprcXAQ0n+r5GEqCAWAt&#13;&#10;ItlSkg1EHli2Gm4U0KcmAesLO4gcjalUqq8AH5kxo1KysZy3WWUoRXP6o1h0qCfsQ7f5cDEifKYu&#13;&#10;Teq6xNfobSWmw3+s/x8JhVrRLX5Hx8rfllgRrPSX/g440GE0Grds2TJnzhz8CmIgEIAc7N8Jd4DE&#13;&#10;CsYkZgHlr62N2WOLMQtI/0VQ/h8AaBvKEXe2i3IsggyXMMvUduXYgc2btm1evOiDxMS49evXF1ze&#13;&#10;4+8ssPCvOSSZVuGNxtbVGZVvZrXOYorjmLx4gMISNHJuOZ27FA1EE6UU8uLporgoUlPpO9j3oxNm&#13;&#10;67hmNOYa4TViuLdDHNTa75X6xxLUwERAn1jGSS5G738nMIXxgNTF3FQWZxVTkMDmJZZzUmtEccvX&#13;&#10;jH32tcHPvDRk5vtPb9837aXxjz79wqNfH3n3zfdGjR37p5deHzJl5sgG1cYCTsoxdkmL2ikhrWSX&#13;&#10;12n3BzxwqwckOhJEs1mF0dvdoCDiHEKfFUO8qyfY0xuIAHWNOHwhmzNkMQQMRtfpClWtNNtgLQF+&#13;&#10;J0ETn0bJaQwHMTTHkBGQSG4A7CiTkkVSK9sXsYcjwWBvsDfQ67OH7W6f3e/xhcP+oNsR6tRZOR3m&#13;&#10;BjSBHxQn2XI9AC6a2E8OkISCwoUAcCjWTAJKAv0E1oznY4INMaPPAKneAm89lrAFtw25RT1BQewe&#13;&#10;F0FBaiqhTgXnUAq4P+WPFORJRaIJaBWLmr+bKSeZOiK/TVN6jO/+ShA5KPGd4HgOcd2HBYHDXA8Q&#13;&#10;6v0iT7ogcIJzLYf3OWlgyboKxGSexpinMN8SGRkSA5tqFdUkNLFJ9KV5qlW4AdS+GBhS6Ami721S&#13;&#10;bUYHGRoDIE4FdggmUHKVkd5hruRqzxRz4+ql+2w+baSvD37UnrCnF3pb9PMCbYQfGn5YWIALFBaB&#13;&#10;X6MxxdHbKGSlLuD/E4HNYegEPotREhNbbESN+ZuCHcAZJFYQFGyMFce6y+VatGjR/fff//rrr+Nv&#13;&#10;C4Ruf70QBJcFCw6DQCU4DILXgsAiADoIGMETBIy4CDZif7wWaoO1oOP6QcH1g2AH2Pr/EyGOTAd6&#13;&#10;SIgeFVpEmS5RprH18vGDWzdu3bLog0WJySvWrVtXdGl/QF3Uxb9hFd90CrO7ZZkd/GNljYuyWifm&#13;&#10;Cj5Cb9/x4pncZDZ3FQvN3plaQk1tAVj5/0OcIZpikZN+yh1QxtwZ5z843WbiiSXclcX8eKYogS6k&#13;&#10;ErB17kqWEPLUUn4KvWXlnCXPvz595Pwlz701Y+TM+c8PG/XwY4MfmvvR8FcnDVwQ/+Kk9x59581h&#13;&#10;1cIPadKVR2jVAqVP3untNLjMVp/N6Xb5XJ5gwItuhqlv/aNvdMCtMXrFGw2ARiy3NxjoAfh0uPxW&#13;&#10;e1BPODtJ+6mK7jpxqdZEVwOLNKCv32IoiSUEgv0AEScF+rp5nsTMdnstFEOHs7vP1O1V6+zd9qDL&#13;&#10;a+nQVWqAY+qZUjJfZbylIAsUJEvZVQJwBkCMqkJghCAM1UxhFkIupFMxFirhRWz/SwmvuuNPpWgN&#13;&#10;1ONBChBR0BnleHMoUVuM6VQNiN4CZANiqox5EoKWq5TvFgb2CX0nefY0gfegyH2YG0rnhQ6KbWki&#13;&#10;z9HmrlOt+5tEJ7SGejnBlhsqpYZcwFYZycJV3c6phFpye3O3jyrFuFFO+eBm3G4VKhL9FcQ6uI1g&#13;&#10;S4hb1ZKtZaKlQn22O4gmjQOAjvQ4w2EfNfwOMAIN8AC0gJ4xHAkgdIbLFHK4aP/6YI//PwRAAgRg&#13;&#10;C+MdKFjAiIHsbwg4YDdcBBSMhrAK7NgHBFu8Xu+9996LvyFLuUeBEgv44wZEl/sJLt5fYsW/vwpg&#13;&#10;un8zsFDu0Qg4rAUB4/8rMehsuwjynG5hpjvKoLds+hwx6KSklcCgCy/vC3YUWgQ3rJIbbn6ui5ft&#13;&#10;luSZpdkNLZtu1U+71TybzkktFqeyBCkMTgp6gMZNLW5HD/EogPuxoYa/kigIjga++0HzbT1m+cEJ&#13;&#10;V4USfz2Tt5rOTWZwE2DvygCyhUk0IdworClRpea1fDZp5rCFn768bc97cz98au6iF0Y8+fuhI/+4&#13;&#10;8NMn53/69Jp9b61YNXH8my/vK/xyZ+nh3dn1KrldonQLlY4Og9/i6rE5Ql57wOeLuNCMSD2+cK8v&#13;&#10;0usP9wZCPYDRgSAaeuzyhOyucJfNT5gDSp1HaXScZKurBKwOa55QVyRHGF1EwUSUNeMcK9GQAqAz&#13;&#10;mmPzlpoAul3h89r60DuCEX9Pr9HtVRLOLlufP+TRdpUDZZZBMuarTTkqMgd99dzEFgJLpXAT5Qhh&#13;&#10;caLgiYLRKFJTCoItnH87UQBHYRmFfdFSsQQ+t0tROa4/ti0qxbZ+pwaqSQa6FDg+wRaY6Jfk+m/a&#13;&#10;PYdF9jSxe58wkMYLp/Od6UL7IWDTnOChNv75phSp5orWUCrqKpKQFR06NgpW4EEjVB5Nd7aOdZQo&#13;&#10;IEY5WqS2Tu1U1I3i3YDRDLnpltLMAoxWW4o5HZdoTSvrpLt13Y0h6lv4ABtooDvKqXfoQaJBLSqh&#13;&#10;j2p9C9r+/xa8LYxZoAOKYcqJV/2PgstCjrEPisdqwzXgHBYhz8jI+PnPf/7ee+/dunWLJElwBntD&#13;&#10;Q0NmZmZZWRlmweCm0WgKCwv1ej2LxQJPg8EAbg6Ho66uDmrIysoSi8W4WhBY1dbWBnYOh0On00EH&#13;&#10;I2A0OHg8ntLS0uvXr7e2tmJPXD/eLij/jwA0MGgAaHFOtyjTLUIADQx60+dbFi9alJSMALro8v5g&#13;&#10;RxEAdLf0ppub6eLctPJzrMJ8j5jWyT1R0vBxdtOUfN4SumhdoSCFhl7liC+hoA09OcQBXIBRQD1k&#13;&#10;BOzDUWmErf0StkTB8e9NmD5DTiUEytFIMUpQIVIAatHWqQZEFSo+jtfeLnjbBxKm3rgs6mDo/NV0&#13;&#10;fipDmEwTJtKESUXAmoUpBbwlLPHqjOqE91c+8av/uuueAT8bcEfuGjDgnqiK5f4HBr++dO3ploM0&#13;&#10;bW0rqTY4xSqvUuvtIL1kV9DmDTr9AZcn4vGGvb6wP9Dj90f8vpDXH/b4Q06fz+rxGOxejQnQOSDU&#13;&#10;Onka++UybpO8VGlhS8yFyq7C6CANzJqjqIFwEKMzBYgI0TrMaKp+wlwf9Dv7In1A0wEg7ADQ3Q7S&#13;&#10;EekyqTm881IjU2GtlqIb+SIVWag1M5UEQ0agIABGH4pmUjhFJbShGIRR20X57YSwDHKKkAKKgXIb&#13;&#10;znCCUjj/gQm1itp3OcFSEwxNF62ys/Fwu3OXyJ0uDKaJAgeFvnSe+xDffogXSZM40oR9aU0V2e2f&#13;&#10;d+poHXqWyspUwr0CGn+CWojzWLPRJqJI/Xcl6hBBDihfgvpIUwHoMl2lylDdokqjtyc1Ko+a3VJ0&#13;&#10;UQIMw+0RerwAfynO2NsTjsDtkw9oNoKS/1uAxgIIi0ME0B5MP8GIgexvC/jEioAClYCAgtfCJrAO&#13;&#10;+fz58+Fq+MMf/jB+/PjGxkZw27Rp03//93//6le/uu+++1JSUmw2G/hfuHAB3F544YUhQ4aA8s03&#13;&#10;34Bx9erVeALS3/3udyNGjMjPz8eVA17//ve//+Uvfzl69Ghw/uijj8AIjSEIYtGiReA8aNCghx9+&#13;&#10;ePPmzTHuDGshB7d/MYC+bpVk2AVZFsk1nzTLxcu0cnIcsjyL+AqX/0V23XtZDXMKhQl5/BVMcTID&#13;&#10;vcydQD1YAx6NARThHQV8FFCi/AcnBKMxtMUJFrGFUpAb5YO2SyXKH6E2NAklqknRSqIO0YR0ygcp&#13;&#10;TEEiTbyCiSaBWlPCW1PKTykRxJWJ4ioE8WXcVW/NeBrOCYDju+8dcPc9A+6+69677r57wN0Iou8C&#13;&#10;GXDPXXffc8+9YBpw/10/f2fekm8K1XtzZMx2g9Dolesiis6A3mw3Wr0WW9Dh8KJREa6A1xvwugNe&#13;&#10;l8/n6nFZI91dLovFabb4NfqQUhPkqP03aB15lW1yI0NmzhUbgdsCEFC4eScEQcENRZ9BUZmYKjRp&#13;&#10;NVNlZDe3HBI0nQq4LegLaD1A1H0um0vVHSK6/U5dmaw8oT73M07LiU4jW2uqlGoYHUZWB8nQEkwA&#13;&#10;oL9EomMJbZTK72A3BdwY8ij8gkWEX9GEnfsVpDxvL/6dSY4eLULDaCqShR7uGYul+pJbos7dguBh&#13;&#10;fvCo0H5Q6D7A6z0kcB4WWtOEof1y5yFR3/76S8W8jVZ9M3RXElO+XB/9VjradLT9VAQDNQ+M39ri&#13;&#10;30ioBvAnaWqgz4YCkTZPDq0y0RSmIrW5VGTMrJLsKuancDsPuwJ6dHEiFg2g4Q8GqWeJiN4FAKip&#13;&#10;EAdCNOrihf9IolcyEqTfTnjxRwmuHwS1gRIwIhjrR4H/hmAHyHFBXAMujir99lqZTIZDHF1dXcCX&#13;&#10;i4qKfvvb33711Vc1NTUnT578zW9+c+DAAXAGgIar55NPPqmurqbRaADlYARODYQaasAfeXn55Zf9&#13;&#10;fn93d/fTTz/99ttvQw2HDx+GS3HJkiV4o1u2bHnwwQfZbLZSqbx48SL0ClevXgU7RmfwAflXY9BQ&#13;&#10;0CbMNEsvO4WZTm6eVZQDYO0RZ7skhWr+scrm9/Oap+S1fYz4JpryDcWgo5FclBD8YXRGOHgHTKO4&#13;&#10;SemQ/30J1dAv75duYytKFAtGSB1tAHKObhRtF22aKhV1wAnXkIzfBYcaSsRx5aK4KlFcpTCOzY0v&#13;&#10;bEvMaE+63L55z8VNDz70ewDju+8BUL53wAD0IZW7777nrrt+dvfdiFDfdRcg832A0mCFxZ/96jfr&#13;&#10;Lx89Xn76BIN2rUJUKrK1qUNiVZ9C49UYnYQlaLCGzfaeLmfEbA+braEuW5gwhzuIiIrolWjDDWIr&#13;&#10;o77jBoNb1FgnIekaYwGAkdJcqiBzADSjj9ooEo3omwFoL01GxToAoKUETaItbK/a1V74YXft+qBN&#13;&#10;6UczRACFC5gtLqnWQ1qCXhPXVLuRpE0TMZY2Mj/XdBYojGVCNF6YptajkXzRgSIIv6IJIW8//Ipi&#13;&#10;GTIiKI9SUeSJse87DPpOwR+cUHuoREWi2TIDQ2NgNelqzomsh3i+YzxnOt+3D3i0IHxY4DgscB0Q&#13;&#10;OQ5K3Wl80/Gmr7mqEyZ9pYwolHblKfGzQdxCCqZRHtujvy9FfwI4YmQeVRtLZqSGwZjy4bdQGEsV&#13;&#10;JrZAe6NW+lUxN6W947TD34nmW+nrBYyORNADQ0CxGCqjS5e6irH0X6Ac4A9eoPIfIQioKAHkgu4C&#13;&#10;cBOADyvAcEGhCPFfFewAzt+RaKW3240xEXD55z//Of7ACsiyZcvGjBkDxfHiiy++OHbsWFAAT+F6&#13;&#10;aWpqwvaYNDc3X79+ncFgACI/99xzsGkej3f33Xfjb8G4XK5f//rXmEFDnVDbqFGj6HR6DiXAsoG/&#13;&#10;QxugJXCcYWdB/1cDaKvkpot3yybIMQuzuyUZDvENh+BGt/iaR3jTw8+yKG5yeNvza2YVtSxg8RKK&#13;&#10;BasQjxaij8myAen4CUzq+7CxRAEoBaYIKDFoUhj6PyeEpBh/mdH589B0S9T3ZyElgiUaV0H4m8jm&#13;&#10;IwssovEeKE8B5EXgi6cQESZQg/NSinmp6B1uNLNoYpk4vkqCUjE/Lq85JbMx5WL9usOVX39JO5dy&#13;&#10;PW/FheKNWS3bzpU9PAh9pv5ehMR3AwwDcaag+C74f1sQkb77bsh+NmLkg1dr4ypkyey2pKzaXWeY&#13;&#10;2UcL6s+wONkNMla7roxDlvMNVQJztdBcJTBW8gylgs5iga6wSXelVHicVnGUWXSu8hpDcKDZeFlp&#13;&#10;uqnUFIj1aPCZylCAvnJrBJKLXuugnhmip15oiIW+kPqIIhpr0c49LyhY4mJPteS84dcWB9AoXXSB&#13;&#10;GbuDkk6LWOe02AO2zrJO2lQTbTy/aImk+bDSVMo306XmQpkhH414Q1CIB+1h8KViAkawoF6BMmIF&#13;&#10;41Q0UeMcKPi7PZTtO2Mkvp++A3x/I+GXYiCXG4tQO0kg0TSFmVas4B3i+g/x3QDKewGgReHDnPBh&#13;&#10;niudG9jD8xwSuw61y642be/Wsk1EndBEff8X34iQKNreb48g/+5G/1qKtt9IlxEoh19Ejl60Ycmh&#13;&#10;eeghATpcKnMxdCRcbUa5eCurfY1SV+X0EXChwgUKmAHXKXBNdLVGIRhAjXqS2Av0E67kqADcwaUM&#13;&#10;LtQ1jvIfIxg6IQeKunfv3lOnTh06dOjobQFaGtX+ivR3gIKAlQcPHoSqAOVxtbCJmEKSJDDo5ORk&#13;&#10;vNFp06aNHj0aPOE8BMScOnXqI488Am6XLl2CK6e8vByQFLAeVjkcjkWLFj388MMA6M8+++wDDzzw&#13;&#10;xhtvwNr6+nrwPH36NIC12WyG4h9++CHU4PV6oeZf/epXgOOgPPnkk0C0161bh7rA2xgNyr9cDFpy&#13;&#10;w8XPsaEXxDPtQuo1cUjCLIvkRpfohkdQ6BUVahGVXn6jflJ2+0KmKLlYuJrNSwa8ZgpWMNHYO2oY&#13;&#10;HGAo9TkVFm8VS5BCGREsfg+I/3KisJjCVqiKeuOcmgwkkSmMp/NWsIXx6CUaHmx3DZufyuYtL+Yt&#13;&#10;AYxGnoJkGj+xiJdIB4BGW09hChJovDgmN6FSkFwnTmyQxVWKVxS2Jlyp3XCkdPse5s49zEOb8wtS&#13;&#10;blQlXuRtzVCdKzOUcuzNEidf5aUXS4c+jkIcAMoosnHXPYDGCJORYOUugG3QqIV7nnzxocLGJWWS&#13;&#10;JDZ3dYloJVu0hMFfkdeyMat6z5WKk+fLzp4vP3Oh/Cyk8ziVXLxYduZ69cHshu2FrSkM/tJi0SfF&#13;&#10;4jgGL47WDvu+ply6pUa1o1lzhKO9QqVrfOKmyHhLCpTNXKSwMDsNaNoKmYWpJQslFUd1DZ9pztzd&#13;&#10;lf+6n2SH4IToCYQjQa+9R2Hwt3balXqr1RMwVaR0nLrfoV7LLVgv07KVXUy1Pl9hLoRbdRUi5oVK&#13;&#10;skAJXYIxH3LoA6gPnAMKIyCDJKM+XKswsRRmpoL6irlED/5sBTQDfc4RwTQweoAzoPlQSoZeWok+&#13;&#10;2IQUhcXvYd9fTXjANdRjKlKaEVHlE7CzOUot/bzIuFMcBIDez7EdFQaOcoMHBf50gf+A0J/e7jws&#13;&#10;jKS155VytrrIBq22TGbKF3ZlKfQ0lb5MbGLLgPbCrkXR/x/pMNBBwNSbAmtq8VuJ6udURrbaVCrU&#13;&#10;XWWKlgNSK4yFniCBLlY05ZS3J+xDYy7RTNzUaMtwAGAqgmbrpqAboTYaFg8KdX2j/McIBizIExIS&#13;&#10;Vq1axWKxbty4kUlJxt8nMeebN28CV7127VpVVRUgJtQJgreCAdpgMPzsZz/DH/mGVXFxcbFvpoC8&#13;&#10;8MILL7/8MigYoCsrK0HHQH/16tVf/OIXYMF0G5oKgAvALRAIAPGPHTsGRqfTGWPQsAqqevXVV6Es&#13;&#10;YDFYgLz7fGg0OixCDg6Q/8vFoMU3nQIomOkQZtuoiZbQjEuibLPwmk0CZQuc3FtOUaZZek7M+bqw&#13;&#10;Zf6t2nnM5gS2aBVdDICSWsIHigpAiWY7QqEPRGMx86UY8d/NoCmIp+gzIsuJdG4CHeAeffFkFZu/&#13;&#10;ms5DU6EWC1ayBCsQlvETacJVDODFguQSYXKpIKmEm1TGjSsTxpVKk6vEKZXiOLpo+aWWVV+xv1yf&#13;&#10;+/WW3EPfFOXvKWz8Ooezu0ByqkpX2mzlin0aIqQ2BOol3RnVHXsKZJvz5JsvFj3wZ/Ttn3vu+vnd&#13;&#10;d92P/t591733RB8PIuaMgBn+wloU/Rj61P359fFlog30VuoIiOJZouUM0fIi4XK2YEW5YGWpYGUZ&#13;&#10;5ELIV4DCFCfSJIl0cQJDBH1PIurk+Oh2hIHmREUdDIMLaRWDm8jgrGRwElg82MHV5ZL1VbJNdYq9&#13;&#10;zepjbYpj7eoTDdrj7apDTWVbNOUriJt/dtVt7fMHQz3+QCTQEwoHAz2d3c6Wjm6hzO5099kav9Rd&#13;&#10;G2ZoX91c/Dlif8AfSbacLAVSCUkGmAV8kATARW9IywG/TIgtYjpMUUWAJCa4AfhSCUU80GxHhny5&#13;&#10;AY2eRoksgET5I1CO4TIkDG0xvPsfE4WAUBzFYVC3QRSJDKwOU5GaZLM7ZEf4rgPoUaHvCNeTLvDu&#13;&#10;53uPCrxHRc4jXN9BNHGH7Uh9kkRxyq1v69QyFJYyuSFXqYMeqFJqLFSg2T9QdLt/DOdvJ6rl39kF&#13;&#10;rHxnj/D+Ql4iN9TyNBdKeavqpFtF2qsOL4kuUvRBSm9PJBBEEWnANoDmIJrCFN2XU8MPenrR9III&#13;&#10;VaPA92MEEAIE6tmyZQsw36j1RwuuFgQv4nYCQAOeJiUlYTuTyfzNb34DaMtms7dt2waEF7gwrMIh&#13;&#10;joqKCtCBQYMnQD8AdHp6ulQqBX3UqFEAvi6XC0B5woQJgOwFBQUbN26EUkuXLkXb6+s7fvw4VLh9&#13;&#10;+3Zg4idPnnzvvfcYDAbY4SCCoJb9a4Y4EIPG0HybQVNlrfxMKy/TI0Yk2s3L9wtpJsHl2uaV1+pf&#13;&#10;y+TMLRGvAz5Lzd0BhJcagYdeEIcEMIpm0gCY7g/Bfzuh0IQQ4TsLkEscjyInvIRiXkIJL7mMm8wE&#13;&#10;2OInMwQJdEEc+JTy1pTz1xdLEtj8+GL0narkMkFKqWBVfvPqM6Xbv8lLW3Pz5Prcy7tZJcdYygvF&#13;&#10;+owaI5vvbO/0dRJ+I+HTdnhKuc6LFfqv8sQbMrmbsuu+yLv1RcGJ7YU7z1Ts/yRu0v0IewGJ0R9K&#13;&#10;QzGOb8vPgGTfc9+9y9dOLBGsYfGgH1rCEsYjRs9fxYQbCIBgYRxdEM9AKQ5yaDkdOaxk8Vfcnv4p&#13;&#10;iY0iM8k0DjXAXJhcAncnaDZBdBjZ/AQ2L57FRccBTS7ITaJzVzK4K4ualha1r8iHWwpxUlnt0oZr&#13;&#10;H3XRFwdUGXBORPp8PjgneiPeUJ/KaucbnDJNwO7uc4iPkYWz628s5YtOAY4AenZ0V0n1ZYioIixm&#13;&#10;yo0sQBaloUxpLMEv2gEAUbEOhoKixkoAXOCJBCAdjZo3g4WINugmBiQleq8EYTcFVSjHW4nlkG4D&#13;&#10;2f+cUN9AjeJAX84laJ1EocRQLDezO40sMVmTIyL3CAMHJJGjXPd+iWM/33mM50sXOI6KvAe5/j1i&#13;&#10;30GeIKMxztFRZtM2SPVAwxkqktFBdTBU+B61k9rB7273ryXUYaDuCu0UlWLKt1K0ZkORGha11Uqi&#13;&#10;kqM+Uy7YWi78nK/J8ITcAGboN0IvkLp7e7wozgEQSg2BozAaTeyBcnRpRxHwBwuFEAi2Nm/efOvW&#13;&#10;LUBSwEQgqqCAYL75NwTHCqA4FAEdcuDOsAirEARSlYPAKsj1ej1cD8DTsQXY8b59+/70pz/98pe/&#13;&#10;BPILYIq/Mo4BGn/GG3zAE+wbNmwAwH300UfffvvtYcOGAShbLBZwqK2tfeaZZx588MGpU6c+8MAD&#13;&#10;wKBho7B1m80GFUK1wNlhE0uWLBEKhXgVVAgC+r8iQAtyqIKoCGA0KJA7hbkOfk638Ga3JMMqzrIK&#13;&#10;c+z8fAcHcW0xf1de0/TrLVMKBcupgAYKSlBBZ/SWNgA0lSM6TEWWqVX90p1FxLLRszvsHC2CXihP&#13;&#10;ZANI8YBEx9H5COOKRaklwKahKnESW4Kmoi7ixeUJ4jNbV5+p2r6Llr4m8+LHVzKTMxlHi5uvVqlZ&#13;&#10;jV1NPAca90YGteawxhjgqewF7eQ+tjg1uyU1p+nLW3k7i04fZH9zomzTlZp1t9pWs4QpFZK4WuWK&#13;&#10;Et5n+89Mf2vG8Ad+d98vfgFnwj133zPg3nvvugelAff+7O77fnHvg3/89Zuzx3x9dAGDk1os+owt&#13;&#10;XF0igualoo6Euxol3hqmAH86AIfUkcIQJJXy40rhVoAfV4xe10Qv04OR6ttg32GROnrC5eizCRS5&#13;&#10;BlaOblCoWVUByktFqcXgLE6hiZPQZ8s58ZW5c9rOzRGXb3OQDQG3xedx+QOeiD/gsPsI0m3uNBuV&#13;&#10;Agl9K/fytOqcRRXiLVWiz2vEWypl26rFO6rE26qk22rl3zSq9rd0HmnTnuDrr0gImpSkoffrSODa&#13;&#10;LIWpGMGZoQiAWG1iorA4IBSJZnRSmVG4QEYUSHRosg6VCVg5wikc7gDMwgNOlBRM337MiOzgg0GN&#13;&#10;AjsMf9FFhO+I14Mz1IyGA3YaCiVGNmC0ykjXGvObO6SHeN37BZFjQv8eme2g0HWU594vdqbxQ4e5&#13;&#10;jjSx74Ck71jTxWb+Ti/ZptLBvhR3morVZB66A4i+/gMbjQ4q/99KOIiPEklXEzQVWQDHSmmslJuL&#13;&#10;2/THKmSbi/mbOZ3XnT4jgDBcs9RYPLglR1hM3a+H0bvj6KEiurap6/tHCVUPQlhAwNzcXNBxGAGh&#13;&#10;722Q/XsEaoDGQRFQQGJlY1uBHNC2rKxMrVbDIjjgVWKxuLS0lMvlYh/IjUZjZWUlgDLoGO7B7vF4&#13;&#10;GhoagHR3dnbKZLLm5mZYBZXAYl1dHVTS2NgICL5161Zwxk8pYS2Px2OxWJDjncJtw6sg/xcHaFCo&#13;&#10;VxCzbHz09SybNNMsumyWXjXLMw2iG1bRTSe/wCdkWETXG1tTbtS8mdX+AYtPEUP0KA8ghhqKh76x&#13;&#10;Eh3sgZ77AbDeHoyBnyLiRSrhMAhKFE4lF3ITc7lJNHDjJ5aI4stFK6qlK5mSxALByvy2ZVn1Secq&#13;&#10;th9kHdmae+WDi+VLz1Vtz2i9UCYv4RsbFN3tSq+sIyLV2KVah6AzXC30Z1cTe4q4yZcrVl4o2pR9&#13;&#10;/RD74IWGDVdaE3P4CQXClSWo8uRqSUoJP57NjysRphRwEwuFCRWdKSzeilsVH5+49uHWvdPiN72U&#13;&#10;/PlriZtfSdj08vpvJh++tqCwMaVYkFSnXlciWcbgL2MLNjB5q5hovv8VkJg8OAgoGs7iJlM5lXjJ&#13;&#10;kJfw1pbw1hXz1rB5qRTsongOoDModC6agYTBi2PwEMXGEXl80Iqp778w4DCiSMjKQsFKGj+OzUsu&#13;&#10;Va5nVi3iZX7g5HyjZ2wUXEvW5q3qakw3cy9qm85yWXvb81YJ8z4h6NPbz08tK1tGQwd5BYu7jMb7&#13;&#10;lC34DKqicVdQ4SPUBthKMdpEfLEgAfauVJhaJlpVKkqpkextkV9sV18S6m+KDdkSQ46EzBHr8uRG&#13;&#10;mtpSrO4qQ4MZjOVyQ5lUX4AmskAgGA10IOSiwBqhMMWOAc4oIMYJgfXtgAMGbsygqSLQDRB0tbFQ&#13;&#10;amBKSDawaQ2ZqTZWZ4o70rmhI+LgAYkzTeQ9zHMdkLgP8ALH2gOHuN794kgaV3u1ZY9Gk2uzNCm0&#13;&#10;0JgipZ6KbHQhkou28o/EoP+ehO5FosET1KnI9bnQn0GXICGKlN0lMhOrXXOlTLSusGURV33V7tEC&#13;&#10;7AFaUp85BNTD2BLs7fWDkbq4v4Wht6/4f0BwQcDWTZs2AUCDpT+ExRz+R8HcGTNTXPb7Qm0QScwN&#13;&#10;lKiJMva3YB274SZhe39xu92JiYnDhw9fuHDhiBEjxo4dC9gNnlAQBApG/ajaoIUA3KCA4LX/4gDt&#13;&#10;EGXaRNmQW0VZFvTYMMMpzHQIb9qEGTZJll2a0yW+aeVn+YQFTlGekruf3fB+RsvcgvZPmVxE+ij8&#13;&#10;BYaLxhpTrBDQOQWhzB3uDISaGneBUgJTmMIQpDB4qZAA0EtESTWSZU3SZXXSxBLB2psNm06Vf36o&#13;&#10;ZNvuwvQvcq+uy2QmXq5be5VzoFB5s46slXQJVY5OjbezM8SXBCo4rvwG+9Uqw5Fywcbc8oQr+esy&#13;&#10;r+yknzxbu/5WWyKDk8jiJhbzU8r4idWiFUzJcmhnMWddMWcVi5vAQE8jEwCjKSSFxgBLTShF32pJ&#13;&#10;LRGjz7VAXiZdVSoBvgw0dlWZNI6J7h5WA7Fl8D5j8lcyuNQcJoKVbEj8RDYPJdRjCQFkowrkNGEc&#13;&#10;jYp4MPjx1CGKTg5FsWncgcHhWsUWpFI6wCXqqHCfVwRHD83CGl8kXF7MW1nBSWWK1pbUx8lzlvcp&#13;&#10;D4c7zoRkJ/3qA07eESc3zcn72iP42sf9wleX7CxdIDz3bmHLMqZ0DU2cWCxYxeQAVY9HuA8bRWEZ&#13;&#10;KkgFXQjaHPqKLuQoxoJ2BJoHTV1JDdcBPYlBOVfwv2yQHeB0nuBrz/E1lwS6KyJ9poIoVhqK1cYS&#13;&#10;tQkUNIkHnteCyhGVvs2gcdwDIXUUkaPEFsAO6WjoiJEG6Kwk6RI0Fx0URPMZychCvel6a6fsCK93&#13;&#10;D99/WOA5KPQf5LuOcb3pIu8BgStdYD/E8xwUhI600mr5XzpN9XpdmZRgoi+/GHPRnHZoK/9ADPrv&#13;&#10;TFS1iEEDRlOTXLOomD4bmi0n8xTGfFUXtIEp1GVAtwcHn0tc6XbKgBTC9RsKhtFbhwAvvcAQUXSD&#13;&#10;GsXRD7n6qX+nAEJg2bhxY05ODlgAyAC/MCZiwZ5YoiZK8CLkFB6iloFAQdDBCDoqQAl2Awuswg4x&#13;&#10;gUVMk/vbMdaDQEHIoUkg4IAVEOwMazUazZdffjlhwoTk5GT8hiGsxZsGH+DssWpjRWLKvzqDpmbw&#13;&#10;gNwKGA08GtCZn+XkZ0MChy7hDas4wyHM7hZkdIuvucXZNlFGXdtqetOc7OYZhcKVTNHqYv6aUiB9&#13;&#10;6MYcYBqQCG7YgVHCvXkynZ/C5gD7S0WfAOcnlHI2lHFXVAiWV6iWVCiXsERxmY2rD5R8vZW2Z2Pu&#13;&#10;ifVZN9dnsTdmtmy8LtqdJz9TrqG1djVKHAKFU6h0chTOsmbXlVLDvkLdjvzOHfntX+bcXH/jxIac&#13;&#10;Y0crvs7irIHaSsUrikXLyyUri4Xx0DGUiIDkomAugGAJb2UpMFDeKmqk4HKacCVDBCAIbU4s5acw&#13;&#10;uSl0XkoBL5XOT2YgAEUBYuhsGMCR0ZdfoL+Jp3NXUC/Br2Hx1zK40LugISXgQ0FeEoA1oFsJP7kY&#13;&#10;eh1+Esp5CG3RR2lF0C0hsEbDBCn8pcauRAeYoy+NoXGBYIE2gw8gKUrQB9CBaKNgN1QCPU1iGfos&#13;&#10;2Wpma1L9rU89zV9GiDM92ksR7Zmezgu9ned7Oo74JV87W7cEmtdaGJ+0ZMwtal/OFqYW8hMY7dAe&#13;&#10;6BcxLkOdqANAHQYKTFEfLuDD7qSgITFUd0X1suggoCeZqIVgAfoPCA4sPp7JiWdyAceTy0UbGxVp&#13;&#10;jcr0ZuUxjuaCUJ8pNxUpEFKjZ48AXgCvUqIQhbbR2A+mAs08V6CgRsIpSZYSKUVolAXBAmiT40ma&#13;&#10;yCIpxcdVJPKRGhgdpqwOsi5PZNnD9R0R+PcLIXcd4/jSBd4DEttBvvOowJvGD6bzdeebN+jV19xG&#13;&#10;oVTPkJlyZSb0jS4liV6EAW7+HYT90SnKytG4aapHoYbl0dC0sUDe0fNV9GkCpYmhMJXzddfLxWsq&#13;&#10;BJ+3qk52eaj3m9GkeNRb+hE0IyGaaAl90pfCbSoIgq94dP3/fUL5I4TdsGHDrVu3QMf4BfWBxBRc&#13;&#10;c0ynit4hubFVIGD5i6VAsHOsIF4EPAWlf21YiflggcX+VYFAO0GohtwR3Pj+/lgHwSEREPCBHNb+&#13;&#10;yzNoBMQxHex3ErZA/VQC3SrMdIpzPKJbCt7BEs5HN1um5HEXAQEs5iSWIihZXSBILELgmFjCTSjl&#13;&#10;JgMolAoS6YK1LP7ykrYVJZKkMkHC5bJtnxekJWUfT755emNm4aoM6eab8i8zOw4VaTOq9WxOV63Y&#13;&#10;3SRy1vCd9DbbxQpiX6Fia7Z4UyZ/V07JtrzzGwt3f0nfcbrycyYnqU62pFb+WYUkrgToMEVIEZ1H&#13;&#10;uImgkwIaKiE9GYeGEa+/HWxBbtG1VNQFgWZ0kYJRyiFqQXWiGwJUA/W4D9d8J0VvGqIJiuD89oai&#13;&#10;zaNwH6N/NKHt4hy3KpqiBalKqMUkBtW8IiDCzI8cdV/16i9EOs73qs9EOk/0qs/2qs6GJLvd7Rv9&#13;&#10;rUmGvMWlBR+Uwo8iQHOPQN8JXQWN2iO8g1TN1KPaWINxut0eqg34mNxuZ7TxVE4dSUy0adzPito/&#13;&#10;o3PhZmhrtXxfnfxgs/KIkLwqN+Uh2EL4yKQepgGcMRHsEgw0Zz/gNQqJAOMG7snCwRBgoygiAeQU&#13;&#10;7AimEbmWGtk6U6Gwg3uU5zkgCh8Qe0/yPGkAygLvIT7AtA+UdL4zTdy3p/VGk+BLPynQksUyU57Y&#13;&#10;yJBRLF6Oufx3EfZHJfyCD9op6GzwrUD0FgHt6e2EF4tURnanuZpLni4VbyvmbeVpTtt9CsSaEfQA&#13;&#10;x/T09qCP4aDANEA0Am+0hrr6/14BhAABwOrPoCnYiCImzjHwYXtsFRYwQo4dwN5fYna8CiMjzrER&#13;&#10;dFwhCCpwm3TjJoFgH1jE9WA7KJBjCwgoWMdlYw79JVYhCKyFRZB/dYBGWJwNOaqBMoKCEqXgmm9b&#13;&#10;EEwDRjuE+S4JyyjMam/fUNgwNbN1egEvng5ET5pQyE8tAiIGUMJNoHGX0zhL6UJYXMEUrigRLTnS&#13;&#10;/vn7526mnKvanW1NK7QdLei4xTazauxl9WRFk6W82VlQ7zhXSh4okCVdbltxvmbtNdqO/MtpxWkn&#13;&#10;K7acrVx1rTmVIYmrVy9vkMaX81KKhatZwlQ6ou0AyhSCUPABuENBD6VgvEM6BTqUBWEQwqN+xjvQ&#13;&#10;8+1KKGCidKpIrAYqobJ3Ega124lywwX/P/beAjCS5Dz/Hu3enZ04hthJTH/bsWM6MySOE8P5GJeZ&#13;&#10;VzygEWtXy8xMYml3xUzDM2KWhpoGJI2kQbEGNCOm761uSbd3Zyd24gPnc+nd2urqapiGXz/9dgGz&#13;&#10;IWajTCZCJMqkjdkcimlEon1YLszko/KQBryiGNR0WJV4/0jtsQVb6rwpecGUuNCXuNibCokZ/QWf&#13;&#10;Jn6yI8xasK1auFtKhQlJLhisBI2+iKjKk4KIBjlPV1hEu8Hs7aqt7A+zJ0z6yV1dTdBHhi8jDkuJ&#13;&#10;KBmqKxkCz2ARESjBgmR4aBXFr6UONxkvqHqTKXshqp+H5KSUVtZISptQRT25CZA9VN41UGpE3/SA&#13;&#10;ZaiBCUCNhh1iH0yCBrcMSfoc6hxy+AqxcEM/fRfz3sQnbpITNwnfLToB8TVy6i4xkN8aMdwjcNmV&#13;&#10;3UOlelQLRcY0gaG17bsh+7+0Zfc6SOnlBGS+4zGwnI8wDQ8e+L2K3pE63JLXZDgHb1ftnQmeycE5&#13;&#10;1C0twAhoM4XGb0GGoAN3O33TM7f+fx+YYrCWJxU0k78aAGqMzoVERERETEwMZDKTkIDyDNMR/FaQ&#13;&#10;CjkQMzlPFmbSzCQE2JBOp3vhhRcEAgGzG7Cgx+MBtQslmTKQCataDauZEEMZyGG2PjY2tnHjxrS0&#13;&#10;NFgPzGIKQzHGf0IvhAKTDwko9v8DBU3jmElDPiSQvUdB04MfwmSeC8t2qvK9eLFbV9GnT69uPZDV&#13;&#10;/HI+dkCI8WREkAL5NyIFBE9oCJMRHCE95qHMwMlsPez/QHKxvCe/zS5uHS5pdWTXjj2usd+Wmk8V&#13;&#10;k5HZHQGJtQEJFTHZGZdE1x82Rea1cYqVvEoNV0Zwq8nQGpItI8IEhH8Z4V9B8kVkrFjLo7sMXYYX&#13;&#10;rQoZTENMTzI5KJPOZxI0JWm8PpGJiEnHdGJ5WZQGHjFpepHVNSwD9EljoLZidDFmQWZDzEZRMXq1&#13;&#10;9KzlYqgAvVc0++jE6h7SK4FJeALBXOCsVB9eIz04oDi06Eif706e705cNCct9qXNm5JmDBcntQBo&#13;&#10;Xk/2pirJXrEhvIzkVurgpICOhpOy+lqwssV37fPbe8Lsw0rOqj2528i46CMnHiIlQpGRbGQ4W4KF&#13;&#10;SOCBrWEL1cgZIoe3KDK6wXha3Zegs+d3DgpMg+KeYalpWGJwlKNvj6gynKzLUdXlAHwzvmnUtASx&#13;&#10;DxhtL+8bFA8N1jV1WW6Qs9eoSXpMLBDOKL5FgJqGeOIqPnmDXHrQkaA33PGaG3qQz0SO/Bu0AxrF&#13;&#10;T6Dzz2OMX/sPK2g6n07QLngTlLELevoV3f21pL20zniiuG2HxpzjmhyZX1yan6N90yAzgdE0n5lb&#13;&#10;/48MNCEQ0UBBrwIaMlcDw8fJyUmG0d///veZ5iQwOf1E18wQmAKQoBm4LJMhAYiEkhBDAQiwTmYW&#13;&#10;BKDqq6+++tvf/nZgYABKwqzW1tbvfOc7OTk5zIJoRSuuZ1gJpFdXC5MQIB/SsOBqHT5IMwtCMZjL&#13;&#10;bJeZZBaENUAZCP/nFfSKQP7vjME0qkCty3PpssepwnGqbBjPGiPzKPxiRcvGotY3BHigVBchJTnV&#13;&#10;JE9IRIuog1JNGN11XEjco9zzxYOSdmdyjf1sHhWdVx/+sJad9Zib+/hsRVJS/ZkSJV+qDZUDg3CO&#13;&#10;HOdU4bwqCmFChHNFBAdEnwKLVGBchTZUAbc9+sYVIkZ0oIUhDbUnAMdQBnGEiZGt4ObtnHem3w9j&#13;&#10;mM4AfZl6aKPvIt1/Z2gljBDmyo2R1ZID/Yq4pf6HAOiFnqRFS9JSbxqkZ40Xp7RHJtp5puyN1ZI9&#13;&#10;EgA06iUKHRkEaNrxTa8QuUrQsfqfGtofuoU9CGcRxkYnCJ2OcAkeSWtztpTgyJDTCc4aG4x+lCJ3&#13;&#10;v4yIqNOf6jDd01oeUf0lnUOi7kEFkNRgAxxXgs5FzhDavUuTmqYbaE+7YHBAbLHq0yjPJa0XCWcC&#13;&#10;5DNtpO8mPgnxDXz6Krl4F+sVt4d5zFV2RyOqtIdWiNCJvjo+ydbfY7AtWg4/QVhk78lhsPtkvGor&#13;&#10;wp822CIdr8wVmBziHrvINFDeOVjWNSjuGhFijvQqXayMjCZtOeMTVri1EYAQo+m/1bCsgxELllN0&#13;&#10;BPEKIBhCvBvQMMlkQgCooXIr4d/+7d+ef/755YmVMhCWp2kVvJxFc3A594lAcxKBEtJWq5XP5/f0&#13;&#10;9EB6YgJ1x9rR0QGczc3NhTTwF+J3hdVlVwNTzOFwfPzjH4f3AEgzm6BnLgfYGciB/YHE6g/8K6CX&#13;&#10;DRahvyjmuzsLRqmCEaxgFCvxEKUTZIGPKrRT92s7dhe0vlSs2S3FI6tVqMKviAqQdkRIdAHZzRci&#13;&#10;M5pyWs3JNVZupux47oMHDdcK2+Kq9furKf8qKkSi51RQvHKCLyIiFWSUGL2ecwSouQcX1bgg6EEL&#13;&#10;NRHAbgmsUx8opZgKGHxUWYJp84IotoIPFCOjJ1fIQgvYd+S8M/37jeE+Moazq5Orme/KWTU0a3mX&#13;&#10;lndsedZ7N/pfzFoxmtQ4FxS0TLBnsCp+cQAAnbLYm4wUdE/qggkAfcmniZ9o55rztlQJdiEuw3sM&#13;&#10;wZWhb5hceKdhnmToW+XbP+p/ZLSiB5ORfAkeLsEiRajSIew8XetDi9pY0p890fNARgK4I+jfBZOo&#13;&#10;jTswXYaHN3afa+25oTGn6x1F9JhYFahHbJplAD7aGY3cx6Z+AWWrsDiEPodKbLBfBkBTAGXkhgZM&#13;&#10;r8a38Ykb1ORtYuZRU1R/X8nYcIvBipoRohWi73jvwjEyelurhIUc2OI7CiB7T86y4+KJmDZmEiUg&#13;&#10;RgZrZmJ6E8h1Y5N02eDnoAJG1CBTaHTIu4cVeH+KFAuqwo7CsrOLM+gGpwNACNJAxxUlvZpa5uU7&#13;&#10;YjoPgPV7Ac2gEMRpSkrKjRs3cBwH+fy73/0OMtva2pKSkjweD0M9jUYDZZjKy7AU7AZkgnrNy8sT&#13;&#10;i8VKpfLKlSvZ2dnDw8OwLMyFGFS5SCS6e/dufn4+SGnIgbUdPXp0zZo127Ztu3Xr1vj4uMViga3o&#13;&#10;9frCwsKbN29SFMXsG6wQ9gdmdXZ2wiRsFAD99NNPx8TEwCRsF2JYZ1ZW1qVLlwQCAYhoyIHtripu&#13;&#10;CH8F9LKtNmkZIXPGiAIPUeIhi2GLI1S2m8j14QKnoYzQnqpo2JTbtK5M5y8yBkpBT2ni6ojQs+XX&#13;&#10;T5cSsg7XyQJLfP7Nps79VUY0oIlIHQll4KUYIALKS0z4i4hAEQG3NA/V90Jt6hhD+kuCAfT5lSS/&#13;&#10;kuLRrlX08g7CEBJ0jNgBREAJFCOeosnlem/vUNB0AmUyOYzR5Ho7h5mkl4I1QxpxFqENdnj5OyRj&#13;&#10;q4vQbmIaXvQkPWt5H5bXwxRj9md1Q5Cg08yq6F0FutEVPFCrFphEaENAhGIiMkxYtmOk9tjSwKNF&#13;&#10;UNC9KXM99xeA1D0poKC96kOTHTx7yU5F2XaFGn0kFGrhwYZqQwrpKhmwJ0z8DuD+iUb/TNgxum8W&#13;&#10;5NGCn8yna4UHSsgQdAQwkMx8EeqqBZEaNa0kUZdbCN/oPML+wEOXLdKGSrURDfrTmp4HOmsOiGXT&#13;&#10;gJSWz8xHQtC/aOxXCqhnF8/bGzpMPTeomdsUiGiwSZDSN8lJgDXEdzDPLWL4GjWToxVodZfdw43A&#13;&#10;d6OjEnGTVuUrJH2XvU3YFaTSW6f3Adk7FDQS9U9qZyamjZlECSScwWDNdLxSQNg1iFrJG+2ybkc1&#13;&#10;GujLVm6CSdRuXmQere/ovSfRRDd2Xer3tMM9DrIVxCLCD6TQ/Y8CsID5n0nQEwgOK4R4N6DRfBq7&#13;&#10;EAMBf/nLX4Kq/fKXv/zDH/7wk5/85EsvvQTFAIWQyYhfCKdOnYJJpqIb43mAhNvt/uY3v/mJT3zi&#13;&#10;pz/96Ve+gvpF2LFjh9PphNVCHBIS8vd///ff+973vvSlL7344ougpqH8yy+/DMW++93vrl+/HngN&#13;&#10;bIVJWMl3vvMd4O+RI0dgtY8ePfriF7/46U9/+lOf+hTkKxQKyISnyCqgAcS9vb2wqn/4h3/48Y9/&#13;&#10;/PnPfz44ONjn80E+BPhdsHsQ/xXQy0ZvBY1/6CTzQUrDdt26fJcuzwnU1hXBpEdbOk4IHVR6uzqs&#13;&#10;rP6VAvUWkT5CRBxq1LOj8m7cENgqW32n8vG70rN1xkAhHi4mIiVaDmAa1RpGLUfgvg0FFUb3EUp3&#13;&#10;9MEgjEkwNQfoSaai2DLL0CwGfMgQ6QBnqP00TQctT6JBY8Sg2nJI0zElw9BbOdLd8CSAx0AI7Vrh&#13;&#10;VqlBD3KFulDkUQHhSYQpML5cy6vQBgvwYLq+c4gID6okQwSg37EQIREoRt1Mo9YfsEIZGSbWorrV&#13;&#10;Cgq1ghGqQ0Sg8dHm0M6sQBn2PFKCx4lQ/Wh4S2BXYjwBxRaSQUI8WIgwGoE8QhRfpOdXk4F18DzA&#13;&#10;wmlM84Ua2BY8Hvj12Tt0eYHTnQmLvelLlvQlc+JSX8KSJXmx6+YMdtZZy6fSXm9K2yhSorrnwNNK&#13;&#10;WBzeP5ijhFgPP/xPaJT/XkMPGxQj8q7U+GZO0/IjCj2ESHQM0ekAfNPHE4EbR6PI02nUYSG9FJd+&#13;&#10;DPMVVHQ1eay567Z+KA9VjLNLex3VPQ5FH2qnJyHs1W5b42iPMt04dEE3C6p52ctBLiduA6bxiWu6&#13;&#10;qTuERagK9jnUFuTRRvWgAZSdbxP5bVsFK2N0lRJBZ38l6rWObv5O92OHWlHSxSRd/VL0yZGxQQAu&#13;&#10;xJCGwrAVNBguqhCNKoCjrqPotaH10wkUdw2Udw1WoK+FqIcQ9K5gGhQYB0qN/WUQ94xKINGovy5W&#13;&#10;ctq7bk3MeOBOB/rAKz0atXZ+bmEWUXt2bmZubmJpcR5gQPupIYboDwIacpg4Li4OMFpeXt7V1QUS&#13;&#10;GCDIuDiOHTsGUhc4CMUgnDt3bu3atQBoSMMamJWABP7+97//7LPPSiQSk8l0//79Z555BoQ2LJ6Y&#13;&#10;mAjgLisrA02tVquhWGhoKOQDbYHIDx48YDweQqHQz88vICAAyrS2tsLTwmAwfPWrX/X39ydJEnT0&#13;&#10;r3/96xdeeAEKDwwMPPXUU9HR0bAUBD6fDxBXqVSjo6Mg4YHRsEXIZwANEhvivwL6XUZvi/mWSKKR&#13;&#10;at1kwSiVN6bPduOZHizfZxSOdOfrtOcFTVtKWraWa4MVxqCI3LQE6VBJY+/xgo6k6lM1enjPRV5L&#13;&#10;1H0duldRHTias0A0QABz/yMor7CAhi+iA8RMAgrTBmk6ZhAAsRCnvd7wAEDKDuhAlyFRoxIxql/M&#13;&#10;pvUpV6KNkGijkc+U4qFePvRorELQdBJtqAyQgdMl0ft4qJiMriIPNZFHWoljbfjJduqMxnBNb0zR&#13;&#10;6C814bEKDUesDRXCdrEwIDKtr5FDBp4xdIU/tOfIgGLokUD3ZILAHQrwkpJBYm2UCONLMLac4Mop&#13;&#10;TrWRqzDyRDinrD0opzU4sy5OgHEUxoOwPzJ4b9DzBE0BWOHB7rIwsojtkB91Ki95qevjxFUvdnm0&#13;&#10;5YSpMgTP2tSZ/ZYmZZ2knVtJITkvQE8FZIih9JFkjur/xlZOB33wkTE/88kEbU+cr5Vzh+bSLyVM&#13;&#10;AVSGfvRyhNogIbxLEVF1+tPK3vt6R67BXtzrkPUOyg0DijF7y5y1Q9hpPY/64vDdIiduoCoc6FMh&#13;&#10;TN4hJmHyGuW7ig+Xq/hea6sVDSOL9Cni7+9BMwNQBGWI6V5eEUaNyJDnGpF0oLRrAGKaufSHPrrA&#13;&#10;MnxhQSPS+KjTEpDqkI+kOk1zWBs9XK/EhGJIi7tRh6Wo2HITHrQbNP1hZ1BlxMruQUHfKCpJmIvr&#13;&#10;jbFS7R6bs4G+65fQwJMLc/PAaFQJb25+YRomaR817f+g0czE7wI0Q2dIT01N/epXvwICQpoJIGZ/&#13;&#10;85vfQOLo0aNAUqbdNoQzZ84ASfV6PcwCfco4Gbxe7ze+8Y3du3ejJekum0HS7tmzB8rv378f9O+t&#13;&#10;W7euX7+empr6gx/84Gtf+xpsjulBND09HcpDscrKSpiExwOzBghpaWmQ09TUxEzeuXPn7/7u7wDc&#13;&#10;IMnhCcHUMIGt/+xnPwMZnpycfO3atdu3b8O23nzzTZgFv46hM6T/CuhlW94Ks6Hl2ng0pnX5I4jU&#13;&#10;RV4q14NluTFYeeWIXmjXPWpp5pS2vS7AXz1S8eBKkbGi1nKiSHtfcbpKF4hqd2CAM0QuWvYu373M&#13;&#10;Dbx8D9OGWLB8P0Mx+q6mKbBanrn5EXNRzJOiNiN09xcoRo4UCRW6UoauY4CHyCm2HFgJ8NKGVqLW&#13;&#10;zyEi2tmtwGKbiOMd+gta403CeF9vTDV2PjT3FvebBSN9Mndf3bi52WfpmLApJx3KSbtqzCzv6kpo&#13;&#10;oQ6JtJxKjCulIkR4eLkGRGWEQh9Jf8ZEjeBhQ8w+M1ZF8umdDK3WB9R2Bjd0sxW6iLL28IIG3kMJ&#13;&#10;P6k0PrHganJ+8qXHgpjrgut5D0rgOUEGizRcGRUhUexTF+xbMqdOk7f7a45TlXyinEOV86nyMKI4&#13;&#10;yCQIHK0O8dYdoDJeq6kPEOj4lVpAf5gMHlqoIgcSzkz8vzGG7+ho0/bErLdPx7LRp3LlhzPp5bmQ&#13;&#10;QxdAPhzmLNMNHfkiPFhCBkrIYHiyynWHlH0pGltGl63I3d+24FC2Ge23VNOoCgc5wVS2YxQ0DWjn&#13;&#10;VdJzk/RI1OdGeiW2QRnd3x6toN/jSgYDUNIeDEiAcIaSAsbjsdwZN5LPAGVGQSNw0x2GiFBlDBSj&#13;&#10;LkroGM1Cq0IFQKojjtMrBE0N+hp15cqk6d6mAPTAYrSV5ZHMYOUOkdEmNNrR1k0D9CBbQxJlzz1B&#13;&#10;x17Skj057YZbfm5ucm4BbHoR9TQNeAJSo3oUDBdWCPH7XRyQBmX6wx/+8KWXXgLhCdiFGCafe+45&#13;&#10;mLUKaOQ1mJ+/fPkyo6BhFhAQVgIJj8cDgN65cydMwuJut/vrX//6G2+8ASvfunUrCN7f/va3/0EH&#13;&#10;eAaEhITAgvX19bDapKQkZjcAzTBZUlICe+jz+SC+ceMG5LS1tcEKISQkJMAkhmGrgIYysNsg2z/z&#13;&#10;mc/Aav/93/8dnjHwE86ePQsrZPYW9g3SfwX0H7blrkrzR4kSFynwUqVeIn8cy3HjeaOaXA9VMaYr&#13;&#10;pvDLNR1vnqqIvSwgK5umThZjCdVnFIZAARKnqP3h6v3JiKnVmEYAc9v/HmO4wAAC2fJ9jmI5xq7W&#13;&#10;sqtRx3iM8STasAo8QkhGiolIULVC1D4QFG6IjAySE7wGMl6lu0oZkrs6My2m8iGrwtVf7xvomHBo&#13;&#10;pu3EbL9+ul816VBPOrAJO+brx3yDGt+g1mcjfRZ82mbw2rHe3qIm6pgEyEKh/kWFZBg9qCM8eFBr&#13;&#10;aZpN6E2fdgWAog+uNQRXG8JL2riPFYcfVBy5kh93o+Di3YL0+/nl97Lrk/M1RVWmOnygd2TSPLb0&#13;&#10;IE99MuVmKQkyn13VcbhOsNtYFrDUl7jUl7rYkzJvSVk0py32Zsz3Ji903p4lT/tauJ6aXabsV+tK&#13;&#10;N0lIvpDgVSN3DVdAu4OBiehA0UfvA7OVs7l8ppgYPZXRntCnfuUQidF7D0eIhwjwIDTyui5cqA2V&#13;&#10;4+Gd3ZnjNuWco5Hs7E3SztNV62jtjCpBo/gOqmY3eoVw3yanpJp7ju5C65Dc2F+GgIvcC+9BMy1j&#13;&#10;aV8EMqMdSIqq4qERCRwSNF64XWYEc0iNdhESyP1lxv4SEMvddvTVsduOBvDttlV2IbbKjP3SzgEp&#13;&#10;akU5CDGYuHtI0D0kfDsGKEPmoASsc0DS2S82om5g4TEg7KZ7c+20CcBQ+x1A+WCZaajW4CgXq/yb&#13;&#10;DKc9U6grj1m6k1Ig5NzsPBqWFgEaNWp5ghC/X0FDmJ6e/t3vfvfrX/8a8iEA2r74xS8ygD516tSa&#13;&#10;NWu6u7uZWcykwWCApaAYA2hA6re+9S2QrkyZgYGBz372s1wuF8owLgjm2yAEYDfoa0jU1NQAcLOz&#13;&#10;s5l8ADQIc6YfVFgbxPn5+QBisVhMz1+6cOHC//t//89ms42MjED+iRMnIBP2H9D/y1/+kikDYXh4&#13;&#10;mCE+zILdY37gXwH9Bw3JZ2Qgn3OQYYVuvHBClzepz/GSmaOwh0ShR1c81pV2qzAtLk+TXGU+Cgq6&#13;&#10;+lSVIUCAvA0gJJGnmL5jAWf0bUzfurSmBvlMx7/X6MIoZmz5PkexkIhAnUcDm0iuEFUbAHUcJCYD&#13;&#10;xCRoZ45ME1mNH23Sn8O671q6c2ym4lGLzNffMjWomunX+Ky410JN2KlJh27SQU7btTMODPJn7Npp&#13;&#10;KzbR2+HpqhklyobJEo+tfmqww2fTjtsI90C7ube0nTilUAeLtYAVjpBgV2pC0PvBypMD7R7AEQuT&#13;&#10;6tkZ1UeP3nhwt+DRI7EiS2TKl/eJmy1qnad7YGJoanZ0dn7QN293LQwOzziG3NZRX5nccCHpQWEH&#13;&#10;V6b3b87b4Gk8PN99e6E3abE3ea6PrsLRkzaPGqpc9akOu5uCXHU7B8vXNaU/X9XBleoiFESoVMeR&#13;&#10;4BFIyP85fNB/pMHvRTH9wyGmTys9izlfdAGUj8qg/RHh6EzJdTyhFo4eB71gkZESdbCm8/yYvXbc&#13;&#10;jM0M1GgtuvvYGChogDJS0HQl6JuE7zbGKOjxm+SkVPPAZsrrG5QbHGUAYuSFoIm8akwOzeXKTjRc&#13;&#10;eqWhvxzVrBio7BwEq0DO4gFBJ+qaFQ3s3T0k7RoC+Cp6hmS9w9LeYZlpSGIalPQMSlEfSYNFhsEC&#13;&#10;3UAebsvSmNOVvSnKnuSO3sSOnsSO3iSwdpRIVJlTVL0pHaZkMFVfOmZ5RNpy9DZ4MAhNQ2IT6kRQ&#13;&#10;CvjuGarqGqjVW6WmIXnPiKiBuqTQHnZO6ufml5D0XaTdHXOIUIhgyMVBUxgm6X6l3+uDZsLVq1c/&#13;&#10;9rGPBQcHP378eP/+/UBPkKVQoK6u7p/+6Z9efPFFULvHjh37yle+wrg4YBYIW0alAna/973vffrT&#13;&#10;n2az2VlZWevWrfvkJz/JsLWpqenLX/7yK6+8kpqaeuXKFeDptWvXIL+9vf3v/u7vtmzZkpmZCesB&#13;&#10;NMMWKysrYdYU3Xm/w+GAB8ZPf/rTe/fuXbx4EegcEBAAmxsaGvrUpz4FUCYIAgrn5OTAtmCHYbfj&#13;&#10;4+Mhn6E8/CL4geh4/BXQ/4UxvSw5qSK3LtOlezSKKt4VusgcF5nrJguHYENYrldTMt1ZkiMQsNM1&#13;&#10;V8p6IjPbrkriZYaDIgrUJU+mRV/8kaxj2LGsi5ExCYj/gCF2ozucMZqDyJFNcCvwoHIiWIj6G4qo&#13;&#10;IWPriMNN+HENccfQ9dBqKR6wSYatdaO2Fq9dNddPztqpOZt+1qabtmET5tYpm2rC0u7pqnKSZU5t&#13;&#10;5mhbwlDzjaGmk476E7bqE1bFCYcsdlDI7hez7a2XfJ2iKbvK62j09tdPWsnRPoXOcK9WfVSo5Un1&#13;&#10;YVIqjBnUcRlDjJcD40s6A2/VndsWVn4rR21yu4anvCOeaffk3JB7xjo0YXX4+oemR8dmXZ45l3tp&#13;&#10;wDVhdnptvvmSmq6oyw+ThGFU/pYF7fmZzpsLvcnTXfeRgu5OXOxJWuxLmtFf8aoOeVrZztrdo5J1&#13;&#10;eMpvZVUHZWSkEA8UGNhybSTqTo/xKnwggAZ78gwun6/fw+vlSTiDIvTwQN+K5ThHgfGr8AjS8MDV&#13;&#10;r5geIqbMxKS9TWoxXcdH6KrQdCNvhGkE61sYSlynJq+TbrH6tq2n0DxQ34W8EMgLDLGJ9ggz1o3G&#13;&#10;3gX1CuIa9DIIamnXQFWnQ2ZA3dFVGAfKuobKkGu4X6izlRKWXI05TWm63959u8F4pt5wqt54qs4A&#13;&#10;drJef7JOf7xaF1ujj6vWxyqoKFStCH3z5KDTDRc2zgwUhwZsk2BsMcYWoZ5M2FI8TEFGVOuiFeQh&#13;&#10;OXGoVn+0vvNEjf5EreFYg+FCs+Ge2pxK9ufo+0Vdw1WNnedriNOTM/Z5egjKufnZeUZB03B+ghAI&#13;&#10;W3FxcatNvZl8yIR4cHAwPDz8E5/4BPBu165dANy33noLwWR+HtAMKhiE80svvQQy+Utf+pLRaGTW&#13;&#10;wChol8v17W9/+4c//OG2bds+/vGP/+M//uP169eBs7AsBFDHzz77LCz++c9/PigoSKVSwRZBJp85&#13;&#10;c+aZZ57527/9W5C9VVVVwGuZTAZrAzkPS0FCrVa/8cYboJc/97nPBQYG9vT0wIIzMzMAenhIgEKH&#13;&#10;SdjKgwcPAN9PP/30v/zLvwCjV93lMBcCJP4K6D9otHxG5iRALBe4yQqXrmRUlzNC5Y5R5SP6Yi9e&#13;&#10;5NWUT+qKs4Xl/Ezt5SIjN6XpquCwANtahu2XUZFyPBJ1f4xcAcyty3zxp90Cyzfz23f4k4ZuaYjp&#13;&#10;2riMZxMtiG4Mfj0V26Y7gRmvdXU/svcKnNZGj7XD3dc8YeuYcWhm7dicXbNgw2cchNuu8tjavH0N&#13;&#10;3i6Jk8wd7kgZbjw1VB1ll0b2y6KGFLGD8hiHJMoiirJXHx1pvexU33F1XO+vPW4VhQ1WhtnlR926&#13;&#10;XFDZPrN+ytIx34957R09Pfn1xEkhxhEjxwJdiZDudYiuicGFp5GsM/BRfXxpTVdmSUdafmvviHfI&#13;&#10;PWcfmRoYnx6ZXBgcn+8bmtCbXVj3UCtuETd3J5S2n32oOJHUHH+9+lbCbXvpgXns9Kzp9kJP0hwY&#13;&#10;AvSDRVTT7u6s/sqE5oi7mTOi2D0seaPv4fOS0u0yMroM9y/Xh1apwxEsVhD55MF8nwydI/q0wg+H&#13;&#10;Bydt9NaRoY+3IvRtkK5QCGcQh3S4iAwX4iFiPFiq5jRjZ3vM2eP92hkL5rM0z1uI/p7uVP3YFXL2&#13;&#10;Fiho2vXMNCNEMe67hU/e0s9eIUYEqsv9vaCORXpHkcFWrLcXG95pettyrLMW6W0llC1PY0lUmu42&#13;&#10;Ga7UUWdqiKM1RHwNdahGF1NNRSkIvhznyrAQiTYIDe6DsYU4GEegDRVoQyo1bIGKK9aESeHdCF4H&#13;&#10;6UopqDMpOO8MoCGmew1EPQXCJYq6DGTTsOaIcY6YDK7A/AVYoIgMEWLBFahDriA5GVJl4MiJSBkW&#13;&#10;V6WLqe88Xt6+q73z/szC7PzC/BwaOmthcQF0KOhHGtI0rCAF4HuvDxpmMUAEMppMJlCmExMTdru9&#13;&#10;r6+P5goqCZOQ73Q6PR5PZ2cnYJFZilmJ1+v91re+tW/fPqCnVqs1m80MuNFG6QD0x3EcVs7kM5uD&#13;&#10;rYASh9VCJvAa0rByyIdJWA9TBnIoiurq6oJ9g0nIh81BDJkWi4XZPQiwe7BdqxW15YEA24WVwBqg&#13;&#10;AIS/Avq/MnoNjJdjGdb0UId0gswdI/PGiOI5Q0GWqCLiIXGuwBSTphPXpbRqtj6uf75E4y/Wh4so&#13;&#10;uHCRN0CKqkAAmoOQMxcUB9zGtPx8120PhihDs0as5UjRmITIs1xLRHfg53qMjzy22gl7u9eqnLBR&#13;&#10;42Zqqt8w4cB9Q9rJAdxnVk31NU1bZO6uCjTcV8c9R+PpXhnfLAm1SfiDktgB+Ynh+svOjnvjZK63&#13;&#10;U+ztbZm0kGATds3kkNrjaJ/uV05Y6+ztSf3C8P6KkEFptFP92GtWux1qr70NZPjcAD5kFbXoT4nw&#13;&#10;QHRzatnVGo5Qwy3V8SR6nlAdojD6P5IfVii7QKDcfSi7lFprsI92m0Y0pK1F21dZ35VUoj6RUsO/&#13;&#10;IY64KzyT3pZeTEjbehRGb2lzd/7DO76a/R4iztubvNh1f7E7YcH6cN5wc6EnYaHnwYzxmk973NPC&#13;&#10;H63aPyZaZy7+16a0F2rboyv1B4SAPKb6Cq2g/9Bj789lcO6YmDlTqLdVMhSeoIzvW4b6/AsTUmEV&#13;&#10;GAdIBzoaVYLE+PQAOv5CgqugjmtNqUM2+ZRDNWkxLJjVs+bmnh7jY9J9UTt9g5xGdEZfCCfpZoR0&#13;&#10;mhq/iY3eo+Yu4PZyZfxgl7ACPyBCI9rAkxLF9FN/xejeXOlrDObSoKSHiUDdP9G1d0R0jKp4I4NF&#13;&#10;0NMFBD48V2Bv0dFb9qrRMZ1YiVEZ2pafQytpJkGnmZLLmXxmbcxcKeq4BvLRcwv2CjXqQXvCFRCB&#13;&#10;2U0bDQMiNN7hwuTi/Nwi/KGxWgANc/OLU4DtpQUg19wqoEH/wjygGAOyVZg+GSCfCcvTTwQoD/nM&#13;&#10;UuPj46CO169fz8yCsLrUapnVwCzIzP1DgSnwxyz4rhxIrxaDwOT8FdB/0IDLqzFd/W7Z6Jx8J5WD&#13;&#10;OinFi+aNhdni8sgM8kxBNzu9o7ZBPNGbp9WeFDS+UdLyhpAMl+hihRqOWB0iRcPF8ioJjmil8gPE&#13;&#10;v9fQPQMxHko3eUB9NCu7rgw6GoHCE47WCWvrhEUzb6MWbNhMb4OvU+Qic4ZV6SNtD/rrztmksX0V&#13;&#10;bJuIP1B1YqTx/GjbzWFl6ihe6uus8dm1nkHC41C7+1XuQbVnEPMOE75htRd0XD9yg0zagNHacWvb&#13;&#10;AJZmrjlkEQTbxCH9TSfHjbJJG+GxNk9ZVdMOY78FGH1MoA2qgBd2LBLUkADjKtRxVcqYhu6QtLqL&#13;&#10;lY3oswxooRyx/tAd0Y3HDReSGs8n1lzPqH9Uppa1WJR6l9LobTVMtOvG2vSups4pYZulIDdpqmbL&#13;&#10;tCZmxpSB3Bo9d+bMqXPdGUvmlIXehGkAtOaIpzl0tGrXeOVrdtFznen/qch8HR6BEh3qcZS++RlA&#13;&#10;v48KGm2CjtFDlN4i6gQcDDUvQh1kVxLBAjxErg1HqpPiSSmuSBsiwYIUGLuFPNZlyhgxK6bsqpkB&#13;&#10;3O1Q+awN4zatqs+aSA5fwidvUFPXCBfTEQfdjHA5vk6M38ImrhEzVzRmkTrOYLhXjgeI0BXCiPQn&#13;&#10;xfsfMHRM/rjDgki6WpJZ6sllVxOrc39v4l3p1ZwnJlf3TR9SSews6nilbxSNIDUzO4FqRs8voUFo&#13;&#10;QVTPTyOPB5Brfgnu9IKCAlRmZbxXhoOraQZwTALymVnMJF0EpZkEzGLgDoL6zJkz6enpkGYc00+W&#13;&#10;gZheGgUmhwmr+ajcymqX59FhNf9ds5hMeuZyYMpAYCaXy9ElIf4roP8ro9ewqp0RrEFBM2PRuihQ&#13;&#10;0PljOCjoQlDQkQ+J00VdIY9ba6rL5tEi5TZdakPbwbzG3xa0b5MS0VLQmGSUCI+i27C8fee845Kl&#13;&#10;jdFlEIvRN8YIpDvwwA7DVWe/esqun7CofH3tczaVV1850nFvuOWsvTraLthjFYRaFHH9zWeHNQ/c&#13;&#10;RI7bKBrprvdZ2qb6MSSu+zW+fvXEgHqyH4OVzNmNM1a1r0fmNOaOERmj6jR3R6qn7c5Q47Wh5sRx&#13;&#10;nXxmuMvZXWJtih+QB1krQvvlp8YNhRPW9gkLNW0lZ2yYvU/UrD8rMgYJsBAxxae/HIagF1tDyIO6&#13;&#10;s6J2I5xQuOCHXePnU9sL60x1xpH2Xq/GPKnscrVRQ63kgBYfUxFD7brhVszZQrgFHbabD3OtCt68&#13;&#10;9uisEdD8aN56H/VmB7DuTQYRPa2/NKE9NNEa7K7b7ql8a6j0twPZP+5I+oWsfK9YEy7XwMv1skP8&#13;&#10;fQU0GHPWkPcJ8ZEn03JlqNfTMAn65BAugjceLFyiRQK2kgopx4Ik2qh2/eWe3qIxS+O4pWnCqpqw&#13;&#10;EfDismTWWm2Gki7zZXz0IjF7RTd5mRq7oR1dkc8+1J4QdWs3eY303sSnrxCLt5WNUiyiTneoAkeH&#13;&#10;ffl14fddRb/HlpUsHCIm/gO2LJNXc5il/stFfr/9cYugOuwRMl14uWpfceuGfncL8GAG5PPCzMLC&#13;&#10;7DyqrTE/Ozu+uDg5NzcTF3eIGVGFUdCrUIOwApK34ycnmbCawyQYLNJzUGAmV8swmathNX81QWe/&#13;&#10;HVbzmfCunHclIH5vWJ3LBCb9kQI03RT9owTo32eI1HS87OJYVtAPydMFxtC0uvoa4YKBrvJBCYZ1&#13;&#10;aZjmhLB5Y3HbS5VkqEAXLsA5Mm2UFOeD8IEbhv6cRd8SiMv0BQ1cXpmFXHsEW6pHI39XqQ71mDIB&#13;&#10;r5N2bHZAOWuuMjdc6haHWkUBDmHIYPWxabzCRVV5HbW+oZaJAWrKYZiyk1M2ctpOzdqIGZBstnZf&#13;&#10;j9wJR0+Z3N98Zbju1Iji6KA4zlYZbhNxrZIgqyTQKgy0lB+wiXgubf6sHXObq60tV3vKuQPCwKHa&#13;&#10;GK+uZMaGTzmUU2ZswmyAl/Q2wwWJBkgBdA4TkAEiIqhGx86RHaltMTHntn/IfaewpY5wKClfM+Zq&#13;&#10;xj2NxHg96a0jva2Uu4UYaCVdHZhbSQ2VdvTvutF0OjVlQXNypuv6lC15wXRvsTd9sSeN7ovjwYz+&#13;&#10;sk9zaLwlyFWzbVjylrPyPx2ZP1fee7bx1k9rZKEKTSyDSylqvIMOIAACiUHmPZ2JkdFEo485zSwm&#13;&#10;XjU44Ey8gg9EKyZefcFfmbVcDI2qJSfoURmR45UnQpjmy+lWhdXUYXX3XYtF6IGDb6c8NmLa2rpk&#13;&#10;bZ2z4+a+bpmhN0HvvIT5zmt8V0jvXdx1R+u+ik8xDmjaJm8gQE+Agr5BTN6mlhLabytwtlgXgaoJ&#13;&#10;wU/A6U/HjPP9v7MnJC0T/xmMPpjLR5U5UMwBXJ584kguF1vOXD2MKCHUgmThS/HIopbNRa2v9Lsw&#13;&#10;uHTm5qfmFibnF2cWFhdmZmYB1nPzAOi4wsJCwOjExMTcEzXtICCa/CmBWQTWAJIZcA8B4ZkO/7MV&#13;&#10;vk/hQwX04gqgIfFOBT32lwHo/BVAIx/02QJTVLq2oUY4ZcgbJrPc+kcTRPG4QWGhsura9hS0/KxE&#13;&#10;uVWg5igQdhkKQ4yu0WUoMLcNDQKmABr3Dw+V6gLFWISgI6SFjLBast22jikHMdVXb2u61SvlD0h4&#13;&#10;jjKeo+H0kl09bTOND2k89o6ZPtVUb4vXUus1iWE/h1rvOGpP26uOjMriRiURDjHPKovorz892p7g&#13;&#10;0eSO4xWT3ZIJS63P0uw11Q5imX1VR20Cf0f7FZ+jETIHWm87ZGyb0N+miB0jsqYs6nmHHvA9a4OX&#13;&#10;dDVmuNuIR1e386t0PAERLNdFJMiu3SjGUxs6m3rd/aPuq3k1cuVAq87Zqnc2UyPN5HAzNQpxg3Gi&#13;&#10;npxowafaKa+yc7BUad16u+X7p2rv5z2cMd9dctye68lY7Mlb6Hqw0JW40P1gVn9tWnvC18Lz1u4f&#13;&#10;kmzsKXqhM+EVPOG7usRPN2a+KNZG0qgC3crwAh1PJoGIQE/SB5nGB33M6XwmXim5ypoVAKFTsxzT&#13;&#10;rGEen8tL8eX04L8CMqSCCK7EQkQYB9YspyJrdfFGfaq9r9LtaJ5ywOFSL1hUi7b2BUezz9FhspJl&#13;&#10;XT3X8f5zWt9Z9cRVDH0DvKZx3dJO3CLmL2MLqJrdyhdCSNzCJ6+T4yCiHxAjDzvYVXiQGNV5Rz5l&#13;&#10;GnDoabS8tx+8LR/StxPMAVyefOJIoiO2sp9QhslZMTZdnq3QcUvatuQ1v2hzK+cXllBLksXZhcWZ&#13;&#10;+bn5ecSGJQA0UxFtlaqoyBMeBsSSJxIQnkxDgMknc2BBWBUTIJ+BPiSY+KMQPjIKGs7A/CxMz024&#13;&#10;XHieU5ezAuj8vwhARwKgC3siHuK1NcVTXZkjuiLUgweR6yJhZ8pGqQqj9ry46fWi5k3lumAphfok&#13;&#10;ohnNX6EDXK/MxU1TG7X74Im14RJNuJAKraQihARfpg1tJKJs5pJxGzZtxTx4iUkaa5fy+kVhVnnc&#13;&#10;pE4200+5bMoJK+7tFDs7bgzJ422SyF5RqBnK1B4bbLo01J4woskeN0imLO0TDtI7YPAOGWYH8Gmb&#13;&#10;esqiHe9RTtlUc4O41ygfrT7ZLdxtqY/3GRWzvW0D7fdt0mi7KNgs4w+rM7x9DZOOjmmLchJ2w6Ee&#13;&#10;Mgu7uhKzm8+HF93amJT+4wuSb5+s/Wx4+Zab1Z39Y1eKWsRKe6t+qEU/3KYfbSFGmrCRNtLdjNL9&#13;&#10;reRIg97VrHMKm/vC7kn+3xHpt45L0yvyvPqbk2TiTHfqvClhwZQ835M0rbvlbT85ImfbS3Z2ZW1s&#13;&#10;vf8fhpSf2h9/w3j/SzXFr0u0IeiR9sQzj4kZKNAgQ7BAOECMQMd5mRowuVpy2WgWMwYl6TJoLEpk&#13;&#10;aHgzKIO+cRGhQiKkEg+UEfxaIq6ROK3V3TWZcoesUpejxWPDphyaeatq0aIBvTxu7xi0qLTdxiyD&#13;&#10;9TzpPq6dOov5rhCeW5jvMj5xiZi4jQGLfZdImETfBhGaUf8boKARrK+RrqvU3L32khz1VoUmVK7l&#13;&#10;I/mMoS4EmLor6Fd8GLZ6MCGBjjzsCX0Alw/1E0eSLsycHVSGyUQnBbnyI+DJKsT8pXiEnOKWqTeX&#13;&#10;dGzvG5UCG0A2zy2Mg3YGYirk4ueffyEpKam3p9flQk0QmQCzmGoPq1SlibIcnkxDgDKrJVfTCM90&#13;&#10;gsE9M4su/uGHj4qChqO0+BesoJGL40xRFzejubqqbLYrZ0xXOIaXIR+ILseJ53qwEh8l69dntWrC&#13;&#10;Chs2FnTskOnCUE/zWBDdDRvq+18G1ytdaUkG1zHOFmo5Yg0PMoECFQRHTEVLsGgZxm/FjvV2p3sc&#13;&#10;TXMOzbAypVcSbheH2kQh/TWnfabKyQHthE1la7veK/QfFvAswjBH80V3V8m4tXXKTk3ZsTk3sTCC&#13;&#10;T/Y2u83iEUOlU5c/rE2wt1wfaLriqD/X33rT21kyZ2+b7Ky3117oEex3KA5NkOVTgzp3p3Sk4aJN&#13;&#10;EuqQhg82XhnGsqcszVPWZnhULAy0D9g0Qfeq/zm+7mtH6/45rvp7Z5v9s1TyTrNj1HWzqKVOOaYi&#13;&#10;ve2EuwUfayZGkYLWjbTohtt1I4364Sq9s0k3Ud9uSit6vO9uyteOVn/3iPxOynWXNMwuPmmtOmpR&#13;&#10;xPfJD/VU8rqK/LsKtusyX+rMfa6/7De2ou/0ZPyLNvFXEsUBGRlB1wND9b1AkYnJUBEVAkYTATUy&#13;&#10;pGM4yHQngsh9vAIIpgDFEVF0j3SAeDQLKBMuo0ebRF4LDHVjItIGVWr9y3F/IQFaL67JcFppvKox&#13;&#10;3uo1FQ6ZAcp1k0PKmX582kxM92Kz9vq5/ma3Q9lno5S9ZgllT9S6jmtmz6o85zHPBcJ7AfNcVXsv&#13;&#10;Yd6L+NQVau4KNXmDcN7EXFfI8ev42HVy+oZu+gbhua2dvAPKGnUM7b3fGFGJAaCjRZogie7tb4Ow&#13;&#10;z09C84O01R2QoNEvUXdaKxUuUZ0WeH6gIw/4xrlocDKcJ6OYUTFRF1Qogb6Bc0TqcLE2UEKxJWSk&#13;&#10;CH3sjSpX78pve4kazAVZC3QGLJSVlj73u9997Wtf+vFPfrB+/fpDh6MLCgqFApEW0yCSrARGUzPM&#13;&#10;ZWi7GphMptjqXMh8ci6TZgJT8kMPHyqg4eBADAcDjgzj4lj8S3Vx0AraFJaurK0unzfmjhB5brLA&#13;&#10;Q+WPkjkeXZ6XKndqiz26YmfXo07lWTHyeKyrUAWIQRdTbCCyFOPLiVCpJkymjYQLHelBVFOK7lmC&#13;&#10;URkMYkieXBtcj4erDXfsttpJe4tTnepQxA+IQu2CwMGaS+N6yaSlFfbToTg8JAhEDpCGqxO2Zl8/&#13;&#10;NWVrWRjQVJcl4oIr3sY7tobjZmm0rTLEWsm2VAbbxMEOKbtbwLHI4zxYxqwVm7DW2Vpv2sX8AfGh&#13;&#10;EU3+5JDR3SexKA4NlfNHKkP6JFw3mT9nbZs0axcGta3a6pcvyb5yXP7a/ZJTkusnChNFTahLmiGn&#13;&#10;+1pBvUzT3046W8ixVnKsjXK26sda9GMqwq2kvK1drhbTeAM2lVuhy8y4T5SwA+/mffFk+y+vFFWW&#13;&#10;35touz7acna4/dJg6/mxhuOumrjxBr6rdf+45I2h7Oc0Sf9em/5crWx7tZZboePLMDT4LAI0XatM&#13;&#10;gBQu6qBjpRYaHEM0iDiCOBlBj5aLmqrToyKEoI+cJCzCFuCcSpyDRswhOAKtv1AbLNZyFVhUI3W0&#13;&#10;zXhK3XmD6Erp6s5y9FS4+2qnrcp5GzXj0E45VFN25bRDOQNm6/BZOoy9ZEuXsUhnvk0Mn9aOH9dM&#13;&#10;H9dMndUCnX3ItL6LGDB6/CLmA0ZfwUE4+66QvqvExA3cewvzXCHGr1Ce25TnrsZ3B5+8Sy3c6Sh6&#13;&#10;3PZGLRYh1vLLdSFiknZxMIj8EBU0OpjokSbVol5zBWpUbQ6uUroJ+/Jg8Gg8ePTg5KFeU+BZgmq2&#13;&#10;0EvRNfxkFNp/Mao5jsgO1zm65snIEmx7fssrBlve0tJEVX39G+vWvfjiC88/99zrr76y7q3NL7zw&#13;&#10;6//4z//49a+f27Fj+7Vr1xMTEwsKClarEkMA4K4GRh0zdG5ra0tLSwOOQw4DYgjMIh/N8NFQ0Avw&#13;&#10;TJtbnJ9dWliam3S7CCQ8VwD9l+LiIM8WdfMyOmqqy+Y6c0bJfBdR5CHzh8msMd3jcUPRGFE4rM0b&#13;&#10;1ee5ewr69Sntqrj8xreKlTsUcMniqANoIeEvoUJBuwm1qAdRKbB7ud4oLUlWXgzRBQ340IQ26U8M&#13;&#10;OeRzDtKrk1pbr5ulsTYh1yqJcKqz5+yqYW2GQxLjELFtgihPR/60CX0knPN0b3vrxdybW0ZrubYK&#13;&#10;jl0U3C8PHxHHDEj4FlmoWRHaJ2GbK7g2YeyI9uHMID7poNyarH5RuFMaMlZ/abD+skPC6xdE2sQx&#13;&#10;PbUnXYbyOZvW0ifCulNluts7Eh99MV76i/ulae3RtYYtySW386oJk92dWKiREZa2Lmdrp6vV6GnR&#13;&#10;eZpwd4PWLWnuzxTr7xQ0XMuX3S4W36949Eh8ksjbXpzI+4/rBf94rPaFq7WStrwle+KSJWXBmrDQ&#13;&#10;c2+8IW5QGKjPXadMerX94YZG0R55cyC8dkgIkGB81E0rqpLIk2jDwaTaKCkWKcVAWYdDGdBrQixE&#13;&#10;iAVWkIGV+uAKMrgStcgIq0Q9O0cAUES066AOi20hjinJ05j+MmVKM/Y+7jMX91vEI7Zap6150qac&#13;&#10;tapn7Joph3YSYptm2qKdtTdPOpqHbFq92Vjf1VtK9mZoreex6aNKb0yH55DWd4JEDo2z2vGzmvHz&#13;&#10;mPc8DoD2XsLHL6IYoRm4jACNj1/DfdeJiVvauZvqmetq9018/Ibec5mava7tSlDuKsN3K9RHBHiA&#13;&#10;yMBFvxGD6wGIhuJ3cfMDM+b6BBPpwirgQUgxmWFSii/QsuEpKKNQt4tCwDQBx5lT1hEs0qIuAYRq&#13;&#10;0B98oYYjUHOEOr4IdUwIKEddSol1/Ep6ILFy1b681telHcdCeIG/fv6Vl19/5Y3X33rj9XWvvbLl&#13;&#10;zTfWb9n6xqZNm15/bf2vf/2fEF544QV/f/+jR49euXKlurra6/UyapohDRNsNltQUNBPfvITADqN&#13;&#10;7rcZ/WSAkkz8UQgfLqBXDgY6VnOLC7QPesoNXHNSucBBICyyvxhAm8IyaAXdmQuAdpOFHipvmMob&#13;&#10;IrNGdbkuHRrzcAwvGtOWuqhST2eF1ZAkatqc2fhCJR4g06H6akJdWCXFE6AO6kDohaGOOlc6w1t5&#13;&#10;JQeRElWJRYh0gSLCX6m7PWprmenXjVuazA0XhhQBg4IDFmmMS188adVM9IgGm05ZRPt7KoJttddn&#13;&#10;+mTjduKN536FVyWONZ9wFAeMicLtorD+cmAur08QbJGwBxRRQ/K4fvEhW/05n7FsqkvmaU9yCCMs&#13;&#10;wpBBQeRIRVi/jDPQfLJfd02vu6oikzqIi1IqthJjV5GB92qu/eJ88T8dUv3ivOy8+GpNDydZ9OB0&#13;&#10;VtOlYk1Zy2g1NlnSOJAmoW6WNJ7LFp94VH6nJCVNfvlh46Gsdk6JNhz1zqoJEKp5iqbQVFH4f1wv&#13;&#10;/erhql+eEeY8OoVl7qjLfEuWv62hfGutZJtcsa+yObhczRGQ/Ap9RKWORrOaXY6HlGHBFXAYkTuC&#13;&#10;LUXDUMGzLRzwDZiWYZFVeGwVHlODxTVSJ1r05zuM1wlTEtWdYezNtlqEdotssK9qzNzkNXdMmLWT&#13;&#10;FhyO4bRNPWfXzjm08zbNgk07a22dtjVO9Ss9A+SQXd/Vp8e6yZLOwVRq7LZm8FzHaLzSE6WejlLN&#13;&#10;HG8DIs+dI+ZPaiZPdrgugGnGz2i957ReUNAXQDjjoKC9lzDfRUY+E2BeoPM1iMmx26q529j0FcJ1&#13;&#10;nVy4iQ/daIsp0ryOnM5aDmoCQwYptNGoKy64POA164Nq2v5eWwE0ek7I8DABxq0gw4REWJUuQqTl&#13;&#10;CpTsyqYgaW1Ag8y/pWJ/e/EebclBVdHB1rw97Xl7Owr2a4oD2iHO3YUV72uWBsjqgwVNQaI2djUW&#13;&#10;LuqKqMQPVxnDTz345aZtr617Zf2+7Qcy8xLPn7+w7q2NmzZufO2N373w/O9eevGNzZs3bd26dcOG&#13;&#10;DcDo558Hkf3cq6++Cjn79u27fPkyRVGjo6Nut3tycvLatWuAcpgLs0ZGRhCMP9ryGcJHBNDwb34J&#13;&#10;NcBHLg4PkYtcHCTqPh/eo50IbQV0+73CUTJvnCoYUD66d+3I4WPxK4CO+UgCushN5jgNZWNUxRCe&#13;&#10;P6LLc+vy3VSRjypDbcfxLB9VMmIsbdceK258vajlLYk2UErGiakjlRRc5fvExEEJXZUKXf3LdwLS&#13;&#10;SjIsVgrykELtDKvV4d2m9HGHetKuGzdI7HXRAzKOWRRsrT8yYWnxjHSPm6TmqmN2aYBJFOjquN2h&#13;&#10;SOMF7LSSLVN9opH6c0PyWJs02lp9eLD+6ED1YUfV4YHaU46mC8Mt1z0ttx2NZ0w10T010V01caaW&#13;&#10;U6TyjFp7tB07XK+NryYPKXQRYl20SM0t03MrqOAqzb5afeyV6gvPnSv7amzzj8+KL1Zcru0MThfc&#13;&#10;PppScik353pO1v2ytIfyWwWNp8o6+JWaAImKqyC41cYQhYGj0HHlJEem5VQSEQIjR0EGX1Ac/tdr&#13;&#10;Bf/vUMv6m49L28Jk2oOlHUEyVZCMDJXpY6SGOCkVpkD1JeLqqMN1usP1uiMt1Il23Rm14QppvGvo&#13;&#10;Su42PTKZMg19j3ot+ea+kv4+kcte57E2e3rbfGYlUNhrbp+0dUxYOqbsHXMObB5AbNfMOTSo0oVD&#13;&#10;Ne9QTVtVPqvGZcUHLWRfL2kyEcrubmmnvYCyPlDbLigHj6vc8WpfnGomun06qm0ipsN3SO2LxyaO&#13;&#10;Yr5zKu9ppeeE0nNMM3FSO3MSWziFTTMi+pzWBzr6IvJvMD5o32XMd5X0XibGr+MI0Fd1ozepsWsA&#13;&#10;fWrpvmYgof1QnupViTpQouFJsLhKHVtIhihwrnzFBw32Lm5+YIYuTvrFDp4TlfAiSPEVukhpS6hI&#13;&#10;vKdDHkJJOIQ4tLM2ckB1wq2/5O256e276zTdGu2+Mdp1Y9h4zWm66THfdfbeGNFfsLUc6VVE6sVc&#13;&#10;jZTdJg2WVoVKW8KazNHnkveu37z54NZ93IMHisryZmZmgK1DQ8NCoejYsSM8Xthbb731yiuvrF+/&#13;&#10;/o033oAYZDXAGtKQCQESMMnhcI4cOQJoZsLu3bsNBgOwhxHRNIw+ouHDBDQcGdroNg2Lc0w96LlJ&#13;&#10;txPLHtNlIyijkbYhphU0IO9tBf0IFPSho0d27wRAB39UFXSRh8p1UsUeshziUV3BCJk7RuSArPaS&#13;&#10;uU4yZ5TIRk2u9WUmIlna4l9e/1pl6x7UI6UutgLeu0EDoqsffQdH7jlaSkMCoCbHUW/CqDWEKlil&#13;&#10;Pz9oF03YVPP93UOatB4J3yIMtcvCBtvveqwts3atCysdqDpqEwW7Go7cPr3/UjzP2dk0YasdU6XZ&#13;&#10;gMtNl4Zb7jvb7zmbrw01nLbWHuqsD+9qjje0XNAqY1u1vFqkjCLkZAzI+UrUMx9fgPEq1GzQR7AP&#13;&#10;Uk2YWMcT6uFdleaFLiC56uIL13K/dKLmh2eqTgtu12CBpU1RxVquTHdASOwX4PuE+H4RsU9MHRDi&#13;&#10;/mXq3QJNgByLlqt5VZrQJl1MPRFTRcUojKfVXSdviLO+eUr23bPFD6vSTWYAbrZJ99hgzOg15Tv6&#13;&#10;RAM9lYMW6bC1asRSM2Zr8A20T9rVUzZ4VmknbdiEBZuwkpNWDOA7P6CetndM25ULQ9rZQe2ctWnJ&#13;&#10;1rA00LY0rFoa0Uw52nyWljFLx5BFZe3TGHsJTQ/V2qWrNxrEZFcJ0ZOB22+qh48pXeFtHl7rRHjL&#13;&#10;VETLZHTLRGzrZGzHZKxq6ojSc6TDeaTDfVQ1flwzfkw1fkTlOab1xQO+lSPHNGMn8PHjOGDad1bj&#13;&#10;PYsU9ATo6Iva8Qva8Us444OeuIrqb4xfI3zXCUD2yBWt7z6+lKjVP2jn5nW8KtfyqrAYsToODQSh&#13;&#10;DxRqI8RYiAwNsgWURB+Z38XND8zomjPIE12Cs2VUeJWaVynb2yIK6JSF2+vi+vFzI7pL1pZj6vLg&#13;&#10;psydjenb6pI2tafvJPIDyPwALPtAS8rWpuStbcnblI926wRca/vxEcPVYd3F3uajRllkh3yvoH53&#13;&#10;SlnQxl3rNr716o7N29MeJQJU5xeWUEPDlXDmzJnXXnsNWLx9+/a9e/eCiP7tb38LMaB548aNgO/X&#13;&#10;X38d5r744osgsTdv3gyTu3btwjAMqcKVz4Yf2fDhfiSEP/QUQwMrLMwuoMo0S9MTrjEtADrXrSt2&#13;&#10;os7k8hgF7URWOELljZOgoB8zCnrXrp3cZQV95SMJ6DwnkTOOZ7upgmGycJgqcuoKnUSWkyh04sVu&#13;&#10;It+F53v0uR70Y8tU2hPl9W8VtL4g1AWKqENSLIohMt2FJhPTvEYftcIqwHRBQoIt00Rruq5M2pWT&#13;&#10;/arZ3o7B2gsOwUG7KMYmiRyuO+3CHnoM2WbpIUtZ0FxT7P7Xvnf38GvTqpv22jM2RYSlJt5Sf7K3&#13;&#10;Ora7Po5sPaLWnmzEj1Zrj9To40UUv1LLExHhQjJMRHCkGFdBhstJ1LGOXBss0wZLca4QZ1dSoSIs&#13;&#10;QKLmS0l2uSa4UhMs1wWntEY+fzPjS3ENz55TnK68Utt5qNZ4uF5/qslwrsV4Wdl5S9N1D+tKwLtT&#13;&#10;8e4EvSmz21TZYyru6y2yWRQD5ipXr8jhqJtxNA93ql67V/WZQ5IHYtWCq33GrFmwGb127axVPduv&#13;&#10;Q62lzR0LdvWSXb1gg4RyyaFa6u9YcrQt2VsXHW0L/a3T1jaXSePsI83dWl0nhvUaWruomk5dlalb&#13;&#10;YOgspLqzKUsabk3B+2+qHZdUg2dUI4c7XLw2j3/L+IEWb1CbL7DZG9TsDm118trGIpSuaJU3WjkR&#13;&#10;qfZGqsejld5Ypeew0hOnHI9Veg8pvUdUvqPqieNK7/GO8aOayeNa70mN86RqDOyU2nMG0Xn8HFLQ&#13;&#10;3vNaL9AZFDTIZ0ZBX8G9VwjPVdrLcZWYu6Z13eqQJnVsze94HlUmQd82Q8UEX6wLFmKhQg0wkY++&#13;&#10;f374CpoREFypmlOl5spKt/fURI6qzzo05wyVYY13N7QmbSNy/bsq+T3yGFNVbG/dIVvjYXNDXG99&#13;&#10;bG99nKUhzlIfa66K7ZFEdQn42lz/uvsblem7HYpD1vb4Yc0JvCq2MGfbwYDX33hz/Wuvv3UpeUvP&#13;&#10;cM7s7BxdC2N6AWxhMSMjAygcEBBQX19PkmReXl56evq5c+e2bdv2m9/85ne/+93LL7/MkBowvW7d&#13;&#10;OgD0wYMHmX7jQEEzKPrIhg9XQUNYVtBzqNE93TTeZbHVX7BWn3Epk31UkUdX5qSKEMiwvAmq1KMt&#13;&#10;GqfyR7QZd6/Gxx86uX/HAR4v9CPr4gBAj1F5HtDLVD4UdsJSuiLUWBz2jSx0E/DrCqGAkyjwkkUT&#13;&#10;xgozkVTbFlLY+mqpeqeECpMTPJkaORlFBFcItwHqQoyLOoDGUH0DERUiodBgqVKcrzdmDtglc0PU&#13;&#10;rFHmrL/eL4odELL7y0LtQo5NHGGXHTHXxPS3Hd7wwncT7/ubOs90qI5qicPtqug29SE5GcF8jUSC&#13;&#10;HQ+V4EESIliq4cg0PIWWK9IEVWgDyomQciqoDNsrpFB1KDHOlutiqnSHqg3Hmgyn2/VX1d03gbaE&#13;&#10;KcPQlWbrLWwna3feln/2WP2zp6pO55W6+uuGLE2jtha3vdUDitUBard9yk5O23WzqM2Lfr6fWOjH&#13;&#10;5vuxBQe2ZMMX7Zola+NkD3ausPEfDxedLpPODtVMDdRN2DSeIdXkSPuAWdNlwjq7ccxINVCkmKRK&#13;&#10;SV2yyvRAZb6lsp5rt8a32KLbByLaBrhNA9zmwZDGwcCGQf/G0YP1I3saXDsbx7fVubbUObdA3ODZ&#13;&#10;1jyxu2VyX8vEgRZfYKs3pM3DbnNx2tzcdm9Yu5fXMR6mHA/r8IR1uPhKT3iHN6JjPKpjPLrDG6Py&#13;&#10;gR1Sew9rgNTOIyrXcbX3pGr6hGruSBsi9WmN74xm4qxm+oxy7pR6+hTuO41NnsZ85zDPecx1ARu/&#13;&#10;pHFewj3ncO95auIiNX2TmL2nmUpU1t9p52Zgz5dq10m0wSJduIDiofFrSDYwUYSGJuCgfohWagpK&#13;&#10;P7xaHOgDCTwnyLAagluTv8WqOT1CXaSy9zbcfrk1Z5u98fAYcXGs67rP8WDOlb7oe7w0l7u0kLc0&#13;&#10;n7O0VLC0VLS0lD8//XjalTrjSnX13xvoujxMnLfIo5oevFWd8JqhMtLXc6elOCBg3fM7du7evG/r&#13;&#10;7ZzdpZrXavRHp+Y8gNa52RmAx5Ejh7Zs3nL06AmDAQ2ezYTp6SmCIBobG4VC4dGjR4HLAGsgNSjo&#13;&#10;l156KTQ0lOl6HwHoox0+VEDDHxLR80sLE7PzM3TvVUsLU2NTxmKvKsVRd8pWd2ZUmeAhCjy6cidV&#13;&#10;NkJkoW4/DeUO5cObV4/FH47fv2sjKOiYj6yCJiGBdsPFLEu7a9DiKIc2epJGdsEYXuTS57s6Cw3a&#13;&#10;S5W163Jb36okOIBOIUCTrpwg0oTIUNuWcFBPQG0JKFw01DTqFaxaE6zUn+nufdxvEfebSvvIRKPm&#13;&#10;Eq4+i2uOKFWRTcq4eiLysezgc5u+nlgeUtUXVo6FVpDsEmxHBX5AokE9/cPzQESF0yOOh8tw1Jlv&#13;&#10;veFoq+GiWn9H35ne3ZVt7imy9pY5+gT9vbLB3qqR3rqxvubR3iaXpc1lafXaVJMOfMqunenH5wbI&#13;&#10;pX5dl5EIfSD5eoz0X8/Xt6valwaVS3bVkk09Z1NNWzVTNq3H0uqxtozb28es7f29bQN9SlufupFU&#13;&#10;Nuj1Cr0uR91+qwnf9rjt8/Gi36TinEbzxirbv4oGfyqy/kxi+5HI9iOJ/WfiwX8VDf2baOhfxSM/&#13;&#10;l47+WGL7maz/3+RDP5NAseGfi12/lLl/K3M+Jx97qcr5eo1zXa1zY61ra71rR71zd6N7X7PLv9kV&#13;&#10;2OIKaHEFtXqC21zBre6QlnF26zindTy0bZzT5g1rHQ9r8/DbAcre8HZPZLs3umMiqt2H5LPKG6f2&#13;&#10;gXaOUU7FqSbi1J7Dahcw+mjH+LEO7zFs/JjGe1wzcVztO6n2nNKOndI6z6jdpzWus1rPOWziAjaF&#13;&#10;Kttppy5hC+e1M9fJiesdPTfbsm+1733U8laZZpdIGyDXxFTjUXLcH/WACDSkicyQkU4s05mOPxyj&#13;&#10;Pw/y4OIRN/tj4tCp/jRtlr8yabtDedrrSJrxZizNZi/NZi3OZM1PPpqdeLgw+Wjekz7vfbjgfbQ4&#13;&#10;nrHgfbg48Xh6NnN67vHiTObSXM7SbM6MJ93tuOOoOSS+t7mv4bDNeCPowI5NG7e8uX3d/dzgZhsn&#13;&#10;v+1NkZY/5jMBQ8x95oDAAwf2Bx48ECgUikERT0/Pzcyg7qQZyEAYHh7u7e1NTk7+1a9+BbL6xRdf&#13;&#10;ZEYFhPBXBf1fBfoQLS0szi/OoxHJpuZRDyhzM76p3uapngZvj3BUk9Zbc8Jaf3xIdddJZQ/r84d1&#13;&#10;xaOd5VZV2o0bR46ePL53zyYuj6nF8RF1cYzBPqBKKTSLV9cAMcI0moRZwGuIh5H3I3ecfOjR5Vqo&#13;&#10;rAZVRGH7S4WaTVJduIwMB9GKhBK87RLIxBgYPTwrFiHFI6RYoEgVLFFF1VDHGozHqnWRCtSmK1xM&#13;&#10;8lFDZCykujvmTMrmzaHPlrSEKIwgfOKrqNMNxpMtXReU3fdwU2Jnd4atu2C4TzhmrfHYmrzmVpet&#13;&#10;ebS/bbS/3d2vGkeNBjWgc+ft2kW7emmIWOrXIhvGlwbxJZtmCdVwIMZN6pFutb1X09epsva1ilTN&#13;&#10;/3pB8oUj4siC2moCK+jA0lqoa/X6k9Wdh6tNewW6jQLDy6KeH5b1fCGv+3N5vZ8rtH8y3/J3uZ2f&#13;&#10;KO77WJH9YznWf7qp/EZ81ecSdKyyAVaJk1U8xMq3sQr7/UoHnqkY+kzF4BcrBr5Raf+2yPpdie2H&#13;&#10;opGfip2/kDr/UzryG8nwS/LR16rHXleMvFntfKtmdGPt6Ka6sc11zu0A6Ab3znrnnkb3/ib3wRa3&#13;&#10;f4vLv8UT2OoJahsPbvWyAc3tAGgPYJrXNs5r9/CBzkovv90FjI7q8EV2eGlA++LUE0hBt0/Ft08d&#13;&#10;6vAdVnrj1b4jmsl47eQhzB2v9h5RTZ5QTZ5Su89qh8+AaZzIy6GdPK+dPq+dvaBdOq8dOa9WX24T&#13;&#10;3lVeSWrbkN22oUK1two5kcKEWLAEdZocLlWHyjRwKhEK6Y/Gy5hmuPwh0hmMVvFhYiqsShjSXxUz&#13;&#10;1nmxJmm725Awv1g8M/twciJjDgTyRMasL33Wm77ge7g0lbk49XhhOnNh6vGc7+GcL2N+ImN+MhOQ&#13;&#10;PeeFYhnT3vS58fSlyayluQK78gxReMCoOXOAvf3NN9964/U3wmO3PKzcIyfiytW7K9Tbh33KktKS&#13;&#10;DRs2bd28b/36tx5nZgBQ6I47EHnnnhh6FWhTVlb2y1/+EgANCvr48eMr/EGBptFHNHyYgIZDh1Q0&#13;&#10;SOjZhfl5NAzZ7NLC5Oy421zrMtcNW2t8traZvqYRZZq59lh/7eFh5V1Q0xOGssGOh7evnTx09PSO&#13;&#10;XTt4CNAfXR/0GL0bNJoRiGnJTCfQGt5hPiLfQ2aOEVmwiLOzyGnI12HnxG1byls2l6oOVpKRQjJa&#13;&#10;DMzFg8V4oBgPFeFssRZ1pi5SA6nhVgmXkBFigi/AuXRPxIEVmt2VqGVXpEQbp7VdC4t9mX9ofaf9&#13;&#10;cY8pbbRP7DW3TPVrJx362T7DdB85adVO2zVz/Rrak6tcGmhf6lcv9RNLg9TSEDZpa3b3d9h7283d&#13;&#10;HYZurJnUNFJ6qQrPVRNZSiqtAbtRR56oNXDE+MEKbEcJ+bsc/Gc5yh/kk1+4RTx7rPoLl1tYaWZW&#13;&#10;ai8rrY+V3sfK6GM9tLIyelkPe1mPLaxHZtbDPtYjCyvbwcp1sDJ7UFzkYRU7/yFR992rbZ9+2M0q&#13;&#10;tj4tsDxT3vsUQvPIp8rtX6jo/5pg8NuVg88Khn4gGv6ReOQ/Kl2/rnT/Ruj6rXjst+LR5+WjL1aN&#13;&#10;vlo1+lrV2BvVY+trxjbWIttW79oJgG50IRHd5N7fAowGKe0JanUjHd0yHtrqAUazAdDtHl6bJ6wd&#13;&#10;bJzfDlIafScEQIOCjuoYj6EZHav0xajGY1TuODC1K07jPKQZi9eMndSOntC4jmvGT2h8JzDfccx7&#13;&#10;Al84iS2d1k6d09ivqPBrHVXXWgXJ7WfTO7Y8bHu1qGOHhNwvJw+JsRj0EkNxRQRHhLoJjKggwipR&#13;&#10;v9LogwTEtGRmGL1MavTkfic3PzBj9gQUtKQmsCll3Rhxqa/uRE9dnHf4zuL846Wp7EXv44VxpJcX&#13;&#10;PBnz40Dkx4swCYnxjBkE5YcLvsdL7ocLnofzEw/nph7PTz5ems5ems/3We/pirkDmiOtgpM7N215&#13;&#10;beM6/327Q/05GzauP3FzqxQ/XKraUap948xV7tbNu3fv3vPyK8+lpt0HqsxMz9INU5DLlPGaAqlh&#13;&#10;Micn5xe/+MWWLVteffXVBw8eMGiGfIZFH9nwISto5ORA31KRzUG0MD85M+6xN6DKT5YOr63ea6+d&#13;&#10;dbTPmBRO1SNb3Qm7/JS7LXlcmZF84+ThI/Fbd6/nLtfiuDwNgMazVwDNVP/Ip0mKaAhshcQ7Ufs/&#13;&#10;M1ghE/+xgKZx/OQa3mGMiwNiL1HmgaVQ+RInke8m8sepkn4iva0tqrhhQ6FymwAN2MoWYqF0O1qu&#13;&#10;nOIodKFyMlCKBwiJEBERKsCCKzSBAk0oiO6mziOE4QapT+nrKbb2Cqd9TbHsrQnXzy7NmX19zdMW&#13;&#10;9ZRVNT+onB9qXRpqWBpqXhpQTdhJW68O1+ENuLZCQz5uw642ao7U4GFVhoNi425xzyv55HP5hp8X&#13;&#10;9nwxBfunLNMzqXrWAwMroZt1v5OV2MtKtbESzaykXlaKmfWgj5XUz0oY+uIV5XdPif/pZhPrsWnt&#13;&#10;wy7Wo27aTKzHPU/lmJ/O6lv7uHdNtmVtnmMNQDnb5pdr8isy+xVZ/fKsfoV9a/O7n8k3rS0c9Ct2&#13;&#10;sISdrEKTX+kYS9j/8UrzZyodX6wc+HrFwHfKB75fPvhDweCPJfafSm3/Kuv/D/nQb+RjzyucLyqc&#13;&#10;LyvGXlWMvl4FItq5odYJInoLEtFuJKIb3HubXQeagdEeAHQgALrFHdziDmnxAKND24HR49xlET3O&#13;&#10;R44OV0T7eGS7FxQ0AnQH+jYIjI5XeY4o3Uc6xo90TMQrJ46oJo4ox48oXcdVMyfVi6c1S6dUM8eU&#13;&#10;nhPtmnNt+ZfbHt5pu5zcFp7ZtjO37c1i1WYJwa3rCq8xsOuNwQ1Gfk3XTrGJLe8JVBhDZThfqGUL&#13;&#10;qRCxnoO0KhCZqbCBarbR2pl2cazm0JMImgw9PwCDnUddlsOONe5pufXztpy3+ojz1sbjuqJgQ9WJ&#13;&#10;QeOVhfFHS4vFS3N5S4sFs/N5M1OZS5PZ84Bj7+PF6dyl6bzFiez5yazF2dyFhfyF+bw5V8YQeV4n&#13;&#10;4Rtl0f3tsSOtJx5deW3XGy9seX3vwd27j8bxDx86vGPf3vOJe6uNsbn1+/aFvnzwYMD1O4dfe+OF&#13;&#10;23evISSjPqSXAQ0xQIZp1V1YWPjrX//69ddff+utt1ZHlmLCMo8+kuHD90GjjrnnZxbm6CO7sDg7&#13;&#10;4/VYGny9jZPdDRO9HRO2do+lZtxSPWlvn+6RuDWP7I1Xe6SH7lwOOXLsyI6dO3lhIXGgoB9ememp&#13;&#10;AAU9qs/xEIzfgCYy7Ub4s9qfG9CwKlTjO39YnzeCVXq05eN4jhN/PIJGqi0aJwWuzrIe6mZN+47C&#13;&#10;5hfKsANSKgoUlkjLE6HOOkKlmhCJJkSEcaupQx1dV/W9ab29xfZu0UBf9ai9fcKunLWplga7Bg01&#13;&#10;kaF7aiqyl8b1C7bWxX5Uq6xVp85v6zhc0xUsMe4oJ98q0v02v/On2d3fetzzT+m2j4PmTeph3Tch&#13;&#10;2iZYWAk9rCQTK9nESupGQjgF5LB5TarpqfTup1I6n07tfibd9FSqcW1q95p0+8fSzWtTDZD+4o2O&#13;&#10;7x8Xfe66hpXa45faw0rvZaX3IO38uI+V3cvK6gFSs7LNrFybX46NBZbnYBVA3Lc217I218oqsbPK&#13;&#10;rU/l258uGmBVmFkl/WtKXKxS28dKBj9V5v58hftrlc5vCka+Ix5+Vjr8U3H/z8WOf5P0/1I6+GvJ&#13;&#10;8G+lSES/LB97ucr5WrXrTSSiEaO31Lm21nmA0QBoxhNNi2hPYAsA2oPoDAYKut3LbgVAMwraE97u&#13;&#10;5rc7I9rdkW2eyI7x6HakoGNUk7Gq6RjVVIxyJka1EKteilUvxGpmD2mnTiuHT7SpTjXnnm+6eL0p&#13;&#10;5l5r7MO24KL2zUXKXWWagwLUH0ikQhcnJrgPpRcuPrxyLOlWfMrF2LsX4+/ePXwvMebmzQsZ10uU&#13;&#10;cVXdwTINT4oqNSKtCihEWEQxMoRsuhryas4yr5fj99+YvaLCqms4XXe+jT/4u9a0nzoEXLMszqK9&#13;&#10;YpJF6CrYWCXbWBU5ip+f6bs7brnjGXow73u0MJE5NZrsctxx9d8d673hwE531URh5UFEaXCvPNra&#13;&#10;fKqz4Xif3J9M/fkZ3k82bNq8eefWXfv3HIk5EhHF2x+y81zS+npTaGLhwfVbNuzatyElN2TD5jcv&#13;&#10;XDo/MjYKVJmZpUc3pOUzMHpmBvXmUVxcDIBet24dm81mhnZl8A0xg6OPZvhwFTQarBfU8xzt40D1&#13;&#10;G4HXM16fWeEz13ntzV5z3WRP7URPA7yPeyzNHkvLlK1jokdmb7p/60LU8SOn9u7cy+WFxsbEVDy6&#13;&#10;Cgp6GM9y6nLG8WKkSYF6JF0/D+LlLvaRvYuPf7r9mQHN+KDHqIIhXZ5Tn4eqTuPZTtRUp2xYVzJM&#13;&#10;PfKQORNU0QCR1qaKKW57q0i9WYgHiDF+NXGkxXBFbUrQmx8P9crGLPXjtvYJq2bOoqFdE/jUgHKu&#13;&#10;v3m6r368v1Mkydu1f2eyvPFOe2eQ0Pjr3M4fZPb986O+z2eYWCk2VkIv624n64GRldzNSgXrZKUY&#13;&#10;WWldT6V2PpVkWJtieCrd+FSaaW1a71MZ5jVpvX6pJr/kbgTclJ41qQjWfimwnm6/ZFiwm5WsZyX3&#13;&#10;fjy9a02y4anEvs/canoq2YAAnQZoButmgZR+3LXmYZ/fw741mWbk08jsZmV1s3J7/bIHWNl9rPze&#13;&#10;pwoH1mb2swrtgGNWYT+gmVVgYZU7/EqG1hSNPFU68Dfljs9UDICI/lrF4NdFg/8iHfiBaPRHorGf&#13;&#10;ScZ+IR37tWzsd/KxFxSjLylGX1EgZzQN6DEA9OY65zZaQe9qRIBGIhr5oF2BzWPBzc6QZmdoq5MN&#13;&#10;1uZit3loBe3jdUyFtU/z2qfCO2Yi2ufDO+YjOqajO3wxHe5Y5XC0ciBOaT3arj3TKrjcfP9mS/z9&#13;&#10;1rDklsj0VnaWam+xdrsA2ylR75Vj/gpdmELPletCq/ShVbqgakOQWB98Izcn7m5j6N3mqEwiPq/7&#13;&#10;ZJ75dGbnudyeyITG0OvJ1yoiJBivBo+SEqHoyzDdVQVy+6Ie9egPdHTlS2T0J8RVezdJ3x9DG6IB&#13;&#10;LWsIVd/55+5kv67Ej2lufZzI+blBGKiThFnrDw1rzjtaT/ZUxRolUQZJRKcsXCfmUUKeXhLWKeUb&#13;&#10;xGF6UZhJcWhQeX4Qu2iqiiKKDuqK9lJp/3qX96N9m5/fvGHTm69u27R98969O9ihnNDwLYn5ISIN&#13;&#10;u6Ez6vKDwDc3rOPwdz+u3Lln384wPo/S6QEps7PTyGdKjzk7B6imXRwPHjz41a9+BfK5vr4eJhl8&#13;&#10;M2GZRx/J8GEraLoex/wC7d1g2qtMe73mWl9fo8/a6LM0eC31PgtKTFiavOZmt7lh2t421i2/d+vC&#13;&#10;oWPxe3duZ7M5cTGHKx5fmeopH8ZAdea7iaIRKnOUygbeuXR5Y0Tuyhgoy/YuRP6JBmtg4j+fiwOt&#13;&#10;DXQ07evQ5dE7ieQ/2BhB7y2VB3NHifxhTaaicXsddajPVumx1o3blGO2tmm7eqFfuzSoWhrqWBpo&#13;&#10;8VqarX2thElTQ2HprcR5sWajwvEPEQkf++3Gv3lkX5PSw0rsoeVwL+2O6GWlmtbQ8F2b1gO2BgxU&#13;&#10;cBrw1wRUhbkrBiVhctWYzNX0aj49mQJ6GVYOaXopQHO6iZXejeKHwGgT61EPckA/oqU0MDoLBLWZ&#13;&#10;Ngsrx8LKs6CPgXk2Vr6dVQjC2cQqBjU9wCoZZJX2s8rtfhW2ZwTWz1TYvlju+FpF/9cFg/8iGfm+&#13;&#10;ePgnorGfi92/kIz/p8TznNTzO8XY76oHXqgaeKV68I3awXV1I+vrRjbXDW6vH9jeMLSrcXR3EwDa&#13;&#10;u691Yl/r7L7WuQMtc/6tC4GtCyEtS8Eti4EtcyEtU5xWN791ILK1J7rFGNuKxzSro1s1R9rlF1rS&#13;&#10;r9efutfGSWrZltK6Mb1tY5ZyY7F6m0S9p4YIEhHwWhMix7gKLLQKj5KTfIGGV9YeW6GKLWwKy23g&#13;&#10;5jWFZdWHpNZybuWmUraRchV5PL36bCF5u3bwfu3AXbn9ltR6trgn4GpFTMKNh7LDdVRInZEr0bDF&#13;&#10;qJ8WnggLFygjpBhfRvmjT8eo+h1HTPfOwWjtJzH6PhpycSAftKwhRH3nO12JrJ5kv55kliGBpbuz&#13;&#10;Fkv+F+rRT4hH/4llvmYo2mMq51lr4we05x3tJ/vbT4yoTg+3H+upDu8WBulzdmFp6/Csl/TZP6Pu&#13;&#10;/73pDkt5/enA9d9/ecOe8OhDu7fv3rJh0+49G65mbKtUo+GYqw0xFc3+YVE71m9YdzONXdRw8EDA&#13;&#10;/i2bNpdJ7k8veejBP+YWkGNjbn5hBrQ0aOqLFy5873vfi4mJ8Xg8MOOvgP7vAzowoKDhKYd6sltV&#13;&#10;0ONeS92EuckLUDY3TQCmrU1ea+OEucEHItrcMGltGe2W3b99MfbYYQA0l8s5FMsWPzyy1CV0asoH&#13;&#10;DdmofyIgnR61FHchEY04yKhpsFUy/k8N0fPPCGhY1dt+GFQY5aBd1dHCn66lB7OA3WNEthPLG8LT&#13;&#10;rMaS/h7RvL1qyalbHFW5rQ29RrJdh1WotffribDKzhfyTV96bF6T1MdKtLMeABkHWZvP+z0f6Jc/&#13;&#10;wkpC5AUxi0CchlStHyhiACiKaUtdSbzTmAJvF/sDBixm4mVYpwGsgdQrdE4D+dyLdDRgGhgNdEaM&#13;&#10;BkCb/QDNWUBns1+ulQWWZ0WMLrCziux+JbSILhhkFQ74FdvXVPSuKR1YW+r8VPnoF8qHvlZh/0aF&#13;&#10;/V8qh74nsP5YZP+peOBfJQO/kNr/U2H9TbXjt4oRwPRLCs9rVRNvVs+uq5lfX7u0uW5pS93Cjjrf&#13;&#10;7vrhffWOA/WWkHotp17JbWzlN9ZFNCkiWyQxLRXHW3LOtKZcarl0qyXqQdu+lNb16e3r0tpeyFE+&#13;&#10;V9TxckXHm+WqDQI8VKyOVBBouAAhGkUlTqE9JFaHC3RsCR5Qg0Uq1NFyY2hG3TH+tVsB5+8eSS6O&#13;&#10;T6rkXikOuybm36ji3KkIOS+7kiTT95g6bWOplapDSQ3nCrR3FPY7VcO3pLa7EvPRTOzg5dJjDy/n&#13;&#10;qLiKLn4VFSdUB4nwQIU+ErgvIYLpXg9Rv30yumkfauH5wQF6WUFL64O1d79rSmKZEtf0JPl1JkPM&#13;&#10;Miew+hJYXfdY+ntrjYl/q0/4OzLhC2Tys1Tyt6ikb3amfrsr9ZvUg6/p73yOTFxDJrK6H6zpSoRl&#13;&#10;WUMZLOrBJ6/yfx6we19MeMSu3dvWb1t/PTWsqTdWgjq9Cq3u5GcK929EYXN5S2BlR3ggZ8OWDdsv&#13;&#10;J/+mwXJozItq4M3MoGHCFxcWQFAvLS20t7fHxcX19fXBLKAzI6sh/VcXxx8MTypo+IeOFDzZkIuj&#13;&#10;1mdmFDTSznTcBLHX3OSxNE7ZWke7pKCg447G79m5nRfGjo8JK7rDdbbfGdU8cnahdh9jWOEYVuAk&#13;&#10;isbIghGQ1St0ZmyFjP8zgzUw8Z9NQS8TGRWjja51B0vRDSnzYeeZkk5YG5E7asweIbPG9Zl4W/F5&#13;&#10;UXNcbVeg2PR8Ts+XHxtZKV2sBDMr0cZK7QMa+qUYWekGv4dWv3vda7fGP8VO9svuX3ZNII8wzWJk&#13;&#10;SOcymctqdzX9hK0s9Y7M9xoSzszKgddInvf4gY5O6WalddEi2kRX3qBFNKOgH/XRIroPGI3kM6Og&#13;&#10;c0FB04wusPrlD63JdyE6F1n9SsxrShxPlYywSkf8yvo/WeH4UkX/N8r6v1Xh+K7I9iPxwE8koz+V&#13;&#10;eH4i8f4UTO75N8Xkc9Kll2Tj66V9O2Wt/vLKUEU2W5HCq74fXX37WP2Vi41nbjTH32099Kj1QFbr&#13;&#10;ruzW7bltG/M63srveK1Q+Wq58o0K1foKzTYBtkdEBIjIEBEZVk1G1eOxCm1sLRWm6AmWG7i1urAa&#13;&#10;48Gann3yrmCZIVyuD5aS+ytU0VIiWIGzq438u8JYzs1c/j2N/8WqzUfKYtPxu4qxxPrx27KRRPnQ&#13;&#10;PaHnSIY65Fru/aLabseIUmu6WVwdmdpyVmS7prDcEjmS5MM3xOaIFGXEzYLruafFGLtGH1CFh8GG&#13;&#10;RHiASBsqowDToRIiAonZleaF7ybp+2Q0oBkFrbnznW5Q0ElrTIl+xuS1kO5KXNOVsqY7xa8rhdWd&#13;&#10;wjKmsAxJrM6kNZ1JLGMiqzORZUpm9YKlsvpgwQfPWBL/ZijhKfXNz96J+/GhwF/773xh3Rsbd+5c&#13;&#10;v3HLSxvWbQgK2ZinYNd3xgi0ATWGuHs5+zZu3h7I3lfcxBVr+dHH9r35yo77mbsriNcrVDtMwzLQ&#13;&#10;f8tfCpFYBkYvB0Az5DIB5PNfAf0HA6OggcpIOi8DmvZB0woaAD2BRthsnLAyacB0s8fSMGlrGaMV&#13;&#10;dNwxBGgul3348KGKx+dG8SSj4vRQ260ZrMBDFKPePqkiD1k4RuaBLKWph+pIQLyMQpS5isg/3tCC&#13;&#10;f0ZAv8fQ8wM9UejYSTIej9WHCqTznJpH06aS9Oz8v9+Z8/ETWtY9G3JZpHSvSetak2Fck9a5JrXv&#13;&#10;b5KtH0feZOrpdIffxdY1r+xfe0HBSu97m7MMiJe1MxP/sbaqplftiUy0qndQnvaisFK7kHxGgDYh&#13;&#10;LiMFTcePe5GLAwzR2QoKGsWAZuTfABFtZxXakH+j2M4qBXP4ldrWlFgB08+Ujfxt+dinKwb+qdL+&#13;&#10;zxXD36yc+Lpg8rtC17+JLS+J27ZKyw/K0jmK25FV5+NrT5+rP3SnmZfWfjBHuStfvalAvb5Is7FM&#13;&#10;u6VSu12E7ZRod0nJICkVioZNwPkKPKKKjFbg0XIsXIaqmUeCSbBoMR4jwMMleKgC3lI0p9NKjl4v&#13;&#10;OpFYdulK1qWTaWdPp185lXLnctaV3KZ4sSFQQXJFBFuoi72QdzbwXNHxbCKxfvC22Byd0rTvQinv&#13;&#10;TtXlss47Utttse2ayHaj1nG+oj/4Yt3RmwJRnXHUO17RQJ3KaDqaq7sk6b0t674rtd+vGQFlHXm7&#13;&#10;LO7unUfVp6VGjgS5NXgiLV9K8UWYvxh1uxwiIVBP+YDpd5P0fbInAM0o6B5Q0KCCk9Z0A4uTnzYm&#13;&#10;rQUQdyawELuTgch+XQlru9Fcv64Hfp0P/ADioLi77rIsiR+zpq6RXfpMlP9zr2/esW3PwYBADo8X&#13;&#10;vnXn9k07Nuw+sOPN9VvYkXsKagMUBp6ciD10bvMbb248fyusQrO3uot98e7BN1/dfi0hEN4hClUb&#13;&#10;clpewKyPZ+Zn0GB6C170go6kNOoGepnNdPiri+O/Cn8KoJtWAI0U9Cqg9+7aweGE8qMjBcX3llxq&#13;&#10;J1HeX39uqOacU5vt0+V7iFwXnjuuLwKkOglAHu000NGClIbsE7Rl8PfH2Ooi7xOgwWDlzL4BnXMZ&#13;&#10;rzSDbA9VMGosHdPne3U5D+6mf/2th8/uy/5+VOXHE7tZD7tZjw2sDGptkn5Ncvca0LAZPeir3UMH&#13;&#10;62QJ6ycvsdIpQCTSs2kgrpdR+z81RiPTMY17xmglTufQxeiaHox7mnZuAKMZEQ1oZrwcCNO0ggb5&#13;&#10;jOxJBU37oMEY4Vzc93SxeW2JHbVYqRxhFQ+wivvXVA5/XDD8hcq+nwvbXpaU+8uPhFXHHK2LudbI&#13;&#10;S28JKGrfK1DtFGt2iLBdYvyAhAyUUFypLkyqi5Lqo6RklISAmIFvZCVq0cMToKFveULaRKgXeb4I&#13;&#10;DxPiYSKch0YAwDlluuBiXUAl4V/Uxrty5fTu2Ez2HdHJbM3ZPP2pHP2ZzJ7jye1h19Iv5VwX45wi&#13;&#10;nH8y+zL3uuJyRfe96t4bos6bMvO9GsfFik5+Yv3OM6XRqW3XJLbrMsdNmeNe9fAtqf1oFhZ0uf56&#13;&#10;Wr2ud7DTMpRcqj2c0na2sPO22H5T0nejxnRZYY15rA++VhKXeiGn8azcEIVa8aFxVwNRqyUtPD/Q&#13;&#10;J8QPWkFDAino7wKFTaCgEZoZBe3XneBnSlzTm/h0X8Iz5oSP9SQ+g2CdtKY39ame5LVdCUDqNVTS&#13;&#10;WmMyqyf16Zyj396+/rWN23dwg/Yd3LsrZE/QkajoA3tD+WHRbL5/AIe3a8/Bmxn7mvqiytsC9wTu&#13;&#10;eOXVrQ9yAqq6g+p6wu9l71v/1oa4owF59Qfl3TwhHpTX8lotdcw1YQaqzM0CYBBiAMqrCpqhMwTA&#13;&#10;0GqAwszfRyT8ZQN6384dfA4vJjayIvfW4igx0dfs7S0fakvskp8aaLvr0+d6DQVjWK6HRKOZMDqU&#13;&#10;FqRoEADg7BN0XpWo/60tl38/AQ3GuDVoQFO5tJQGK3ATRYP6PBf+cIrMuXQv+5+2FH5v26PvbUr7&#13;&#10;l4Mlnz5Rvya5c81D+9MJvaykTlZGJyvd8FRiz9qHQyzu7bX//tbHMgdYyV2rwvYJ2v7JtqyR346X&#13;&#10;jVbidA6zCSZGPmjQzrBpRkTDswTQTGMaWQ8rsxd9JGRENNCZBrRfXp9fft+agr61Bba1+UOsPC8r&#13;&#10;b5qV7/lYsfkzZcQ/lSu/X6HYIH4QU8270rDpdsvm++37KrV7JNgBMQYv/lxAqpji0l2/RwgINKKj&#13;&#10;GMQvXVlYrg2t0gTJtSFSbagYY4tRox6uFGdLMbAQGR4kxYNl2iApgVpXQ3kAkAx1IsiToxGzuHKK&#13;&#10;X0WGixoCMHF4Q1sW/0xiVKLqurQ/oaE/sWnwQf3gDZE5/G5D+OVH/JtJvKvSuwLXfcXgDan5prT/&#13;&#10;lqznttx6W2a7pxg4V2g4eEEQdKHydJbmtqzvlqL3GuC7tv+6zBSdqTpwuuRhGdbdN4j1DlzLqo9P&#13;&#10;aDqcouLd6eAnKsLvVwWfk22PzD12815xG7+SDJYSEXIdcJkt0nBQt/eo7t0HB2jkUaF4soZg7AkF&#13;&#10;bUxa05XE6kphGZOQc6MndY0x0U//YE1nkh8IagOwO3lNF2SCoE5a2/2QhSf+3c3gf3/rjfU7QnbH&#13;&#10;xvMP7N233z9gz/YDoSG8PXv38A4EBe0/yI3g79q5986j3cr+8GzFgU3b9x4I2JtadlBhDJcaQtNK&#13;&#10;Qndv8z8QuD2rKrSqMwoekFKSU6R8paR1r3WMANQAm1Hlu5XRC+kEqucB6Sc1NJN8IuNDDn/BgI4F&#13;&#10;Bb1jO5fNPhR7WJp/b3G4yd1b47a1zliavFS2uf6KvemKj3zkInJHiBKnPn+MyhvF85xkLhp6Cgdu&#13;&#10;Pllf4kk4/tf2QQB65VmSDyIaYO0k88aIPPTBkywcxYvcVNlEp/BaSsk/bC36zp78b23N/v6G5Gd3&#13;&#10;53yVJ/67S1rW4/61aZanErvWPuh5KsX6TGr/UztP+m0/+tTDkeXvdahFn+ldzP2TjOYv42tmKMxU&#13;&#10;zkM4pjOBxTAJBVadG6CgkYGoB+3sh9zQfWvSu/xA9TNtCB+b/bJ6/LK71+T0+eX0snLNrJwRVpaP&#13;&#10;lT3Byu3/bIH2ayUNP6ooeUV8n6uIv1QfkNi85VHb+iL1JlDHcjxQjoUhRwTBhnsSNdbA+WiYFbra&#13;&#10;GSI16l2IJ8E4UmShkBbiaJx/prYDYi7BQd/Z0BjqfEigBekKbVI8FMANtzoyDMVo5D0tR6YLk9T5&#13;&#10;d4pClhZL7eakqxmP2Jdlh9O7IzJM4Q9NUZnGyBRl+Fnh3vCsuBslJx9VnS9U35GP3paN3BCYb0ts&#13;&#10;NwV9t4V9dyWW+1JbfEqr/2kx+2rjmXzqfrXjltx2U269U2O7KuqOvld36FqpRE3W9Qydzqi6ltWS&#13;&#10;XEJlS7pyxUZRy2At7kwsKS3piJHpQ4Sww3SdaPQ2gPQsqlnxbpK+P4aOEq2g5Q0hrbe/0wmKOGVN&#13;&#10;J43dnoQ1vQlPd99HCROIZeB1Mqs3bY050a/3Lqs3idX7gGW+z+pNYcmufj5s2883bTwQHBp9OCby&#13;&#10;yKHYyKiY/cF7gjmB8SfP8mP47EB/Ho8TdfgwNywoU7K7tot38saul1/dePKyvwwHFsdWdXPTKnbv&#13;&#10;3LVz1979mdLQakOUSItGQZTrwsvUGwpaNlGOkunZCeDN3AKqIU03BZ+nuzlmGoLD9NzCPHKAMGL6&#13;&#10;o0Pov3AXx84dHC47Ji5KmHd/aUjr7msYNzf6zA2Tlo7pnsrBlmvmqpNObbJLXzJK5Y5SOaNEgQu4&#13;&#10;qSsCajvxHLqOB6AW2ZN8/C/tgwD0k0YvS+8h3aeSF88YwwqmeoSZxfkfP1D+tQN5P9ya/uy2rGe3&#13;&#10;Z357S/JX9uZ9Lr7j6QTT0+mmtehToZGVgD/9qv8zsYVPP7YBnRFPkWvif6mgUQ1oiNckm9aAOk7t&#13;&#10;8kOujF40mdS9JrVzbWrP2uTep5JMa5Pp50GKdU2SzS8VoIyktB/EaT1PJ/esyehek2VC2vmhg5XR&#13;&#10;j+LH46ws59/mGb9eLP9lRforFTd3iC6frDmU3rqtsu03graXRJq9MoKtACIQ4VJUh4EvYQYGo2Xj&#13;&#10;2/bkJJOm23cwMdOgY3kSZPVy+r22vAiQiKkaQXfDzZEYI0R1B/QSzuJc7tLM40nfo/LH8TdP7r17&#13;&#10;blvC6e3JpzbnnN8kvPFa/rnnGwSJ1aquC1k18Y86zpd3X6P5e1NuuSHpuyrqvSm1PpD13xRYQ27V&#13;&#10;7b4kCUtuOV9quFJpvFjae7XCcrWyL+JB05ZDOXvPlF3KbKUsU0qDR2VwqwyeNoO7SjNyp6K8tC1S&#13;&#10;gfMqEZG5IjKEfsYs99fxJEbfR1s5wjVKnizxp113/r47aY0uGdXlMCV8rCvRz5To152EDClrkNUP&#13;&#10;njYBu5NZVNLagaSP993/m/wjX9229aUtu/3Do3jxRyKjIg/HRB+PiuLt37fv4EH/A/v3HzxwcD/E&#13;&#10;Bw9u3bI95uh21O2qNiQodOubr229lLi/rjemvCOkxhieJQ3dcXDDmxs2ZQs5NUbUQbmY4KLRPkle&#13;&#10;uWp/fsvWWt3pUV8XIIduCT41D0SeQ3U85maX5lGFDuD2DFCIbpuBWmh8RMJfMKDpetA7uDxObGy0&#13;&#10;IPfe0rDG1Vs/bm72Wquc9poJS8tUd/Vge7Kl9ryr4+YkWeDTlbipohGydFSf6TKkufAiJwn4Q7J0&#13;&#10;2TH9R9kHA2jmgUFzmd4irabR5Lgua4QsnDekKxoqvhxf9emQwm8efPy9rQXf3przrV2ZP9qS/i/b&#13;&#10;H38+QviJK2rWIzty7N5X+33vlU9ca177GPSscVnV/u980KtimZVqRq0KkWQ2slKMfslda1BTl541&#13;&#10;Keanki3PJJmfSupZm9Lll9Ltl9S7JoUult6J2hNm2FnpZtajbr9MkM/DsKtfzG37bVn2TsHhA+Lo&#13;&#10;mCrO9aY92cr1Iu3LEuI1sW5LjX5fFRoBNlJERspwtgQNCP12nV/agBcMlegYTa5ChIl5KEHHtOOC&#13;&#10;MXQDr6Tfa8uLMAwCtSiCGONKDeHCuoN6CXdxPm/e+2hxKmOwkY/d//uBNJYzHVURs6exrKks/Apr&#13;&#10;tPY6XON9I67sau3x9JoT2R23JOabcsdNef8NUd8dcc91UdctueV+zfDJPGrXycIDpwqjbkq5NxX8&#13;&#10;29URtxXxyQ1nHrXxr4tvF6g7Oj3NBBp1t5V0tuhcCvXw3fKy0vYIOc4TUBwpcumEok6i6ecN2u3V&#13;&#10;n/9+GnqGIa83V66LrK3cqrz9fd2NT/clrO1OAL2MKkT3JLG6k5GBgjamsLroinRGmEx/Spv4N1fY&#13;&#10;P9u5adue/XtiQGRFHYqK5oZHs2PjD/MjojZs3Lhv3z4Gzf7+/vAvMMB/87Y3Eov3yDDu7j079h/c&#13;&#10;kVISWN3NqdQEyHTs4gZ2SMTWDVt2PMjeJyNBPnOFWvT2Ay9VMnivIoPyW18sbt3WO1SLegBC1aCR&#13;&#10;W5rxeczNLoIhEgGfaX8HLas/EuEv3gfN5bJj46KRgh7WIAVtaRo3V7mtdeP2Zo+5ddbSOkkV2auP&#13;&#10;jzVf8uEFTqx8gMgZoB6P6fLHaa80rUwZDj7Jx//CEC7ff0C/y1BzcLQSMn9YX+bQlzvJbJcuJ/ih&#13;&#10;nBXe8Kmo2m8Eln99Z/YPduR/fUc2APqHGx9/e1fJP8S1Pp1oYJ2rXPPzDc/cBzFrRtI1BbQz0r/v&#13;&#10;Yu6faPQaAPQZnawM01PJfc8k9D2VBILdjFpyJxr90gxrHhn9HnajkkkmVpqR9ciAatqByk7reyaj&#13;&#10;++OPDX+TSX6voHyf4ESMfP/R6u036zfmtbwhxd6UEW/Iyc1yIhDeXmV4tBTnC7GwSiy6nIgqR72R&#13;&#10;hMg0oVKQsQAI9GpPi1wEUMDuMqmXebo8uZJekcOIX7StTDL5yJjMd85FMSIRTWqEPwA0UtAHDVLO&#13;&#10;0gINaPejgYaotuuf60n0sySuNSU8bXjg152xRnPlqT7Jjfn5xfml6dn52R6HO7W841ii9GwBcUPq&#13;&#10;uCXvvy22XpdZritsd6vskffk8fdkJfX9kpZBSbtV0Nwrbuur0tgbyKFm3VAjMdhMOdsoFxoTnXS2&#13;&#10;6lcUdHukguAKaJ+GiARAL//2DwzQ8IBEDzCcV0FxqrFoRdleRfJ/qh98uS/pb3vvszqTkXVBTFeq&#13;&#10;60zwMz5gdSc8bU1+qub65/jbfrJu84F9YRGxh2MORx2JDj9yKC7+SHwc0Hnrtr179+0/cvRIXFzc&#13;&#10;4cOH4+PjY2NjTxw9tX3Lro271527E7Rx48bIwxulWKCYDEZ7Ai8QKt6R8/t27OCcvuwvVHNlVJhQ&#13;&#10;i3riZaq1SOEZBlJauaOw7WVV98OZuen5pcXpucm5+enFxYmFhYm5uRnEZiSpkYPjrwoahf+9gkaA&#13;&#10;BgW9DGitp6/BY2matNROmevGrXUuc6PH3DxjqfOQObaG04Mtt8apMqe+bAAvGCNLx5A/mqmBh6rf&#13;&#10;IVjTipWujIyY+B5KMvahAJrxSqN2Nx6iYJwq9FJ50/hDjUb24oMOVmT105yKb4SIv7W76Gvbs//f&#13;&#10;7pzv7sn/6YbH39qU9dVw2Se2n3tmSwQrd8wv1QEKl5a9jGt4VQUvG+1Nfu/kE3oZaLuaRmZak9iz&#13;&#10;JhmY27M2rXNtqtEvtYteCjS1mZXiYCUPQfx0uunTGdjfp7V/KaP2F9mFu0qvx8vYN+rX3When966&#13;&#10;UdK+pVa9R4EFyMkgBRUkxfgSbaxUGy0h2SLyoJAIlBKhckCAJkqmjZbTUkhIN8pghC3ET/Li/TIk&#13;&#10;S58AtGEF0PN5C76HC+NlfTVHW+9+oTMdpOLHuhOe6UkEhcjSXfuYRXp9Hi5wuKzh1p+d9U3ONOO9&#13;&#10;VzNr4pJrLlX23FIM3qkeu1zRx7shOnRHqNCMqLp9mu7xDsqlNni0XV6lzt1BOpXEaIfO2QjaWeds&#13;&#10;I8FcrUhBI0CXvA1oLihoNKQDraDp94kPwuhHIBOHivVsMclraA+vKdlWl/Kfbfe/Td77jOHep4z3&#13;&#10;/6b7wdM9CWv6Elm9CcjpTDx6irvvF2+9uYsTEswN54bGcqPi+Ufi4yNCogK37oz2fz1i/y9279x+&#13;&#10;6PDh6OjoyMjImJgYfnh4bFRc0MHAF19Z9/r6ja+9+tapS7trDNxKdaBIE1bZEVhnYF9J2rl7t39E&#13;&#10;7IHS1hC5Pmz52wOwG2MLtMFiIkROHhKp+UUdv5OTXOeUHfAzMzsPsF5YnEIVpReRpqb753g7IER9&#13;&#10;qGr6/xSgQUF7LM0TZsVMX+1EX4vL3OSx1XgsiklL+5RJ1Ndwwd5yx0OUubFSj75wCEdVIwDHqHbE&#13;&#10;kzRE/AUgPpHzDvtwAE23Vqc77sCLnZpsL5bn0pd79QV92soj+dKvnK9cyyv/UpDgh/tyvrkj81s7&#13;&#10;sr65Nel729Of3VfyqW+//tnXD3/ylskv24Yqt6WgZoSA1/eIYqYaxnsnnyjJVK1bdmED4rs/ntqz&#13;&#10;NtXCSrWzkm2oQ6Vk61Nplr9P1/y/h7XfelT5bFbufxQm7Cm/cEbGTa7bmtq4KattXYlmowjfo6AC&#13;&#10;G7SBtWq2FIsQUVFCfbiI5KNRFrV8NHoAEYI+9OERYtBoJEeIo+EQgdRVZICMCKmE24yIQl4OAASq&#13;&#10;tPBuarwPRutopFJ5qCtBQzgAWi9FLo4F36PZqUxTNV9z6wvwOt+Z+LQhyc+YyiJTWLqbn6jLPFvc&#13;&#10;rBfUU9aBMfqKR5f8sGcqX6E+/bDmRHbricfakPOCCxlNNYRT1eVtpQYbMWsjNdakczYDlHVj9eQI&#13;&#10;pJFRY206pKDBWvRuoPldpKAj5Di3kkJOBjEZIkFNvVd7JX3XT3hfjKEzbFGuiRZoeAIiQIGzpaoI&#13;&#10;hTpWJg+uzdzW8HBdc9pzqsQfYHe+Qt78LHn9H4y3P918+bPsHW/5c0L89+1k7wkID+cfjjsRyY08&#13;&#10;FL0z4f5rNYqD18+/cnD/3vjDRw4dOgTaGUQ0SOljR46wg/YH8TZt3vnm+o0vJjwK7bDFNvSx67uj&#13;&#10;6jqjsMGjqQX+e/Zt339wd359kJTiimjfC9o9jIf65iV5Injw45Fian9+6+/KVXtNw3ULi3MLi0tz&#13;&#10;c8gXvbg4tbAwCyn6RC1/PFyB8zKsP/jwfwrQLvSRsMkLkrmvZbyvCbU/tDWPmyGzZcKsnOgWmevP&#13;&#10;D7dcn8Lzx6niUX0WrZ1Rsz0wpJ2Rn5eugUdXkX4XIlfsQwI02jcEaBDRg/RDxaUvGSBzJ3Q5s915&#13;&#10;lXWCr54Xr42s+zK7/Nmdxd/cUfidnQ//Zfvj72zN/+Q/fv8rL536Rojkc+ea1qaYWBmgbenm17QE&#13;&#10;fkIO96AOj5g03YcGqjGNQAwxYvFKTQxmshd1sZQ0yEoceCq15wuP276bWfbz7NTf5t9dV3I3THLy&#13;&#10;Rs2BvKYXC9peKFCuE2m2VBP75LpQOcWRUcAOPi2TwwQUaGQeMEVMoGGqURtlbYQA9CCqeoFEK/Jg&#13;&#10;4Hw5FoZG+8ZRn5ZyjCPRcARkBNBcSudA/C5kvB9Gy1KGREhBS4wRwroDBglncT530ftobjLLXhuN&#13;&#10;X/uHvgcA6DVdTO2FlKe77zyTdf1EeBIecEV2LFHUoNLN0W2OF+dQqzasp/9eURX3fMGtXJW6d76J&#13;&#10;HGvChlr17ha9p5kcbSFH23VIMrcgG2skRwHQrZQTGa2gq9TDd5APGhQ0TwAvFjhPhBQ0H4lo1LX/&#13;&#10;u3/C+2RIO8NJhHOBhg+OlhERMg27ggouM3BlZLjcECGHs6YMldcFVsv314p215btaawMKEh868Dm&#13;&#10;Pdu2b1i/afP27Rt37tmxa/fu9ZteiD21NSFvz50s/8DwHZs3bwkODgoJCQkICAgMDAwODuGxg3dv&#13;&#10;2xJ5eN/2feveeOs5XsxrV9MCL6buvpS65Upq0I30gzEnN23ZvmHnzj3FTWy5HrgcBgoaYildP0eI&#13;&#10;IQe9VM+BTDkVV6Lcld3wW0337alZz+LCEu2LnkI9eCAIreCYJhQd0BQk6f8+0PB/T0EDl+vHLS1e&#13;&#10;1Ea8wQfrQciuB15Dpqe7sr/2hKf1jpPIG9XnjekKALIuIs+DA08Lx3RFY3SPRc6Vim6/zz4cQNNP&#13;&#10;DjS0OezbuC4XjaVLFvSThSNkoYfIXNKV3BLWrjne9HRs4z9ECL+yv+R72x5/d3vm99/I+MSXf/Pt&#13;&#10;DQ+e3Zb/nW2Pvxwu/9gtkvWoE1VGTu5ipfStSen9myTzmiS68nKGBX08TO55Kt3k99Dgl07zGjXU&#13;&#10;7mOlgUZ2sJJAI9vAPptG/jiz+JXCizvyjrNLD51WhCQ07cpt31LWsbVcuadc4y/FAqtJroyKERGx&#13;&#10;YiICgFuJ8YSovhryCSLe4eGVRJgQUThMhprAoZd0VAOBAuzS/Qsj7cO8ogICQoVkqIiCxdkiLQeU&#13;&#10;0bLrExb/gFwcPFDrywoaVbMLF9UH6mW8xfl8ny9j1vewv+GoFhR0Aqsrwa8rza877anO1Kc77/hV&#13;&#10;Prx4t8F9q2b4ZCbOvy+6nq2wWzxLi3NTC3Nw7ets9uTypnqds83obiFGWkEsk6PNenczMdhE9Tfq&#13;&#10;XM2GsWado0031k65W3GvknS14ZB2Nek8UuXYnQpRQVuEDGPDYZToQsR4iBi5XJFmBHv3T3h/jNkW&#13;&#10;mIgIFRJwgsLFWp4QnrgUqlcuJIPQWJpUuFQfkS7hXM06eCtnT0JudNTpHRu2vh4cEBjgH3wwACjM&#13;&#10;DvA/EBocHHAwdOf2A/v3BR48EBLgz+aww0JDOBBz2Vwum8Nj83ghvP37DwYEhIQEsffv37dn7/7d&#13;&#10;ewL27N/r7x984OC+3bu3bd2yZeeOnVmSgNpOvpQKEpPBqJ4lyRcxlxPBpkd0hN0Ol+uiBRgnu/k1&#13;&#10;hY7vcGtBR8/PLcwjlzScnGnUCfLczPz8LDAZcemvCvrPBehxS/OEpZbu/a7RC4tYUVcesIZxc60b&#13;&#10;2A1qmiq0Vp0eUz1wGcqG9UVjIKLxPC8azaTQSRaPUkWMGxo5E95DSdo+HEAvrwQpaEbvozQyXf4I&#13;&#10;UTipK+pQF/8wsZ51Rv3MIcUn+aIv+hd9a3/hN54798nvbvvGptRndxV8a/vjH2zJ+NbB0r8/2+yX&#13;&#10;bGSlm9akWT6RYHrmQZdfusHvUeeajK41qSQrTcdKs7KShhCak/V+ScZnkvVrUzXPPhRszL91UBh5&#13;&#10;WLHrStXO9KZdxdj2CmxHJb5HRAaJQRqTy8NxoSFo0VjgqOMeKcIxF322QoZ08bLLkv6uhe4ZQB7c&#13;&#10;57QPYfnrFo1d+rZn3KkogRZkZDW9EprLdGFmte+zoZrRy3uCXByVer6oKVhXyV50PZqbzp6femyp&#13;&#10;iW+/8UVzIqsv4enORD9dsp8xjdV556nie0cvVxivSnoe1A7fldvjUtr41ytK6zTuCXiVXlSZLGmV&#13;&#10;bfXa4XbS2Y6PqsixNmKohRxqJQeA1E266SaDu5EcaSNcLcRAHTXcqh9qpcZbdO4mvUuGjd2vlBZ0&#13;&#10;hMvxQCHIZ12IVMNFtb/pkbHoA/7uX/E+GRyT5XOBEvRpRa8+6Owjt7gWua2kan70sc3r17++e++b&#13;&#10;e3dv3L5t3fatW4KDQgMDQgIOBgUFBgcGBIEFBQaFBKNJSAQE7D94cE9AgD9dheNAgP9+IDeIaZgF&#13;&#10;ghoCKoyKI8zDwoEBAbt37d66ZeuunTuvJQYk5ftnS4NkZIQQD0EjLNMnkb6u0H6ifcM4YjK8EueU&#13;&#10;KLeWKTfprMVzdAWO2ZmJBeTyAFqjJi20q2OlRfhfFfT/EtDIxQEUttZ50eINYAymYT0ucw3kT5kb&#13;&#10;Jm3KEU1Gf9VZD/XYbShxAZGJQpDPLiIfmAvKlK4vgTj4bkQu24ekoJ+IaUPrREqfRH1Jj1D5I+Sj&#13;&#10;3YUNrKv4mrMtrGONfxMh+XyY4rM/3vmln4f88870b+/M+vqenO/tzPvWpuyvbcv/MkfxqeuY30NA&#13;&#10;c+czyYa1qMFINyvJzEoYWpti+WQa9g9pbV99VPOr/KwDlSdPyPffrl6f1Lw1W7NLRGyvJffVqkPk&#13;&#10;OFtiDILrHgSymOIvQ5ZGGLpjmRhl0rcxfWOgAmiSZgeaZGbRNzaKmUwahcwsZi5KMMShZ8GqmNUy&#13;&#10;a1gu8P4aLUuXY5DwAh1PpuK0lu5trwwY7bm5NJ1ta4prvvWPxgRWT/LHulM/pnvwtCHlKdO9Txbd&#13;&#10;OnYooeV8mf5ceefJPNOxx128BNHBC4WnH0gH7R5dny21or0GG2nTe1pwZyvubCbGWvUegHU7NdxC&#13;&#10;uBpx5HdWUpA/XAdq2tDfQnqasLE243CNZuh+mbRYGVOtC6jAggQ4R6aJkWHRCD3M8XzPr3g/jD4v&#13;&#10;9EOXPmvL54U++2KcK8Q4cgoe2DypNpJ3aPO6DQd44bFsHofHDw8Lj2RzuBweh8sPYXM5SB9zwcKQ&#13;&#10;VkYJUMwhoexQLieCzQ7jcSP4YRE8PpLRHCjJFEYxFOazueEcbjiXF7l7z4F167du3bZ77z7/rdv2&#13;&#10;7Dq46WFZhIIKE+EhUjySlgv06wXyAjEXZDDkSDG+ULOrsO3Fxs6LY5ODwCRUJ3oW1b2bR17pySWE&#13;&#10;JmAVzegPPPyfVNB1dAd4tDG94plpNW2Xu/taPJb2OVu7o+H2QBMwOs9DFQFJXUSRk8hz6rKc+hza&#13;&#10;GY1cvSsofJd9OIBeXgmzb7Stpp0U7HzpIvEwRtTEemB86o56zTnVmiOKp480Pv2t//jn5459/WDu&#13;&#10;d7Y9+u627O9uL/rmtrzvbs380Yas7+0r+/uTdWtTu1gZXta9gc+lYN/Ibng2U/xa4f3D8uDEulfS&#13;&#10;ml/LUW4q1/iD9KgmOVIdv1IfVkEGV+A8oTZGBKYJk2u5cowr1aImdnADLNOT6VBtpVs1OnOZrQy4&#13;&#10;l3PemUD8RQm4w5dzkK0WQ7Y8iwY6Kk9jiMb9+2106w+IK3WwS2EiZYhUy23QhIsVBxW5Wy1t8T3i&#13;&#10;ICrxK+Z0PxNd59ecwupLeRq7yWotvXwtizia3Hgps+FsZlVipT5XTtyXd50txjWGIaNtILlCLcWc&#13;&#10;LZ0TzTpPAz5aR4406F0tuokmw0A9NViLjzXohuqp4UZiogl3t5KDzRpnM+7s6HbWaj33iqVFrXG1&#13;&#10;uhABFiDAeHIsFrWEZM4COj7v+RXvj9HbWj1HYKjuHSTgehDhbICjBA9RUOGnbu/cG7Ql8hA7LJrD&#13;&#10;iQjmRgVzIv35sUFhMf7cqIO86ABeVACKUcKfFx3Ii4ZZgfyYwLDoXWzu/oMHAoPZ+8Ni6GJRAWGo&#13;&#10;DCrJjQxkRwZyIgPDYzkBnL37Andwo4LCIkJ44dxAzraMsrB6Y5QMZ4s1dGsm+ikrBikN7204V4bz&#13;&#10;q0iODLllYJ+Di5QbhUSIZbSRaf49h5qvoOrSiwuzwCmG0Qy4PsjwkQD03DKg4VViaX7a6zMDoBtR&#13;&#10;H9AAaACrlVHBwNlm9x8DaCsAGpF9ZUHUtfS0pRGWHe2rmTQ3TpgxT7fCXntktOOBm8ilu7grdhJA&#13;&#10;wBy3LtdJAhBRP5+AxVUagjGTHxqgf5/Rjg7YVZD/ZYtUTkm78LOF3axU89p71JorStYROevZX31+&#13;&#10;0/2vcATf3p75o43ZP96S870d+V/dnvuF7Y++uj7ri2/mfDKg/Lup6W+VnD1dxX/cvL24/QWB+nkJ&#13;&#10;tkNMcSREuJiKEOm4QootIHhC/JAEPyzFwxRYqFwLlzViloLgKTCeDBit4aBaTXAPMFxG9KTx+n/D&#13;&#10;VuUzciBwRUSYUBcmJLhVuoiqDm5z/v72e+s1V36ku/E18saXyWtfpq5/RZX0z3U3f1KUcfN6bkt5&#13;&#10;Rxdmmegyj3f2zrfivkbCmV3b2dFtM/Z7Hgm0ddrRDp1XSbpbtaOtpFNpcGmMo1rdlJbyafVeomta&#13;&#10;2z2h7Xbjhn69yUPoJzowb4N2UNJqf1BWXNgcW4P8v8FCnCeD3SMCYT/pxxhyK304Rj8+GUajoW/x&#13;&#10;oEpVUJWBLdFG5kg5WRL/LElgpiQALFcRmiUJeSgIyhQHZkuDsiRBKzEUCHokYufKONnS4FzZwSMX&#13;&#10;tkTFxEQc3ppfEwyLQ5ksKVM4MFsWmiVlZ0lCc2Sc9PKDKaX7c+WcHOnBbPHBwpoQiYonxULhWpVg&#13;&#10;aJQDZt9oUqOzKSNCpVqeSB0pwWLgWSLVBZeoNuY1vUrYMmdQpQ7UbTRN6Vm6UgeS0MvMgsQHFT5s&#13;&#10;QC8sAZVBQdMOH6Sg56bHveZaADTyUdAxo6B95gavpclj/tMATS9Ik7qv3mtun7RUTfTVu83NPlvL&#13;&#10;GJY+0HxlVJPqIvKcVOkYVewi89x0956MOH0XDVfsIwRo5ChHw2XlDxM5Pl3eKJUZXNvql29jpRv9&#13;&#10;Us2smGzWv+/4WFjZ38ZWfymg8NmdeT/a8vgbm1N/sict6lxe2LFHQfG5p85kd9Qdk7e9ntP+Yqkm&#13;&#10;qAoLq9KGy7QxUlTXLVQCVy3IDbi44f5Xc+RqDrrl9CGVVJCADAVAy8gwGclHSop+pQWjr/4PTr59&#13;&#10;MIa+/qPfFSbFODKMU6xjV+jgt/NBSpcRbAkWKW3gyqX75ZK9UsU+qeKAQuFf3RBY1xSSLjwdm5p/&#13;&#10;MrXxVm7HnYLG8/nKa5U1N0uFp+7JHxbKspuoNJm6Frd1GN0ao68Vd9UpR6VtAyXNtkdCe47Ell/V&#13;&#10;86Cs7XpBx9Vi6nKJ+lKu5lZR492y+tslVddLJfeltytU4VWaMCnFERIcOGUiIoiuIc6o2nf/ig/G&#13;&#10;mAsADNWgwDlyHUdKhAuxALkuREaGQqzQh1cZwmQUW65DuyqnYhW6SBnFk+v4cl3Y26bnyNAinBo9&#13;&#10;9+yt3Qn3M09eDq4zhclJWGS1GMKuFLVj5Ct0tC8F9WaFCqArE56jmlARxpZSaE9oKNP7hl7yUEKE&#13;&#10;cYRajpyKlOnYQm1wpZorI2OFWHBOy/NyijfmsyBGgXpcmFkBNOPpQOBicM0w7H0NHy6gUYsdpKBR&#13;&#10;vyW0gl5YnJ/1TlgbvH0gfpmu+pEKXh74yoxGVPmTAL3ig250WZone+sWepvG++pdtiqvVebra+5v&#13;&#10;vT7Qdh316qkrGyNLXUSRG3miEfWYj4SQfpd9xBT08q6OGfJH8KJJrFinrdxUp/9YlomV62Rx7vq9&#13;&#10;HOV3odHvRMOnogRfCy78530VX96Stf9wmoMoH+54bOkoHSYLZgwl/brMOlVYfuvzpZotIjJcSEQo&#13;&#10;tOGoByItV6RBn1NANsoIjoRkC3BkIpBpeJhMEyHAeQISNYBG3/rgBsBQS2j6HmDuhP8jBr8Obm9Q&#13;&#10;hciPiWrUcsSaEDkVLtVAOqzMGFKpC64CQOhiRJ2RlZ1coSG0XB8uJ0JkuqACZcxDefzDmlPp1TE5&#13;&#10;1bEFqrjU6tjHUXFYaPCtCxmRKfLL+Y3XCupuFstvFlfcqiy9JSh+IMhNlt1OFN9IEt9Mboi8Lrhy&#13;&#10;owIvokYvFonvSk5nNcUVNB8tbj1UoImU6DhVGsRiATwa0ZFHn+aYj4QfoiE0o8MFfETHTUbE0P2l&#13;&#10;hAnVqO8UMRZBP8tDxHgwU6VHTHfoCjFKoLpxdP+u8KaCcYVqOIy8U9d33buTdvzSQYUxDA2XjDGF&#13;&#10;6Ril4RLlClDDbnTtAXYrtSESKkJCRqIKP7oQIRUsglMGc5mrdFngozchAQVPNTYcQIA7rEQGVzV5&#13;&#10;VIhx81tfrmzf3WkrnF+YBE4hlwewCfiMqEzHNJ1pRr+/4cME9HLtFXhIgXBGrSzn5ueWZn3uaZ1k&#13;&#10;srdhDJBqbprsA9Vc7bMqZvsaJ/ra3BYA9HKH/X+UggbKg4hGYxuieIIeSQuZuc5na3MaKu3VJ0dU&#13;&#10;N9zGfCdeMgaAZnr0JwvGiDymk0+Gg0yCjj9igKYrdYxCQpM/Rok9eNEwWZLQ2vrzWvtntkSw1p9g&#13;&#10;JVlY59pYcY2syCqWf/2z/o9Li4rmuoondDljXWVD+lwPmePRlrrJwm7igrhld077m2XUfjkRBRc6&#13;&#10;aA0hojNHgYfL8HAJGSXBYyUY3HgBYhyUYzSqaoqgjKqagskwPhhK4/+nDO5bKY5+F/p1OOqnSYbB&#13;&#10;iwX6yXKcD2/Q8CSjjQ8m0YRJtIAMeLxBeY6CYtfo2VV6Xq2BXWdkVxkDBEp+SUzEwvZ/E7B56cJj&#13;&#10;FaqI4pbI0lZ+aRu/XBVeoQ4XathSgiMguJV4WENnUFnHsYxmu8G3lFCNF6njagxcBRVaRYbQH7h4&#13;&#10;spWDj1504PjDrkL6iZ3/4I3ZJRkcMbhm0IGCvUJHT4IOCNpJNBcV4CEgLhdeNvqNDcUKWhqj73tk&#13;&#10;yOmbuxIeJJ264F9jREcV/eq3y9MxWslyJiTQRlEanSz06gPrhEn63DExMvoooQ+GWpgbTp9fDloc&#13;&#10;9eMBsjqmQrM+p+m5BuOlEW8PgAoYPTvDcHoOdbTEoOv95/SHraDpMLe4MDsPv34ahLRn1NRTfcyt&#13;&#10;S5uzAG1rnFaFz1470av2dtV7++rpj4R/AqAhZrzY9CT68IjS6JthEzB6zlI/rCvsqzk0jmW4deVj&#13;&#10;WP4IhT4SAqMB0KiHzye0M2MfNUCDjSEFnTeN53mokiF93hSZNKfP7iZlAXs3vXHk4nqR4UfpHT+6&#13;&#10;2/qDaw2/Opl7I7vEpq/2wosCWeAiir1aiOHVIcdDZo4bC+z6jObWuNKG9cXaDUJ4d9bCi/MehS4A&#13;&#10;eCHEgyux4EotTwwvjKBKiGABKB0QIyQtLWmZ+X/bkP5aNqZ24NvplVmoEjejIiWrZQimv3+uEOOV&#13;&#10;YxFCilvUGvU4Ln5u769FnLD8urgaU5CM4sj1bJkOeZAkyF8RVEXwFGS4iODLqZDsliN3Giya0dnb&#13;&#10;YnVxW1QtapaCXmIYRc8c/yd2gEl8yEbvz/LRYBJ0ejV+u+Q77O3LCYQtD97PhDioBO6Zm/sT76We&#13;&#10;PBek6EY9faPf/q4F32lPHA1UcmXy9ydQGh1MZCJ4LmJRFVhQBR4g0cWJdGG5Ha9lNr1oHCyemp+c&#13;&#10;X1iaXpiemZ+enZuZB2ghfqFmh0xgUMYkmJw/S/gwAU0/ltB/oJxn5mcW6F7/FqaGhzW3rPVHRlvv&#13;&#10;jvfIvf1Kb1+br69+3NrmNbeNm+v/RBcHUwMEtSoEUk8sp9EsiGfM9V5bfb8yfbDqtE+bParLH9XT&#13;&#10;w2Itd5C/bDSXabmKsPgRAjT6kkk/Tvo7s0epTBeVN6IvGdQWeskisuoOx/9FTeX1JUuxUZmnI/K6&#13;&#10;VaVDmkKvocynQ672QbxwhCh2EoUOPNepzwMd7dIU+giBV1fSi1+XtG0ra3lNQO4TIo8HX4ihoZ5k&#13;&#10;VJBIywbdodDxkXsa3l6R3kFGq6G/2h8wJOggwYVXDRC/5R2RuTHRC9t/JgoJzq06VKXjgOhmDqNU&#13;&#10;iyqBCUlOlZYn03DKMa7YEJzdcvxBYz8+vnhTqsxvA/0eJMSCQV/Dqzpa5MkN/eUbupbQj4JjhaoG&#13;&#10;SQg2PL1O395790HqsfNBNUYeErzvx/VGr1OKcWVEHOoUEN6H8Cg5ES0nI0VYYH7zC7Xk0bFxHaAX&#13;&#10;lDRo6flZJKbpqh3/dxU0IjR6DCHf8yyqGY5qccz63B6scpwotNWftNSfmzJWz1kId0+zy1YLqB23&#13;&#10;ND45JiEa1fu/VdC0cF5W0DSaGa+019LgNtdP9zb4epsHG24M1h4bM+SMGctcT3QSzehohtErpKZn&#13;&#10;fYQUNHqieInyASJ/QJc5TmX58PyFHmlZ6okDu58zt2V7dBVTmkoXmTFsyPPpssfJzDEyd4zKc2FZ&#13;&#10;XiJnnMga7coc0Re58IpxstgDLxBkrpsQjpBl7cqoopZXCtTby3DQfeFSEn2xkaIODbioOhd6PYQE&#13;&#10;kIV5Z4T4r/aHDB0lOFxw21cTwSUd4dkxkQtbfywICcqtjq/Sc1FTDjie6KWbL8HgccgBXojIsFId&#13;&#10;X2bgFjacTFUM6kYWb0s0BcqoKj3yqChUYTI0wBVz/P+vGHMtwbECI9AQkXKSLSdDT9/ae+dB2pEL&#13;&#10;wTVGPuqt5f34ycw6IcbCwWQEX0aEibVssQZ2IEpEROQ2v17WsV3TkzEzP7m0sETjCjVgAYoty0w6&#13;&#10;MAnEtj9T+FBdHPRPQR8G5xeRW2dhGnXQOuF2qktHyBI3lTvSdMVec9JFlE9aOrzWWq+5wWNunLK2&#13;&#10;jHbJ7t2+cOjY4T/CxQGJdxv9vRG5pz32xvHulpnetgmT3FZ/bLDp6jBVvjpOK2NIRKN+MGg3NA3E&#13;&#10;j46CpvenwE3lTxJ54xTyz4zpMwfItMVB2b0LMft3Pj/jkHioUidZ4oIfReSM6PNhn526IngIgY52&#13;&#10;kTmjVP6YPndUVzhKFg7iWUPUwxFDFrxJeIiyEaqkE7tV1by/oOGNUmJHOckux8KEOnYlGVJJcoX6&#13;&#10;sAoiWACvohSghIviv9rvMzHFE9LHpxyNahheZ4zIU8U8iotf2vu8gBeTWRcv6wwRElCSSx9GLhSW&#13;&#10;adhVOr7QwCvFQxSag+X1pzPqnVrX0hU5nqEKF+iDhHiwnP4kKERL0cu+Z7t/sYZ+Efyuch1HoAuD&#13;&#10;t7QqLef8lX3Jtx+ePB8q7+bCsWKO55/ZmHWS3Eo8RESFiA1BlURIJRZeiXEqiL3lZJhIH1WO78tu&#13;&#10;fE2OxfePE7MAK6bpxgqR0QQ9ycR/rvChfiSEX7KIakDPzM4BpRcWZuCxNDM55iQfjxqyXWSRDy9x&#13;&#10;dtzvqTk8rE6f662asDS70KjeTWPd0vu3LsYdpYe8ers/6D8F0IzZm919zVOm5klrra9LYK8+Ndhy&#13;&#10;b4wqGiNyEIhRB3JvGwhVmrNAapjMd5I5NKCLPuSPhKg7kcIBqsSnK5ghKiZJgZvMGe8qOh/lfzpi&#13;&#10;+1K/bEKVO2LIHCVzgOODaGSZMp++xK3NHyXyxwwFg+T/x95bQMlxpHu+unPvfW/3vN133u7bs/CW&#13;&#10;7p25M2YSyyKjJDPLku0xiaVmbjFZbFu2hc1Y1cxQ1FDN3MXdrYZizqysLGqU9L4vslpuyfaMx7LH&#13;&#10;1+Pu83WcqKzMyEioX/zjC8qmZNgVhFHlwD5kuZk8iAC4PWq+X1EGNO/rPiLo+KhOFVbc+X5uy7OF&#13;&#10;3U/ndTxT0PlCXvt6fse6/M71eSScN87yZkOMdEC4Lq9zA9wifvdzeW0vV7Q+n9H0bmr4zqlXHir9&#13;&#10;aOvV6neK+p7Ka9+Q37kOd+5Yl9exvrTtuaLODbzOZ4rb1gm7111t3Xq8baTVc+NETXNa09vlXRsK&#13;&#10;MLWX8jqfx/3xdH879x8un7sPOe0b+O0vlnS8UN75yt7T679K+iru5FvF/c/CW4f7fOPAuzHuYUGy&#13;&#10;cN6CjlfzW9/Ia38+v+upwq6XCrveLOx6gd/5JL/jhYLO1wp6nshufzi58UGZPgWwDCI6yLG/SUBj&#13;&#10;iygJr6PHfXoGl0a/ORVgXMpstybXrShwKgo8mhKmN1VXd9jc/Kl/SAiMntB3OYeEX35xNGZf7Hub&#13;&#10;Nu3e/RcraC/O1IGhR4s7uHWN49qmcUOrW1Nibdjv7EliFCUUgHUAh4DTSoAs16ODj1MU4UqGIKIL&#13;&#10;//U0EoK5VKWMOotS5Tj6+eMa/khzUtSW10suRwa0Ra6+VEYBmal2a4qcikxanetRZjMyHq2AQyoY&#13;&#10;ZRGOcSeVA4+qkFVgocgqCyh1tluZz6p5rCrbpS7xGpVT9l5Dy3FZ9UeD9R+ohR8MiHcMSHZqRFsH&#13;&#10;RFs1om0D8zbXxBDCndmmrts2BB9rPx4SbhuQbB0SbhkTfthWuefqmtcd//B3Wb9fL8oMHZN+rBEE&#13;&#10;9x8QkqPE2/tEH/ZLPrhWt1Un3cIrCX+Pr/hCPRmR2VRbsXukDtNRCbeogzefHPi3Y9zlbNFIPh6U&#13;&#10;bFXXfSSr+/DMgddOnTh3NPE9nXQb3CsNuUs/tnFpblWLPxqU7Bio+1gpelct3KaB97zuj0MS+Ha7&#13;&#10;UvChRgLv/w5Z5asmdRpW/q8joG95Nm5FkG4/0t/P7YPGAC7oxvWZ6ZtkSOWM3+2W5znVwLgCSp7P&#13;&#10;yAu8miJWkaVvPmtsOOWR824aux1Dks+/OByzP+79d97Z9ZcDGrZzzmiio8mkd4Zmr67Jb+ryjtRa&#13;&#10;GvZbOi66lKUulNJ5NHZiy6NUfEqdQ6uyaGU2+jrUpQxs+fkBjQ5oyAmr5HlUpZSK51Tn+IaL+6q/&#13;&#10;3LrphbGGC6ymFJQyEBzqBKwGQMwD+e8iaxsS1QxfYZxQHiPoZ0eXDhRL+W4FDwfvKArgcXjN3VOM&#13;&#10;1tl01iTYYxXF2ARRdnGUTRhjFcbZ4KMw1iaat6BZhTEQUtUxFkGMoT6WEsSaJLEWUbylOsItTHRJ&#13;&#10;ouXl8RfXvj2xYEHaPc80ZyeyjdGw59xj7QISqYs1i6J84qjWoqNv5A+cHry+I0sqL41n6mJsNTFW&#13;&#10;cTg+CGEsF3KH/y0YXgu8VxCJswvibeJIpyTqfMJbW3aEJex6w9uUAPeKu0s/vgVvI9xPcktJTshL&#13;&#10;jnG8z7gPhAmWyp1uTTFia04vjp/o7+dV0NiNkCho0lJIJvebDjCsgtAQnaQFtDzPJed5lTy/JtfW&#13;&#10;dWagIcHZd8k9UHbl/KfR8fs2b37jB7g4SNcO7OAB8eA+pJc0rjZraGcGSkbrY5xNJ8flJcA+l7qY&#13;&#10;UZUz6kIwtzrfrQE1DbkqcCk5Bf0zuzhIc2UeLc9xyQsc8hxKnTttqCm7kvDSEwuntVW4eDnOoQp5&#13;&#10;5rEarp2T093orrkjVyQpyC36dlyKAhZrDEVwFW5FnsfUOeEasTedMQh3mcVRFmGEVRJhEUWZRdEW&#13;&#10;MRfOGzFRNNwfqzDaWRutI3dmTBRpaI63N8QPiUO1wkinNFpZFndl7duBBQtS73m2OTeRkUaahFHc&#13;&#10;4UBkszgaDjcLo8z1UUZxhEcS0Vx8+M0CzdmhmZ3Z0v6yOKo+ylIbZZKEmuBBkNNB+HUGfuEGdyAY&#13;&#10;EjJaxOH2uojPE9/ctisiYfebbHMs3Ctun5/F8NSSOGPVNqABEOxvX0HPXhBQGhQ0TpI7E3Czcj6l&#13;&#10;ymY0PM8AgCOf6s+l+3MZOd83UOKUXzE2HtTWf5J09mBsYsLGza/u+gE+aEJnCEFBEzTjnsTv0ezR&#13;&#10;N3lNTeODVbaGw87WoxMDRW5ZHk06CyOUQU4iqUGQAuw4H/TPr6CJ+yUXTgd4BUZP6GsuH98Z9uEL&#13;&#10;1y0iZx9wuRBX9kLXOY9WQIQbbgO54lIg8pl0TeHQ7EYPO1HQAGgok5QFbkW+19w1CYBuPmMQzAJa&#13;&#10;TAAtBCQRQM/b1xYDN8QkirSCSaJsoijtwfXOz982S2NHJADWsIHyhNQnNgGgU+5Z15SdwDRGmgQE&#13;&#10;skBbpM+3ATp/4Ozg9SCg6wigxaEmpBhBxm1n/2Xb7OV8C6ATAdBNsXCv4ObMPeQnMcDx3PjsR1I2&#13;&#10;EEBrENB/4woa/m6VOKCgbwEaJJsTG6+yaEU2o+bgkk/3Az5qGGXphCLbVH/2/OGd+w8lvPPHzZyL&#13;&#10;o5KPq3oTQANwEdBB9wXBNPcR0UxU87dacN47bZN/rH3c0OEfrjY0nTQ2HPbJ07xqoG2RC9ecRWmJ&#13;&#10;mcEJo3MBfADo6YH87Jry8HTF0YLhn0FBcy2Z6jyXIo9VFbvU+Y6Bkk9i/8j/Mm5iuIxSfD0ekpLz&#13;&#10;gjgmNjedWUM0E9cHXCNR0GpU0CwHaGbU0XzWKNwNL6tVGGmTAIDglYW6NhfOGxqShfyM9ZIIa30M&#13;&#10;LYiiDzxnf+Q/6Vb+V+u5V9mGfZQ0WlUSnbwaFPRv0h94vjkn0S3Fcm72cGABVquBvJb6aJM40iuJ&#13;&#10;bCk+8mbBwNkhBLSsLJ6uj7bWRpslYaC1ybmC7JhjMfiMbs/YL8Ug/8GQeDlABzjqIs8nvsUB2tMc&#13;&#10;RzTBz3Z1eGpJvKlqu1tTRND1qwQ0iGVGw3erCimouSvReQr4YJTFTkWOU5kXUFTY23mXTu+NTYzf&#13;&#10;tPnd3bt3RcdEVvK+umHvc481eXStBNAgjclU/UBkoqYRwchooPBtXP7adC1eQ3NA1zY50skYWryW&#13;&#10;dv9Inan5vLb+EN13xaPKZpU8gBfoaFCXtAYoBoI0j1IUIqCryyIA0IXDIal//UZC4mLGvhx8ui/f&#13;&#10;oykyyvI2vrC8q+yzwHApO1AEXObQjP6Z2dHqUMbMTWfW5gF914Y+CpB+EEaaRRGGfc9ql/wn9/3/&#13;&#10;wXL/vxtZ+1/sp193N0TJyqJTVoOC/k3yPeubfiigQYmbxFHkEUDIETkaPpJ0IDInS78omwf0HX//&#13;&#10;KhU0AAV4oSwFArpBqKpzHYocSlVAabKdA1kedbG5O+erc/ti9sVt3Pj2rl270cWRd+mmQ86M4Vhw&#13;&#10;P/aYRg+Gl8zZ/30VNCruFq9O6jPU+0xtbl2XW986YWh29WVqGw5aOs6yyky3GnunUYp8l6aQUeVS&#13;&#10;wER50MURnqY8UvAz9eJQ5jvVUHjkMb2F49fK5dKrTyy919qZ4xkovNVTkHCZ+8i5oYmX405DNM8D&#13;&#10;+q4MJC3cn9pIqjFu7IvXtY/8B9Oj/8/whv9hWPWf7X/4tyPP/c5auk0u2nt59cbxBb+5+vtnm3P2&#13;&#10;Mj9QQYeidhbGoI6Gw+EQEcRJCvMK+iczPPU8oN0KPgVow4a4PKy8q/mUgge6lVEXOUBQq/mW3rSv&#13;&#10;Pk1MOJC46e2Nu3ftiI0OK8k4esPS4Ne3e/XdnpGmgEHq0zb7xoiLWUf6aSB/iX0DzZwBx2Fnr17K&#13;&#10;Guog4iFi3G9qmTQ2eQZKja2n9NKDnt50n6yEUvDtAwWsgueVF1CK4kkVL7OqKDyz70Th0M/i4oD0&#13;&#10;SQeMAq+qcGKguDD14LuvPcEiZ/M4pzO3J+zgUpAlcWfV9DdsHtB3a8hHcbS5NtLRttcQ85Th9//e&#13;&#10;vned/r2H9VsWWTY9pF/yXx35H6uE+y8+/pp3wT8kPfBcEw8UdOQPALRFEmZEBR1iq0HNbqoLN9fs&#13;&#10;ttXsgRSI0yPqVpZ+WcbBF8N5QJO/f50KOo9W5xKuBX2spDMZIg/A51Xm27ozL5zdG7c3cdPmTdtD&#13;&#10;dybExeWd3+Pq+SxwrdxnbvVqO9xj9V59+7ix0zPWyI5K/KONPm3T7AhvlNLfNE5B43wdnP8aed3k&#13;&#10;1YG1+gxi/0itvTNjTJRId34eUJUymkK3MhuUvmOgaGqoNLOiKiRNdqpg6K/s4sAWQuRpvlteCCdi&#13;&#10;1LxxFf/cod2nD20NDCBnCZdxBwJldIYggjkQ35EUGtlO9pkH9A8z+AGj1Uba2g8MH3neumuNsy7O&#13;&#10;sPmRkfin3MWh+g+X6Ao/HKg9mPr4G/4F/5j8h2dbchJ+oIIWh5tE4Za6aFNtorE+0SIONUvCzZK9&#13;&#10;eCDJw60s/bKMyzmG84Amf/8qfdAKvkvFY0DxYS8FUNCo+5BE6gKnCsc0W3syLpxLjN+XuOmdt7eF&#13;&#10;goLeX5V0OCA7P1p30KK8OK4T+3VdHmMDa673GNtAVo+P1vm1OJUHzvr/DTTPNdyH6/uBmEZSA7JZ&#13;&#10;bSNraPJrW1zKopHGI0bpIV9XBqMuc6nKreriiSFeZnVhSJryBN8Qktb1VwY0MldZ4FGX2BU5tCJ/&#13;&#10;fKjgnRfXlGYfmRgqxvoHVjtmxXIQykFGBzfeZvOAvmvjXBzCKKMoylyy21MZbZJE6TY/Mhb7pL11&#13;&#10;L1W4R1cfKi9PSFv5ZmDBP6T9fl1r9g8EtEkSZhFG2gVxVgHc/wh7TYJeEg/HwqnhcfyMCLtL43KO&#13;&#10;4Tygyd+/ThcHKGgENCf9uHYwADQ2GyrzPKp8azcAei8AevPmt0N2fxQXtbcy/dOZsRJb50Wd9KCz&#13;&#10;9ZxHUzJhbHQbml3GFi8wWteKixzOejnmEvmWcS6O4A7cnly/Dpz9o9WjbXCN1QWM7YHROkv7RVPd&#13;&#10;QWv7BaY/i9HwpzW5OZWlIWmKI/y/fiMhd4sKGGWRXZnDqksciuy1S+/rk1wcHyxF/wYWctw9RFKT&#13;&#10;EA78VjqDYVLzgL4rm+1WYauJdEpizQ3x9poIy5sPmcLX6JviHOJYR0uMsizh8srX3Av+Mf3eDa05&#13;&#10;2A/6hwBaHAa76Wti0lJO9RXFWwRx+ppYuyCS60byMyLsLo3LOYbzgCZ//0oB7cJWLxw6QeiGQAG4&#13;&#10;uNWFlCrPq8q39WRygN60adOu3dvjYhJLU05MD1d6ZaVueaaj6aSh/rCrv2Bc2+rWNtC6esbY4dW3&#13;&#10;o8sCnRhNXFMhwjdoRCwTQAcNkI3+aAiJS0TbMKmV+g1S1tjoN3ROG9vYwSyzNNEiOWhvuXBDmZtf&#13;&#10;XRGeMXCs0IgKWlI2PUgArbgN0EhG5GmQqrNKNmhITw6Rs1u+j2FSBLsuWYFTmTsxUtVReXbTcyu1&#13;&#10;Hak+TREq6CCRv6fNA/puDfBqEUaZJTHWujhzVbhJFO0SRFk3PWIMW21rTrTXAIv3KMsTL699k13w&#13;&#10;Dzm/W9eWk+BCBR10GcPv/7sAfWbo+o5saX9pPF0XZa2NMolCmYb4/qr43+3JS006ZW8IBTWtF+4z&#13;&#10;oXxGEX0rS78smwf0HX+/aEAnbN68eUdoeExsYmXqoRsjBV55MaUq8imLmZ7L2vpDlrYvpobrx7Wd&#13;&#10;rKnOa2qYVcRfq+Ygi9FIH49ZZN+Kk6URAdDN4zhrh5TRShl9Hauv8+t7ZkZbvIoiQ+tndPPhtMIr&#13;&#10;IWmyo3zjnrSu+rrS6cFcJ6rXQmActm0q812AP8QxcpmjIcdNBCixIB/Jxr/A0AedB1UNr6rY3p/l&#13;&#10;v1ac/VX0gfB3XKoijwYn8ie0DZ7xe9g8oO/WcJiJCMAara2P1teE28Wx1roo7TuPaKPWmKVx5GMY&#13;&#10;ADoJAb0g73cb2lFBfw8XR77m7ODMzqxGGY4kjLbURBvFoa6G+MGa6H8OrcxMPe1sijLXRFFCbCTk&#13;&#10;3NC3svTLMi7nGM4Dmvz9shU0ujj2bI2N2VucedKr59lUmZQqB6ePGMz3ytNs0pOm+qN0X9o4eidA&#13;&#10;ROOEG2SiUdTF6MTgiHzrI0ZI72nU1JzHA+U2q29kcSrqDvdYC3bg07d7tS20sc1r6mR19QFVbmph&#13;&#10;5p6UjhMF1/akdjXUV8xcywMFjdlQ8Wj0z3Ctc8SNjhb8iKYGdhMPO9I5aLdD808ZKmhIRJmP0xsp&#13;&#10;8qd1ZfG7X/3i2A6fupRV8bguz4DvO476boMszQP6rgx+wHA3yIBA7KRsr4nS1kXq33lEH7HGIY03&#13;&#10;VIc5G6M0lfuS1rzpWfD3KfdtaOb9eR90c/GRN4IKurG/LA4VdA0O9WZEEZqq2N/GlGSnHqNFUdra&#13;&#10;WLM4BPQ7ZGC+F8dPZHjqeUD/BYDG2ey2xkbHlmWcCYyV2xXZOFubusim5DlkfP9ggbPr4pjkqLXl&#13;&#10;TGCoclLXMq6V+PUNHkMzdpfWkbWvtGQKDuywgevSBgxtOGuSAUAMvOb8HohvMBwFjo5p4g/RSxld&#13;&#10;HattCmjbb9ja+KL6sFT5J8VDoUltoireuCKDBkAPlFADhU41AA5ELk6Gh4JXXeiUF7jkuYwixyXn&#13;&#10;MwpQ2bBDAaPgkVZQpPbt0PxThjsTEe2A1BRFUyNVLz+zqCxj3+RwhUtBBqcQ2t5x1HfbPKDv1ggc&#13;&#10;0Q0NZhPHOKuiDJJo3buPmULXUg0JhtpIqi5SU55wZc3b7ILfpN27rjkngQxU+TMujtcLrp0duB6R&#13;&#10;3dxXtJ+pDzeKwqyCCJ8waqAq8bfheelXz3oaws3iUKMolpPwGN6esV+KcfDFcB7Q5O+X7eJ4Z/Pm&#13;&#10;3SHbo2OiK9JPT45WOOU8SsPzKAqZAcSWU8bzqvg+daa5/VODKJHqvODV1vmNXeP6dpDGjK7Zo23x&#13;&#10;61tROI/hgodzukujdkbXB8dojECIhhIbp74Dsjf6dK3jo21TFmmeuC4sVflJ4Vh0Sk9N6RfOtjh9&#13;&#10;63FHbwowzq2poBVlTmUhKGVamUMpsj0DRW5VMa4grsKJ8xk5z6XgZsDAaeTgem+H5p8y9G+gMM9z&#13;&#10;qnLGr1WNNKZu2/yMrOHC5LUyWo6q3K0k9/AbB36HzQP6bi3o4hBFYy+O2kibKNrQEGvavNAc/Yy1&#13;&#10;JcEkiKIkUQNliVfWbnIv+LuMe55tyf7zLo7moiNvFgydHZjcldvcU5TIiHcbJDEGwT57XYy6Mu6f&#13;&#10;Ikovp51mGmIdlbF6UbwJEsFxjLfl6hdk84C+4++X7uLYtGfPtpiYmPKMMxNj5SAkaQ2PxbmNeD51&#13;&#10;McAFVCpLJnF29F40SY+b6j+h+9L9uoaAqctraPMYW1ldC6trdeta2bGgiAb44ohwCIMKGmCNyCYR&#13;&#10;nLKDc314dA1efUtgrG3aIuWL6sLTVEcKh3akdzZ3ttw0iBzdaUbJcWddorPjBCO76lPlscpyWlVG&#13;&#10;q/OdmgxaBRKbRyuKGFW5W13BqIrIZNNwpdxl3sHN7zS8M9jXBQDNnx6tLbscH7nlRX1v9vhgMelg&#13;&#10;h7M8Y/iNA7/D5gF9t4aeDXGMSRhlEkU5aqPtQF5hlOGV+w07VtHSRCMAui4KFPRVoqDTv1bQfwrQ&#13;&#10;TcVHNuYPnR6Y/jC3pa80ziXaaRBGGyXRtDhCXRn9zxH8nORjdF2kURxvE4bfmkiIS/AXZ1zOMZwH&#13;&#10;NPn7ZQOaU9AxoKAzTk+OVTgB0AM8T3+BG7QzIqbAKc8HYwA0g1VuTYGz87y5br9F+gmrypswA6Cl&#13;&#10;rK7BZ2jzGTpATXv1UhwaHhTRX7cWkhk8gt7qWyrbo2v0goIea5+2NuWJ68NTlceKroVkdDa0iG+Y&#13;&#10;WyZ08onhNkaWa2k/a2rcq68/ZG0955ZlelUlrLwUZ/7U8ChlrlPJp1RwUcVOeRE3JOcvAjTpeggh&#13;&#10;39qbedPaeDzmnfjdr3uGyxh5Lt49ktRfkuA8oO/W4AcMBjoaCGsDE0QbxdHmc29aLv/RVhdrFCKg&#13;&#10;B8pvKeh1Ld9jLg5Q0BsLNKcHJz7KFcpKI1x1kfqaaJco3COJVFXu/afwwtSU86667WP1MUY8bySk&#13;&#10;AIffytIvyzj4YjgPaPL3iwf0HgR0TEXGGQLoXFqT65UXeXAi4zyXPNelzGMHS2hlCRCQ1pQyA+WM&#13;&#10;LNvWcs5Qf8TYfMo9VDBhEAVAC482+XVtrF7qwoW1kL84+yjKZ8LoYMc7TlkTF4e+CV0cREFPWZrQ&#13;&#10;B52mPFZ4LTy1p6mlacYidegbGSPOuOTTd3gHhZQix975mbnxoKXuCNt8zt2X6lbyUeOrinAUuybL&#13;&#10;PZiFgMY5jPB6UUojLjliEnRyH0mE3BOOpASmUD+QZ1831e94b925Q9tvWmqdPZmQMmmTRDfI7RT+&#13;&#10;E8adjhw1D+gfZjg5Bk6VaREAXqPtteiDtjQnWqUJJlGkSRhNSYiCXrsJFDQH6O/j4thYOPTp8M1t&#13;&#10;mYL+wnCmAXtbjwj3WxsSNLV7/3d4SVLaZV/9nmHBXmPtPpytCTF9e65+OTYP6Dv+/tYATal5rKII&#13;&#10;lwJBMPEYXKaaD7QiczdnuZUgXauogSpGmeVuO6GvP+roujI5LJg2tvt0zW6DlDXh8G50QJPOHpwh&#13;&#10;lyGCahpUNnFx6EBBo4uDKGj0QYenqY4WXNud2tXUWTfjaHDqWtzatnGtxKNvRLqZOwNjjb7Bcrc8&#13;&#10;097+6WhdorYe1z90y3L86mKPGuQztiIS4KIohqsmXEYjaJ5lKH41G5lFKhRC3pFCQ1vGx5ue5F8+&#13;&#10;eMNYwsj4LgUciD3wuLv3/Wwe0HdrCFa4IcIoqyDKVhdnq42y1uB8/OaacHttJChcqi4SfdBr3gYF&#13;&#10;nX7vs83Zf76READ9RoHmxNDUjuxGddk+ryRMXx0Tf+5sVuYxQ1XU78OyizOP87I+O/jZlWuVCXZx&#13;&#10;pBno/PMh7C5tHtB3/P2NARp90Iy80KEsoNV5LlWOSwXKFCf7ZxU8t5KHK1epMMLgtM5lXtklY/0p&#13;&#10;Q9Ml/2DNuL7ZrW8OmNsncMp/dE/7DOiSRkPftNSvb8Tx4sBlnRS0tk8r9etaA9hI2MzDXhzKTwpH&#13;&#10;olLkLa3NM6YGl7bJb+yY0rb6dK0ebZN7tJnVQ5rtrKHVbWzxj0m98jxjywltc4K57RgUEq5eKE7K&#13;&#10;yWVCoUIWnYIQEKlAZJOZj/i0io/MJRAn1A4areCPj5a0FZ3Zs+XlntrkmdECl4LvVHB97L4G/fcw&#13;&#10;SG0e0HdltzpRGISRpLEu6OuwSGLhvt1S0JyLI/sP63AkYeOfGUnYVHTkrcLBk0Mz27I7FSWHfMKd&#13;&#10;Rsn+Z47l/reQytT0c/fFpsZ9lvpodOGzezM0tbF2cZQJE5kH9E9i84C+excHj5WT7g3oMSCTt5F5&#13;&#10;PLj6PiEa6ZgMihXAp8xj5clG6RFT/XGfPIcdLHUPlfgHiuiBWqu21j1S4R1t9BmaPYY+r1nuQ0Xc&#13;&#10;NAGkNjYxOFtem9dU79bXT1rbsiUNIel9p4qGQ9J6mlpbr5ulDOprXJrWowdGk/552Evvlv8aVHnb&#13;&#10;JJD6WrWtK8XUfMba8olV+omzJ4VRl7g0xU5VnkPJpwCv6JsuxNVb1JmUKssJOEaGcv09OFgXOGW8&#13;&#10;m/rq1HNRH727zgP3R1FIq3k0KGj8Nnj3vp9havOAvhtDwgKgQRFLYq2CaGttJNJZEGWoizNIos2C&#13;&#10;GEYUqSmLv/zkO8yCv8/9p6c7vkcvjqbiI2/na84OTWzJlspL9rLiPYa68PDPLi94X/JfQkv+7128&#13;&#10;/xZRvOC9uncPp+tEEVaioOf7Qf9EhqeeB/RdAhq72eGB2IZGiBME0C1UAbuR4Op8jyzb0XoanYOC&#13;&#10;cKs4zlSfqK2PtTYmWBqOmqQnnY3nHE3nqbbP6e7LDgXAsZQZafAaOn0mMJziw2Wq94yJr1taC+ub&#13;&#10;wtNlx/IG9qR1N7e13LA0uUBi65oCumbW0OYnc1JjGNTjTUBnn67dM9I+PtZx09g9rW32KErpjk9M&#13;&#10;jYeMDaecXcleVZFXXe5RlXk0xaD67SifyzzKck8/1z0DpTGGBMGUnH9DV300cnPotpdu2iV0H8+p&#13;&#10;yiXrjhOCz/fi+CsacXHEWASRdFWkQxyrF0bYaqNc1Sil9eIIc02USxCuLo79ChT03/1j6h+ebs7m&#13;&#10;Ggn/tIvj8Jv5Q58M3tjKa5RXxDhEO2zij1Q1ia8fzV6wtXTB9ooFW2sfiymuzj/EisLhQFTx842E&#13;&#10;P43NA/rHUNCKQkQzdoog1fxZkBH0zBp+W+CVF1qkZ421EZQowl4bZhOEmoR7jKIwkzDEXB3mqNqn&#13;&#10;r4k0C8LMNbtNgu1UfYyj4aCt8ZSjMwmwNT5UF9A1TWvbbxo7CoTNEWmy4/lKVNBtnIJuBNUc4BQ0&#13;&#10;NjlyffWC5tXVA69RX49J/dq2gK7NM9bi1XcFRmo9PVepuiN2ySG6+wufMhfkMBDWNVTqVJXTsmJf&#13;&#10;fx42fsINweHjpBCCSoAGqFoUu/2li6d33jCJ3Ip8iswFeAu4t1P4T1hw/3lA/2DDHzAoaEGkoSZc&#13;&#10;Xx+tE0RYRbGWxlh7baSjJtwgiXNJogbL4r96/E1mwW9SHljfxNvr/rMujuLDmwuundXc3JnTpCiL&#13;&#10;sUkSzMKIyYYwTc3hjcdTF+youC8sR5x/IlC/x1Edg/KZtFLeytIvyzj4YjgPaPL3t6ygySF3MAgM&#13;&#10;3R2QLC77pCl19l4ZE8TCC22rjbfUxNuEUU5JmFUcxoh3eOBh1O2yS3bDj8opiqBqIqjqCGdNpB0q&#13;&#10;kvXhhsYjpp7L7GDJlKEuV9genjl6vPBaSFo3ABoUNAAaWxoBwSCWOUBjDxCgM+lJbZB6tPWsVuIx&#13;&#10;1LsNdW6DxGOsZw1Sr77Vo+9gx+ppeY6t7ri5NpZq/9Qjz3MpC6nBDKcmjZIVMkps/wSGcgIZAO2/&#13;&#10;VjwkTQ77YEN94SeTw5WUjMdo8hgyNz+Of7nz8v+EzQP6bg1uDieibQ3xgGm9KNJQDxsjrWCNUSPo&#13;&#10;lQ67Vrs/afUmdsGC9H95FhQ0cXH8KQXdVHTk3QL1uYGprTkt/aWxrvpDesEhc0VkQBIxUJEQ/lmK&#13;&#10;KP+wS5porgqDMgCeBSby8yHsLo3LOYbzgCZ/v0JAo4sDdgC02TV5tPqqtj5WJwi1iOKMwlirOGq0&#13;&#10;4kBXzWeDomOD1cdktQf7aw+pa46qq48qa06oak5cqz5sqo1zCcMZwXarOMTREM/2nMwsLQjNuHa4&#13;&#10;cCQktbupteWGRerSSb265oCumawyTlwcZKS4n3TRmzD2+rSdHm2Tzww7NDK6Bo9eOqFt8OobaGOT&#13;&#10;29jm1bV4x6SMIt8oPa6THrR2nqPlWSx2EywOutfJnQERTSv4U9qK5tLz772yytyd6SbXTmGLKDrZ&#13;&#10;keDfcRO+zeYBfbdGJoOONoqiteIohzDaII2lSvaYdiwf3vsELYqkJAlGcaiyMj71iXcCC36T84f1&#13;&#10;rTl7yWx2QeLA7/+bgG4uPvpWvvzwtcBH/Pau0gi3JNQqiDPXRBtrQxziKLom3iGOGBPBC3zAUhth&#13;&#10;xtXEg+Nlfok2D+g7/n6VChqr/8gvSlbilqXSrUcsgkisFYoitZJYXnHxiYrRS2Lj1VL95UrzpRrz&#13;&#10;5ZprV2tUV6rUKRX9ueXSiooScVVma81X3TWf6GrDfI0f5+acjUqRHykc3ZPW09zagi4OXLgWFTQ7&#13;&#10;V0HrSV897EPd5tNx2xt8Oql/rN072u7WNgXGWiZGAOuNHmOj29ziNrT7x+oZZZqp8Zi14TTVftWt&#13;&#10;zEKPh5Ksk0KMUvBndOX5V/a+9fzKG4Zyuh9bEZ2yXA+uDwuXTyoKd96B77J5QN+tEQGL0xUZhNG2&#13;&#10;hgRnZbhp61LbH/792OL/oIt/wlMd75FE95fFXsReHAsyfv8MAPp79IM++laB8pPh6yFZHb3FcU5J&#13;&#10;iFkUboPbLo6wCiLNwhCrMMIoCtdK4qFssIgiSR5+NoTdpXE5x3Ae0OTv1who2M6ZS17i7s/zdF+1&#13;&#10;iOMtIKJrIx2i8Iaqq6m1hop2c2G9qayVKmsxl7QZitvMBS2mghZrXqs9u8GaIjYlV2nzBJraamFr&#13;&#10;ZfJn6TkR6X2nCgYjrrRK2tpu2FtcYw0siOIxFNEBPU7GBCD26hr92Mm6mdVi3APCWVcfMLSM69t8&#13;&#10;gGxtuw8noW4EanvHsD+fWyd169omjD3TY3WunsumpiPWpk/YvmwvXMUAn8L1ZXJZFd+nKjlzYMeJ&#13;&#10;6I0z2jK4apc8h7vwW56Q2y//T9g8oO/aSB87mzDaXh9nLt5l2LFc98j/477//3U98B+Gl/1HU/w6&#13;&#10;Z124rCru6qq32QV/n3Lv+qbvMVlSc9GRtwoGzl27EZbRLCtJdNZHGYVRoJQtogiLJHpMGA/VPntd&#13;&#10;2Eh9HF0TbhNgg+R8I+FPZPOA/qsAGgzlZx6l4blg574cQ8M+o3g7KGi3ILqj8lxGxVh5i57fDES2&#13;&#10;FzcZC5vMhU0mNKmxRKqvbLMIex0N/c5GBV3b5RS2m48V9u/O6PskXxee0lZXcXRGneMdVdl1vV6j&#13;&#10;aAInOG0KgEwmfah9OJqcNBh+LajR6UE+ct08cODibKTRo61za0F990ybOgPDZXT3+bH6BFPLSVYB&#13;&#10;IC6llTzvYJ6tt2jr+6/WpETPjFThHZBlsOpimtwxAuhvvQnfavOAvltD+Qw3pDrC3ppgOP6C7nf/&#13;&#10;9tqq/6J7/reGZ/6X7sF/Z1rx3yxlH1+r3Zu67E12wW9S7n9O+j3WJGwuPvxGvubM4Mzc6UbN4lCD&#13;&#10;EMd2k1mZwk31USYgdU24lej3+W52P5HNA/qv4YPG0c/AIPTh5uGscrIce+sJvTDEIohw1saOCBOz&#13;&#10;KppzG2ygmosazSXNliKppbDZXAxSutlU3mKq7rALe+hmpatVRfUMeUfNkxeEA3vSek8U6f+Y1FPI&#13;&#10;Pxioi3R1p1I6CWNpdRnamLEmVtvs0bV4Da3Ev4E6moxIDA4lJ+PIv146gCwpQOZswm/h2BZW2+7X&#13;&#10;tY9rW6fGpJ6BamP7Ka0kyt12KdBf5h+pkrcmr3tysaohyT9UaZXxKFmmB8d5Y19vrii64/K/2+YB&#13;&#10;fbeGhBXFmGsjbO17HaFPmB/5T/bLm3RbFhoiVtPRT46t+u9U1vsjVXuvrtzoXrAgHRR0bqK78c8A&#13;&#10;ugVnsyNLXmVJZaXxOGF/bbRZEmatCbOKQ6m6aJskwVgbYRXE6ISg3yOxhPj5EHaXxuUcw3lAk79f&#13;&#10;pYImjWzkW6BYISPnu3ov6ETRJkGkvTaWkoSWlWekiW3lbaCdDSWN9qJGa2GzqaTFXN5qrmw3i7od&#13;&#10;9TK6XeXqHHL1DHuuGcYvigZ2p/efzBvekSK7UNHXKkwaqwlnOvf7B8t82g6Psdmtb3MbOjyGDpTG&#13;&#10;2nocTQ7ambg7vsOIssZJTVFQe/Utbhw73sqOtfkNfRO6xoAqy1x3yNi4NzCS2Vh8bvXyh52aUlpe&#13;&#10;5FAXsZo8D64VgH08CG3nAf3XM8CrRUgm7G+JN514yXnkRUdjjHbjA5bEp6nq0LED6y3FW1SCvRfX&#13;&#10;bvJxs9kBoP+8guYm7J/ZySno+igLUdB2QYIZXtqacL04ViuKcdbv19cdMnFrEsIzuj1jvxTj4Ivh&#13;&#10;PKDJ369SQRNRSaQlD8fpKQBGWcaGIyZBjF0Q6RLv6aw6ll6jKW82FDTrSxocBVJzodRY1gJ0tgi6&#13;&#10;rPV9zmaFq0Pl6Bt2yce8OutUcsNwaKb8FP9aVIqsUuFqkXsqKkTq6oPOuviAJt9vaPQZm1hTh9vQ&#13;&#10;7sXVs7D9ELB7q19HUEqjiOZC2I5zM3lAd49hJxC/Ueo11bOmBo+52WUSsPrGCa1i/JpU33ZI37q3&#13;&#10;4NzOsC0vBkbLGUWBcwC0M88tz6PlPJxxCUU0XjLG8X6icR+5W3G7zQP6bg3Bivcnyi6MNjREmxti&#13;&#10;bIJI7eYH9RGrrC1xZsCoJEJWGX9p9cbAgr9Pwn7Q30NBc2sSDl4ngI4HQFtrok2SELrmIFsTMiiK&#13;&#10;tEr2OMTRzqpIumanVQypxVjnXRw/jc0D+q8BaNjOmVuZC7CmlcWsOt/ecd4kjLMIQ62CML0woais&#13;&#10;uqDBVNiiL2qy5ktNRU2m8lZbbae9rtfeLKc7NKz8mkuldWm0XjN1PbVhJCS972zhWHSqvLbbEpie&#13;&#10;7tXOVEpHWss/s0g/gcvxjdZ4DaCjW1kANE7rgTIZQ+LW4MJbdktHA769+laU22ONXm0dqxN7jHWM&#13;&#10;XuI1YQskTnZqaGQHy49sW3/lyPvTg1l+Fc+uzGXUfBb7SsMFkpGEeBM44y4f78ycj3MN0TwP6Lsy&#13;&#10;0khoFQFko/W14YbGGKMkUvvOI6aItZbWeEtNNCuJHihPuLoC1yRMuW9dS+7e7wnoWy4OGl0cUSZQ&#13;&#10;0OK40cronefOi/j7bLjYVYy5Fs8ODwgO/zpLvyibB/Qdf79OQHPdG/JZRQ6jyKfUpS5VkbsvySiK&#13;&#10;Nwl3G0VRlCC2riQ1RWQqbTXltRoKmszFLZbKDruoxyGVOTvU7t5rXvUIM2hkrxkDNteNdOnI7tTe&#13;&#10;E3nXQtNlNUoTPc462IDZPl3bOiopvuiQHGTVRQEQ0foWt1Y6jt3vEL4cgm8paNTUnIJGb3UThB6D&#13;&#10;1G1s8I01BUbbJsc6x8c6QFP7dE2esSaftpvVdvusjS5L84ZVS+vTY+z1h91dV5gBdKy7ZHiZXD/o&#13;&#10;oD8HZ1kihncAPn59N+bYPKDv2vCeRFtro/SiSFNjLFsDxIywbnxEF7kWPloqomz10f2V8UlrN3kX&#13;&#10;/F3W79e1Zn3fRWPPDHIujlkFLQq314eoahL+R3hxUtKXjDjKUpcwWhdtEuJaiFhIzM3VL8c4+GI4&#13;&#10;D2jy92t1cRB4ueWFLjXfOZBNqYpYeb5dekIn2GUSxzK1kSM1MV9WKgub6KIWfanUWtpqqe1y1Pc5&#13;&#10;WxRU9wCjHPaodI5rlnGrddLFTCVJR0PSZcd5Q7vTe8Uqq887YaYCjHfaxdxoUI5JBRkO0VG3OtOn&#13;&#10;7/CNdXm1zV7sZlfv1ddDnB1rc+ukHqPENzvB6S197dVLPaiUm7DZUN8Ghi2HxnaPtt6v7fBpOybs&#13;&#10;TQPdFWsWP6ZTiVlZirn+MNX1BaPiOXGykVyvgg+XSatznco8Sl4GqMU+1HDVZITLHfeE2Dyg79aQ&#13;&#10;sGSyJIMw0l4XZxJFOWujHG8+DAra2RBrrIm210WqKnE2O3bB32XiklcJzJ9T0M2ci2Poxo6shr5y&#13;&#10;rhdHtEEYYpdEDlfH/jayMDXtc68owlQbbcDhKvg45gH9Exmeeh7QP72ChpRxPB4rL2I0PIcmg1IX&#13;&#10;sspiqv0LgzjSKExwC0AKhWUXVWU02YqbTSXNuoo2m7CHksrpdhXdN+TWjHlHrcyoddKs99HuiaRm&#13;&#10;XWim4mShdneGvE7pmA5cd7inHJ4ZDzs14Ztq09CtEr5VeJBRFPr13V4cBd4KYtlnaMDGQG2nR9+E&#13;&#10;gCYDWzA0BDt1ED91cISLV9/kJV3x3NoWVi8GfHtGW2aodmHh5YiP33GMScfNre6hUq3kE5v0mFeV&#13;&#10;Rit5OFupstCtKmNV2ZT8CiMD2pYyKj6ZJPpbO0fPA/pujfg3onGWUVG0XRA92hhrqos2vPngaPRa&#13;&#10;U3McWZNw7nzQ65q/x4oqTQDowoEz125sz2rsLY+l66OtAmBxiK0udrAy9rfhvOT0c4w43CCINZLz&#13;&#10;wuP4GRF2l8blHMN5QJO/X6kPmmAo360ocIHAVGc5VQUeVbG7N8nefEwvSLBWhTrEib1VX5yv1hQ0&#13;&#10;mUrbDDWdjrp+ukXp6tIwyhF2UOcfNjN6x4zNOuVkp1ObxkJSuz4pHN6eIRcqrVOT1ymX38WOu3zX&#13;&#10;J3zXpwIzkiGqRcB31u2n1CXjhlafDqDc4TFIvYamgL5tXN8aAKUMwhnRTDAdbC38OkJcIi1+XTOL&#13;&#10;DpAGr7bJO9I8TXVfOhN37lCUx9TAGrtYXWdguMractZWf8zTn0ZrSmkFz6XgM4pstzLdAwqarF0L&#13;&#10;1/4d47/nAX23Bj9gNAIRmyjGWBdjkUQ73njYEv4E9uuojXZyaxLeWlHl+ywaiwpac2ZoZnt2Q29Z&#13;&#10;HN0QbRPEmMVhdgB0Vcw/R+SlZHzGSiJMojiTBJsHuULiVpZ+WYYEnAf0nL9fqYsDvkIXbRDQORRu&#13;&#10;KfYos6muL0l/u50OQbxNEpNa0pQjdVS22mu6bA0yulXt6hl0K0c9wwa/1uo12KestkkzNVXSbT6W&#13;&#10;1380p3dnSqdQYYZL8fmmvP4Jl3eG8UwEfB7f9HS92iouT7LV7/cPlwd03QFtO6trZsbqQVBPaFvH&#13;&#10;R7lJ73BCpTkKGukcHNISdIA0sbpWvxE91N7R5pv+gQ/eei7jwrEpuiugbxjXNnm07ZAI1XXFKtnH&#13;&#10;dH01rqmk1fl2TRajKWUURQhroDDxSt9xT4jNA/puDQlLXBxcY51OGGmSRJk3PaIPX0MAffuahPd+&#13;&#10;rzUJiQ964Mzg9I7s+j7sBx1jr40zi9CFMlQV+9sIfkrGp6wkchbQ0TgRxy/2iXDwxXAe0OTv16qg&#13;&#10;CadIMxqPVvEo4DWQCML+NENDvFmyy1YbahdGNFanZwjMNe2Omi4rALpN7eodYtRadtQYMNgCOmvA&#13;&#10;YpuwM9ODjsm2Ubay03S2pK9VYx+fuOkbnx4PTHh9M4HA5Hhg0jvFuKZmhF2GpvJz5vZ9/uHKGUNb&#13;&#10;wNjGaHFqf7+2eXyUm5qDdL8jfTnuMAQ0jmGBsJ3VNvq0zRPGdlbfvvH5J+oqk27aQYbXuXVNrtF2&#13;&#10;n7YjYJDQPZcd4oP29iuUstA5WGhX8yh5MTB6toEUh+pghNyNWeN6feAO84D+YRZ0cZBVva2CaIcg&#13;&#10;xlkTMfbuI6bwtWx9vEEQRRNABxX09wC0Z04/6O1Z9b1lCXR9rK023oBrAsQPgYIOz0sJujjiiItj&#13;&#10;flXvn9Dw1POA/qkBTaQipozD7QibgNSUIt+pLGA0JY6Ws8baEJwVTBw9IkjILesobnNKeqxSBd2p&#13;&#10;YWTXmEGdZ9Q0rrVOmOwTDnrK6ZoEo7wztPfGoNVnYaf8EzeYAKAZID0zOX19MjDtGR+fvH593H9T&#13;&#10;0jkkrTzu6jo7MVw1BYTVdTBkmg6fFsIggu9AM2dEPqOH2mto9eqk7uHGGWtXV01m9Ja3Nb1F100t&#13;&#10;bm2T29TB6qSTeqkXgd7hVRZdq08wtZ32yPNpGZkkWhO88FkRjXG4UV/fFmUBzjSNNg/oH2JBQBM/&#13;&#10;g00QbaiNMEkimcwtVv5Wi5gsGvsXAhp90EWH3ywcPHsNAF3XWxbvrIu1VMdbhJF2SRz6oCPyktI+&#13;&#10;dYvC4BCDKBIPFM/34vipbB7QfyUFTYx0O+MArcyjFHkOZT6tqXZ3pTjqYsfE0Qbxsrti4AAA//RJ&#13;&#10;REFUHodoT3U5L0viaOx3tijp9iFGNsxe07I667jeNml2TtqogMPpYygv4/IFfJP+8Uk34Ng/zU5e&#13;&#10;D4xPTo9PT0yNB6anZ8ZvTAau+6eue5kpcYOip+qku+vC+GgLq+9k9M2sAefrmEXwnwA0GploqSmg&#13;&#10;b73hVSWdTkjc/YFttM5t7PXrOgK6Jo+hntHX+3RtfmMvY+r0jxQ7Wo7Y6g4H+nM9miJKmQNoprlb&#13;&#10;CqFytiseuQPc3SCReQX9Aw3wSpYiBMhG22siTfWxWnGEXRRlaozVi8LNwhjnD1LQrxdoTg9d354t&#13;&#10;7S2NpyTR1qpYdXmMpS5mtDb6f4fnpWecYUShyvJYnSCKzMUBT2R+oMpPYnjqeUD/9AoajfsWQq5S&#13;&#10;z0Vwdg4l3952TCfZbqyOddTt0ZSfLK6QS7qpDpmjadjdMzY+MkIbrH69LWB2TlioCRs94WAmncwk&#13;&#10;7Z50eyfAfMBlAujJqZnrM/A3PX39xvj4TGBiZmJqRm/xCCV1w6KjPnnqtKmFNTS7dR1+MvsoZ3eg&#13;&#10;mTNvsONdc0Df6NW2srqWm35F+M53P9m/67qjlx0DvnPrkRNHtr7Zo8du15P6zslrNfbO8wbpEVd3&#13;&#10;kkddTCt5tCqL1gCmCylkcSFcONQkaAUfDOkMt05TNA/oH2gon5Egttooc02EUQyQjbYBqUXRJkmU&#13;&#10;SfAXK2gEdNGRVws1p67d2JnT1VsST4t32mqjt59Iir90YUwQ9S+RBflZZ85e+fT9418N1cQ7JFxq&#13;&#10;PxvC7tI4+GI4D2jy96t1cWBkzg7c/nk4j5KiwtmdaqyD31i8TRSll+wpKckoatG3y9yyQUZu9A3p&#13;&#10;J/RWn5maAEwb7X4HM+VkphjfDOOZcXsmWN+Eb2Jmcur6+MR0YHxqamoGID09c318csYP4J65PjF9&#13;&#10;QzVIiWozjfWRrLJ00tA2bmh3GxoBr36cdgO72X0T05wDxItNhVKvtsU12jDt6Nqy+eW0S0dv+gfZ&#13;&#10;0QauvwcXQiI+XUtA1+oBrW1ondBLnf0ZY3X7zG2fepR8r6LA3s+zqnLogRyPPMeNmEYRDYAmERzM&#13;&#10;Mg/oH2aEsNEgokFB28QxptpIUNMmSbROBJEokxB7cfzFLo7CwxuLhr4anAxPF3WXx1CNu6zi+JcO&#13;&#10;5fyfH9TGn7t6b1jJB8cy/uPO0hf2lQxUR9nEEfOLxv50hqeeB/RfXUEjryHEzmfKPLeyiFLk2RtP&#13;&#10;UYI4iyDeXr+jt3Zfaq2sTemVqxn5mGfAHNBZfUZrwGAPgIK2OMft9LjLA/J5msFwwhuYnpy6MTV9&#13;&#10;HRQ0iOfr129ev3FjeuaGPzDjCUwHJq5PTt5sGrA0lKVY6w+xmopxXMCwEeUzofAdaOYMkc25OHQN&#13;&#10;AOhJa4e2tzJy17vSmtQbjh5WK0U64w6cqwR2bvPiDE0iWi9ixlqmjZ1eTbFJesTYfNIpz4V4ABAs&#13;&#10;zwcR7UKHBt4EKJxAQbuUfHreB/1DDQkrAuBG2SQxYNaqCFttpEMSZ6+OtFWGm0QxP0RBFx5+o2jo&#13;&#10;3MBMeGZDb9VeR8NOkzA89uylf9hW+n/sqPq320r+79DaBR9Uhp7MNtTshUdjFuHht7L0yzIOvhjO&#13;&#10;A5r8/asC9BR8ugVo9IRy9ATBiwsJYn3cqeITQGdcOJcYvy/hbgB9h+FZlPkePCTbMZDLdKU6hfEm&#13;&#10;QYi1Noaujy8p55V1ubo0E/3XPEMmh9HiN9mnzM4Jg81noydBQTuZCco9gd5nH/qgxydmpqZvzMzc&#13;&#10;BAU9MTkFpIY4UJvsMOUNTDHem9Vye2/Fl462T1ht7RTIXh3XiwPxSgjLyWESRxcHfNUCH11jdcyI&#13;&#10;9KZbUZt/Ydf7r+nk1VPGFo9Wiv5r0OCQCDnKrWthTe0+Sz2rq/HpGwO6jnGD3KurM/ec14ri6ZYv&#13;&#10;AopSRlHGqEq4wgluF9wEADT6OpDUBW50htwCdOekCwFtIIC2zAE0MgUlG4lwISI7aOSdxor/7Ua2&#13;&#10;AOi58E679Xvg4nO/wsS58Ee3uYl/+yluvzRydWC351CEU9nBV8ARswDQHGsRRJprIhyCaIcwyhhs&#13;&#10;JMSRhN+zmx0AuqXoyGsFmiODN7dndfSWJDjFe6yS6FHhyc2nMn+zpWjBzvIFW0vfPpYxWL7fIdkz&#13;&#10;J2/cPfyFGZdzDOcBTf5+XkAH2QwC8/p14Nk0fJz2M4wc0JBLFjwli1gTfAA9gSCg+ICh1u7Mr0BB&#13;&#10;7018Z9OmHwvQsD+UASxqxiI76Hd5gV163CzZYqqNddXuHaqNTa+RtWoCslHPNZ3VaB43OhHQVnrS&#13;&#10;7pqk3NNO9+TE9E1vYMY7fgNkstc/GRifGp+8PgVSeuoGxAPYYHjDNz7jG592M9fZgM/o8QnaTIqK&#13;&#10;s46eT30geLVSwlnAMSE1R+dZ+YzODdLHw2NqZsekN7yqi2cSY3ZsnmFkntE6bGNENwgAuskLh+ia&#13;&#10;WH0zrW8PGLon9R3+sXqfvp42SN2G9kldh0dRpJPsNzTsp2VpblUZup6Jc4MUh3jTaGwqBAXNc6kL&#13;&#10;sV+HIs9j7pqYq6AFkfDLQYjgTwV5NAdVAN/bX2ikG2k9+9rIFqT5t1oQMbN2x7doBPE/snHJ/vlT&#13;&#10;zF4auTqwO3IYzDaubCKI0tZH63HF4Vh9Y+xYPa7e7ZREasoSrq59GxQ0jiT8PgNVio5uLFScGZ7c&#13;&#10;ldmmKMJ+0FpxTEAcpq9I+OCT1H/YXv788aSB2nivIM4g2ENWWsEM3MrkL8u4nGM4D2jy97MC+gZR&#13;&#10;0IBnpDQqaAD2zLjHoylzaUDPBieOwGHZQQVdQBR0Hiroswlx+xI2b968O2Tbj6OgObWuLGBkpU45&#13;&#10;3zlQ4OrPcNRF6YVR5toEVrhHWJ5S3mlTj7EDY84x05Te4jfY/MhoatzluW6nA9K2XpvTx3qnvePX&#13;&#10;vb5Jn38KWwUn0MsxPjnj9U34x6fZwCTrm/D4pl1+n4ulR0wzjQ1KWdVhhzLZa+r26Jo8Ok4Lcwoa&#13;&#10;JTOnoJHRKKubaUMjAPqmo/tA9M5P9oXfHNewo+Jbno051uTXNvnG2n26ThaHt9R59PUBrTSAAxE7&#13;&#10;vGP19u6Lpob9VOs5l6qIUoJ2xok7yB3AQfA0FIcopbG4YuUFXhMo6BF78xmDcBfidVZBE3cnF2Ik&#13;&#10;GM6RmeSdBq7d0s6ckS2c5LzT7vxJfGMHNIL4H9m4ZP/8KWYvjVwd2G05xI2iGBN8C8ytjRqRRDka&#13;&#10;EtwZ281Fe6zNCaaayB8wUKWp8Ohbhaozg+Mh6Y39ZQnW+jCdKMJeHc2Iw9VVe7+8eEFZdcDYEGmU&#13;&#10;xDpqE/FAyMa8i+OnMTz1r1BBz1yfnpmZukF80BOM2Sg+6uxPcg9U4NKuihzS8Qsq2nxWXUgpCt2q&#13;&#10;YnN31pfnDsQn7ucUdDQC+vTdApoodGwok+c7FXk2TR6jKaRbzxrEMQZhjKs2TlcbWyCoa++nNAbv&#13;&#10;kGHcgCLab3KOm2wT3vGbZZXi9RvesFFemp1g/TNe/7TXh4AGTPv96HcGZHv9U6xvyu2doLw+Cr0i&#13;&#10;XtY9OaTzS5uae4SnfeqsgLYVFy3UNTIG0iVD14jLe6PhR2z90zYxuvpJS6dDJYza/VFJxrmbVK9H&#13;&#10;LwWgc130UD4HO3s0T2ilXm2jz9jiNbUwYyCu23y6elaLNPeaurzGblZdam85bpcedfUku1SFTmU+&#13;&#10;peRhWagudimLPKoclzqPxgn/cjyW7nGX1tF8Rg8KWgTaMAIXxCN1+VkFjR28OCNERsSQyj46ZLFj&#13;&#10;A1T2STdhM+mli8fCL43wHbFOfnXcIWYhKE1y1NcRMHQakB24SIwVKYbh3ditdLCMCVq0CU8RYxZw&#13;&#10;BQlu+XpnUrSQPAcN8oaZnzXTbIYdAkghytSa6Mz4WPvqvWPbFtNluw3SBIcoXF0We2nN254Fv0nB&#13;&#10;yZK+j4I+/Ebh0OmhGyFZjT0VcVbJHqswzCrep5dEO2vDAuJQW32ESQT3Ktg8SDI230j4kxie+tcD&#13;&#10;aLg8ADSI5pnrkzMQTl+fnLw+yRisoviRim2j1TFUT5p3oNKtLmaV+Yy8kJJlsVD1Hii19WV8DoDe&#13;&#10;e3jzu2/v/tFcHNh7AfQjNo5pCu3KAkqVwyqSrI2HDNXhVmEiLYpsrTxZ3Dio0N4YMXh09kmDM2Ci&#13;&#10;Jp3M9eEx86uvv5GWxvdP3aTYCcYLMhmd0SwQ2T/l8U+ScNrjn3F7AdBTlHuS9qDb2kKPO9xTAzpW&#13;&#10;1NinqD1By7LGdR0BLRBW6rLUeQDQY60+fasHvR/YH8NvbAUVfN3R3d9UtPW9N6518CdNnY6x4AJa&#13;&#10;XAc79HWQOA5XgY/IbqKv0XOCHMedgfjaRlbX4tG3s92p1voj5qYjLnmqe6iY+DeAywVuOdwHKBrz&#13;&#10;XP2FrLVt3D3kaDpnEO4hAo2sWCogPEI0zIbIiEizINZcG4uw40ghigTQ6CQ4A6dRFGEUR8BHrIkL&#13;&#10;YmyCOO53aBPEglnBRLE2cayNhFYSgS0WLhSjwUb4iJSHRMRRP5ahywV/gSRx9CNDBF0xWKLgIlJY&#13;&#10;0kAI1MY5lyEMgjjCIg7HK8X25LjgJYOUFkY7aqKtbXstvK3al3+ve/DfaR/8N6MfPGguCWHqo9Rl&#13;&#10;MUm4oso/Jt+/rhUA/X2WvMrHuTh2ZDfKSuNc9dGWGvgqBPNGliUkpQvcakgBKyjByBys/IKMgy+G&#13;&#10;84Amfz+rgr4OhMaLRP/z9ZmpmcmJ6RuT4yyAleq9wjQc1Jfv0laG0+1fepTA0Apaw6fk2W41D6rn&#13;&#10;X52Lid8bv/ndN2YBfdcKGpUjYtqDkSInzitU6FVmuzovmCX7LLXRJlE8VF0rBVnCbu+QyX/N6NHZ&#13;&#10;vFrr+MTMzajYgx9t3eH1T1DuKYqZcHmmGA+IZSAyhJMIaB8CGrbAdjCanaLdAOhJCzWO/UAc/iGD&#13;&#10;p6xlqKXqM7o/ecLU6RmWenRNLjOQtMUPXDa0AKAB0whoXdMNt7ym8MpL61fhzEpjzW5jK/qs0UlN&#13;&#10;unwQl8gdxglw1M4ozIP+EK9Wyo41uozd7msSZ9clU/1ee+sJFkpBbDksdcpybcpyl6rSoyiYMHZM&#13;&#10;OoftnA9aAj+eKJs4EjBkAhaD3gS1SETonDhRlERg4oTIwkhbLY6sswti7TUArxgw1JuAPJDYJOTi&#13;&#10;IMBthDIkBBkIiQDQw0zi8DkWZpZEmSQxZkk0Cb/NsHMbCUUxRhKaIBQDzjAOOwQPF0MKEMYYhWFG&#13;&#10;UYhJFArpmyURljogbwR2kquFggQ1MmaJc+DMjqVGgnPUxquGKyVoJj9jKD/00jhz5kemF+7R3v/v&#13;&#10;bY//V+bh/2i6/99ZP1juFIepq+OTV7zlWfB36X94tuV7LRpLJuwfxAn7+0vjqbooa22UWQL3BEsC&#13;&#10;yADxF8HhJEvBdDD8JRrcgWA4D2jy9/MqaPzDq5y5MY19hadmbt4cD7gZdREzWORXF7m7k+11x4dL&#13;&#10;do9Uhju7TjMaPgPIUJdZu9K/OJW4Py7+w7df3bPnx3FxEGc3thMCo2lVoUNZSKuLvaoir4xvb/nM&#13;&#10;LAqzCSLM9eHXquPyK+taB32jJrfW6nF4r5dUSJ5/aVNbh8o/fhOAiyNWgL8sgthNcOz2TGLoxZAG&#13;&#10;7cxOOVzjVmrc6pq0uSbNzgmTY8LonJAZxsuaB+uqL7P9Vyb0Ta6R7vHRDlZbh1wmkAWYsiClh+sn&#13;&#10;bd3pXx7Z8c5LN92KgK6V0ZE5owlzbzUq3mHcDhBCaghrQ0vASKZn0jW5tVI3FAC6Zo+m3NHypbnh&#13;&#10;qKP9M68i06sscmjKrMoslyJ70qCachrszWeMswoafdAIJpCNsUQ8YsRMQoLmoHPDAsoaxx9H2MAE&#13;&#10;2DvYLsLloMBAWVuA8kFDoQ0RI6hsMU4wZBQDsiONEsB3pB1OB+DGkBj3UQzEjLaLY77dRLOhKMY2&#13;&#10;5yNA9uuvICSJ4A4S2AKpRXHpW4URVnTjYM4hk2ZhuEkQbqoNg/oB/ESRyGAE1lBWwWVCTcIkiATD&#13;&#10;S4avaiMdbfsNCet1//Pf2F68x/7KfdaXfq9//D9blv1Pa+nWvpq4pFVvBxb8fda963FNwu+3aOyZ&#13;&#10;oa+XvCJrEobhpKaYjVsFBiEXhpDUz4awuzS8hHlAz/n7uV0cIKOvz8xcnw724pi5cSPgDihzaUU2&#13;&#10;pSxhBsqYkSqbkjcmOTxW/KGhJoZuvQzgtvXnfHruYFz83g/efXMPKuhoAPTEWIVDkYOAlhdyHRJm&#13;&#10;e+lx8OVg/Z3I5pbvw5ZJBY9W5jsV+ZSyiMUp7krovgyqcZ9WuFMnjvIJwjoqj5XUydQj0xZqeszi&#13;&#10;enL9s2fPf+kFOjvGrfSEzTVhZ0BHT1EokwHHk052EvUyC1uwQ57DNelgpsxUwGj3W5yTJuckyHCd&#13;&#10;yW82eHt0/sJGk7A8m+n7YgpdEB1eXT0zIvFoGwLGlnFTK2B0Ut/q1jYdTdxz+VTMDVc/O9LkNWDf&#13;&#10;D844lH/TuK9u7cYZaGqysTEwJh3XNnlNHV5Di1ueaao/YJEeYro/ZwcL2KFySlbAmFrGXbMuDkkM&#13;&#10;UMmKgI6xopsimoQQx2kwQW+a0NERgcIZyRttk8QCy3CibXG0URxrqosz1cWb6xJBiYNKtUgi0cQR&#13;&#10;qFsBhaANa4NuBAukBrivjbLVhNlqImw14cQgHm6u3m2o2WGq3mmquVszou2wVIZaKsMtVWHW6lBI&#13;&#10;314TZq0NN5COcTgaEJRpXRyYVRKHnhaEIIAY6MwVFVi0IKxJjQGybayKtLXutUQ/Pfr0PzP5O63v&#13;&#10;PjYau8b42auaZ/7Jnvehqv7AJXRxLMi4d10Tfx/TGEn83WCzgOb0eB2cFwAd0VJ8+A2cbhQALSWA&#13;&#10;jkZAS0IB0IhjoqCx1ER8kBQwvM1upwxHNwjnGCIvmIfZnBD/+7fYrWKA2587hDvq6+3cbmio67ns&#13;&#10;fT8jO8MLA28XesAQ0BGzgH6DbY4jXjWouNx+1C0LnpHLJ7kEuFiIfH35P8QgNS7E5yuOM1ZuAxHJ&#13;&#10;EYxD2U/393MC+jpR0NdvAJ6nZ25MzUxP3Jy+GWAcI/VX3IOFQFubgufUYC8OVpnn7Odb6g+MFu3R&#13;&#10;i46Y2z49/3li1P6Db7z3TtDFkX5mcrQcFbSaxyoKSP887Nd8G4W5WYG+Q1YTuY1Ad+FgjTxKmU8p&#13;&#10;cEAdqGkPJNV9eaghylwdQQsT3fWRtSUXhE1jFurGkdOX3926VWenHOy4hXKTjncTFnrCjjMoAaaB&#13;&#10;yBPEZtEMqpnCCfAsFA5H1NsCBsek3joxag4MjPmGhid7rwGjdQXFVZrOdJ++CrjsN0jZsXqPtj5g&#13;&#10;aPVom69bOg3K6m0fvNlekTxl7fKMtXi1dT496fvBTfb/3XYLzSCc0YhvesrY7tOhPA/oGyYNogDg&#13;&#10;fqyN7skyNR/UtRx0dF3xKor8js4AAvosduSCHwBoTPRBg96McoDCxTAK5KdDjCLUKkED+Qmq0ygI&#13;&#10;19dEmmv2OGq222t2WKt2mKt3mCp3mCp2mct3Wsp2Wsp3WSAStF3myl3Gyl2myt3mKmIQrw0lLWCR&#13;&#10;JrBgBNCfYBcfsIn32yUH7s722yAdyX741ZnRNQFEDjMKQ/WCEKNgj7Vyt6VyD+TBDLmt2Gku26mv&#13;&#10;3DYm2KKt2a6vDjXVxNoE+5yCIyDA0RNNZtciOED/u745zvjF246L7+pbYg2bHr4W94StPdHy6Ua6&#13;&#10;dIdKtPfKk5u5Vb2bUEGj7r4FAsgGNkgKoiz1UI2IwH7QnIuDKGhZaRxVH2WFAgwVNBQSQR80Hk4g&#13;&#10;8h02C2K0IG7uMMw52rd89U2b3ZkzDo648fbt32YczW/Fb22ftVsoJAoaysJwuyTy88Q3t+0MT9z1&#13;&#10;bQqaS2RuUhjnduAeB+SKSxOT5UL8iiP4raPI/rPXcqfd2geP/fUoaAQ06QU9PQWYnpic9sBGs8UY&#13;&#10;u/PtsoyjU6PFHjnfK8tlFTy3BuRwMTVQ6FHwbHUnhvg7Pt/77v69+998573de7bHRkeVcwpankNp&#13;&#10;cr9W0NwgZnR3zCroP+n0gH1IR2BOegOmeU5lrnMAiF/sUBbau047BZH26hhbTbyuJkTQWPRFWv7a&#13;&#10;p16qa5I73Te1pgkLFTA5x81O0NHYOdpBTzhcUw4G9PKEE9EMHyfs1IQN98EhiGbnpN42rrMGxsyB&#13;&#10;Ib2vf9TXM0i1D1ANKprXYk6vaGsVF7gHiybNwFOpe7QOAM2Otdy098iac9asWkIPt/iM7cxoy4QB&#13;&#10;lwnH1bC+exTiXC7DFgixz7WOuDj09ayuyadt9Y61+UY7AsY2t6HJbWieHBE6u5IsgLC6o76x+inX&#13;&#10;mKP5UxyoIgKRG24Whpmqww2VO4xVWw2V2wyVW/UVW42VW/QVW8bKtmgrtuord+irdhlrQkw1YVj9&#13;&#10;F8aZRfFmyT5r/UGr9KhNetzWFDR7MxrGmz9xtH/u6DjvbAf7wtn5hRPi3ZeovnSqJ43q/dpc8mxG&#13;&#10;yYO6DoR3ZZACWi4jywGj+7IgcWdPsr37qqPrkrPjnKP9nK31jK3ltLX5lKnppE36ibP+kFWUYKoN&#13;&#10;11du15d/aCh/d6ziI23ldl3VTmMtXGmUGckSb8cffywtjHbWRoy+96gpDBeNddZGuyQRirLopFUb&#13;&#10;3Qv+PveeDa2ZCUwjVhdm5Sf6KzgFbZ5V0NiLA9ckvL4j62sFbZKEmEToL/I1htFYBSEowRTmGoek&#13;&#10;Wb4EecTRCmH0tXEfySEkJ7DDXOOS4iIkwdmQ25lY8OOtb7/d5uaTi9+ebSJRMYRqmXWOgt4aVNCx&#13;&#10;P66C5vYh185dIHctd9pssnMVdCHA6m/excF5oG9Mz1yfvjE1PT0Jn00Ww6svPfPs2uWlqZ9Qmir/&#13;&#10;YCHTn+pWASjznPIyv7rapyoYa/z8s+N7EvfHv7f57W0hOyIT4itSj0+NlDDKIpaMbQG8skq+H9dJ&#13;&#10;yXcp8pzKPBqdyyiQ/4SCxg7XZB+cjwIHbvBp7IuNI54d6lyXKpOC32dVvLUy1t0Yohbtf+aplR9G&#13;&#10;H9S5bxpMXqNlcszJWmwes2Pc6Jo2MtNmV8BGs3bKZ3dO2Z2TVmrK7JwyUpNGasoI+9jHDfYJrXV8&#13;&#10;2OwfNHiUY0zPoKtNZZXK7OI+WtxjLWlwJpUrymqKTfLacW2jX4fy2aNruO7srMpLffP5p6Yp+YS2&#13;&#10;aWJE6jGJiRb+TgUNaOZCwPEtWKORsYtufQMIcJJ+u1sLerwBdnaDctc1Tem6PJpKiyyNGWuacvTb&#13;&#10;mw8ZKnbpqkPNtaHojhBFmeoOmxqOmaUnrM2nba3n7B3nwWytn9laP3cAZDsAsl9RnReoritOQli6&#13;&#10;L9PVn8XIs93yHBdUd3DBl1woCLmQhlCew6DlQugCaEIoz6JlmbSMCzNdXNif7upPpfvTXHdtmEgf&#13;&#10;hBlUfyZNDE7hkmW4ZFmQK2Q3QbkbQhUfss32ZjC9KXQ34Pu8vf2Mvf2UvekTW+NRi2SvSRBhqN5p&#13;&#10;rPzYWPGxrjJEVxOmF4ajG+Tt39vClhvq45zVUaB/NZV7k1e8QS9YkHbPs838GLolxCgOM0nCjaII&#13;&#10;Uksgjvtasrq8ONwtiW4tObEpf/js0NTObElfSSQlDHPUJFgF8XZxzFBN9DvHL1fyjlNwlIDMNYot&#13;&#10;q8TfQnqeQEj85rOGG7FmQwoS0qiLIZoJSgXU77MhmeYJvShQJZpj8NwJ+2LN2KkGPeAmnEaV+K8k&#13;&#10;MdjoCtQjzaQIO6wKYHibcd1y0FOErnakrRC9ZBii8x32gSpajEmYALuZRBE2cfT5hDe37AhL3Pm2&#13;&#10;pzHeXDubJh6CoV0QjU3QNTEkjIbqBehuC9QwRGFmIdxSuFiu8QB9/VwRyIVAW67fETw4uC3cfcML&#13;&#10;xMucteCt4xq9SXssUdC/EkBfv37zxs3r16enp6ZvTF+fQZe0zWZ8/71XHnr00XXPPP750XBdZ8HE&#13;&#10;cAWr4TvkmfDzBr3jVRdZ+vIunT8akwiAfitk10cRkQk1KeemdSX2fvgZA4jLnPhT5/kUBawMx1+4&#13;&#10;BlFT46BEYLHyW5fj4wy9HEHj2hgB1sp8FtV0PqXm0b2ZNuFhW20E07z3YtSGN9f9vlJQJO2klHpm&#13;&#10;xOLV26cN1JTe5jdYWavTZ2MmTdSkyTlhxvk6AhY7mN9m99ptXrM9oLd5tWbPiMkzpPOohz2KIbZr&#13;&#10;mG3TMA1yp7DbVtluL2+1ljVbM4T69PJOdXvl5FiND7g51jZha/7y1L7jCR9PWJt8o5KJ4VaPcXau&#13;&#10;u+9Q0H/SOHZzw8qluFIishsSbPGMNXjHWv2GdsZY77H0zLBjACxn80V75xVX91WqN9XZl+zqTXb1&#13;&#10;pbj60hFnoECRublAMeCaW5ZNUEtMlsXIMolluPrBAK8ZTH/6N418G9xhzp7fNJIahHdpXCIY3pE+&#13;&#10;Gl4XZiAdI5z1p9PIbiB4Nihut5zHyKB0yaPluVRfGtV9her6ytX1BdN5zt580Fy/XyuOGwWOvP47&#13;&#10;U/jjY/XxxvItBtG2/vLo1JWveRb8Q+r9G1pyDzANCebaeBDdUKO3CWPsWK+PtdZGOAD3daEucVhz&#13;&#10;8cFNeYNnrt3YmSvtq4hySvbYAYiiEKckWl2z/z/vKb6S+rkbeFcTYxTGkU7cQExADxqgE6c/BRNE&#13;&#10;msngRtwIKAd6EkRCeEtLcvsjoEkDL0bwWPTAzDH4GG0SANARqYg5LAYi9EI0AwKRgxpgN9IkjjJK&#13;&#10;sH8OzuSHYTQ2AkM5JIowEleVWRQOGCWtwUB23IH0q4kC3JtFsXYJ5CHcIY79gnNx7N7kao6CMs8g&#13;&#10;CiedNYNdNuF0XJ9LglTEa7C7jjgWzCiKNQhjjXBXyZViKEHjIjaIY0kTgxOYwEmF0Qay4K9RGGUU&#13;&#10;YY94LHjwGsGwUxApveINlQDoX0sjIQYzHKCncS4Ou830wTvPL166Ytmq1YsWPrj9/Vfba1Pt/QU3&#13;&#10;RqumTKX0MP7gbR2ZVz89EpuY8M6mdyJ3hsdHRJd8HhpQX2UUoHmLHcpSerDYqch39vEZRQEDvx8y&#13;&#10;KBFQy4Xf4HLQsJGQuDjQsLMdMB1DVgZWRKkKGU0lJb9sat7fnx+2+oH/Lr78LtMQU1fEK2owNg+y&#13;&#10;Wqt3xObR2jwmq8dk8Rgs4wbzjN4xrqXZEZtba2MNDp/RFjBYfEYHY3C4Rq2eQeO4fGy8a9DfovTU&#13;&#10;9LPl3XRxuyOvxZrdZEqvM2Q2aHMb9Mm1ji+KR+okYt9g+Q1za8DSGrVzU37Wcb+jkbVKA2OdrLbd&#13;&#10;Z2ji+kHfDt+gAXO5kLPb4mR4C7YWkgiSGlV2CwviGmV7ewBIbRCP22WTXp1dw6f7UpyqTFqZZlOm&#13;&#10;WxSpbnmaR57mlqUzMtCh6c6+NAdHsdsg+01DIBLMfYtxKId95mzEQ4Jx7sCvk7p741IjZ+QseLqv&#13;&#10;c8hlKWgcu/szaA7ffel2eaoNTJZuk2XY5dkOJU7c6u1NZbvTfYpMtjfN+e4T9ti3TF1fGsRx+oa4&#13;&#10;3qpDySvf9Cz4u+Q/PCtNB0W821gRYqneY63ZbRPssdXuMQv22YV7aVEiYMstjmgp2fc2T3NCc3Nb&#13;&#10;dktvRYKzIRx0HLDbJgpTVcT8Liw7Ne0kLY4EpoP6NgvQA479uLFTDRhgNNYqigOzieJJCPF4gmZQ&#13;&#10;x4jmbzfcgdT6BUClWAski8oXU8OUsdY/V4SGOwQxlCDWUYsdKB3V0VQ1hoTmXMEA5QRESBMCUdwm&#13;&#10;EPKcouf6KUKeiVOCZBhBaa0Nswv3WIS7HZLo84mvb9sZsj/knUDzPpswwSFKcIoTHeJECAGvnNMD&#13;&#10;UjYKItBqI6zVIbaqEHtVmL061F4NYYStJsxUvRutZk8wAlYVYq4MM1eFcmZCC4ONpkqw4EZzdZgZ&#13;&#10;qow1IRZipuo95powQ8kfoVLFEYyQ7Cf8+zkBTa6P09Azk8DoyakbN25aTNq3XntixeMrV6xcs2zF&#13;&#10;qmXLlz21ekni7rcrko7U5J3saUqaNoio/twLJ2MSD+zdtGnTttDI2Jj40lMfWeBFaTjm0aS5BvIo&#13;&#10;VT6tLqZVRcTpUUTWtwYpDeTFpZ7u4PIcu11B49zQGLrkhSAJXUqAPp8ZyqXUaZuf+sORPz5G1Ue6&#13;&#10;BWFQ2+oov1AprqrtNrUNjA8asXeHxTmut7N6OmBxTdgcAbN93EpPW5mbBsf1QZO/Y3CmUTlZ108L&#13;&#10;OvXVLQPljX3lkpa6ykJRWV5tea6gPKe2Iru6PLO6LLu0Ki+3piRd2HmmQP0Zr1PaKjGpRK8+uaqv&#13;&#10;sSDg6GHMHZ7RJhxJiNN0gAr+M42E3zQUziQkEYJ4AnpcVUsn9WvbcJlaQ/24TTHp0roUfF9PuhuU&#13;&#10;Y28q8Vdk0P1pVF8q3Qdx8rEvgwJ4AdSgrjNLtG8ADsKM27b8zMZlBsJbRj5yEpsY8JoLEeWz1OZK&#13;&#10;ICiK3H0pbG8y05vk6k1BF3YvlE9wl9Lo3hRGkUb3p5g3r3Tuf8s9Usj08VlF7rWWjPQnP/Au+E3q&#13;&#10;PetaeIdczYlGYbxRFGUUhOpr9uirdw1Xva+r2WKu2Tki2EUJw1qKD2/iD54dvL4rs0lWtpcSxzpq&#13;&#10;9lrFCU5JvLpq7z+HF6amnXUBUgWAPOApwDQIaI7RCGi0ODASR9+uGQcZ3SmNg7I32F8QK/4oh2cT&#13;&#10;IRaDo5DQL0HIi4wmfg/gowj77QRZSdwgkCa6briu6xIIQfCGw55OUbxTGOcAE8U7BGg2KAwkkE60&#13;&#10;TRJt43wpkKwg1CbYbYYSSxzzafyrH23fmbDzVVa83VS+xVyx1VxJrGKLuWqHsWaXibPa3Wawmj0o&#13;&#10;z0W46hjx2BBvTF2CpeGAueEAhBipP2BpPGCqO2CQHDTWHTLXH7E0HrVKj9mkx50tJ5zNJ+1Nx23S&#13;&#10;Y5aGI/CVGXZo2A/1IVPdPqNkLxylrw6lNaVBgP3Efz+rgkY4EwU9MzM5MzU9hQrabBp7542nnl6z&#13;&#10;eu2KpSsfX7n08TVLlq9csXTR6qUPP7Fy0YfvvHDlRGhzyZmkLw4nHIjbtPmN7eEfR8TGi1KPT2ou&#13;&#10;DVaEX6vYRXWc8Q/kejT5DhmfUhTSCuw5xzmXgbxEJmPIOTGIHwP1MgCa7DAnRDc0hk7AvSafVWYx&#13;&#10;8izfaHn2l1FvPb9GV3XI2rh9RBRhE0QzotBRSUxjeaagpl7U0Cvs1En66SYF2zvg7b8206G+0djr&#13;&#10;ruu0Str14rZhQctAY71EKsivr0htKjvXU3lEXZs4KopjhBGMINwlDGVEIW5xqFu8mxHtoQRh8PoO&#13;&#10;ig9IhedLyrOL8ivL00+/8vi/2PpKrps7mbEO/1irTxuc6w4lcNBHEZTGJILGxbmP3BQfczEdNDiE&#13;&#10;iGv0bwCdgftjbV5ts1tf7zPLplw6t7LA2w1UymK6U+neNHRroJBEvUlChBoJObpxpPubNVcfXiYA&#13;&#10;mu3NZXt47t5sdy/cEGA3QBy/cvZm0MoMWp5ueGeVdf9Gaphn60lm1bnXWjOu4lwcCzLu2SCrzbk+&#13;&#10;VMjAgb0pzq4L9vbz1tZz5qZDtsbDFvGBIWGMUxwpKUp8M6fvc834zlSRvCiaEoRYKkPMou1OSYSq&#13;&#10;Ju6fInip6Sdd9REWUahREg78RZ8s9jSPwf7mohicmVoYRTqhQ4hfYc9I0W3OZQ6LIHGwczoIHUE4&#13;&#10;hkIMIZ3Z1GKw4zn6fyOx0zoYdhiPtGLKoH8BzYhsENc4FEgEwjYO+6IISI9J9C+ThjhBhLlql7l6&#13;&#10;j6lqj6lyj6kixFgeYijfYazYaqzYZqzchiHaDm1tpK4mwiCKszcc/jzx7Y937NoXttnfedTacNDW&#13;&#10;eNAuPWRvPGSXHrQ2fmKRnrU1fWpv+czZdp7u+JLu/IrqTYaqHgXWn0pDSQnFqjyDVsCzyHQpMumg&#13;&#10;ZVCKLKc8m1KA5dBKYnMiFPcVCV3KTGJZFByozHb2XvaZ2pBgvwIFjYjGYYQ3pq9PTcJnu1W3Z+sb&#13;&#10;65566tXn1z/5xJrlK1YsX7lqzdqnQFMvf/zxxUsWrnjkvreefzwkZPfeIwc2v/3ynl0fhcdGF6cd&#13;&#10;9+vKmf5ce/3hwcIdxrrD0wM4FT2tLHQp8m8BGm2WxcF+HZwRWAe5PBvCRhc2ORY44IGpitxA56Fi&#13;&#10;VWPGG08vrM456b+Wr63fbxShk0sviHAItrPCkLGauIHK+P7KI90159uFKY2CjBZhRo8wqbP6QlfV&#13;&#10;ub7KE4rKI8rqwwZsiwgzi8Nt4kgHvvRRttooO5Tz8KLXwu+EdLAllTUT1BlrY+w1oXTtx27hVqrp&#13;&#10;UNLh1/dtXWkQH6BavvANV9wwtARG20DzIn/JFEtos9KYi8wZYUg2fiud0cieuG5WC4uAbvJp24H+&#13;&#10;rEHqMyvH3TqnOt/Vk0rJAUNpDhlU7TOw7U4OBlTKIi5axDQnMO/A2d+eAaCRxX3pNPyG5VmUPIOS&#13;&#10;pzllKQ5ZsrM/iQLgQiVDkcoo0yzvLLMmvkqPZDr7vvQOZI60pyevfYtdsCDr3pe7a5IDA2mOvjQK&#13;&#10;yN6XRffluPp4HgXf28/3duXaulInuy+31l56q2Ds3LXpHdlSReV+Z320ripsWLDVKNwpKw/53yEp&#13;&#10;V1IOOsTbDDVbdMJtVmGYDVsmoVwPt2GcmIgLwzmziwDEpK86GGphLs51lwSC47uHo3UgFHCJBA/k&#13;&#10;4uQUYTZBmKUGq/+mqlBjZaitepu1aosFhe02U8V2ICxg11S501yx01Sx0wyRyl2Wil2GmpAxYZRe&#13;&#10;HGOsSwBZams6bG8+4mw952z9gmr9nGo9T7V97mz53Nl63tl9ger63NV9IdBz6cLhrQDo/VFbpoYL&#13;&#10;KHjTsA9PjkuRAyHc/OBLiO1PANxMCp4O1GCgDgeVGxATfdnuviwwpi911tLcfWlMbyqErAwqQGnc&#13;&#10;Rtji6kmhe7FGSF7mNGwXkUFlKMMFX8E+ZAcGnnjHV/ArCwLsJ/77eX3Q6N6A/2kANARTU3C9Xo8z&#13;&#10;/dKRP767af2GDevXr3/mySfXrF69fPnylStXrlq7cvnq5WtXPbXkkaUvv/7hwU9OvbvpxZDd2+Pi&#13;&#10;D5annPaOFrkUBQFlqbcrdbQ8ZLg8ztuf6dOU4dTGQBZshYcQGU160RWg++Ib1OZCzrgO0XCIG1cJ&#13;&#10;KHL1lzLDZeHbXg99/2XfaLZLVcSq8h1tn1iECXbBPpMoYRgkTF2irS6OkkRSwlCHIAxecaNgj1Gw&#13;&#10;01oXam+ItNVHWsURaIIIC44hxjHQOLsQVipxeSQAtx7bf6LN4jizKM5aF29r3muW7rdD5Ut8RFcZ&#13;&#10;529PiH77oS8TXmOlkQ5hyDAwvf3LwGhtADBtaPXqpcSA1OiSvqWaiQX7b/wZBU128OCyAI0BHEfe&#13;&#10;7tO1ek3N43bNpFtPq/junlRGkeWRpQGMHH2pzr50Z3+Goy8dPRvEgsIZFPQclv1N2i0/u6M/1d6f&#13;&#10;DGIN70BfOtObCYrYLeMxfTnYM6Qvw/rRM9YDm5lBHt2V4ZHlj7bwktds9uJQ7xc6q5LGB9KpnnT0&#13;&#10;aMOxGKbZZZcpWZK7P51SZNxQp7TXJ79WoD02OLOd36ORXgnIkpmuNGfPlUDXV2P1F34fX5+Tm8k2&#13;&#10;fGIWHDCKoPa921C53VC9E0xftdNQtQMNPmJI4lXb9VXb9NW79NV7DGghJNyDHyuJVWGoJ2ao3K2v&#13;&#10;2qGv5A6ECCarq9iprdilr9ptrA4z10bg4ExxnKnuoLEexOwpW/NZe9vnVNdXdPclW/dlR88VZ89V&#13;&#10;R+8VR+9VZ2+So/+qQwZhslOW6pRlAEzp/mwC3GwGhCp22sl2K7MBvg5ZJtxYgOO4POvS0d1bduzZ&#13;&#10;H/HxxGCuA1unoTzD1lpKhk42uGOkMYD42fBjBtWXBsfCnsSw/IOQ7slE68OCEIzpz4Y4jQdytUBI&#13;&#10;Kp07nMG6EdkC2/GJQAhVHI71OfBkXV3JfkMHIdjfPqA5Jwc3H8cUfJoJsKwizyjPzbyUGLHtnZef&#13;&#10;eX7dmuefenLdE0+tXrtm2eqVS1auWLFi6fLX33jzyLFjr298fVvI9gNRsWVXjozriu2KQpe6xD3A&#13;&#10;d8nTbaJEXdFOV8s5Vs13KAodaj6l4nsU6JK2qXJADHqVlaTZEL3SZC7TIJe5lZ84OrOaQvjKg1I6&#13;&#10;c1xbWpxydMOTSzWNydMDPAqO1RS5YeeeJGfLGVNdol4YahHEmmqijTWRphoUIA4xGooOqNnVRppq&#13;&#10;o0ARG2tizbVhVjBRpE0S56jfb288aJMet3act3V+ZYcXuj8NK1lQZigKWAXfqc5zKsmJZGlTo5Xr&#13;&#10;Vi/Oubh9Sn6Zajivl+43Sw9CrZNp/8qnKR03trhNzS7sM9fm1za7tVLvqHRS2zRFyMsQ8kKEk9t3&#13;&#10;0hlMB7txy25JvUapT9vq07aBjmZ1TeM21aRrDCfL7k0F4ezqBx2NnlZ8uZFK+DZzqhkicyn2N2yc&#13;&#10;K+OWMxovnISzBtvxbsAOdHcq3ZNGw1G96X551kBb+tUn3/Ut+E3qves7q5MnNAAOLp1bqaVTfSDJ&#13;&#10;QYmnTyhSOxqz3+IPnhycCcvpvtaY5VfkOuSZfmXKuCZjrC3nd9GNmfkFEwNX3VCFx67caeh9Qg0I&#13;&#10;EdB96VR3khNkafsXVAeEZ63NJw0Nxyz1h5yN+x0NBxyNByB0NmDcWH/A2HDQ0nTU1vKJo+0M1X4O&#13;&#10;DrF3f+XouujsvkL1JJMiBACXji0Q2AjBvQPIR6oXiMl5eDCEt4IB7PYS6inTbVCrkKe4FHBdqQzU&#13;&#10;NvrSAZ1QimM63WnAWXvfFRLngfJ1916FQg4OdMhS2L5Mjyzri2O7t23fsz/y46khHp6IgybecAAu&#13;&#10;nh047uxJc3SnOvFWp3v70n3KjMkRvv9ajn84Z3woZ3o4b2oof2IgzwfSuzed6kp1dWOebV3JVG8q&#13;&#10;1ZNq706yQcmhSoVn6gQVIs+CGjP2zOlNgxDOhVfKPVmoMHVf9hlbCcH+tl0cN0E/w1Vi7zpcfeT6&#13;&#10;FERm/AwAmh3geYeLTLK87It7I3ZuevWlZ9euXf34k2tWPrF6zZqVq5cvff7Zpw/u3/v+x38MiQjb&#13;&#10;F51QmXVqXJdPqj+FbkUuqypxD5ZZ20+NFH/gEB/yqvIpTblDXuhRAvJy3KpsmyyL0oBYxllGQT5z&#13;&#10;XTuAyFxIyXlchMRzXYr8wGD+QPvVV59amftlnN9Q6ZHxyTCWPGyEBIz2Z7q7r7o6ztub91ulieaG&#13;&#10;ONJVKMIoiTCIw/XYSBJhro+xNsbbmvbamvfZW0852j93dl6ge1Lc/dlueb5HUehT5XrVOawK+9tC&#13;&#10;CUGyV+hW5ttVPFpdjLM4aXL07ZkvPb2mofzcjdFydw8USOl2eOM7LxqbjuukBx3dSeNDLZP6Hkbf&#13;&#10;ROuaPYY2j64ZGO0nS8oyWpzKAwQyaQn8Bp3B0Afd7MdJl5rAvGNtfl1rwCAF0AdsyglmlNUUMz1p&#13;&#10;NhnW/kD+IJ7wB5ke1Mvk9Z2LsL9xm73qW1uCRVQQ3Gjk2wyXIhu3w/3pTQ8oMjVtqVefes+/4O/T&#13;&#10;7t/QVZMyPpAFpMA9iXAD4kAEdCWlSIJ6ybgivUPKe4s/cGx0ek9el6YJ6JPGdF+truINtefDU/iX&#13;&#10;XYKq/EvW/osl1WXGjlSPHLs8kvwAKCGCuATesf1ZHnmWV5HBytNZGQAokyZyFafzlWfTJHT3pbNQ&#13;&#10;6+/LcMP+fdlsb467Bw7HnpSkEyS5ZNSeWXilJCQlChqpT8zaLMEZAjiQxmB+Vf6MppDthtIozYVw&#13;&#10;T3XLIRvJbmWSW5ZH9cAlQxUki5alOPsuU5B4fzow3dOfxcqzvji+a+u23fuiPpoe5M9t7QCDW0T3&#13;&#10;Z3pUub6B3Mlh/vUx/g1tnr0rWSP4orv888b8z+rzP23kn2gtPN3I+6S96OSY9HJggHdTX3hzjHcT&#13;&#10;dh7mz4zmTI/wpgbzJlQFbCcfSiAANJc4RCD/eDp4iFAqgGDHMIvquuQ1/DoAfbuCnoZP0wHGLedT&#13;&#10;6KTPdWmyA8bSax0pFZnHkk7Hbt2y8el1q59+cuW6Z558au2a7Vs/TkyMiY6K2bTx3bTLx8b1ZV55&#13;&#10;NtvPd8kKaVWZXV3IakoCsqsDxTtN4oN+Od+tLESkKnJ9OO4gx6bKpoHIsy2BtxQ0GEdnR38O95GW&#13;&#10;50+OVOwLffP9157yDRVRA7kMznDPg8MZBZQHRW5liVtZDBEW3nJZFo1FdIqz86qzMwlCR+dVqiuJ&#13;&#10;hqcOr74smwVTFzOaMkZd4lIX0Zoi50ABpcln5HloChDvfAYKBnUeqy4AQDvVfBpJzRsfLhDlHN31&#13;&#10;x1cHOjLGrxVRshKbhm9T53mHilhNgaMrxVh3wCw9xCoLfPpWt6nFbWhxkwlFvWMt7AhZ8xAQrOPW&#13;&#10;XvkOFwcAGhV0E6egsRcHp6DtqklmzI0KOg0UNGh5TkHDzxL7BcPbPAupX48FETyHyPgzJuy4ZRy/&#13;&#10;SCUDftgAygy/ImugNS3pyXf9C36Tdt+GoILuxRvI3UZOQaNHVZ5MydInlWntjbmbeUNnhm7szmlR&#13;&#10;NV1lFclsT9Kbp0o+Ol4Ab8IDCfxiPi/sq+znDxdd68wGQCNEkC+3QhCqPKoPavTZwH1IGagN2tyO&#13;&#10;DQlpdhlpTujHCOQf3l4Ebh+8w4ChLLonk0GMpoFhUpgypD83cYxwZ4QQxGbw7FBv6E119yaziizv&#13;&#10;tZLRjvTqjL21OUdsvTkzQ3lT1/Inhgp9mgJ7b5auLWWs6fLEMG9cm+UZyqBVaW4NYBdHITllqaig&#13;&#10;5dlfflNB49mJQXEly9Q2XRVkHsj9Ki7tfOLnx8Iidr/1zpvPPfvE2lXLV69e/vjKRQ+vWHT/qscX&#13;&#10;P7d+9QfvvBQd+t6B2I9PHd792YGtSUd3ZZ7fm/xp3NXTIb3Vn7mhrCKFCpwCjCM1ROBRwtuODxSe&#13;&#10;L+yDCvrX0EiIgMarRAV926KxfKeywNlf7lYVMapcj4Y3rS33DxYNt6YL8j6FW7zhxRfWv/jK0+ue&#13;&#10;ffvt1954/YVlK1a+sOFJSeHn4wPVXiWPUgJ5C739PKY/xzVQTil5OlG8rnKPp/eya6iMGihnFDyP&#13;&#10;IsejLkJnNI4eJD3qCIs51UxDBmS5noEiMMD0+LUSadHnG5Y+rG667LnG9yh5Lk0+rSStiDhrB+SW&#13;&#10;Z1fznKo8Wol9+2hliUsFmreYVZd4NCUg5z2qUsQxhCoMXepsWpVBYz75FBYbxRQgXoEjIYkVksyQ&#13;&#10;oY+KPNdgPiXPd8myb5hrzyZ+eCzyTfdgDqvIAGS7BnPpAT6tznFgU2cJ6Hpb23ldY4Kz+3P/tRq/&#13;&#10;SerVNnj0rV5gNHo5Gm9NNMoZ8UdzapprPAwCGhW0sQn9G7q2gOFrQIOCngNoQiVkEEHS7fD69Rph&#13;&#10;E8phxAdhN0q8YAiADqCLI41T0Kn3r++sSZ4YABoi6PEoAmjU0UBSBQA6Y1KZ3i7lbeKrzwxN7cyU&#13;&#10;KltSJq5le/ovvfpZwYIPSjedyP2fMRUrD5X/H1sqNx7NH+vIwRTQ88DlhHifIAS5g1DOgPqWoy/F&#13;&#10;Qfy28ChJc1k6hpza7b/qlKHR8iRangJGyVPIeEsAIhzCYZHDNF4m+UgujWyBU7vlWQA1MFYB9cKs&#13;&#10;yeHisbb0zw59/Mc3nnpy9eIn16ze8eGbR2PeORj9XnzIO6FbN37w9otvv/rcu6+u3/PBK4kRm4/F&#13;&#10;f5D2aZRc8pVDkQLvmEOeCgoaAX2cADrqIwQ050/jcgJlT38qo8rurPoscc9b69euePSx5f/tf97/&#13;&#10;L7+7b9GiJStXPb52zZKX1i87GP1Bde5ZafFpSd7J8vSjRVePpJ6LPxW/JSH07Q/fee7FF5994qkn&#13;&#10;ly196I9vrOoRXfSo+FQvFA/kiZBrRBHN3UbOoUdcHN5fg4uD+KDRw4HjVa7P3JjBJa9AQTMKvkvB&#13;&#10;CyhKfIpiVg60KrTJckFIjmuyr49VVfM+W//s6nXPPf/Cyy+tXrPy8RULV6xctmTZ0ueeWFGfd2lC&#13;&#10;W8OoMj0433yeW813qniUiu9S5hpECdcqIpzyTNdgqVOBbmWPophrM0QOku53pPEwn9VgzzwQ0RCx&#13;&#10;92V7BoqdiuzXn16c/El0YLTArsz2yIocilwKGw/hkFxanU1pMin4mQ3kUGo8nROeMZBXwcN6ABqP&#13;&#10;hjjJCa3mU5o8l6KQkRcx8kIWBLgSrAAXIlCXuIGAZJ1WkhPYDYjPdw3waDkfapTXLaKPNj6T9MmO&#13;&#10;m8ZqphdeXMQ3C+JaDsnmOyAPmlxIhO0rsNafNDUe8Q4Wz5gk43qpe1TK6rDdz6MFHY0CmUAZQAzU&#13;&#10;JlDmen3MA/qujaMzwgs/Bu8M3iL8hWe6etNRQbehgvYRBd1VnTIxgAoaD/82QE8o0zukuW/zB08M&#13;&#10;Xd/Da1W3JvkUgK3Mc1kV/9dOwW+2Vv7jrtrf7K5Y8MfKcxk8nwzRzPELqupQuSHeknTgrFOW7JAl&#13;&#10;OdGSwVAP9t3yVBCvRX8WCHZQ1iRMc/aBgMUINwsKVAo5ty8a4piTkxyyg8bpTdgZzKvINrannDsW&#13;&#10;9eSqRx+4754//P6+++995OEHHoXI735//+/vue9f7rn3nvvvv+fB++5/7MH7H37sn3/3wO8feOQP&#13;&#10;9z326P1Ln1z8WMbnkXDTnLIUT18mK8/68tiubdv27Iv8GF0ckBM4O94ofAPhIzoletO1LZevNV2W&#13;&#10;Cz+r4x/orDwx2PTlcPuXup6L+vYLzq7UKVX+TQ3v5rWCm8P5Ny0VN83FMyMZPmWmuT19tDl5uDVl&#13;&#10;qPGKquoc046pOXrS7FAD7gFtjt4nR08qKYHIGfvgGWXRXZd9hl+Hgua62QGmr89MBxW03w1spZRZ&#13;&#10;bhWPuBGQbi5VAa0qpuXZHk2+S1WecS72/dexi8czz7/0xBPPrFq9dM3axxcuWvzaC8901lweHyvD&#13;&#10;ESUDOL8SC2hTZDKaUo8yf7Q6cbgy3N17iVUXORVFwG4XNxRFhVoYMU0mV0IFTXzQlJxHyfg3zdWf&#13;&#10;7n/v47eedgDWB3CwuEtZwcL+ygJaAcfyWND4EOLiqoWYAnAT0lTgKEQ3lBOIYAgBpgUuLkTPNTpG&#13;&#10;IIR0sEiAQgKldI5TmUtjccJHOmMBUARwd6oyIVlciVHBf/+tdWVph6a0lZS80I2O6UJGlsfI+C55&#13;&#10;jhukt6YASgg8UJnn7Lhgkhx2dqdP6BsmLB1unLtO6seVtDhHR1BBo3a+paPnAX33htTA0I3MwpsD&#13;&#10;NOE6A6Ao60EFrWkN+qBvKWjqzwH6zTzNsdGJkLzOa82ZkALdn+xSpp9LK/p3u0oW7Kj+x23lRy5l&#13;&#10;O/p5rPwKtg0SdM4CFEO6D9AJUIMnhf3GwGg5UBtZDBFaFozDzkGf9df6Ebs9kClQUDyiUwv7PBBY&#13;&#10;w8ZbyCbm6Aa5PXtgb1oL/8DHmza8+fKzr7/84qsvvfLKS8+/+tKTG19+YucfXw3d+mbs7k1HYz/8&#13;&#10;7NCO1HNRyZ9Enoj+ODrkja0fvvTa+g3PLFxUmX7Eo8p2yJLZvixWlv3F8d1bt+/eH/UhKGiSAVIz&#13;&#10;gHz2Yac6B+QK3klFpkeV6Vdnzgzn3hzLDagyhuoutpV/lXIm+mDopr273joU+falEzurMg5215zv&#13;&#10;rjitqv3c2p7iVWSxSjgww6fJYZU4RYxfnTM1nB/QZINNjxRMDPI9CrxS9Eej34NT0Jd+JQqac27g&#13;&#10;hHbEBz0JFwwKGicX1fCdgwWOgWynOguqMB5VPuhWp7LAoeADCqdGantrUvaGffDcM2uf3fDa8889&#13;&#10;u3b1smUr1zyy8LH33nx6sD3LNZhnlRfhhM6KAo+yGJ3FqhKvqtAkSjCW7fb1QLIlTk0uslLFY3Ai&#13;&#10;JD5QlUZFDBHi81XkO2W5k2MVrcUnXn3qscbik5O6UhDUbnk+HIv8BdSqALV8YCvs7JaXuGWlZFYd&#13;&#10;PgIX+34AVfOhYMCQ7Imtf3hGPk7DhAbnzSXzBIHlkI88GooNFR8Ox96BOBKS71Bmu+T8mbGyztov&#13;&#10;tr//Sr/4S+9IiUOZD5IcJ3JS8DwDhV64UjlkqcilKqI1OQ51nkeT5+3+Uic5Zm69OD4s8unbXPpm&#13;&#10;Vt9GvBwNxMUBUprr14EujnkF/aMYhypgmQ3jaShj+3NYFU725AaV2psC8YH29KQn3vEu+E3mvS98&#13;&#10;TwW9iTd0dmA6LLv9WgOI00yLLMsrv3pDnvpJWvn9e/ITUsp86kyvgmdU5ABDuQzcygwaEg1p6+rN&#13;&#10;QOtB4RncfmsfOArr8lxxksYQNwjCnUxT5cL+xRkU6Gv0KiD9sVMK0j94LOe3ZRXZEAFSQ4SVZ0wO&#13;&#10;pExfy7V2JF+ruzTSeGWo7itrd3pgpAhscrhoYoA/ocqZVOZOa3jj6uzASJZ3jDfcmirlH7P0XGXk&#13;&#10;mY7eJHdvCpzliyM7tm3dszdi+6Q6x96Zgu2o8nTS5TzF3Z/G9qQyXWnuvozJwWKvslhZeVGQ+dmp&#13;&#10;+F0vP73qsYcf+e2/3Ps//vl3v73vwf9936O/u/eR++97aOWiha8/u+po1Lbe6q/cshSmN80vz5hQ&#13;&#10;Z06MZHqHUwfqL9Txj5deiim9FFuTure9+KSuOcmnybo+Wjw+ABVZbMJlOq+M/xq62V3HqwM0o3q+&#13;&#10;gcMJJ64DpAMMcU3wnQqQqyCfsYmZURXS6BPIQ1mt4tkVuZ6hSlCy6SdDNmx45pWXoIh+aeXjqx9f&#13;&#10;ufKxpYuid24ENUEPltnV+ZQiFzuoqcrdymJqoAKoaq9MMFcm4Aw+6iIK1K4qyz2QQUR6Ma0ppFRZ&#13;&#10;tCLXqSzGfh2aPLuC9+4raw+Fvn5DVw7KlJKhsqblQFKitdE3Qhwj6CHBpceDRrYTC24B3T27BY0I&#13;&#10;dmJcfO4WFPLkQIgA5ZV5lILvkOXfNFRlXt374cYnQW15NEUuBXqocWf0g+Oe5ERQDJADlVAPAIld&#13;&#10;4O2/aq87bq3/dGKkJmDtZgyNrE7q0bZ5tC2AbI+ujdVKQFn7DEG/xzyg79LwhqCXNtPZBy9eGtud&#13;&#10;RclzbXlxroav3Co+1XfZPcgbastIXbuJXbAg8w8vd1enjw9k/gkFTXzQORvzBk8OT+/mNQ80gkjM&#13;&#10;cMCd7810y+EpFNVWZVjkfJ8sjem6ZFKBEAZdSRok8dFAlojUxfBru5Xbr21W+XKGhwB2Scj1LZlr&#13;&#10;uJF8ix+5PWeNc0ajEZ1Ly4JdIFh5pkeeycoyPbJ0ti+V6k7CSV36Uhx9aTbS5c6Bnut0ujvdid3v&#13;&#10;QA7nuoHaI7wpbe6koSL5bNiePTsOxO26aS4JDGQzijRnXxLVn+KEGkDvRZ8idXKosq/2QubnEcfj&#13;&#10;P9744rOPLlx0z/0PPvjAAwsfvHfzq88eid+e+lkc78uo/C/38j/fW3zpgDDzUE/tKVvfFbo/CRRV&#13;&#10;b/lneV/EZH2RePrg1o2vPrNi2cKHHnzk/vsfefC+B55etWL7e68dj/3jl4f3CDJPUfICVpXj6rgI&#13;&#10;Pw2E169AQeOk0PA/MzN5fWYCNk4H3LSMRyEBi2gFH3AJChdhpC4EwYsdGzToybXLebSm1DMsKEg6&#13;&#10;/soLa9dtWP/qK68888TKlaseX7Lk0ZRz8b6hKrcyiwb5CQIWcAaCFFSqIsujKR2rCHWKjjBDuK4V&#13;&#10;4I9S80hrZDGjQNcKLQfZW+pQ58zoilNORm9cv8SmBJVabO/PZjVIPQAiRDgUEkSS6fG+Juwt4KKT&#13;&#10;etZwz1kj/IV91PgxyGLCcW47NloS8oLwZwl5rT25N63iU4e27Pnj89dNAsgzdwie6NZ4SO5ESjL6&#13;&#10;UVVAwS1S81zyCr+yyN5+drT+kEeeO2VoxzZDY5vH2EGP1PnHJNM64u4gA8TnAX33FsQTQLYv1dGV&#13;&#10;4lVm2/KiR9b+f7aPnnRLL9IaHtOVOdaSffXpt8cXLLj0wNOtNcmTmj/v4tjIHzp1bWYPr2WwMcOn&#13;&#10;yrTjSLksR8/nLtlV10ChQ5aKfWl6ktDFEfQLo5cWMcr5KzAkhhs5+JJ8ciFGZnPOQZnkBF0i8HHW&#13;&#10;yJavI8GPwT3nGCmiIEL1AW3T3bJsqifN2Yuyl+qDMNXVnUZ1pjDdqV5Zlqc/0yfL8CnTfOo0nwos&#13;&#10;fWKINz6UMz6Q21z2ZfSHz0V9+ErM9j++89orG9Y/t/H1Fz47sOWzvR/2VF/wDpYHNIWTGp5HkyMu&#13;&#10;OHI4+oMNz6564OE/3PvwH+5/7MHFC5c/uXJFQvgfGyo+H+646tGk39DxpkYx5cnh/IlBvl+dxcrT&#13;&#10;3P1JtDx9rDv/aOL2pYsevff3D/3hnx++5977Hn5s0UOLHr/3seX3LVzxwGOP/eHBB/73vY/+8+/v&#13;&#10;X7HskXNHtxhVWebeLzymZkKwv21AwwUipa/P3JyZuh64cX0CPgKg3XKgM2k0Q/Tgyv+UPIvV4GxH&#13;&#10;QFsn1LmUPGYQ5G0WpckdH6muyjnz1mvPvvD8s6++8uLatU8sXb4aHk9p6tHJsVK3KsOtzGb7cyk5&#13;&#10;n1VkuVR8x3CZq/uKrmQb3X3BowFdXOgEIA7AnkVuWQ46ItRFrKzQO1ooE33+4uMLRbxPJseK7X05&#13;&#10;AGXPQJFTlkujswJd1ZA9LiQ8neXsrQiKZS4yx+buQ+KI7LlbyEe4TNhOo6MD8pPvUhSwAyVH4t77&#13;&#10;8vC2G8Zarpv23EO+abhqF5RwQHk1n1Vn2zu+MtQdcnSkTow0TJqavaYGj6nON9Y0MdqJ7g4g8rwP&#13;&#10;+scwlwzlswtb2FLd6hxfRpTlqX+2/Ms/6h74N7ZtT1MNX7Ca3KG2rK+eetu/YEHSQ+vb/5wPGhQ0&#13;&#10;aSQcOnltek/uLKBl2JblkiV5+5Lc3clMT5q9J8fVn8v2k15ukAi2ZXEwJcy9Hccco8kZZ3MePDWi&#13;&#10;GffnYB3c+euQGLcbSZwcPrv920yW4uy9wirTcThJX5Zblk/LshlVZmAo36vJc/RlUv0Zxs5LxrYk&#13;&#10;Y2tqb+VnRZcTPzu8Y1/EeyFbXnvpqdWP3vOHB+9/5N77Hn3kocULH4K68ZKHH1606LHH3nrlucSI&#13;&#10;jz87FHIq/v2QD1977pm1Dz/84P2PPvrokqWPr1i9fNGKlUsXv/Xys3vD/ph3aW9H2WlD2wVTyxfW&#13;&#10;9kvOnqtueC6y1HF17rgmf1KVH4Dyoy9zUHqhs+p0W9np9tKzOV8eOBS5devGl//42oubXn7plQ1P&#13;&#10;rX9ixdNPrH5yxbLnVj5y9ZOtTkUW3XXB/6voB32Dc3LMzNyYmroxdeP6FOjpmYDbpwDE5DJyvgs7&#13;&#10;LwOwgFO5TnkmowFqo3TFThHKHJcml4aSUMWfGKlqq7y44+M31z+/4aUXX37+mQ3LFi9/cf0qQf4Z&#13;&#10;YLQfZIuywIm1/hxWzbMDrwfLzU2fGCvCoQz3aoqhnkiripGJ8hwfji0sZjToWNjx7jMHQt6cHKtA&#13;&#10;fwLp1AFk5IgM0p74r4M0hC0/opE0IcyjsR2S51Lwx6+VaxqSw7a+WJd7dHKknBvrGFTudx6LZRuE&#13;&#10;HnWRB1ftSmUG4EYVezRFtPyypWmfvfmsX10zaehmda1undStbcBR4NwUS9hySMaII6Cl3wbouf2g&#13;&#10;7wQ0ijUS3mEEB+TH/A3jfuS425wD5+7AWfBbCH9MmyXRHdjizjgbkn3mHkWukYPatxmXFN2bZhnk&#13;&#10;24r2Ox7/r45//veOlf/LsOT/Gv3dvzFvX+eXJV9ry7z4xDu+Bf+Yfs+L3ZUp43/SBx0EdN7QqWFO&#13;&#10;QWM7mANnkMCsUj3Zrj6eG17gXpTVltkM4IXcnrGfzm7dE86ghICPxNeRycp5UPY4e5Odfcm0PMM/&#13;&#10;WDw5XGxq+0ot/kLCP31y35adH7/49qa1r7z01IZn1q5asXTJ4scWPrrw0UcWPfTwo4sefWTxskWL&#13;&#10;Vi1ZvGbJohWPLl380PIljy1ZsXwxVJBhn0cXLXx08aJHlzzy0KJHH1388GMLH1u27LHFS5ctWbpy&#13;&#10;MeyyfOGipQsfW7zwwUdXLFzy0jPr3339lT1bXjsS/0HSpyGVmfs6yk/2VJ9WCL/USpMDA7nTI1kT&#13;&#10;gyn+wWz3QJ5HleaRpdDdKfbOZEt3iqk3Rdd9WVZzWlkLiEf3kVeZ4e64NK5rR3T9KhT0zesz2ESI&#13;&#10;vTgwCLhZeL0UKZNDBW5FjrMvB9DJDhY5VbmUIgf7valLWE0pLeeDsnarebSc51Fkj18ra666+tbr&#13;&#10;6154bt0rzz/31JNPLlm27OknllRmnqAUxe6BclpVyA4UMMostyLPPphHq0r0ZaH2huNenNofRHQh&#13;&#10;rYEEeT4l39nLGzfX5H0R/ezKR7W96X7EMRYJxN/CB0xzIdBwroj+MY04uEFBY98VJY/uy72hrxbm&#13;&#10;nXx1/SJLR7pvANs8YTcsUe44MLgRiqICt5IP9WtGnoPzrGryHcpcSpXvU/DtrWe0jfscPamTY53j&#13;&#10;ph7GKPLivEjBQd6ooMmAb6KgW306MlBF2xT4CxQ0fDvXghuDQLzN5uxzZwr47azN/YoY7jx7YDAC&#13;&#10;eZiN/Fn7Gl63IncYbg9mj9t5TuJcfoIh+XYuDbkbQnenOoZLTMfeMf/3Bca3Vlj/uMq0ZYluw72O&#13;&#10;Fb+baPhM25qZvPo9z4K/z/jDCz1VqRN/0sXxHYDGyYAcPSmWvgxamWPvzfH0X3IpL1tUOCgGu9aR&#13;&#10;S/hrGPfgSHnGRW41PEKcledirxJZskuZRsky+8pOfXl468bXn1617NGHH3z4d3946Hf3L/z9Iwt/&#13;&#10;d/9Dv73vwXsfeuyRhUsWL3l86ZLHlyx+fOnS1YuXrnh02eJFyx9bCGhetGzZwqWrli5euWTxiiUL&#13;&#10;VyxdvGTxwsVLFi1ZvPRxqDIvX7Fyyaplj616+MFHH1v04KKFSx99bPHyx1c+tnjRPQ8+8C/33vv7&#13;&#10;+x/6/36L7YT/8uDC3z/wMGx8cOGDa9cu3frey/xLB/qrPvcr+dOD+UxPCtV71SNPDSgyfVBrl+H0&#13;&#10;IKD6vf3Z48pin6IQrsvZn2rruOTV/xoaCZHRcJE3pm/cnLqOs47emLl5Y9xl7/hCWbPX1P5VYKiA&#13;&#10;BXTKQL2WUEgfnHrfrSqh+4vJ4D34No+RAcvyXIrcidHqsrQTG9Y98eJrr7740oaVq1ctXvb42rUr&#13;&#10;zx7eZe7O8g8UumQ80OOMspBSggzPZbovacvDPV2XWWWBQ5VPD/IdINtl/KnB3MGW1FefXVGZecar&#13;&#10;LabluR5VMYWdJYo41QwhSGmiYX8SBY1LdpHQpS5yaeACeTcN1bkX4956efVNQw1cBecAQffI3KOI&#13;&#10;3fKfUMo8B9wW0oGExTX3eC55iUPFB0FN917QNxwwt5xya0rGzW2khZBM0DGroL0GKRoO9QYFLWV1&#13;&#10;0nGbcsI1+j0UNNlym3E/19nfMBqhHvkBI6a53eYcOGfPoM2eiLMgtb/e8vVXwRT+jAV35hLhriKY&#13;&#10;SQjxdHMjXJrcIWRLkNGwQ5BQt6MQuzekM11pHm25af9G27O/pVvPmz5eYz+82V11enTjY6zks6Ee&#13;&#10;3pUn33MvWJB271Pd32OgyrcqaAaUqSzDqcr0yJKorlx/bwrTl0T3ZWOHa9K77uss/bRG7gZ3M4N3&#13;&#10;KXg/sf91TyrTn8ookx39V+39Wc38T87t/TB89+YPN7606aUX33n55Tefe/qDt56L3fHmgYj3o7Zv&#13;&#10;fmXdmsUPP/DIQw8vXLh4GYjhJYsWL3ps0cLHli8DIC9fsmTZY4seXbho4ZJlSx9btGjxsqVLly9f&#13;&#10;uXxZ9O53SpP3NpecrMv9pCrzcG3B8aqMxOq0REHm0aKLibzzsflfxvK/ivl0/8fhH7763ssvbFjz&#13;&#10;1BOrVq9cAYk8+tt77vmn3/5u9Ypl4VveSj2zZ6w5BQedwYPuy3R1p9LdoP1THbIUSnaZ6k93wr1V&#13;&#10;4gB0W9cVn6kHCPZrUNCkG8dNnHF0drIkhpZl6aXHRkt3GIUHPLIc90AxsIaWFXmAlcocRlXkxC50&#13;&#10;JaCCXaoiqMuzqlKmP9+jzrYpCxLCP1r/3IYXX3thw5PrVi9f/fjKNcuXPHr64E5zH98HTO/Pdw9m&#13;&#10;21U8AO7EQJlDclJXEcrI+XZNFj2Q5VUg+CbGSj7e+Nz2918K6Kp9mmJGBoDGXskMhkTbzqrmn4TO&#13;&#10;YFyyUBKo8xwKfkBV4B8uPRL/UcTHL9+01VAyPkOaAb/VxUHUN4Y0MBr2QR93HlQaGFy4q5CCercm&#13;&#10;F6f4kGUZm08amo/Zu68ExloCuoaAUTIOqlnX6hmDsGnc2ObTSX1jLd7RNmasedyu/jMuDvxBInYh&#13;&#10;dOGg4VQXTviQ5pKRbrb9aXYcwJbqlKU5+9MdZCoPui+V7k1lesmKWZACUV64MyQO1g/KC0OqF+eB&#13;&#10;ZMhQN7TeNBd8xCkjQEWCkQjukMr2p3n607nwm8bOfnUrBbgWqLFC5t1wXpwsFCydluPZHeTUpJ8Z&#13;&#10;7oPIw7MnQ4YdZAI/+LlyGIJLxpCAiQvR4BBNrrXqpKP6ODuQbXl/jXnvRu+1QqrmFNudrOnKvvLU&#13;&#10;u+yCBekPrOuqSflhgEYF3ZcC93mqP9Xbk+zuxxm6bb3FXCfovxqguRcAQ8w2zs+J/Td603G2jV54&#13;&#10;7jjFBzx0e1+yU57mvVYwOVbq7MsarrugrjmvFnypqDo3KP7C2YVDQrStl9orThan7jsQufm19cuW&#13;&#10;LAY0P7rosYWLFi1ZumLVwsWPL1qyfNHyRY8uBkIvefTRxQsfXbrwkaWLFy575YX1IVveOBz3/qeH&#13;&#10;dySdi0r/KqGj6JOpa8U3jcXTw5k3dbwbw7ybIwUTA7mGJjjv553FZ5oLTtTzj4n4x8vSDqeci/z0&#13;&#10;wI5j0e+diH330tEdI9KLjILM4tSb5iYVEdJzMd3Zm8ENYmTkWc7Oy37jr0BBwx9eH+nMgRNxkMmS&#13;&#10;pv1ut6LQO5Dr7bs6WhM3VLqTaf3K01eIPZQ1uZQMDAgFaprPqgtd8nwHTjpV6JOXuuSZPl15S0Xy&#13;&#10;hqcef/71l996+e0nV61etWoF1H5Wrlj0+ZFdtLKMxe50mc6BXJem0Csv9ijyDBU7LDVHXSNFtCaP&#13;&#10;7sm5rqsoTj7wxjPL+xtTvWN5VF8OKytg8CgyjOX21jzEKMH0bYi8e8OxM4hgWg01hvwJZYGpNys6&#13;&#10;7N3sz2KmRvMpOR/X4oKzf4eC5pocsXfH1/nEBCEC9Q9aU+DWQM0DJ42iui+aW08YGo+6+/N8Iy2s&#13;&#10;roU1NOKYb107qGa3VuTVtgQM3R7YYusbp4f/lIsD26xIyxW+wamufgA0EDaVwilJcSBWEGRBfgGM&#13;&#10;oPKY5lKkuhRphIk4VgLoHNwHfgnAONJVi1SZMdnZEA0OoRUpJEwNmvx7mCKVgpJDnsYo0rnJJciK&#13;&#10;MFAGALWB8hhiBIkP2Uh34Oi7ZEqeApV0CmUUhOlO+MUSw2wguzH8mlkEjpjJ3lRKnulQZsEp7O89&#13;&#10;YUt4wz6Yw/Rn+eQZg21pSU+/513wd6n3bejAftA/TEGDdoYy5upAVzbcOiilvD2XPf2kFwfcMUKW&#13;&#10;v4Jx5yLPiMs8vAZZTD8uke6SZZNe1aS06M+Chw73merGyZj8yuyAKsevyhlX5/iVOe7eLBZLlBSP&#13;&#10;On18pMjWyyv4MvaZJ1cvB9G8BCX0wiVLH168+KFFi9DXDMRetGjZkiWrli1bvWIF/MAXL1384COP&#13;&#10;3v/Qww88/Mj9jzx630MPL1269PVXXwjZujHry8ShpjRHb7q98yqcnVVm+9Q544O8iUHe1BB/YoA3&#13;&#10;OcgfH+SzyhyPusAh4ytEX1k6kgDNs082+L7h1aER3zqOJPx1TJaE8pnwGa7yOiponCwJFLRbznNq&#13;&#10;8ixk8gpXy6WR/A8somivMtc1WOxUFTplRaB5fepMVp7hkedTAzludalPVQ4vBHst36YoOhD9/lPr&#13;&#10;1r3+ytvPPPP0kscXr1i1+vHlS598fGlxxjG/tgSEJAsV/4Fcpj/POVDk779oLAi1NH3pAD0+WmHo&#13;&#10;ynhhxUM556OnTTUOQACgXF7EKAqDU3Z8Q7T++HQGI/DFtlBVvlPBnxmuHGlN/WDjs8r61MBgHtcF&#13;&#10;m7M7DySGCpqEpCcfF5/FtBLexTyPqtCjLsblz1U8tyrH3XleV7ff2Papd1A4YezxGtoYXZNL38oa&#13;&#10;JT4j8LqJ0dUFbLIJ+k+6OGbfY/itwi+BxOFt5t5s2AeHOeAEvlhPxImkQf2BkqL6syFE68109mVT&#13;&#10;fVk4pRSRtzjmDUAJ6cjSHYp0hxzNyUUUgHJgAZnWh4xRht9MMAQoYCT7W40mOztk6bb+VLss3S7L&#13;&#10;QAOMgibiSA21cihR+lNRuWMc8pZNMol5c/QCbbPcHIag8MBhdUBDcrG4MQhZcu04Wo/qTnH2Jrvk&#13;&#10;GbY/rrXvfYsa5Lk6U3yyjIH29KtPvetZsCANRxL+QEC7ejK86nRlV9FDUelpRcUBZa67L9Uiyw0O&#13;&#10;9f5rAppcMo4Oh5oHhlAHyiAhqQDh2BZSAHOG9ad0nKCZmL031Q4RKPbkabb+yw7FZWYAisAMR19u&#13;&#10;Q/650qsHM85Gnt+35UT0u/t3v5a448192z84EfHR5WO7S1Piu2pPjnVdtMiSrD3JI40X2otOlVzc&#13;&#10;e+HQ7mPhH0Tt3BSx/e3orRvD3lmXeXa3qSeZxp4kWJTCy+nswcn2IHT2JDP9KVBgO/qu2vuSGFWG&#13;&#10;ewDekHRuFA9eHSl9wbg4eeEzXKAIf62TJeGSV7OTJQGJymlNMTtQ5JFnawX7r5WEOlpOQqHnVpZQ&#13;&#10;ynxGk+OWZ4MidgzkWGU8RlnKgJqWpU9oi6Rln21Y/+yLL7z28msvr3561co1T6xcuXb5ijXPPLGk&#13;&#10;pfp84Fqpq5cs709G9DGaYmfnF8aC7VRPmkcvOBjxzp53nwOo+RS5uFTzQC6twk4gHDHn9ofjwMcR&#13;&#10;8Mc2uHZIHIsEhyxn6lpFa9m5dasecQ+V++Cksw4WLvyGkSxBDucoaDIoEZscWUW+V57PyvNd2OxZ&#13;&#10;SCkKnBDRFLoVWY7m02bJXnvHF54Rgd/c5zX0sYZ6r74xYGjx6JvHbdcmaD02jX6nDxqFEso3/LkC&#13;&#10;JbOJ+CWOCzJ0zYXT2ONHpheq5+hnwJl/+0Ftze7TCz8M8pMGUHKzQPQHWYlOBuynhePcZuNQ8URc&#13;&#10;4rxriMtMCrb0EUyTudi/1XDadVxiA/bJZoi5+nLcfTymL5dkm5sVCH+EDAIOzgWnJgUMhnAs1nZp&#13;&#10;MuGyszcFJ6mAX2/wpwv7kJ8xykluC+4GkGI4QO97ix7iu7pTCaAzOAWddv+GHwxopifTPZA22Jnz&#13;&#10;v8IKMguLAvJsG9wWHOp96xJuI+lPZZhVeILENYRVjVQaqxpJTvlVqHDgI8alTLiQW9YkC6fMJyUl&#13;&#10;3k98FvDscpy9OP8ylM10VzLTne7rz/WqcCwiVIvhLF4cqQAiN5dVZ2DHWVWmW5mJUzjIM/wysEwP&#13;&#10;VCDkWV5llk+Z5VVl+TXZ4wO5HuwRkA0GVRl4o4IPiLs5JITin0VRn+zsuurqS3HLU6jeK9gjkHwL&#13;&#10;RoCOTjYujhux/2I2mYvj19DN7k5Az85mJ8+jFMDffOARrcqxqQrd6hKb9BNDeYhdcsynzHWqC2yA&#13;&#10;y4FioBit4TkBQ8pibE6UZ/sGeeqGS1veffW5dc+/9NorK9euWL7i8eUrVi9ftfqxRYt3vP/yaGcG&#13;&#10;GRhdzGhysXlQXugaLjTVHbJVhErS9z6+4jG1NGt8uNAFP1p5GT2ArWpkfHaQmBzyOAMUcuGPa1+f&#13;&#10;QllAKXmBa+UZ58J2f7hhUlfpkvFAVs9++31PDXtyOSdD0vMYBXZ9oeR8SlVAKUqc6jIXjoPnMz2X&#13;&#10;TU0ndY3H7T0p6JUeEwdGO/yj/QyEFtU4PerWFDFkwn4C6HT0zaGAujPkWAZGYAq4QVFMesKmuvpT&#13;&#10;oCbrVqQw8mQgL07NI8dV+2hFuksBfIHfOdx2nouEUE/CrpYKPsSxXyPGMeewhcaxxSm4Xm1vChiu&#13;&#10;L9WTDEbNht9qzp4kCO09oLmS0CsK9FfgQnMMjmbi0yp463hOqL3JcqFcdAIvlJArnK0C5XZ/mgXk&#13;&#10;vyzdgx1p0TcNl4ZjMYiOhl/+bHUBgEUi5NoBW0Bq63trQEHT1wDQaQDowbZZBX0fmbCfABp//LOA&#13;&#10;BgNy4XSj/ekI6Mact/mDp4axH/RAQ4ZfhcIfCjy/MkPXlvbbmILcguzrvZn2Pp5dmUwOD+YEHwEm&#13;&#10;SKjEFR7kq68jZDtp2p3dzu3G2ewOt+3/7QYgA12ZTfeSwg9eADInNc4Z0pccDDnrT6ZxqqZklyxo&#13;&#10;dH8SqfrkwA0E4FIA6L4MH+S5B+fyZ/sz2b4sT38OLtsId5gYlpoISiBsJryHuKR6HypxCm97Fuxp&#13;&#10;k+fAw3LIUkAaUz0pnj6+ty8PXlfungT7qkMIpUIvj+3nubH8hgxD4nj3OBZDeMs4smNRDSGnoH8l&#13;&#10;kyV9O6DhF6gCevI8yhwyiXOBVZHuHSj2d6dqiiOHaxP9ynSPusihKHBoUAy6CKqc8lwcZgIi8Vrp&#13;&#10;uUNbn1yz9qVX33x23ROPL1+6cuXKx1ctX7XmieXLFl/9NHpKJ6L682g10ZKqPKe6yDlQpKuK+eCp&#13;&#10;3188tm1ipJJSZQK83OoKsuBsLufA5Wwu+H4yC5YHtDyPVhV6hgpPRLz31cmQaW053Y+95dzKfM4N&#13;&#10;/Y0Dv91m8891rAay81xqqECAKgFlXYRNoKp8h7KIVpd7VMV0x+fG+gP65k+BwtPD9dO6XlbX5rP3&#13;&#10;B5hhXFGlJ5VM2J8KqCIcycQeXbMg4EKUtJwC7U9jZYCkFAYX6MyhQKfLM52KDIccKI/zSboBc73J&#13;&#10;zu4r9s4L1o4vrO2fO1qP2VuOWJsOmRr2G+r36cSJRlGCTbTPJtprxXCfVbTXJtxnEUaZhGFmYZhJ&#13;&#10;EGoWhEKIEdgiCg+G32p4SDgcaBTgsRA3CyMsokirOFIviodzGer2wnnNjQchA7aWY46OL52dF6ju&#13;&#10;qwQoZOJ5OTYVAqDdQAf4oeIEnqSgglsR/P2nE7qh0sePUPDI0q3vrrbtfcs1lOfuTvfLMwbbM64S&#13;&#10;BZ16/4YOTkH3IAKQ6cgFlO0UUdBQ2Z/Aod65G/OGTgZHEhIFDefqzWDlqdr2rN9GFacXZPsVaea+&#13;&#10;TAeUYcE8zKEq94BuGcpeEpKHRfYJfrxtt6AFE4HI18btjBacvB8M18ztyWF7s3FxgD5UprhklzIz&#13;&#10;aAruuac7SWEMcUqRfstoeCuwRTHTpcAFBCzdoMGJ8wTSkQM6M9zAelzZJN3RC3I7i5blglH9PKqf&#13;&#10;j/4QeYoDGzxAUGdTfdnObngDAfck832pAHF3b66zA66CaAiu4MSvIMyksB4WXGoLP/ZyLzA8BTLL&#13;&#10;KLnYW3cAQmQ3UdDeX/N80AwODIG6SY5VnufUlHgGiljsG5dHqUrdinSDKEpbFuFpT/IOlFmAU/Ii&#13;&#10;r6qIkmezar5bDSK6ODBU2i+58uHmzevWv/zaqy9veHrtqpWLV69a8vjK5Y8tXvbSurUt5ef8w0Cr&#13;&#10;koA636bOpeSlNwyVxw5/+PbaP1iqo33yPIcm1zaQS6vzQGu7ZcW0AvtFYDshkA476iHWEdYcsn9s&#13;&#10;aqM7BVKGUJHHqIuZIf7WV5+o4p2cGC4G8QiAJsCF3b7VxfEtRnKLmEbJzHXdA0Crs0FKu+V8Vg41&#13;&#10;QSyEXDgXNp9Vl/nkRXTbZ6bGQ8bmUy51ps8oCFDqAK1jB0oAIg5FFiodXEEOfp9zpBZX/QddCfq6&#13;&#10;L9nRc8nW/oWl5VNz01lL3RG7KMEqjrcIo821kYaaUH1NqLkq1FIZYqnaY6ncbanaYanabq7abqzc&#13;&#10;AWaqAttprt5lrdltrtllrNkZXFc/aDvNNSGWmnBLTVgwrA1GrLWhEMflxL5huA8xc22oCawmzAR5&#13;&#10;qAkxVYcaq8LgXGZyRjgdWXYa4jstFdstlZAx+BhirgmDnc2Sg+bm87b2r6ieJPzBY3cOuAPZwTYx&#13;&#10;GfzaUUHDfcC1nSCEin9/quXdNda9b1LXoI6S7pNnDM26OFJBQdckj2uw9QxvIAE0SRbYkUXJk6Bi&#13;&#10;PqFIu6Wgd+c2g4L2EQVN9WVOyjJ07bn/FJOfVMKfVmcyuJQ1YS7R8kGb5Qun6+cYnoWDzq0tt0oa&#13;&#10;7ls0LGjh6lARcxdIDNIk3wLjyPT5GHZ+6Ww/a289bWk+YZIeNTQcNEj24XreAnji0abaKIhDaKwO&#13;&#10;t+DdDrdUQxiGYVU43HZLzS5L9W5z9W4j3GpBqFEYphOE6aHcFYbra0OMglADPFlJlLUhzoKWaG3c&#13;&#10;b2884mw+Srd+7mq7QLd/RXddcvVddeF8qldcvUluQDNKeHgbU2nVVVoJX2XBGwshOrtQ4GdD/cYu&#13;&#10;v4p87wcBnoqVIXIIeY3JJKvkiQCjuceKdwnVNK6o8ut2cShAOeaCLqYJVkgNHZnoUPOdmmKfutBW&#13;&#10;d3ysZDfVes6rKbYo8p1DVVAXHpdlsmTEIAiQqaGy+qKz7769/slnn33pldefenrVqhWL1i5fvmrt&#13;&#10;0/c/tvjTw3tmtBW0CthUAj+wybHitqpPn1jzYEvJV27JAX15FCXjuTRFlCrHreF50SeQ59IAuXLd&#13;&#10;UCNW5dADhVYyUQbnDr7VFvejGXFHgIF+92ry9O05KxbeO9R8OQB8VOaCBCZDUTC888DvMFKKcGly&#13;&#10;UhrLGCQyQpl8DH5FhrCrCoHmrDrHK8u1dSaP1R+wtRyf1LdMeuxORbat66yj5yLV9ZWz57y57ayj&#13;&#10;4RhVf9Am2WcRx4Es1dfs1tfgWqW6KgxxvVFcaXS7oXq3qTbciEwkVhtuEqCZa8PNggiLIJxbPxfX&#13;&#10;5BfiEv1oohirKNYmjrUQs0piLcSCEdgijiHhX2BcUrcMt5CkMA4pYwTSjCGnJnmAvIHEhlyR3KLh&#13;&#10;VYToKnZpy3bpq0JtolhXw16q/ZwDbkgX3JarIPQQZAqeXcHzdmezUNFWJY2+9bg16gX7cJKlN9Wr&#13;&#10;zh5uS7/0xCbnggWZ96zrqUIFTfUgCAB86PsG3doL8g37KYKgm1ZldTakb+RpTg9P7sluGWjImuzP&#13;&#10;sMmzLb0ZM32XtZ3Zv4suzc3PnJZ96eoDQQPgTnHhUoRQNSEVeeJ5x3Y5WQb2DkQ/QBoNFaC+THsv&#13;&#10;TuEPshGRhE6bVCfUcqB2pcqBugL2O+xLofqSnH2XHD1fWbugfvOptfWMqeW0pX6/tZassVkTbqgK&#13;&#10;01WEaMt36yvIUrNVIQZixiooAkPJ88WbZob94XGTOwkGTzwYITtgBGozGIHiM7iF3PAwEoEXhkRq&#13;&#10;w4w1uLitvmo3vFG41m1NiKF6F1nQllsVdyd+rN6pg5cQynVIVhxnq9vnbDhANX1i7zgP5uj60tl9&#13;&#10;wdl1ieq+jHM29cCFZ9K49Bf8snhOkES4JBhW71w4KXa6oy/DAbcRagbYUJGDZZU829Fz2ftrd3Fg&#13;&#10;swARiaTrcZAsCp4LauKyEr8mz9p2SlUSRrWcHh/kOQdKKUWBrz/bpylyYbWdRylz3ddK26ou7vno&#13;&#10;9eeefeq5F199Zt26J1YtW7Vq1cNLl3246YXhxjTfQLFLlhdQFboG819d98i5Ax9PaSuASsaaGEN5&#13;&#10;GDw2Vl1OyUFy5tCaPIeigAbBKM9i1TxGU2DHJa/ySMvbT6SgCxjUs/n+obxG3qn3N24w92Z5cbg5&#13;&#10;yGFuvRW0Ow78EwYJkgjJLd6i2e1zQgJx7qJwHkGPHJ3XHs1Va+spSiOedgxSDYfMVVvMlXtMZbtA&#13;&#10;8JrKt+oqwgxV4YbqcBDFQC5TbYhJsMciCLUKwmzCUJswzCoMt4vCraJIE2hn9EtEAYKRrSIMCTch&#13;&#10;xAghJhcnlBRHowEoYc854dzIDzM4fG4Kt6WGJw1mYDYzQXBb8atYqygCLsomCrchXMJMVaGGylB9&#13;&#10;xVZ9xRbgAgDIJk6gpIddTcdtLScc7Wc9XV+6uy+Zj+1wX93nHcx39/MnVXna1uyrT7xH4areT/dU&#13;&#10;Xp3U4KqyTB8u6Y+GaM50gvRWpdn7sybUGW1Naa/njxwfuQGAHpRmT8hznbJ0b88FjyJtqI33LxHl&#13;&#10;WYUFzECusy/D05tEJnfOcMrROe7ohxRSHOipJ01zpNYPupJF/wyPhoqggsegryCb6sflnRztnzna&#13;&#10;z4EQdjafsjUes9QdNAsTLdUhluo9FlLDsJRvs5ZvgVqFqRpqHiFQL4H7YBdGOESRNihia3FxZJsw&#13;&#10;0i6MdIii7OIouJ/k7nHP+uv7+Zcauf+x5BlFWkRRt0KzKNIKz0IURsJwK7xvAgzhJTSC7gZ814TC&#13;&#10;y6mvjDBUhpkrtpvLt2OItaLdlgqonEWYRAmWun1W6SF7yzFn2wlH2wln50VndxLVk4qeOgWZnEeV&#13;&#10;xyozXXK4n6n23mRHX5q1+4LnV66gXepc4kkIkgj4giiU8yc0JS55oVVe6B4upDo/HSvZybadYjX5&#13;&#10;lKqMkefjRNKgvgfyHMpsVlUwMVg+1pJ1LHbLc+uef/7FVzdseHrtmpVL/3/2vgMwiuvM32mX5C7l&#13;&#10;cs6l+Z9ccncpl+SScy9gMC64gMEGm957U+9g497tuHdsQNJqV7urXrZKNNvYpkjbJAFq23uVBOr8&#13;&#10;f997s8MiwBUcHO/Hx9M3b16bmZ3f+803b9675poJ11y8u/yFgcOV3qZt/UdqXntk/bzpV7r2F/e1&#13;&#10;lPgM0h7TNps6y1qxhl79t1a4zSUeWtu7kv2g0cGW0AwhFiVrleA64GB3thT4yKE/ZJL3HVG8tHnV&#13;&#10;M/et8xlL0XXT6A5g9EeN4jiNcijnpxFYTB1AfDgKw2tSvsmV1mcxSkMGPI7IA8a3j7YVHXUd6Pd1&#13;&#10;Bvc8ZSfnQI6rLserz/Xrcz36HE9DtkfP7j0tu5eAv+pMjybLq83yarLIQAxDZxeU4SDZ8ZDrGNAU&#13;&#10;Y0gZTDN8pDBuiDf8p1aG/idtukGZUWa8Rl672AxuMETIIh5XT8uxexuyvPpsDzJqMv2qjf76Andd&#13;&#10;loPAenU38LpqaXfl4iPaVXg8d2lywrseCu5+0rXrUf/uRyLvPnpI9/QWmm70W4X/Q6M4eg8X+5oK&#13;&#10;A0ZoEa3mbiqmoWmgz4a3fAfe6jO+sWfn9hmyjocP9W4o2WPZsy1o2B42vNHTvDVmetP2vuQ3WY3b&#13;&#10;y0oHWopp5eyDRaEmKWmzhBxQxu0R49aIaVvYDIa4LdD8tn//m54PX3N/8Kr3vSd8ezZ799zn2XWv&#13;&#10;a0eBU5/r0GZba8FG11hr1tiqVzuqVzlqVjlq1zrVuU5Nrlubh8cFnzYnoMv14YxpMt3aTDz0uHWA&#13;&#10;yEwvTg49/bAHDvbMQU9F5N+nU+dkp+7zqBtYTwZCQDNV6oLCRu30A8OFYCF+b9ps/N7oR6jLQYPp&#13;&#10;4uqzPA05Hj0iKTF+nHSVKUsOObhqVjhrV9prV9lqVndVreqsWtVdl2JVZ9h12c6GfPeue3CKfO88&#13;&#10;5H3vRQB3cP8b9GGUoTi47/W+r8J80JAzAzRn0HHsAKDQQ70ibCjuMdHsHMHWSvDowK7H28tSgnha&#13;&#10;sZSHLRX0ebRJGrCUgmn2WMp8+4p6j5RHO7XP3Zdyy403Tps247Zbb7124sTLrvjr849uiJgkg9aK&#13;&#10;D3SvTrnmrzukj45YK4IGAD3AXRo9JPfu2NwuX+jd/3LkkDJgUHia5TT9P01JKg83S2NAaqKZ4vs6&#13;&#10;0E+GdNxGeApKfqziMHko4D4eHUzyY91VK++eVPJifl9HNSh8gkeCNDH751exvwlbFMHW8qAZYSU9&#13;&#10;i5glUce+vmA77upuzXqbJseuynRowT4y2HNoioNcAbhFgXR5bm2uS5PtUgOpeZhDoZqhKuFgNnAZ&#13;&#10;CmQXAVrEyvNWWSMBNKy1+mwgjgP3MIck4nFZdm22DaEuy9GQ7WjMcTTkurT5bk2uAyeqNrWzfl1H&#13;&#10;zUp71cqu2mVO1fLmyszXxt0RvuCbW/9w8x7J/YHd99i097oa73PveMC760Hf7kfCe1+NvP96BOF7&#13;&#10;rw3uf/nDBskCmeOp1mMpsg9a97x91FIcMGx9oUS2W1sSOfjWf2dV11SVet57U1ZR2Pbe6z37Xgi/&#13;&#10;/1xw79O+dx52797s2LnJsSPP1ZDt0mfjeuGp36ZKtdan2mrWOqpWO2vWOmvWeWq5rnHWpwBVgbZ+&#13;&#10;XaYfsKshX4RVk2nTpNs0GXZtJo4UcOzS0RUE3oHAOhFq8HjEKS3F48xgk8ez3lR8Wvrsyn8nUBTO&#13;&#10;S+ZKFZGbGz+wxB8b+g/qUSiS2pMuvEDWpzt0GU59mgOqS7PrqKP1a3PR6/ip70EPlOvR5vvqNnhr&#13;&#10;1+BseGrwmIjzs9ZevdZal2KrTwNvc+oKfLseDDRu7D2iYtCVBGgBsAiPvCDIlsIe81tRctsDwip6&#13;&#10;LIpu7X3ttZt6acU/JYE486vGmuUg2pG2Cn9LSRA43iS5P33pTZNumj59xuRbbr7y6stvmvSXlt1v&#13;&#10;9HbWrlwwZWPKzKHO+iAe9Cwyv0nma6NPycPG8uDux4/IF7t3P9PTIqUBf0ZZAOhsUcZa0E+A4Mdh&#13;&#10;VOCkCIFuQDo09STg+1gVoTZu8PeQpaFmmb9Vcf24P+lLnhzsroua8GxLs+ghzSenz59C4x6boLHU&#13;&#10;a8CTnTyIPq+1nJ4b7B8MRLoCu5/CU7xXv8mjBvpkuNR0QzpxG+PmpDsWBDMbStCMW4XfLXGAJipK&#13;&#10;nuWTlN97ibfieaqEPuDa7E0X7lIctXDsGYwn0rM8UNupTXdqUx2aFNz83TsyPHWpDn2mfUe2A5iu&#13;&#10;z/Th5tcUBHUZ5qpNW8bPDl7wzS2/vX7PtuyQLsVekwIcBwGHYa9N6a5fi2dzZ22Ks25dWL9mZ/k9&#13;&#10;s4pMjx4eWr1d1azYENVtaFflTL7vzYtz5bWye/6UuuWtl59Z8sTbdxRsba1Z56pf2y34gtfb6Z3b&#13;&#10;Ojzpu+vSXDWpntoUb10a1E/e8wxQSw616GaYdzjdDRxvyELXa6exLmkwcFBudQ74JoUAPlW2ux42&#13;&#10;OwNEogXoxCnygLGSH5/H4AfALzE/eyefzE+vVCCriNdLVQu78KPCT46xAfaTc1KY7VDx3yF/aAOU&#13;&#10;k5PNQweSA5YN+o+frpuwPtWhTXHqUpzaDS4dEDzNqUvDmfGga8GBs0cEIuyaDJ9mnbd+nbtuvbN2&#13;&#10;Pa5Ud+nCYHMJg64kQAtskZhdyKT0m0v9Jnqh3GuUxyzlXosiZNnuUBUEdj4ZbVH4jaUhI57spFFD&#13;&#10;WcBU5DNvD1poXcH+tnKz7s3ZMyZPnjp12vRp11036eJL/pqftuTpzSm3X/d/7fu2A55CByWxVmnY&#13;&#10;pAAHDwHrQclbq6Lvv2CtTOnWPhQzbjvaJvcaJOgkIm3KEK2XKGVYzF4SEoNmJFpA50/BbTkos2M8&#13;&#10;YUCDJllvq7K58cU5t4+3aN8a6KqIEm2n14PUHyDNZ+LpH6HoFeIly0MWKb3mNslDtPxuaY/rg2OR&#13;&#10;w549j3Wr17n0oIfZTl06HjCdeIoELtPNw+gwf8JldwWnVAy7uS2kYfcbv3u/PADN3CykAhxwf2iW&#13;&#10;Q5NuV6ei+/EwCPNocrzqbI8KnC7Trk8P4cFCtcHZkO5WpXhwe6sBHxu9janG6o1vXzsvfMG3t//+&#13;&#10;xvckeaGdWXaCPMHn49BkdmvWoQNw12W469eF9KsaKx+YJWl/pG10TWHjQWWmT53mqsuY98DWCxbX&#13;&#10;/Dlf/vP0sgl5kguW7Jn6QPGRukwvGKUK6ANFq4CqaGeOTZdn0+Y4dLl2PUJyRtm0Gd0AYl0mNrlS&#13;&#10;A6grBYrlunR5Tm2uQ5PjoG4JPVA6czLgsSnTjovOXEzok1i3FAdNRp+xSa8Z2IUmcMdZOhuXmJeA&#13;&#10;kIplZ4nF80jUSz8wFg8F7OInR79D+lmSu4OoA4N4BuIM61ka9EB4OMCDBY4L1Bg9E56NsoSzQSEO&#13;&#10;nx8gjUVBL+Xlb631ubbqFbhHGHQlAVoALPLMRk3AzTIfET15L7HXEl+rLHioLLTrcUd9TrhJEjSV&#13;&#10;xyxF9JmcWRFqLQqZt/qbi8JGZcRUfvRQ+Zbns26Zdtttt99+y81TJl1/0yV//cvvfnNR0YuZo+5G&#13;&#10;b3MxWDlId7itirFvmto02EwD+2L73nDU5B6qzArtf6X3cHkAldKihWhYWcioCBqAmGxVQ5o3gxzT&#13;&#10;vMFjsO+jladHCF7MDpYUAD3cWa18o+Ce7IXuD0sI9I2gz2xNWE51zzZAM983G5dCnY0saiyiuoyK&#13;&#10;XpMi5tjbHzoc2POkrX4d3cn1GU4VgAk3Brkm8dsVbh4t2DQRatzPTCmS3TZ0h5yAOX6HfJkAmrNF&#13;&#10;tBkhwRaDIfaMD4wDawYR01LP5ORAoM111eV4VHh8zveqc2z1QFWAY3aXNtW7c3VzXdZrE2aHL/jG&#13;&#10;27+74d3i3PBOPIMzGs68qyjTpstw4Amd+GBaUL9eX/HIbFnn04eHVxfqPqzM8zXmxbTpVdsf/FWm&#13;&#10;7IKVNd9aW/+1pZUXpdS/ufWJkHa9ixrDRoLrmA+K4T492rNLw8JUlzaFARm7FuhacGkAPbiOnDOC&#13;&#10;Wqoy7CqOdCCbNLoGXQ7nngRYQDF6XDgRCkDGNgmdcboYPSdXNc7eCcL7GZX/ZqBoEv/lxDcR0i8N&#13;&#10;Nvt1cRuKI2UjghCvzfZoc93aXI8amuNBD0qHzHg0u5p0nilEF8WuHXlLoFl4YkAPR4kB4ujbdNk2&#13;&#10;TSY6Nrs+q7t2Rag1CdAiQFPI8Iv5OjgCAqEIyGjJvtJeo6xLnenf/VKPpcZvBCKDa5OjA8/mxDcZ&#13;&#10;2PXRstmKdSvm3XjLTdOm3XnzTRMu+tmPfvaTH29YNmuH/G+9reVH28qCRiXNkGcCNpXGQMONUhTl&#13;&#10;b6k8ZpQGGh6xlK9y736oz1QRaSoPt5RGLWVBgzJAK3mzdbPQtlawbwFex2DfRyhPD+XojOcAPvG0&#13;&#10;31By3KG6d+28zTl393SiN6rpMUuChuIQWkVsl8HoKaV9HmXN4P1EKQ39ps+FaOlxYtCODwdCHb7d&#13;&#10;T9k0a9mNl+HR4zFQuEMS7xmmHKROr2PuvS+J0kHxDobu7XhPQzY7XoZxODoGTwyz8ATt0GfZtJmB&#13;&#10;eorx1mZYdWCsWVFdZlNF5svXze0FQP/+pt2SgsgunEDWV0FxPnXZABFCokbQ1fQefcYe5f0z5a1P&#13;&#10;HhpeBQZdnhfUZznrco/uWieVPPSrtMoLlut/mlKxteiBwK7sgIoe3uk803Wh9qCpDIwYJJEKTaVm&#13;&#10;8+NiYy1ICVjZcQnMNN4kriiNRbJcZLPTwopie3mZJwoXqqNChPCsKtUYN05RdhSkiTY7Rn6Aok1K&#13;&#10;R01n6cRe8YTEU7IDIfSn64uUeY6aVWGLkkFXEqAJkcm9ezKUCJMmA00ixhJ/a6l31wvu2iz6Ys1S&#13;&#10;FzYVxfGOII9shIbS2GGFRv7sbTdOmDHjrivHXfajf/vJlZePv+KKK26YdHV+xoL3al/sP1J+zFzU&#13;&#10;a5CEDcUBszTcpvQbS2Jg0xZl+HBZeN+WI2WpXeUrYwde72utjLRIwq1FwTZJ0FIZbK4NHyyNGbax&#13;&#10;GtGqT+EgpkNgPmVorJU4eIB/2WySDXXWLrvjureeSx+0VwcNFWH6NkTC+yfSs82gQcn5rB04BGB0&#13;&#10;lD44VEaM8qhR1uP8oD/c7t3zpF29jn6ymnS3nrsycJPgtyvcLXEVfvEnqxh/4rbhdjzX+a78MAmb&#13;&#10;RHTgm3Q/CzFuzto0WX4QbX22XZ3uaMx2vFNgfbcA9NmnyT6mzzQoM1669u6eC75e/LvJ7xTlh3dm&#13;&#10;OAhVCQUIl1l2eq1K7uCMmC59d9kDdynanjw8sqqooaksP9CQ7VHlWDXp/Q25JbLHLsspKtzySFi7&#13;&#10;yl+XY9flU3b2qM4bSSBFjaQWxg3BpmYjjaiI4WFceZMExYWjEGnYAcavoIBfJ4oVCxfCs6KsCgpF&#13;&#10;ZY1nrTqNihkT7YTDFO0EFU7FaVNygyn95vW59tqVkRYFg64kQHMkYsxujBLsAoVNJd6W0mPGqs6y&#13;&#10;5Z7dD8baasGXo3Hgo2SURkZfSLdIYocq3nw6//qJ1/7kF7+85NLx102acOX4qy6bMO6Pf/3T9NvG&#13;&#10;v3j/Ws+HymOWKmT0mrYHaLGokkiz1GeUOC2yWEt1T3Oh652Nh6qXe7XP9zZt7zEXom1eszRoKeox&#13;&#10;lcQO8qbyASdjsO+jlDcS3BmGv1lCDTaXHj1cfmTPlnVzbtlT88zRropAkyLGXd78MYJ9Dj6mnM+p&#13;&#10;KFZg0Ayg0fMFzYqISUFTLDk+GAi1E4MGQOMOUeNhPB04wp7oiQCKd05c+e1Ev3tR6fd98s/9y6OA&#13;&#10;JApxUIRNzBDssYpjZCS6IctZn2rVpgd02fbNt7hfX+Dakd1RlxrWpB6uzntl/KzoBV8r/N3kPUVg&#13;&#10;0ORtoMKpWKJvHvYWztWQ6dClx/Tpe5QP3CVvewoMuogz6Gx3fY5Dm+7RZQe16w9WZHu1eZ7G+92q&#13;&#10;LIcaj/bUKuZnYO2JNxWK+ESlpoppTkkcVxxO3OYQiTBRqRB2WVlKBm0n1UJnj4dnValGXvtJenKD&#13;&#10;T7JP1sQDZ4pGCpFj9ORInF76JqtmZdjyVQTo+Gx2NOVxCQcLenMVh1oWw9CEbFLgSACYSMs7Kf17&#13;&#10;X+io2hDZ93qotQIYh2SAPJZRFjIA8Wmqnb5WudtYccdtEy788UV33jHr5lsmXTX+8qsnjB8/4dqr&#13;&#10;rrri0sv+b/7d0yq3PO5vqQXdDpnfDpmKg5aKqEUZNRR7YR8piVhKAh9s6ajJ7qhZ59vzTLSJvi8P&#13;&#10;t5IDl9ZRjDeMt5C9M2QhmkHK9vIwIRlHZLBmcc1DX1PxsSPljfIn0hdPb931avSwwn+QKDY7G/TR&#13;&#10;OTIyN/RJCPu5FYWLDFoeNeEqKAWAdn44EO7w7XnKriEGLbo4cA8w2Dpx53zFFfcw67eyrA0ZvncK&#13;&#10;gnVprpzr7X/5V/eNv/G+Pd+5O9/bkNZalbtlwjwA9LY/3ry7KJ+5OAQvLaGAjpyk5KNozHLoMsjF&#13;&#10;wRj0U2DQzMURashxq3Kcuky7fj16ykBDvlOVZtPea2/IcKpQFBCTXouJTUrqWVS6vvo8R+2qSMtX&#13;&#10;xsUBfAZCA6BHR4ZgDfeFw+xTb8IgmrNYQOcxUMK+GESy0mBrRW9zsb+5MNZe49Bu7qpJB9MUkU6E&#13;&#10;v5Cx2LO/cKC7VlX46G0T/zRz2k3Tb7tt2rQ7J064bvzV10wYd/X4CddcMu7Kv1512firLn783vWt&#13;&#10;7xb3Hq70G0q8RnmPuSxkKKIvwSxSd/P2qKWkp1Xhf++F1qq1h+rSgu+/HjUAdpVBE/mvURcpayfv&#13;&#10;TlhIkIrnAGo8D3kC3sI4TAOjuQ/ae7D4eKDxhUfXbpg/pbdN7jdKohZFgK1dS/jOPd2fkqd/Ak0C&#13;&#10;9OdVRp/ptZhNk2bbmRW499buv/zQ+6d/9fzhey23/dL+5uLI7mxTbd7rE2YHLrhg6//cvKe4IBz3&#13;&#10;QbPsZwBoeduTh0ZWFjY2gUE30utHpy7Dq83o0ue267O7Ndn++kyvKtOtX+dmb+rOBWlNKvSrBtA4&#13;&#10;PsJmhCMjQ8eHT8ugT2A0BzKm9IDPH/aDJmXMVOw3b3dbKnrMss6KVR79vcGWigC5cYXVr2ne54PK&#13;&#10;o4eVVtPWWTdOeOHhFH3N36ZMmDRl6tTpd06/bsLE8VdePeGacROvHTf+2quuBJe+7P/mzphcU/Rk&#13;&#10;z5G6XnNhxACSXhkwSvyArZZKP4DSpAi1KENNxZ6dT1jr0rrr8t17nou1FrEZUBXUNzCkZpDHw0QG&#13;&#10;HQdxgmxmsGPkMdFWJS14aFEM2qrz1925cf2i484aL7qHlrKgkUpGp8Xmp0YVY+D18ysakAToz6UM&#13;&#10;YWmYnWdXbsfjU21//ZH9Lz/svPEi+4SfuP/r29ZpfwpVrdmvznuBfNDfKPzt5HeLN34sQHMfNBj0&#13;&#10;ysKGpor8UEOuVw2AzvSpM+30NR2gOc2ryrBr73Fp17FBjdRPiE1K6lnUrxhAA5w5gx4+PjI8TMsS&#13;&#10;wuwJBQGChm1R+vakJNAm91lkYLI9Zhp3fIKigkUCUPhQDXNJpEXqB6yY5cH9b3TVFzh1D4UBczS7&#13;&#10;kDJ0UN5jkEf2lxw7XP70vfOX3TUh2CqNtMiefzz9+slX3nLrpMk33TjuqmuvvWbiuKuuuHbcuKvH&#13;&#10;3XDVhAmXXnX5pGuvfOupvGBTSR/4eLPcayoNtMqo0iY0AA1T+k2yvhZlr1Hi2PnQ4frs9vpNnp3P&#13;&#10;RJu3RdsUwcMVfgtx4ZARrVIifdhYGDWWRE2KsLk8Yi6LAMcB8UhD34MoAIVhg8xrBDTT9ym9Ryqd&#13;&#10;72/LXH675LmsIbvK01yEx4WAgYZpA0C5iwMn4RSE/ZyaBOjPqwwcacY+9wf3ujOut/3in9zpE613&#13;&#10;/9G+5orAokudV1wUlS43qja9dM0dRy/45pu/n7y7OJ/5oD/OxSFvferQyOrCHQcrwaCz3KosJ81w&#13;&#10;Qr4Rpy7LT9MJZdl0+NmzN7e4IkkXx7nRrxhAjzDnM4LhkdHRoSFaPnZ0tL/3qNccbKukeePYiGOg&#13;&#10;WICM4rAFCCUAEw3ajQ9+oBjyG5TSPPQ0m1JRV03WkbJ10fdf6KFhCbKwsezokar3al+ePOF/dqn/&#13;&#10;1nekMmoodxplJVufWLn4zll33nLrzTdOmDD+ymuunHj99RPGTbr6miuvHn/lZZdfdu2VlzzzWJbX&#13;&#10;VBMzK3yWwnCrJGqQRE2ygEUaNEmCJpnXRPN/9raVRpu3eHY+aq/N6KrOdTc+FTqwLdyi8B5SBmiF&#13;&#10;VmXAVBZqLQ8x90WERu/RPPT0mTjzO+MwcSw9RrmfdznNsp7D5R9WP7thweQPKx6PHq4J0MGCOCOv&#13;&#10;ghIw+kzhWIT9nJoE6M+r5F7QZTtU6da9mzrumeycfUlEldk9+y/WjTfFajJsy690yJa0ah/YMu7O&#13;&#10;gQu+8ebvb95dkv+xDPodAHRpy5NtI2uKdjVV5gYaM131mQ5dioPOPDTTya4C8JouBCnsE01K6lnU&#13;&#10;rxhAEzgTgR4dGRoZ7R8cHRgke/T4YP9w1B617vYbymNNJUdNJRGL1NVa6gMWA5GZu1bg0ezdGm1a&#13;&#10;BDcIo5nbY5Ytvr3PHS5bbatNCR18LXxIEj1SMW/q+Afz5vW0V/oMNX6z8qjp7d7DZY6mkq790obK&#13;&#10;Vzfnrpl95+1Tb771xusn3njdNZPGXzXhmmuuvvrq/7vq0o25a+xNVYDIqHl7lKa9V/rN0rBBEjPL&#13;&#10;Y63KkEEWaKaJlvrbaNRw8P0XbbUZnWUr3ZqNofdeDhpLAoeUND7aCKRW0JogrdtCpuIQgN5QFDUU&#13;&#10;x4xFPabCHlMxcBBAjKMLHJQM29Xlb2xcOPUq+jAHENmGEsjnQ7gcf3Sgbmkswn5OTQL051WGmOzr&#13;&#10;tcYcu2JNoGyDe1de+/z/7ci41rOnwF+e4tCnHKjJf/PamYMXfGvr727eQwz6k/igOYPe2VwRZ9D6&#13;&#10;VPpUT5NN3/UhO5g7lcAcLCgHkQmtSurZ0q8aQBM+gzSDSo+MDg2ODvXTyt4jxKdBpgeO9vsskdaK&#13;&#10;sGFb1CgJtyjplSD7iEMAZYZQ3IYRH7NBHoCApSR6GMmKHDseP6RcE9m9+ZmNs+646YqgRTt0uNJv&#13;&#10;kvhASA2y2EGgv7TXIulpoy8SD2pfeXLTsrtmTZk04arrJ0yYfP3N144bf/mVl15x9WVPP5gRbamK&#13;&#10;GGmeJp9ZCeSKNpdEm0FpQd6V0JBB4TeU+izSUGtZT0t5z8FtXt39zrLVuJau3RsDHz4TNLwVbZHF&#13;&#10;2spChvIAOZFpdW2w+4ixBFgfNUl6TLIgkBEsu7l4qKvupYdTl9496bi3wdskjeLYwbgBncITA/O/&#13;&#10;n4StZ0WTAP25lRCWEDNQn+WsT7fuzrVrM+xz/upOv862K8etyfTvzDTUFLw47o6+C/5p6//ctkcC&#13;&#10;Bs2H2VH20wI0MWh5q8igg8Sgs2gGCYFB0/mnSpnNuHOSQZ8r/WoBNI6O+zhGh8gNPTw6Onh8cIB4&#13;&#10;NEH0ML0+HBjqcUa794aMyujBrRH6qBrYcQKg2eYJNk34YiGXiN9UHm6W0jp7ZnlPe/0HhSmTL/5p&#13;&#10;6XNLQzsK/DufPWYq7bPU+g5X05fcrZXe5sKAqSjcJou0KaKHKvfWvfz6U3krl8y6afKkG2664YYb&#13;&#10;b7pq/IQrLv/LG4+m9XWowOJ9RlDpst6WcqBzuFkSoXeGypC5Mmyp6qUJZEsCLQoPoRuSyYLvveDU&#13;&#10;bOquy7Kqs636+1zvPEffKLYpA5ZSP43OVgRbygKWMkA2MDoAiIfRKo2alE/eu/Klh5eNOlT0NTnN&#13;&#10;Rk1HR3PqW+jzSDrMJIM+/5RBJA2z82iyHKr0zoYsW10KANqVfp17T76rPt2tWt9cU/DSdTOPXvAt&#13;&#10;yX/d/G5xfuiTuDgYgwZAN4s+aF2qkz5rRhY+10RcOWrjGp3csKSeFcW5/WoxaKLPYMvDg8OAZ3pH&#13;&#10;SL6OEQA0e2dIuA0QH+rv97eEWqsBSdEW4sjBuKMjQlAiADQMpvQCLWKQRU3ymFkRA7q11q1ccNv9&#13;&#10;aXf1N73kqszuUmZ3V6/FL9uz++mwsbDnEDg48WK/Ueq3KAJmSf9h2bBNf0D31uvP5c2cMfmW26bf&#13;&#10;fOsd48ePu+7qS/SKFyKHaFmTqFHuN8gDJrBaensZapbQEAtLebiFnDAA02hrRailwmMpC7XU9LTU&#13;&#10;RgxS555nrLoCpzbPpcpx7nzM/8HLMePbMTBucrKXU16Au0HhMylibTL7+4UrF9yqKn5woB3cvBRK&#13;&#10;bzvRH5hLiDvHvRynIOzn1CRAf14lhwMDaIc+y6nPcTXm2jXp9rl/tWZOdOzJ8+iy/Pq0pur8VybO&#13;&#10;OHbB16T/dQsA+hMy6LEArU9xACyQTODLcUTm1yJ5Rc6NfrUAmlwb5OQYHB6NDg8PgkcfHyFXB70z&#13;&#10;HBwiJW49MkRkenCoP9bT1RAlUgxs4iHDKYIVYRAxY9bSoEXua1UGgHdNhcPd6lceW3/75Mvb3iuJ&#13;&#10;dNYHDisihm2u91607rrHVZ/XXbH0sGKZQ7UxuOfF8IfbY8308s0PVm6UHjtUOmirkryaN23yLbNm&#13;&#10;zJ46bdrVV09Ys3i62yA92loSaZL6W8rJJ24s7jNLYoB4Aw3C85poVAb1EEYJfZltZEtQG0oArz1t&#13;&#10;VT2W8uD+ra73nvE2bLJXZxypzLI3PhpteqvHQqtqRWlMSCXK7zkib2l47bYbLun4oLi3la0PYCqL&#13;&#10;mMuCNJsdX+KBuTjoceHsahKgP68K7FWT5VVnWVVpXnWmuyHHddf/ujInOXZk2+tSI7uyjbWbXrkW&#13;&#10;AP2tN/54y86Sj/dBnxagHYxBO2mKHxr4TBm5Jhn0uVSc268SQEOEEOSZDYlmhJqFLDpujYzQiRge&#13;&#10;PNob7PIfqg800zqnIUupt6U0BAWHBS6bJCFaBbwY4OUxlvqbtw21VR3eLbnzpitqtt87ZK3wN7OV&#13;&#10;tFoU0daqSCvwriS4783QB68E3nnGrtnUWZnSVb7CUbvO/+4ztL6vWRnrrDy4+7lFs2+fNvX2mXdO&#13;&#10;m3TddRdfdvmbz98/1FkXRgNomRVgGYBSVNpknxSCyFOTwKZJ4wkoEmlaK5A3YizyvP/CEc09rZXp&#13;&#10;dnV++N1HA01bY5aKiEEe7azZKXl2+q1XDLSUxwz0YpDmzqcZUEujlsIIDhMdAHO1n4Kwn1OTAP15&#13;&#10;FacC9zAQk2mmvzbD3pDdNff/nKnX+Xfk2VWZgYbMlqr81ybOjl7w9bf/MPmTvCQ8k4vDoU/t0GV7&#13;&#10;Nene+vVuPZ+hKZMN6qBvzcUmJfUs6lcLoEmA0PEQWBw3E0L2n8kIMe7jw8N9wajjQ6+lNGCkT0hC&#13;&#10;BhkoashUErOU9raWRWiYndJvBGkt7jtcWbBqdtqi22Nd5SFQWub9QMgxlGCorcpH85fKetpK+1ol&#13;&#10;oYOvu3c+Za3OOVydYtVu6jcWe0yK9LSU626cPHP61Ouvn/jXy65YtWSmfW9xD1ASVRCTLQ3RFygn&#13;&#10;MA6huMkNhIzpyxmgQ2lkXsisiJnLjpkVPQffdu16tKMu21mb4214KPrBy0fby168LzU3ddbg4coI&#13;&#10;2HdzadhYGjSVBIyyUEt5mEZVU+MR8lrOniYB+vMqcBmnxUFrrGS6VXSKuhuzHXMvcWTd6H6nwKHO&#13;&#10;8uszWisLXp8wJ3LB17b9/qZ3igo+o4tDlwIs9qrSunT3+hsy7NqUDnW2X5WLGml0RxKgz41+1QAa&#13;&#10;BJnBL4NgwmJmcuUxgsVkhPzSI8M0bPpYX+hw7JA61iTjc7zRIDZTRahZETTIaQ0qi+LY4UrFlryJ&#13;&#10;l/7P4d1FvW1AHA6ONGKaGyFan6XUa5Z5jTI/YN1cGTJXh80VxwB8HzzXXZHmrsnp3vVoTsqSm26e&#13;&#10;fMftU264YdLlV1897sr/1RQ/0n+4LNBcTMgrlCkUziFb3OQGQv55t5CAPkVRQCOmsiiabSwFFMZM&#13;&#10;Uv/e1+yaLGvtOpd6Y9a828u35PR1VfvNCpp+2iQFjw6jN2pib0eBpMy9czK8fn6l5iUB+vMoAbSO&#13;&#10;ZosGn/XRlPk05M5655/sa64N7iywqzmDLuAMeisx6BPTjUI/OUA7tCm+HRu7a/Oz/vasvvSBgH6d&#13;&#10;uyHHoyvgFJ5w5OSGJfWs6FcNoD+RxOGaOaQB0qODI8fp3+jR4FFPU8AiDdOisXJfM70kBMoETUDk&#13;&#10;MscH0jtvuHT7K/mD1oqYQckcuHFcg0GjIGQ9RmmfqbQHSNQkCRwEHy9BUR6zLNZSBvrsa3xY/9aC&#13;&#10;pXdMnj5l+tSpt914w6Tx11578cV/ev3pnJHueu4HR1GsPxiDdKdXXjV4NK1taJbT8qDmwoC5OEjj&#13;&#10;9irRqQTMb/sM2w5pHrnxsl/tfWtpdN8L0ZbicKvEZyn1mSqipvLeJu7bkYtrIRJY0+Fwki50AAxk&#13;&#10;KaR6efiJNAnQn1dFfATCurWZHhWodJbzb7Ncry/0NOSAQQOgW8nFwRj0Hya/88kAmuaDZsPsmk8M&#13;&#10;s9vgbsw31j7wi7Xyl998pUe7xqPe0EXrgwhvKcUmJfUsahKgTyvAZnqdeHxkYHR4APjMhkrTVy2D&#13;&#10;o0MDwc5Q1w53a7GvdUuwZSsgOGgo67dW3Lf6ztWzp4Wt5WHT1qhBEablTmQ0iwWFhFnk62iSh5sU&#13;&#10;MZMi1qKMWqRBc5HPsD0C5G2T+k0lg526d6qfmnrTDXfcede0abdPum7CuHHX/PXSi9PXzfd8WBQj&#13;&#10;3zeHwjEwd0alqgGCaKFpW8i8LWIpCVnoo8SARULO8YNSp3l7oLu2eVfRpKv/2q6+31azoaNidWjv&#13;&#10;ayGTwtsqDbSWRltrw+Zycm4QVWef54gofEKB0aw6pmLtn0CTAP15lSEszk+2S53p0GX56QvsTNfu&#13;&#10;As+OfJc63aHJ9jMG/foEYtDbfj/5HZpu9GMAmk03CgY9vKZoZ1NlXoAYNBh6ik+f216d89vUsq3b&#13;&#10;XvA3rLZpMt3qXBp1R9clCdDnRJMAfRoh7szGewyO9g+NDNKojqFhGiI9Mtw3MEKb/ZEezwH/kfJA&#13;&#10;iyTUVDLYXle97d4p1/7Ph3WvD3aURwwS0Gcao8bGDlPI3B008ANIRPNgKILm0gB9tE3A12tQ0vd+&#13;&#10;Zlm0te5Aw2uz77pj6vTbb59++6SJEyaMv/riq8fNuOu2wzvfOHa4LEgvABljHYt0p1eiukxDZknY&#13;&#10;RD7xELoN8oyXxMzSHnOZ2yzpb6tQvJy1au4En0WBljh197eUrbGpsiN7Xwkb5H6a1xTMXQb6zDJy&#13;&#10;FOYMWlQRqZMM+otWF82qwWZzhtGQ41FluuszaH2s+gyfKsOuyQroM0QGvfUPN33Cl4QzS4lBry7c&#13;&#10;1VyRG2wgBu3Qpfka0w5Vrv/thpK333zCs3O1nfmgGUCzr71PblhSz4omAfo0Qh4OhtJDRJmHh0eH&#13;&#10;RkaA0Tg5kP6BwWGaDW9wYDBki7bvibWW+40lsydf/rdH1gy61aEDkhAtUF3K3ukB1MgNIgJlBIBu&#13;&#10;Lgqyr0siZlmMUIkS0IJPZsWxw0qj/ulFM2fedtt0YPQN108cf83Vl15z7aQbrm3WvDzQUUlf99Gr&#13;&#10;v0/6so4qpRC9BXh9OeCVfUkoo9nymmjhroC5dPBwxSO58196aDm98DQrI4fkvc1bg42POmszu+ty&#13;&#10;A++/EG0rp1VOhG926O0okJrYNA0a4d/vsEHi4jEmAfoLVI6wQGenms6PU0fD4LxAW1pmN8uuyQSD&#13;&#10;toBBXzs7csE3tv/uZsagP+YlIWPQLU+2DYFBH6zOB4N21ad51Ot9OzaYVHm/WVe15c0X/O/muDQZ&#13;&#10;TlUaH8KRdHGcI00C9OmF3iWygBwdzCLIppMzMjzcD3CmwdPDNA5vMNrx7H2rl98xzg122S73GLaH&#13;&#10;6Es/GZs6oxRYQ5sWeZRNNcfGwAlABkgCtNFqLIZyYBO5tg/LLDteWjIbAH3H9OnTrrth3Phrrh03&#13;&#10;bty1V131fs1LA11VAZTAQXAs0p1BkVgIE+plIU0LRcsOlPcdUsy4dXy95P5jhyoYYmKXMtpaGTpY&#13;&#10;2KXabK1OcTU8HDpY3GMuDxtLAkTDpXRQbG6QaFMxUD5iKvWzGfLo6NAfsO/gP5miuiRAfy4VAJrO&#13;&#10;zAkFXAKy+dAOX2NmU/XG18ffFb7gn97+/W17ivIjOz+GQe9W3D9H3vrY4eG1RQ0fVBZ4KT4NfDys&#13;&#10;yzSpcv47pazwjad8O3OpV9DSUtbsuiQB+pwondgkQI8RYDGdChbwbWbwj1xAoo+NjIBFjw4NDWNn&#13;&#10;0/59UyeN299YFWnX+prePtYmw6n0Wsr85OUAIpNng1FOcZYlIraAJwoRSZS2jADaLI0cKu16743U&#13;&#10;FQtvnjxl+h3TJk4aN3HchPHXjr/i0ss0kseOtQvT85+McR+lhM7x8EQkA0RqD80KUuHcX3jL+P/d&#13;&#10;3/DqQHtVrIUmV6IJS02KUJNk+JAs8OFzDnV2Z3Vq5+6nAzQIpDJkVAbMJX4w6BYOpvJoC9C5NMDG&#13;&#10;FHIveWJ1H6lJgD77SuubCG8Os900iiP9YG3Bm/Shyte3/OGm3ZK8j5+wX/nALHnrI0eOr96+c19p&#13;&#10;pq8hp7Mhr1N/j68x9Yg69TdZZdteezqsXeGrTfOqGHdOAvQ50yRAn144MDNkZrAs/icZGh0ZHBoe&#13;&#10;BFT39vWtWZPyzFMvAL77fJZAa2UY0GYsDbfQd4awAT0wggZphE1Ex8CRCCa5BQBPNIcnQI0gCagX&#13;&#10;bpX7mooeyl9//aQb77jzjknXT5hw9fhx46++5OL/e/PpbJrqiPk3PgVGozoeJirVS2HAJB1or9WV&#13;&#10;PLh+8a22JllvS5nfUIzWRi3KsKU8ZFayZtOXOL69T1lr1nTXZwcObI+YAdClXlpEUR5uqfAb5EFT&#13;&#10;abQF3Q8fpk090NhmnFHRniRAfy7lCMvgWFA251wWn3POX58R0qcdqMl/a/wdwxdc8Nb/XL9bkhvZ&#13;&#10;SYujJ2YfC9BlD8yRm586PLim8F1TxT2Rxlxr7Wq/Zo2/MetIddZ/pZVseesFz85MvxrYQUOwhUpP&#13;&#10;blhSz4ri3CYB+hOJAM6Q4ZGR4dGBgX5EvvL6a9PuvjvS08++Eu8fOOaMdL8fNFT2Nr0VNUlovgvg&#13;&#10;tYlNiUffT8chMm4wbJLSq79mBc34bJH1tCleezpv4oSJ02fcefPkm8ZdcdU1INCXX74xbZG3qain&#13;&#10;VSmQaF4OBziEY4Hvo5SRXGLQ/mbJsE390qOrH8yeG2mhpvoMRSgt2lIWaAZ8K6B+i9xP+KuIGba7&#13;&#10;tPldVavc7z4RMhaH2xCPPqaMJgBpKgkaJdEWPB+g50g8NNqEweo9bafC2k8pkwB91pRRWoQ0Nai3&#13;&#10;PjOgTwODfn3CnbELvv7q/960iwA608En7I8TbY+afcDdmGUngE7frXxwttz8ZOuxldveMVZsijXm&#13;&#10;eurWHKjKddZv7q7L+lVa2Rvb3gjtzPuwPK9dQ9N9ELjjGp3cjKSeFU0C9OkFcMtDLmSPCJvkeh6i&#13;&#10;6UqdDvvNt0x+b/9e7B0cHukfHe4/PjQ63NfvOxS1VAKt3Aa5l9y1ymgLAWvIUML4r0BsGZDJwzR7&#13;&#10;kTRiUIYs0kCzdKCjQvbm/ZMmTZw2484pt91+7RXXXD3+0suvGbdo1hTr+2/3HSrjHm3KDoA7gc6f&#13;&#10;mFNTRoFBh4wlxz26tQsnv/zQ6pFuVbBZ5mdfdccstLR22EjUONhWFrBIAobSmLEq2lLl/vCF9sq1&#13;&#10;nbVZ4f2vDhySBZslQaRsKad5SGjNMBwRjSxktbDqqIUfoUmAPvuK08Vgl5wPDm16qCG9rXzTtmvn&#13;&#10;9H7tn+X/Pf39QjabnZqlYcM/GNdmDLohE+ljOmLQM0vbHj00vL7knaby3HBDZqcqa/Xjz/ztlUcc&#13;&#10;9an/lVYtK3nq5TeeXPnIW4er83y6dJq/HzhySkuS+vk1CdBnFI7LXDg00+mhqZT6h4eGELliybIn&#13;&#10;HnkcxuDwABuINzBEc+MhzXB/f6TP+W6kRe41SAMGYDEtHAUA4h4AABlbt4VerwGdQT8jzeXhVpm/&#13;&#10;STraVVlZ9PDkyTfdNn3a1Num3zT+uquuvfjS8eOn3XZDxztvHqWRdvSeMEoOX+YkicP9Kdh3RmUw&#13;&#10;Sp5xYGLvIfnMW66WvJBz3K4OAaDRSbTQW75oc0mPQdZjAUaD+EtpUV1EEtqWo5txqDd3V6b533km&#13;&#10;ZpAAT0MtZSFLSdBUSDjLCocy2EVfwgzUK/DoMRpvfxKgz6KCFzM3NE6aTZvi35nVUrb56avmtV3w&#13;&#10;7Rd/M3PPtnvCuzMc5OIgos2gHAw6y6nOIAatz4jp0/co759Z1v5U5/EVkl3vVuRGd6R7tPk3bS76&#13;&#10;4aqqe1569vdZylWPF/5k3dbJ90mOVG32ajO4l2NsM5J6NjQJ0KcXjsiQYSaIGaHVsQigB4b6sFlU&#13;&#10;WHTntDtcDhfiB4cG2BrhA6PHAdM0iSkyDA6FByJtofYGv0Eeai4JG0ujLeVBWu0QfFkWI4oqCwCY&#13;&#10;WgGI0hB5cqXeJulAV6225P4Z026aMm3m9CnTJ1478cprr7hy/DW33DDxyDtvDLaXh5uVwValq6XU&#13;&#10;b1D2Gmh8mwCIY7HvjMpwk6rrsZQeVL2cvnrGwZrnjraX0WfrxmIaqU0T3ZVGyCfDplsy8FV0pUFz&#13;&#10;ScQo7THKYm1Vnt3PdlVn2HQFMdM24DjN3WGWBVtkSIC8OC4a1GGkY6TqCNlPO7QjCdDnQJnDAYzY&#13;&#10;1pBh06e6NZkmzf1bNq+pWH7r6zlZB5T5oYYMhyrToaYBGA4aJ5dh1+OUFnh0GZ66lIgme1fF43Ne&#13;&#10;37Wh3LBxS/XB6k3ehjUBXdoTL772jWWaf16n/sHa8otSpBcs1ax5tIjq0mY4QcCTPuhzo0mAPr0A&#13;&#10;dnk4NDSEUDQQHh89brfbZ86cqdaokWZwcBAITuDNXyJy6k1rah0nPRo46twftFQEjJKAWcLGQQPy&#13;&#10;gNE0dRFALWAqBqixCULJ5xs+VG3f+1b22lk33jh1+tQ7rpt0w2Xjr7ziqkvHX3WFcc+rR9uVgQ8q&#13;&#10;opYK/yGZ3ySPNEkESv4pRrZxgAa+S0ZsVZIXCzJWTQ/skwRapSFzWcxMw07I+4FkXMkJw0JCUrL5&#13;&#10;xE99bZX+fW9Z63O7q9ZGDr4Uayn3GZR+lN9cGm1GUZJgG0g3e1/K8PcMXUgSoM++MlLMVJUOdaoy&#13;&#10;A/W5XY35hj33WfX3O9XZPk2WT5Xtbch1NmQ7NGDHGe66VKcmy6vL8dWnhtXpHeoCvXxTg+S+pop7&#13;&#10;nPoMrybFo97kVKelPfPKP62tumBV2QVLqm+/R7KnYnMQtWiEgRxjmpHUs6JJgD69ENQyASj39/cD&#13;&#10;lwmFaWKO4YHBgXvuuSc3Nxe2gM6MXHOhMXp8PN7gyPFBZqGAaEekQx00bo81betpKQ21lfks8gAe&#13;&#10;/03FYUMhfdhCL+KUIbPCdVA64tAUv7Tptpuunzlj9s23TLl2wpXjx112ySWXqoof7euQB5tKos3F&#13;&#10;vaatwDWfqYw7E+i931jsO6NyxPQ3S457NfekzklddseIVeUxoPNQhNknNlyJNVOx8ZC5uePVyUIG&#13;&#10;ZdhUHTHKnDs2H6pYGfjgb1Ear6KMmCtp4J1xa8DwZqC1NIwyaRIPmsojsQ1xTQL02Vca1MFGcfjq&#13;&#10;s9xqGBnR+nS/LtVdvyqoXu3ZmW3bkevbkeetz+jSZth2ZHvrswKqTTZdjlWfYdOute6+N9Cw3r87&#13;&#10;w9+Q7t2R6tBmdatzu3UFRzXZTvUDBX97+XvLSibcL22r29zXkNatSxc+9cY1OqUlSf38mgToM4qA&#13;&#10;uHEvh0Cfjx9Xq9UTJ07s7u6GfezYsZPQGbkoH+Hy8dGBoaFjx4aHhwi0h0f6Av1OS9RSE2hm3oA2&#13;&#10;acBcFDKXxFoUEWATwz7wTVoPsLXs0O5ty+feeustt0+dPnPixCsnjL/s0iuufjFvTs++1/vbij3m&#13;&#10;t3xAUkN1pBW8m17KhT/letv80/OjHZVrF05+9r71x7167/6iUIs0YlLSJy18/hA0iXNnHjIWLIY9&#13;&#10;xioAq7tV7msr9+5+rl2xPrDj/n5TUdAoD1rKey3SaPPbeGgIWxR8XCCj7WObkQToc6J0lojSWrUZ&#13;&#10;gGkAMRhupzaze0+BtzzV88zd3Q9POfLCTGv1entjJhA8rMvxatd1azNBrgONa82qzNdfe+jB17a9&#13;&#10;8vbLbeqCgD4lqMvors+wqzND+lxXbeYrrz6zs+pvgG+w7y5NLndAU41jmpHUs6FJgD69cMDllJnT&#13;&#10;Z4SI8fl8M2fOLCsrQxpE8jQQbCLEJrKO4CTSYOnBgZH+oRHkGma+Elqedihii3S/6zEqfc2FYbOE&#13;&#10;xrGBBdOaVSUALKBYjFZrLY21Ksve3Dzl5htuv/3O26fcOum6qy+74pqC5bd316UEGu+JmGoih2tp&#13;&#10;Kg+LhI+6g7KRcxw9T1URW4UEyNXTquzaty112W21Wx4esdaFmkuCZgmfP4R7OU5GUkHZLnKak8em&#13;&#10;VRE0Ffubi/ymitiHb7or0xyanFjLdm+r0mdQ9JrLeo3ke6E58IhECwQcSoiM0hgxR5OSAH12ldzB&#13;&#10;9PYv06PNCmiz/Soi1B07c721We6F4zz//QPrpf/mvPdmb0O2XZ/pr830qzLcmg0OVX60IcVY9/ht&#13;&#10;975xwaKy36TW1Bfe429Yg9MerUt11qU59Jts2nRciF5dil+b59Zk2zQbaCg0DelLujjOlSYB+vTC&#13;&#10;oJZwFUL8mQli7r///qVLl8LA5uAgfauClKJQTgHcj9M8HgBq7B8eHBkeHBoe6WdT4o30h/o8pkCr&#13;&#10;GtAcMMoDDGH9zRKEQYM0ZISWRi0Sj1GesWLO7VNunzbj7utvmnTZJRenrFroe+9lR22auS7D98Hz&#13;&#10;R40gudI4wAnAlwimCUpQyJRtki9CNtBR+U71E+uW3naocXtvizJmLgrSpE4KVhQhaUL2E8rGUNMQ&#13;&#10;FJelJGYq7qO3iCXRlsIesyJyoLC7PrutLi/Y9AaYeMRSFTUrwkYpA3QG6/EyCZ0BzTxMAvTZVsAl&#13;&#10;7mqETh3NBWqvS7XvzrLXrrEv/ovj9992Xn6hu+AGf+0GX/V6Z/UGW32apy7dpSkIaHIOVN1z5+Yt&#13;&#10;Fyxr/Fla5bNvPOZtXHeo9h57XS69A9SkOLQbPLr1Lm2KvS7drk7zadM89XnsimS6kECXfEl4TjQJ&#13;&#10;0KcXjrYcoGFz58a777576623dnR0IAbxogMaImbBX+QgpwatQzsyOjw6PCKMwOsfGeofonF49CFi&#13;&#10;1N3T+U7EJI0Z3oq2cFiksRMx4JdBGrEUxQ4rK99+6tabb775jlk33jpl3OUXr1o222+U95gK2/c8&#13;&#10;1lm11l2eHnzv2bBFEbEoyNVLzgQUwmcvgkEFUgzzZpCKhrk00Fxy3FEneTFjzh0TBzsbQk2lEcNb&#13;&#10;QYsyRIunCGlEUE5UYZe5tN8ki9LYOzl9dmgq8ZmKg21lvaZimyq3qyot9MHrsbZqj1nmN0qQOO7l&#13;&#10;EAxCZJRGVSAyCdBnWcGXETppXHMOYLpbk+5VpbvXj7P//nv2S3/UNf4nrmm/7brrd903/8Zx82+t&#13;&#10;+ZPt6gyPdl1XfdaCh7ZcsLj+66srfpxWdtmmkj/nVvwpUyZ5+2F/Y45NleVuQMkbPZq8Tl2OQ5/n&#13;&#10;qqPhz059hlNDy6kkvyQ8R5oE6NMLUJQLoBkCCO7v77/jjjvkcjn2clzGXjElNyhn3GB+DuaRppMK&#13;&#10;i3IM0yItHMEB8NGI/4jrsC5iepvQk1gnoKoEUBUyVkTaqmwfFM64c8qtU2+7Y9qU8ZeNXzRzqq+5&#13;&#10;KNRSHmqtCDcXOt97rrU6r7NsqVt/T3jf6z0mZdRcFbVURmmRKlnQUBQxFUdNEloc1ljpMct9LTV+&#13;&#10;U7nfBCAuClsqIoerH9+8ePP6mcfder9B5geDNsgjBgD9Rzm1CWcppAVnQ0BVAC6fQxWbrSX+w5Jo&#13;&#10;i8S947H2srWhPY/0WBTBZjDoUq+pPGCuOHqoKtosCzUlvIdMAvS5UBpmRzBtb8xx6/I89RnOHbnO&#13;&#10;Z2Zax/3c/fvvO6b/zrP5Zutzd1ofm+Z7bIb91YUubW6HJsO3I33Lm0/+fLX2gpU7f58ufezNp7a8&#13;&#10;/cSLrz7/XuWjHl2Gq269X5fi0qS7tHlObQZQA6yZzWPHbDaeemwzkno2NAnQZxQBZ+P0+dlnn125&#13;&#10;cmUsFiPATUBnSnp6YQkSLCSmpWrpD30sTn9Gjw30eiLd79Di3IaiXjPoszxoZnNDtyh9BwsXzbv7&#13;&#10;tmlTp0+55cpLr75r6o2eg9Kew0BbUOzyaIs0Ytga+vB1h/6BruoNjtr13h2b/e8+592/JUAu5gr2&#13;&#10;NWNZiObcKAxZtvSYpb1GeZ+pMGaQ9FjKPJaSjelzSp7LGuyu8jZLQ200Fx0oPHdinGlYCGe+hNG0&#13;&#10;yRE2rshrUASN1b0Wpe/9p1qr1tt0BT2Wkh6Lsre5MGQo8ZiUAUsZmgF8J093EqDPjYqI6VBn2lVZ&#13;&#10;LlWmR5ft25Hrfnl29/ifOX73Pe+yK/xla627c7p2ZPn0+YG6bFdjlleTGatbXrzlgV+k1V6wvGLS&#13;&#10;xqJ95Y8c062J1q926TfZdGlsOB1zZVD5bNgGrgK/EMnLcc40CdCnF8AnBAZH5717906dOrW5uZlg&#13;&#10;lb0b5JKYkofMEEKKYSG9Njx+HCFb4JBO8tDAyNAgTTINKj08dLTP3xZuU4WbSyKmklCr1G/aFrZs&#13;&#10;9+zbumjOrFum3D5l2i1Xjr/65hvGm/RvxA4pvAAyY2nYUHj0kIxGgBwq97dKHR++0N1QYKtZaa9d&#13;&#10;Z9ducu14yLv3hUhzYbRVEW4t7zFIos20KnmwFcxXOdBa0aZ/fvYt1+yvf7nvcKn3IPivMmxmjJsg&#13;&#10;mIZwjIFmQRk6I+SoSgqQZc6TkEHW06ToNVcFTVX0gXjz6921Gfaq9MgHL/W0ymlOD2NhwFQUsLAp&#13;&#10;O4Q+IAnQZ1/5KzsK1VlOVbZLn+Ovy7A3Zrn25HmemWGb/vvDM35nffz2gCbb05jr0efZtNkeTYZd&#13;&#10;c29AleFsSHtx+9M350svz3h74/OvdmtzXOqV3do8FzBCk2vX5FDJ4leIuBB0LYg78zCpZ12TAH1G&#13;&#10;IWBl0tPTs2HDhqeeegqR/MUg38tSfSJBYi5AaAg3hgfps3FQaQJ8QHZvIGLd5TGXRGj4cEnsUIn/&#13;&#10;wPYFd82YfPNt0+66/epJ104Yd2XNtod6D4FiK2Mt5aGmQkAejdgz0su9iKUi1FrmaFN4Drzp1z/c&#13;&#10;pcrrVGV14abS3Rfc9VSwSRIBTLeVBZtl3gOy/i7V3spnr7/qrwGzsrdVGjCC2ypD5m1RGvkHuJTF&#13;&#10;Fw4HHBOMMqXNk8CaqUifKaVJEjMWRoylrubyoKlisKnYr7unpWytfc/jPYfQ60jDFgUbUBj3klvE&#13;&#10;LyE5QJd8GoBmMEE/Ym58vFI5+MWTwQYLx5VFUvhxpfG9YsrPpmI5J5Q1jIFdojKWSveneNRIxqix&#13;&#10;qCiKh4lKTmEWevQ5Hl0ubaoz3fXpPmRpzOnSptsr17sqN9hU6bQIS32mTZtuU6+nwc6NWd367ODu&#13;&#10;Dda6vJaqzZbKPHd9rndHpk2X4aSVU7IdmgyE9Fbw5BqTeu6Uru9XHKABlzwcI0BSPnLjzTffnD17&#13;&#10;diQSwSYItbD70wA0RMgjFAviDAF7BkAfpzW0GLUeGT7aF2gLtdW6m0tCbeWefYWL7p55y623zrh7&#13;&#10;2jWTrrvqyiteeSx9oEMZtJSFzcoeszRIyKhkPmtZmD4PUfYYKyPmykgbEFweOrjV+95zzh0P2bX5&#13;&#10;HWWrO8pSPDuejzUDiOV9HZU1b92zbMYNx7orwwZJEIW0oNhivgoMo7QCR+aj9/g3hAjHoDMpoS2F&#13;&#10;AZPCbZCHDVuPWiS9lopgczna09cu8+9/tr0ytas6M7zvtbBZ4TfQsMITGG3iJdAY8IgJR0STNDGA&#13;&#10;/mAg1H4qQNNTtpamM2ZIQT/fuBFX+k2fbMSVoxs9jzPUO6HizRAPKf0p2eN1CeD4WfVMDWOOgkRF&#13;&#10;Y1jIWsUyQgnK2S7eVNZ4HiZGigpotqvSHepMjzbbp6av/jyarIgm16/N6dZlWjUZXlWGX5vraNjk&#13;&#10;bkgPqLK99amd6hy3JjWkzXc2ZPt1eTF1pq9utUOzhnoL/hE5VXdSjUk9d0pn+6sM0ASTpxOOpDC6&#13;&#10;uromT5783nvvwe7v7+f8lwtL+ImEJxa4M82r1D8yOkDj9AD5oM8g0TSRx/AIUoFVH/NFHQeDh3SO&#13;&#10;vdtWLJg1beqtM++YOuG6my659Ir7c5YOdih8zQpvk7QHuNxaFj5YGDUWR8ySiKkkaizpNYB+lgTM&#13;&#10;RTSow1Qes1TGWsv8phLP+y/6dz1qq8jrVK7z7s7yHnz5uU0bXngwpbddHm2iLxj9lu009ZKhIkRr&#13;&#10;r9As1dzLwRn0yTz6JMUuPstokIYMVtBE2IbtMYMEIOs1SdCFxCzKHlOxr/GRI6XrnNrNMXNRtK0K&#13;&#10;nQQwOiIyaBwLGLRRYNA0V4njw35i0E+OZdDs+ZrgjDCCwwQ34irAx2kMjm6Ej2OVwRlLeQKAxOwn&#13;&#10;lNcl3DnxzY/QU9MDc1nJJxfOGsaqFpUjLDOoVeLxEkzH91IhY9GZx9BIO122Q5XGRkNnO+vTnboc&#13;&#10;G2BaleWvz3GrkSzPp811qjJsmgwnsgC7GzI82nSvZn23/p4uPchypked5tGus2pybQ0bXboNTjX6&#13;&#10;xRw+qM6dHFT3RSld3ySDHiOcOyMEX87Ozn7yySeRjLCUCRLwjJ9ceLGQoSGUPDhyfGD0eP/wSD+j&#13;&#10;ziO05iEqpWF5Q8OoB3UNHRuOdPpaNKsWz51yy413TZ868drJl1x2ZV7awv5Oub+5NGCQRQ1SP2hy&#13;&#10;K30DQvOCQkFjLRKaOc9ILJVmoTMVB43FUYvcd7g0dEjeC3L6/ivOHTkHlamLbvyfyldTo4ckx9rq&#13;&#10;QwaZ21BIk3uYKkJm9nUivcqjt3kcQONs+jQATfDNExilUTP5uH2moqhJGjGUBFrAiCsioNIGea9Z&#13;&#10;Gvjw5c66PEddmn/v35Ay1FpBi7BQO1GLNEgMusRvUoSbaZ2wvhMMei1w6nQMWlgKj8CINqHYxQBX&#13;&#10;MMQYvldYWRUheVHpaw5EUiFkEPYR/MXjcW+wLKxGFgrV8aKYxis6o/I0iVk4/oqF015WfraTBkVw&#13;&#10;/I0T5xOFZLIGsNrZxBfiEYmaeEvz9ns0mbbGAuuOPLcqxavP9WhyXXWZ9oY8ty7Xps2yqjMDqpyg&#13;&#10;NgdA7MAh1+c463Ns+iyXPj1Ym+rTbLBqsj3qXJcuva0hu0uXEVFtcKuz7FoG0FRdEqC/IKWz/RVn&#13;&#10;0JwpC+jLZIAJIsvLy6dMmRIKhZBszLQbLPcnFZacMsXz0svD+B5S2ozvZRUQYh87dnT79m3Tpk29&#13;&#10;+eabbrpx0qWX/N+6ZbMinRVhgyRiLA61FAcsxUQ/2Qs3biQo8xtwT4JJRuueGKXhVnmspSzapujc&#13;&#10;VXLVX35pKFrk2X1/oHlLyFwebC7304C54phJEjVLEIZMxSGa2lRObJe5mBGegs6kqIJ5QoSqYaM9&#13;&#10;UKB20Cynme1QtVHai+6kqah75/OdysU2Vbr/w7di5pqwERwcRwH6XxpuLfE1l0QNCjTyqP39oSAA&#13;&#10;+gSDdgOgCYhzgG4CXAKtNOB6ULLpcwmieDkc71yAJE2uU5ProDAHuwjlNWludboHpWkQpiFkeJdN&#13;&#10;LJJCwj6EdppJmb7yYJrj0OWwNhB2A8FdmgyXmilD/DMqJaBkJzKqM5wsEqFdnUm1aJiy6tBsD7kg&#13;&#10;eEjqRQiMZmBN7WSKprr1OR49jpTAmt/DUOFmprs6C4X37smVP79K/uLCvl1rrUSlcz06NADlsLZR&#13;&#10;Fh6eUIbsCTZ1AwLlF+J5x8Cq4PCR1HOtdC2+4gDNRYRmPuoZMR6PZ8aMGXq9Hsl4PN+FTR5+GuF4&#13;&#10;nIDKcUOAZmaSsKJHh8G0B+jz8OOj7727Z+XypROuveayyy+ddfvNXe/L+oy1sSZFyFISaKVhyMBQ&#13;&#10;5i4Yi5tQ7nygmTdayqMWWdBUEjTI+tqVuyRPTLnpcp9Z4VJtOqJc737vmV4LEW1aIQXYSgY5nQn3&#13;&#10;T3z2QoA7pnymPDJxF3/7R0bQpAiYFdRbmEp7LLJeixRdS6Cp2K29z6lc4dEXBMCaW6tDFmWU2Lo0&#13;&#10;YlL0sRn+AtaDA0E7A+j1HKDBoIEpDjWwGADHiDDAgs0K5NITtpIiASmBoEdFEOyFocaTOykIoE2b&#13;&#10;Y9fm2nV5pPjd60AtgdoE2XjAZ6jN4FubCQYKYPUwQk1KNlJSPDOYkgPhI5Wnof5AyMvAWiyHbfIY&#13;&#10;QkB6HWfXZdq0GXZthlWbbtWlk6uhPttLU9DlQD3qbLcqC4ePeJrBGQ07gctx1WZb69NHD96XteCq&#13;&#10;zHmXHj+wqRvcWZ3jRM+Ew6ejI5ylg0rMFVfqD7hNCcaWfCJM6heiX3WAhnCA5gbgEQKkxmZaWtqm&#13;&#10;TZtggztDEMP3Jmb5hBIvXsjI8Fkw4mF8FxMg9MgwCDspctqs3dlZGX+95JLrr7lCu/3RAVNd7IA8&#13;&#10;aCgiHzRhKKO3cRg9gypBhyO0aIust6Ny+xMZm1LuirYge0XP+891ly/v1OTHWmRhS5nXWOo103qD&#13;&#10;BKwE8aDS/HPtM469Q/mJDBrKPmChboO+YWEEnEi0QRI1SWMmabSpLNJS7jn4Rpc6t7tyTeidJ2IG&#13;&#10;QHl5qE0SapEGD+KIyo66PxwKHkl8SSgwaPrVErgQNgHgwE/VmT5NrleV41ERkHlV2QzRMgmUAc3E&#13;&#10;l1OB0W41+DJxXhZyGpsOjGOATqVRSGQWvDLTp83wkqaTHxaqSrVrMq06wneCeF2uXZ/rwG3zcYpk&#13;&#10;6AYoPTLqkJG6BNrVkO/VsRYyRUeCWtBC9D28bczTQn0DOgMv2q9JcatS3OoNMHzaVCRzUBdFX/ER&#13;&#10;peWAewKps2yqjOED9xUsvzZn0TXHDz5oV+U5NHlOdaq/Md+tp29YiAsLfqGxyuGbKRV4kiYZ9Beu&#13;&#10;OOHJl4SCkYjFNTU106ZN4191gz5zaEYCEaBZprMvuAAoe5gYNJvBY2hgcJAWPwwGA1sLC2+76boX&#13;&#10;7ls21FkbNUgC5sKAmY+IYLAIDgsoFDzCHDTj/JcmY6Kp92MWSdBQ2ttVk79qhuzl/GOH5DGTosdc&#13;&#10;Fd3/hq0uxaa7N9BcDMANWhQek9xL89LJI2ZJ2Cjl/goKKYZY+emI8wkVOgxi0KiXkB2bQUNJwFCC&#13;&#10;0mLGcr9JGWgpC5qKvO884ahKs1dlBt97obe1ONRa7jPKvWZZzP7eYOCI91SAprnhGUaQEwDsGGwU&#13;&#10;z++pLm2KU7PBpUl1a1PdulSXDhyTPncm3y4tuEfqJvdIjktHITOIKjoYaDo5pDL0tOtyyOdAE1lk&#13;&#10;2/l0FqiROC9DT8A6TbKcTm/e1Okc6DmqnkkJdgV3RzpD1Qxkt2kybZosO5TXRRXluLT5Ll2+W5vv&#13;&#10;1hWQoSlwog3aNIeGpo5zaBGCNdOThHj3QplXHUh9Ak/BoEcO3Je3ZFzu4omj+x7qrs92N+Q7VDg/&#13;&#10;mTiZeM4ACyZfBzsDY5WdXoQcqeM8+uOUJ+PphVycg58ENx+rqJqHCSp0CfQzOLPyvTxxPGTKGiMc&#13;&#10;SKKiTB5SRh6equJeKoqHX7DSYyJ+k7Wrwl9ZBg3hgMsBGrbP55s3b55UKkUk0JljN4QbCLmwrGdZ&#13;&#10;eMkE0CN8EQCSwUH6WAbywd53pVuf6vM0ek0yv6WIDVkT6DOHRUCzgI9MaVUtBqxs7VpJj0Xiay7t&#13;&#10;6aq7feLFe+RPDnUpY0ZFqJkW5wbntevvdevv6TVu72stDVqURKItpVGTJEKzMhEu09AOgl2gLSm5&#13;&#10;Mlh1p6rIuIHO4M6IibUqEVJLgNQWWY9J0ttc3NOijLRWhprf9u98sEuxpqt+U+jANrQz0KaIuI39&#13;&#10;gW7f7ies6rUEJaDAOlDgTLYUCCEdc1xk+LVpoKL2hny7Pt+my7Pq8mzETwtcjXmehhw3lHk/gGvE&#13;&#10;lFXp9ro0e32qvS7VWptirdlgq91gr9tgr4emOOo3OGCrUhw165wVq5yVqxwV0JX28hW2shXuiqWe&#13;&#10;ikWusoUOxQKbfJ5VNtcqnWMrnQtbCE+rbJdVNqcbiWXQuchol8+DdsmXWBXL7GUrUJercrW3Zq27&#13;&#10;Zm137RprzRpr3Rpb/Vp7/ToHhekOdYFHt8nXeK+34V63bpNTk8887MBowg7m9kGaDGwCpjmagEGP&#13;&#10;HLw/d+n47MUTBj7c3F6TZtNkePXpXnRFuOHJqSKEp1GUwEKgAw8J+nnIjdPGxJU3QFRCxnj4EUoZ&#13;&#10;0SQWnqJsF4WkvFIyqNh4vczrwrJT4njIlMfzZInKqiMoP+UQBI3XRSlZUTz8FIoLxEPREHd9rMZz&#13;&#10;sQud66hZGbEoGD58VV0cXIC/Q0NDr7zyyoYNG0CWYTNkFt4N8r08JUTIf1ZFKDreExBvZ4J2jIwQ&#13;&#10;tUeLBo95o/a9QUtR1AC4VHCAJowWGTQNLiZlkUhDDoeYRRY1FQVMStPOl+66bcIhzWuDhyp9Zkmw&#13;&#10;VR4wV/jNykjTVrd6s0u9uce4FeDrB4OmQkpoAiaCeHJ2E/5SZyAjdCYsPj2DTmTcIkaHzIqAib6y&#13;&#10;CZgkQUtJpKUsbFCEDbKApSzSVh9tKrTvKOisXOeuLYh+8Eav893+8BHfO3+z61LcDXkefY53R663&#13;&#10;Id/dsBFPfHS/gcPWbXDUrnHWrPbUrHFVrbKVL7cqlzJdZi9fYi9fZCtbaFUu7FYu6FLM71bMt5XO&#13;&#10;sUln26Szukvu7pLM7CqGzuguvqO76M7u4jutxQhnWIvuxK4O6axO2azu0tlW+RybYp69bF6nYmG7&#13;&#10;YnGnckl3xXJ71SpnzRonVb3GUb3aWb3GKYRjlCKRwFW7xlW7Fu2Ejby2ypW2ihWOikWO8gU25bzu&#13;&#10;0jkd0rvbJXe1S2Z2Ft/ZKbmjW3JnV8md3dKZVumdduV8RyV6iCU25WJr2RJHxXJ31UpbfSrYtxPP&#13;&#10;AQ15bn0unglAtAlHQJCZWuvTwKBzl1yTs2T8aPPmLvUGm3aDV5/qqiM3DlCJ0ifQTHqtGrdRDtkE&#13;&#10;E+Q/OQEWp+LL6SKpGQmvH+lKsfDjlKFzIvM9oeIu0hMGFZtYL+t1WOJ4yA6K9sYPRFDWM6FMsqnk&#13;&#10;E7tEm1UUV2ohawNvzxeivG9IMmgIB0SAIDARm+FwePPmzfX19bA5oeZ7EXLQ5Fko5zkQsWTeE4it&#13;&#10;YvYgQBpblGYw0hcwhdp3B5sLwzTWAmgoZ99/A0ZlgD/AN314QvORyoLNpbQ8oEUSPFg40F6lfP2e&#13;&#10;9FV3uvcX9baUAT39LWDKshg5QJTu/W911KSFdz4aNRUHLfJgq5KWi6UJj8CyS2mSEBqPoQiiND4+&#13;&#10;hEHwqcrdGghhIw1yEUyTJ5qFZlq00M/aDGofMSr8ZrnbXBazKKIfvoYeorUiw2epHA0e8mk3dcjv&#13;&#10;7lIs6JbOBWJ2lcw9UrrwsHzBEfnCIxQuOEK4ubBbPrdbMQ/apZjbxcJOxfwOxaJO5aJuQFvFMlvV&#13;&#10;ckf1CmvNOltdCpFl5pSgGxV3AgBOn4cQYAcDeMcgj9StZQb26igBcNClzwEsOrUsPKG58XCMirvi&#13;&#10;yjOSe4FGm7hQvpZqAUVCFeh4fA256Irc5JbJBHe21afbQajLF3UqcLDzjsjmtsvndykXdikWt5cu&#13;&#10;OCyd3y5D37PYWbXCU7fOQXN+5njQmTXm2zU5I00P5iydkL3omsED93TraBw0arSqc1zx4StuLS2G&#13;&#10;4iafSRZ7k5lOfhg8qdD7TPrI0EGunhy7JttOA1ooZN0AbzlhH42fYfEI4/HkQSJ8YVyeu8jpJLPw&#13;&#10;I5RBEqEquWvYWBdyamn5AJgM6lTo5TCrhQbkcAbNuyWqMX5Ks/mYGVrEi2XEcaFYOhCUrM9x0OXL&#13;&#10;xiZ7jKAXDwTlrF4O+qw0oWRyczE3PSVjIXsFTT0BvU+mwrnSmmFMqV4W0lllNjuxFAoGOyLalZD9&#13;&#10;JGUJqHCvNgsqpMcprVkZ/coyaAhwkIfAvlAo9Oijj+r1eo6PPEGiED6eY4weUziPgaCDAIk/TnMu&#13;&#10;DQ+ODh89Gjlqey9gqaS1S8yFYZrbUxmxlANb/ZaSgKUk1MIg0gicVQRaSiLNpcfttfdtWPRI/rzI&#13;&#10;IZpZlJBUYNnse5O20sDBN9rL1vh2Phw9XBpqK0dGv6HUZywl0DfRqL6IuSzQDGQHNCPLWGjmKpQZ&#13;&#10;VzGGGDc34rbg9DBLgyZl1KgM0mqHNc53X/cfqh0NH/Ko7zksndmlXGBXzLcr5jqVi2wKsM759ool&#13;&#10;jqrl4LAu1QaXOs2mygKOAEk9jQXuhnzCWaKWLGwgwCUbIbme44hA9za7Oek2ONU4wQFF5XsFhvXZ&#13;&#10;NJGgxcOEwtm4FL7JMIs1NYc33oOnB32uXZNlVWW4qle6KhfT8wG6Lvk8Kz0fLOgomdteMhdhZ+mC&#13;&#10;TtnCkT2pOQsuz1s8bnD/PVZ1ik+X76PxgqmEZQyhuLJKMwHodk0ujW/R5jq0eXZNngOdB3n8mSKZ&#13;&#10;jo+ZAQKSOhEym5z7DBkZFc0BjAIZkZ4l5p5x4Yig4sk/VZ3sVNCAHAZMogLX6At1aiF7LwqIpIHb&#13;&#10;GWwQS7abhk6iGTmsPQBx2ASOaAMgnvpghtcM/SkB+cpQC2F3pldHuAmD4ylScpQXQnolQFk82jQG&#13;&#10;nUBhUi8N9cEzCn+LGw95P8ROggeHwxws7PLx3xt/58GPFAb1x2dSD7pq9qYEoMwLpN8JvSRcHbV8&#13;&#10;tRk0hAM0GPTDDz+s0+mwi1PmMcKzsKxnX8SSWVVjBe0ZGhqk4Xejg6Mj/aMjQOnhgZA1ekgbNEqC&#13;&#10;xsJgmzTcUhYxVIaNlWFDWcggDGEOGKQA34hBNmyrnz/tureezRiy1/kN9GE3IDLEsBJ2rFnWY66y&#13;&#10;732us2KZ74PnQWxDNN+0MkQubJBxcncAWKP0rTnSx50eH6eEzgjJYKFosxHTEbMcAB0wyWLg7GZJ&#13;&#10;uFnW36rod797LGx1vftSJ9jczns8O+9xNeY5GzYCaILaHL8u1wviSSOd813qPHoLR3cd3d64/bhP&#13;&#10;ltsIT6v0u48r34zv4thN94aAO3EVI8++MgSJ38NCY3jjcSBQOsB4I4EygD+6hxvzoaB7NnVGd22q&#13;&#10;u2q5C1qxzF62pF06/6h2Zdbsv+TN+WtEtchUeIdNscxbu9ajWoO8NvB6VilQwKvL9uqpNCKPoI1q&#13;&#10;PgceOfo50hH1Q5NAtPHYUZ/qUaW4VWleTZpPmw71azN8NFqGBrp41ake0hSXKpV9X05XIfESxA/w&#13;&#10;NIoOgBAfIVLSZQVQ5gD90R47uDPyUiN5OUgDmAakpqFGtAS1+6B4MtCm2+kznFyE7N0vvY1wUrfB&#13;&#10;HpgSlEbvqHBi0x0qGslDqkp386E+NG6Hhlr6CHnp2xwO1uxNcq6rgUq2a1nhunyyYdAUrHQFqbui&#13;&#10;99L0JZRdk2lXZ+BMCqEqw4azqkrDOXTWp+IUuWCfok7EswTIZcUjlAp50XPk2mpWhr+yAA0B9iHk&#13;&#10;fBkA/cgjj/Dhz6dl0H8X4QCNv8BoNj4aPcfQ8MjQALoVXLRjsaN2s99c4zJt9Rq3Rg3yHqMyZiiL&#13;&#10;NMuD5OQtDhhK/CbJsdYy64dF86aMb5A9OuSoB0Az3BSgFmHIVBExlvUdUjp3PdpVkRIxFfqA+AZ5&#13;&#10;xFyODhzQHDAU0aeJLYTmXEUUTlQBkRPSUEgGC0Vb/P6lpTTYIgs1F4dapSGDImYs7bG+d9R3xLfz&#13;&#10;CVvtGrceyIhbPdVRl+pQsdtAjefrHLs616HKd6hBOnDf4j4nnsIAmkCN2/H7n5RwljbZIy0hFH+2&#13;&#10;FRLwlISPTLGXh6KKkWdfCbwEFKOGMSzjIbvbBSrKW8jaDITF4WfTPU+4ludpyHPqSR0NNKqvoy7j&#13;&#10;2L7NWYvHbZx/6eA7KV3lC5xlK7pkC8zb7uhgTvZu2SybcqGjcrmjZq2jLoUGpbBBh8A+cECvPhvA&#13;&#10;7dNl0sg/VYqznkDZp6Ohh3xMN33sA9SjVcMBZxRJQ7xxevXZ9AWNTuxXxqKzaJyiSIkLROmBR4zJ&#13;&#10;5uASk6LnUGf5NRk0dFJFk4cIBlXKODIBazqhMPUczIFDQyqBdwBB6i1calIeCUUCoDaNgqfTle/U&#13;&#10;57vw1NVY4G3I8+pzvXjkou6KdcYMcImzq+nttK0+vbsu3V7P3jOTciPNBsCtXumuWuaoWGovX2xT&#13;&#10;LsIDTXfp/A7ZvM7S+Z2lLOS2ZGbX9qmdhbd3QYumnap8V2fhtCOS2UdKZndI53bJ59vKl1pL7gg3&#13;&#10;bWc4kATo8wygOTLjP+P33IaFtg0PDQ8MjkBHB4ePY2sgYg23N/pMJf6W7VFzcS8NOgY+yuh7FrPC&#13;&#10;Zyge7qhslD+ZunR6W+Orfe0V5FDm0MnXDDTJ/eRlLokZFWFDpa1+c3fNhlBLYbhFHm6WkieaSisN&#13;&#10;mop9xiJCVe5rJggWsZi/nOS2EMONkyOxKUA23wxZwKCLQwYAtCxqLo80l/Y4PhwOdwV3PuqoW4k7&#13;&#10;yqdO9WlTfOA+eNbW0YAzpy4DQODUY5MIiwhhdIfHEY3ryUDwJVPxKPgRIaS+RwUMSvWAutIoaZH3&#13;&#10;USTwCHvRkx0/eG/usmsLFl81enCTQ5PiURPMOQCdqgxrzXpr5equsqWAjHbJrCPFd3VK53TJ5lnl&#13;&#10;8x1li1zlSzyVSxxVqzprQd/QJ+W5G/KZgyXfScyUvOr0daUm2y58xkk2YqzanG5tTpcmz0pfLcYb&#13;&#10;LzzZCM83PPwIpQNk9JN/HcqYPqrLsGtT7NpUpy7NoUunZVz0GWz4I2sJkVw0jEKnrsClL3DqKXQ3&#13;&#10;bnQ1bvQ0bvLtQLgRR+Ektksdm7s+xVO3zlW73lmz1l612la5ylqx0la+jOnSbiV0SZdySbdikV0+&#13;&#10;x15KI3CsstlW2axu6axudG/8fTJCyQxm39kum99eurBLubi7bKkVDzHo+SpXOmtWuWpWs3CVs3Y1&#13;&#10;QJyoMWsDDeg8rbJR9jhqr2qdu24NZa9ehUZaS2eFmosYGiQB+jwDaLSBAzO4M4TbEMTTLtDp0eEB&#13;&#10;7KRFEI8d74v2uIy+9ho/0LN5e8RQFDJK/TQZqSJoLhm11bz22Pr8DXMjzZIQGCtAVoBIwCUj0aai&#13;&#10;YGtxxFRNE2gYpY66rMOq/FhLSf+h0rBB4jtYEjbJo63KAE3TEefFJ3FnGtoB5ZvMGJNAVBZPLg4Z&#13;&#10;uThoFdqSGBuBFzaWhZqlUfu7g+Fu/56nrer1dLuCjgGO6RecAbhx0NDgVIc6lWyE7MNC8Sbnn0FD&#13;&#10;OUaIYPflUrHl/FigHJ3p20LmUiClTyVTfRSmOYkhZnh0WV6cKFXG6IF7c5Zcm7t4/FDT/d2aNIcq&#13;&#10;x6nKchA1zqKXUSCJujxnY76jcZOjocADBKlabi1f2qVY1FG64IiU6J5dMd9aOs9aOhehTT7fLp9n&#13;&#10;q1plraeRiHiacWvTPQ2ZvoZsvz7DqwPvxsMK/6STvRdNuByiJh7UGHVSyOE406vDUaDMDK+e2+n0&#13;&#10;xKDbCNiFOnRMtQUeHIselWa4NGlokq1+g612vatqpbNqhb18mRUIq1jcKV/UJZvfLZvbVToXIWnp&#13;&#10;3C5C27k09rF0jlU6p5sGQc7thlFyt1UKnQU4dsjnOuVz0V1Zq9faatbYqtc6atc56za462ksOfmL&#13;&#10;NcybTO94c6B0yDxkvRd3zXPA5Z0HOfcRkq+fHgt4eFqlXWqWi/c9eIBo2OioWxtupYWqkwB9fjJo&#13;&#10;EgbIAliDQ9MuhIM0ozQN9aBPwwfR3qHBgf6wLdK5m4242B4h7CsLgR0bS447qtcvmnxP1rJRuwqE&#13;&#10;muCVORmYD5rmRYqapVCvReE3SY9apEdNUntdbltNgWffa32t8pBRETIooy0V9H0gCgemIzvYN2PW&#13;&#10;XMcwZc6g+ZtACll62AKDZrVTMvqkRRk2yEMt2FUWMZZEne/0B9v9u590aDbg7nWqM1169vBLk2HS&#13;&#10;VPRuTbZHQ58OemCzO5/jlxjySBECvqSaiGsnDofcIPQYzrw9WVB6A0a3NCnu8K66zKGDD+QsnZC/&#13;&#10;6Krhffm2unU+dY6HPKps7hGcTK40kIN9a6OjV5Gexnw+bo/YqCrNU7PSUbnCWrYUxBBI1ylfSDBX&#13;&#10;OrsLKkM4q1M2u1NKAxbBK63yufayRY7KZWCLQJPuujRrfZqddSfMJ8NGRxD+cqWhF2OVkWXAn6tu&#13;&#10;jaNmjb16tbVqpbVyeWf5clvZYqdinl1B48q7aTAPKgXrn8XaQCGaRGhLihbiUYCeBqDoV7rlCzrB&#13;&#10;bRWLAdm2imU4IhcQHMS5LsVRn+JCV0fDKuidobOhAN2Vc8dG9FgOYGIjjHzWN+TSGB7B8YIQzwHU&#13;&#10;/ZBjir1BpR8kfm/0myTFeeY/0fj4DabkzUc88w7Fw1OVucjxSASbCmGXKQMdgKN6BQgNQ4MkQJ9/&#13;&#10;PmjePFFokzk9KCTEZlECegOrCbKH+sM9foOvvdZvKYlYioNNSu7rWLPwlsIXC447Vf79EsZeT8Ao&#13;&#10;QvoUhaZMAliDyZZEWhRRU0mg8YGu8oyOyk2hva/1GGk2j6CpLGKhCTQCAFYCd3nYWBo0AL6raCI9&#13;&#10;o5yP9gMW0xeMbOK9XlNJj0UabikJtJQQc+dOFYG2UxiiXCVBiyJCwzlkPc73B0Id/t3xLwnxgwaT&#13;&#10;It8F4RS9UCJSxtzKhFZ0nwCUReUxXAVQ+9Jq4rHwQ2PP/qQC6vGBFgnKvyTMWToub8m4wf2b7fVp&#13;&#10;QBMvHjUA0JSYxkrTCASEHBcoV+LZywSZ5ezPrQdqkzr1ebQmoWqDU5XiqFtvq1lnrV7TXb3GWr2u&#13;&#10;u2pNV+XKzvJl7YrFR+SL2gGR0rtBSLsld3UVz+wsntFeOKOz6A5r8fQuCk+nRdO7WdhVPAP8vV22&#13;&#10;AES+o3QRGH23cjF5Y8qXd1Ust1avstessiGsXoXabTWgt+vsdeud9WjVBpeKnqXIN4LDwamjoS+5&#13;&#10;7kbBReNiR0GHc2IwpdAx4GDpfAqHz7KT0pmnzz6pJ2MDzOOOGjp7bFNUAmsKucFtMeazK0qm98Og&#13;&#10;3jUrwl/lYXYM5M5fBs1DUWiTZvMQQtop/KGdo6Pg0QMAbvJKR93Rrt0eY7GvSTrYobA0vpKz8q4P&#13;&#10;617q76z2czLLCKzoeWBklvuRab4kwHTIouhpLQs1v23dfX9b/ZqWquU2VU5o1xOBfS8F978Za5b2&#13;&#10;tFT2HqoOtZYFaMx1MQ2+bpUGW0sDyG5UBIk4l9D0ezRDNH3wEqCJqlGpMJsSd7MgDJpK0RkEzUrg&#13;&#10;e8RQGnN8CID27n7Kxr8kBIgI043i3mNDvvhbNfbijt1OX3og/iQaP1KmHAu4fbLaVDRZUs6Sa3KX&#13;&#10;jh/cfz+NWNBneVQp9FElEVWcRgrjfFYs9kQtQsksPg5APAENAuMA59ZzO8+jI3oOrHepU5yq9S7V&#13;&#10;evKSq1Kd9SnsY6L1jpr1ttoUW32arY6/Wxurtro0ex2FjroUV906Vz1KWO+BqlP9WvDcdDv3RwvA&#13;&#10;StgqtEEwELLGnHyi4gqkS9wUlB+deKQsIzMSNV7giTL5GfuilH7qyU+9OeqdnwB9ehEgmaMyDwmb&#13;&#10;mU1LaQ0PjY4Ojx4fPj7aH+3zt3haq4fsFeqtDy+ffq3zwPZYq9JtlnBoJrLMnMKgseQaZg4HBtz0&#13;&#10;AhCbHkNhqLW0t7U83Fwc2b8luPc5m/ZeqzLFWY3HunyHbpNz12Ohfa/FLJLIkbJImyJolISaaAbR&#13;&#10;ALRVGjokC7UAphXgyEFAtonGX3PmzsI4eTfJI0BwYtAKxqA/6A8nrKiChz7yNhJ3xm3DQnbbcBKd&#13;&#10;eP/ElcfwXV92HXM4jNzF72Fun7xpreefehODHtp/n50m7M8GgyZGhkKow6NwDAzx8ybUxYvi8fFi&#13;&#10;xQRcGdemARvgmHSB6LE93adLR8lWXT6bL7DArs9H6GjYSARcn8M+C8pxNdB4tbGqz3EynCV3Ng0m&#13;&#10;IXaPjploO/F9uu68kajXrsKjANXOw9MqSy8cGj8K0U6MEY9UOEYeI2pigTwjL/mLUjp23Vf7U28I&#13;&#10;A7YvFUCfTtjgDrqCI0NseuvRIVoKgD49PN7X4xjpM73+WN7yO64cccgjTcUhSwkbg8HxkRNnAkrm&#13;&#10;HeahgJ4hA1htGX4fsRZFxKwIm8rCpsrYobKgYZtzz1Ndqvzu6nR3TaZXnetu2Bx494VYk6zXUhs1&#13;&#10;VwGRfcYSr4k+5g5ayokd04ctzHlNJaNj4DUKAP3p1yRkN0xST1GbKmP04P3k4lg6fogxaKeeATTj&#13;&#10;zmflBBIBBz4ipF6TEJ9/iOhUp7lohEmqW53Kx7TRm0xaq4Xm5PMKmnqKskh1ChsDR+OOmY8FymYZ&#13;&#10;ZH0DVRrHSo7LPEZs0j+k0gHShyrn62x2HDqJGn4COW3Kj8g+ZhcwDTGhUOijP1RJlE9Y40fEcAPh&#13;&#10;WRBeIjmhh0ZGBwdG+vqHjxFCD9GkpcMjsecfv++J+1b028oj+yU9bCQGV+bTIIwWuDNTeqcHw1Qa&#13;&#10;MEt9ZhpGHTAWh8zFEXNRxFzob5X66O1iWd+hqr7WUt/+V227nnTqH7Jp8jvxMKvJD+594ahR0WMG&#13;&#10;4KKQsoBR4aXFDwujrdvJv0Gj9JgHnNwdqAsAXZpc1ftsKQdoYtDnDKD5tQB8eDT0yR8M2kTJjP+y&#13;&#10;yVrpfReNGKG3XqmAVCetnJBNoZa+2HayQQvxkBZVYMMYsu1q+i7Uzoa6I9KpzaU1DU4eWI0G8PAf&#13;&#10;Xukwz2eA/lRyWqQTI7mRmEa0OVNGiBgw6DGfeosZuSHGJBqJwhKelEDcHCMsoZCAG59H0F4UQa8J&#13;&#10;hwYGBgf6h2nGUuLRw/39w6M+n/f+++6tq1cc81kCTdU07pihM3NxEBYDLrn3mWscvgGdhRFLCX3h&#13;&#10;3VQeMlSELYqAWRIxlEaNkqipMGzcGjEV9rbI+1qrY5Zqf3Ohe9/z9t33d9WndVesDjTe17v/jR6T&#13;&#10;NGop9xtK/QZJmBYO57NFo1LmiQaRJx80GHQSoM+OfgEAzYGS4IMNCGH4m0mEmgbbgP+Sp5iGmrGB&#13;&#10;0vQhvjrLQ18nZrIPW+glGw/5Czfmv6YRC8ynQcVy1sxcMWQI5dPzvlC12Axu/KMqHeCXgkFz9DyT&#13;&#10;fERKMRKGCLg8DbfFTZFBb968Wa1WI4bPWMSTIeQGt5EFwmN4di4sFYm4yQ1RTk0sGp9TmIvj+OgQ&#13;&#10;fQGOWoZHCLBxWPS94eiosdl416w5rkAA6Y762nyHa9jX28RhwV6Jw9JHKEBkGWO4tL4JISm9wWNz&#13;&#10;OhsBqYSeIUNpyCCNGEtAjSNmZdBc7jcq/SYo4otj5rK+luoYNg+85fzghQ5VvrUu37vz8eCHb8Ra&#13;&#10;qoKWcvI1m1AXFU7FkpulNGhRhoxJBn3W9AsCaCot06Olzw4FGOXTcDMAJb8Hu15MsQv8moYJ08AJ&#13;&#10;est3irJBbNQw9mki/z4Q192tTmN+WKFSMfyKKB3s+QzQHAQBneLEchDgJuIJgxIE8YjBLgiP4Rl5&#13;&#10;Mp5F3OSCLDyE8FwwIpHIK6+88sEHHyA7n6qfpaWMECTgMbxAbKJhsHk838VthGIkiuLlw+YGPzQu&#13;&#10;PCUEkZ9HeAEMpLmB6ikYHqImNTY2Tp06FfHUgNHj/Ud7+mx7IpbaaLOix1AabJJ6zDSzXRDQ2SIJ&#13;&#10;tmz3m7cGTEUEoATfDKmJaJMheI0Fik0qkHEkIIOGVEcsinCLMtBSHjjwllt9b3dFmqvx4Zi5ONSm&#13;&#10;jBrLwy003oNKNkhCNLVTZdLFcRb1CwNoCk9VKvmUSAANQ2rhdd/JykGcq4DvZ1BedWJL/rGVDvY8&#13;&#10;Z9BcAGRAFg7TADhIooF4CGwR8rjN9hOY8lCM4Wm4IJ7vEqW3t/fo0aOI5LkgPBnPy2O4jXixndhE&#13;&#10;Xh7PE/DS+CYMMRdspOe7uM2FF/U5RIRooTgEvHzEFhcX5+bkwEYzKJ4afOxYoLO3Q9dDI+G2B4nM&#13;&#10;loUNyhCNaKbxyxGzLJIw7QaUvB/MVc0+BUxUYRwIc2SzF4DM0XyUHNYl/rbaQNM2W02WvTrP+/5L&#13;&#10;oVZFpLk0ZgBYS/xtZTGTLNa8PWhOujjOmn4RPuiPUMaax0YCa1iNBOunKGvMVwh2P7l+CQAaoYhl&#13;&#10;HIhh8BjsJcCLIyNCHsMNHkJ4UWI8BDYPgVYcN7GJvRBu80i+KabhwktDDPb29PSkpaU999xzPDv2&#13;&#10;IuQlQ9BUbvM28yzYZOUJlSJEaTwXL/kzCy8AIRkMpNkmhWjAgw8+KJFIsIm6WDNGhkeOo9bB/kCP&#13;&#10;52CgrTLSXNhrLI6B+TbLI83KHlNFzFIOUhwETJvktDgLdxwzmGYGQlFpk3mxOb+WcTbtN8mDRtDz&#13;&#10;7aDJQUuZTf+ITbHK2fBgj7kiYCrzmbbF2kp6jKURQ0koCdBnT897Bj1W0Z7ElB+hvOrElvxjKx3s&#13;&#10;eQvQQBMuABQOagxZBNwkqI6zZqSBMTAwwDdh9Pf3w0Z8MBicPXv2K6+8gnikRyE8Izd4GuxixQ8h&#13;&#10;IyLFAmEgRFE8PZoUi8WWL1/+2GOPYRN7A4HAD37wg5tuugm7eBouvGQIbB7yolA+tyFivTC4zQ76&#13;&#10;LAuvKBwO4yQcOXIEtnDUiB8eHBoZ7UfLgdLRrt4uXchS7DNvi7VIe4G2zaXBZuCykqCWyDX/5K+U&#13;&#10;EWT2UpE8HgKDplF6LDzBoBlA0ztAcwk4st8gDRglR1tk4b3P2sqzgdThlpJoqzxoKEQar7mCxnWY&#13;&#10;SoIWZfgjAZreHcU/VCEUYOHJip814pHsY5R+/WOUCudgQcpuD4o5TUqmrK7zUT8hQLOzhwMhI0F5&#13;&#10;zInSvlQq/ABO1sT4U/eeScX0p2ZM3HVu9XwHaIQcxRJDQAxPAAHWIBKhsB2PETaOH+/t7f3e9763&#13;&#10;bt062IkZuSAxChQ24sILHFMObLQHiX/+85/PmTOHR6JAYDTgD7t4Fh4P4YkTY0RBJEqDIDuSiSLs&#13;&#10;/qzCS+BFQbjNm93d3T1x4kTwfURyxzr2jB5HV4RGDo+CSx8fHB4IRbwHvEfKaPwcW4E7ain103rb&#13;&#10;whfhDIsZTaaQOTqYx+NUJR80eaLlvaaiHpruWRkylxw1S2NmSaC1OvrB1s6qDV31WeHm4mBbhZtN&#13;&#10;5xQyytmnhgpar4sDdCjhQxWRQSd8qEIoIyIp/ZS5MvQhphZXZOchNz5CE1OKyokbKbtnEgpndVF1&#13;&#10;rHahXoI2nvLvp2cCaJpwin2iEv9QhXUz1OxTlcAaBoUnF34eKl2g+CUgm1+RE3qi14mHTIULFw/Z&#13;&#10;gfNQKDYef0JZDH4VMHiac610OOc5QBPYxIXDDeTw4cMqleq9994D3GATkNfR0aHT6YBBsIGMu3fv&#13;&#10;NhgM2FVbW/tv//Zv06ZNa29vR3aj0djU1OTxeDQaDYyjR4+iilAotHfv3vr6ehQIGzG8IhgoVqvV&#13;&#10;HjhwADwamyj2F7/4xQ033FBTU4NCkAa1gJkiPQQJYOv1epTG0yMBCtyzZ4/b7W5paUGlra2tiIQA&#13;&#10;nXkuvglB+rMoKJAXDhvNzsnJQZOwiZODeJwl9BJIMjwyRBOXDo8Mjx6nR4ioI9z1boDWMCzua5UF&#13;&#10;TAo2tION9GDGCQbNMfoUdIZSAo7ptO64NNQsDZoUXjOAuCxklEZbZP2mbUeqsg5VZfUY3wYxD5gV&#13;&#10;IXQDnEEbFVGDLOb4oJ8xaNtJAM2581gGze7JTAFP+c86UeP31Yl7LEHZ6IK4iilpro8T6eMFcjjm&#13;&#10;AxKEeKYn1TvG+LvomRk0Th0dCA/p7LEziXi+maBxnIqj1ZdE6UJQ+1kPGlfqb04O0TnxXXFlFxEZ&#13;&#10;ecgvNBXCYk5RoaIvQKkNX4qXhBx2EcJ++OGH/9//+38/+9nPgLwrVqzwer1IWVlZ+Z3vfOfVV1+F&#13;&#10;DRyE/be//Q32rFmzLrjggn/5l3958cUXkff222//8Y9/fOONN37/+99H9oMHD/p8vptuuum//uu/&#13;&#10;fvrTnyJy7ty5drsdKZF3y5Ytv/71r7/1rW9deOGFd999N8B6/fr1KO1HP/rRn//8Z6Aeuodf/vKX&#13;&#10;QH8kBuq9+eab//Ef/4Gqv/nNby5dupQjOLoNxFx11VV/+tOfvva1rwHfkQyJAdCEknGezmv8PIIS&#13;&#10;ICgNwkuDwc/Yk08+yQ9frJFCtmuIMJreGQKhhwdHaDmto5GjPqOvrcbdtD1iKYq1KsCFw2ZZlKaa&#13;&#10;k7Exdohh7g7Opk9RQlsWIgGtxmKmlVlCNMYOeYuDlsKouarHILfrCo5Uruk98HJPS6nfqIwYaBKl&#13;&#10;qLEkZCrrce4fCLb7doNBr6XbJj4Xh0uT48E9xgEUIVuhTlgNhD47ziSlKYHYIm/sQwm2HBzXE8u+&#13;&#10;udQ0PyebopOn4ekpCyWgWzSTaQbUKXxtzG9musP5XqpRw3qLkxVpKDzlZvvC9AwAzebi0GSy7/0y&#13;&#10;XOoMtgRUNkK3mqYGpGbzufHY9Hh02nE4XxQSfR7lZ1s8//y42KHRmD+2iXh0QqS0SYlzWC/FkrEp&#13;&#10;k0jpF8V+VHSVqUB2iVGCEFIWdk4QJjbg3ClVdD4DNKAEoYgssBsbG3/yk5/ce++9JpOpqqrq5z//&#13;&#10;eXZ2NsHNyEhBQQHwtKys7LLLLgPO9vb2Iv2hQ4eAp/Pnz/f7/ShnxowZX//61/Pz88FzX3vtNYfD&#13;&#10;AXx/9tlnsYkCZTIZMPqRRx5Bxl27dv3whz9ctGgRmPUrr7wyZ84cs9kM7EbHgEKQEWw9Go0CkQHQ&#13;&#10;KPnDDz+86KKLlixZAnKNfgJwn5mZyRv8jW984/LLLy8sLKyoqLjtttuQBWwaWRJdHEj5OYWfK4QQ&#13;&#10;fkLEEI3ny+By+sxDoWJUTW8UkZfAnTtlho8PHu11RKx7wqb4Kiq00hUt/xpmMCqOsUvEZVEpPp4g&#13;&#10;bgtDnpExYCkKmeQ9xspeg8S166FD5Wuj7/+tp60qaCiKGsp6TGU+c3HU8eFAoGsMgwZqOFX0WQR9&#13;&#10;2kC3Uw59dabKpHno+bpE6hynJs+pzXdqaVU9WmdPnWtDMrZeKn3mAPylvKQE1rCF8bYUuihMYyCV&#13;&#10;i6Ic6lzRcKuyPaosjzrbDfCiSTvT7NpUmzabZu8VZv7MxL3tQQtxXwHsEu6xL17PxKBxouiGZ4eP&#13;&#10;U0pDlRFDkI1Dw0nOQueHQ/BRL0h4hJNM4Snln2dKB8VBk5S+c6EHBfpAhi0166GJm3NoCWD6LpFB&#13;&#10;MNBZXFkRNg/ZwTpoPa10B64vheiesQvxSMMwmncDqCvJoCECfjB05rACe+PGjWC+UqkUiAMMveKK&#13;&#10;K8Bhw+Ew0geDQVBjwPFf/vKX9vZ2XkggEACgp6Wl8c0pU6aAfaM0vskFmyiqtrYW2IrEqampqCgv&#13;&#10;Lw/M1+l08jTcP3Ds2DFwbcA9jwyFQiKDfvDBB1G1y+Xiu0DtQdWPHj26Z88ekO633nqLx6MW9BDV&#13;&#10;1dWw+/r6eEsQonC2/7MLSuCC0iA4aThjiEfLr7/+eqPRiF38KUSojqWkjAlnemQULJpyHx8dPt7f&#13;&#10;0+/u9luqA0YJDa4w0DyitOpKGwPcMwP0GGWvELljmvwkfrMk2CIB3PcZq/qaFc5dj1kq14bffzp6&#13;&#10;uMhnrI42VwSbiqPOvfSScPeTIkBzBs3WUkmjCfu1qUBJhy4NoUvFZtfVslnedbBTQRLp+2DcUbSu&#13;&#10;HV8iC3lzHTrAN1tETk8LyvH15dhKqWwmZSHMsVNehvi0bgi/M+kLC2H1I3bbE/li86iRIXz8xsCO&#13;&#10;YILdV6fcbF+YntkHTevD0uHQN37UYDbrBcJUUZ2aNJcOCvhmvoK/d2fzqZTDNCAbNJkTZOosazPd&#13;&#10;9ZnUv9ZneVTZXigtOZhGS9Jo2CpZbDVFjsUMjtFv0WMTDFpknZdMl5Uem6h8dn2p8HOvVN15C9Ac&#13;&#10;PhBydy3nm+vWrQPAXXzxxUDhv/71r3/6058mTJgAoOSJn3nmGaAhEBY2hyePxwPMXbt2LRIg+623&#13;&#10;3gpI5e4FoC0iDxw4gNL+8Ic//N///d+f//znb33rW4BmZFy9evWFF15otVqRGGQc6ZEdlBkkffbs&#13;&#10;2ZyEomMA3HOARnqwbwA60g8MDGRlZX37299GnwHoR5O2bt2KEiAg+NgsLy9Hafy4kBc2BMbnFH6M&#13;&#10;qAUGhHdp+/fvX7hwIffbcIDmCahKJvRhC/1BMDQ6MgCAHhgeHaBJ8UaPDx0fORqK2ff5jBVhY2HM&#13;&#10;vD3SIgmyERofAdA8/kQabiCGjQYJHSpzGd72G4sixqoeQ21fS6l7z0NHytd79j0bapOAoYcM1T2O&#13;&#10;9wfDbWNdHJosmzbTruWrqyDMcGgIoN3AaHUKm4I9FUTYq8vy6XO8NC8aW2UZiWkahwy7Ot2mEjXD&#13;&#10;qkqDwdb0xC6miFdnOFTpblpClPi1V5ft1+cEGnJs+qxOXaZVR24NjzoHN7lfRbhMK7ywjAiJ4AOm&#13;&#10;wcpplkjh47e/i54ZoHECc4j4Cx9hE80keogzqU8nVGJ+G/ogkK3fSp7Wv2tP88lUcMUwDKXzj06U&#13;&#10;HmjoEtDceF5dmg/dNv1OaBYnp5rm6ReenGhxRcHB5a5Lc9ele+ozPKoMnybTjy6f/Sr4NCBUcrx8&#13;&#10;XtEpzTgnShWd/wyaYw3gDJGbNm36+c9/3tHRAfoJ3PR6vZFIBAmwy2Kx/M///M8vmGg0Gl6C2+0G&#13;&#10;k83OzqYSjx+/7bbbAKl8JAPPtXz5cgA9mG9PTw9nxBkZGYjPzc0FwiI7y0eDHxAiza9+9aslS5bw&#13;&#10;SKTHJgfo+++/H9ReZNDAaxBqMOh33nkHiLxlyxYezwGaM2iUKR4g3/s5BUUhRGm8WA7QhYWF6LfQ&#13;&#10;G2EX71fEBBCWjy48osCaaZ1DnGmccKLTAPLBEXJ9DBwNHA601fsNkpChMGIuYv5lckyLKBwH4hOj&#13;&#10;odkYDx4KqM01YFF6jdJwCw3FCxmh8j5zReDdF8zVKxzvPNrTqvSbS3tsewe8R8jFoV5HtAX3ki6d&#13;&#10;FqrQF9BaTZo8Wj0WEKnOxlO5iyaVL3A3Fjh1eTZ1VkdturVqjat8iaN8iV25yEpLgczrks21Su+y&#13;&#10;l8y0SWZahaXk7ugqvqO7mKaKF5UmlS+5iy33Oa9bscBevthZsdRVudRVt84NwoW7XY/bBpwaoEwL&#13;&#10;8rvxFExuaFo6JP7ILCCFoAL5OoEg1N/EFZs85KSbNnmCeDLKxYnhSSFTlobnGqMA6JGDbML+pTTd&#13;&#10;KK1drQN5xGNHpp2tLcue2dka3mz5bXrep5OJB/88hybPqc53aHIZW8TBcs7ImiQ0EiEZRCTFZghK&#13;&#10;pDVhc4yecghjI4Vd8QM/YZxGeb3UHnIuUY+IDpI9H/Au01mf5qpPcarxmEWThLDVLLNdDfi10POQ&#13;&#10;ky3NxZaVIj+VnR4j6LGMniF0qQ5a95I6dXokIp8YVQRoJmX2aRSF85CaRyFvPMJPrpSeCjlRLFWn&#13;&#10;z7Oft9ONcgRBCGThToa9e/fyd4N79uypr6+fN2/e888/jzTA65tvvhksuLm5GYj5v//7vyC/iPf7&#13;&#10;/T/72c8mTZrkcDiQ/aabbgIEc5wCkUSCpUuX/vd//zdgtLW19YUXXviXf/kXzqB37Njxgx/8ANS7&#13;&#10;oaEB8Lps2TKj0YhO4o9//OPEiRMR6fP5OF5zgP7ggw9A1ZFMr9eDL6OT2LBhA+I5g37zzTdhQzhA&#13;&#10;V1VVwcYRoQ1oFRee4DMLL4HjL+fI/IzheUIikWAXGs/qIRlbL/0BFB9HvuHhoRFaMnxgcPjY0Oix&#13;&#10;oeP0qTh1kX3BXocx3Frja9oGaAbm0uBlDr5CiM2E0dBEtAVoZiGjzyZZ0CgLmZQRsyJkLg6at4fM&#13;&#10;8kBTeX9rRfCD54zKda49j8Qssj77vpFQp3f3k3b1Orr34gANEPFqc/z6vKA+16/J9NSluqrWOJQL&#13;&#10;7XJaQI/Wl6MV5+Z0lMw6XDKnXTavS7HQXr7EWbWcFnCqTyWHNa2EjduAz++eyyAVMJTDnNq4N3Jo&#13;&#10;6VV0FZXLreWLOxULUMghyZyukhm20ju75LO7ypZ012ywa/NdjZu9unSfLo1Qm27ObPQZDhXIPt3D&#13;&#10;5N3mJIgKJ0yPG/ztk6DY5CG7P9kmTxBPRrkYFJ4mZGl4rjFqrU8XGPSScYP7aD5oBwF0Ks6kCwdO&#13;&#10;h5/l02X6dZkBXUZIlx7UZwfxrEAO6Gw3uhlVDs4zf5yHxqvjIHLC4I2kGGoS13ji0yvfNSZBYmTC&#13;&#10;Ln4s3BAjE1XcC/BlrzSBnnZ0OTg6HS296NNm+rW4QLDzPbo8N62Xlo0fgL0u01afaqvf4KA59vC7&#13;&#10;Qqeb5QVwN2506jc6aerqjQ7tRpt2k1Obj7PkpRn7iE3TO2d6UYHnjPhV/kjll49f6I/QxDRk49zS&#13;&#10;cbGTzAm7LvdLwKAh3CEAZPnb3/72m9/85p//+Z/BcCdMmFBaWor4xx57DJsAR2QE1II1gxoDtQFS&#13;&#10;Dz/8MDARjBhFTZ48+de//jWHKh5++OGHV1111Xe/+12w73HjxgGg09PTeQNefPFFoPnXv/71Cy+8&#13;&#10;cMaMGSgWkc8+++x3vvMdFFhTUwOgRwI+xwWKevXVVy+66CLsRZb58+ejh0AkmoTEb7/9NitSAOjK&#13;&#10;ykrYaMBZBGicBIQoEIKGoXAIYu666y5Uh/JBohEPQ6wXWXi9LIxv4i9NUTo4MoxkQyPA6mEEo4NI&#13;&#10;dXxgMNQRPrIzZCyh8XPspV+cOxNZ/ggGDZuGc5hkMXNp1CgPNZdGzYowTWRaCDYdMip6W8rCe186&#13;&#10;LF/r3f3IoHv/sYA4zC4b94NHn+UB66lfb6te1lW2sL10dqd0Vnfp3Vb57A75/I7S+Z3yRdbyZa7q&#13;&#10;1b76DV6AC1teT1yDg5zIuI2JBPHXYlCaQS1+O7G7neMRqtPnoi4PLdjB3i8he916a8XyzrJFHaVz&#13;&#10;OmR3d8lmWuV3dZUvt1evdalS6N0aYT2bTlMgPkA3BnCMgdILKCAI25XIqlh1LJLuT4SMrLE7U0hA&#13;&#10;SjdtYggmyEpjMUJFrK64EoM+kLiiSiZzcaQ52XK6MEAtHdWrbBVLrcrF3XjCkM3uls+xli20Vy1z&#13;&#10;1a91q3FEtNISTgUaxt+MUXUonM4eq4VQnjUGttAqboj2iTbzTSrnpE0KxTQnQgZPAmBxI56YH7iw&#13;&#10;SV7mxKPmzvRcJ7vibm2mo259d9XqTuWiLtksaDetWzgLXWw36ZwuOS0aC+1kq8d2wZDisrLFFRUL&#13;&#10;HcpFrjI8PK2wojNmrjM8w3lw6pjTTDgzwvnh9mmUX8ETGr+m6BLiIb2tFa+deOnZSYjHIDyJQZ/m&#13;&#10;u4qzK5+RQScKYtrb21UqFUgufz0IuNm/f/+7777LfRfYPHDgADaBztiLyMbGxqamJthgwe+//z5H&#13;&#10;IhGenE4nSoPAABHmQCxWVFtbCxDnYIdIlIaSgbNutxubYPQoE7tQGsJDhw6p1Wrwce4SQQK0ELWL&#13;&#10;rhLwbkB2IBCAzbPwij6/oBwIP3yEwGJE2u12PCLs27cPuxCDXYjkCXgWysnzxkuAxYbdkW+azdkB&#13;&#10;bk2xzG8Nlj080h+L2t4JtNaGDYpYszRmkvrNUq8ZkC2haeponmjGl2m2vPhHLty/wZ3XJlkUhglK&#13;&#10;wB1CLpPU1ywLmiX9LRWed19uqUn1tsiHw13hnU+AO3jUa51VKzoVc9qKZh6SzT8sX3BEsaijfFl3&#13;&#10;1Sp77VqHKsWlBRbneWjRuTwgMm5UwVHInk9hMB80vxPoljiTUgKWhb3KJ4oECOAhITWq0OcS9KOT&#13;&#10;qFrWVb6oQ77wcMn8tuI5h0rmdimXeGpW+VUb3OoMrwZ3MoN1LY0hQTfgU6d5NeBi/DGcvbcEEdPQ&#13;&#10;cEAeEtwAd2iiZPY+k+ZE5i85abgFDWIhg83uRjat5w1ax7ASD+m5dl0eQ0y6n9EDddeljzQ9kLts&#13;&#10;wsZFV418kO+sXeWtW+soX3xYNvuQ5K7DJXcfkc5F4zvLlnZXrLJWrrFVrbFWrOoqX9qhXNgun3NY&#13;&#10;dvch6czD8rutFQvdtat96tSAJiNQTy4CW0MWyLidvNgMmmlsYgoQH+1hI2GYT0CbSTHqdHr/dkLp&#13;&#10;FQKtnUoHQuuogpkSl6dIKOuD1RQ6+VK2tJg3GU5aooVlJ5cx+Y6pNHohnONhw+Mc2iyrNrNLl2lD&#13;&#10;G8qXWOXzjpTMwk/lSMnsTvmC7vIlXZXLodaqlfbq1Y7a1Y66NehunXXrHLXr7DVrrVWrgePdFSut&#13;&#10;VcuslcusFcu6SZd2li/tVi620YLfs7sld3dK7uosvrOjaPphyazDUjxXLehULAYhsFeuRFfnUtFA&#13;&#10;TDZdKvsJsb4fXZoDPQqND+GOfrQWXTjryLlBs/flAegZoNOxsD4MWXB6s9HToEO10XuX3O4v0ZJX&#13;&#10;QAoOLqJw0DmTELTEYSgxpRg5pjRRkGDMrjOl5HJqerGKjxCeBuEnSfzRIhaCEC3BwcJAZ3DPPfeg&#13;&#10;V0A8bx5PczoR4wWDEFowhIBVQP9Hho4Oxqw9HQ2BZknYWBRpkQNtg82A4LKIpSxkUgSMJUFjMQNo&#13;&#10;eYj5Q8jpAaQmg/FuChNc2BZFyFxC00y3KNzvPelvVQ4GjzhU95qL7mqR3N0hnWsrn+euWu6oWeNS&#13;&#10;raf54PXZngaiSw4aQUUozPCX8xSQF0b34rYQ88n0RBbGqePMmsE3K5OoEy08mudRbfCiMXVrXVUr&#13;&#10;uhWLDpfMaSu+u10+q0OxwFq53FW73qPO8mlAw/Ocujwa9aXKsRM0oxBy1HjBu7VsNT81YIugii0y&#13;&#10;TWBEr60IiOlFJY2jIN5KHhiWBnAG+GMp1Ry2CLXdKrA8tky1nhj00L57chZfkzfvsph+jbFoRmfJ&#13;&#10;Artyoa1qgadmubt2hbtujUe9ASX4dDk+elbIo5YAB9Up7vo1rtqVrpoVDoCUfMEhyZxDRbPbpfO7&#13;&#10;FYsdVWuddamuOhBw1EsPNFC2Bna+g/zazF8kIBTvHRndFowMJxtyw0KGvCIQMxR2aWn0CLDYS2P+&#13;&#10;MqmTA3CrwfepEAAcOjxPQ54XfTCfm1Sd7ahLc1SvsZUt6i69q1MypaN4CuiwDeS3aoW7fi0OEI8C&#13;&#10;AErkokciYtbCcrHU3VKPK9hsF99LhaMuYfQOTiw5stPc9SnO+nXOOoD7SlftKnf1SloavHyZTbmk&#13;&#10;S46HqgXdRXdaC6d1F023Fk5n4bTu4jvbZfOwq0u+0Fq2xF6xzFmJx7s1rroUV+0GV22KE2EdGV48&#13;&#10;galgo7dYY6tchS6zu3ypTXa3VUpdwpHt07qks5wlU3qM29gNeN4zaL4JrAEfhMDg8cAjDkk8AWzs&#13;&#10;hYEEIL/gs4ihZ342YwZlSJDE0pAMIdWdUJFYMo/khWMXtyFjdiEckz6xTCTgexPDzy+8Cl4XqsCR&#13;&#10;ouTnnnvuoYceQgwEm7yuRINyJrSEDIbBJxsnAvxhhR0fOQ4q7e91N/ksVYGm4ihN6FwFTh1qkkWM&#13;&#10;sohJFrKQD4RWVCFHB7mnCZ0F1wf7WJztohBITesWyiPNiFf2WYqOWt895u9w7XiwvXK5ndYPTfdp&#13;&#10;0/zaHB+gGURJneZQpdH3I/osl55AgR63mduXQDYBmgVI5TGfTCkxf8YUIJsMAa8pZIhDRJWQiL5/&#13;&#10;YaOnGVym0Z1WvRKs7Ujp3CMld3fIZlsVc2wVi7qrV9pq1zhVKQRADZneRhSbyegzDUShsYNaNvCA&#13;&#10;LSDNeCWBGtFJGiiSQ+++aAggf6mVY9fkglXZ6R0Xg3tqT4azYaOrIR846Khe3Vm6YEC3JHvWH3MW&#13;&#10;XN77TtqRquWeevBZnJMM8slqQWDpiQEQiart2jSbOt2mybATJacuAUzfh/5DU+BF76JOd9St7a5e&#13;&#10;2l6xsF12Z7tkaodsBvlDwC4rVtgqV3ZXr7XVrHfUpThVINGZXl0WMNTZuMnRsNHBXLowbPoCpy4f&#13;&#10;bNEJwqglg1g/eYQohikiafS6S5fv1BW49Bvd+k0UNkA3oRtAM+z1qdaa9Z2Va9srVh0pX9lZMrNb&#13;&#10;Mt1aerezfIG7ermndq0bJ5+uFM037dDTU4WNhlHSD4OR/Y9TdllZiJODc0W9glVXYNPyZRXznOiH&#13;&#10;GvPxe2BPDETkic6raXEvlyqTPvChQfoUkl2f5q1e5q1a5ipf7ChbaFfMt8nnd0tndUtmdKHlUOld&#13;&#10;gGBCYcRIEHO3TTbLIZ/rUsxzlC3owJNNzXqcUqcq1anOtFUsxR3E7tDzDKA/sxCaMAGWJIIm34Qh&#13;&#10;pPsHEna4JwbSQRCZnZ39yiuvwOB4zRJ+dmEwTRUNs9eIQ8Pkrx6K2SOdDX5Tqd8oAQuOmSU9ZkmE&#13;&#10;fB2KEE2AJ4z3IC8Hc0kTKDMezck1e3NY4jMUBk3KqLnM3yzvMUoH7Af7QzbfO492q9a5GoAauXTv&#13;&#10;aTeSQ0CdCnR20OsatoQHR2EWclA+q8rLpNtVtIkPEoJn2tlINUAknkmxy6dHCwGp6WxoF27gtY6a&#13;&#10;Jd1l8zpkd3USqN1tU8yxl8+3li2wli/srs2wqYFHBEDuhnscQAENLVBNz8U0BDDdTmCNR2MUTpQT&#13;&#10;HJPwlIWol0bLAaB1OQTTBEZZXVWrO8qWt8kWtpXMay2ZO/ROau6iK/KWXDWwP7+zfr1bnetS59lo&#13;&#10;SHgeKVtcCmfPpku36dMd+mxHAzbpSZweujWAywKntgCgSa9P9VluPRqQ4mkAsme76lPs1StsygVd&#13;&#10;srs6JNM78HxTMqtTOrurdG6XfH6XYjGe/TuUizvLFneVLbVWLLNVrXBUr7RXrbJWrrZXr3HWrgNz&#13;&#10;dNdv8Kho9LGnHpw9BTGOmrW2qjW2qtXWWoD+ys6q5R0VS9vLFx8uQ4ELrfL5nbK5nSVzOmRzumRz&#13;&#10;u2TzrHXrbFoaOkkjHfFwQ9+U5tCQOBWuSyZzwmTbgdT4YdD1ojB+TU9Wdu3E3w/9lrgyd3D8aQZY&#13;&#10;nOqm8fUpTlRB/m5yRyCkjGxMiIPec7BHOtY9MCcGSsPPg0IUCANNsulYw/RoGxSXD5v5dPVJqTOw&#13;&#10;avLQ+5Kvg9bYRR+chQJttavCli+Ji+OjhWEUibjJDQgAC+AlAnSiYK9gfZzwlKdNf2okYr5IESvF&#13;&#10;AQKOYfh8vvz8/B07diCe4/XnFRrowYZ7AO2H8Y9G440eHx4djMV8Bs/hUl9badBcGDUXRSwlAWNp&#13;&#10;EFTaQh+nCKM7ODoTXsc9G0wjtAR4UdCgjFnKAkZ5pKn0qO3AsbDV987jNjylNgI1cuzaTJsa9Cob&#13;&#10;j/C4kTzsfZfga+bQfE4A+lQFFrDbGLjMHof5EzH/hgXQ0EXDpQF8YL70LguA7gHH12XY6tZ2VSzr&#13;&#10;UC7skM/phJbOa5fNaZfO7pDNtSoXuqqWumpXd+OxXZvnbtzk3XmPhwYVFLg0eV5NvkcLLfBwQ1NA&#13;&#10;JFGb4apf76xabgdDL7nDXjzdLrvLVjoHj9IeouQ5w82PZi2bmL/4qsGDm6zaFGQE7FqJjAOdcx2k&#13;&#10;eIrPtGnAoKGZdh2BGjscHBTILEK2SxgawUZMowshh1KeWwfg3ujV3ePR30ONQU9Zn2qvWW2rWN6l&#13;&#10;XNytWAAmCKX2lM7hoVU+p1sxh72dmw2DxsOUknYihM1f3CkotMmYsow2KgcZF3VWrLBX09tLvzbd&#13;&#10;r8uAOvVZduAXMI554dnoQLD+NCjz/wjeavagwJ57Pu7nwRMg5AOf7Sp6PeClIdL0kIQCXbQSbgp+&#13;&#10;cjhLbMlEOicU0psDelXAQnqugk20V0UfsjrUeOLJs2twSqGoKB3PMfQdEPfwkKInYD9mrjSIGx1h&#13;&#10;fHS2Og2Nd1SLDPpLCNAMl07go2jQc/jx40ePHl23bt2jjz6KGAA0x2ieBiGXRPtsCS/zXJR8JuHH&#13;&#10;BSDmAI2q9+3bl56e3tXVxfd+/sagBC4jQyODAwND9EULc6lQ2QP9vdZg97seozJkLIky/4Ywv5KA&#13;&#10;wszLwYd2sHEdDLhltAiWRRJpkQSay8MGaai1tMes6LG9fzTY6d/1uK0ez63003docYfgt04gCOzD&#13;&#10;DzpRE++0c6wnKmXkiBFqchpwtgXGtJG+VMTzOxgW0Lwhw8nGSrv1OZ6GAndDgUMHoMzz1q71Vq1w&#13;&#10;li+1yRdZS8EQF9pk84GzXYW3d26fCrUVT3dJZ9gVszvL5nWVzY2Hc7vK5nVL7rAVT7NJZ9rk82zl&#13;&#10;i61VK601a3Ane6kzyIRhq10/cvDenOXX5i+8anDfxm5yN+cBBRyNjMqpyaMCWkfUWJeDro45oGn4&#13;&#10;HZ7QCZuAUBoARwq5X6Dg8vQ9YT65PuhlIDF6ALpVl9mNErijHMiuz3M0FNgbNzoaN7n1+cxZkefS&#13;&#10;E9bjhODB31Of7q6La22aqzbVVZsGg7Qu3cOUPvlDUzW5Hpwi0nwf6uWD3PHQoM6yqrIQ4hnCrUrx&#13;&#10;0pMBrR2OBlD3TJ0HQsJHRLrog6NUHCy/WNBTLuVJyhMgxBkACtN5oA4MDyuk1A0Q4cWTHHs5SX0k&#13;&#10;vY8lHxR9JS+8M2BoTg0AtjJXEr0L9ZA/HfF0otiZJyXfFJUgxDAnDGpnvygoe7WAotggzlxnzYqo&#13;&#10;Wc5uwC8hQI8RQAVCgNQAm3w5HA7/7Gc/u/7663kkF8TzvSJsEcjEvbQQ7OLeai7iLhiI58IjUZqw&#13;&#10;zYQ7uxEvtuQLE2ofayEEzYAtl8tXr17N2w9BjJD0swpzb6CUkcFRoPMQYbOw9CFKh3l8eKBnyN/W&#13;&#10;06ryHywOmyVRWiKLZuHgo/GYfQKyT1BpU3HQXBw2VYWMkqClOGYujTne6w91hHY95cCzMI2AznDr&#13;&#10;Urx6Rl40WWB8DnLg4pdN+Jh4m30BSj5KerwlrsRC0Byu6T51WkCd7gd3o28RCe+g7GmXXmqhqR51&#13;&#10;hled4Udi4GNDrreR3noBJYl916W5atY4a9ZQWL3aXrXSVrnCWr7MVrbMVr7cBqN8Gd/srlrdVbve&#13;&#10;WrfBrgZZznI25Loa6NmCP3GjC7Gr0kcO3JOzZFzB4nGj+++14xxSS9LsulSXHgwuVRgXQajBRlCo&#13;&#10;oFkeYCihDFhnmkdL32TSaec8ji5BmpNmKclzIjENUmRvFMEoOSDSBClIwxzxRDYJdCgevJKGNNCX&#13;&#10;eAA4hz7bqc8mQ5ftIP4r2ORd4Y4CYvHpdHG1cUX3jJawbzvZSBhyoPMRIIRxOKsM4Dzs023AqI2Q&#13;&#10;lIqls0H9JcO7OP5+hPIElJgpvdWg7yqZZ4m8KPRLo7NNR8Rm1OLXHeeHJmCK81+WF+eEDA2b7gNn&#13;&#10;Hk0F41bhhGQD3OnSw6AhKzlsdhfqTpg7m4Z/0PnH70qXS44sPphHl2erXf2lGcVxqjDMEAARMMQQ&#13;&#10;+MTjfH9//+9+97upU6diLwAUu5BG2BfPwnMByLDJAHnsDNGI4cmEbSZIjFwIhe0EEROfdu+5E14p&#13;&#10;QgA0jKeffnrt2rUw0H605PM3hhXBChJG4bENID8Qms46zi1qHx3oC8Qc7/vNsqBxa8hcGDRLwq3K&#13;&#10;kFnJltECHAswLXg/aDC1nGadNkmDFkXYKI8YANAfsLk42JeE4KH4EdNwK9we5OflpDV+FzHjlPvt&#13;&#10;nKlQ9akavz85IWK36IldrC8R9vIYUkc8GR0I0IHcjuLYbT4wizlJT1aib3o2slsAFKqRF8vVWp8+&#13;&#10;cvD+7CX0JSGNg67nXxLShyoEWwJrY4njZ/KEQZpQGj9eGs1NkeJBMfjjhhCDBKxYUvZugGJ4fNyI&#13;&#10;J6MGIKMQsqoT03CbNsk1IZxwcW+iAs3j9onqTihlZ6GgYy/lSUopEwBaVOGKM29VvDGnU743nvik&#13;&#10;XZ9C+SEIByKcJYB1zcovsQ+a4QVBD2CIQzBsv99fVlZWXFx8+PDh3//+97feeisisRfhsWPH9Hr9&#13;&#10;li1bdu/ezRMjniEqDX5AiBiTyfT222+/++67KpVq165dhEIs3m63l5eXv/HGG42NjRwEg8GgTCZ7&#13;&#10;9dVXX3vtNZS5ffv2ffv28aLEXF+Y8OoQQtAzPfHEE1u3bkUzGHSS8GSfS0SQJ4P9J4SGAWQeGhgc&#13;&#10;HsBxI24gOujrjB5ShWj6ULaSt7E0YJIBtWloh/CFC3t/yCfooHn6SwDibMkrWY/zw/5Qu3fPk3bN&#13;&#10;WvxMiZrRbHbsh0uv13FHsdtJeHH3d1bGWwUjUcVdYigqT0/KsIPfkKIhbgqgcLLyLIJSTEJprECb&#13;&#10;Kn30wH05S6/J5V8SqjJAXb3qFOR1UA+HwhHSc8BpVSyQDDrVrJEUI7QnoVU8UsiCUFChI2F5E5XF&#13;&#10;j43keub4sYXHVWwMqZCdb3IDaXgopv8simOh7LwZp20kj0TIVYz5NBpvnth4ruzdpjAXx3n5qfcn&#13;&#10;EaADFwAQB1yA8sSJEy+44IILL7zwyiuv/N73vnfnnXciHnu9Xu+CBQsQ/+tf//oXv/jFokWLgLDI&#13;&#10;yz0eECQDIv/mN7/5xje+8d///d8o5Oqrr0YkCu/u7p4wYQIy/vKXv/z+97+fm5vb19fX0dFx3XXX&#13;&#10;/epXv0I38B//8R9IP2PGDKTnAA2B/cUIrw7CjwJd1KOPPoo+BjYaz3exhJ9dCHm5UlnCfwbQqGJo&#13;&#10;eJi+EhoiB/XIMJ9oqS/S5zQEzNVBw/aYaTsN7aAp/AmaRfc0cWpzaZCv6m0mBh01nsKg8TgZZ9Dg&#13;&#10;F+y5lcgO7gQK47/yL0Z5jRxDuTLIiyNmgibuOjWBGM9VOBZm4OYcs3esCg04qRmiMgZ9H9A5b8l4&#13;&#10;mouDM2g2mx1RThrhx+D15FynV57sRHWEPixk7Yw3UgwF5dDJIs+on7ABpxYeV3EXNYxKo4Yx5faJ&#13;&#10;NHTheHhmpZQnX1au/FoIh3PaNscTCCrGnFY/Yhep2Hiu7Anjy86gIQwmSAgghoYAnT/60Y9Anw8e&#13;&#10;PIjHfBE0keDBBx/84Q9/WFtb63K5qqqqfvaznz377LPYBRLN+XVPT8+NN97417/+9b333istLf3u&#13;&#10;d797zTXX8MIDgYBSqWxubvZ4PJs2bfr2t7/NF20BRh85csTpdK5evRoY3dDQgEiUxjL9HQCaV43W&#13;&#10;4mB1Oh12oWfiu3jKsyvk7SAn9Ai9L8SJHO0fHBkcGmEfiPNVWkKd0SOakEkaNRZHDMXMuSEO5KBP&#13;&#10;wwUGbSphi8YSQLMlrz560diPud++SOX0h1DsZE3cdWoCMZ6rGHPavZ9K+Wx2fLIk9qm3MJsdziQ9&#13;&#10;fPDT+HGAdbLyxAythBDN4yElEENRxcjPr2JpY1Tcldi8BJvv+nLp2AMBRscZ9JfZxQF0gMF5IhD2&#13;&#10;4osvnjx5Mt8Lagy+PGXKFNjAKVBgYGhhYeFbb70lk8kuuuiiW265hZfAca2rq+s73/lOfn4+z/6f&#13;&#10;//mfl112GQxOSwHryIXsGzZsAEDv27cPkbz21157DZQcmM5jOJfnu74w4dXxEE8GDz/8sFar5TE8&#13;&#10;8lwIThoJzj1VMjA82j88OjB8fGBw5Nix4cEB1I49fbFjDlPQXOk3vBWhuf8VhNHClHjkgyZntLGE&#13;&#10;+aAVEYOsxykw6OSq3p9BzzTdqADQ518Pl9Qz6T8CQEMEiGAAzYdtAJEBkUBnbP7617++7bbbkAwQ&#13;&#10;fPnll3/ve9+79tprr7rqKlDjcePGZWZmIiPwlwN0W1vbN7/5zfvvvx+bwHpQaQ7Q2AVO/Zvf/OYv&#13;&#10;f/nLxIkTf/vb337rW986cOAA4rEXOPjv//7vDz30EK+Fozl28b1fjPDqILx2MOhHHnlkx44dsM8p&#13;&#10;g+bQT7PgoRaa7Z8j9dDo6MDQwNHhoSFEDBC9PjbYYw117w4ZiiNmabSFLYUFXGbvDINGOXNxCAw6&#13;&#10;5iAf9JgVVZIA/Qk1CdD/MPqPw6B5iM1oNApUBQTzvb29vT/84Q9vv/122Ehw6623/vnPf+YpIaCZ&#13;&#10;AHGel3Nem80GBOerVSH+l7/85aWXXsrSHp82bRry8umZampqkOyDDz6AfeTIkT/96U8pKSkiAvKi&#13;&#10;xM0vRlAdr5G/vfT7/egwGhoaYAOysUs86rMr7EfDkXmYvmFBX8CUGkQ+DvqipX9kaIDWahkcHTzW&#13;&#10;59wfbK0JNktiJknMLA+YSwMtcppfySgJWBQhY2m4uaTXRdB/Aq4AADQESURBVCuqeJMM+jNpEqD/&#13;&#10;YfQfhEEDejgAQQBGmzdv/u53v1tQUCCVSlesWHHBBRfccccdhF6jo+Xl5d///veXL18ul8v/9re/&#13;&#10;TZo0CYaYF8axY8eWLFnyq1/96vXXX7/33nu/8Y1vgGXzWu66665f/OIXVVVVQOebb74ZxZpMJhBV&#13;&#10;EGpw9tLS0nfeeUelUvHFpf4uGI1DQMirRsMefvjhxsZGHs+PjhKdfeHFIkQFFLJNweLvEvkfyAgQ&#13;&#10;e2T4aMwV69wdbpJEDIWRFpm/pQwMGgDtN5eGjNJes6zPuZcY9G4waGFFlSRAf3JNAvQ/jP6DMGgu&#13;&#10;wCD+dG+1WhcvXvztb3/7Bz/4AaCZL1KFeFDLwcHBF1544ec//zngFeHKlSubm5uRF6CGvDx7d3f3&#13;&#10;lClTLrzwwhtuuOGiiy668soreS2A4xtvvBF8/Iorrrj66qv/+Z//uaWlZe/evSjqX//1X4HRP/3p&#13;&#10;TxHJF2ThNBZNQvjFCDsHBI78KLgPmgM0jo7vOhfCCyZsFoCYtSTBolhKgB6CTsjQUA8R7KFjfR6z&#13;&#10;r60y3FwcMypoaIdBEjZXxCzlPcayaPe+Y4FO354nrUkG/ek1CdD/MPqPANAiNwQwAYk4Jvb397e2&#13;&#10;thoMhr6+vs7OTj53PhLwlDab7f333+/o6ABeYxO5eEbsRYi9e/bsARE2m82/+c1vFi1ahHieEqi3&#13;&#10;f//+I0eOwOCFQxBz8ODBD5m89957qA6F8NIgyPWFCa8Ox4JwDIM+l43hxSIUjXhAcfGAIzSs4ZGB&#13;&#10;YfoQEdZgzB3r2BM0KoPmbVFzSchcHWqqjDQpYrb3aRz07qeSAP0ZNAnQ/zD6D+WD5jgLFMamsC9B&#13;&#10;eBqEHL+4YBPIK+bFJpjv448/DlwGWf7jH//429/+ljuagfgcoxMFGQXrZEFR2MVFiPpChFeH2hEm&#13;&#10;Mmh+7JTi7yj8bOA/nRt0pXxVl5HhoaO9gUOBtspAi8zbUhIySXrMJX3ODwfCxKDZOGgCaLcuCdCf&#13;&#10;VDlAs2F2DKDraZldADTCJEB/ufQfx8UBAzDEBRgNMOUODdHm9JlvAm25gcQIES+iM+xYLPbaa69N&#13;&#10;mzZt7dq1YMe8CiRAFoRIzzPyEhDywlGmWCP2IgsX1sYvQoT6WFOxCQb90EMPnT8Ajd8Ww+eR4ZF+&#13;&#10;dJLHh2HjkvTj7A+PjA73eGLO95xH5B7zWxFjYZ/94GDQCoC2a9YDoF1JBv1pFAA9whh0fMkrYtCe&#13;&#10;JIP+Euo/FEBzkGX4KaxeyIUjJkJuIEbcm5iMC2LGYJmYCwavSywEwuuCJCYTy4EIpXwhgkoRogEI&#13;&#10;OYPmozh4YyjF30/42cDJG8I5Qz+HU4cTOTw0Mjw4NDwwMjx6fDDWF2gLtKlDB0uPWt8fDHV5aVVv&#13;&#10;9pKQzcXB5ijArzYJ0B+jxKAPCB+qDO0jgHboBQbtSAL0l0r/EQAagvteNACOfJPAgAk3EC/iJg+5&#13;&#10;8F3CRnwTIWAOAoML34UwsRa+CzF8lyhiPGyEX4yIVaNt2OTjoM8jFwe18DhxaHSlOIHH6TtDGtWB&#13;&#10;czkySAOlYeO0x/w9DlPMYxx0vRfa/VQ3PZ5nOtUpLk26R5XNFpjYwMIUtsJTUk+j1tr1I/sLChZf&#13;&#10;mbvs+oH9G+3V65202EeaS7Uee3HqmPIlspJ6XqtTRb98e9XisFnG7qAT7tlzJOeEQZ9qiPZHyJg0&#13;&#10;iZsfkf3UXWdK/BGFnAtBdRARoBPHQZ8PAM0bQAFvCdsaYRvA60G0EY2nIxgaHuw51ucZ8JtDbTqP&#13;&#10;uSp6pCLUWhqylIfNNaHWqnBbVZiHST2D+k3lo8F389MW5mYsGglpQs2KaEtt+HBVxKKItJSHkKa1&#13;&#10;ckyWpJ6fGqIrVRM0lfa5m3HDcNp3TuWcMGhR6AZnkmh/BvmI7KfuOlNiHo/wixFeKYRfRTDoRx99&#13;&#10;9Av4kvCTC6ueGsGawv4Tg+YPHLRQC80ujZaO0FDp4eGB/qHBwaH+kZH+oaFjI0MDI0ODw3imIa8I&#13;&#10;fbeY1DPpQP8xnOj8jffd9+BmnOyBo0fxPDhMriQ6gfgxDCfP4ZdE+ZViP3tiXV/ALXxuAfqrLPzi&#13;&#10;ISS0Y5MlgUHr9XpEMgQ8533vZxDh94Y24+dHc/6PoithCx6ODuFRAA0nD8jQAP1A0c8QguN3izCp&#13;&#10;H6ED/QM4pfn5Gx948EGc4YGjQ0ODo8DmweN0YmnawVOyJPV8VqA0QrpRwGPOsSQB+rOICL5cTrUp&#13;&#10;UdwYYi8z/X7/5s2bNRoNbNyRCCE82WmF701MJtpizNkX3mugQyHizBqKnyMAeuQ4IHp09NjIyFHG&#13;&#10;po8dB60GugwPAWRGRwhqknomHRokBl2Qn/fggw/g6g0ODNJ5G+oZGu0bwamjEegUjsmV1PNR+WWi&#13;&#10;HzzzPp+7OzEuSYD+1PLRKCnGw+DcGQCNzVgsplQqjUYjbMAewk9IolECF3FTDM+68FJROBpOfcjx&#13;&#10;QWAHrcpC7mnwaXQ1g+z1IS2nRbiNlAzPkS+pZ9JB9gMoyC944P4HYRwbPIqTe3wYOD1AZ5DOYfIE&#13;&#10;fpkUv3mEdKcIf8+hJAH60wnDIgpFOe2mGMmcGSQA5d7e3v7+fh7PBclOK8JuJkJUPJIbPOasC+8x&#13;&#10;hokhgDIDkQdGRo+NjgyQq5RG0BBII8Rz3uDQ4NAIwBrsD/SawqSeSQc5gy4oePABml6xdzA8MkB7&#13;&#10;0MWxflA4jUn98ih9LYBLyfjJuZUkQH9qEYESiMVH/nFbdFxAeAwPuYiREHHvR4iYTCyWcrJyuPBk&#13;&#10;Z1d4qSj8RDVkEpBAhCNnwltCTjgmyJTUM+nQEH3yWpCf/+CDxKAHB1knjcvLTml87ExSv0RKF49u&#13;&#10;FSE8h5IE6E8nDI5IgJtcOEbDGIOe3OC7+OczSDkQX2WcCy/zVBF2s1qQhReC7LwWJODhFyzxB7oT&#13;&#10;zRYtGEk9k3IXR35BwQMPPACDu7ywR0xAG0n9sim/audakgD96UQATgadQEkIbNxyEB4vQidsHnJs&#13;&#10;5ZvYC5unEVOeKmKCMRlRFDa5sIRnWXihjNedOFJR2A72d4xQvqSeUQUGXVAQZ9A0mYF4GoVzekqu&#13;&#10;pJ73yu6VcyxJgP50wu4mEpHS8hAAOgY9ucGBFcLnG0ksAcKKPI3wvcjLDdzSnHqPqSIpXwrh110E&#13;&#10;aL6ZlKR8EvnHB2iOZRzUPqGI6T8iI0deqoAJYoCeiITNgZXbHFVZEuH7FOTiRqLwBKKNkOWjZCgH&#13;&#10;Bk+AvGIVCFnyscISnrHZfBdPk5QvRpIAnZTPLF8JBv1pIUlMf2pGERn5g2ooFDKZTL29vYiPP7qS&#13;&#10;8DQQxEPa2tq6urqwiTSsGBJsClY8sbCRsAvpOaCjhO7ubsSjNJaWhKcZI2eKT8rfS5IAnZTPLF8t&#13;&#10;Bs3hEsI3IaduIkR60WDRJCyhkBIGh1qpVPq9731v586dsPmNBzDlybjBY/7rv/7rL3/5C89rNpvf&#13;&#10;f/99nl0sEDZCbPIsAwMDe/bsaWlp4Zs+n+873/nOnXfeCRu1IBJlIn1iXWJ2GNxGyONPFZSTlC9M&#13;&#10;kgCdlM8sXwmA5gLM4ojGDdwnEAAlF54GBiJh8L1ceBZuIyPSIASGItn27dsvuOACrVYLm7uJeRpu&#13;&#10;iPZDDz30/PPPw0CyWbNm/exnPwPm8lp4jbxMhBDEezyen/70p0uWLOFNPXr06D333LNlyxZeCyuY&#13;&#10;WsUNJEDI88JAPJIhkueFYJPbCHFCeJiUL0xwURAmATopn0G+QgDN0Yrj16k3CXYhntuJEMbTCxsJ&#13;&#10;0t/fj3Dbtm1f+9rX+Bx1wMdTsQ8VoWRuc2Pu3Lk///nPe3p6xJhE4c2IRCK/+MUvVq1ahRgUy3dB&#13;&#10;UP6pWRAJOW0jee0Q3jak4SLsTsoXIkmATspnln98gAYw8RACqOI8FzGHDx/OyMi48sorFy5cuGPH&#13;&#10;DsCW2WweN25cWVkZ9gLRNmzYsGjRomPHjmEXCOy6detefvnlCRMm3H777SqVigP01q1bwaDFpWBR&#13;&#10;uFwuv+mmm66//vrHH38cOIt4ZF+2bFl2djZshULx/e9//5/+6Z8mT568d+9e7NLpdKmpqaj3qquu&#13;&#10;ysvLs9vtuIFTUlK++c1vXnTRRTfccENzczNaPn/+fNBwlABBGpSGLDNmzEDLUS/KOXjwIDZffPHF&#13;&#10;tLS0yy67LD09vaOjA4n5UfM0sBFCeDlJ+WIkCdBJ+czyVWHQwCbcGDC4a6Kzs/Pyyy//4x//uHbt&#13;&#10;Wr5YuFar7evrW7Bgwa9//ev29naZTPa9730P+Mtyj44fPx5AfMkllwAE//M///PHP/5xZWUlCucA&#13;&#10;Lc5RB3z8yU9+AtC/+eabL7zwwuXLl/Pq/vCHPwB/kcZkMv32t7/97ne/++ijj8IGyqMPAJrn5+fP&#13;&#10;mTMHebHZ29u7ffv2b3/72yjnueees9lsiPm3f/u3u+++G0V5PB6kR8opU6b8+c9/Bhmvrq5GyTU1&#13;&#10;NWjJv//7v6N7QC+CbmD27NnRaBRZ0DCISPB5eN4KGsxD0WDRX2I5bwFaPMOiwaKTch7JV8vFgZB7&#13;&#10;DJ588kng74EDB2AfPXoUfHbq1Km4c3w+38UXXwwEBAqDxmIvh7PrrrvuBz/4AWAdtsvl+stf/jJz&#13;&#10;5kzYog8adldXF8CdgzJyvfHGG0BVTq4vvfTSW265hRc1d+5c9AeiiwPtQcj5+AMPPPDTn/60u7sb&#13;&#10;TfrZz362cuVKRELAxH/zm9+A6cN+9dVXf/SjH/F5pVHINddcM3HiRBwXmPjXvva1+++/H0Whomef&#13;&#10;fRYNfv/995GMQzOEnQYSKvR8Et4ksW2Jxpi9opwp/rSCZJ9WhJyfQMT03DhVxgA0LgfPeCZBGh6K&#13;&#10;Bos+o/CUn0rEjGKYuMlFjDlVxL1JOdfyFQJo3CcAKX57LFu27Fvf+hbI5qRJk6ZPn/7DH/7wP/7j&#13;&#10;P4C8SF9eXv7Nb34TMB0MBpEeaItIMGjQVU6HsQm0BUbDKCwsBEDzSUSBhrBfeOEFXikIMjZffvll&#13;&#10;2EiMuhhIjoDYgvbyl4SQ2tpa0HaALBgxyDW4NoA+HA4jzeLFi3mnAoD+1a9+NX/+fJS8YsUKADQ4&#13;&#10;NeKxiQNB48H90ROguuLiYkRC5HI5NoHaSIZmoxxeO1V5ft9aYvO4kRgmyrk7ik9b8sem/7QM+twd&#13;&#10;GiSxcG6LMR+xKyl/L/lqMWggFAdo8FwA9MMPP/zUU0899thjL730EnCZo94zzzzzjW9843e/+53F&#13;&#10;YkF2zm0B0OCwsJEAmzfffPP//u//wuAA3dDQgHgO0M899xziIRyggdfYBYC+9tpred5Zs2b94he/&#13;&#10;4AC9Z88eMGWQcTD6559/ftq0aeDgYNAAaFDppUuXIj3aDIBG/wEcx+aSJUs4QFMdx48jDQAajBuc&#13;&#10;GtVt27YNxUJKSko4QCMNEOE8B2jeJN42LiLr58L34ij4gSA8bS6+V9hIECT7tCLkZMKaQJVym0dC&#13;&#10;eKSYnhunCo4FIQdoJMMmLwrCCqYCecu5IDHfKxo8nqcRQ74LQnV8MhETw2BFkqAo/EJ4DBWXkAYh&#13;&#10;TwPhu3jt4t6knGv5SgA0D/nvjN8tILY/+MEP9u/fz5Ic37dvH3+l9uGHHwLvMjIyxo0bd/nll4OZ&#13;&#10;8uxguP/0T/906NAhbHo8HqAzeDfst99+GzjIHQ5WqxXwumbNGu7iePXVVy+88MJdu3Zh1yWXXHLj&#13;&#10;jTciPQRwDIAGPUf8o48+in6ivb0dNt/ELpQDgP63f/s3kGVEIks0GgWDXrRoEew33njjX//1X3mX&#13;&#10;gOZNmDCBQ79er0e/gg4DNkQmk2GTM2gcMsdolIaGIYbVdh4JWsVDNBKthcDmbU6k/1z4JjtKAUFg&#13;&#10;8HguyCgmEwv/5CIWyxvAS4PAxi5eLN/kBrWDCc9+qqAE7M3Jybn33nuxeezYMZ6RHxp28U0IK0YQ&#13;&#10;nheRPBSrg8DmZXLhKT+h8PQIedX8GFEmFcRETMaFV4dQPA8QnoCnTMo5la/WS0KE/OYHgb3++uuB&#13;&#10;dLfeeisMoCE4LJCR+yLAlA8ePAgE37BhA2fQN9xww9e//vU///nP4M7/+Z//+b3vfa+2thbxWq0W&#13;&#10;wH3xxRcjPX7HYOKgt9hEsd///veBsLy63//+9xxGIajoa1/72tSpU9va2kC6URrSr169+u6770ax&#13;&#10;F110EeJR6ZQpU9AqlGMwGLAJrL/rrrtQYyAQmDRp0o9//GOUAJr/y1/+sqamBvEqlQpdxZYtW/gh&#13;&#10;c2qvVquxydsA4Q2AIPK8EqFZTHAaITDQYBhAMbQfoIaTABsGriOyYC/PKx4Xxyxk4RkTjxfCE38S&#13;&#10;4SUjRL08Ly8Qm6iCoyoMhLxYnp7bpxWkRFhaWiqXy5FMLJY3EsKLhfBNCNIjAULYMBDy6mAgMUrg&#13;&#10;m1yojk8mQgZWDkKUg0rFY4HwNAh5GxCPvbAhsCG4CogREyTlXMs/PkDzX1LiTw2CGD5Y7corr7z9&#13;&#10;9tslEklvb291dTXwd+/evSzf8eeff37GjBlHjhyBPX78eIDsCy+8cN111wE06+vrUQh+yuCwzz77&#13;&#10;LGgsH8iBXzyKAlkGoD/yyCOcJiPZunXrNm7cyH/66BvwtItuYM+ePdgEsIJTX3311Yh87LHH5s+f&#13;&#10;L3J5IPJll1124MABNH7x4sVPPfUUL6GrqyszMxOIDxaPehEJQTJgOmfWEJD6W265pbm5GTa/A3mD&#13;&#10;uaCQ80p4k9iVISDgV+oj2pm4NzEvBHm5wBb3firhWRBC0BiOhrxkngDCqhKEp4QI+04RvhfZxaIg&#13;&#10;2BSPVEjHikUMTw9BDEKeQMzOEpLweJ7sEworldIjr1gUtyEwxATcgCCSx6N2np4LYgQrKedSvlo+&#13;&#10;aPFXCOIg7D6d8JTcxo2BcNy4caDPPIYLyhHTcGG/5BM3G5fEOzCxWC688FMlsRzeeG4j+6lZxhTL&#13;&#10;WiFkR0a+lzeDFwXhe88fEZoVf5ELA21G6HK5Xnvtteeee+6ZZ555+umnYTz++ON8YAxPlpiXDjvh&#13;&#10;vMHmhcDm4RgRd4kGiz4Rn1gaisImOrwXX3zR4/FgL5o65qxyQWIeigaLJuFZuE1XhQkS4DDfeOON&#13;&#10;w4cP83ieIFFQi5g3FApt3bqVe+d47YkVidWJBgR24iYXlKZQKHgHz8tBeGoyvgvoDMPr9aKdeMJD&#13;&#10;ssSqP5WBUDRYNIkYk5Qx8hVycfAQv0t+Y8BGyH72JDwBDL4LBv9RIkQ8H8XBXdIst5CGP/Fhk5fA&#13;&#10;Q25AxJSJVXODR2KT1yLG8zSIRMgT8MSiIIZHIuSbsMWixEgIlXXycUFwQhDDz8z5I2ghBAbaxpuH&#13;&#10;BiPkQ1O++c1v/r//9/9++tOf/vznP/+Xf/mX9PR0fnT8cJARWXgMbDxD5Obm4vEINk/Dy4TBq+Dp&#13;&#10;RREjuSCGZ0FehDt37szJyXG73bw9999/P9rzzjvvwOYXjicTC4dgE8KLEg0eLzaG50LI/dFarVZ0&#13;&#10;T4mODp6Y2hQvCjUigcViQeKsrCzE8zaICSCwkYbyMIEtbmKv2ABsouoLL7xw8uTJsMXfmyg8JVrI&#13;&#10;448ePYpy+Gvwl156CTayIJ6XBoHNqhJO76mb3OAiHhpPk5SPkK+KiwMhfm38hyL+FmHgZ5r4W+Qh&#13;&#10;j+EGYpB93759+HXi5uGREMTjN4qQpxRL4LYoyMsrwl5eKc+SeGvxGG6INoTnQgt5RUjMCxergMGF&#13;&#10;l8ZtngzCsyAee7EJA5tc6LycT8KbRIcUP2oIYnbs2PH1r3/9iSee6OzsNJvNra2tBoPBZrMhGcsn&#13;&#10;QA+3cZgIH3jgAYAIEsMWdyXKmEgUxWNEgwt/xgJhR2ngtrDRMFSt0+nC4TASo4WIYWlJYCN7Ygmi&#13;&#10;8JIRisKviLD7+HE+hr24uBjJOEALO+LnBAbSIxcS/P/27jVay6rcG/hIFBFDBQ94ApU84SlUUNRE&#13;&#10;xGNoAimipkieSYJMQw3wmJpSkNorKhBoap4RxVRoOEyihljkSB1GKqCJKFoB6tYvO9/fc/+Xs8cF&#13;&#10;2t5f3nftvZ7/hzmuec1rXvNwz/mf13yeZ91r4cKFTqwLL7yQUh/qjSENNWXqJjbZIE1bVw68Y445&#13;&#10;JkpgFvukBVrRK8r58+e3adPGnYYySy4GkLrNKjbLro5UgchRNlCPVvQRhzWUZSRttp0INDEoApRd&#13;&#10;EbMgBpGz0yAeoEYtdUwd+2gql5+i41oPPh3opZQy2bQSGertU6WkEYLSROoWG2k8xG3LQXpVoJ+G&#13;&#10;QJ8I+vbbbydHExgLsn7nnXfI7FetWiWufL/6n7yjRo1CIo8//jgnOOjVV1+lf+utt/Ba/jgI3n33&#13;&#10;XZxLU74kYBzhtddee/nllzmUVf3iiy/m7dFHH6XXqEBSo5leBtIlS5bws3LlStkslbfffhuPYzRN&#13;&#10;L168WJcUlcknFBnR//nPf16+fPncuXObDXPp0qX1A0yLKVLFoXXRRReROVcqTTd0MjaMg9JV/XHI&#13;&#10;GXUmQS2j22qrrQYNGmSwhqwz9PqmCMwMpbbeeOONuFKKoDUdgs4BZmL1030lPoH/V155JRG37IoV&#13;&#10;K7Qry0N+P8oztx4BTWaDWYylDTTD/36ChiwvKyB8KpuFa+s+/fTTlrUimiyXCEqDyFLb4He/+11e&#13;&#10;AcrGYo1cDCJE5rBeSLhRr0kK6UnJ1lchWPrCK1uIpnQsNpEpQTaglI2NlEYaVwTIPFSz0qKh/9IQ&#13;&#10;9N133x1loP8Icb/99jvqqKPQgeyIESO6du365ptvPvXUUxtssIEqe++9N5s//elPnTt3xkGM11ln&#13;&#10;ndGjR6s+Y8aM/fffn32nTp0OOOCAX//619oClDF27NhNNtmEh379+lkYeFOMKbbddtttTzzxRHUn&#13;&#10;T5684YYbLliwgIw9v//972+++ebrr79+3759XbBqnfv44zPPPHObbbY5/fTTN9tss/XWW++88877&#13;&#10;+9//buY1IfV0MCMzTg488EAG++67L2N9njZtGj1GmzBhwk477cTzPvvs88ADD6Ri1cfanCBExomg&#13;&#10;PVkEqnr37t3ZG9Rll12W5ixXbSXyRaPDhw83FTrfv3//dNXi32677XbffXfz0759e6E0AlVF0WOP&#13;&#10;PXbwwQd369bNELp06TJlypQQ7jPPPFMIWtN33nnnbrvttvXWW++444433HBDxnXvvfdqxeyRQd2N&#13;&#10;NtrIg9CrXXfd9ZBDDjn66KONWppVHbD8H7Es/9+jFX0GnYUO1haZ0n3Z9nONZVbPYoR6msuqdfiL&#13;&#10;OIYOHUq2Xnfeeef8IYlSdaXxKZUtTqKX1vxWINcbZCOl6RhHoOd83LhxdmO+EVKrIGZB5Pqmo+QE&#13;&#10;yFJZIKch3loU9CppgT7T5K9vTjvttKlTp/70pz/FXPl7IkWIddNNN73mmmtoMMLPf/5zyg8++MBD&#13;&#10;UeW2224zzHnz5uFlNHT11VdfddVVPPCMZL/3ve/df//9uA9F7rXXXsJVemzLzwUXXHD99dcj6DPO&#13;&#10;OMNTHjlyJG+Y6IUXXmCjA7IhOFSIekSy7Hv27InphMxsjj/+eIvq61//uuZ0pl27dj/+8Y91poCN&#13;&#10;tYQQt9xyy+sqoGNuf/azn3GrFrecz5o1C/MaY96VWD3Mpgia/0TQvAmKddX8zJw584orrujYsSNZ&#13;&#10;URaAFG86wPi5/PLL0aghX3LJJfpgdA4e3XMsmUbH0imnnBKSveOOO84//3wT+8gjj5x66qmKnnji&#13;&#10;CXoBiqZvuukm8uzZsx1mHg02v/TSSzt06HDLLbdwm7fTxF72Jz/5iewf/vAH558jhKvMmIWda0om&#13;&#10;hNDAGtFaPoPOeiXXiKoC5R//+Eer59prr7VExBrYjcAGyFnfAb1NJZo4+eSTyQI38YXgiBwDVUrd&#13;&#10;IEURtBVvRZmOpVSqlBB6JRTjZ599dvz48W7NqZgUqqo10EgztIRLpTRKGgJEr10aaQuH3kpFxB5Q&#13;&#10;27ZtN954Y7RFOOKII/IFoFIzY89jGeFhnhclIlYln0EjFBFf/vg+SEWp2w/KwCyCRHd58R0Ky9tO&#13;&#10;AHktX76cEEbOTy0Be8o+99xzwvMddtgBgUZvIelbQkvUrEthOkDcffr0yaPJg6D87W9/26ZNG95i&#13;&#10;I6jnNmcMAu3Ro4cWFy9eLPB0uhhdfd16gs4pDs4Y9gIOMUT41wTG/vnnnzd1Y8aMiSVazCcnDjOz&#13;&#10;95WvfCX6k046CeGah0wR5PMNHK2rOTwceOZz0qRJ5HPPPdcwtbho0aJXXnnFOefWQp+30+RXp4CL&#13;&#10;9db82D7YOReRQEPpZ551abeBerQigiZkKYAozIKwDSymRNBZzQws3JjRELKGZK0wV8jsYQT9jW98&#13;&#10;I7+YtvfsRs4JUkxhexNUzP4h08iCLMimSkohcbQsfQQovQV1ZVMLmmWLt/rqhLKBY8+m1omWuhPS&#13;&#10;sfQwo0gEfeWVVyIL1wj7XMBojBmLc8sxKWZUyjiTnC8JhWxkPIgdbr311kxRWBLXfPnLX95mm23E&#13;&#10;rSgDy4h8MZFaF154oXYtAPbAWGhJjyjzLNBNsg6JtddeW5jJ3hPXAfqQ5oABA3B3HgQP2HbPPfdk&#13;&#10;o4gmfXj88cfZ33fffTSQYeYzaCNad911ebDYtt9+ezcAUaoqOsCSQQh69OjRekgjO3DgQLUMBNQV&#13;&#10;cDDTkFIVTQLnDgPZBK1Ab7qE8AJ5MleibGdVjiU3BoSrA6aIT9XzjpcQdF4vM3jwYLJ7pJnMCxrz&#13;&#10;dhrHDHsRtA5DImgPbsWKFe3btxfsq5stlnb1k6wiWdpAM7SiLwmtA2vUEnTDtfgOO+wwV0Krx/2X&#13;&#10;mS00Z86cr371qzvuuKNVmxAge8AaIgsutt566xA0Y36ypFxghUh2rKxWrMj99ttPqQDt4IMPdkc+&#13;&#10;++yzRWdu0Fw9+eSTmF1UpQODBg0KxdsqLpIiLwGdtS4SsVftcN4ItkoIyK3cVrfW6WVtckWYSPe4&#13;&#10;GjZsGH4RcGld1GMvaV0rfNqWqmg9HW6BOyEjqheyafMZ9D333BNlQUoxhdiwU6dOBu6JAKVnir9w&#13;&#10;KFemV/TnSk4OM5o9jDNq1ChRsJDTRVsUiaBxPWr7zne+U7mvIU0gO95KBB26UdfzFW/mfYfAQ17t&#13;&#10;QkbQiBUHaQ4cBj179tQ3085njswQ9F133VXV/vjpp5+WDUGjOY+VQ0N4qYKAlx/VPUFCDoOxY8cy&#13;&#10;tkisLiNC8Szdt3Bu3huuRfYESmfJxIkTyYFu8KMnW2yxxVFHHVXr5T//edZZZxmRpSIcxsuYVHRM&#13;&#10;fvjhh7/4xS9Onz5dxczn5MmTyTaCteoi8uKLL7qv6NVrr71GbxS6l18iQu4ciaCRuFWqrepZ1W6r&#13;&#10;oDNZkORUaaAere4zaBdAcdNxxx135plnfulLX7J6EnHMmjXLAu3fv/91111n1VroeY2GlZS9iqDL&#13;&#10;Z9BZ4iFudz1O8ksswP72w5sVBHfaspSFG5qzJTDC0UcffeONN9pgoo99990Xs/NjD3NyyCGH2G+7&#13;&#10;7LKLG33+gDsX9sSDapFxFr3s1KlTZR0kdiki1qjrv0u36uuvv76hGaOTRthiRKpk+LW5aJE7oXRM&#13;&#10;WsgoP7NzBLrCm+ElS5ZgrrfeeouZm7u5FUjiC9w6c+bM1MWSpsVZKxtCufnmm+mdgjSzZ882UdOm&#13;&#10;TTPnfGKlLl26LFy40FM+8sgjPZEFCxa4s5vb1Bo/fjxvjz32WP44xSPQH7G8Hg4ZMmTXXXedP3++&#13;&#10;LllUzon8GaeD1hmf5mSdqfvss0+OBwgx6bxHjMoxIGL11LhFbYocNvnc2XrDfQbImCuPL4TL3qC+&#13;&#10;9a1vWTkrV67U7V69ejF2JIhb1RVwpKHMoUDhwAMPtNLQqDPJqXbvvffyUyJoMgwfPlwE7WZpdJgU&#13;&#10;oVtXzgYMqzkxNVdo12y4o3CutxtuuKHImn/PxbmYdzpan6rbBabFuhXxmHCCCLpDhw5uA9qyEbIU&#13;&#10;yTqZ/UVT60cDn0Yr+ohDapsh2fwrKUDKFhwSJJ9wwgkuawysS6lA5vjjj7d6VA8RCwHUTQSdVRX9&#13;&#10;eeedhwQtRwsOMK8F6srMCQYpbbHPigTbSSowVDHHgIuwsDpffy1btkyonk8ecWvbtm0FIPQoQzTH&#13;&#10;Pn7cJe1qwZdu6Hm/fv1sG/rXX38dYaEJMojHBXGq6EB2Raq3KKRLpXu6mkgTT3lANraYzpyITDt3&#13;&#10;7nzRRRc5/Ayqd+/etj2zE088USD8zDPPkN3oca7Y0GQKHlXPZ9Ac8oxxTGy7du2ciO49HqgYHH0w&#13;&#10;UN1Dd7ahLdSTn0lgq912280jwIOyaItDTZCxvz6wRLV6+MMf/jDrASWldc3JIn08niLjsnJAFvFx&#13;&#10;Kybo3r07Quf21ltvZYN2ETdONApsi9+dUlyZHBWlf/vb36xM9iZEzxGi49nNaf/993cS0Ce4thjK&#13;&#10;EuWBjX5maDiaEqEbu3tkbcb/+U+xrdWIbd977z1LmpmmzZLzns988YiIDzroIFnHoeqCFcE1zw4n&#13;&#10;AcEvfvGLuL3gggvYGJr51CLZMWb7WL2uj9rKKcW4armGyNIGmqG1EHTWhFjJcsHIlOCCJpuPOGxX&#13;&#10;m1OgYddlodv/VhuzrPJC0PzYKhxG715sZQuF4vPiiy+2/0Vnbs2WryybWMJDDz0kSMfFoh50Y2U/&#13;&#10;9dRTHNIccMABDHiwtxGuoFv2Rz/6kW2c33VNmjRJr9inIcGLrL2nJ+jJpk117XI7YsQIWTj88MPt&#13;&#10;3hQBoQXuBF0K9DA0JJV12LjfCIpFbWI0cAURqblNX3PNNbZ96gqumcmSsZJbhVLTiI5NYF5Iwqci&#13;&#10;9jjdTGKx+++/3/F2/fXXOxEZKEKOspZHrimZrnnz5mk9n5M4KTks9i+//DKyu/LKKwXmjIHe1QfV&#13;&#10;hh9l0RYYjizETF0GAnMjEoqKlN0SpHFrpSFEUfn06dMd8zT0Qeoar5ObgYhY1pmtD2bAGWNo4txY&#13;&#10;ak4rmmYjfNZzQ8sbYFI0ZcqUXNTAEIzFgifrwF133XXppZeKCcyqOSkfrNlBnDj5yDw8+OCDmnax&#13;&#10;oKdJ98T1gg9DEwCpPmHCBGtS3MMsNxtm1Wha3DpsgWgtH3FYTFLXQ6SWD+kgBO0aSxYaOO0feOAB&#13;&#10;tznch0kt99CE1SzNRxwCDcbZb2iXfuTIkUJmVFK5/Ni2kRXihaBdUdm4TkrFO5hUEKEJDY0ZM0ac&#13;&#10;kogYQYuAsnCtb9FTCNeuc0MMQeMIvc3H1mAPhK91g9tjjz1WXUAfHTt2PPvss5M99NBDnQSp0mI3&#13;&#10;RnoFoZVMb3b754Nlvdln1aKMT8ugSfVpKIKmTIVo1GrKf8I+QbMiiH2xyVjqs8VAqi5NiuqRTjZl&#13;&#10;KjDT59TyoGsuPm3QrBtB/KcilPggiBKSVVrk+F9j39jUN716V2Vjs8bqRUmoNyjZemUDBf/7CRo8&#13;&#10;+ywm8Yjrp+s/tsWDQoa11lorn9kJdd0o83WcxTdjxox86WGVAwNXS3VPPvlkrsBaTLiRjynZY2GB&#13;&#10;M6J0c0TQ2hKS55v9WIqkWCY6g1tuuQWTJt5xGRRBE7jVsW7dup100klsXJxF0IkBRXyqo+nEhiJ3&#13;&#10;nRdB22Au/vURtNvlueeeqwocccQRO+ywA0Gfs5nZ1JpvSdAlPZTqoRQyyWB0wUcffWSGzWT0LIPI&#13;&#10;AjRpqeiRJasWuXLZhJTSM4hbmlK3tCVbupSmYxaDGMvWFkd1lwLZOCdLiw3EFeRBRCakewxSPXqC&#13;&#10;4UQf45JGqFqr/XaoZGMfb0GMoYyCWYriihBN2pVWhU0/seeq2JvzlCqKkCrJZnIIGpJGCekSKGWs&#13;&#10;lKVSQtD07Bv4XLSiLwmzpMSk7dq1w4Ai1nxAloD61VdfFWwq6tWrF0YTk+LTVLHaGFhngwcPZu82&#13;&#10;Gof0BBX79Omzzjrr5ENAHjp06CCgFskyRqNsLFb2bsT9+vUThg8YMOCYY47p1KlTmzZtXC0533bb&#13;&#10;bXF0eougMeygQYPI7omc5DNojH/cccep0rNnz969eyN3Re77NpKT4KijjmKjFe3i9Hwbw0Pfvn2N&#13;&#10;JUVAA7ItCukVmG1IV4NoAllzXpTkCFDZ1vRmI9k8HTKh3hLoY4w+CMkmBfpiHw2UfpKLPv4jSMmp&#13;&#10;SK7abCJcpclCNJHrWyRDvQd9iyDNoBhEGcuqalNdaaB6lCkN9FzKLFmlGU5Vo6l6vc+gXhmh9K2Z&#13;&#10;PnJQ3+1ooDKpZdOTtN7AfwWthaDB8pLFs7fffvsJJ5zw3e9+d+bMmcOHD59T/dsRRW+88ca4ceMG&#13;&#10;Dhx4/vnnz5s3L1soizJ1EeUpp5ySjyOrhde01l966SWRsth52rRpU6dOHTlypHB71apVo0aNEvYy&#13;&#10;UN3CJWDz0aNHI9+rrrrqkUceEefmT9QcEoJlAujhhRdemHeb4d9zzjlHx7KsBfUqCpYdMzqvSNOc&#13;&#10;C//zFZPq2nUq3HHHHemhW8Il1V8uFDBracjopNnGmfMi6zMBCFECPUSOMql5hkpdsyfHrN6GhgD1&#13;&#10;RVHqRsmWIqHffffdl69zVy+NQFO6V/RQ7GNT5OhVkYUIRaOUUIyjl0aGGMsSAtniJEX1gnmIIGXm&#13;&#10;TmYXCAVSN86BEJ/knApAztOp17Ah1Peq6ANylGRpQKMKcNjAfwWt5SOOIIumSVsHSqunKfMJ6qtk&#13;&#10;zzcVVEVZbWRFUX4WGDcTmqHoq6ZqKzjZevtqeTfvYVBv9llV6OsRZctBU7fqdjuZUJQRWBYDKCwQ&#13;&#10;D4SYFQ9V4b8EiE9psYGKT2qfAJTSWEoppe+++647jXuP0tzTiw0DCyBmAWU6Rii0GLe1xiohLRZj&#13;&#10;Sikn9UpCQb2feIAipLRAXaCMfWSpIhqC6RozZozrVz7Qq+988ZkpTZXI0ExQmmxAWVX9V8eCeICq&#13;&#10;hSZv0TTwb9EqIugmqUL96rFckqYo2YC8+jJqZg+xKRWLQA/RRA6KAUSm5CGaymVTD1Ox3qYUBaUo&#13;&#10;StkY1GehZlrnOcL/RGRoTZlPo17/WTZrROWyhjLbQY3hKt6MmfvQ1ltvnd/VRGlKa9U+MUgtyqRQ&#13;&#10;qscsRZTYMFWAJjSabMximWzVixqfBqUUYlxz/Um3V7cEemmT9pMWVbniiivWWmuthdX/2Kw3KKgc&#13;&#10;N42uyKtrIn+WUFCz/uzSBj4HrSuCDqIpRUmbCUGyBU3aOn3koozw30LlpslPQYogcpRBUX4Oilm9&#13;&#10;AKWopaH07XNQLFdHvf6zbNaIYhwBx6EwclJAze+8886KFSu6det27LHH0rz33nuULEN/77///t+r&#13;&#10;t8epnkCVDCw/+OCDt9566x/VazyBMlQoBudzZfWG0ug//PDD5cuXl0iWH01QpmOyb7/9NoNQcK27&#13;&#10;FdIcQZqiVatWLVu2TJdqfj/5LQch3ypHr3XppZdeWiLomDUDfZNUyckWZRFgdWV9aUDTrDSaBv4t&#13;&#10;WgVBN9DAGoEpEGLFG000R0CjUhQ5bty4LbbYQux87rnndu7cOf+0F7XtsssumJeN7JgxY3bccUcE&#13;&#10;mooBn08//fThhx+++eab77zzziNHjvzrJy94+s1vfnPYYYdtsMEG9OPHj0fT9HPnzt1qq60eeOCB&#13;&#10;Wp+qrzq6dOmSPwQX5J5xxhn6sN122w0aNKj81hvPInQcLZXV8+nTp/fq1Yuf3r17T5o0Kd9LK508&#13;&#10;efIee+zRsWPHHj16zJw5M9245JJLEHR+vKx6rdUGWiQaBN1AqwbCCmfVmLWi5loQ+5//OXHixDZt&#13;&#10;2gwdOvS666478sgj0dkJJ5zA7Kyzzmrbtu3SpUur2h+fc845isLXCWkpX3/99W233fbAAw+87777&#13;&#10;MPiAAQPywtiXX34ZL++zzz6XXXbZ6aefvv766+evHGdX//Jq6tSpVV+aXm/0f6p3EvXv3x/n3n77&#13;&#10;7TfddBP57rvvXiOfzpkzZ5NNNvnmN795//33Dxs2bNSoUQ4Y+gcffLBDhw46oEUHA6LPV52JoAtB&#13;&#10;p11y0gZaDhoE3UCrRripIPS3YsWK/fbb79BDD40N/l133XUTQYumN9xwwzfffDNFomNFy5YtI6ub&#13;&#10;j5iff/559HfaaaeJrLF2ZVhrSMi83nrr5VWoMHDgQDEvA6T5hS98IS8kgt9Vr13Oz3K6du0qQsek&#13;&#10;/1G93CNYtGjRPffc89BDDwm6pYryFmbB8j/+8Q8NxYznwYMH77333s4bWTE1gh4yZAgZXxeCzqHS&#13;&#10;QMtEg6AbaL3AZSEv3IqnyPmUY/ny5RtvvPFJJ51Eg+beeeedLbfcMq83GTFixAYbbPDGG2+wVGv4&#13;&#10;8OFrr702glaLJsr333//qquu6tix46677nrAAQcIbF966SV1zzjjjPbt24uvYyYriF65cmXeZoeg&#13;&#10;KSERNLbl8+GHH8aq4vF99933a1/7WuLfG2+8EdFvuummjortt9/+ueee00MBvo717NmzX79+1157&#13;&#10;7QcffPDRRx/tscceffv2zbhgzz33dPDwEIIu/xJIQ/Vg0EALQYOgG2jVCEFjJfwVtpIV+aLX/HEm&#13;&#10;IDtsGILGyHiwfPX37W9/e5111mFPRuXFA7z44ovodcKECRhc3E2T17aU6HvYsGGdO3fmPAR95513&#13;&#10;Rr9gwQLZW265Jdm//vWvTzzxxG233datW7e99toL+y9dunTu3LkC7Xnz5s2fP39V9ZZnfsizZs06&#13;&#10;9dRT27Zt++ijjxoUOu7Tp0/8QPfu3fE1/bjqP/UsWbKE0sD1PN3ObDTQctAg6AZaL2rh4ifATSVF&#13;&#10;goMGDRK3YkDBcl4cmP8GMnHiRGHv3Xff/dprr/3+97/v3bt3u3btRNxqFZr7y1/+cs011zz//PMf&#13;&#10;fvjhK6+8IhgX3jKYMWPGRhttdMMNN+DcZ599dqeddsq7t1jyOXTo0MWLFy9cuPDiiy/W3JQpU1Dn&#13;&#10;FVdc8atf/QoFv/fee4ceemiXLl3yKsRm+OUvf3nzzTfn5QR33XUX8s0r9hGxM2D27Nk4/aGHHhJx&#13;&#10;C67px44dy0Y8LvTWSrMguuaxgZaBBkE30HoROgYkBYl/E0U++eSTCFp0vP322ws80ZkImiUSPOyw&#13;&#10;w2Q322yzXXbZRaCdlxeqUpgOre+5554dOnTYfffdt9tuux49euQF9hhcEE2/ySabYOo99tgjr4UT&#13;&#10;/F5++eWCa8qdd945bx+dNGmSOH3AgAGaEDsz7tq1a/7XIj+BFqVanDx58g7VP2Hp1asXEsf1+d4S&#13;&#10;4x900EHYX5GxDBkyBCPTo2zELdAeOHCgLJ9ACHSpgRaCBkE30HoRMsJNiDXUXC8sWLBg/PjxP/jB&#13;&#10;D+bPn48B8z8BYMmSJTfeeKPgdM6cOY8//vhNN90kwk0tiM9ly5ZNnz5dLIxn83NjTCpFqeLoiy66&#13;&#10;iIdFixZFIxVr8y+wnTZt2gsvvKDdvIDlo48+Eh3TX3311XhfK/yXHoLqaVHofeutt44ePVq8n59w&#13;&#10;sJHqic6PGTMGuefH16oo0twFF1zw0+of6cYVIWDTQAtBg6AbaNUolBSyq1Hsp//Arx4hsqbMp6Fu&#13;&#10;fpLM2+p1U5pot0lVQTY+m+mD1f0wi2WKpCFoHqryf6EYJFsQ43r7aMqQV6/SwP9HNAi6gdaLQnaA&#13;&#10;6UKg5KSyAlixLW7NH4YgMvrIUgZQ9KE5aVwxiKWs0oI4BDaxlKYupVLZVGRMT/iP6r8Mx3mU8RlN&#13;&#10;ehvLNBpjSkgTaTQNSVWJkudSnRBkchpoCWgQdAOtFyEjabisZIumlCYNi0nJIbuaaV1RLMn1RSHT&#13;&#10;es+pSwAacvg0ymgKmdIkTV3KGERPAM5LUTEraarHBmJTfNbqf1IRmDXQctAg6AYa+BfWyFBRVvTV&#13;&#10;HMUgcr2mCPWoV0Yo2c9HVe9TFdeIFFW2zW3WWFTkCCVtoIWgQdANtF4USipolg2K5eooBpFLGqHI&#13;&#10;BfWayKvbrBE1X3WeI6yOz7GJRlpfVOQI9UUNtAQ0CLqBBv4NCnmtjmIQuaQRigyRP1/zOWBWLFev&#13;&#10;snrRZ9lI64uKHKEqbKDF4OOP/y85ZBNnnNTqAwAAAABJRU5ErkJgglBLAwQUAAYACAAAACEA1P7q&#13;&#10;L+QAAAAQAQAADwAAAGRycy9kb3ducmV2LnhtbExPy2rDMBC8F/oPYgu9NbJcNw6O5RDSxykUmhRC&#13;&#10;b4q1sU0syViK7fx9N6f2srA7s/PIV5Np2YC9b5yVIGYRMLSl042tJHzv358WwHxQVqvWWZRwRQ+r&#13;&#10;4v4uV5l2o/3CYRcqRiLWZ0pCHUKXce7LGo3yM9ehJezkeqMCrX3Fda9GEjctj6Nozo1qLDnUqsNN&#13;&#10;jeV5dzESPkY1rp/F27A9nzbXn/3L52ErUMrHh+l1SWO9BBZwCn8fcOtA+aGgYEd3sdqzVsI8FSlR&#13;&#10;CYgFsBshShK6HCUkcRoDL3L+v0jxCwAA//8DAFBLAwQUAAYACAAAACEAqiYOvrwAAAAhAQAAGQAA&#13;&#10;AGRycy9fcmVscy9lMm9Eb2MueG1sLnJlbHOEj0FqwzAQRfeF3EHMPpadRSjFsjeh4G1IDjBIY1nE&#13;&#10;GglJLfXtI8gmgUCX8z//PaYf//wqfillF1hB17QgiHUwjq2C6+V7/wkiF2SDa2BSsFGGcdh99Gda&#13;&#10;sdRRXlzMolI4K1hKiV9SZr2Qx9yESFybOSSPpZ7Jyoj6hpbkoW2PMj0zYHhhiskoSJPpQFy2WM3/&#13;&#10;s8M8O02noH88cXmjkM5XdwVislQUeDIOH2HXRLYgh16+PDbcAQAA//8DAFBLAQItABQABgAIAAAA&#13;&#10;IQCxgme2CgEAABMCAAATAAAAAAAAAAAAAAAAAAAAAABbQ29udGVudF9UeXBlc10ueG1sUEsBAi0A&#13;&#10;FAAGAAgAAAAhADj9If/WAAAAlAEAAAsAAAAAAAAAAAAAAAAAOwEAAF9yZWxzLy5yZWxzUEsBAi0A&#13;&#10;FAAGAAgAAAAhAPQhfdJ+AwAA4gcAAA4AAAAAAAAAAAAAAAAAOgIAAGRycy9lMm9Eb2MueG1sUEsB&#13;&#10;Ai0ACgAAAAAAAAAhAKxC1AwgNAMAIDQDABQAAAAAAAAAAAAAAAAA5AUAAGRycy9tZWRpYS9pbWFn&#13;&#10;ZTEucG5nUEsBAi0AFAAGAAgAAAAhANT+6i/kAAAAEAEAAA8AAAAAAAAAAAAAAAAANjoDAGRycy9k&#13;&#10;b3ducmV2LnhtbFBLAQItABQABgAIAAAAIQCqJg6+vAAAACEBAAAZAAAAAAAAAAAAAAAAAEc7AwBk&#13;&#10;cnMvX3JlbHMvZTJvRG9jLnhtbC5yZWxzUEsFBgAAAAAGAAYAfAEAADo8AwAAAA==&#13;&#10;">
-                      <v:shape id="Image 1" o:spid="_x0000_s1027" type="#_x0000_t75" style="position:absolute;left:-3407;top:91;width:29709;height:28696;visibility:visible;mso-wrap-style:square" o:gfxdata="UEsDBBQABgAIAAAAIQDb4fbL7gAAAIUBAAATAAAAW0NvbnRlbnRfVHlwZXNdLnhtbHyQz07DMAyH&#13;&#10;70i8Q+QralM4IITa7kDhCAiNB7ASt43WOlEcyvb2pNu4IODoPz9/n1xv9vOkForiPDdwXVagiI23&#13;&#10;jocG3rdPxR0oScgWJ8/UwIEENu3lRb09BBKV0ywNjCmFe63FjDSjlD4Q50nv44wpl3HQAc0OB9I3&#13;&#10;VXWrjedEnIq03oC27qjHjympx31un0wiTQLq4bS4shrAECZnMGVTvbD9QSnOhDInjzsyuiBXWQP0&#13;&#10;r4R18jfgnHvJr4nOknrFmJ5xzhraRtHWf3Kkpfz/yGo5S+H73hkquyhdjr3R8m2lj09svwAAAP//&#13;&#10;AwBQSwMEFAAGAAgAAAAhAFr0LFu/AAAAFQEAAAsAAABfcmVscy8ucmVsc2zPwWrDMAwG4Ptg72B0&#13;&#10;X5TuUMaI01uh19I+gLGVxCy2jGSy9e1nemrHjpL4P0nD4SetZiPRyNnCruvBUPYcYp4tXC/Htw8w&#13;&#10;Wl0ObuVMFm6kcBhfX4Yzra62kC6xqGlKVgtLreUTUf1CyWnHhXKbTCzJ1VbKjMX5LzcTvvf9HuXR&#13;&#10;gPHJNKdgQU5hB+ZyK23zHztFL6w81c5zQp6m6P9TMfB3PtPWFCczVQtB9N4U2rp2HOA44NMz4y8A&#13;&#10;AAD//wMAUEsDBBQABgAIAAAAIQAwGFAfzgAAAOcAAAAPAAAAZHJzL2Rvd25yZXYueG1sRI9BS8NA&#13;&#10;FITvgv9heYI3u0m0aZt2W0QRFLxYtedH9jWJyb6Nu5sm/feuIHgZGIb5htnsJtOJEznfWFaQzhIQ&#13;&#10;xKXVDVcKPt6fbpYgfEDW2FkmBWfysNteXmyw0HbkNzrtQyUihH2BCuoQ+kJKX9Zk0M9sTxyzo3UG&#13;&#10;Q7SuktrhGOGmk1mS5NJgw3Ghxp4eairb/WAUuGHMDue+ff18Ofjx+DXPhzb9Vur6anpcR7lfgwg0&#13;&#10;hf/GH+JZK1gt8vnd7SLN4PdX/ARy+wMAAP//AwBQSwECLQAUAAYACAAAACEA2+H2y+4AAACFAQAA&#13;&#10;EwAAAAAAAAAAAAAAAAAAAAAAW0NvbnRlbnRfVHlwZXNdLnhtbFBLAQItABQABgAIAAAAIQBa9Cxb&#13;&#10;vwAAABUBAAALAAAAAAAAAAAAAAAAAB8BAABfcmVscy8ucmVsc1BLAQItABQABgAIAAAAIQAwGFAf&#13;&#10;zgAAAOcAAAAPAAAAAAAAAAAAAAAAAAcCAABkcnMvZG93bnJldi54bWxQSwUGAAAAAAMAAwC3AAAA&#13;&#10;AgMAAAAA&#13;&#10;">
-                        <v:imagedata r:id="rId12" o:title="" cropleft="609f" cropright="609f"/>
-                      </v:shape>
-                      <v:shapetype id="_x0000_t202" coordsize="21600,21600" o:spt="202" path="m,l,21600r21600,l21600,xe">
-                        <v:stroke joinstyle="miter"/>
-                        <v:path gradientshapeok="t" o:connecttype="rect"/>
-                      </v:shapetype>
-                      <v:shape id="Zone de texte 2" o:spid="_x0000_s1028" type="#_x0000_t202" style="position:absolute;left:-2289;top:28954;width:28304;height:4140;visibility:visible;mso-wrap-style:square;v-text-anchor:top" o:gfxdata="UEsDBBQABgAIAAAAIQDb4fbL7gAAAIUBAAATAAAAW0NvbnRlbnRfVHlwZXNdLnhtbHyQz07DMAyH&#13;&#10;70i8Q+QralM4IITa7kDhCAiNB7ASt43WOlEcyvb2pNu4IODoPz9/n1xv9vOkForiPDdwXVagiI23&#13;&#10;jocG3rdPxR0oScgWJ8/UwIEENu3lRb09BBKV0ywNjCmFe63FjDSjlD4Q50nv44wpl3HQAc0OB9I3&#13;&#10;VXWrjedEnIq03oC27qjHjympx31un0wiTQLq4bS4shrAECZnMGVTvbD9QSnOhDInjzsyuiBXWQP0&#13;&#10;r4R18jfgnHvJr4nOknrFmJ5xzhraRtHWf3Kkpfz/yGo5S+H73hkquyhdjr3R8m2lj09svwAAAP//&#13;&#10;AwBQSwMEFAAGAAgAAAAhAFr0LFu/AAAAFQEAAAsAAABfcmVscy8ucmVsc2zPwWrDMAwG4Ptg72B0&#13;&#10;X5TuUMaI01uh19I+gLGVxCy2jGSy9e1nemrHjpL4P0nD4SetZiPRyNnCruvBUPYcYp4tXC/Htw8w&#13;&#10;Wl0ObuVMFm6kcBhfX4Yzra62kC6xqGlKVgtLreUTUf1CyWnHhXKbTCzJ1VbKjMX5LzcTvvf9HuXR&#13;&#10;gPHJNKdgQU5hB+ZyK23zHztFL6w81c5zQp6m6P9TMfB3PtPWFCczVQtB9N4U2rp2HOA44NMz4y8A&#13;&#10;AAD//wMAUEsDBBQABgAIAAAAIQDJdlbs0QAAAOgAAAAPAAAAZHJzL2Rvd25yZXYueG1sRI/BasJA&#13;&#10;EIbvhb7DMgVvddOksRJdRSJiKXrQeultmh2TYHY2ZldN+/TdQqGXgZmf/xu+6bw3jbhS52rLCp6G&#13;&#10;EQjiwuqaSwWH99XjGITzyBoby6TgixzMZ/d3U8y0vfGOrntfigBhl6GCyvs2k9IVFRl0Q9sSh+xo&#13;&#10;O4M+rF0pdYe3ADeNjKNoJA3WHD5U2FJeUXHaX4yCt3y1xd1nbMbfTb7eHBft+fCRKjV46JeTMBYT&#13;&#10;EJ56/9/4Q7zq4PD8kiZJHCcp/IqFA8jZDwAAAP//AwBQSwECLQAUAAYACAAAACEA2+H2y+4AAACF&#13;&#10;AQAAEwAAAAAAAAAAAAAAAAAAAAAAW0NvbnRlbnRfVHlwZXNdLnhtbFBLAQItABQABgAIAAAAIQBa&#13;&#10;9CxbvwAAABUBAAALAAAAAAAAAAAAAAAAAB8BAABfcmVscy8ucmVsc1BLAQItABQABgAIAAAAIQDJ&#13;&#10;dlbs0QAAAOgAAAAPAAAAAAAAAAAAAAAAAAcCAABkcnMvZG93bnJldi54bWxQSwUGAAAAAAMAAwC3&#13;&#10;AAAABQMAAAAA&#13;&#10;" filled="f" stroked="f" strokeweight=".5pt">
-                        <v:textbox>
-                          <w:txbxContent>
-                            <w:p>
-                              <w:pPr>
-                                <w:jc w:val="center"/>
-                                <w:rPr>
-                                  <w:rFonts w:asciiTheme="minorHAnsi" w:hAnsiTheme="minorHAnsi" w:cstheme="minorHAnsi"/>
-                                  <w:i/>
-                                  <w:iCs/>
-                                  <w:sz w:val="22"/>
-                                  <w:szCs w:val="22"/>
-                                </w:rPr>
-                              </w:pPr>
-                              <w:r>
-                                <w:rPr>
-                                  <w:rFonts w:asciiTheme="minorHAnsi" w:hAnsiTheme="minorHAnsi" w:cstheme="minorHAnsi"/>
-                                  <w:i/>
-                                  <w:iCs/>
-                                  <w:sz w:val="16"/>
-                                  <w:szCs w:val="16"/>
-                                </w:rPr>
-                                <w:t>Illustration extraite du manuel « Chercheurs en herbe » Editions BORDAS 2018</w:t>
-                              </w:r>
-                            </w:p>
-                          </w:txbxContent>
-                        </v:textbox>
-                      </v:shape>
-                    </v:group>
+                    <v:shapetype w14:anchorId="3D98D2F5" id="_x0000_t13" coordsize="21600,21600" o:spt="13" adj="16200,5400" path="m@0,l@0@1,0@1,0@2@0@2@0,21600,21600,10800xe">
+                      <v:stroke joinstyle="miter"/>
+                      <v:formulas>
+                        <v:f eqn="val #0"/>
+                        <v:f eqn="val #1"/>
+                        <v:f eqn="sum height 0 #1"/>
+                        <v:f eqn="sum 10800 0 #1"/>
+                        <v:f eqn="sum width 0 #0"/>
+                        <v:f eqn="prod @4 @3 10800"/>
+                        <v:f eqn="sum width 0 @5"/>
+                      </v:formulas>
+                      <v:path o:connecttype="custom" o:connectlocs="@0,0;0,10800;@0,21600;21600,10800" o:connectangles="270,180,90,0" textboxrect="0,@1,@6,@2"/>
+                      <v:handles>
+                        <v:h position="#0,#1" xrange="0,21600" yrange="0,10800"/>
+                      </v:handles>
+                    </v:shapetype>
+                    <v:shape id="Flèche vers la droite 7" o:spid="_x0000_s1026" type="#_x0000_t13" style="position:absolute;left:0;text-align:left;margin-left:331.3pt;margin-top:18.75pt;width:114.6pt;height:34.2pt;rotation:-1199739fd;z-index:251667454;visibility:visible;mso-wrap-style:square;mso-width-percent:0;mso-height-percent:0;mso-wrap-distance-left:9pt;mso-wrap-distance-top:0;mso-wrap-distance-right:9pt;mso-wrap-distance-bottom:0;mso-position-horizontal:absolute;mso-position-horizontal-relative:text;mso-position-vertical:absolute;mso-position-vertical-relative:text;mso-width-percent:0;mso-height-percent:0;mso-width-relative:margin;mso-height-relative:margin;v-text-anchor:middle" o:gfxdata="UEsDBBQABgAIAAAAIQC2gziS/gAAAOEBAAATAAAAW0NvbnRlbnRfVHlwZXNdLnhtbJSRQU7DMBBF&#13;&#10;90jcwfIWJU67QAgl6YK0S0CoHGBkTxKLZGx5TGhvj5O2G0SRWNoz/78nu9wcxkFMGNg6quQqL6RA&#13;&#10;0s5Y6ir5vt9lD1JwBDIwOMJKHpHlpr69KfdHjyxSmriSfYz+USnWPY7AufNIadK6MEJMx9ApD/oD&#13;&#10;OlTrorhX2lFEilmcO2RdNtjC5xDF9pCuTyYBB5bi6bQ4syoJ3g9WQ0ymaiLzg5KdCXlKLjvcW893&#13;&#10;SUOqXwnz5DrgnHtJTxOsQfEKIT7DmDSUCaxw7Rqn8787ZsmRM9e2VmPeBN4uqYvTtW7jvijg9N/y&#13;&#10;JsXecLq0q+WD6m8AAAD//wMAUEsDBBQABgAIAAAAIQA4/SH/1gAAAJQBAAALAAAAX3JlbHMvLnJl&#13;&#10;bHOkkMFqwzAMhu+DvYPRfXGawxijTi+j0GvpHsDYimMaW0Yy2fr2M4PBMnrbUb/Q94l/f/hMi1qR&#13;&#10;JVI2sOt6UJgd+ZiDgffL8ekFlFSbvV0oo4EbChzGx4f9GRdb25HMsYhqlCwG5lrLq9biZkxWOiqY&#13;&#10;22YiTra2kYMu1l1tQD30/bPm3wwYN0x18gb45AdQl1tp5j/sFB2T0FQ7R0nTNEV3j6o9feQzro1i&#13;&#10;OWA14Fm+Q8a1a8+Bvu/d/dMb2JY5uiPbhG/ktn4cqGU/er3pcvwCAAD//wMAUEsDBBQABgAIAAAA&#13;&#10;IQAA7HKqZwIAABcFAAAOAAAAZHJzL2Uyb0RvYy54bWysVE1r3DAQvRf6H4Tuje1tNpQl3rAkpBRC&#13;&#10;EpqEnLWytDaVNepIu/b213ckf6RN00spBjEazbwZPb3x+UXfGnZQ6BuwJS9Ocs6UlVA1dlfyp8fr&#13;&#10;D58480HYShiwquRH5fnF+v27886t1AJqMJVCRiDWrzpX8joEt8oyL2vVCn8CTlk61ICtCLTFXVah&#13;&#10;6Ai9Ndkiz8+yDrByCFJ5T96r4ZCvE77WSoY7rb0KzJScegtpxbRu45qtz8Vqh8LVjRzbEP/QRSsa&#13;&#10;S0VnqCsRBNtj8wdU20gEDzqcSGgz0LqRKt2BblPkr27zUAun0l2IHO9mmvz/g5W3hwd3j0RD5/zK&#13;&#10;kxlv0WtsGQKxtciXeXGWn6XLUbusT9wdZ+5UH5gkZ3G6XC7zU84knZ1+pC+Rmw1gEdShD58VtCwa&#13;&#10;JcdmV4cNInQJWxxufKA2KGEKpM1LU8kKR6MilLFflWZNRXUXKTvpRV0aZAdBL119KwZ3LSo1uIpl&#13;&#10;nk8dzdGpXAKLqLoxZsYdAaIOf8cdehxjY5pKMpsT8781NCTO0aki2DAnto0FfCvZhCLqlJjRQ/xE&#13;&#10;zEBHZCb0255CormF6niPw+uR4r2T1w0RfiN8uBdI4iYnDWy4o0Ub6EoOo8VZDfjjLX+MJ83RKWcd&#13;&#10;DUvJ/fe9QMWZ+WJJjXGyJgMnYzsZdt9eAr1KkbpJJiVgMJOpEdpnmuNNrEJHwkqqVXIZcNpchmFo&#13;&#10;6U8g1WaTwmiCnAg39sHJCB4JjdJ57J8FulFlgfR5C9MgidUrmQ2xMdPCZh9AN0mDLzyOVNP0pQcY&#13;&#10;/xRxvH/dp6iX/9n6JwAAAP//AwBQSwMEFAAGAAgAAAAhAImirQvnAAAADwEAAA8AAABkcnMvZG93&#13;&#10;bnJldi54bWxMj09Lw0AQxe+C32EZwYu0m0YamzSbIor/QLDWotdtMibB3dmQ3aaxn97xpJeBYX7v&#13;&#10;zXv5arRGDNj71pGC2TQCgVS6qqVawfbtbrIA4YOmShtHqOAbPayK05NcZ5U70CsOm1ALNiGfaQVN&#13;&#10;CF0mpS8btNpPXYfEt0/XWx147WtZ9frA5tbIOIoSaXVL/KHRHd40WH5t9lbB8/Hi/n0o0+O2NeYp&#13;&#10;xvUHPr48KHV+Nt4ueVwvQQQcw58Cfjtwfig42M7tqfLCKEiSOGFUweXVHAQDi3TGhXZMRvMUZJHL&#13;&#10;/z2KHwAAAP//AwBQSwECLQAUAAYACAAAACEAtoM4kv4AAADhAQAAEwAAAAAAAAAAAAAAAAAAAAAA&#13;&#10;W0NvbnRlbnRfVHlwZXNdLnhtbFBLAQItABQABgAIAAAAIQA4/SH/1gAAAJQBAAALAAAAAAAAAAAA&#13;&#10;AAAAAC8BAABfcmVscy8ucmVsc1BLAQItABQABgAIAAAAIQAA7HKqZwIAABcFAAAOAAAAAAAAAAAA&#13;&#10;AAAAAC4CAABkcnMvZTJvRG9jLnhtbFBLAQItABQABgAIAAAAIQCJoq0L5wAAAA8BAAAPAAAAAAAA&#13;&#10;AAAAAAAAAMEEAABkcnMvZG93bnJldi54bWxQSwUGAAAAAAQABADzAAAA1QUAAAAA&#13;&#10;" adj="18377" fillcolor="black [3200]" strokecolor="black [480]" strokeweight="2pt">
+                      <v:textbox inset="0,0,0,0">
+                        <w:txbxContent>
+                          <w:p>
+                            <w:pPr>
+                              <w:jc w:val="center"/>
+                              <w:rPr>
+                                <w:rFonts w:asciiTheme="minorHAnsi" w:hAnsiTheme="minorHAnsi" w:cstheme="minorHAnsi"/>
+                                <w:sz w:val="18"/>
+                                <w:szCs w:val="18"/>
+                              </w:rPr>
+                            </w:pPr>
+                            <w:r>
+                              <w:rPr>
+                                <w:rFonts w:asciiTheme="minorHAnsi" w:hAnsiTheme="minorHAnsi" w:cstheme="minorHAnsi"/>
+                                <w:sz w:val="18"/>
+                                <w:szCs w:val="18"/>
+                              </w:rPr>
+                              <w:t>É</w:t>
+                            </w:r>
+                            <w:r>
+                              <w:rPr>
+                                <w:rFonts w:asciiTheme="minorHAnsi" w:hAnsiTheme="minorHAnsi" w:cstheme="minorHAnsi"/>
+                                <w:sz w:val="18"/>
+                                <w:szCs w:val="18"/>
+                              </w:rPr>
+                              <w:t>nergie converti</w:t>
+                            </w:r>
+                            <w:r>
+                              <w:rPr>
+                                <w:rFonts w:asciiTheme="minorHAnsi" w:hAnsiTheme="minorHAnsi" w:cstheme="minorHAnsi"/>
+                                <w:sz w:val="18"/>
+                                <w:szCs w:val="18"/>
+                              </w:rPr>
+                              <w:t>e</w:t>
+                            </w:r>
+                            <w:r>
+                              <w:rPr>
+                                <w:rFonts w:asciiTheme="minorHAnsi" w:hAnsiTheme="minorHAnsi" w:cstheme="minorHAnsi"/>
+                                <w:sz w:val="18"/>
+                                <w:szCs w:val="18"/>
+                              </w:rPr>
+                              <w:t xml:space="preserve"> dégradée</w:t>
+                            </w:r>
+                          </w:p>
+                        </w:txbxContent>
+                      </v:textbox>
+                    </v:shape>
                   </w:pict>
                 </mc:Fallback>
               </mc:AlternateContent>
             </w:r>
             <w:r>
               <w:rPr>
-                <w:rFonts w:ascii="Calibri" w:hAnsi="Calibri" w:cs="Calibri"/>
-                <w:b/>
-                <w:color w:val="0070C0"/>
+                <w:rFonts w:ascii="Aptos" w:hAnsi="Aptos"/>
+                <w:noProof/>
+                <w:kern w:val="2"/>
                 <w:sz w:val="22"/>
-                <w:szCs w:val="22"/>
-                <w:u w:val="single"/>
-              </w:rPr>
-              <w:t>Doc</w:t>
-            </w:r>
-            <w:r>
-              <w:rPr>
-                <w:rFonts w:ascii="Calibri" w:hAnsi="Calibri" w:cs="Calibri"/>
-                <w:b/>
-                <w:color w:val="0070C0"/>
+                <w:lang w:eastAsia="en-US"/>
+              </w:rPr>
+              <mc:AlternateContent>
+                <mc:Choice Requires="wps">
+                  <w:drawing>
+                    <wp:anchor distT="0" distB="0" distL="114300" distR="114300" simplePos="0" relativeHeight="251683840" behindDoc="0" locked="0" layoutInCell="1" allowOverlap="1" wp14:anchorId="0E74D2A0" wp14:editId="7A358FBF">
+                      <wp:simplePos x="0" y="0"/>
+                      <wp:positionH relativeFrom="column">
+                        <wp:posOffset>5644338</wp:posOffset>
+                      </wp:positionH>
+                      <wp:positionV relativeFrom="paragraph">
+                        <wp:posOffset>244375</wp:posOffset>
+                      </wp:positionV>
+                      <wp:extent cx="1122339" cy="336884"/>
+                      <wp:effectExtent l="0" t="0" r="0" b="0"/>
+                      <wp:wrapNone/>
+                      <wp:docPr id="844716793" name="Zone de texte 10"/>
+                      <wp:cNvGraphicFramePr/>
+                      <a:graphic xmlns:a="http://schemas.openxmlformats.org/drawingml/2006/main">
+                        <a:graphicData uri="http://schemas.microsoft.com/office/word/2010/wordprocessingShape">
+                          <wps:wsp>
+                            <wps:cNvSpPr txBox="1"/>
+                            <wps:spPr>
+                              <a:xfrm>
+                                <a:off x="0" y="0"/>
+                                <a:ext cx="1122339" cy="336884"/>
+                              </a:xfrm>
+                              <a:prstGeom prst="rect">
+                                <a:avLst/>
+                              </a:prstGeom>
+                              <a:noFill/>
+                              <a:ln>
+                                <a:noFill/>
+                              </a:ln>
+                            </wps:spPr>
+                            <wps:style>
+                              <a:lnRef idx="0">
+                                <a:scrgbClr r="0" g="0" b="0"/>
+                              </a:lnRef>
+                              <a:fillRef idx="0">
+                                <a:scrgbClr r="0" g="0" b="0"/>
+                              </a:fillRef>
+                              <a:effectRef idx="0">
+                                <a:scrgbClr r="0" g="0" b="0"/>
+                              </a:effectRef>
+                              <a:fontRef idx="minor">
+                                <a:schemeClr val="dk1"/>
+                              </a:fontRef>
+                            </wps:style>
+                            <wps:txbx>
+                              <w:txbxContent>
+                                <w:p>
+                                  <w:r>
+                                    <w:t>………………</w:t>
+                                  </w:r>
+                                </w:p>
+                              </w:txbxContent>
+                            </wps:txbx>
+                            <wps:bodyPr rot="0" spcFirstLastPara="0" vertOverflow="overflow" horzOverflow="overflow" vert="horz" wrap="square" lIns="91440" tIns="45720" rIns="91440" bIns="45720" numCol="1" spcCol="0" rtlCol="0" fromWordArt="0" anchor="t" anchorCtr="0" forceAA="0" compatLnSpc="1">
+                              <a:prstTxWarp prst="textNoShape">
+                                <a:avLst/>
+                              </a:prstTxWarp>
+                              <a:noAutofit/>
+                            </wps:bodyPr>
+                          </wps:wsp>
+                        </a:graphicData>
+                      </a:graphic>
+                      <wp14:sizeRelH relativeFrom="margin">
+                        <wp14:pctWidth>0</wp14:pctWidth>
+                      </wp14:sizeRelH>
+                    </wp:anchor>
+                  </w:drawing>
+                </mc:Choice>
+                <mc:Fallback>
+                  <w:pict>
+                    <v:shapetype w14:anchorId="0E74D2A0" id="_x0000_t202" coordsize="21600,21600" o:spt="202" path="m,l,21600r21600,l21600,xe">
+                      <v:stroke joinstyle="miter"/>
+                      <v:path gradientshapeok="t" o:connecttype="rect"/>
+                    </v:shapetype>
+                    <v:shape id="Zone de texte 10" o:spid="_x0000_s1027" type="#_x0000_t202" style="position:absolute;left:0;text-align:left;margin-left:444.45pt;margin-top:19.25pt;width:88.35pt;height:26.55pt;z-index:251683840;visibility:visible;mso-wrap-style:square;mso-width-percent:0;mso-wrap-distance-left:9pt;mso-wrap-distance-top:0;mso-wrap-distance-right:9pt;mso-wrap-distance-bottom:0;mso-position-horizontal:absolute;mso-position-horizontal-relative:text;mso-position-vertical:absolute;mso-position-vertical-relative:text;mso-width-percent:0;mso-width-relative:margin;v-text-anchor:top" o:gfxdata="UEsDBBQABgAIAAAAIQC2gziS/gAAAOEBAAATAAAAW0NvbnRlbnRfVHlwZXNdLnhtbJSRQU7DMBBF&#13;&#10;90jcwfIWJU67QAgl6YK0S0CoHGBkTxKLZGx5TGhvj5O2G0SRWNoz/78nu9wcxkFMGNg6quQqL6RA&#13;&#10;0s5Y6ir5vt9lD1JwBDIwOMJKHpHlpr69KfdHjyxSmriSfYz+USnWPY7AufNIadK6MEJMx9ApD/oD&#13;&#10;OlTrorhX2lFEilmcO2RdNtjC5xDF9pCuTyYBB5bi6bQ4syoJ3g9WQ0ymaiLzg5KdCXlKLjvcW893&#13;&#10;SUOqXwnz5DrgnHtJTxOsQfEKIT7DmDSUCaxw7Rqn8787ZsmRM9e2VmPeBN4uqYvTtW7jvijg9N/y&#13;&#10;JsXecLq0q+WD6m8AAAD//wMAUEsDBBQABgAIAAAAIQA4/SH/1gAAAJQBAAALAAAAX3JlbHMvLnJl&#13;&#10;bHOkkMFqwzAMhu+DvYPRfXGawxijTi+j0GvpHsDYimMaW0Yy2fr2M4PBMnrbUb/Q94l/f/hMi1qR&#13;&#10;JVI2sOt6UJgd+ZiDgffL8ekFlFSbvV0oo4EbChzGx4f9GRdb25HMsYhqlCwG5lrLq9biZkxWOiqY&#13;&#10;22YiTra2kYMu1l1tQD30/bPm3wwYN0x18gb45AdQl1tp5j/sFB2T0FQ7R0nTNEV3j6o9feQzro1i&#13;&#10;OWA14Fm+Q8a1a8+Bvu/d/dMb2JY5uiPbhG/ktn4cqGU/er3pcvwCAAD//wMAUEsDBBQABgAIAAAA&#13;&#10;IQDNhW1pZgIAADYFAAAOAAAAZHJzL2Uyb0RvYy54bWysVEtvEzEQviPxHyzf6eZFaaNuqtCqCKmi&#13;&#10;FS3q2fHayQqvx4yd7IZfz4w3SUPhUsRl1573fPONLy67xomNwViDL+XwZCCF8Rqq2i9L+e3x5t2Z&#13;&#10;FDEpXykH3pRya6K8nL19c9GGqRnBClxlUFAQH6dtKOUqpTAtiqhXplHxBILxpLSAjUp0xWVRoWop&#13;&#10;euOK0WBwWrSAVUDQJkaSXvdKOcvxrTU63VkbTRKulFRbyl/M3wV/i9mFmi5RhVWtd2Wof6iiUbWn&#13;&#10;pIdQ1yopscb6j1BNrREi2HSioSnA2lqb3AN1Mxy86OZhpYLJvRA4MRxgiv8vrP6yeQj3KFL3EToa&#13;&#10;IAPShjiNJOR+OosN/6lSQXqCcHuAzXRJaHYajkbj8bkUmnTj8enZ2YTDFM/eAWP6ZKARfCgl0lgy&#13;&#10;WmpzG1NvujfhZB5uaufyaJz/TUAxWVI8l5hPaesM2zn/1VhRV7lSFkSNy8WVQ9GPnDhJHewHn4OR&#13;&#10;AxtaSvhK350Le5vMtFf6H5xyfvDp4N/UHjADlPfAcAMbRQyuvucBUeG2t99D0QPAWKRu0RECR6Nc&#13;&#10;QLWlCSP05I9B39Q0hlsV071CYjtBQhuc7uhjHbSlhN1JihXgz7/J2Z5ISFopWtqeUsYfa4VGCvfZ&#13;&#10;Ez3Ph5MJr1u+TN5/GNEFjzWLY41fN1dA7Q3prQg6H9k+uf3RIjRPtOhzzkoq5TXlLmXaH69SP2B6&#13;&#10;KLSZz7MRLVhQ6dY/BM2hGWUm2WP3pDDsmJiIw19gv2dq+oKQvS17epivE9g6s5Vx7lHd4U/Lmfm+&#13;&#10;e0h4+4/v2er5uZv9AgAA//8DAFBLAwQUAAYACAAAACEAbn4xSuAAAAAPAQAADwAAAGRycy9kb3du&#13;&#10;cmV2LnhtbExPTUvDQBC9C/6HZQRvdrdqwibNpIjFq2LVQm/bZJoEs7Mhu23iv3d70svAY95nsZ5t&#13;&#10;L840+s4xwnKhQBBXru64Qfj8eLnTIHwwXJveMSH8kId1eX1VmLx2E7/TeRsaEU3Y5wahDWHIpfRV&#13;&#10;S9b4hRuI4+/oRmtChGMj69FM0dz28l6pVFrTcUxozUDPLVXf25NF+Ho97neP6q3Z2GSY3Kwk20wi&#13;&#10;3t7Mm1U8TysQgebwp4DLhtgfyljs4E5ce9EjaK2zSEV40AmIC0GlSQrigJAtU5BlIf/vKH8BAAD/&#13;&#10;/wMAUEsBAi0AFAAGAAgAAAAhALaDOJL+AAAA4QEAABMAAAAAAAAAAAAAAAAAAAAAAFtDb250ZW50&#13;&#10;X1R5cGVzXS54bWxQSwECLQAUAAYACAAAACEAOP0h/9YAAACUAQAACwAAAAAAAAAAAAAAAAAvAQAA&#13;&#10;X3JlbHMvLnJlbHNQSwECLQAUAAYACAAAACEAzYVtaWYCAAA2BQAADgAAAAAAAAAAAAAAAAAuAgAA&#13;&#10;ZHJzL2Uyb0RvYy54bWxQSwECLQAUAAYACAAAACEAbn4xSuAAAAAPAQAADwAAAAAAAAAAAAAAAADA&#13;&#10;BAAAZHJzL2Rvd25yZXYueG1sUEsFBgAAAAAEAAQA8wAAAM0FAAAAAA==&#13;&#10;" filled="f" stroked="f">
+                      <v:textbox>
+                        <w:txbxContent>
+                          <w:p>
+                            <w:r>
+                              <w:t>………………</w:t>
+                            </w:r>
+                          </w:p>
+                        </w:txbxContent>
+                      </v:textbox>
+                    </v:shape>
+                  </w:pict>
+                </mc:Fallback>
+              </mc:AlternateContent>
+            </w:r>
+            <w:r>
+              <w:rPr>
+                <w:rFonts w:ascii="Aptos" w:hAnsi="Aptos"/>
+                <w:noProof/>
+                <w:kern w:val="2"/>
                 <w:sz w:val="22"/>
-                <w:szCs w:val="22"/>
-                <w:u w:val="single"/>
-              </w:rPr>
-              <w:t xml:space="preserve">ument </w:t>
-            </w:r>
-            <w:r>
-              <w:rPr>
-                <w:rFonts w:ascii="Calibri" w:hAnsi="Calibri" w:cs="Calibri"/>
-                <w:b/>
-                <w:color w:val="0070C0"/>
+                <w:lang w:eastAsia="en-US"/>
+              </w:rPr>
+              <mc:AlternateContent>
+                <mc:Choice Requires="wps">
+                  <w:drawing>
+                    <wp:anchor distT="0" distB="0" distL="114300" distR="114300" simplePos="0" relativeHeight="251673600" behindDoc="0" locked="0" layoutInCell="1" allowOverlap="1" wp14:anchorId="73603293" wp14:editId="596052FE">
+                      <wp:simplePos x="0" y="0"/>
+                      <wp:positionH relativeFrom="column">
+                        <wp:posOffset>2830422</wp:posOffset>
+                      </wp:positionH>
+                      <wp:positionV relativeFrom="paragraph">
+                        <wp:posOffset>161290</wp:posOffset>
+                      </wp:positionV>
+                      <wp:extent cx="1456124" cy="1456125"/>
+                      <wp:effectExtent l="12700" t="12700" r="17145" b="17145"/>
+                      <wp:wrapNone/>
+                      <wp:docPr id="1587989709" name="Ellipse 5"/>
+                      <wp:cNvGraphicFramePr/>
+                      <a:graphic xmlns:a="http://schemas.openxmlformats.org/drawingml/2006/main">
+                        <a:graphicData uri="http://schemas.microsoft.com/office/word/2010/wordprocessingShape">
+                          <wps:wsp>
+                            <wps:cNvSpPr/>
+                            <wps:spPr>
+                              <a:xfrm>
+                                <a:off x="0" y="0"/>
+                                <a:ext cx="1456124" cy="1456125"/>
+                              </a:xfrm>
+                              <a:prstGeom prst="ellipse">
+                                <a:avLst/>
+                              </a:prstGeom>
+                            </wps:spPr>
+                            <wps:style>
+                              <a:lnRef idx="2">
+                                <a:schemeClr val="dk1"/>
+                              </a:lnRef>
+                              <a:fillRef idx="1">
+                                <a:schemeClr val="lt1"/>
+                              </a:fillRef>
+                              <a:effectRef idx="0">
+                                <a:schemeClr val="dk1"/>
+                              </a:effectRef>
+                              <a:fontRef idx="minor">
+                                <a:schemeClr val="dk1"/>
+                              </a:fontRef>
+                            </wps:style>
+                            <wps:txbx>
+                              <w:txbxContent>
+                                <w:p>
+                                  <w:pPr>
+                                    <w:jc w:val="center"/>
+                                    <w:rPr>
+                                      <w:rFonts w:asciiTheme="minorHAnsi" w:hAnsiTheme="minorHAnsi" w:cstheme="minorHAnsi"/>
+                                      <w:sz w:val="28"/>
+                                      <w:szCs w:val="28"/>
+                                    </w:rPr>
+                                  </w:pPr>
+                                  <w:r>
+                                    <w:rPr>
+                                      <w:rFonts w:asciiTheme="minorHAnsi" w:hAnsiTheme="minorHAnsi" w:cstheme="minorHAnsi"/>
+                                      <w:sz w:val="28"/>
+                                      <w:szCs w:val="28"/>
+                                    </w:rPr>
+                                    <w:t>Centrale thermique à flamme</w:t>
+                                  </w:r>
+                                </w:p>
+                              </w:txbxContent>
+                            </wps:txbx>
+                            <wps:bodyPr rot="0" spcFirstLastPara="0" vertOverflow="overflow" horzOverflow="overflow" vert="horz" wrap="square" lIns="0" tIns="0" rIns="0" bIns="0" numCol="1" spcCol="0" rtlCol="0" fromWordArt="0" anchor="ctr" anchorCtr="0" forceAA="0" compatLnSpc="1">
+                              <a:prstTxWarp prst="textNoShape">
+                                <a:avLst/>
+                              </a:prstTxWarp>
+                              <a:noAutofit/>
+                            </wps:bodyPr>
+                          </wps:wsp>
+                        </a:graphicData>
+                      </a:graphic>
+                    </wp:anchor>
+                  </w:drawing>
+                </mc:Choice>
+                <mc:Fallback>
+                  <w:pict>
+                    <v:oval w14:anchorId="73603293" id="Ellipse 5" o:spid="_x0000_s1028" style="position:absolute;left:0;text-align:left;margin-left:222.85pt;margin-top:12.7pt;width:114.65pt;height:114.65pt;z-index:251673600;visibility:visible;mso-wrap-style:square;mso-wrap-distance-left:9pt;mso-wrap-distance-top:0;mso-wrap-distance-right:9pt;mso-wrap-distance-bottom:0;mso-position-horizontal:absolute;mso-position-horizontal-relative:text;mso-position-vertical:absolute;mso-position-vertical-relative:text;v-text-anchor:middle" o:gfxdata="UEsDBBQABgAIAAAAIQC2gziS/gAAAOEBAAATAAAAW0NvbnRlbnRfVHlwZXNdLnhtbJSRQU7DMBBF&#13;&#10;90jcwfIWJU67QAgl6YK0S0CoHGBkTxKLZGx5TGhvj5O2G0SRWNoz/78nu9wcxkFMGNg6quQqL6RA&#13;&#10;0s5Y6ir5vt9lD1JwBDIwOMJKHpHlpr69KfdHjyxSmriSfYz+USnWPY7AufNIadK6MEJMx9ApD/oD&#13;&#10;OlTrorhX2lFEilmcO2RdNtjC5xDF9pCuTyYBB5bi6bQ4syoJ3g9WQ0ymaiLzg5KdCXlKLjvcW893&#13;&#10;SUOqXwnz5DrgnHtJTxOsQfEKIT7DmDSUCaxw7Rqn8787ZsmRM9e2VmPeBN4uqYvTtW7jvijg9N/y&#13;&#10;JsXecLq0q+WD6m8AAAD//wMAUEsDBBQABgAIAAAAIQA4/SH/1gAAAJQBAAALAAAAX3JlbHMvLnJl&#13;&#10;bHOkkMFqwzAMhu+DvYPRfXGawxijTi+j0GvpHsDYimMaW0Yy2fr2M4PBMnrbUb/Q94l/f/hMi1qR&#13;&#10;JVI2sOt6UJgd+ZiDgffL8ekFlFSbvV0oo4EbChzGx4f9GRdb25HMsYhqlCwG5lrLq9biZkxWOiqY&#13;&#10;22YiTra2kYMu1l1tQD30/bPm3wwYN0x18gb45AdQl1tp5j/sFB2T0FQ7R0nTNEV3j6o9feQzro1i&#13;&#10;OWA14Fm+Q8a1a8+Bvu/d/dMb2JY5uiPbhG/ktn4cqGU/er3pcvwCAAD//wMAUEsDBBQABgAIAAAA&#13;&#10;IQBKIQ5hRAIAAOoEAAAOAAAAZHJzL2Uyb0RvYy54bWysVE1rGzEQvRf6H4TuzXpNEorJOhiHlEJI&#13;&#10;QpOQs6yVbFGtRh3J3nV/fUfaD5cm9FB6kUfSvBm9t298dd01lh0UBgOu4uXZjDPlJNTGbSv+8nz7&#13;&#10;6TNnIQpXCwtOVfyoAr9efvxw1fqFmsMObK2QUREXFq2v+C5GvyiKIHeqEeEMvHJ0qQEbEWmL26JG&#13;&#10;0VL1xhbz2eyyaAFrjyBVCHR601/yZa6vtZLxQeugIrMVp7fFvGJeN2ktlldisUXhd0YOzxD/8IpG&#13;&#10;GEdNp1I3Igq2R/OmVGMkQgAdzyQ0BWhtpMociE05+4PN0054lbmQOMFPMoX/V1beH578I5IMrQ+L&#13;&#10;QGFi0Wls0i+9j3VZrOMkluoik3RYnl9clvNzziTd9ZuLJGdxgnsM8YuChqWg4spa40MiJBbicBdi&#13;&#10;nz1mEfT0hhzFo1Up2bpvSjNTU9d5Rmd7qLVFdhD0Yevv5dA5ZyaINtZOoPI9kI0jaMhNMJUtMwFn&#13;&#10;7wFP3abs3BFcnICNcYB/B+s+f2Tdc020Y7fpiGziOnyWDdTHR2QIvX2Dl7eGFL0TIT4KJL+Ss2kG&#13;&#10;4wMt2kJbcRgiznaAP987T/lkI7rlrCX/Vzz82AtUnNmvjgyWhmUMcAw2Y+D2zRpI+ZKm28scEgCj&#13;&#10;HUON0LzSaK5SF7oSTlKvisuI42Yd+zmk4ZZqtcppNBRexDv35GUqnnRN9njuXgX6wUaRHHgP42y8&#13;&#10;sVKfm5AOVvsI2mSfJWV7HQfFaaCyWYfhTxP7+z5nnf6ilr8AAAD//wMAUEsDBBQABgAIAAAAIQDy&#13;&#10;9DBO5AAAAA8BAAAPAAAAZHJzL2Rvd25yZXYueG1sTI9NS8NAEIbvgv9hmYIXsRtL0oQ0mxIUb0JJ&#13;&#10;LZ632ckH3Y+Q3baxv97Ri14GZuadZ9632M5GswtOfnBWwPMyAoa2cWqwnYDDx9tTBswHaZXUzqKA&#13;&#10;L/SwLe/vCpkrd7U1XvahYwSxPpcC+hDGnHPf9GikX7oRLe1aNxkZqJ06riZ5JbjRfBVFa27kYOlD&#13;&#10;L0d86bE57c9GwCrK2nq+ve+qz7q68cNjptudF+JhMb9uqFQbYAHn8HcBPxnIP5Rk7OjOVnmmBcRx&#13;&#10;kpKUiEkMjATrNKGEx99BCrws+P8c5TcAAAD//wMAUEsBAi0AFAAGAAgAAAAhALaDOJL+AAAA4QEA&#13;&#10;ABMAAAAAAAAAAAAAAAAAAAAAAFtDb250ZW50X1R5cGVzXS54bWxQSwECLQAUAAYACAAAACEAOP0h&#13;&#10;/9YAAACUAQAACwAAAAAAAAAAAAAAAAAvAQAAX3JlbHMvLnJlbHNQSwECLQAUAAYACAAAACEASiEO&#13;&#10;YUQCAADqBAAADgAAAAAAAAAAAAAAAAAuAgAAZHJzL2Uyb0RvYy54bWxQSwECLQAUAAYACAAAACEA&#13;&#10;8vQwTuQAAAAPAQAADwAAAAAAAAAAAAAAAACeBAAAZHJzL2Rvd25yZXYueG1sUEsFBgAAAAAEAAQA&#13;&#10;8wAAAK8FAAAAAA==&#13;&#10;" fillcolor="white [3201]" strokecolor="black [3200]" strokeweight="2pt">
+                      <v:textbox inset="0,0,0,0">
+                        <w:txbxContent>
+                          <w:p>
+                            <w:pPr>
+                              <w:jc w:val="center"/>
+                              <w:rPr>
+                                <w:rFonts w:asciiTheme="minorHAnsi" w:hAnsiTheme="minorHAnsi" w:cstheme="minorHAnsi"/>
+                                <w:sz w:val="28"/>
+                                <w:szCs w:val="28"/>
+                              </w:rPr>
+                            </w:pPr>
+                            <w:r>
+                              <w:rPr>
+                                <w:rFonts w:asciiTheme="minorHAnsi" w:hAnsiTheme="minorHAnsi" w:cstheme="minorHAnsi"/>
+                                <w:sz w:val="28"/>
+                                <w:szCs w:val="28"/>
+                              </w:rPr>
+                              <w:t>Centrale thermique à flamme</w:t>
+                            </w:r>
+                          </w:p>
+                        </w:txbxContent>
+                      </v:textbox>
+                    </v:oval>
+                  </w:pict>
+                </mc:Fallback>
+              </mc:AlternateContent>
+            </w:r>
+            <w:r>
+              <w:rPr>
+                <w:rFonts w:ascii="Aptos" w:hAnsi="Aptos"/>
+                <w:noProof/>
+                <w:kern w:val="2"/>
                 <w:sz w:val="22"/>
-                <w:szCs w:val="22"/>
-                <w:u w:val="single"/>
-              </w:rPr>
-              <w:t>1</w:t>
-            </w:r>
-            <w:r>
-              <w:rPr>
-                <w:rFonts w:ascii="Calibri" w:hAnsi="Calibri" w:cs="Calibri"/>
-                <w:b/>
-                <w:color w:val="0070C0"/>
-                <w:sz w:val="22"/>
-                <w:szCs w:val="22"/>
-                <w:u w:val="single"/>
-              </w:rPr>
-              <w:t> :</w:t>
-            </w:r>
-            <w:r>
-              <w:rPr>
-                <w:rFonts w:ascii="Calibri" w:hAnsi="Calibri" w:cs="Calibri"/>
-                <w:b/>
-                <w:color w:val="0070C0"/>
-                <w:sz w:val="22"/>
-                <w:szCs w:val="22"/>
-              </w:rPr>
-              <w:t xml:space="preserve"> </w:t>
-            </w:r>
-            <w:r>
-              <w:rPr>
-                <w:rFonts w:ascii="Calibri" w:hAnsi="Calibri" w:cs="Calibri"/>
-                <w:b/>
-                <w:i/>
-                <w:color w:val="0070C0"/>
-                <w:sz w:val="22"/>
-                <w:szCs w:val="22"/>
-              </w:rPr>
-              <w:t>D</w:t>
-            </w:r>
-            <w:r>
-              <w:rPr>
-                <w:rFonts w:ascii="Calibri" w:hAnsi="Calibri" w:cs="Calibri"/>
-                <w:b/>
-                <w:i/>
-                <w:color w:val="0070C0"/>
-                <w:sz w:val="22"/>
-                <w:szCs w:val="22"/>
-              </w:rPr>
-              <w:t>ifférents</w:t>
-            </w:r>
-            <w:r>
-              <w:rPr>
-                <w:rFonts w:ascii="Calibri" w:hAnsi="Calibri" w:cs="Calibri"/>
-                <w:b/>
-                <w:i/>
-                <w:color w:val="0070C0"/>
-                <w:sz w:val="22"/>
-                <w:szCs w:val="22"/>
-              </w:rPr>
-              <w:t xml:space="preserve"> réservoirs d’énergie</w:t>
-            </w:r>
-          </w:p>
-          <w:p>
-            <w:pPr>
-              <w:pStyle w:val="Sansinterligne"/>
-              <w:spacing w:line="276" w:lineRule="auto"/>
-              <w:ind w:left="28" w:right="4139"/>
-              <w:jc w:val="both"/>
-              <w:rPr>
-                <w:rFonts w:cs="Calibri"/>
-              </w:rPr>
-            </w:pPr>
-            <w:r>
-              <w:rPr>
-                <w:rFonts w:cs="Calibri"/>
-              </w:rPr>
-              <w:t xml:space="preserve">Dans la nature, </w:t>
-            </w:r>
-            <w:r>
-              <w:rPr>
-                <w:rFonts w:cs="Calibri"/>
-              </w:rPr>
-              <w:t xml:space="preserve">on retrouve de </w:t>
-            </w:r>
-            <w:r>
-              <w:rPr>
-                <w:rFonts w:cs="Calibri"/>
-              </w:rPr>
-              <w:t xml:space="preserve">l’énergie stockée dans différents </w:t>
-            </w:r>
-            <w:r>
-              <w:rPr>
-                <w:rFonts w:cs="Calibri"/>
-                <w:b/>
-                <w:bCs/>
-                <w:i/>
-                <w:iCs/>
-                <w:color w:val="0070C0"/>
-              </w:rPr>
-              <w:t>réservoirs</w:t>
-            </w:r>
-            <w:r>
-              <w:rPr>
-                <w:rFonts w:cs="Calibri"/>
-              </w:rPr>
-              <w:t xml:space="preserve"> comme le soleil, </w:t>
-            </w:r>
-            <w:r>
-              <w:rPr>
-                <w:rFonts w:cs="Calibri"/>
-              </w:rPr>
-              <w:t>les</w:t>
-            </w:r>
-            <w:r>
-              <w:rPr>
-                <w:rFonts w:cs="Calibri"/>
-              </w:rPr>
-              <w:t xml:space="preserve"> </w:t>
-            </w:r>
-            <w:r>
-              <w:rPr>
-                <w:rFonts w:cs="Calibri"/>
-              </w:rPr>
-              <w:t>gisements</w:t>
-            </w:r>
-            <w:r>
-              <w:rPr>
-                <w:rFonts w:cs="Calibri"/>
-              </w:rPr>
-              <w:t xml:space="preserve"> de pétrole</w:t>
-            </w:r>
-            <w:r>
-              <w:rPr>
-                <w:rFonts w:cs="Calibri"/>
-              </w:rPr>
-              <w:t xml:space="preserve"> ou d’uranium, </w:t>
-            </w:r>
-            <w:r>
-              <w:rPr>
-                <w:rFonts w:cs="Calibri"/>
-              </w:rPr>
-              <w:t xml:space="preserve">les forêts ou les plantes… On peut utiliser ces </w:t>
-            </w:r>
-            <w:r>
-              <w:rPr>
-                <w:rFonts w:cs="Calibri"/>
-                <w:b/>
-                <w:bCs/>
-                <w:i/>
-                <w:iCs/>
-                <w:color w:val="0070C0"/>
-              </w:rPr>
-              <w:t>ressources naturelles d’énergie</w:t>
-            </w:r>
-            <w:r>
-              <w:rPr>
-                <w:rFonts w:cs="Calibri"/>
-              </w:rPr>
-              <w:t xml:space="preserve"> pour faire fonctionner des objets du quotidien ou pour s’alimenter.</w:t>
-            </w:r>
-          </w:p>
-          <w:p>
-            <w:pPr>
-              <w:pStyle w:val="Sansinterligne"/>
-              <w:spacing w:line="276" w:lineRule="auto"/>
-              <w:ind w:left="28" w:right="4139"/>
-              <w:jc w:val="both"/>
-              <w:rPr>
-                <w:rFonts w:cs="Calibri"/>
-              </w:rPr>
-            </w:pPr>
-          </w:p>
-          <w:p>
-            <w:pPr>
-              <w:pStyle w:val="Sansinterligne"/>
-              <w:spacing w:line="276" w:lineRule="auto"/>
-              <w:ind w:left="28" w:right="4139"/>
-              <w:jc w:val="both"/>
-              <w:rPr>
-                <w:rFonts w:asciiTheme="minorHAnsi" w:hAnsiTheme="minorHAnsi" w:cstheme="minorHAnsi"/>
-              </w:rPr>
-            </w:pPr>
-            <w:r>
-              <w:rPr>
-                <w:rFonts w:cs="Calibri"/>
-              </w:rPr>
-              <w:t>Parmi ces ressources, certaines sont dites « </w:t>
-            </w:r>
-            <w:r>
-              <w:rPr>
-                <w:rFonts w:cs="Calibri"/>
-                <w:b/>
-                <w:bCs/>
-                <w:i/>
-                <w:iCs/>
-                <w:color w:val="0070C0"/>
-              </w:rPr>
-              <w:t>renouvelables</w:t>
-            </w:r>
-            <w:r>
-              <w:rPr>
-                <w:rFonts w:cs="Calibri"/>
-              </w:rPr>
-              <w:t> » car</w:t>
-            </w:r>
-            <w:r>
-              <w:rPr>
-                <w:rFonts w:asciiTheme="minorHAnsi" w:hAnsiTheme="minorHAnsi" w:cstheme="minorHAnsi"/>
-              </w:rPr>
-              <w:t xml:space="preserve"> elles peuvent être exploitées de façon illimité</w:t>
-            </w:r>
-            <w:r>
-              <w:rPr>
-                <w:rFonts w:asciiTheme="minorHAnsi" w:hAnsiTheme="minorHAnsi" w:cstheme="minorHAnsi"/>
-              </w:rPr>
-              <w:t>e</w:t>
-            </w:r>
-            <w:r>
-              <w:rPr>
-                <w:rFonts w:asciiTheme="minorHAnsi" w:hAnsiTheme="minorHAnsi" w:cstheme="minorHAnsi"/>
-              </w:rPr>
-              <w:t xml:space="preserve"> à l’échelle d’une vie humaine ; d’autres sont dites « </w:t>
-            </w:r>
-            <w:r>
-              <w:rPr>
-                <w:rFonts w:asciiTheme="minorHAnsi" w:hAnsiTheme="minorHAnsi" w:cstheme="minorHAnsi"/>
-                <w:b/>
-                <w:bCs/>
-                <w:i/>
-                <w:iCs/>
-                <w:color w:val="0070C0"/>
-              </w:rPr>
-              <w:t>non renouvelables</w:t>
-            </w:r>
-            <w:r>
-              <w:rPr>
-                <w:rFonts w:asciiTheme="minorHAnsi" w:hAnsiTheme="minorHAnsi" w:cstheme="minorHAnsi"/>
-                <w:b/>
-                <w:bCs/>
-                <w:color w:val="0070C0"/>
-              </w:rPr>
-              <w:t> </w:t>
-            </w:r>
-            <w:r>
-              <w:rPr>
-                <w:rFonts w:asciiTheme="minorHAnsi" w:hAnsiTheme="minorHAnsi" w:cstheme="minorHAnsi"/>
-              </w:rPr>
-              <w:t>» (leurs stocks sont limités et ne peuvent pas se renouveler à l’échelle d’une vie humaine</w:t>
-            </w:r>
-            <w:r>
-              <w:rPr>
-                <w:rFonts w:asciiTheme="minorHAnsi" w:hAnsiTheme="minorHAnsi" w:cstheme="minorHAnsi"/>
-              </w:rPr>
-              <w:t>)</w:t>
-            </w:r>
-            <w:r>
-              <w:rPr>
-                <w:rFonts w:asciiTheme="minorHAnsi" w:hAnsiTheme="minorHAnsi" w:cstheme="minorHAnsi"/>
-              </w:rPr>
-              <w:t>.</w:t>
+                <w:lang w:eastAsia="en-US"/>
+                <w14:ligatures w14:val="standardContextual"/>
+              </w:rPr>
+              <mc:AlternateContent>
+                <mc:Choice Requires="wps">
+                  <w:drawing>
+                    <wp:anchor distT="0" distB="0" distL="114300" distR="114300" simplePos="0" relativeHeight="251672576" behindDoc="0" locked="0" layoutInCell="1" allowOverlap="1" wp14:anchorId="2A4F961C" wp14:editId="0C7859C7">
+                      <wp:simplePos x="0" y="0"/>
+                      <wp:positionH relativeFrom="column">
+                        <wp:posOffset>-8255</wp:posOffset>
+                      </wp:positionH>
+                      <wp:positionV relativeFrom="paragraph">
+                        <wp:posOffset>189230</wp:posOffset>
+                      </wp:positionV>
+                      <wp:extent cx="1626235" cy="1492885"/>
+                      <wp:effectExtent l="0" t="0" r="12065" b="18415"/>
+                      <wp:wrapSquare wrapText="bothSides"/>
+                      <wp:docPr id="1865935402" name="Rectangle 5"/>
+                      <wp:cNvGraphicFramePr>
+                        <a:graphicFrameLocks xmlns:a="http://schemas.openxmlformats.org/drawingml/2006/main" noChangeAspect="1"/>
+                      </wp:cNvGraphicFramePr>
+                      <a:graphic xmlns:a="http://schemas.openxmlformats.org/drawingml/2006/main">
+                        <a:graphicData uri="http://schemas.microsoft.com/office/word/2010/wordprocessingShape">
+                          <wps:wsp>
+                            <wps:cNvSpPr>
+                              <a:spLocks noChangeAspect="1"/>
+                            </wps:cNvSpPr>
+                            <wps:spPr>
+                              <a:xfrm flipH="1">
+                                <a:off x="0" y="0"/>
+                                <a:ext cx="1626235" cy="1492885"/>
+                              </a:xfrm>
+                              <a:prstGeom prst="rect">
+                                <a:avLst/>
+                              </a:prstGeom>
+                              <a:solidFill>
+                                <a:sysClr val="window" lastClr="FFFFFF"/>
+                              </a:solidFill>
+                              <a:ln w="12700" cap="flat" cmpd="sng" algn="ctr">
+                                <a:solidFill>
+                                  <a:sysClr val="windowText" lastClr="000000"/>
+                                </a:solidFill>
+                                <a:prstDash val="solid"/>
+                                <a:miter lim="800000"/>
+                              </a:ln>
+                              <a:effectLst/>
+                            </wps:spPr>
+                            <wps:txbx>
+                              <w:txbxContent>
+                                <w:p>
+                                  <w:pPr>
+                                    <w:ind w:left="907" w:hanging="907"/>
+                                    <w:jc w:val="center"/>
+                                    <w:rPr>
+                                      <w:rFonts w:asciiTheme="minorHAnsi" w:hAnsiTheme="minorHAnsi" w:cstheme="minorHAnsi"/>
+                                      <w:sz w:val="28"/>
+                                      <w:szCs w:val="28"/>
+                                    </w:rPr>
+                                  </w:pPr>
+                                  <w:r>
+                                    <w:rPr>
+                                      <w:rFonts w:asciiTheme="minorHAnsi" w:hAnsiTheme="minorHAnsi" w:cstheme="minorHAnsi"/>
+                                      <w:sz w:val="28"/>
+                                      <w:szCs w:val="28"/>
+                                    </w:rPr>
+                                    <w:t>Ressource</w:t>
+                                  </w:r>
+                                </w:p>
+                                <w:p>
+                                  <w:pPr>
+                                    <w:spacing w:line="360" w:lineRule="auto"/>
+                                  </w:pPr>
+                                  <w:r>
+                                    <w:br/>
+                                    <w:t>………………………………………………………………………</w:t>
+                                  </w:r>
+                                </w:p>
+                              </w:txbxContent>
+                            </wps:txbx>
+                            <wps:bodyPr rot="0" spcFirstLastPara="0" vertOverflow="overflow" horzOverflow="overflow" vert="horz" wrap="square" lIns="91440" tIns="0" rIns="91440" bIns="45720" numCol="1" spcCol="0" rtlCol="0" fromWordArt="0" anchor="t" anchorCtr="0" forceAA="0" compatLnSpc="1">
+                              <a:prstTxWarp prst="textNoShape">
+                                <a:avLst/>
+                              </a:prstTxWarp>
+                              <a:noAutofit/>
+                            </wps:bodyPr>
+                          </wps:wsp>
+                        </a:graphicData>
+                      </a:graphic>
+                      <wp14:sizeRelH relativeFrom="margin">
+                        <wp14:pctWidth>0</wp14:pctWidth>
+                      </wp14:sizeRelH>
+                      <wp14:sizeRelV relativeFrom="margin">
+                        <wp14:pctHeight>0</wp14:pctHeight>
+                      </wp14:sizeRelV>
+                    </wp:anchor>
+                  </w:drawing>
+                </mc:Choice>
+                <mc:Fallback>
+                  <w:pict>
+                    <v:rect w14:anchorId="2A4F961C" id="Rectangle 5" o:spid="_x0000_s1029" style="position:absolute;left:0;text-align:left;margin-left:-.65pt;margin-top:14.9pt;width:128.05pt;height:117.55pt;flip:x;z-index:251672576;visibility:visible;mso-wrap-style:square;mso-width-percent:0;mso-height-percent:0;mso-wrap-distance-left:9pt;mso-wrap-distance-top:0;mso-wrap-distance-right:9pt;mso-wrap-distance-bottom:0;mso-position-horizontal:absolute;mso-position-horizontal-relative:text;mso-position-vertical:absolute;mso-position-vertical-relative:text;mso-width-percent:0;mso-height-percent:0;mso-width-relative:margin;mso-height-relative:margin;v-text-anchor:top" o:gfxdata="UEsDBBQABgAIAAAAIQC2gziS/gAAAOEBAAATAAAAW0NvbnRlbnRfVHlwZXNdLnhtbJSRQU7DMBBF&#13;&#10;90jcwfIWJU67QAgl6YK0S0CoHGBkTxKLZGx5TGhvj5O2G0SRWNoz/78nu9wcxkFMGNg6quQqL6RA&#13;&#10;0s5Y6ir5vt9lD1JwBDIwOMJKHpHlpr69KfdHjyxSmriSfYz+USnWPY7AufNIadK6MEJMx9ApD/oD&#13;&#10;OlTrorhX2lFEilmcO2RdNtjC5xDF9pCuTyYBB5bi6bQ4syoJ3g9WQ0ymaiLzg5KdCXlKLjvcW893&#13;&#10;SUOqXwnz5DrgnHtJTxOsQfEKIT7DmDSUCaxw7Rqn8787ZsmRM9e2VmPeBN4uqYvTtW7jvijg9N/y&#13;&#10;JsXecLq0q+WD6m8AAAD//wMAUEsDBBQABgAIAAAAIQA4/SH/1gAAAJQBAAALAAAAX3JlbHMvLnJl&#13;&#10;bHOkkMFqwzAMhu+DvYPRfXGawxijTi+j0GvpHsDYimMaW0Yy2fr2M4PBMnrbUb/Q94l/f/hMi1qR&#13;&#10;JVI2sOt6UJgd+ZiDgffL8ekFlFSbvV0oo4EbChzGx4f9GRdb25HMsYhqlCwG5lrLq9biZkxWOiqY&#13;&#10;22YiTra2kYMu1l1tQD30/bPm3wwYN0x18gb45AdQl1tp5j/sFB2T0FQ7R0nTNEV3j6o9feQzro1i&#13;&#10;OWA14Fm+Q8a1a8+Bvu/d/dMb2JY5uiPbhG/ktn4cqGU/er3pcvwCAAD//wMAUEsDBBQABgAIAAAA&#13;&#10;IQDDNbmBjgIAADIFAAAOAAAAZHJzL2Uyb0RvYy54bWysVEtPGzEQvlfqf7B8L5uEAGHFBkVBaStF&#13;&#10;gAQV54nXzlr1q7aT3fTXd+wsSQqcqu7Bmpe/mfk8sze3nVZky32Q1lR0eDaghBtma2nWFf3xvPgy&#13;&#10;oSREMDUoa3hFdzzQ2+nnTzetK/nINlbV3BMEMaFsXUWbGF1ZFIE1XEM4s44bdArrNURU/bqoPbSI&#13;&#10;rlUxGgwui9b62nnLeAhovds76TTjC8FZfBAi8EhURbG2mE+fz1U6i+kNlGsPrpGsLwP+oQoN0mDS&#13;&#10;A9QdRCAbL99Bacm8DVbEM2Z1YYWQjOcesJvh4E03Tw04nntBcoI70BT+Hyy73z65R59KD25p2c9A&#13;&#10;jJ03YNZ8FhzSh4+aSCpaF8pDcFJCf60TXhOhpPuWQhMQdkW6TPHuQDHvImFoHF6OLkfnF5Qw9A3H&#13;&#10;16PJ5CLjQ5mA0nXnQ/zKrSZJqKjHIjIsbJchplKOIblsq2S9kEplZRfmypMt4HPjlNS2pURBiGis&#13;&#10;6CJ/fbZwek0Z0mI5o6sBzggDnEOhIKKoXV3RYNaUgFrjgLPocy1/3Q7vkj5juyeJB/n7KHFq8Q5C&#13;&#10;s684o6YwKLWMuBdK6opOTm8rk7w8T3ZPx/ExkhS7VUckVn2egJJlZevdoyfeIpnYXnBsITHtEml5&#13;&#10;BI/Tjkbc4PiAh1AWibC9RElj/e+P7CkehxC9lLS4PUjSrw14jk1/Nzie18PxOK1bVlDwp9ZVVsYX&#13;&#10;VyP0mI2eW3ytYa4siyk+qldReKtfcMlnKSO6wDDMW1EkeC/O436f8SfB+GyWg3C5HMSleXIsQSfO&#13;&#10;EtXP3Qt41w9WxEe6t687BuWb+drHppvGzjbRCpmH78hovxS4mHkm+59I2vxTPUcdf3XTPwAAAP//&#13;&#10;AwBQSwMEFAAGAAgAAAAhADbaCiHfAAAADgEAAA8AAABkcnMvZG93bnJldi54bWxMT01PwzAMvSPx&#13;&#10;HyIjcdvSlbbauqYTAnHixPi6Zo3XFhKnNOlW/j3mBBfrWc9+H9VudlaccAy9JwWrZQICqfGmp1bB&#13;&#10;y/PDYg0iRE1GW0+o4BsD7OrLi0qXxp/pCU/72AoWoVBqBV2MQyllaDp0Oiz9gMTc0Y9OR17HVppR&#13;&#10;n1ncWZkmSSGd7okdOj3gXYfN535yCvK8iI8F6fWXTd10fH+Trx+ZVOr6ar7f8rjdgog4x78P+O3A&#13;&#10;+aHmYAc/kQnCKlisbvhSQbrhGsynecbgwKDINiDrSv6vUf8AAAD//wMAUEsBAi0AFAAGAAgAAAAh&#13;&#10;ALaDOJL+AAAA4QEAABMAAAAAAAAAAAAAAAAAAAAAAFtDb250ZW50X1R5cGVzXS54bWxQSwECLQAU&#13;&#10;AAYACAAAACEAOP0h/9YAAACUAQAACwAAAAAAAAAAAAAAAAAvAQAAX3JlbHMvLnJlbHNQSwECLQAU&#13;&#10;AAYACAAAACEAwzW5gY4CAAAyBQAADgAAAAAAAAAAAAAAAAAuAgAAZHJzL2Uyb0RvYy54bWxQSwEC&#13;&#10;LQAUAAYACAAAACEANtoKId8AAAAOAQAADwAAAAAAAAAAAAAAAADoBAAAZHJzL2Rvd25yZXYueG1s&#13;&#10;UEsFBgAAAAAEAAQA8wAAAPQFAAAAAA==&#13;&#10;" fillcolor="window" strokecolor="windowText" strokeweight="1pt">
+                      <v:path arrowok="t"/>
+                      <o:lock v:ext="edit" aspectratio="t"/>
+                      <v:textbox inset=",0">
+                        <w:txbxContent>
+                          <w:p>
+                            <w:pPr>
+                              <w:ind w:left="907" w:hanging="907"/>
+                              <w:jc w:val="center"/>
+                              <w:rPr>
+                                <w:rFonts w:asciiTheme="minorHAnsi" w:hAnsiTheme="minorHAnsi" w:cstheme="minorHAnsi"/>
+                                <w:sz w:val="28"/>
+                                <w:szCs w:val="28"/>
+                              </w:rPr>
+                            </w:pPr>
+                            <w:r>
+                              <w:rPr>
+                                <w:rFonts w:asciiTheme="minorHAnsi" w:hAnsiTheme="minorHAnsi" w:cstheme="minorHAnsi"/>
+                                <w:sz w:val="28"/>
+                                <w:szCs w:val="28"/>
+                              </w:rPr>
+                              <w:t>Ressource</w:t>
+                            </w:r>
+                          </w:p>
+                          <w:p>
+                            <w:pPr>
+                              <w:spacing w:line="360" w:lineRule="auto"/>
+                            </w:pPr>
+                            <w:r>
+                              <w:br/>
+                              <w:t>………………………………………………………………………</w:t>
+                            </w:r>
+                          </w:p>
+                        </w:txbxContent>
+                      </v:textbox>
+                      <w10:wrap type="square"/>
+                    </v:rect>
+                  </w:pict>
+                </mc:Fallback>
+              </mc:AlternateContent>
             </w:r>
           </w:p>
           <w:p>
@@ -1473,21 +1510,343 @@
                 <w:szCs w:val="22"/>
               </w:rPr>
             </w:pPr>
-            <w:r>
+          </w:p>
+          <w:p>
+            <w:pPr>
+              <w:tabs>
+                <w:tab w:val="left" w:pos="1134"/>
+              </w:tabs>
+              <w:spacing w:after="120" w:line="276" w:lineRule="auto"/>
+              <w:ind w:left="28" w:right="4140"/>
+              <w:jc w:val="both"/>
               <w:rPr>
                 <w:rFonts w:asciiTheme="minorHAnsi" w:hAnsiTheme="minorHAnsi" w:cstheme="minorHAnsi"/>
                 <w:sz w:val="22"/>
                 <w:szCs w:val="22"/>
               </w:rPr>
-              <w:t xml:space="preserve">Il existe </w:t>
-            </w:r>
-            <w:r>
+            </w:pPr>
+            <w:r>
+              <w:rPr>
+                <w:rFonts w:asciiTheme="minorHAnsi" w:hAnsiTheme="minorHAnsi" w:cstheme="minorHAnsi"/>
+                <w:noProof/>
+                <w:sz w:val="22"/>
+                <w:szCs w:val="22"/>
+              </w:rPr>
+              <mc:AlternateContent>
+                <mc:Choice Requires="wps">
+                  <w:drawing>
+                    <wp:anchor distT="0" distB="0" distL="114300" distR="114300" simplePos="0" relativeHeight="251668479" behindDoc="0" locked="0" layoutInCell="1" allowOverlap="1" wp14:anchorId="732DACBE" wp14:editId="52F3D990">
+                      <wp:simplePos x="0" y="0"/>
+                      <wp:positionH relativeFrom="column">
+                        <wp:posOffset>1618430</wp:posOffset>
+                      </wp:positionH>
+                      <wp:positionV relativeFrom="paragraph">
+                        <wp:posOffset>171588</wp:posOffset>
+                      </wp:positionV>
+                      <wp:extent cx="1187850" cy="401738"/>
+                      <wp:effectExtent l="12700" t="38100" r="31750" b="43180"/>
+                      <wp:wrapNone/>
+                      <wp:docPr id="1776388709" name="Flèche vers la droite 4"/>
+                      <wp:cNvGraphicFramePr/>
+                      <a:graphic xmlns:a="http://schemas.openxmlformats.org/drawingml/2006/main">
+                        <a:graphicData uri="http://schemas.microsoft.com/office/word/2010/wordprocessingShape">
+                          <wps:wsp>
+                            <wps:cNvSpPr/>
+                            <wps:spPr>
+                              <a:xfrm>
+                                <a:off x="0" y="0"/>
+                                <a:ext cx="1187850" cy="401738"/>
+                              </a:xfrm>
+                              <a:prstGeom prst="rightArrow">
+                                <a:avLst/>
+                              </a:prstGeom>
+                            </wps:spPr>
+                            <wps:style>
+                              <a:lnRef idx="2">
+                                <a:schemeClr val="dk1">
+                                  <a:shade val="15000"/>
+                                </a:schemeClr>
+                              </a:lnRef>
+                              <a:fillRef idx="1">
+                                <a:schemeClr val="dk1"/>
+                              </a:fillRef>
+                              <a:effectRef idx="0">
+                                <a:schemeClr val="dk1"/>
+                              </a:effectRef>
+                              <a:fontRef idx="minor">
+                                <a:schemeClr val="lt1"/>
+                              </a:fontRef>
+                            </wps:style>
+                            <wps:txbx>
+                              <w:txbxContent>
+                                <w:p>
+                                  <w:pPr>
+                                    <w:jc w:val="center"/>
+                                    <w:rPr>
+                                      <w:rFonts w:asciiTheme="minorHAnsi" w:hAnsiTheme="minorHAnsi" w:cstheme="minorHAnsi"/>
+                                      <w:sz w:val="21"/>
+                                      <w:szCs w:val="21"/>
+                                    </w:rPr>
+                                  </w:pPr>
+                                  <w:r>
+                                    <w:rPr>
+                                      <w:rFonts w:asciiTheme="minorHAnsi" w:hAnsiTheme="minorHAnsi" w:cstheme="minorHAnsi"/>
+                                      <w:sz w:val="21"/>
+                                      <w:szCs w:val="21"/>
+                                    </w:rPr>
+                                    <w:t>É</w:t>
+                                  </w:r>
+                                  <w:r>
+                                    <w:rPr>
+                                      <w:rFonts w:asciiTheme="minorHAnsi" w:hAnsiTheme="minorHAnsi" w:cstheme="minorHAnsi"/>
+                                      <w:sz w:val="21"/>
+                                      <w:szCs w:val="21"/>
+                                    </w:rPr>
+                                    <w:t>nergie de départ</w:t>
+                                  </w:r>
+                                </w:p>
+                              </w:txbxContent>
+                            </wps:txbx>
+                            <wps:bodyPr rot="0" spcFirstLastPara="0" vertOverflow="overflow" horzOverflow="overflow" vert="horz" wrap="square" lIns="0" tIns="0" rIns="0" bIns="0" numCol="1" spcCol="0" rtlCol="0" fromWordArt="0" anchor="ctr" anchorCtr="0" forceAA="0" compatLnSpc="1">
+                              <a:prstTxWarp prst="textNoShape">
+                                <a:avLst/>
+                              </a:prstTxWarp>
+                              <a:noAutofit/>
+                            </wps:bodyPr>
+                          </wps:wsp>
+                        </a:graphicData>
+                      </a:graphic>
+                      <wp14:sizeRelH relativeFrom="margin">
+                        <wp14:pctWidth>0</wp14:pctWidth>
+                      </wp14:sizeRelH>
+                      <wp14:sizeRelV relativeFrom="margin">
+                        <wp14:pctHeight>0</wp14:pctHeight>
+                      </wp14:sizeRelV>
+                    </wp:anchor>
+                  </w:drawing>
+                </mc:Choice>
+                <mc:Fallback>
+                  <w:pict>
+                    <v:shape w14:anchorId="732DACBE" id="Flèche vers la droite 4" o:spid="_x0000_s1030" type="#_x0000_t13" style="position:absolute;left:0;text-align:left;margin-left:127.45pt;margin-top:13.5pt;width:93.55pt;height:31.65pt;z-index:251668479;visibility:visible;mso-wrap-style:square;mso-width-percent:0;mso-height-percent:0;mso-wrap-distance-left:9pt;mso-wrap-distance-top:0;mso-wrap-distance-right:9pt;mso-wrap-distance-bottom:0;mso-position-horizontal:absolute;mso-position-horizontal-relative:text;mso-position-vertical:absolute;mso-position-vertical-relative:text;mso-width-percent:0;mso-height-percent:0;mso-width-relative:margin;mso-height-relative:margin;v-text-anchor:middle" o:gfxdata="UEsDBBQABgAIAAAAIQC2gziS/gAAAOEBAAATAAAAW0NvbnRlbnRfVHlwZXNdLnhtbJSRQU7DMBBF&#13;&#10;90jcwfIWJU67QAgl6YK0S0CoHGBkTxKLZGx5TGhvj5O2G0SRWNoz/78nu9wcxkFMGNg6quQqL6RA&#13;&#10;0s5Y6ir5vt9lD1JwBDIwOMJKHpHlpr69KfdHjyxSmriSfYz+USnWPY7AufNIadK6MEJMx9ApD/oD&#13;&#10;OlTrorhX2lFEilmcO2RdNtjC5xDF9pCuTyYBB5bi6bQ4syoJ3g9WQ0ymaiLzg5KdCXlKLjvcW893&#13;&#10;SUOqXwnz5DrgnHtJTxOsQfEKIT7DmDSUCaxw7Rqn8787ZsmRM9e2VmPeBN4uqYvTtW7jvijg9N/y&#13;&#10;JsXecLq0q+WD6m8AAAD//wMAUEsDBBQABgAIAAAAIQA4/SH/1gAAAJQBAAALAAAAX3JlbHMvLnJl&#13;&#10;bHOkkMFqwzAMhu+DvYPRfXGawxijTi+j0GvpHsDYimMaW0Yy2fr2M4PBMnrbUb/Q94l/f/hMi1qR&#13;&#10;JVI2sOt6UJgd+ZiDgffL8ekFlFSbvV0oo4EbChzGx4f9GRdb25HMsYhqlCwG5lrLq9biZkxWOiqY&#13;&#10;22YiTra2kYMu1l1tQD30/bPm3wwYN0x18gb45AdQl1tp5j/sFB2T0FQ7R0nTNEV3j6o9feQzro1i&#13;&#10;OWA14Fm+Q8a1a8+Bvu/d/dMb2JY5uiPbhG/ktn4cqGU/er3pcvwCAAD//wMAUEsDBBQABgAIAAAA&#13;&#10;IQAFX6/eYQIAAA8FAAAOAAAAZHJzL2Uyb0RvYy54bWysVE1v2zAMvQ/YfxB0X2136xoEdYqgRYcB&#13;&#10;RVusHXpWZCk2JosapcTOfv0o+SNb112GXWSaIh+pp0ddXPatYXuFvgFb8uIk50xZCVVjtyX/+nTz&#13;&#10;bsGZD8JWwoBVJT8ozy9Xb99cdG6pTqEGUylkBGL9snMlr0Nwyyzzslat8CfglKVNDdiKQL+4zSoU&#13;&#10;HaG3JjvN849ZB1g5BKm8J+/1sMlXCV9rJcO91l4FZkpOvYW0Ylo3cc1WF2K5ReHqRo5tiH/oohWN&#13;&#10;paIz1LUIgu2w+QOqbSSCBx1OJLQZaN1Ilc5ApynyF6d5rIVT6SxEjnczTf7/wcq7/aN7QKKhc37p&#13;&#10;yYyn6DW28Uv9sT6RdZjJUn1gkpxFsThfnBGnkvY+5MX5+0VkMztmO/Thk4KWRaPk2GzrsEaELjEl&#13;&#10;9rc+DAlTIGUfu0hWOBgVGzH2i9KsqajuacpOAlFXBtle0NVW34rBXYtKDa7iLM/T/VJHc3TqL4FF&#13;&#10;VN0YM+OOAFF4v+MOPY6xMU0lXc2J+d8aGhLn6FQRbJgT28YCvpZsQjFSqYf4iZiBjshM6Dc98UHM&#13;&#10;x8jo2UB1eECGMGjcO3nTEO+3wocHgSRquioa1HBPizbQlRxGi7Ma8Mdr/hhPWqNdzjoakpL77zuB&#13;&#10;ijPz2ZIK40RNBk7GZjLsrr0CupyCngAnk0kJGMxkaoT2meZ3HavQlrCSapVcBpx+rsIwrPQCSLVe&#13;&#10;pzCaHCfCrX10MoJHXqOCnvpngW4UWyCZ3sE0QGL5Qm1DbMy0sN4F0E2S4pHHkXGauiSZ8YWIY/3r&#13;&#10;f4o6vmOrnwAAAP//AwBQSwMEFAAGAAgAAAAhALnBI+vgAAAADgEAAA8AAABkcnMvZG93bnJldi54&#13;&#10;bWxMTz1PwzAQ3ZH4D9YhsaDWJgmQpnGqqoiJpYR2d5MjDsR2FLup+fccEyynd7p376PcRDOwGSff&#13;&#10;OyvhfimAoW1c29tOwuH9ZZED80HZVg3OooRv9LCprq9KVbTuYt9wrkPHSMT6QknQIYwF577RaJRf&#13;&#10;uhEt3T7cZFSgdep4O6kLiZuBJ0I8cqN6Sw5ajbjT2HzVZyMhzes0Hu8i7rbdrA+ve5Enn0LK25v4&#13;&#10;vKaxXQMLGMPfB/x2oPxQUbCTO9vWs0FC8pCtiErgiYoRIcsSAicJK5ECr0r+v0b1AwAA//8DAFBL&#13;&#10;AQItABQABgAIAAAAIQC2gziS/gAAAOEBAAATAAAAAAAAAAAAAAAAAAAAAABbQ29udGVudF9UeXBl&#13;&#10;c10ueG1sUEsBAi0AFAAGAAgAAAAhADj9If/WAAAAlAEAAAsAAAAAAAAAAAAAAAAALwEAAF9yZWxz&#13;&#10;Ly5yZWxzUEsBAi0AFAAGAAgAAAAhAAVfr95hAgAADwUAAA4AAAAAAAAAAAAAAAAALgIAAGRycy9l&#13;&#10;Mm9Eb2MueG1sUEsBAi0AFAAGAAgAAAAhALnBI+vgAAAADgEAAA8AAAAAAAAAAAAAAAAAuwQAAGRy&#13;&#10;cy9kb3ducmV2LnhtbFBLBQYAAAAABAAEAPMAAADIBQAAAAA=&#13;&#10;" adj="17947" fillcolor="black [3200]" strokecolor="black [480]" strokeweight="2pt">
+                      <v:textbox inset="0,0,0,0">
+                        <w:txbxContent>
+                          <w:p>
+                            <w:pPr>
+                              <w:jc w:val="center"/>
+                              <w:rPr>
+                                <w:rFonts w:asciiTheme="minorHAnsi" w:hAnsiTheme="minorHAnsi" w:cstheme="minorHAnsi"/>
+                                <w:sz w:val="21"/>
+                                <w:szCs w:val="21"/>
+                              </w:rPr>
+                            </w:pPr>
+                            <w:r>
+                              <w:rPr>
+                                <w:rFonts w:asciiTheme="minorHAnsi" w:hAnsiTheme="minorHAnsi" w:cstheme="minorHAnsi"/>
+                                <w:sz w:val="21"/>
+                                <w:szCs w:val="21"/>
+                              </w:rPr>
+                              <w:t>É</w:t>
+                            </w:r>
+                            <w:r>
+                              <w:rPr>
+                                <w:rFonts w:asciiTheme="minorHAnsi" w:hAnsiTheme="minorHAnsi" w:cstheme="minorHAnsi"/>
+                                <w:sz w:val="21"/>
+                                <w:szCs w:val="21"/>
+                              </w:rPr>
+                              <w:t>nergie de départ</w:t>
+                            </w:r>
+                          </w:p>
+                        </w:txbxContent>
+                      </v:textbox>
+                    </v:shape>
+                  </w:pict>
+                </mc:Fallback>
+              </mc:AlternateContent>
+            </w:r>
+          </w:p>
+          <w:p>
+            <w:pPr>
+              <w:tabs>
+                <w:tab w:val="left" w:pos="1134"/>
+              </w:tabs>
+              <w:spacing w:after="120" w:line="276" w:lineRule="auto"/>
+              <w:ind w:right="4140"/>
+              <w:jc w:val="both"/>
               <w:rPr>
                 <w:rFonts w:asciiTheme="minorHAnsi" w:hAnsiTheme="minorHAnsi" w:cstheme="minorHAnsi"/>
                 <w:sz w:val="22"/>
                 <w:szCs w:val="22"/>
               </w:rPr>
-              <w:t xml:space="preserve">aussi </w:t>
+            </w:pPr>
+            <w:r>
+              <w:rPr>
+                <w:rFonts w:asciiTheme="minorHAnsi" w:hAnsiTheme="minorHAnsi" w:cstheme="minorHAnsi"/>
+                <w:noProof/>
+                <w:sz w:val="22"/>
+                <w:szCs w:val="22"/>
+              </w:rPr>
+              <mc:AlternateContent>
+                <mc:Choice Requires="wps">
+                  <w:drawing>
+                    <wp:anchor distT="0" distB="0" distL="114300" distR="114300" simplePos="0" relativeHeight="251666429" behindDoc="0" locked="0" layoutInCell="1" allowOverlap="1" wp14:anchorId="114F99A6" wp14:editId="0C09CDF2">
+                      <wp:simplePos x="0" y="0"/>
+                      <wp:positionH relativeFrom="column">
+                        <wp:posOffset>4251935</wp:posOffset>
+                      </wp:positionH>
+                      <wp:positionV relativeFrom="paragraph">
+                        <wp:posOffset>195277</wp:posOffset>
+                      </wp:positionV>
+                      <wp:extent cx="1420548" cy="386142"/>
+                      <wp:effectExtent l="25400" t="38100" r="1905" b="121920"/>
+                      <wp:wrapNone/>
+                      <wp:docPr id="656905984" name="Flèche vers la droite 8"/>
+                      <wp:cNvGraphicFramePr/>
+                      <a:graphic xmlns:a="http://schemas.openxmlformats.org/drawingml/2006/main">
+                        <a:graphicData uri="http://schemas.microsoft.com/office/word/2010/wordprocessingShape">
+                          <wps:wsp>
+                            <wps:cNvSpPr/>
+                            <wps:spPr>
+                              <a:xfrm rot="578578">
+                                <a:off x="0" y="0"/>
+                                <a:ext cx="1420548" cy="386142"/>
+                              </a:xfrm>
+                              <a:prstGeom prst="rightArrow">
+                                <a:avLst/>
+                              </a:prstGeom>
+                            </wps:spPr>
+                            <wps:style>
+                              <a:lnRef idx="2">
+                                <a:schemeClr val="dk1">
+                                  <a:shade val="15000"/>
+                                </a:schemeClr>
+                              </a:lnRef>
+                              <a:fillRef idx="1">
+                                <a:schemeClr val="dk1"/>
+                              </a:fillRef>
+                              <a:effectRef idx="0">
+                                <a:schemeClr val="dk1"/>
+                              </a:effectRef>
+                              <a:fontRef idx="minor">
+                                <a:schemeClr val="lt1"/>
+                              </a:fontRef>
+                            </wps:style>
+                            <wps:txbx>
+                              <w:txbxContent>
+                                <w:p>
+                                  <w:pPr>
+                                    <w:jc w:val="center"/>
+                                    <w:rPr>
+                                      <w:rFonts w:asciiTheme="minorHAnsi" w:hAnsiTheme="minorHAnsi" w:cstheme="minorHAnsi"/>
+                                      <w:sz w:val="20"/>
+                                      <w:szCs w:val="20"/>
+                                    </w:rPr>
+                                  </w:pPr>
+                                  <w:r>
+                                    <w:rPr>
+                                      <w:rFonts w:asciiTheme="minorHAnsi" w:hAnsiTheme="minorHAnsi" w:cstheme="minorHAnsi"/>
+                                      <w:sz w:val="20"/>
+                                      <w:szCs w:val="20"/>
+                                    </w:rPr>
+                                    <w:t>É</w:t>
+                                  </w:r>
+                                  <w:r>
+                                    <w:rPr>
+                                      <w:rFonts w:asciiTheme="minorHAnsi" w:hAnsiTheme="minorHAnsi" w:cstheme="minorHAnsi"/>
+                                      <w:sz w:val="20"/>
+                                      <w:szCs w:val="20"/>
+                                    </w:rPr>
+                                    <w:t>nergie converti</w:t>
+                                  </w:r>
+                                  <w:r>
+                                    <w:rPr>
+                                      <w:rFonts w:asciiTheme="minorHAnsi" w:hAnsiTheme="minorHAnsi" w:cstheme="minorHAnsi"/>
+                                      <w:sz w:val="20"/>
+                                      <w:szCs w:val="20"/>
+                                    </w:rPr>
+                                    <w:t>e</w:t>
+                                  </w:r>
+                                  <w:r>
+                                    <w:rPr>
+                                      <w:rFonts w:asciiTheme="minorHAnsi" w:hAnsiTheme="minorHAnsi" w:cstheme="minorHAnsi"/>
+                                      <w:sz w:val="20"/>
+                                      <w:szCs w:val="20"/>
+                                    </w:rPr>
+                                    <w:t xml:space="preserve"> utile</w:t>
+                                  </w:r>
+                                </w:p>
+                              </w:txbxContent>
+                            </wps:txbx>
+                            <wps:bodyPr rot="0" spcFirstLastPara="0" vertOverflow="overflow" horzOverflow="overflow" vert="horz" wrap="square" lIns="0" tIns="0" rIns="0" bIns="0" numCol="1" spcCol="0" rtlCol="0" fromWordArt="0" anchor="ctr" anchorCtr="0" forceAA="0" compatLnSpc="1">
+                              <a:prstTxWarp prst="textNoShape">
+                                <a:avLst/>
+                              </a:prstTxWarp>
+                              <a:noAutofit/>
+                            </wps:bodyPr>
+                          </wps:wsp>
+                        </a:graphicData>
+                      </a:graphic>
+                      <wp14:sizeRelH relativeFrom="margin">
+                        <wp14:pctWidth>0</wp14:pctWidth>
+                      </wp14:sizeRelH>
+                      <wp14:sizeRelV relativeFrom="margin">
+                        <wp14:pctHeight>0</wp14:pctHeight>
+                      </wp14:sizeRelV>
+                    </wp:anchor>
+                  </w:drawing>
+                </mc:Choice>
+                <mc:Fallback>
+                  <w:pict>
+                    <v:shape w14:anchorId="114F99A6" id="Flèche vers la droite 8" o:spid="_x0000_s1031" type="#_x0000_t13" style="position:absolute;left:0;text-align:left;margin-left:334.8pt;margin-top:15.4pt;width:111.85pt;height:30.4pt;rotation:631961fd;z-index:251666429;visibility:visible;mso-wrap-style:square;mso-width-percent:0;mso-height-percent:0;mso-wrap-distance-left:9pt;mso-wrap-distance-top:0;mso-wrap-distance-right:9pt;mso-wrap-distance-bottom:0;mso-position-horizontal:absolute;mso-position-horizontal-relative:text;mso-position-vertical:absolute;mso-position-vertical-relative:text;mso-width-percent:0;mso-height-percent:0;mso-width-relative:margin;mso-height-relative:margin;v-text-anchor:middle" o:gfxdata="UEsDBBQABgAIAAAAIQC2gziS/gAAAOEBAAATAAAAW0NvbnRlbnRfVHlwZXNdLnhtbJSRQU7DMBBF&#13;&#10;90jcwfIWJU67QAgl6YK0S0CoHGBkTxKLZGx5TGhvj5O2G0SRWNoz/78nu9wcxkFMGNg6quQqL6RA&#13;&#10;0s5Y6ir5vt9lD1JwBDIwOMJKHpHlpr69KfdHjyxSmriSfYz+USnWPY7AufNIadK6MEJMx9ApD/oD&#13;&#10;OlTrorhX2lFEilmcO2RdNtjC5xDF9pCuTyYBB5bi6bQ4syoJ3g9WQ0ymaiLzg5KdCXlKLjvcW893&#13;&#10;SUOqXwnz5DrgnHtJTxOsQfEKIT7DmDSUCaxw7Rqn8787ZsmRM9e2VmPeBN4uqYvTtW7jvijg9N/y&#13;&#10;JsXecLq0q+WD6m8AAAD//wMAUEsDBBQABgAIAAAAIQA4/SH/1gAAAJQBAAALAAAAX3JlbHMvLnJl&#13;&#10;bHOkkMFqwzAMhu+DvYPRfXGawxijTi+j0GvpHsDYimMaW0Yy2fr2M4PBMnrbUb/Q94l/f/hMi1qR&#13;&#10;JVI2sOt6UJgd+ZiDgffL8ekFlFSbvV0oo4EbChzGx4f9GRdb25HMsYhqlCwG5lrLq9biZkxWOiqY&#13;&#10;22YiTra2kYMu1l1tQD30/bPm3wwYN0x18gb45AdQl1tp5j/sFB2T0FQ7R0nTNEV3j6o9feQzro1i&#13;&#10;OWA14Fm+Q8a1a8+Bvu/d/dMb2JY5uiPbhG/ktn4cqGU/er3pcvwCAAD//wMAUEsDBBQABgAIAAAA&#13;&#10;IQCIck0vaAIAABwFAAAOAAAAZHJzL2Uyb0RvYy54bWysVE1P3DAQvVfqf7B8L0m2QNGKLFqBqCoh&#13;&#10;QEDF2evYm6iOxx17N9n++o6dD1pKL1WlyBqPZ55nnt/k/KJvDdsr9A3YkhdHOWfKSqgauy3516fr&#13;&#10;D2ec+SBsJQxYVfKD8vxi9f7deeeWagE1mEohIxDrl50reR2CW2aZl7VqhT8CpywdasBWBNriNqtQ&#13;&#10;dITemmyR56dZB1g5BKm8J+/VcMhXCV9rJcOd1l4FZkpOtYW0Ylo3cc1W52K5ReHqRo5liH+oohWN&#13;&#10;pUtnqCsRBNth8wdU20gEDzocSWgz0LqRKvVA3RT5q24ea+FU6oXI8W6myf8/WHm7f3T3SDR0zi89&#13;&#10;mbGLXmPLEIitk09n9KXWqFjWJ+YOM3OqD0ySszhe5CfH9NaSzj6endI+UpsNUBHSoQ+fFbQsGiXH&#13;&#10;ZluHNSJ0CVvsb3wYEqZAyn4pKVnhYFSEMvZBadZUdO8iZSe1qEuDbC/onatvxeCuRaUGV3GS5+mx&#13;&#10;qaI5OtWXwCKqboyZcUeAqMLfcYcax9iYppLI5sT8bwUNiXN0uhFsmBPbxgK+lWxCMVKph/iJmIGO&#13;&#10;yEzoNz3xQa8VI6NnA9XhHocnJNl7J68b4v1G+HAvkBROTpracEeLNtCVHEaLsxrwx1v+GE/Co1PO&#13;&#10;OpqYkvvvO4GKM/PFkiTjeE0GTsZmMuyuvQR6nCJVk0xKwGAmUyO0zzTM63gLHQkr6a6Sy4DT5jIM&#13;&#10;k0u/A6nW6xRGY+REuLGPTkbwyGtU0FP/LNCNYgsk01uYpkksX6ltiI2ZFta7ALpJUnzhcWScRjBJ&#13;&#10;ZvxdxBn/dZ+iXn5qq58AAAD//wMAUEsDBBQABgAIAAAAIQAqLVml4wAAAA4BAAAPAAAAZHJzL2Rv&#13;&#10;d25yZXYueG1sTI9LT8MwEITvSPwHa5G4UeeBoiSNUyEeQoITgQs3JzZJqL2ObLcN/57lRC8rrXZm&#13;&#10;dr5mt1rDjtqH2aGAdJMA0zg4NeMo4OP96aYEFqJEJY1DLeBHB9i1lxeNrJU74Zs+dnFkFIKhlgKm&#13;&#10;GJea8zBM2sqwcYtGun05b2Wk1Y9ceXmicGt4liQFt3JG+jDJRd9Peth3Byvgtuo/y8fsOzd7lXXp&#13;&#10;+PxqX0ovxPXV+rClcbcFFvUa/x3wx0D9oaVivTugCswIKIqqIKmAPCEOEpRVngPrBVRpAbxt+DlG&#13;&#10;+wsAAP//AwBQSwECLQAUAAYACAAAACEAtoM4kv4AAADhAQAAEwAAAAAAAAAAAAAAAAAAAAAAW0Nv&#13;&#10;bnRlbnRfVHlwZXNdLnhtbFBLAQItABQABgAIAAAAIQA4/SH/1gAAAJQBAAALAAAAAAAAAAAAAAAA&#13;&#10;AC8BAABfcmVscy8ucmVsc1BLAQItABQABgAIAAAAIQCIck0vaAIAABwFAAAOAAAAAAAAAAAAAAAA&#13;&#10;AC4CAABkcnMvZTJvRG9jLnhtbFBLAQItABQABgAIAAAAIQAqLVml4wAAAA4BAAAPAAAAAAAAAAAA&#13;&#10;AAAAAMIEAABkcnMvZG93bnJldi54bWxQSwUGAAAAAAQABADzAAAA0gUAAAAA&#13;&#10;" adj="18664" fillcolor="black [3200]" strokecolor="black [480]" strokeweight="2pt">
+                      <v:textbox inset="0,0,0,0">
+                        <w:txbxContent>
+                          <w:p>
+                            <w:pPr>
+                              <w:jc w:val="center"/>
+                              <w:rPr>
+                                <w:rFonts w:asciiTheme="minorHAnsi" w:hAnsiTheme="minorHAnsi" w:cstheme="minorHAnsi"/>
+                                <w:sz w:val="20"/>
+                                <w:szCs w:val="20"/>
+                              </w:rPr>
+                            </w:pPr>
+                            <w:r>
+                              <w:rPr>
+                                <w:rFonts w:asciiTheme="minorHAnsi" w:hAnsiTheme="minorHAnsi" w:cstheme="minorHAnsi"/>
+                                <w:sz w:val="20"/>
+                                <w:szCs w:val="20"/>
+                              </w:rPr>
+                              <w:t>É</w:t>
+                            </w:r>
+                            <w:r>
+                              <w:rPr>
+                                <w:rFonts w:asciiTheme="minorHAnsi" w:hAnsiTheme="minorHAnsi" w:cstheme="minorHAnsi"/>
+                                <w:sz w:val="20"/>
+                                <w:szCs w:val="20"/>
+                              </w:rPr>
+                              <w:t>nergie converti</w:t>
+                            </w:r>
+                            <w:r>
+                              <w:rPr>
+                                <w:rFonts w:asciiTheme="minorHAnsi" w:hAnsiTheme="minorHAnsi" w:cstheme="minorHAnsi"/>
+                                <w:sz w:val="20"/>
+                                <w:szCs w:val="20"/>
+                              </w:rPr>
+                              <w:t>e</w:t>
+                            </w:r>
+                            <w:r>
+                              <w:rPr>
+                                <w:rFonts w:asciiTheme="minorHAnsi" w:hAnsiTheme="minorHAnsi" w:cstheme="minorHAnsi"/>
+                                <w:sz w:val="20"/>
+                                <w:szCs w:val="20"/>
+                              </w:rPr>
+                              <w:t xml:space="preserve"> utile</w:t>
+                            </w:r>
+                          </w:p>
+                        </w:txbxContent>
+                      </v:textbox>
+                    </v:shape>
+                  </w:pict>
+                </mc:Fallback>
+              </mc:AlternateContent>
             </w:r>
             <w:r>
               <w:rPr>
@@ -1495,125 +1854,228 @@
                 <w:sz w:val="22"/>
                 <w:szCs w:val="22"/>
               </w:rPr>
-              <w:t xml:space="preserve">des </w:t>
-            </w:r>
-            <w:r>
-              <w:rPr>
-                <w:rFonts w:asciiTheme="minorHAnsi" w:hAnsiTheme="minorHAnsi" w:cstheme="minorHAnsi"/>
-                <w:b/>
-                <w:bCs/>
-                <w:i/>
-                <w:iCs/>
-                <w:color w:val="0070C0"/>
-                <w:sz w:val="22"/>
-                <w:szCs w:val="22"/>
-              </w:rPr>
-              <w:t>ressources artificielles d’énergie</w:t>
-            </w:r>
-            <w:r>
+              <w:t>……………………………..</w:t>
+            </w:r>
+          </w:p>
+          <w:p>
+            <w:pPr>
+              <w:tabs>
+                <w:tab w:val="left" w:pos="1134"/>
+              </w:tabs>
+              <w:spacing w:after="120" w:line="276" w:lineRule="auto"/>
+              <w:ind w:left="28" w:right="4140"/>
+              <w:jc w:val="both"/>
               <w:rPr>
                 <w:rFonts w:asciiTheme="minorHAnsi" w:hAnsiTheme="minorHAnsi" w:cstheme="minorHAnsi"/>
                 <w:sz w:val="22"/>
                 <w:szCs w:val="22"/>
               </w:rPr>
-              <w:t xml:space="preserve">, des </w:t>
-            </w:r>
-            <w:r>
+            </w:pPr>
+            <w:r>
+              <w:rPr>
+                <w:rFonts w:asciiTheme="minorHAnsi" w:hAnsiTheme="minorHAnsi" w:cstheme="minorHAnsi"/>
+                <w:noProof/>
+                <w:sz w:val="22"/>
+                <w:szCs w:val="22"/>
+              </w:rPr>
+              <mc:AlternateContent>
+                <mc:Choice Requires="wps">
+                  <w:drawing>
+                    <wp:anchor distT="0" distB="0" distL="114300" distR="114300" simplePos="0" relativeHeight="251682816" behindDoc="0" locked="0" layoutInCell="1" allowOverlap="1" wp14:anchorId="407DC4C6" wp14:editId="12F894AA">
+                      <wp:simplePos x="0" y="0"/>
+                      <wp:positionH relativeFrom="column">
+                        <wp:posOffset>1640840</wp:posOffset>
+                      </wp:positionH>
+                      <wp:positionV relativeFrom="paragraph">
+                        <wp:posOffset>242126</wp:posOffset>
+                      </wp:positionV>
+                      <wp:extent cx="1399491" cy="304165"/>
+                      <wp:effectExtent l="0" t="0" r="0" b="0"/>
+                      <wp:wrapNone/>
+                      <wp:docPr id="804291825" name="Zone de texte 9"/>
+                      <wp:cNvGraphicFramePr/>
+                      <a:graphic xmlns:a="http://schemas.openxmlformats.org/drawingml/2006/main">
+                        <a:graphicData uri="http://schemas.microsoft.com/office/word/2010/wordprocessingShape">
+                          <wps:wsp>
+                            <wps:cNvSpPr txBox="1"/>
+                            <wps:spPr>
+                              <a:xfrm>
+                                <a:off x="0" y="0"/>
+                                <a:ext cx="1399491" cy="304165"/>
+                              </a:xfrm>
+                              <a:prstGeom prst="rect">
+                                <a:avLst/>
+                              </a:prstGeom>
+                              <a:noFill/>
+                              <a:ln>
+                                <a:noFill/>
+                              </a:ln>
+                            </wps:spPr>
+                            <wps:style>
+                              <a:lnRef idx="0">
+                                <a:scrgbClr r="0" g="0" b="0"/>
+                              </a:lnRef>
+                              <a:fillRef idx="0">
+                                <a:scrgbClr r="0" g="0" b="0"/>
+                              </a:fillRef>
+                              <a:effectRef idx="0">
+                                <a:scrgbClr r="0" g="0" b="0"/>
+                              </a:effectRef>
+                              <a:fontRef idx="minor">
+                                <a:schemeClr val="dk1"/>
+                              </a:fontRef>
+                            </wps:style>
+                            <wps:txbx>
+                              <w:txbxContent>
+                                <w:p>
+                                  <w:r>
+                                    <w:t>……..……....</w:t>
+                                  </w:r>
+                                </w:p>
+                              </w:txbxContent>
+                            </wps:txbx>
+                            <wps:bodyPr rot="0" spcFirstLastPara="0" vertOverflow="overflow" horzOverflow="overflow" vert="horz" wrap="square" lIns="91440" tIns="45720" rIns="91440" bIns="45720" numCol="1" spcCol="0" rtlCol="0" fromWordArt="0" anchor="t" anchorCtr="0" forceAA="0" compatLnSpc="1">
+                              <a:prstTxWarp prst="textNoShape">
+                                <a:avLst/>
+                              </a:prstTxWarp>
+                              <a:noAutofit/>
+                            </wps:bodyPr>
+                          </wps:wsp>
+                        </a:graphicData>
+                      </a:graphic>
+                      <wp14:sizeRelH relativeFrom="margin">
+                        <wp14:pctWidth>0</wp14:pctWidth>
+                      </wp14:sizeRelH>
+                    </wp:anchor>
+                  </w:drawing>
+                </mc:Choice>
+                <mc:Fallback>
+                  <w:pict>
+                    <v:shape w14:anchorId="407DC4C6" id="Zone de texte 9" o:spid="_x0000_s1032" type="#_x0000_t202" style="position:absolute;left:0;text-align:left;margin-left:129.2pt;margin-top:19.05pt;width:110.2pt;height:23.95pt;z-index:251682816;visibility:visible;mso-wrap-style:square;mso-width-percent:0;mso-wrap-distance-left:9pt;mso-wrap-distance-top:0;mso-wrap-distance-right:9pt;mso-wrap-distance-bottom:0;mso-position-horizontal:absolute;mso-position-horizontal-relative:text;mso-position-vertical:absolute;mso-position-vertical-relative:text;mso-width-percent:0;mso-width-relative:margin;v-text-anchor:top" o:gfxdata="UEsDBBQABgAIAAAAIQC2gziS/gAAAOEBAAATAAAAW0NvbnRlbnRfVHlwZXNdLnhtbJSRQU7DMBBF&#13;&#10;90jcwfIWJU67QAgl6YK0S0CoHGBkTxKLZGx5TGhvj5O2G0SRWNoz/78nu9wcxkFMGNg6quQqL6RA&#13;&#10;0s5Y6ir5vt9lD1JwBDIwOMJKHpHlpr69KfdHjyxSmriSfYz+USnWPY7AufNIadK6MEJMx9ApD/oD&#13;&#10;OlTrorhX2lFEilmcO2RdNtjC5xDF9pCuTyYBB5bi6bQ4syoJ3g9WQ0ymaiLzg5KdCXlKLjvcW893&#13;&#10;SUOqXwnz5DrgnHtJTxOsQfEKIT7DmDSUCaxw7Rqn8787ZsmRM9e2VmPeBN4uqYvTtW7jvijg9N/y&#13;&#10;JsXecLq0q+WD6m8AAAD//wMAUEsDBBQABgAIAAAAIQA4/SH/1gAAAJQBAAALAAAAX3JlbHMvLnJl&#13;&#10;bHOkkMFqwzAMhu+DvYPRfXGawxijTi+j0GvpHsDYimMaW0Yy2fr2M4PBMnrbUb/Q94l/f/hMi1qR&#13;&#10;JVI2sOt6UJgd+ZiDgffL8ekFlFSbvV0oo4EbChzGx4f9GRdb25HMsYhqlCwG5lrLq9biZkxWOiqY&#13;&#10;22YiTra2kYMu1l1tQD30/bPm3wwYN0x18gb45AdQl1tp5j/sFB2T0FQ7R0nTNEV3j6o9feQzro1i&#13;&#10;OWA14Fm+Q8a1a8+Bvu/d/dMb2JY5uiPbhG/ktn4cqGU/er3pcvwCAAD//wMAUEsDBBQABgAIAAAA&#13;&#10;IQAw9Z1BaAIAADYFAAAOAAAAZHJzL2Uyb0RvYy54bWysVN9P2zAQfp+0/8Hy+0gLha0VKepATJPQ&#13;&#10;QIOJZ9ex22iOzzu7Tbq/fndOUxjbC9NeHPt+33ff5fyia5zYGow1+FKOj0ZSGK+hqv2qlN8ert99&#13;&#10;kCIm5SvlwJtS7kyUF/O3b87bMDPHsAZXGRQUxMdZG0q5TinMiiLqtWlUPIJgPCktYKMSPXFVVKha&#13;&#10;it644ng0OitawCogaBMjSa96pZzn+NYanW6tjSYJV0qqLeUT87nks5ifq9kKVVjXel+G+ocqGlV7&#13;&#10;SnoIdaWSEhus/wjV1Bohgk1HGpoCrK21yT1QN+PRi27u1yqY3AuBE8MBpvj/wuov2/twhyJ1H6Gj&#13;&#10;ATIgbYizSELup7PY8JcqFaQnCHcH2EyXhGank+l0Mh1LoUl3MpqMz045TPHkHTCmTwYawZdSIo0l&#13;&#10;o6W2NzH1poMJJ/NwXTuXR+P8bwKKyZLiqcR8Sztn2M75r8aKusqVsiBqXC0vHYp+5MRJ6mAYfA5G&#13;&#10;DmxoKeErffcu7G0y017pf3DK+cGng39Te8AMUN4Dww1sFTG4+p4HRIXb3n6AogeAsUjdsiMESnk2&#13;&#10;jHIJ1Y4mjNCTPwZ9XdMYblRMdwqJ7QQJbXC6pcM6aEsJ+5sUa8Cff5OzPZGQtFK0tD2ljD82Co0U&#13;&#10;7rMnek7HkwmvW35MTt8f0wOfa5bPNX7TXAK1RxSi6vKV7ZMbrhaheaRFX3BWUimvKXcp03C9TP2A&#13;&#10;6UehzWKRjWjBgko3/j5oDs0oM8keukeFYc/ERBz+AsOeqdkLQva27OlhsUlg68xWxrlHdY8/LWfm&#13;&#10;+/5Hwtv//J2tnn53818AAAD//wMAUEsDBBQABgAIAAAAIQBpR/Y34wAAAA4BAAAPAAAAZHJzL2Rv&#13;&#10;d25yZXYueG1sTI/NTsMwEITvSLyDtUjcqN2SFpPGqRAVV1DLj8TNjbdJRLyOYrcJb89ygstKq52Z&#13;&#10;na/YTL4TZxxiG8jAfKZAIFXBtVQbeHt9utEgYrLkbBcIDXxjhE15eVHY3IWRdnjep1pwCMXcGmhS&#13;&#10;6nMpY9Wgt3EWeiS+HcPgbeJ1qKUb7MjhvpMLpVbS25b4Q2N7fGyw+tqfvIH35+PnR6Ze6q1f9mOY&#13;&#10;lCR/L425vpq2ax4PaxAJp/TngF8G7g8lFzuEE7koOgOLpc5YauBWz0GwILvTDHQwoFcKZFnI/xjl&#13;&#10;DwAAAP//AwBQSwECLQAUAAYACAAAACEAtoM4kv4AAADhAQAAEwAAAAAAAAAAAAAAAAAAAAAAW0Nv&#13;&#10;bnRlbnRfVHlwZXNdLnhtbFBLAQItABQABgAIAAAAIQA4/SH/1gAAAJQBAAALAAAAAAAAAAAAAAAA&#13;&#10;AC8BAABfcmVscy8ucmVsc1BLAQItABQABgAIAAAAIQAw9Z1BaAIAADYFAAAOAAAAAAAAAAAAAAAA&#13;&#10;AC4CAABkcnMvZTJvRG9jLnhtbFBLAQItABQABgAIAAAAIQBpR/Y34wAAAA4BAAAPAAAAAAAAAAAA&#13;&#10;AAAAAMIEAABkcnMvZG93bnJldi54bWxQSwUGAAAAAAQABADzAAAA0gUAAAAA&#13;&#10;" filled="f" stroked="f">
+                      <v:textbox>
+                        <w:txbxContent>
+                          <w:p>
+                            <w:r>
+                              <w:t>……..……....</w:t>
+                            </w:r>
+                          </w:p>
+                        </w:txbxContent>
+                      </v:textbox>
+                    </v:shape>
+                  </w:pict>
+                </mc:Fallback>
+              </mc:AlternateContent>
+            </w:r>
+            <w:r>
+              <w:rPr>
+                <w:rFonts w:asciiTheme="minorHAnsi" w:hAnsiTheme="minorHAnsi" w:cstheme="minorHAnsi"/>
+                <w:noProof/>
+                <w:sz w:val="22"/>
+                <w:szCs w:val="22"/>
+              </w:rPr>
+              <mc:AlternateContent>
+                <mc:Choice Requires="wps">
+                  <w:drawing>
+                    <wp:anchor distT="0" distB="0" distL="114300" distR="114300" simplePos="0" relativeHeight="251684864" behindDoc="0" locked="0" layoutInCell="1" allowOverlap="1" wp14:anchorId="7E421353" wp14:editId="4A2902D7">
+                      <wp:simplePos x="0" y="0"/>
+                      <wp:positionH relativeFrom="column">
+                        <wp:posOffset>5644338</wp:posOffset>
+                      </wp:positionH>
+                      <wp:positionV relativeFrom="paragraph">
+                        <wp:posOffset>179128</wp:posOffset>
+                      </wp:positionV>
+                      <wp:extent cx="1122045" cy="413728"/>
+                      <wp:effectExtent l="0" t="0" r="0" b="0"/>
+                      <wp:wrapNone/>
+                      <wp:docPr id="1295368565" name="Zone de texte 11"/>
+                      <wp:cNvGraphicFramePr/>
+                      <a:graphic xmlns:a="http://schemas.openxmlformats.org/drawingml/2006/main">
+                        <a:graphicData uri="http://schemas.microsoft.com/office/word/2010/wordprocessingShape">
+                          <wps:wsp>
+                            <wps:cNvSpPr txBox="1"/>
+                            <wps:spPr>
+                              <a:xfrm>
+                                <a:off x="0" y="0"/>
+                                <a:ext cx="1122045" cy="413728"/>
+                              </a:xfrm>
+                              <a:prstGeom prst="rect">
+                                <a:avLst/>
+                              </a:prstGeom>
+                              <a:noFill/>
+                              <a:ln>
+                                <a:noFill/>
+                              </a:ln>
+                            </wps:spPr>
+                            <wps:style>
+                              <a:lnRef idx="0">
+                                <a:scrgbClr r="0" g="0" b="0"/>
+                              </a:lnRef>
+                              <a:fillRef idx="0">
+                                <a:scrgbClr r="0" g="0" b="0"/>
+                              </a:fillRef>
+                              <a:effectRef idx="0">
+                                <a:scrgbClr r="0" g="0" b="0"/>
+                              </a:effectRef>
+                              <a:fontRef idx="minor">
+                                <a:schemeClr val="dk1"/>
+                              </a:fontRef>
+                            </wps:style>
+                            <wps:txbx>
+                              <w:txbxContent>
+                                <w:p>
+                                  <w:r>
+                                    <w:t>…………........</w:t>
+                                  </w:r>
+                                </w:p>
+                              </w:txbxContent>
+                            </wps:txbx>
+                            <wps:bodyPr rot="0" spcFirstLastPara="0" vertOverflow="overflow" horzOverflow="overflow" vert="horz" wrap="square" lIns="91440" tIns="45720" rIns="91440" bIns="45720" numCol="1" spcCol="0" rtlCol="0" fromWordArt="0" anchor="t" anchorCtr="0" forceAA="0" compatLnSpc="1">
+                              <a:prstTxWarp prst="textNoShape">
+                                <a:avLst/>
+                              </a:prstTxWarp>
+                              <a:noAutofit/>
+                            </wps:bodyPr>
+                          </wps:wsp>
+                        </a:graphicData>
+                      </a:graphic>
+                      <wp14:sizeRelH relativeFrom="margin">
+                        <wp14:pctWidth>0</wp14:pctWidth>
+                      </wp14:sizeRelH>
+                    </wp:anchor>
+                  </w:drawing>
+                </mc:Choice>
+                <mc:Fallback>
+                  <w:pict>
+                    <v:shape w14:anchorId="7E421353" id="Zone de texte 11" o:spid="_x0000_s1033" type="#_x0000_t202" style="position:absolute;left:0;text-align:left;margin-left:444.45pt;margin-top:14.1pt;width:88.35pt;height:32.6pt;z-index:251684864;visibility:visible;mso-wrap-style:square;mso-width-percent:0;mso-wrap-distance-left:9pt;mso-wrap-distance-top:0;mso-wrap-distance-right:9pt;mso-wrap-distance-bottom:0;mso-position-horizontal:absolute;mso-position-horizontal-relative:text;mso-position-vertical:absolute;mso-position-vertical-relative:text;mso-width-percent:0;mso-width-relative:margin;v-text-anchor:top" o:gfxdata="UEsDBBQABgAIAAAAIQC2gziS/gAAAOEBAAATAAAAW0NvbnRlbnRfVHlwZXNdLnhtbJSRQU7DMBBF&#13;&#10;90jcwfIWJU67QAgl6YK0S0CoHGBkTxKLZGx5TGhvj5O2G0SRWNoz/78nu9wcxkFMGNg6quQqL6RA&#13;&#10;0s5Y6ir5vt9lD1JwBDIwOMJKHpHlpr69KfdHjyxSmriSfYz+USnWPY7AufNIadK6MEJMx9ApD/oD&#13;&#10;OlTrorhX2lFEilmcO2RdNtjC5xDF9pCuTyYBB5bi6bQ4syoJ3g9WQ0ymaiLzg5KdCXlKLjvcW893&#13;&#10;SUOqXwnz5DrgnHtJTxOsQfEKIT7DmDSUCaxw7Rqn8787ZsmRM9e2VmPeBN4uqYvTtW7jvijg9N/y&#13;&#10;JsXecLq0q+WD6m8AAAD//wMAUEsDBBQABgAIAAAAIQA4/SH/1gAAAJQBAAALAAAAX3JlbHMvLnJl&#13;&#10;bHOkkMFqwzAMhu+DvYPRfXGawxijTi+j0GvpHsDYimMaW0Yy2fr2M4PBMnrbUb/Q94l/f/hMi1qR&#13;&#10;JVI2sOt6UJgd+ZiDgffL8ekFlFSbvV0oo4EbChzGx4f9GRdb25HMsYhqlCwG5lrLq9biZkxWOiqY&#13;&#10;22YiTra2kYMu1l1tQD30/bPm3wwYN0x18gb45AdQl1tp5j/sFB2T0FQ7R0nTNEV3j6o9feQzro1i&#13;&#10;OWA14Fm+Q8a1a8+Bvu/d/dMb2JY5uiPbhG/ktn4cqGU/er3pcvwCAAD//wMAUEsDBBQABgAIAAAA&#13;&#10;IQCCSPPCaAIAADYFAAAOAAAAZHJzL2Uyb0RvYy54bWysVN9P2zAQfp+0/8Hy+0jblcEqUtSBmCYh&#13;&#10;QIOJZ9ex22iOzzu7Tbq/fndOUxjbC9NeEvt+33ff+ey8a5zYGow1+FKOj0ZSGK+hqv2qlN8ert6d&#13;&#10;ShGT8pVy4E0pdybK8/nbN2dtmJkJrMFVBgUF8XHWhlKuUwqzooh6bRoVjyAYT0oL2KhEV1wVFaqW&#13;&#10;ojeumIxGH4oWsAoI2sRI0steKec5vrVGp1tro0nClZJqS/mL+bvkbzE/U7MVqrCu9b4M9Q9VNKr2&#13;&#10;lPQQ6lIlJTZY/xGqqTVCBJuONDQFWFtrk3ugbsajF93cr1UwuRcCJ4YDTPH/hdU32/twhyJ1n6Cj&#13;&#10;ATIgbYizSELup7PY8J8qFaQnCHcH2EyXhGan8WQymh5LoUk3Hb8/mZxymOLJO2BMnw00gg+lRBpL&#13;&#10;Rkttr2PqTQcTTubhqnYuj8b53wQUkyXFU4n5lHbOsJ3zX40VdZUrZUHUuFpeOBT9yImT1MEw+ByM&#13;&#10;HNjQUsJX+u5d2Ntkpr3S/+CU84NPB/+m9oAZoLwHhhvYKmJw9T0PiAq3vf0ARQ8AY5G6ZUcIlPJk&#13;&#10;GOUSqh1NGKEnfwz6qqYxXKuY7hQS2wkS2uB0Sx/roC0l7E9SrAF//k3O9kRC0krR0vaUMv7YKDRS&#13;&#10;uC+e6PlxPJ3yuuXL9PhkQhd8rlk+1/hNcwHU3pjeiqDzke2TG44WoXmkRV9wVlIpryl3KdNwvEj9&#13;&#10;gOmh0GaxyEa0YEGla38fNIdmlJlkD92jwrBnYiIO38CwZ2r2gpC9LXt6WGwS2DqzlXHuUd3jT8uZ&#13;&#10;+b5/SHj7n9+z1dNzN/8FAAD//wMAUEsDBBQABgAIAAAAIQBlbPCO4AAAAA8BAAAPAAAAZHJzL2Rv&#13;&#10;d25yZXYueG1sTE9LS8NAEL4L/odlBG9219iGTZpJEYtXxfoAb9tkmgSzsyG7beK/d3uyl4GP+Z7F&#13;&#10;Zra9ONHoO8cI9wsFgrhydccNwsf7850G4YPh2vSOCeGXPGzK66vC5LWb+I1Ou9CIaMI+NwhtCEMu&#13;&#10;pa9assYv3EAcfwc3WhMiHBtZj2aK5raXiVKptKbjmNCagZ5aqn52R4vw+XL4/lqq12ZrV8PkZiXZ&#13;&#10;ZhLx9mberuN5XIMINId/BZw3xP5QxmJ7d+Taix5Ba51FKkKiExBngkpXKYg9QvawBFkW8nJH+QcA&#13;&#10;AP//AwBQSwECLQAUAAYACAAAACEAtoM4kv4AAADhAQAAEwAAAAAAAAAAAAAAAAAAAAAAW0NvbnRl&#13;&#10;bnRfVHlwZXNdLnhtbFBLAQItABQABgAIAAAAIQA4/SH/1gAAAJQBAAALAAAAAAAAAAAAAAAAAC8B&#13;&#10;AABfcmVscy8ucmVsc1BLAQItABQABgAIAAAAIQCCSPPCaAIAADYFAAAOAAAAAAAAAAAAAAAAAC4C&#13;&#10;AABkcnMvZTJvRG9jLnhtbFBLAQItABQABgAIAAAAIQBlbPCO4AAAAA8BAAAPAAAAAAAAAAAAAAAA&#13;&#10;AMIEAABkcnMvZG93bnJldi54bWxQSwUGAAAAAAQABADzAAAAzwUAAAAA&#13;&#10;" filled="f" stroked="f">
+                      <v:textbox>
+                        <w:txbxContent>
+                          <w:p>
+                            <w:r>
+                              <w:t>…………........</w:t>
+                            </w:r>
+                          </w:p>
+                        </w:txbxContent>
+                      </v:textbox>
+                    </v:shape>
+                  </w:pict>
+                </mc:Fallback>
+              </mc:AlternateContent>
+            </w:r>
+          </w:p>
+          <w:p>
+            <w:pPr>
+              <w:tabs>
+                <w:tab w:val="left" w:pos="1134"/>
+              </w:tabs>
+              <w:spacing w:after="120" w:line="276" w:lineRule="auto"/>
+              <w:ind w:left="28" w:right="4140"/>
+              <w:jc w:val="both"/>
               <w:rPr>
                 <w:rFonts w:asciiTheme="minorHAnsi" w:hAnsiTheme="minorHAnsi" w:cstheme="minorHAnsi"/>
                 <w:sz w:val="22"/>
                 <w:szCs w:val="22"/>
               </w:rPr>
-              <w:t xml:space="preserve">objets </w:t>
-            </w:r>
-            <w:r>
-              <w:rPr>
-                <w:rFonts w:asciiTheme="minorHAnsi" w:hAnsiTheme="minorHAnsi" w:cstheme="minorHAnsi"/>
-                <w:sz w:val="22"/>
-                <w:szCs w:val="22"/>
-              </w:rPr>
-              <w:t>pouvant</w:t>
-            </w:r>
-            <w:r>
-              <w:rPr>
-                <w:rFonts w:asciiTheme="minorHAnsi" w:hAnsiTheme="minorHAnsi" w:cstheme="minorHAnsi"/>
-                <w:sz w:val="22"/>
-                <w:szCs w:val="22"/>
-              </w:rPr>
-              <w:t xml:space="preserve"> stocker de l’énergie</w:t>
-            </w:r>
-            <w:r>
-              <w:rPr>
-                <w:rFonts w:asciiTheme="minorHAnsi" w:hAnsiTheme="minorHAnsi" w:cstheme="minorHAnsi"/>
-                <w:sz w:val="22"/>
-                <w:szCs w:val="22"/>
-              </w:rPr>
-              <w:t> </w:t>
-            </w:r>
-            <w:r>
-              <w:rPr>
-                <w:rFonts w:asciiTheme="minorHAnsi" w:hAnsiTheme="minorHAnsi" w:cstheme="minorHAnsi"/>
-                <w:sz w:val="22"/>
-                <w:szCs w:val="22"/>
-              </w:rPr>
-              <w:t>comme</w:t>
-            </w:r>
-            <w:r>
-              <w:rPr>
-                <w:rFonts w:asciiTheme="minorHAnsi" w:hAnsiTheme="minorHAnsi" w:cstheme="minorHAnsi"/>
-                <w:sz w:val="22"/>
-                <w:szCs w:val="22"/>
-              </w:rPr>
-              <w:t xml:space="preserve"> les piles</w:t>
-            </w:r>
-            <w:r>
-              <w:rPr>
-                <w:rFonts w:asciiTheme="minorHAnsi" w:hAnsiTheme="minorHAnsi" w:cstheme="minorHAnsi"/>
-                <w:sz w:val="22"/>
-                <w:szCs w:val="22"/>
-              </w:rPr>
-              <w:t xml:space="preserve"> ou</w:t>
-            </w:r>
-            <w:r>
-              <w:rPr>
-                <w:rFonts w:asciiTheme="minorHAnsi" w:hAnsiTheme="minorHAnsi" w:cstheme="minorHAnsi"/>
-                <w:sz w:val="22"/>
-                <w:szCs w:val="22"/>
-              </w:rPr>
-              <w:t xml:space="preserve"> les batteries</w:t>
-            </w:r>
-            <w:r>
-              <w:rPr>
-                <w:rFonts w:asciiTheme="minorHAnsi" w:hAnsiTheme="minorHAnsi" w:cstheme="minorHAnsi"/>
-                <w:sz w:val="22"/>
-                <w:szCs w:val="22"/>
-              </w:rPr>
-              <w:t xml:space="preserve"> par exemple qui</w:t>
-            </w:r>
-            <w:r>
-              <w:rPr>
-                <w:rFonts w:asciiTheme="minorHAnsi" w:hAnsiTheme="minorHAnsi" w:cstheme="minorHAnsi"/>
-                <w:sz w:val="22"/>
-                <w:szCs w:val="22"/>
-              </w:rPr>
-              <w:t xml:space="preserve"> peuvent alimenter en énergie </w:t>
-            </w:r>
-            <w:r>
-              <w:rPr>
-                <w:rFonts w:asciiTheme="minorHAnsi" w:hAnsiTheme="minorHAnsi" w:cstheme="minorHAnsi"/>
-                <w:sz w:val="22"/>
-                <w:szCs w:val="22"/>
-              </w:rPr>
-              <w:t>nos jouets, nos tablettes, nos téléphones …</w:t>
-            </w:r>
-            <w:r>
-              <w:rPr>
-                <w:rFonts w:asciiTheme="minorHAnsi" w:hAnsiTheme="minorHAnsi" w:cstheme="minorHAnsi"/>
-                <w:sz w:val="22"/>
-                <w:szCs w:val="22"/>
-              </w:rPr>
-              <w:t xml:space="preserve"> </w:t>
-            </w:r>
+            </w:pPr>
           </w:p>
           <w:p>
             <w:pPr>
@@ -1961,6 +2423,7 @@
                 <w:rFonts w:asciiTheme="minorHAnsi" w:hAnsiTheme="minorHAnsi" w:cstheme="minorHAnsi"/>
                 <w:bCs/>
               </w:rPr>
+              <w:lastRenderedPageBreak/>
               <w:t>L’</w:t>
             </w:r>
             <w:r>
@@ -3045,7 +3508,6 @@
           <w:sz w:val="22"/>
           <w:szCs w:val="22"/>
         </w:rPr>
-        <w:lastRenderedPageBreak/>
         <w:t>…………………………………………………………………………………………………………………………………………………………………………………………..</w:t>
       </w:r>
     </w:p>
@@ -3067,38 +3529,6 @@
         </w:rPr>
       </w:pPr>
     </w:p>
-    <w:tbl>
-      <w:tblPr>
-        <w:tblStyle w:val="Grilledutableau"/>
-        <w:tblW w:w="0" w:type="auto"/>
-        <w:shd w:val="clear" w:color="auto" w:fill="EAF1DD" w:themeFill="accent3" w:themeFillTint="33"/>
-        <w:tblLook w:val="04A0" w:firstRow="1" w:lastRow="0" w:firstColumn="1" w:lastColumn="0" w:noHBand="0" w:noVBand="1"/>
-      </w:tblPr>
-      <w:tblGrid>
-        <w:gridCol w:w="10790"/>
-      </w:tblGrid>
-      <w:tr>
-        <w:tc>
-          <w:tcPr>
-            <w:tcW w:w="10790" w:type="dxa"/>
-            <w:shd w:val="clear" w:color="auto" w:fill="FDE9D9" w:themeFill="accent6" w:themeFillTint="33"/>
-          </w:tcPr>
-          <w:p>
-            <w:pPr>
-              <w:rPr>
-                <w:rFonts w:ascii="Aptos" w:hAnsi="Aptos"/>
-              </w:rPr>
-            </w:pPr>
-            <w:r>
-              <w:rPr>
-                <w:rFonts w:ascii="Aptos" w:hAnsi="Aptos"/>
-              </w:rPr>
-              <w:t>Images à découper</w:t>
-            </w:r>
-          </w:p>
-        </w:tc>
-      </w:tr>
-    </w:tbl>
     <w:p>
       <w:pPr>
         <w:rPr>
@@ -3108,1420 +3538,6 @@
         </w:rPr>
       </w:pPr>
     </w:p>
-    <w:tbl>
-      <w:tblPr>
-        <w:tblStyle w:val="Grilledutableau"/>
-        <w:tblW w:w="5000" w:type="pct"/>
-        <w:tblLayout w:type="fixed"/>
-        <w:tblLook w:val="04A0" w:firstRow="1" w:lastRow="0" w:firstColumn="1" w:lastColumn="0" w:noHBand="0" w:noVBand="1"/>
-      </w:tblPr>
-      <w:tblGrid>
-        <w:gridCol w:w="3596"/>
-        <w:gridCol w:w="3597"/>
-        <w:gridCol w:w="3597"/>
-      </w:tblGrid>
-      <w:tr>
-        <w:trPr>
-          <w:trHeight w:val="222"/>
-        </w:trPr>
-        <w:tc>
-          <w:tcPr>
-            <w:tcW w:w="1666" w:type="pct"/>
-            <w:vAlign w:val="center"/>
-          </w:tcPr>
-          <w:p>
-            <w:pPr>
-              <w:spacing w:before="60"/>
-              <w:jc w:val="center"/>
-              <w:rPr>
-                <w:rFonts w:ascii="BelleAllureCE" w:hAnsi="BelleAllureCE"/>
-                <w:b/>
-                <w:bCs/>
-                <w:noProof/>
-                <w:sz w:val="16"/>
-                <w:szCs w:val="16"/>
-              </w:rPr>
-            </w:pPr>
-          </w:p>
-        </w:tc>
-        <w:tc>
-          <w:tcPr>
-            <w:tcW w:w="1667" w:type="pct"/>
-            <w:vAlign w:val="center"/>
-          </w:tcPr>
-          <w:p>
-            <w:pPr>
-              <w:spacing w:before="60"/>
-              <w:jc w:val="center"/>
-              <w:rPr>
-                <w:rFonts w:ascii="BelleAllureCE" w:hAnsi="BelleAllureCE"/>
-                <w:b/>
-                <w:bCs/>
-                <w:noProof/>
-                <w:sz w:val="16"/>
-                <w:szCs w:val="16"/>
-              </w:rPr>
-            </w:pPr>
-          </w:p>
-        </w:tc>
-        <w:tc>
-          <w:tcPr>
-            <w:tcW w:w="1667" w:type="pct"/>
-            <w:vAlign w:val="center"/>
-          </w:tcPr>
-          <w:p>
-            <w:pPr>
-              <w:spacing w:before="60"/>
-              <w:jc w:val="center"/>
-              <w:rPr>
-                <w:rFonts w:ascii="BelleAllureCE" w:hAnsi="BelleAllureCE" w:cstheme="minorHAnsi"/>
-                <w:b/>
-                <w:bCs/>
-                <w:sz w:val="16"/>
-                <w:szCs w:val="16"/>
-              </w:rPr>
-            </w:pPr>
-          </w:p>
-        </w:tc>
-      </w:tr>
-      <w:tr>
-        <w:trPr>
-          <w:trHeight w:val="2231"/>
-        </w:trPr>
-        <w:tc>
-          <w:tcPr>
-            <w:tcW w:w="1666" w:type="pct"/>
-            <w:vAlign w:val="center"/>
-          </w:tcPr>
-          <w:p>
-            <w:pPr>
-              <w:spacing w:before="120" w:after="120"/>
-              <w:jc w:val="center"/>
-              <w:rPr>
-                <w:rFonts w:ascii="BelleAllureCE" w:hAnsi="BelleAllureCE" w:cstheme="minorHAnsi"/>
-                <w:b/>
-                <w:bCs/>
-                <w:sz w:val="16"/>
-                <w:szCs w:val="16"/>
-              </w:rPr>
-            </w:pPr>
-            <w:r>
-              <w:rPr>
-                <w:rFonts w:ascii="BelleAllureCE" w:hAnsi="BelleAllureCE"/>
-                <w:b/>
-                <w:bCs/>
-                <w:noProof/>
-                <w:sz w:val="16"/>
-                <w:szCs w:val="16"/>
-              </w:rPr>
-              <w:drawing>
-                <wp:inline distT="0" distB="0" distL="0" distR="0" wp14:anchorId="3A2D6316" wp14:editId="110275C6">
-                  <wp:extent cx="1980000" cy="1296000"/>
-                  <wp:effectExtent l="0" t="0" r="1270" b="0"/>
-                  <wp:docPr id="1704930912" name="Image 1"/>
-                  <wp:cNvGraphicFramePr>
-                    <a:graphicFrameLocks xmlns:a="http://schemas.openxmlformats.org/drawingml/2006/main"/>
-                  </wp:cNvGraphicFramePr>
-                  <a:graphic xmlns:a="http://schemas.openxmlformats.org/drawingml/2006/main">
-                    <a:graphicData uri="http://schemas.openxmlformats.org/drawingml/2006/picture">
-                      <pic:pic xmlns:pic="http://schemas.openxmlformats.org/drawingml/2006/picture">
-                        <pic:nvPicPr>
-                          <pic:cNvPr id="1704930912" name=""/>
-                          <pic:cNvPicPr/>
-                        </pic:nvPicPr>
-                        <pic:blipFill>
-                          <a:blip r:embed="rId13"/>
-                          <a:stretch>
-                            <a:fillRect/>
-                          </a:stretch>
-                        </pic:blipFill>
-                        <pic:spPr>
-                          <a:xfrm>
-                            <a:off x="0" y="0"/>
-                            <a:ext cx="1980000" cy="1296000"/>
-                          </a:xfrm>
-                          <a:prstGeom prst="rect">
-                            <a:avLst/>
-                          </a:prstGeom>
-                        </pic:spPr>
-                      </pic:pic>
-                    </a:graphicData>
-                  </a:graphic>
-                </wp:inline>
-              </w:drawing>
-            </w:r>
-          </w:p>
-        </w:tc>
-        <w:tc>
-          <w:tcPr>
-            <w:tcW w:w="1667" w:type="pct"/>
-            <w:vAlign w:val="center"/>
-          </w:tcPr>
-          <w:p>
-            <w:pPr>
-              <w:spacing w:before="120" w:after="120"/>
-              <w:jc w:val="center"/>
-              <w:rPr>
-                <w:rFonts w:ascii="BelleAllureCE" w:hAnsi="BelleAllureCE" w:cstheme="minorHAnsi"/>
-                <w:b/>
-                <w:bCs/>
-                <w:sz w:val="16"/>
-                <w:szCs w:val="16"/>
-              </w:rPr>
-            </w:pPr>
-            <w:r>
-              <w:rPr>
-                <w:rFonts w:ascii="BelleAllureCE" w:hAnsi="BelleAllureCE"/>
-                <w:b/>
-                <w:bCs/>
-                <w:noProof/>
-                <w:sz w:val="16"/>
-                <w:szCs w:val="16"/>
-              </w:rPr>
-              <w:drawing>
-                <wp:inline distT="0" distB="0" distL="0" distR="0" wp14:anchorId="15842340" wp14:editId="60A2E5A6">
-                  <wp:extent cx="1980000" cy="1296000"/>
-                  <wp:effectExtent l="0" t="0" r="1270" b="0"/>
-                  <wp:docPr id="482581838" name="Image 6" descr="Éruptions à la surface du soleil."/>
-                  <wp:cNvGraphicFramePr>
-                    <a:graphicFrameLocks xmlns:a="http://schemas.openxmlformats.org/drawingml/2006/main"/>
-                  </wp:cNvGraphicFramePr>
-                  <a:graphic xmlns:a="http://schemas.openxmlformats.org/drawingml/2006/main">
-                    <a:graphicData uri="http://schemas.openxmlformats.org/drawingml/2006/picture">
-                      <pic:pic xmlns:pic="http://schemas.openxmlformats.org/drawingml/2006/picture">
-                        <pic:nvPicPr>
-                          <pic:cNvPr id="0" name="photo" descr="Éruptions à la surface du soleil."/>
-                          <pic:cNvPicPr>
-                            <a:picLocks noChangeAspect="1" noChangeArrowheads="1"/>
-                          </pic:cNvPicPr>
-                        </pic:nvPicPr>
-                        <pic:blipFill>
-                          <a:blip r:embed="rId14">
-                            <a:extLst>
-                              <a:ext uri="{28A0092B-C50C-407E-A947-70E740481C1C}">
-                                <a14:useLocalDpi xmlns:a14="http://schemas.microsoft.com/office/drawing/2010/main" val="0"/>
-                              </a:ext>
-                            </a:extLst>
-                          </a:blip>
-                          <a:srcRect/>
-                          <a:stretch>
-                            <a:fillRect/>
-                          </a:stretch>
-                        </pic:blipFill>
-                        <pic:spPr bwMode="auto">
-                          <a:xfrm flipH="1">
-                            <a:off x="0" y="0"/>
-                            <a:ext cx="1980000" cy="1296000"/>
-                          </a:xfrm>
-                          <a:prstGeom prst="rect">
-                            <a:avLst/>
-                          </a:prstGeom>
-                          <a:noFill/>
-                          <a:ln>
-                            <a:noFill/>
-                          </a:ln>
-                        </pic:spPr>
-                      </pic:pic>
-                    </a:graphicData>
-                  </a:graphic>
-                </wp:inline>
-              </w:drawing>
-            </w:r>
-          </w:p>
-        </w:tc>
-        <w:tc>
-          <w:tcPr>
-            <w:tcW w:w="1667" w:type="pct"/>
-            <w:vAlign w:val="center"/>
-          </w:tcPr>
-          <w:p>
-            <w:pPr>
-              <w:spacing w:before="120" w:after="120"/>
-              <w:jc w:val="center"/>
-              <w:rPr>
-                <w:rFonts w:ascii="BelleAllureCE" w:hAnsi="BelleAllureCE" w:cstheme="minorHAnsi"/>
-                <w:b/>
-                <w:bCs/>
-                <w:sz w:val="16"/>
-                <w:szCs w:val="16"/>
-              </w:rPr>
-            </w:pPr>
-            <w:r>
-              <w:rPr>
-                <w:rFonts w:ascii="BelleAllureCE" w:hAnsi="BelleAllureCE"/>
-                <w:b/>
-                <w:bCs/>
-                <w:noProof/>
-                <w:sz w:val="16"/>
-                <w:szCs w:val="16"/>
-              </w:rPr>
-              <w:drawing>
-                <wp:inline distT="0" distB="0" distL="0" distR="0" wp14:anchorId="5216F32F" wp14:editId="38267BC2">
-                  <wp:extent cx="1980000" cy="1296000"/>
-                  <wp:effectExtent l="0" t="0" r="1270" b="0"/>
-                  <wp:docPr id="1264369802" name="Image 1"/>
-                  <wp:cNvGraphicFramePr>
-                    <a:graphicFrameLocks xmlns:a="http://schemas.openxmlformats.org/drawingml/2006/main"/>
-                  </wp:cNvGraphicFramePr>
-                  <a:graphic xmlns:a="http://schemas.openxmlformats.org/drawingml/2006/main">
-                    <a:graphicData uri="http://schemas.openxmlformats.org/drawingml/2006/picture">
-                      <pic:pic xmlns:pic="http://schemas.openxmlformats.org/drawingml/2006/picture">
-                        <pic:nvPicPr>
-                          <pic:cNvPr id="1264369802" name="Image 1"/>
-                          <pic:cNvPicPr/>
-                        </pic:nvPicPr>
-                        <pic:blipFill>
-                          <a:blip r:embed="rId15">
-                            <a:extLst>
-                              <a:ext uri="{28A0092B-C50C-407E-A947-70E740481C1C}">
-                                <a14:useLocalDpi xmlns:a14="http://schemas.microsoft.com/office/drawing/2010/main" val="0"/>
-                              </a:ext>
-                            </a:extLst>
-                          </a:blip>
-                          <a:srcRect l="4467" r="4467"/>
-                          <a:stretch>
-                            <a:fillRect/>
-                          </a:stretch>
-                        </pic:blipFill>
-                        <pic:spPr bwMode="auto">
-                          <a:xfrm>
-                            <a:off x="0" y="0"/>
-                            <a:ext cx="1980000" cy="1296000"/>
-                          </a:xfrm>
-                          <a:prstGeom prst="rect">
-                            <a:avLst/>
-                          </a:prstGeom>
-                          <a:ln>
-                            <a:noFill/>
-                          </a:ln>
-                          <a:extLst>
-                            <a:ext uri="{53640926-AAD7-44D8-BBD7-CCE9431645EC}">
-                              <a14:shadowObscured xmlns:a14="http://schemas.microsoft.com/office/drawing/2010/main"/>
-                            </a:ext>
-                          </a:extLst>
-                        </pic:spPr>
-                      </pic:pic>
-                    </a:graphicData>
-                  </a:graphic>
-                </wp:inline>
-              </w:drawing>
-            </w:r>
-          </w:p>
-        </w:tc>
-      </w:tr>
-      <w:tr>
-        <w:trPr>
-          <w:trHeight w:val="222"/>
-        </w:trPr>
-        <w:tc>
-          <w:tcPr>
-            <w:tcW w:w="1666" w:type="pct"/>
-            <w:vAlign w:val="center"/>
-          </w:tcPr>
-          <w:p>
-            <w:pPr>
-              <w:spacing w:before="60" w:after="60"/>
-              <w:jc w:val="center"/>
-              <w:rPr>
-                <w:rFonts w:ascii="BelleAllureCE" w:hAnsi="BelleAllureCE" w:cstheme="minorHAnsi"/>
-                <w:b/>
-                <w:bCs/>
-                <w:sz w:val="16"/>
-                <w:szCs w:val="16"/>
-              </w:rPr>
-            </w:pPr>
-          </w:p>
-        </w:tc>
-        <w:tc>
-          <w:tcPr>
-            <w:tcW w:w="1667" w:type="pct"/>
-            <w:vAlign w:val="center"/>
-          </w:tcPr>
-          <w:p>
-            <w:pPr>
-              <w:spacing w:before="60" w:after="60"/>
-              <w:jc w:val="center"/>
-              <w:rPr>
-                <w:rFonts w:ascii="BelleAllureCE" w:hAnsi="BelleAllureCE" w:cstheme="minorHAnsi"/>
-                <w:b/>
-                <w:bCs/>
-                <w:sz w:val="16"/>
-                <w:szCs w:val="16"/>
-              </w:rPr>
-            </w:pPr>
-          </w:p>
-        </w:tc>
-        <w:tc>
-          <w:tcPr>
-            <w:tcW w:w="1667" w:type="pct"/>
-            <w:vAlign w:val="center"/>
-          </w:tcPr>
-          <w:p>
-            <w:pPr>
-              <w:spacing w:before="60" w:after="60"/>
-              <w:jc w:val="center"/>
-              <w:rPr>
-                <w:rFonts w:ascii="BelleAllureCE" w:hAnsi="BelleAllureCE" w:cstheme="minorHAnsi"/>
-                <w:b/>
-                <w:bCs/>
-                <w:sz w:val="16"/>
-                <w:szCs w:val="16"/>
-              </w:rPr>
-            </w:pPr>
-          </w:p>
-        </w:tc>
-      </w:tr>
-      <w:tr>
-        <w:trPr>
-          <w:trHeight w:val="2231"/>
-        </w:trPr>
-        <w:tc>
-          <w:tcPr>
-            <w:tcW w:w="1666" w:type="pct"/>
-            <w:vAlign w:val="center"/>
-          </w:tcPr>
-          <w:p>
-            <w:pPr>
-              <w:spacing w:before="120" w:after="120"/>
-              <w:jc w:val="center"/>
-              <w:rPr>
-                <w:rFonts w:ascii="BelleAllureCE" w:hAnsi="BelleAllureCE" w:cstheme="minorHAnsi"/>
-                <w:b/>
-                <w:bCs/>
-                <w:sz w:val="16"/>
-                <w:szCs w:val="16"/>
-              </w:rPr>
-            </w:pPr>
-            <w:r>
-              <w:rPr>
-                <w:rFonts w:ascii="BelleAllureCE" w:hAnsi="BelleAllureCE"/>
-                <w:b/>
-                <w:bCs/>
-                <w:noProof/>
-                <w:sz w:val="16"/>
-                <w:szCs w:val="16"/>
-              </w:rPr>
-              <w:drawing>
-                <wp:inline distT="0" distB="0" distL="0" distR="0" wp14:anchorId="584DDB5B" wp14:editId="7589ADCB">
-                  <wp:extent cx="1980000" cy="1296000"/>
-                  <wp:effectExtent l="0" t="0" r="1270" b="0"/>
-                  <wp:docPr id="2128247825" name="Image 1"/>
-                  <wp:cNvGraphicFramePr>
-                    <a:graphicFrameLocks xmlns:a="http://schemas.openxmlformats.org/drawingml/2006/main"/>
-                  </wp:cNvGraphicFramePr>
-                  <a:graphic xmlns:a="http://schemas.openxmlformats.org/drawingml/2006/main">
-                    <a:graphicData uri="http://schemas.openxmlformats.org/drawingml/2006/picture">
-                      <pic:pic xmlns:pic="http://schemas.openxmlformats.org/drawingml/2006/picture">
-                        <pic:nvPicPr>
-                          <pic:cNvPr id="2128247825" name="Image 1"/>
-                          <pic:cNvPicPr/>
-                        </pic:nvPicPr>
-                        <pic:blipFill>
-                          <a:blip r:embed="rId16">
-                            <a:extLst>
-                              <a:ext uri="{28A0092B-C50C-407E-A947-70E740481C1C}">
-                                <a14:useLocalDpi xmlns:a14="http://schemas.microsoft.com/office/drawing/2010/main" val="0"/>
-                              </a:ext>
-                            </a:extLst>
-                          </a:blip>
-                          <a:srcRect t="852" b="852"/>
-                          <a:stretch>
-                            <a:fillRect/>
-                          </a:stretch>
-                        </pic:blipFill>
-                        <pic:spPr bwMode="auto">
-                          <a:xfrm>
-                            <a:off x="0" y="0"/>
-                            <a:ext cx="1980000" cy="1296000"/>
-                          </a:xfrm>
-                          <a:prstGeom prst="rect">
-                            <a:avLst/>
-                          </a:prstGeom>
-                          <a:ln>
-                            <a:noFill/>
-                          </a:ln>
-                          <a:extLst>
-                            <a:ext uri="{53640926-AAD7-44D8-BBD7-CCE9431645EC}">
-                              <a14:shadowObscured xmlns:a14="http://schemas.microsoft.com/office/drawing/2010/main"/>
-                            </a:ext>
-                          </a:extLst>
-                        </pic:spPr>
-                      </pic:pic>
-                    </a:graphicData>
-                  </a:graphic>
-                </wp:inline>
-              </w:drawing>
-            </w:r>
-          </w:p>
-        </w:tc>
-        <w:tc>
-          <w:tcPr>
-            <w:tcW w:w="1667" w:type="pct"/>
-            <w:vAlign w:val="center"/>
-          </w:tcPr>
-          <w:p>
-            <w:pPr>
-              <w:spacing w:before="120" w:after="120"/>
-              <w:jc w:val="center"/>
-              <w:rPr>
-                <w:rFonts w:ascii="BelleAllureCE" w:hAnsi="BelleAllureCE" w:cstheme="minorHAnsi"/>
-                <w:b/>
-                <w:bCs/>
-                <w:sz w:val="16"/>
-                <w:szCs w:val="16"/>
-              </w:rPr>
-            </w:pPr>
-            <w:r>
-              <w:rPr>
-                <w:rFonts w:ascii="BelleAllureCE" w:hAnsi="BelleAllureCE"/>
-                <w:b/>
-                <w:bCs/>
-                <w:noProof/>
-                <w:sz w:val="16"/>
-                <w:szCs w:val="16"/>
-              </w:rPr>
-              <w:drawing>
-                <wp:inline distT="0" distB="0" distL="0" distR="0" wp14:anchorId="22E71262" wp14:editId="3EA325B8">
-                  <wp:extent cx="1980000" cy="1296000"/>
-                  <wp:effectExtent l="0" t="0" r="1270" b="0"/>
-                  <wp:docPr id="1144025951" name="Image 1"/>
-                  <wp:cNvGraphicFramePr>
-                    <a:graphicFrameLocks xmlns:a="http://schemas.openxmlformats.org/drawingml/2006/main"/>
-                  </wp:cNvGraphicFramePr>
-                  <a:graphic xmlns:a="http://schemas.openxmlformats.org/drawingml/2006/main">
-                    <a:graphicData uri="http://schemas.openxmlformats.org/drawingml/2006/picture">
-                      <pic:pic xmlns:pic="http://schemas.openxmlformats.org/drawingml/2006/picture">
-                        <pic:nvPicPr>
-                          <pic:cNvPr id="1144025951" name=""/>
-                          <pic:cNvPicPr/>
-                        </pic:nvPicPr>
-                        <pic:blipFill rotWithShape="1">
-                          <a:blip r:embed="rId17"/>
-                          <a:srcRect r="4273"/>
-                          <a:stretch/>
-                        </pic:blipFill>
-                        <pic:spPr bwMode="auto">
-                          <a:xfrm>
-                            <a:off x="0" y="0"/>
-                            <a:ext cx="1980000" cy="1296000"/>
-                          </a:xfrm>
-                          <a:prstGeom prst="rect">
-                            <a:avLst/>
-                          </a:prstGeom>
-                          <a:ln>
-                            <a:noFill/>
-                          </a:ln>
-                          <a:extLst>
-                            <a:ext uri="{53640926-AAD7-44D8-BBD7-CCE9431645EC}">
-                              <a14:shadowObscured xmlns:a14="http://schemas.microsoft.com/office/drawing/2010/main"/>
-                            </a:ext>
-                          </a:extLst>
-                        </pic:spPr>
-                      </pic:pic>
-                    </a:graphicData>
-                  </a:graphic>
-                </wp:inline>
-              </w:drawing>
-            </w:r>
-          </w:p>
-        </w:tc>
-        <w:tc>
-          <w:tcPr>
-            <w:tcW w:w="1667" w:type="pct"/>
-            <w:vAlign w:val="center"/>
-          </w:tcPr>
-          <w:p>
-            <w:pPr>
-              <w:spacing w:before="120" w:after="120"/>
-              <w:jc w:val="center"/>
-              <w:rPr>
-                <w:rFonts w:ascii="BelleAllureCE" w:hAnsi="BelleAllureCE" w:cstheme="minorHAnsi"/>
-                <w:b/>
-                <w:bCs/>
-                <w:sz w:val="16"/>
-                <w:szCs w:val="16"/>
-              </w:rPr>
-            </w:pPr>
-            <w:r>
-              <w:rPr>
-                <w:rFonts w:ascii="BelleAllureCE" w:hAnsi="BelleAllureCE"/>
-                <w:b/>
-                <w:bCs/>
-                <w:noProof/>
-                <w:sz w:val="16"/>
-                <w:szCs w:val="16"/>
-              </w:rPr>
-              <w:drawing>
-                <wp:inline distT="0" distB="0" distL="0" distR="0" wp14:anchorId="05A16748" wp14:editId="33EE3842">
-                  <wp:extent cx="1980000" cy="1296000"/>
-                  <wp:effectExtent l="0" t="0" r="1270" b="0"/>
-                  <wp:docPr id="987964833" name="Image 1"/>
-                  <wp:cNvGraphicFramePr>
-                    <a:graphicFrameLocks xmlns:a="http://schemas.openxmlformats.org/drawingml/2006/main"/>
-                  </wp:cNvGraphicFramePr>
-                  <a:graphic xmlns:a="http://schemas.openxmlformats.org/drawingml/2006/main">
-                    <a:graphicData uri="http://schemas.openxmlformats.org/drawingml/2006/picture">
-                      <pic:pic xmlns:pic="http://schemas.openxmlformats.org/drawingml/2006/picture">
-                        <pic:nvPicPr>
-                          <pic:cNvPr id="987964833" name=""/>
-                          <pic:cNvPicPr/>
-                        </pic:nvPicPr>
-                        <pic:blipFill>
-                          <a:blip r:embed="rId18"/>
-                          <a:stretch>
-                            <a:fillRect/>
-                          </a:stretch>
-                        </pic:blipFill>
-                        <pic:spPr>
-                          <a:xfrm>
-                            <a:off x="0" y="0"/>
-                            <a:ext cx="1980000" cy="1296000"/>
-                          </a:xfrm>
-                          <a:prstGeom prst="rect">
-                            <a:avLst/>
-                          </a:prstGeom>
-                        </pic:spPr>
-                      </pic:pic>
-                    </a:graphicData>
-                  </a:graphic>
-                </wp:inline>
-              </w:drawing>
-            </w:r>
-          </w:p>
-        </w:tc>
-      </w:tr>
-      <w:tr>
-        <w:trPr>
-          <w:trHeight w:val="166"/>
-        </w:trPr>
-        <w:tc>
-          <w:tcPr>
-            <w:tcW w:w="1666" w:type="pct"/>
-            <w:vAlign w:val="center"/>
-          </w:tcPr>
-          <w:p>
-            <w:pPr>
-              <w:jc w:val="center"/>
-              <w:rPr>
-                <w:rFonts w:ascii="BelleAllureCE" w:hAnsi="BelleAllureCE" w:cstheme="minorHAnsi"/>
-                <w:b/>
-                <w:bCs/>
-                <w:sz w:val="16"/>
-                <w:szCs w:val="16"/>
-              </w:rPr>
-            </w:pPr>
-          </w:p>
-        </w:tc>
-        <w:tc>
-          <w:tcPr>
-            <w:tcW w:w="1667" w:type="pct"/>
-            <w:vAlign w:val="center"/>
-          </w:tcPr>
-          <w:p>
-            <w:pPr>
-              <w:jc w:val="center"/>
-              <w:rPr>
-                <w:rFonts w:ascii="BelleAllureCE" w:hAnsi="BelleAllureCE" w:cstheme="minorHAnsi"/>
-                <w:b/>
-                <w:bCs/>
-                <w:sz w:val="16"/>
-                <w:szCs w:val="16"/>
-              </w:rPr>
-            </w:pPr>
-          </w:p>
-        </w:tc>
-        <w:tc>
-          <w:tcPr>
-            <w:tcW w:w="1667" w:type="pct"/>
-            <w:vAlign w:val="center"/>
-          </w:tcPr>
-          <w:p>
-            <w:pPr>
-              <w:jc w:val="center"/>
-              <w:rPr>
-                <w:rFonts w:ascii="BelleAllureCE" w:hAnsi="BelleAllureCE" w:cstheme="minorHAnsi"/>
-                <w:b/>
-                <w:bCs/>
-                <w:sz w:val="16"/>
-                <w:szCs w:val="16"/>
-              </w:rPr>
-            </w:pPr>
-          </w:p>
-        </w:tc>
-      </w:tr>
-      <w:tr>
-        <w:trPr>
-          <w:trHeight w:val="2231"/>
-        </w:trPr>
-        <w:tc>
-          <w:tcPr>
-            <w:tcW w:w="1666" w:type="pct"/>
-            <w:vAlign w:val="center"/>
-          </w:tcPr>
-          <w:p>
-            <w:pPr>
-              <w:spacing w:before="120" w:after="120"/>
-              <w:jc w:val="center"/>
-              <w:rPr>
-                <w:rFonts w:ascii="BelleAllureCE" w:hAnsi="BelleAllureCE" w:cstheme="minorHAnsi"/>
-                <w:b/>
-                <w:bCs/>
-                <w:sz w:val="16"/>
-                <w:szCs w:val="16"/>
-              </w:rPr>
-            </w:pPr>
-            <w:r>
-              <w:rPr>
-                <w:rFonts w:ascii="BelleAllureCE" w:hAnsi="BelleAllureCE"/>
-                <w:b/>
-                <w:bCs/>
-                <w:noProof/>
-                <w:sz w:val="16"/>
-                <w:szCs w:val="16"/>
-              </w:rPr>
-              <w:drawing>
-                <wp:inline distT="0" distB="0" distL="0" distR="0" wp14:anchorId="08A698CD" wp14:editId="70C39D9A">
-                  <wp:extent cx="1980000" cy="1296000"/>
-                  <wp:effectExtent l="0" t="0" r="1270" b="0"/>
-                  <wp:docPr id="1040368707" name="Image 1"/>
-                  <wp:cNvGraphicFramePr>
-                    <a:graphicFrameLocks xmlns:a="http://schemas.openxmlformats.org/drawingml/2006/main"/>
-                  </wp:cNvGraphicFramePr>
-                  <a:graphic xmlns:a="http://schemas.openxmlformats.org/drawingml/2006/main">
-                    <a:graphicData uri="http://schemas.openxmlformats.org/drawingml/2006/picture">
-                      <pic:pic xmlns:pic="http://schemas.openxmlformats.org/drawingml/2006/picture">
-                        <pic:nvPicPr>
-                          <pic:cNvPr id="1040368707" name=""/>
-                          <pic:cNvPicPr/>
-                        </pic:nvPicPr>
-                        <pic:blipFill rotWithShape="1">
-                          <a:blip r:embed="rId19"/>
-                          <a:srcRect l="581" r="14991"/>
-                          <a:stretch/>
-                        </pic:blipFill>
-                        <pic:spPr bwMode="auto">
-                          <a:xfrm>
-                            <a:off x="0" y="0"/>
-                            <a:ext cx="1980000" cy="1296000"/>
-                          </a:xfrm>
-                          <a:prstGeom prst="rect">
-                            <a:avLst/>
-                          </a:prstGeom>
-                          <a:ln>
-                            <a:noFill/>
-                          </a:ln>
-                          <a:extLst>
-                            <a:ext uri="{53640926-AAD7-44D8-BBD7-CCE9431645EC}">
-                              <a14:shadowObscured xmlns:a14="http://schemas.microsoft.com/office/drawing/2010/main"/>
-                            </a:ext>
-                          </a:extLst>
-                        </pic:spPr>
-                      </pic:pic>
-                    </a:graphicData>
-                  </a:graphic>
-                </wp:inline>
-              </w:drawing>
-            </w:r>
-          </w:p>
-        </w:tc>
-        <w:tc>
-          <w:tcPr>
-            <w:tcW w:w="1667" w:type="pct"/>
-            <w:vAlign w:val="center"/>
-          </w:tcPr>
-          <w:p>
-            <w:pPr>
-              <w:spacing w:before="120" w:after="120"/>
-              <w:jc w:val="center"/>
-              <w:rPr>
-                <w:rFonts w:ascii="BelleAllureCE" w:hAnsi="BelleAllureCE" w:cstheme="minorHAnsi"/>
-                <w:b/>
-                <w:bCs/>
-                <w:sz w:val="16"/>
-                <w:szCs w:val="16"/>
-              </w:rPr>
-            </w:pPr>
-            <w:r>
-              <w:rPr>
-                <w:rFonts w:ascii="BelleAllureCE" w:hAnsi="BelleAllureCE"/>
-                <w:b/>
-                <w:bCs/>
-                <w:noProof/>
-                <w:sz w:val="16"/>
-                <w:szCs w:val="16"/>
-              </w:rPr>
-              <w:drawing>
-                <wp:inline distT="0" distB="0" distL="0" distR="0" wp14:anchorId="730D1D68" wp14:editId="68CD762C">
-                  <wp:extent cx="1980000" cy="1296000"/>
-                  <wp:effectExtent l="0" t="0" r="1270" b="0"/>
-                  <wp:docPr id="164537761" name="Image 1"/>
-                  <wp:cNvGraphicFramePr>
-                    <a:graphicFrameLocks xmlns:a="http://schemas.openxmlformats.org/drawingml/2006/main"/>
-                  </wp:cNvGraphicFramePr>
-                  <a:graphic xmlns:a="http://schemas.openxmlformats.org/drawingml/2006/main">
-                    <a:graphicData uri="http://schemas.openxmlformats.org/drawingml/2006/picture">
-                      <pic:pic xmlns:pic="http://schemas.openxmlformats.org/drawingml/2006/picture">
-                        <pic:nvPicPr>
-                          <pic:cNvPr id="164537761" name="Image 1"/>
-                          <pic:cNvPicPr/>
-                        </pic:nvPicPr>
-                        <pic:blipFill>
-                          <a:blip r:embed="rId20">
-                            <a:extLst>
-                              <a:ext uri="{28A0092B-C50C-407E-A947-70E740481C1C}">
-                                <a14:useLocalDpi xmlns:a14="http://schemas.microsoft.com/office/drawing/2010/main" val="0"/>
-                              </a:ext>
-                            </a:extLst>
-                          </a:blip>
-                          <a:stretch>
-                            <a:fillRect/>
-                          </a:stretch>
-                        </pic:blipFill>
-                        <pic:spPr>
-                          <a:xfrm>
-                            <a:off x="0" y="0"/>
-                            <a:ext cx="1980000" cy="1296000"/>
-                          </a:xfrm>
-                          <a:prstGeom prst="rect">
-                            <a:avLst/>
-                          </a:prstGeom>
-                        </pic:spPr>
-                      </pic:pic>
-                    </a:graphicData>
-                  </a:graphic>
-                </wp:inline>
-              </w:drawing>
-            </w:r>
-          </w:p>
-        </w:tc>
-        <w:tc>
-          <w:tcPr>
-            <w:tcW w:w="1667" w:type="pct"/>
-            <w:vAlign w:val="center"/>
-          </w:tcPr>
-          <w:p>
-            <w:pPr>
-              <w:spacing w:before="120" w:after="120"/>
-              <w:jc w:val="center"/>
-              <w:rPr>
-                <w:rFonts w:ascii="BelleAllureCE" w:hAnsi="BelleAllureCE" w:cstheme="minorHAnsi"/>
-                <w:b/>
-                <w:bCs/>
-                <w:sz w:val="16"/>
-                <w:szCs w:val="16"/>
-              </w:rPr>
-            </w:pPr>
-            <w:r>
-              <w:rPr>
-                <w:rFonts w:ascii="BelleAllureCE" w:hAnsi="BelleAllureCE"/>
-                <w:b/>
-                <w:bCs/>
-                <w:noProof/>
-                <w:sz w:val="16"/>
-                <w:szCs w:val="16"/>
-              </w:rPr>
-              <w:drawing>
-                <wp:inline distT="0" distB="0" distL="0" distR="0" wp14:anchorId="5E276B09" wp14:editId="5D73FE22">
-                  <wp:extent cx="1980000" cy="1296000"/>
-                  <wp:effectExtent l="0" t="0" r="1270" b="0"/>
-                  <wp:docPr id="1082772381" name="Image 1"/>
-                  <wp:cNvGraphicFramePr>
-                    <a:graphicFrameLocks xmlns:a="http://schemas.openxmlformats.org/drawingml/2006/main"/>
-                  </wp:cNvGraphicFramePr>
-                  <a:graphic xmlns:a="http://schemas.openxmlformats.org/drawingml/2006/main">
-                    <a:graphicData uri="http://schemas.openxmlformats.org/drawingml/2006/picture">
-                      <pic:pic xmlns:pic="http://schemas.openxmlformats.org/drawingml/2006/picture">
-                        <pic:nvPicPr>
-                          <pic:cNvPr id="1082772381" name=""/>
-                          <pic:cNvPicPr/>
-                        </pic:nvPicPr>
-                        <pic:blipFill rotWithShape="1">
-                          <a:blip r:embed="rId21"/>
-                          <a:srcRect r="12270"/>
-                          <a:stretch/>
-                        </pic:blipFill>
-                        <pic:spPr bwMode="auto">
-                          <a:xfrm>
-                            <a:off x="0" y="0"/>
-                            <a:ext cx="1980000" cy="1296000"/>
-                          </a:xfrm>
-                          <a:prstGeom prst="rect">
-                            <a:avLst/>
-                          </a:prstGeom>
-                          <a:ln>
-                            <a:noFill/>
-                          </a:ln>
-                          <a:extLst>
-                            <a:ext uri="{53640926-AAD7-44D8-BBD7-CCE9431645EC}">
-                              <a14:shadowObscured xmlns:a14="http://schemas.microsoft.com/office/drawing/2010/main"/>
-                            </a:ext>
-                          </a:extLst>
-                        </pic:spPr>
-                      </pic:pic>
-                    </a:graphicData>
-                  </a:graphic>
-                </wp:inline>
-              </w:drawing>
-            </w:r>
-          </w:p>
-        </w:tc>
-      </w:tr>
-      <w:tr>
-        <w:trPr>
-          <w:trHeight w:val="457"/>
-        </w:trPr>
-        <w:tc>
-          <w:tcPr>
-            <w:tcW w:w="1666" w:type="pct"/>
-            <w:vAlign w:val="center"/>
-          </w:tcPr>
-          <w:p>
-            <w:pPr>
-              <w:spacing w:before="60"/>
-              <w:jc w:val="center"/>
-              <w:rPr>
-                <w:rFonts w:ascii="BelleAllureCE" w:hAnsi="BelleAllureCE" w:cstheme="minorHAnsi"/>
-                <w:b/>
-                <w:bCs/>
-                <w:sz w:val="16"/>
-                <w:szCs w:val="16"/>
-              </w:rPr>
-            </w:pPr>
-          </w:p>
-        </w:tc>
-        <w:tc>
-          <w:tcPr>
-            <w:tcW w:w="1667" w:type="pct"/>
-            <w:vAlign w:val="center"/>
-          </w:tcPr>
-          <w:p>
-            <w:pPr>
-              <w:spacing w:before="60"/>
-              <w:jc w:val="center"/>
-              <w:rPr>
-                <w:rFonts w:ascii="BelleAllureCE" w:hAnsi="BelleAllureCE" w:cstheme="minorHAnsi"/>
-                <w:b/>
-                <w:bCs/>
-                <w:sz w:val="16"/>
-                <w:szCs w:val="16"/>
-              </w:rPr>
-            </w:pPr>
-          </w:p>
-        </w:tc>
-        <w:tc>
-          <w:tcPr>
-            <w:tcW w:w="1667" w:type="pct"/>
-            <w:vAlign w:val="center"/>
-          </w:tcPr>
-          <w:p>
-            <w:pPr>
-              <w:spacing w:before="60"/>
-              <w:jc w:val="center"/>
-              <w:rPr>
-                <w:rFonts w:ascii="BelleAllureCE" w:hAnsi="BelleAllureCE" w:cstheme="minorHAnsi"/>
-                <w:b/>
-                <w:bCs/>
-                <w:sz w:val="16"/>
-                <w:szCs w:val="16"/>
-              </w:rPr>
-            </w:pPr>
-          </w:p>
-        </w:tc>
-      </w:tr>
-      <w:tr>
-        <w:trPr>
-          <w:trHeight w:val="2231"/>
-        </w:trPr>
-        <w:tc>
-          <w:tcPr>
-            <w:tcW w:w="1666" w:type="pct"/>
-            <w:vAlign w:val="center"/>
-          </w:tcPr>
-          <w:p>
-            <w:pPr>
-              <w:spacing w:before="120" w:after="120"/>
-              <w:jc w:val="center"/>
-              <w:rPr>
-                <w:rFonts w:ascii="BelleAllureCE" w:hAnsi="BelleAllureCE"/>
-                <w:b/>
-                <w:bCs/>
-                <w:noProof/>
-                <w:sz w:val="16"/>
-                <w:szCs w:val="16"/>
-              </w:rPr>
-            </w:pPr>
-            <w:r>
-              <w:rPr>
-                <w:rFonts w:ascii="BelleAllureCE" w:hAnsi="BelleAllureCE"/>
-                <w:b/>
-                <w:bCs/>
-                <w:noProof/>
-                <w:sz w:val="16"/>
-                <w:szCs w:val="16"/>
-              </w:rPr>
-              <w:drawing>
-                <wp:inline distT="0" distB="0" distL="0" distR="0" wp14:anchorId="6E8AE64E" wp14:editId="12E8AA7F">
-                  <wp:extent cx="1980000" cy="1296000"/>
-                  <wp:effectExtent l="0" t="0" r="1270" b="0"/>
-                  <wp:docPr id="165746014" name="Image 1"/>
-                  <wp:cNvGraphicFramePr>
-                    <a:graphicFrameLocks xmlns:a="http://schemas.openxmlformats.org/drawingml/2006/main"/>
-                  </wp:cNvGraphicFramePr>
-                  <a:graphic xmlns:a="http://schemas.openxmlformats.org/drawingml/2006/main">
-                    <a:graphicData uri="http://schemas.openxmlformats.org/drawingml/2006/picture">
-                      <pic:pic xmlns:pic="http://schemas.openxmlformats.org/drawingml/2006/picture">
-                        <pic:nvPicPr>
-                          <pic:cNvPr id="165746014" name="Image 1"/>
-                          <pic:cNvPicPr/>
-                        </pic:nvPicPr>
-                        <pic:blipFill>
-                          <a:blip r:embed="rId22">
-                            <a:extLst>
-                              <a:ext uri="{28A0092B-C50C-407E-A947-70E740481C1C}">
-                                <a14:useLocalDpi xmlns:a14="http://schemas.microsoft.com/office/drawing/2010/main" val="0"/>
-                              </a:ext>
-                            </a:extLst>
-                          </a:blip>
-                          <a:stretch>
-                            <a:fillRect/>
-                          </a:stretch>
-                        </pic:blipFill>
-                        <pic:spPr>
-                          <a:xfrm>
-                            <a:off x="0" y="0"/>
-                            <a:ext cx="1980000" cy="1296000"/>
-                          </a:xfrm>
-                          <a:prstGeom prst="rect">
-                            <a:avLst/>
-                          </a:prstGeom>
-                        </pic:spPr>
-                      </pic:pic>
-                    </a:graphicData>
-                  </a:graphic>
-                </wp:inline>
-              </w:drawing>
-            </w:r>
-          </w:p>
-        </w:tc>
-        <w:tc>
-          <w:tcPr>
-            <w:tcW w:w="1667" w:type="pct"/>
-            <w:vAlign w:val="center"/>
-          </w:tcPr>
-          <w:p>
-            <w:pPr>
-              <w:spacing w:before="120" w:after="120"/>
-              <w:jc w:val="center"/>
-              <w:rPr>
-                <w:rFonts w:ascii="BelleAllureCE" w:hAnsi="BelleAllureCE" w:cstheme="minorHAnsi"/>
-                <w:b/>
-                <w:bCs/>
-                <w:sz w:val="16"/>
-                <w:szCs w:val="16"/>
-              </w:rPr>
-            </w:pPr>
-            <w:r>
-              <w:rPr>
-                <w:rFonts w:ascii="BelleAllureCE" w:hAnsi="BelleAllureCE"/>
-                <w:b/>
-                <w:bCs/>
-                <w:noProof/>
-                <w:sz w:val="16"/>
-                <w:szCs w:val="16"/>
-              </w:rPr>
-              <w:drawing>
-                <wp:inline distT="0" distB="0" distL="0" distR="0" wp14:anchorId="42E5731A" wp14:editId="2234C3D6">
-                  <wp:extent cx="1980000" cy="1296000"/>
-                  <wp:effectExtent l="0" t="0" r="1270" b="0"/>
-                  <wp:docPr id="1487009538" name="Image 1"/>
-                  <wp:cNvGraphicFramePr>
-                    <a:graphicFrameLocks xmlns:a="http://schemas.openxmlformats.org/drawingml/2006/main"/>
-                  </wp:cNvGraphicFramePr>
-                  <a:graphic xmlns:a="http://schemas.openxmlformats.org/drawingml/2006/main">
-                    <a:graphicData uri="http://schemas.openxmlformats.org/drawingml/2006/picture">
-                      <pic:pic xmlns:pic="http://schemas.openxmlformats.org/drawingml/2006/picture">
-                        <pic:nvPicPr>
-                          <pic:cNvPr id="1487009538" name="Image 1"/>
-                          <pic:cNvPicPr/>
-                        </pic:nvPicPr>
-                        <pic:blipFill>
-                          <a:blip r:embed="rId23">
-                            <a:extLst>
-                              <a:ext uri="{28A0092B-C50C-407E-A947-70E740481C1C}">
-                                <a14:useLocalDpi xmlns:a14="http://schemas.microsoft.com/office/drawing/2010/main" val="0"/>
-                              </a:ext>
-                            </a:extLst>
-                          </a:blip>
-                          <a:stretch>
-                            <a:fillRect/>
-                          </a:stretch>
-                        </pic:blipFill>
-                        <pic:spPr>
-                          <a:xfrm>
-                            <a:off x="0" y="0"/>
-                            <a:ext cx="1980000" cy="1296000"/>
-                          </a:xfrm>
-                          <a:prstGeom prst="rect">
-                            <a:avLst/>
-                          </a:prstGeom>
-                        </pic:spPr>
-                      </pic:pic>
-                    </a:graphicData>
-                  </a:graphic>
-                </wp:inline>
-              </w:drawing>
-            </w:r>
-          </w:p>
-        </w:tc>
-        <w:tc>
-          <w:tcPr>
-            <w:tcW w:w="1667" w:type="pct"/>
-            <w:vAlign w:val="center"/>
-          </w:tcPr>
-          <w:p>
-            <w:pPr>
-              <w:spacing w:before="120" w:after="120"/>
-              <w:jc w:val="center"/>
-              <w:rPr>
-                <w:rFonts w:ascii="BelleAllureCE" w:hAnsi="BelleAllureCE" w:cstheme="minorHAnsi"/>
-                <w:b/>
-                <w:bCs/>
-                <w:sz w:val="16"/>
-                <w:szCs w:val="16"/>
-              </w:rPr>
-            </w:pPr>
-            <w:r>
-              <w:rPr>
-                <w:rFonts w:ascii="BelleAllureCE" w:hAnsi="BelleAllureCE"/>
-                <w:b/>
-                <w:bCs/>
-                <w:noProof/>
-                <w:sz w:val="16"/>
-                <w:szCs w:val="16"/>
-              </w:rPr>
-              <w:drawing>
-                <wp:inline distT="0" distB="0" distL="0" distR="0" wp14:anchorId="0CDF80E2" wp14:editId="6CFACD82">
-                  <wp:extent cx="1980000" cy="1296000"/>
-                  <wp:effectExtent l="0" t="0" r="1270" b="0"/>
-                  <wp:docPr id="913628355" name="Image 1"/>
-                  <wp:cNvGraphicFramePr>
-                    <a:graphicFrameLocks xmlns:a="http://schemas.openxmlformats.org/drawingml/2006/main"/>
-                  </wp:cNvGraphicFramePr>
-                  <a:graphic xmlns:a="http://schemas.openxmlformats.org/drawingml/2006/main">
-                    <a:graphicData uri="http://schemas.openxmlformats.org/drawingml/2006/picture">
-                      <pic:pic xmlns:pic="http://schemas.openxmlformats.org/drawingml/2006/picture">
-                        <pic:nvPicPr>
-                          <pic:cNvPr id="913628355" name=""/>
-                          <pic:cNvPicPr/>
-                        </pic:nvPicPr>
-                        <pic:blipFill>
-                          <a:blip r:embed="rId24"/>
-                          <a:stretch>
-                            <a:fillRect/>
-                          </a:stretch>
-                        </pic:blipFill>
-                        <pic:spPr>
-                          <a:xfrm>
-                            <a:off x="0" y="0"/>
-                            <a:ext cx="1980000" cy="1296000"/>
-                          </a:xfrm>
-                          <a:prstGeom prst="rect">
-                            <a:avLst/>
-                          </a:prstGeom>
-                        </pic:spPr>
-                      </pic:pic>
-                    </a:graphicData>
-                  </a:graphic>
-                </wp:inline>
-              </w:drawing>
-            </w:r>
-          </w:p>
-        </w:tc>
-      </w:tr>
-      <w:tr>
-        <w:trPr>
-          <w:trHeight w:val="450"/>
-        </w:trPr>
-        <w:tc>
-          <w:tcPr>
-            <w:tcW w:w="1666" w:type="pct"/>
-            <w:vAlign w:val="center"/>
-          </w:tcPr>
-          <w:p>
-            <w:pPr>
-              <w:spacing w:before="60"/>
-              <w:jc w:val="center"/>
-              <w:rPr>
-                <w:rFonts w:ascii="BelleAllureCE" w:hAnsi="BelleAllureCE" w:cstheme="minorHAnsi"/>
-                <w:b/>
-                <w:bCs/>
-                <w:sz w:val="16"/>
-                <w:szCs w:val="16"/>
-              </w:rPr>
-            </w:pPr>
-          </w:p>
-        </w:tc>
-        <w:tc>
-          <w:tcPr>
-            <w:tcW w:w="1667" w:type="pct"/>
-            <w:vAlign w:val="center"/>
-          </w:tcPr>
-          <w:p>
-            <w:pPr>
-              <w:spacing w:before="60"/>
-              <w:jc w:val="center"/>
-              <w:rPr>
-                <w:rFonts w:ascii="BelleAllureCE" w:hAnsi="BelleAllureCE" w:cstheme="minorHAnsi"/>
-                <w:b/>
-                <w:bCs/>
-                <w:sz w:val="16"/>
-                <w:szCs w:val="16"/>
-              </w:rPr>
-            </w:pPr>
-          </w:p>
-        </w:tc>
-        <w:tc>
-          <w:tcPr>
-            <w:tcW w:w="1667" w:type="pct"/>
-            <w:vAlign w:val="center"/>
-          </w:tcPr>
-          <w:p>
-            <w:pPr>
-              <w:spacing w:before="60"/>
-              <w:jc w:val="center"/>
-              <w:rPr>
-                <w:rFonts w:ascii="BelleAllureCE" w:hAnsi="BelleAllureCE" w:cstheme="minorHAnsi"/>
-                <w:b/>
-                <w:bCs/>
-                <w:sz w:val="16"/>
-                <w:szCs w:val="16"/>
-              </w:rPr>
-            </w:pPr>
-          </w:p>
-        </w:tc>
-      </w:tr>
-      <w:tr>
-        <w:trPr>
-          <w:trHeight w:val="2231"/>
-        </w:trPr>
-        <w:tc>
-          <w:tcPr>
-            <w:tcW w:w="1666" w:type="pct"/>
-            <w:vAlign w:val="center"/>
-          </w:tcPr>
-          <w:p>
-            <w:pPr>
-              <w:spacing w:before="120" w:after="120"/>
-              <w:jc w:val="center"/>
-              <w:rPr>
-                <w:rFonts w:ascii="BelleAllureCE" w:hAnsi="BelleAllureCE"/>
-                <w:b/>
-                <w:bCs/>
-                <w:noProof/>
-                <w:sz w:val="16"/>
-                <w:szCs w:val="16"/>
-              </w:rPr>
-            </w:pPr>
-            <w:r>
-              <w:rPr>
-                <w:rFonts w:ascii="BelleAllureCE" w:hAnsi="BelleAllureCE"/>
-                <w:b/>
-                <w:bCs/>
-                <w:noProof/>
-                <w:sz w:val="16"/>
-                <w:szCs w:val="16"/>
-              </w:rPr>
-              <w:lastRenderedPageBreak/>
-              <w:drawing>
-                <wp:inline distT="0" distB="0" distL="0" distR="0" wp14:anchorId="6CAF404D" wp14:editId="18FF2BBE">
-                  <wp:extent cx="1980000" cy="1296000"/>
-                  <wp:effectExtent l="0" t="0" r="1270" b="0"/>
-                  <wp:docPr id="570015183" name="Image 1"/>
-                  <wp:cNvGraphicFramePr>
-                    <a:graphicFrameLocks xmlns:a="http://schemas.openxmlformats.org/drawingml/2006/main"/>
-                  </wp:cNvGraphicFramePr>
-                  <a:graphic xmlns:a="http://schemas.openxmlformats.org/drawingml/2006/main">
-                    <a:graphicData uri="http://schemas.openxmlformats.org/drawingml/2006/picture">
-                      <pic:pic xmlns:pic="http://schemas.openxmlformats.org/drawingml/2006/picture">
-                        <pic:nvPicPr>
-                          <pic:cNvPr id="570015183" name=""/>
-                          <pic:cNvPicPr/>
-                        </pic:nvPicPr>
-                        <pic:blipFill>
-                          <a:blip r:embed="rId25"/>
-                          <a:stretch>
-                            <a:fillRect/>
-                          </a:stretch>
-                        </pic:blipFill>
-                        <pic:spPr>
-                          <a:xfrm>
-                            <a:off x="0" y="0"/>
-                            <a:ext cx="1980000" cy="1296000"/>
-                          </a:xfrm>
-                          <a:prstGeom prst="rect">
-                            <a:avLst/>
-                          </a:prstGeom>
-                        </pic:spPr>
-                      </pic:pic>
-                    </a:graphicData>
-                  </a:graphic>
-                </wp:inline>
-              </w:drawing>
-            </w:r>
-          </w:p>
-        </w:tc>
-        <w:tc>
-          <w:tcPr>
-            <w:tcW w:w="1667" w:type="pct"/>
-            <w:vAlign w:val="center"/>
-          </w:tcPr>
-          <w:p>
-            <w:pPr>
-              <w:spacing w:before="120" w:after="120"/>
-              <w:jc w:val="center"/>
-              <w:rPr>
-                <w:rFonts w:ascii="BelleAllureCE" w:hAnsi="BelleAllureCE"/>
-                <w:b/>
-                <w:bCs/>
-                <w:noProof/>
-                <w:sz w:val="16"/>
-                <w:szCs w:val="16"/>
-              </w:rPr>
-            </w:pPr>
-            <w:r>
-              <w:rPr>
-                <w:rFonts w:ascii="BelleAllureCE" w:hAnsi="BelleAllureCE"/>
-                <w:b/>
-                <w:bCs/>
-                <w:noProof/>
-                <w:sz w:val="16"/>
-                <w:szCs w:val="16"/>
-              </w:rPr>
-              <w:drawing>
-                <wp:inline distT="0" distB="0" distL="0" distR="0" wp14:anchorId="698E3995" wp14:editId="2D056710">
-                  <wp:extent cx="1980000" cy="1296000"/>
-                  <wp:effectExtent l="0" t="0" r="1270" b="0"/>
-                  <wp:docPr id="1388600485" name="Image 1"/>
-                  <wp:cNvGraphicFramePr>
-                    <a:graphicFrameLocks xmlns:a="http://schemas.openxmlformats.org/drawingml/2006/main"/>
-                  </wp:cNvGraphicFramePr>
-                  <a:graphic xmlns:a="http://schemas.openxmlformats.org/drawingml/2006/main">
-                    <a:graphicData uri="http://schemas.openxmlformats.org/drawingml/2006/picture">
-                      <pic:pic xmlns:pic="http://schemas.openxmlformats.org/drawingml/2006/picture">
-                        <pic:nvPicPr>
-                          <pic:cNvPr id="1388600485" name=""/>
-                          <pic:cNvPicPr/>
-                        </pic:nvPicPr>
-                        <pic:blipFill rotWithShape="1">
-                          <a:blip r:embed="rId26"/>
-                          <a:srcRect l="6467"/>
-                          <a:stretch/>
-                        </pic:blipFill>
-                        <pic:spPr bwMode="auto">
-                          <a:xfrm>
-                            <a:off x="0" y="0"/>
-                            <a:ext cx="1980000" cy="1296000"/>
-                          </a:xfrm>
-                          <a:prstGeom prst="rect">
-                            <a:avLst/>
-                          </a:prstGeom>
-                          <a:ln>
-                            <a:noFill/>
-                          </a:ln>
-                          <a:extLst>
-                            <a:ext uri="{53640926-AAD7-44D8-BBD7-CCE9431645EC}">
-                              <a14:shadowObscured xmlns:a14="http://schemas.microsoft.com/office/drawing/2010/main"/>
-                            </a:ext>
-                          </a:extLst>
-                        </pic:spPr>
-                      </pic:pic>
-                    </a:graphicData>
-                  </a:graphic>
-                </wp:inline>
-              </w:drawing>
-            </w:r>
-          </w:p>
-        </w:tc>
-        <w:tc>
-          <w:tcPr>
-            <w:tcW w:w="1667" w:type="pct"/>
-            <w:vAlign w:val="center"/>
-          </w:tcPr>
-          <w:p>
-            <w:pPr>
-              <w:spacing w:before="120" w:after="120"/>
-              <w:jc w:val="center"/>
-              <w:rPr>
-                <w:rFonts w:ascii="BelleAllureCE" w:hAnsi="BelleAllureCE"/>
-                <w:b/>
-                <w:bCs/>
-                <w:noProof/>
-                <w:sz w:val="16"/>
-                <w:szCs w:val="16"/>
-              </w:rPr>
-            </w:pPr>
-            <w:r>
-              <w:rPr>
-                <w:rFonts w:ascii="BelleAllureCE" w:hAnsi="BelleAllureCE"/>
-                <w:b/>
-                <w:bCs/>
-                <w:noProof/>
-                <w:sz w:val="16"/>
-                <w:szCs w:val="16"/>
-              </w:rPr>
-              <w:drawing>
-                <wp:inline distT="0" distB="0" distL="0" distR="0" wp14:anchorId="74924A9B" wp14:editId="3028CADD">
-                  <wp:extent cx="716629" cy="1294765"/>
-                  <wp:effectExtent l="0" t="0" r="7620" b="635"/>
-                  <wp:docPr id="714325959" name="Image 4" descr="Mecanisme horloge a poids"/>
-                  <wp:cNvGraphicFramePr>
-                    <a:graphicFrameLocks xmlns:a="http://schemas.openxmlformats.org/drawingml/2006/main" noChangeAspect="1"/>
-                  </wp:cNvGraphicFramePr>
-                  <a:graphic xmlns:a="http://schemas.openxmlformats.org/drawingml/2006/main">
-                    <a:graphicData uri="http://schemas.openxmlformats.org/drawingml/2006/picture">
-                      <pic:pic xmlns:pic="http://schemas.openxmlformats.org/drawingml/2006/picture">
-                        <pic:nvPicPr>
-                          <pic:cNvPr id="0" name="Picture 5" descr="Mecanisme horloge a poids"/>
-                          <pic:cNvPicPr>
-                            <a:picLocks noChangeAspect="1" noChangeArrowheads="1"/>
-                          </pic:cNvPicPr>
-                        </pic:nvPicPr>
-                        <pic:blipFill>
-                          <a:blip r:embed="rId27" cstate="print">
-                            <a:extLst>
-                              <a:ext uri="{28A0092B-C50C-407E-A947-70E740481C1C}">
-                                <a14:useLocalDpi xmlns:a14="http://schemas.microsoft.com/office/drawing/2010/main" val="0"/>
-                              </a:ext>
-                            </a:extLst>
-                          </a:blip>
-                          <a:srcRect/>
-                          <a:stretch>
-                            <a:fillRect/>
-                          </a:stretch>
-                        </pic:blipFill>
-                        <pic:spPr bwMode="auto">
-                          <a:xfrm>
-                            <a:off x="0" y="0"/>
-                            <a:ext cx="727393" cy="1314213"/>
-                          </a:xfrm>
-                          <a:prstGeom prst="rect">
-                            <a:avLst/>
-                          </a:prstGeom>
-                          <a:noFill/>
-                          <a:ln>
-                            <a:noFill/>
-                          </a:ln>
-                        </pic:spPr>
-                      </pic:pic>
-                    </a:graphicData>
-                  </a:graphic>
-                </wp:inline>
-              </w:drawing>
-            </w:r>
-          </w:p>
-        </w:tc>
-      </w:tr>
-    </w:tbl>
     <w:p>
       <w:pPr>
         <w:spacing w:after="120"/>
@@ -4607,14 +3623,14 @@
         <v:path o:extrusionok="f" gradientshapeok="t" o:connecttype="rect"/>
         <o:lock v:ext="edit" aspectratio="t"/>
       </v:shapetype>
-      <v:shape id="_x0000_i1025" type="#_x0000_t75" style="width:9.15pt;height:9.15pt" o:bullet="t">
+      <v:shape id="_x0000_i1025" type="#_x0000_t75" style="width:9.3pt;height:9.3pt" o:bullet="t">
         <v:imagedata r:id="rId1" o:title="BD10267_"/>
       </v:shape>
     </w:pict>
   </w:numPicBullet>
   <w:numPicBullet w:numPicBulletId="1">
     <w:pict>
-      <v:shape id="_x0000_i1026" type="#_x0000_t75" style="width:11.65pt;height:11.65pt" o:bullet="t">
+      <v:shape id="_x0000_i1026" type="#_x0000_t75" style="width:11.75pt;height:11.75pt" o:bullet="t">
         <v:imagedata r:id="rId2" o:title="mso32D9"/>
       </v:shape>
     </w:pict>
@@ -10478,6 +9494,7 @@
   <w:style w:type="character" w:default="1" w:styleId="Policepardfaut">
     <w:name w:val="Default Paragraph Font"/>
     <w:uiPriority w:val="1"/>
+    <w:semiHidden/>
     <w:unhideWhenUsed/>
   </w:style>
   <w:style w:type="table" w:default="1" w:styleId="TableauNormal">

--- a/docs/local/DOCX/_5e_T1_003.docx
+++ b/docs/local/DOCX/_5e_T1_003.docx
@@ -243,6 +243,8 @@
         <w:spacing w:line="276" w:lineRule="auto"/>
         <w:rPr>
           <w:rFonts w:ascii="Aptos" w:hAnsi="Aptos"/>
+          <w:sz w:val="22"/>
+          <w:szCs w:val="22"/>
         </w:rPr>
       </w:pPr>
     </w:p>
@@ -297,6 +299,8 @@
         <w:spacing w:line="276" w:lineRule="auto"/>
         <w:rPr>
           <w:rFonts w:ascii="Aptos" w:hAnsi="Aptos"/>
+          <w:sz w:val="22"/>
+          <w:szCs w:val="22"/>
         </w:rPr>
       </w:pPr>
     </w:p>
@@ -342,6 +346,12 @@
               </w:rPr>
               <w:t>Comment traduire par un diagramme un dispositif de conversion d’énergie ?</w:t>
             </w:r>
+            <w:r>
+              <w:rPr>
+                <w:rFonts w:ascii="Aptos" w:hAnsi="Aptos"/>
+              </w:rPr>
+              <w:t xml:space="preserve"> </w:t>
+            </w:r>
           </w:p>
         </w:tc>
       </w:tr>
@@ -430,14 +440,13 @@
     </w:p>
     <w:p>
       <w:pPr>
-        <w:spacing w:after="120" w:line="276" w:lineRule="auto"/>
+        <w:spacing w:after="120"/>
         <w:jc w:val="both"/>
         <w:rPr>
-          <w:rFonts w:ascii="Calibri" w:hAnsi="Calibri" w:cs="Calibri"/>
-          <w:b/>
-          <w:color w:val="FF00FF"/>
+          <w:rFonts w:ascii="Calibri" w:eastAsia="Calibri" w:hAnsi="Calibri" w:cs="Calibri"/>
           <w:sz w:val="22"/>
           <w:szCs w:val="22"/>
+          <w:lang w:eastAsia="en-US"/>
         </w:rPr>
       </w:pPr>
       <w:r>
@@ -450,22 +459,22 @@
           <w:szCs w:val="22"/>
         </w:rPr>
         <w:drawing>
-          <wp:anchor distT="0" distB="0" distL="114300" distR="114300" simplePos="0" relativeHeight="251670528" behindDoc="1" locked="0" layoutInCell="1" allowOverlap="1" wp14:anchorId="4DCBFED0" wp14:editId="231111A1">
+          <wp:anchor distT="0" distB="0" distL="114300" distR="114300" simplePos="0" relativeHeight="251670528" behindDoc="1" locked="0" layoutInCell="1" allowOverlap="1" wp14:anchorId="4DCBFED0" wp14:editId="6B56B39C">
             <wp:simplePos x="0" y="0"/>
             <wp:positionH relativeFrom="column">
-              <wp:posOffset>4427108</wp:posOffset>
+              <wp:posOffset>4427855</wp:posOffset>
             </wp:positionH>
             <wp:positionV relativeFrom="paragraph">
-              <wp:posOffset>66836</wp:posOffset>
+              <wp:posOffset>40005</wp:posOffset>
             </wp:positionV>
-            <wp:extent cx="2413000" cy="1604645"/>
-            <wp:effectExtent l="0" t="0" r="0" b="0"/>
+            <wp:extent cx="2378075" cy="1663065"/>
+            <wp:effectExtent l="0" t="0" r="0" b="635"/>
             <wp:wrapTight wrapText="bothSides">
               <wp:wrapPolygon edited="0">
                 <wp:start x="0" y="0"/>
-                <wp:lineTo x="0" y="21369"/>
-                <wp:lineTo x="21486" y="21369"/>
-                <wp:lineTo x="21486" y="0"/>
+                <wp:lineTo x="0" y="21443"/>
+                <wp:lineTo x="21456" y="21443"/>
+                <wp:lineTo x="21456" y="0"/>
                 <wp:lineTo x="0" y="0"/>
               </wp:wrapPolygon>
             </wp:wrapTight>
@@ -495,7 +504,7 @@
                   <pic:spPr>
                     <a:xfrm>
                       <a:off x="0" y="0"/>
-                      <a:ext cx="2413000" cy="1604645"/>
+                      <a:ext cx="2378075" cy="1663065"/>
                     </a:xfrm>
                     <a:prstGeom prst="rect">
                       <a:avLst/>
@@ -515,59 +524,27 @@
       </w:r>
       <w:r>
         <w:rPr>
-          <w:rFonts w:ascii="Calibri" w:hAnsi="Calibri" w:cs="Calibri"/>
-          <w:b/>
-          <w:color w:val="0070C0"/>
-          <w:sz w:val="22"/>
-          <w:szCs w:val="22"/>
-          <w:u w:val="single"/>
-        </w:rPr>
-        <w:t>Doc</w:t>
-      </w:r>
-      <w:r>
-        <w:rPr>
-          <w:rFonts w:ascii="Calibri" w:hAnsi="Calibri" w:cs="Calibri"/>
-          <w:b/>
-          <w:color w:val="0070C0"/>
-          <w:sz w:val="22"/>
-          <w:szCs w:val="22"/>
-          <w:u w:val="single"/>
-        </w:rPr>
-        <w:t>ument 1</w:t>
-      </w:r>
-      <w:r>
-        <w:rPr>
-          <w:rFonts w:ascii="Calibri" w:hAnsi="Calibri" w:cs="Calibri"/>
-          <w:b/>
-          <w:color w:val="0070C0"/>
-          <w:sz w:val="22"/>
-          <w:szCs w:val="22"/>
-        </w:rPr>
-        <w:t xml:space="preserve"> : </w:t>
-      </w:r>
-      <w:r>
-        <w:rPr>
-          <w:rFonts w:ascii="Calibri" w:hAnsi="Calibri" w:cs="Calibri"/>
-          <w:b/>
-          <w:i/>
-          <w:color w:val="0070C0"/>
-          <w:sz w:val="22"/>
-          <w:szCs w:val="22"/>
-        </w:rPr>
-        <w:t>La centrale thermique à flamme</w:t>
-      </w:r>
-    </w:p>
-    <w:p>
-      <w:pPr>
-        <w:spacing w:line="276" w:lineRule="auto"/>
-        <w:jc w:val="both"/>
-        <w:rPr>
           <w:rFonts w:ascii="Calibri" w:eastAsia="Calibri" w:hAnsi="Calibri" w:cs="Calibri"/>
           <w:sz w:val="22"/>
           <w:szCs w:val="22"/>
           <w:lang w:eastAsia="en-US"/>
         </w:rPr>
-      </w:pPr>
+        <w:t xml:space="preserve">Les </w:t>
+      </w:r>
+      <w:r>
+        <w:rPr>
+          <w:rFonts w:ascii="Calibri" w:eastAsia="Calibri" w:hAnsi="Calibri" w:cs="Calibri"/>
+          <w:b/>
+          <w:bCs/>
+          <w:i/>
+          <w:iCs/>
+          <w:color w:val="0070C0"/>
+          <w:sz w:val="22"/>
+          <w:szCs w:val="22"/>
+          <w:lang w:eastAsia="en-US"/>
+        </w:rPr>
+        <w:t>centrales thermiques à flamme</w:t>
+      </w:r>
       <w:r>
         <w:rPr>
           <w:rFonts w:ascii="Calibri" w:eastAsia="Calibri" w:hAnsi="Calibri" w:cs="Calibri"/>
@@ -575,7 +552,7 @@
           <w:szCs w:val="22"/>
           <w:lang w:eastAsia="en-US"/>
         </w:rPr>
-        <w:t>Les centrales thermiques à flamme sont des</w:t>
+        <w:t xml:space="preserve"> sont des</w:t>
       </w:r>
       <w:r>
         <w:rPr>
@@ -717,19 +694,6 @@
     </w:p>
     <w:p>
       <w:pPr>
-        <w:spacing w:line="276" w:lineRule="auto"/>
-        <w:jc w:val="both"/>
-        <w:rPr>
-          <w:rFonts w:ascii="Calibri" w:eastAsia="Calibri" w:hAnsi="Calibri" w:cs="Calibri"/>
-          <w:sz w:val="22"/>
-          <w:szCs w:val="22"/>
-          <w:lang w:eastAsia="en-US"/>
-        </w:rPr>
-      </w:pPr>
-    </w:p>
-    <w:p>
-      <w:pPr>
-        <w:spacing w:line="276" w:lineRule="auto"/>
         <w:jc w:val="both"/>
         <w:rPr>
           <w:rFonts w:ascii="Calibri" w:eastAsia="Calibri" w:hAnsi="Calibri" w:cs="Calibri"/>
@@ -822,7 +786,7 @@
           <w:szCs w:val="22"/>
           <w:lang w:eastAsia="en-US"/>
         </w:rPr>
-        <w:t>.</w:t>
+        <w:t xml:space="preserve"> dont le dioxyde de carbone. </w:t>
       </w:r>
     </w:p>
     <w:p>
@@ -841,6 +805,24 @@
         <w:jc w:val="both"/>
         <w:rPr>
           <w:rFonts w:asciiTheme="minorHAnsi" w:hAnsiTheme="minorHAnsi" w:cstheme="minorHAnsi"/>
+          <w:sz w:val="22"/>
+          <w:szCs w:val="22"/>
+        </w:rPr>
+      </w:pPr>
+      <w:r>
+        <w:rPr>
+          <w:rFonts w:asciiTheme="minorHAnsi" w:hAnsiTheme="minorHAnsi" w:cstheme="minorHAnsi"/>
+          <w:sz w:val="22"/>
+          <w:szCs w:val="22"/>
+        </w:rPr>
+        <w:t>La centrale thermique est dispositif de conversion d’énergie, comment peut-on représenter simplement les transferts et les conversions pour ce dispositif.</w:t>
+      </w:r>
+    </w:p>
+    <w:p>
+      <w:pPr>
+        <w:jc w:val="both"/>
+        <w:rPr>
+          <w:rFonts w:asciiTheme="minorHAnsi" w:hAnsiTheme="minorHAnsi" w:cstheme="minorHAnsi"/>
           <w:sz w:val="16"/>
           <w:szCs w:val="16"/>
           <w:u w:val="single"/>
@@ -849,15 +831,9 @@
     </w:p>
     <w:tbl>
       <w:tblPr>
-        <w:tblW w:w="5000" w:type="pct"/>
-        <w:tblBorders>
-          <w:top w:val="single" w:sz="4" w:space="0" w:color="000000"/>
-          <w:left w:val="single" w:sz="4" w:space="0" w:color="000000"/>
-          <w:bottom w:val="single" w:sz="4" w:space="0" w:color="000000"/>
-          <w:right w:val="single" w:sz="4" w:space="0" w:color="000000"/>
-          <w:insideH w:val="single" w:sz="4" w:space="0" w:color="000000"/>
-          <w:insideV w:val="single" w:sz="4" w:space="0" w:color="000000"/>
-        </w:tblBorders>
+        <w:tblStyle w:val="Grilledutableau"/>
+        <w:tblW w:w="0" w:type="auto"/>
+        <w:shd w:val="clear" w:color="auto" w:fill="EAF1DD" w:themeFill="accent3" w:themeFillTint="33"/>
         <w:tblLook w:val="04A0" w:firstRow="1" w:lastRow="0" w:firstColumn="1" w:lastColumn="0" w:noHBand="0" w:noVBand="1"/>
       </w:tblPr>
       <w:tblGrid>
@@ -866,658 +842,85 @@
       <w:tr>
         <w:tc>
           <w:tcPr>
-            <w:tcW w:w="9912" w:type="dxa"/>
+            <w:tcW w:w="10790" w:type="dxa"/>
+            <w:shd w:val="clear" w:color="auto" w:fill="DBE5F1" w:themeFill="accent1" w:themeFillTint="33"/>
           </w:tcPr>
           <w:p>
             <w:pPr>
-              <w:spacing w:after="120" w:line="276" w:lineRule="auto"/>
               <w:jc w:val="both"/>
               <w:rPr>
-                <w:rFonts w:ascii="Calibri" w:hAnsi="Calibri" w:cs="Calibri"/>
-                <w:b/>
-                <w:color w:val="FF00FF"/>
-                <w:sz w:val="22"/>
-                <w:szCs w:val="22"/>
-              </w:rPr>
-            </w:pPr>
-            <w:r>
-              <w:rPr>
-                <w:rFonts w:ascii="Calibri" w:hAnsi="Calibri" w:cs="Calibri"/>
-                <w:b/>
-                <w:color w:val="00B050"/>
-                <w:sz w:val="22"/>
-                <w:szCs w:val="22"/>
-                <w:u w:val="single"/>
-              </w:rPr>
-              <w:t>Activité</w:t>
-            </w:r>
-            <w:r>
-              <w:rPr>
-                <w:rFonts w:ascii="Calibri" w:hAnsi="Calibri" w:cs="Calibri"/>
-                <w:b/>
-                <w:color w:val="00B050"/>
-                <w:sz w:val="22"/>
-                <w:szCs w:val="22"/>
-                <w:u w:val="single"/>
-              </w:rPr>
-              <w:t xml:space="preserve"> </w:t>
-            </w:r>
-            <w:r>
-              <w:rPr>
-                <w:rFonts w:ascii="Calibri" w:hAnsi="Calibri" w:cs="Calibri"/>
-                <w:b/>
-                <w:color w:val="00B050"/>
-                <w:sz w:val="22"/>
-                <w:szCs w:val="22"/>
-                <w:u w:val="single"/>
-              </w:rPr>
-              <w:t>1</w:t>
-            </w:r>
-            <w:r>
-              <w:rPr>
-                <w:rFonts w:ascii="Calibri" w:hAnsi="Calibri" w:cs="Calibri"/>
-                <w:b/>
-                <w:color w:val="00B050"/>
-                <w:sz w:val="22"/>
-                <w:szCs w:val="22"/>
-              </w:rPr>
-              <w:t xml:space="preserve"> : </w:t>
-            </w:r>
-            <w:r>
-              <w:rPr>
-                <w:rFonts w:ascii="Calibri" w:hAnsi="Calibri" w:cs="Calibri"/>
-                <w:bCs/>
-                <w:sz w:val="22"/>
-                <w:szCs w:val="22"/>
-              </w:rPr>
-              <w:t>Complète le Diagramme</w:t>
-            </w:r>
-          </w:p>
-          <w:p>
-            <w:pPr>
-              <w:tabs>
-                <w:tab w:val="left" w:pos="1134"/>
-              </w:tabs>
-              <w:spacing w:after="120" w:line="276" w:lineRule="auto"/>
-              <w:ind w:left="28" w:right="4140"/>
-              <w:jc w:val="both"/>
-              <w:rPr>
-                <w:rFonts w:asciiTheme="minorHAnsi" w:hAnsiTheme="minorHAnsi" w:cstheme="minorHAnsi"/>
-                <w:sz w:val="18"/>
-                <w:szCs w:val="18"/>
+                <w:rFonts w:ascii="Aptos" w:hAnsi="Aptos"/>
               </w:rPr>
             </w:pPr>
             <w:r>
               <w:rPr>
                 <w:rFonts w:ascii="Aptos" w:hAnsi="Aptos"/>
-                <w:noProof/>
-                <w:kern w:val="2"/>
+              </w:rPr>
+              <w:t>Document</w:t>
+            </w:r>
+          </w:p>
+        </w:tc>
+      </w:tr>
+    </w:tbl>
+    <w:p>
+      <w:pPr>
+        <w:jc w:val="both"/>
+        <w:rPr>
+          <w:rFonts w:asciiTheme="minorHAnsi" w:hAnsiTheme="minorHAnsi" w:cstheme="minorHAnsi"/>
+          <w:sz w:val="16"/>
+          <w:szCs w:val="16"/>
+          <w:u w:val="single"/>
+        </w:rPr>
+      </w:pPr>
+    </w:p>
+    <w:tbl>
+      <w:tblPr>
+        <w:tblStyle w:val="Grilledutableau"/>
+        <w:tblW w:w="0" w:type="auto"/>
+        <w:tblLook w:val="04A0" w:firstRow="1" w:lastRow="0" w:firstColumn="1" w:lastColumn="0" w:noHBand="0" w:noVBand="1"/>
+      </w:tblPr>
+      <w:tblGrid>
+        <w:gridCol w:w="10790"/>
+      </w:tblGrid>
+      <w:tr>
+        <w:tc>
+          <w:tcPr>
+            <w:tcW w:w="10790" w:type="dxa"/>
+          </w:tcPr>
+          <w:p>
+            <w:pPr>
+              <w:spacing w:line="276" w:lineRule="auto"/>
+              <w:jc w:val="both"/>
+              <w:rPr>
+                <w:rFonts w:asciiTheme="minorHAnsi" w:hAnsiTheme="minorHAnsi" w:cstheme="minorHAnsi"/>
+                <w:b/>
+                <w:bCs/>
+                <w:i/>
+                <w:iCs/>
+                <w:color w:val="0070C0"/>
                 <w:sz w:val="22"/>
-                <w:lang w:eastAsia="en-US"/>
+                <w:szCs w:val="22"/>
+                <w:u w:val="single"/>
               </w:rPr>
-              <mc:AlternateContent>
-                <mc:Choice Requires="wps">
-                  <w:drawing>
-                    <wp:anchor distT="0" distB="0" distL="114300" distR="114300" simplePos="0" relativeHeight="251667454" behindDoc="0" locked="0" layoutInCell="1" allowOverlap="1" wp14:anchorId="3D98D2F5" wp14:editId="24EEA5AF">
-                      <wp:simplePos x="0" y="0"/>
-                      <wp:positionH relativeFrom="column">
-                        <wp:posOffset>4207597</wp:posOffset>
-                      </wp:positionH>
-                      <wp:positionV relativeFrom="paragraph">
-                        <wp:posOffset>238107</wp:posOffset>
-                      </wp:positionV>
-                      <wp:extent cx="1455504" cy="434340"/>
-                      <wp:effectExtent l="25400" t="177800" r="0" b="137160"/>
-                      <wp:wrapNone/>
-                      <wp:docPr id="1999878398" name="Flèche vers la droite 7"/>
-                      <wp:cNvGraphicFramePr/>
-                      <a:graphic xmlns:a="http://schemas.openxmlformats.org/drawingml/2006/main">
-                        <a:graphicData uri="http://schemas.microsoft.com/office/word/2010/wordprocessingShape">
-                          <wps:wsp>
-                            <wps:cNvSpPr/>
-                            <wps:spPr>
-                              <a:xfrm rot="20501606">
-                                <a:off x="0" y="0"/>
-                                <a:ext cx="1455504" cy="434340"/>
-                              </a:xfrm>
-                              <a:prstGeom prst="rightArrow">
-                                <a:avLst/>
-                              </a:prstGeom>
-                            </wps:spPr>
-                            <wps:style>
-                              <a:lnRef idx="2">
-                                <a:schemeClr val="dk1">
-                                  <a:shade val="15000"/>
-                                </a:schemeClr>
-                              </a:lnRef>
-                              <a:fillRef idx="1">
-                                <a:schemeClr val="dk1"/>
-                              </a:fillRef>
-                              <a:effectRef idx="0">
-                                <a:schemeClr val="dk1"/>
-                              </a:effectRef>
-                              <a:fontRef idx="minor">
-                                <a:schemeClr val="lt1"/>
-                              </a:fontRef>
-                            </wps:style>
-                            <wps:txbx>
-                              <w:txbxContent>
-                                <w:p>
-                                  <w:pPr>
-                                    <w:jc w:val="center"/>
-                                    <w:rPr>
-                                      <w:rFonts w:asciiTheme="minorHAnsi" w:hAnsiTheme="minorHAnsi" w:cstheme="minorHAnsi"/>
-                                      <w:sz w:val="18"/>
-                                      <w:szCs w:val="18"/>
-                                    </w:rPr>
-                                  </w:pPr>
-                                  <w:r>
-                                    <w:rPr>
-                                      <w:rFonts w:asciiTheme="minorHAnsi" w:hAnsiTheme="minorHAnsi" w:cstheme="minorHAnsi"/>
-                                      <w:sz w:val="18"/>
-                                      <w:szCs w:val="18"/>
-                                    </w:rPr>
-                                    <w:t>É</w:t>
-                                  </w:r>
-                                  <w:r>
-                                    <w:rPr>
-                                      <w:rFonts w:asciiTheme="minorHAnsi" w:hAnsiTheme="minorHAnsi" w:cstheme="minorHAnsi"/>
-                                      <w:sz w:val="18"/>
-                                      <w:szCs w:val="18"/>
-                                    </w:rPr>
-                                    <w:t>nergie converti</w:t>
-                                  </w:r>
-                                  <w:r>
-                                    <w:rPr>
-                                      <w:rFonts w:asciiTheme="minorHAnsi" w:hAnsiTheme="minorHAnsi" w:cstheme="minorHAnsi"/>
-                                      <w:sz w:val="18"/>
-                                      <w:szCs w:val="18"/>
-                                    </w:rPr>
-                                    <w:t>e</w:t>
-                                  </w:r>
-                                  <w:r>
-                                    <w:rPr>
-                                      <w:rFonts w:asciiTheme="minorHAnsi" w:hAnsiTheme="minorHAnsi" w:cstheme="minorHAnsi"/>
-                                      <w:sz w:val="18"/>
-                                      <w:szCs w:val="18"/>
-                                    </w:rPr>
-                                    <w:t xml:space="preserve"> dégradée</w:t>
-                                  </w:r>
-                                </w:p>
-                              </w:txbxContent>
-                            </wps:txbx>
-                            <wps:bodyPr rot="0" spcFirstLastPara="0" vertOverflow="overflow" horzOverflow="overflow" vert="horz" wrap="square" lIns="0" tIns="0" rIns="0" bIns="0" numCol="1" spcCol="0" rtlCol="0" fromWordArt="0" anchor="ctr" anchorCtr="0" forceAA="0" compatLnSpc="1">
-                              <a:prstTxWarp prst="textNoShape">
-                                <a:avLst/>
-                              </a:prstTxWarp>
-                              <a:noAutofit/>
-                            </wps:bodyPr>
-                          </wps:wsp>
-                        </a:graphicData>
-                      </a:graphic>
-                      <wp14:sizeRelH relativeFrom="margin">
-                        <wp14:pctWidth>0</wp14:pctWidth>
-                      </wp14:sizeRelH>
-                      <wp14:sizeRelV relativeFrom="margin">
-                        <wp14:pctHeight>0</wp14:pctHeight>
-                      </wp14:sizeRelV>
-                    </wp:anchor>
-                  </w:drawing>
-                </mc:Choice>
-                <mc:Fallback>
-                  <w:pict>
-                    <v:shapetype w14:anchorId="3D98D2F5" id="_x0000_t13" coordsize="21600,21600" o:spt="13" adj="16200,5400" path="m@0,l@0@1,0@1,0@2@0@2@0,21600,21600,10800xe">
-                      <v:stroke joinstyle="miter"/>
-                      <v:formulas>
-                        <v:f eqn="val #0"/>
-                        <v:f eqn="val #1"/>
-                        <v:f eqn="sum height 0 #1"/>
-                        <v:f eqn="sum 10800 0 #1"/>
-                        <v:f eqn="sum width 0 #0"/>
-                        <v:f eqn="prod @4 @3 10800"/>
-                        <v:f eqn="sum width 0 @5"/>
-                      </v:formulas>
-                      <v:path o:connecttype="custom" o:connectlocs="@0,0;0,10800;@0,21600;21600,10800" o:connectangles="270,180,90,0" textboxrect="0,@1,@6,@2"/>
-                      <v:handles>
-                        <v:h position="#0,#1" xrange="0,21600" yrange="0,10800"/>
-                      </v:handles>
-                    </v:shapetype>
-                    <v:shape id="Flèche vers la droite 7" o:spid="_x0000_s1026" type="#_x0000_t13" style="position:absolute;left:0;text-align:left;margin-left:331.3pt;margin-top:18.75pt;width:114.6pt;height:34.2pt;rotation:-1199739fd;z-index:251667454;visibility:visible;mso-wrap-style:square;mso-width-percent:0;mso-height-percent:0;mso-wrap-distance-left:9pt;mso-wrap-distance-top:0;mso-wrap-distance-right:9pt;mso-wrap-distance-bottom:0;mso-position-horizontal:absolute;mso-position-horizontal-relative:text;mso-position-vertical:absolute;mso-position-vertical-relative:text;mso-width-percent:0;mso-height-percent:0;mso-width-relative:margin;mso-height-relative:margin;v-text-anchor:middle" o:gfxdata="UEsDBBQABgAIAAAAIQC2gziS/gAAAOEBAAATAAAAW0NvbnRlbnRfVHlwZXNdLnhtbJSRQU7DMBBF&#13;&#10;90jcwfIWJU67QAgl6YK0S0CoHGBkTxKLZGx5TGhvj5O2G0SRWNoz/78nu9wcxkFMGNg6quQqL6RA&#13;&#10;0s5Y6ir5vt9lD1JwBDIwOMJKHpHlpr69KfdHjyxSmriSfYz+USnWPY7AufNIadK6MEJMx9ApD/oD&#13;&#10;OlTrorhX2lFEilmcO2RdNtjC5xDF9pCuTyYBB5bi6bQ4syoJ3g9WQ0ymaiLzg5KdCXlKLjvcW893&#13;&#10;SUOqXwnz5DrgnHtJTxOsQfEKIT7DmDSUCaxw7Rqn8787ZsmRM9e2VmPeBN4uqYvTtW7jvijg9N/y&#13;&#10;JsXecLq0q+WD6m8AAAD//wMAUEsDBBQABgAIAAAAIQA4/SH/1gAAAJQBAAALAAAAX3JlbHMvLnJl&#13;&#10;bHOkkMFqwzAMhu+DvYPRfXGawxijTi+j0GvpHsDYimMaW0Yy2fr2M4PBMnrbUb/Q94l/f/hMi1qR&#13;&#10;JVI2sOt6UJgd+ZiDgffL8ekFlFSbvV0oo4EbChzGx4f9GRdb25HMsYhqlCwG5lrLq9biZkxWOiqY&#13;&#10;22YiTra2kYMu1l1tQD30/bPm3wwYN0x18gb45AdQl1tp5j/sFB2T0FQ7R0nTNEV3j6o9feQzro1i&#13;&#10;OWA14Fm+Q8a1a8+Bvu/d/dMb2JY5uiPbhG/ktn4cqGU/er3pcvwCAAD//wMAUEsDBBQABgAIAAAA&#13;&#10;IQAA7HKqZwIAABcFAAAOAAAAZHJzL2Uyb0RvYy54bWysVE1r3DAQvRf6H4Tuje1tNpQl3rAkpBRC&#13;&#10;EpqEnLWytDaVNepIu/b213ckf6RN00spBjEazbwZPb3x+UXfGnZQ6BuwJS9Ocs6UlVA1dlfyp8fr&#13;&#10;D58480HYShiwquRH5fnF+v27886t1AJqMJVCRiDWrzpX8joEt8oyL2vVCn8CTlk61ICtCLTFXVah&#13;&#10;6Ai9Ndkiz8+yDrByCFJ5T96r4ZCvE77WSoY7rb0KzJScegtpxbRu45qtz8Vqh8LVjRzbEP/QRSsa&#13;&#10;S0VnqCsRBNtj8wdU20gEDzqcSGgz0LqRKt2BblPkr27zUAun0l2IHO9mmvz/g5W3hwd3j0RD5/zK&#13;&#10;kxlv0WtsGQKxtciXeXGWn6XLUbusT9wdZ+5UH5gkZ3G6XC7zU84knZ1+pC+Rmw1gEdShD58VtCwa&#13;&#10;JcdmV4cNInQJWxxufKA2KGEKpM1LU8kKR6MilLFflWZNRXUXKTvpRV0aZAdBL119KwZ3LSo1uIpl&#13;&#10;nk8dzdGpXAKLqLoxZsYdAaIOf8cdehxjY5pKMpsT8781NCTO0aki2DAnto0FfCvZhCLqlJjRQ/xE&#13;&#10;zEBHZCb0255CormF6niPw+uR4r2T1w0RfiN8uBdI4iYnDWy4o0Ub6EoOo8VZDfjjLX+MJ83RKWcd&#13;&#10;DUvJ/fe9QMWZ+WJJjXGyJgMnYzsZdt9eAr1KkbpJJiVgMJOpEdpnmuNNrEJHwkqqVXIZcNpchmFo&#13;&#10;6U8g1WaTwmiCnAg39sHJCB4JjdJ57J8FulFlgfR5C9MgidUrmQ2xMdPCZh9AN0mDLzyOVNP0pQcY&#13;&#10;/xRxvH/dp6iX/9n6JwAAAP//AwBQSwMEFAAGAAgAAAAhAImirQvnAAAADwEAAA8AAABkcnMvZG93&#13;&#10;bnJldi54bWxMj09Lw0AQxe+C32EZwYu0m0YamzSbIor/QLDWotdtMibB3dmQ3aaxn97xpJeBYX7v&#13;&#10;zXv5arRGDNj71pGC2TQCgVS6qqVawfbtbrIA4YOmShtHqOAbPayK05NcZ5U70CsOm1ALNiGfaQVN&#13;&#10;CF0mpS8btNpPXYfEt0/XWx147WtZ9frA5tbIOIoSaXVL/KHRHd40WH5t9lbB8/Hi/n0o0+O2NeYp&#13;&#10;xvUHPr48KHV+Nt4ueVwvQQQcw58Cfjtwfig42M7tqfLCKEiSOGFUweXVHAQDi3TGhXZMRvMUZJHL&#13;&#10;/z2KHwAAAP//AwBQSwECLQAUAAYACAAAACEAtoM4kv4AAADhAQAAEwAAAAAAAAAAAAAAAAAAAAAA&#13;&#10;W0NvbnRlbnRfVHlwZXNdLnhtbFBLAQItABQABgAIAAAAIQA4/SH/1gAAAJQBAAALAAAAAAAAAAAA&#13;&#10;AAAAAC8BAABfcmVscy8ucmVsc1BLAQItABQABgAIAAAAIQAA7HKqZwIAABcFAAAOAAAAAAAAAAAA&#13;&#10;AAAAAC4CAABkcnMvZTJvRG9jLnhtbFBLAQItABQABgAIAAAAIQCJoq0L5wAAAA8BAAAPAAAAAAAA&#13;&#10;AAAAAAAAAMEEAABkcnMvZG93bnJldi54bWxQSwUGAAAAAAQABADzAAAA1QUAAAAA&#13;&#10;" adj="18377" fillcolor="black [3200]" strokecolor="black [480]" strokeweight="2pt">
-                      <v:textbox inset="0,0,0,0">
-                        <w:txbxContent>
-                          <w:p>
-                            <w:pPr>
-                              <w:jc w:val="center"/>
-                              <w:rPr>
-                                <w:rFonts w:asciiTheme="minorHAnsi" w:hAnsiTheme="minorHAnsi" w:cstheme="minorHAnsi"/>
-                                <w:sz w:val="18"/>
-                                <w:szCs w:val="18"/>
-                              </w:rPr>
-                            </w:pPr>
-                            <w:r>
-                              <w:rPr>
-                                <w:rFonts w:asciiTheme="minorHAnsi" w:hAnsiTheme="minorHAnsi" w:cstheme="minorHAnsi"/>
-                                <w:sz w:val="18"/>
-                                <w:szCs w:val="18"/>
-                              </w:rPr>
-                              <w:t>É</w:t>
-                            </w:r>
-                            <w:r>
-                              <w:rPr>
-                                <w:rFonts w:asciiTheme="minorHAnsi" w:hAnsiTheme="minorHAnsi" w:cstheme="minorHAnsi"/>
-                                <w:sz w:val="18"/>
-                                <w:szCs w:val="18"/>
-                              </w:rPr>
-                              <w:t>nergie converti</w:t>
-                            </w:r>
-                            <w:r>
-                              <w:rPr>
-                                <w:rFonts w:asciiTheme="minorHAnsi" w:hAnsiTheme="minorHAnsi" w:cstheme="minorHAnsi"/>
-                                <w:sz w:val="18"/>
-                                <w:szCs w:val="18"/>
-                              </w:rPr>
-                              <w:t>e</w:t>
-                            </w:r>
-                            <w:r>
-                              <w:rPr>
-                                <w:rFonts w:asciiTheme="minorHAnsi" w:hAnsiTheme="minorHAnsi" w:cstheme="minorHAnsi"/>
-                                <w:sz w:val="18"/>
-                                <w:szCs w:val="18"/>
-                              </w:rPr>
-                              <w:t xml:space="preserve"> dégradée</w:t>
-                            </w:r>
-                          </w:p>
-                        </w:txbxContent>
-                      </v:textbox>
-                    </v:shape>
-                  </w:pict>
-                </mc:Fallback>
-              </mc:AlternateContent>
-            </w:r>
+            </w:pPr>
             <w:r>
               <w:rPr>
-                <w:rFonts w:ascii="Aptos" w:hAnsi="Aptos"/>
-                <w:noProof/>
-                <w:kern w:val="2"/>
+                <w:rFonts w:asciiTheme="minorHAnsi" w:hAnsiTheme="minorHAnsi" w:cstheme="minorHAnsi"/>
+                <w:b/>
+                <w:bCs/>
+                <w:i/>
+                <w:iCs/>
+                <w:color w:val="0070C0"/>
                 <w:sz w:val="22"/>
-                <w:lang w:eastAsia="en-US"/>
+                <w:szCs w:val="22"/>
+                <w:u w:val="single"/>
               </w:rPr>
-              <mc:AlternateContent>
-                <mc:Choice Requires="wps">
-                  <w:drawing>
-                    <wp:anchor distT="0" distB="0" distL="114300" distR="114300" simplePos="0" relativeHeight="251683840" behindDoc="0" locked="0" layoutInCell="1" allowOverlap="1" wp14:anchorId="0E74D2A0" wp14:editId="7A358FBF">
-                      <wp:simplePos x="0" y="0"/>
-                      <wp:positionH relativeFrom="column">
-                        <wp:posOffset>5644338</wp:posOffset>
-                      </wp:positionH>
-                      <wp:positionV relativeFrom="paragraph">
-                        <wp:posOffset>244375</wp:posOffset>
-                      </wp:positionV>
-                      <wp:extent cx="1122339" cy="336884"/>
-                      <wp:effectExtent l="0" t="0" r="0" b="0"/>
-                      <wp:wrapNone/>
-                      <wp:docPr id="844716793" name="Zone de texte 10"/>
-                      <wp:cNvGraphicFramePr/>
-                      <a:graphic xmlns:a="http://schemas.openxmlformats.org/drawingml/2006/main">
-                        <a:graphicData uri="http://schemas.microsoft.com/office/word/2010/wordprocessingShape">
-                          <wps:wsp>
-                            <wps:cNvSpPr txBox="1"/>
-                            <wps:spPr>
-                              <a:xfrm>
-                                <a:off x="0" y="0"/>
-                                <a:ext cx="1122339" cy="336884"/>
-                              </a:xfrm>
-                              <a:prstGeom prst="rect">
-                                <a:avLst/>
-                              </a:prstGeom>
-                              <a:noFill/>
-                              <a:ln>
-                                <a:noFill/>
-                              </a:ln>
-                            </wps:spPr>
-                            <wps:style>
-                              <a:lnRef idx="0">
-                                <a:scrgbClr r="0" g="0" b="0"/>
-                              </a:lnRef>
-                              <a:fillRef idx="0">
-                                <a:scrgbClr r="0" g="0" b="0"/>
-                              </a:fillRef>
-                              <a:effectRef idx="0">
-                                <a:scrgbClr r="0" g="0" b="0"/>
-                              </a:effectRef>
-                              <a:fontRef idx="minor">
-                                <a:schemeClr val="dk1"/>
-                              </a:fontRef>
-                            </wps:style>
-                            <wps:txbx>
-                              <w:txbxContent>
-                                <w:p>
-                                  <w:r>
-                                    <w:t>………………</w:t>
-                                  </w:r>
-                                </w:p>
-                              </w:txbxContent>
-                            </wps:txbx>
-                            <wps:bodyPr rot="0" spcFirstLastPara="0" vertOverflow="overflow" horzOverflow="overflow" vert="horz" wrap="square" lIns="91440" tIns="45720" rIns="91440" bIns="45720" numCol="1" spcCol="0" rtlCol="0" fromWordArt="0" anchor="t" anchorCtr="0" forceAA="0" compatLnSpc="1">
-                              <a:prstTxWarp prst="textNoShape">
-                                <a:avLst/>
-                              </a:prstTxWarp>
-                              <a:noAutofit/>
-                            </wps:bodyPr>
-                          </wps:wsp>
-                        </a:graphicData>
-                      </a:graphic>
-                      <wp14:sizeRelH relativeFrom="margin">
-                        <wp14:pctWidth>0</wp14:pctWidth>
-                      </wp14:sizeRelH>
-                    </wp:anchor>
-                  </w:drawing>
-                </mc:Choice>
-                <mc:Fallback>
-                  <w:pict>
-                    <v:shapetype w14:anchorId="0E74D2A0" id="_x0000_t202" coordsize="21600,21600" o:spt="202" path="m,l,21600r21600,l21600,xe">
-                      <v:stroke joinstyle="miter"/>
-                      <v:path gradientshapeok="t" o:connecttype="rect"/>
-                    </v:shapetype>
-                    <v:shape id="Zone de texte 10" o:spid="_x0000_s1027" type="#_x0000_t202" style="position:absolute;left:0;text-align:left;margin-left:444.45pt;margin-top:19.25pt;width:88.35pt;height:26.55pt;z-index:251683840;visibility:visible;mso-wrap-style:square;mso-width-percent:0;mso-wrap-distance-left:9pt;mso-wrap-distance-top:0;mso-wrap-distance-right:9pt;mso-wrap-distance-bottom:0;mso-position-horizontal:absolute;mso-position-horizontal-relative:text;mso-position-vertical:absolute;mso-position-vertical-relative:text;mso-width-percent:0;mso-width-relative:margin;v-text-anchor:top" o:gfxdata="UEsDBBQABgAIAAAAIQC2gziS/gAAAOEBAAATAAAAW0NvbnRlbnRfVHlwZXNdLnhtbJSRQU7DMBBF&#13;&#10;90jcwfIWJU67QAgl6YK0S0CoHGBkTxKLZGx5TGhvj5O2G0SRWNoz/78nu9wcxkFMGNg6quQqL6RA&#13;&#10;0s5Y6ir5vt9lD1JwBDIwOMJKHpHlpr69KfdHjyxSmriSfYz+USnWPY7AufNIadK6MEJMx9ApD/oD&#13;&#10;OlTrorhX2lFEilmcO2RdNtjC5xDF9pCuTyYBB5bi6bQ4syoJ3g9WQ0ymaiLzg5KdCXlKLjvcW893&#13;&#10;SUOqXwnz5DrgnHtJTxOsQfEKIT7DmDSUCaxw7Rqn8787ZsmRM9e2VmPeBN4uqYvTtW7jvijg9N/y&#13;&#10;JsXecLq0q+WD6m8AAAD//wMAUEsDBBQABgAIAAAAIQA4/SH/1gAAAJQBAAALAAAAX3JlbHMvLnJl&#13;&#10;bHOkkMFqwzAMhu+DvYPRfXGawxijTi+j0GvpHsDYimMaW0Yy2fr2M4PBMnrbUb/Q94l/f/hMi1qR&#13;&#10;JVI2sOt6UJgd+ZiDgffL8ekFlFSbvV0oo4EbChzGx4f9GRdb25HMsYhqlCwG5lrLq9biZkxWOiqY&#13;&#10;22YiTra2kYMu1l1tQD30/bPm3wwYN0x18gb45AdQl1tp5j/sFB2T0FQ7R0nTNEV3j6o9feQzro1i&#13;&#10;OWA14Fm+Q8a1a8+Bvu/d/dMb2JY5uiPbhG/ktn4cqGU/er3pcvwCAAD//wMAUEsDBBQABgAIAAAA&#13;&#10;IQDNhW1pZgIAADYFAAAOAAAAZHJzL2Uyb0RvYy54bWysVEtvEzEQviPxHyzf6eZFaaNuqtCqCKmi&#13;&#10;FS3q2fHayQqvx4yd7IZfz4w3SUPhUsRl1573fPONLy67xomNwViDL+XwZCCF8Rqq2i9L+e3x5t2Z&#13;&#10;FDEpXykH3pRya6K8nL19c9GGqRnBClxlUFAQH6dtKOUqpTAtiqhXplHxBILxpLSAjUp0xWVRoWop&#13;&#10;euOK0WBwWrSAVUDQJkaSXvdKOcvxrTU63VkbTRKulFRbyl/M3wV/i9mFmi5RhVWtd2Wof6iiUbWn&#13;&#10;pIdQ1yopscb6j1BNrREi2HSioSnA2lqb3AN1Mxy86OZhpYLJvRA4MRxgiv8vrP6yeQj3KFL3EToa&#13;&#10;IAPShjiNJOR+OosN/6lSQXqCcHuAzXRJaHYajkbj8bkUmnTj8enZ2YTDFM/eAWP6ZKARfCgl0lgy&#13;&#10;WmpzG1NvujfhZB5uaufyaJz/TUAxWVI8l5hPaesM2zn/1VhRV7lSFkSNy8WVQ9GPnDhJHewHn4OR&#13;&#10;AxtaSvhK350Le5vMtFf6H5xyfvDp4N/UHjADlPfAcAMbRQyuvucBUeG2t99D0QPAWKRu0RECR6Nc&#13;&#10;QLWlCSP05I9B39Q0hlsV071CYjtBQhuc7uhjHbSlhN1JihXgz7/J2Z5ISFopWtqeUsYfa4VGCvfZ&#13;&#10;Ez3Ph5MJr1u+TN5/GNEFjzWLY41fN1dA7Q3prQg6H9k+uf3RIjRPtOhzzkoq5TXlLmXaH69SP2B6&#13;&#10;KLSZz7MRLVhQ6dY/BM2hGWUm2WP3pDDsmJiIw19gv2dq+oKQvS17epivE9g6s5Vx7lHd4U/Lmfm+&#13;&#10;e0h4+4/v2er5uZv9AgAA//8DAFBLAwQUAAYACAAAACEAbn4xSuAAAAAPAQAADwAAAGRycy9kb3du&#13;&#10;cmV2LnhtbExPTUvDQBC9C/6HZQRvdrdqwibNpIjFq2LVQm/bZJoEs7Mhu23iv3d70svAY95nsZ5t&#13;&#10;L840+s4xwnKhQBBXru64Qfj8eLnTIHwwXJveMSH8kId1eX1VmLx2E7/TeRsaEU3Y5wahDWHIpfRV&#13;&#10;S9b4hRuI4+/oRmtChGMj69FM0dz28l6pVFrTcUxozUDPLVXf25NF+Ho97neP6q3Z2GSY3Kwk20wi&#13;&#10;3t7Mm1U8TysQgebwp4DLhtgfyljs4E5ce9EjaK2zSEV40AmIC0GlSQrigJAtU5BlIf/vKH8BAAD/&#13;&#10;/wMAUEsBAi0AFAAGAAgAAAAhALaDOJL+AAAA4QEAABMAAAAAAAAAAAAAAAAAAAAAAFtDb250ZW50&#13;&#10;X1R5cGVzXS54bWxQSwECLQAUAAYACAAAACEAOP0h/9YAAACUAQAACwAAAAAAAAAAAAAAAAAvAQAA&#13;&#10;X3JlbHMvLnJlbHNQSwECLQAUAAYACAAAACEAzYVtaWYCAAA2BQAADgAAAAAAAAAAAAAAAAAuAgAA&#13;&#10;ZHJzL2Uyb0RvYy54bWxQSwECLQAUAAYACAAAACEAbn4xSuAAAAAPAQAADwAAAAAAAAAAAAAAAADA&#13;&#10;BAAAZHJzL2Rvd25yZXYueG1sUEsFBgAAAAAEAAQA8wAAAM0FAAAAAA==&#13;&#10;" filled="f" stroked="f">
-                      <v:textbox>
-                        <w:txbxContent>
-                          <w:p>
-                            <w:r>
-                              <w:t>………………</w:t>
-                            </w:r>
-                          </w:p>
-                        </w:txbxContent>
-                      </v:textbox>
-                    </v:shape>
-                  </w:pict>
-                </mc:Fallback>
-              </mc:AlternateContent>
-            </w:r>
-            <w:r>
-              <w:rPr>
-                <w:rFonts w:ascii="Aptos" w:hAnsi="Aptos"/>
-                <w:noProof/>
-                <w:kern w:val="2"/>
-                <w:sz w:val="22"/>
-                <w:lang w:eastAsia="en-US"/>
-              </w:rPr>
-              <mc:AlternateContent>
-                <mc:Choice Requires="wps">
-                  <w:drawing>
-                    <wp:anchor distT="0" distB="0" distL="114300" distR="114300" simplePos="0" relativeHeight="251673600" behindDoc="0" locked="0" layoutInCell="1" allowOverlap="1" wp14:anchorId="73603293" wp14:editId="596052FE">
-                      <wp:simplePos x="0" y="0"/>
-                      <wp:positionH relativeFrom="column">
-                        <wp:posOffset>2830422</wp:posOffset>
-                      </wp:positionH>
-                      <wp:positionV relativeFrom="paragraph">
-                        <wp:posOffset>161290</wp:posOffset>
-                      </wp:positionV>
-                      <wp:extent cx="1456124" cy="1456125"/>
-                      <wp:effectExtent l="12700" t="12700" r="17145" b="17145"/>
-                      <wp:wrapNone/>
-                      <wp:docPr id="1587989709" name="Ellipse 5"/>
-                      <wp:cNvGraphicFramePr/>
-                      <a:graphic xmlns:a="http://schemas.openxmlformats.org/drawingml/2006/main">
-                        <a:graphicData uri="http://schemas.microsoft.com/office/word/2010/wordprocessingShape">
-                          <wps:wsp>
-                            <wps:cNvSpPr/>
-                            <wps:spPr>
-                              <a:xfrm>
-                                <a:off x="0" y="0"/>
-                                <a:ext cx="1456124" cy="1456125"/>
-                              </a:xfrm>
-                              <a:prstGeom prst="ellipse">
-                                <a:avLst/>
-                              </a:prstGeom>
-                            </wps:spPr>
-                            <wps:style>
-                              <a:lnRef idx="2">
-                                <a:schemeClr val="dk1"/>
-                              </a:lnRef>
-                              <a:fillRef idx="1">
-                                <a:schemeClr val="lt1"/>
-                              </a:fillRef>
-                              <a:effectRef idx="0">
-                                <a:schemeClr val="dk1"/>
-                              </a:effectRef>
-                              <a:fontRef idx="minor">
-                                <a:schemeClr val="dk1"/>
-                              </a:fontRef>
-                            </wps:style>
-                            <wps:txbx>
-                              <w:txbxContent>
-                                <w:p>
-                                  <w:pPr>
-                                    <w:jc w:val="center"/>
-                                    <w:rPr>
-                                      <w:rFonts w:asciiTheme="minorHAnsi" w:hAnsiTheme="minorHAnsi" w:cstheme="minorHAnsi"/>
-                                      <w:sz w:val="28"/>
-                                      <w:szCs w:val="28"/>
-                                    </w:rPr>
-                                  </w:pPr>
-                                  <w:r>
-                                    <w:rPr>
-                                      <w:rFonts w:asciiTheme="minorHAnsi" w:hAnsiTheme="minorHAnsi" w:cstheme="minorHAnsi"/>
-                                      <w:sz w:val="28"/>
-                                      <w:szCs w:val="28"/>
-                                    </w:rPr>
-                                    <w:t>Centrale thermique à flamme</w:t>
-                                  </w:r>
-                                </w:p>
-                              </w:txbxContent>
-                            </wps:txbx>
-                            <wps:bodyPr rot="0" spcFirstLastPara="0" vertOverflow="overflow" horzOverflow="overflow" vert="horz" wrap="square" lIns="0" tIns="0" rIns="0" bIns="0" numCol="1" spcCol="0" rtlCol="0" fromWordArt="0" anchor="ctr" anchorCtr="0" forceAA="0" compatLnSpc="1">
-                              <a:prstTxWarp prst="textNoShape">
-                                <a:avLst/>
-                              </a:prstTxWarp>
-                              <a:noAutofit/>
-                            </wps:bodyPr>
-                          </wps:wsp>
-                        </a:graphicData>
-                      </a:graphic>
-                    </wp:anchor>
-                  </w:drawing>
-                </mc:Choice>
-                <mc:Fallback>
-                  <w:pict>
-                    <v:oval w14:anchorId="73603293" id="Ellipse 5" o:spid="_x0000_s1028" style="position:absolute;left:0;text-align:left;margin-left:222.85pt;margin-top:12.7pt;width:114.65pt;height:114.65pt;z-index:251673600;visibility:visible;mso-wrap-style:square;mso-wrap-distance-left:9pt;mso-wrap-distance-top:0;mso-wrap-distance-right:9pt;mso-wrap-distance-bottom:0;mso-position-horizontal:absolute;mso-position-horizontal-relative:text;mso-position-vertical:absolute;mso-position-vertical-relative:text;v-text-anchor:middle" o:gfxdata="UEsDBBQABgAIAAAAIQC2gziS/gAAAOEBAAATAAAAW0NvbnRlbnRfVHlwZXNdLnhtbJSRQU7DMBBF&#13;&#10;90jcwfIWJU67QAgl6YK0S0CoHGBkTxKLZGx5TGhvj5O2G0SRWNoz/78nu9wcxkFMGNg6quQqL6RA&#13;&#10;0s5Y6ir5vt9lD1JwBDIwOMJKHpHlpr69KfdHjyxSmriSfYz+USnWPY7AufNIadK6MEJMx9ApD/oD&#13;&#10;OlTrorhX2lFEilmcO2RdNtjC5xDF9pCuTyYBB5bi6bQ4syoJ3g9WQ0ymaiLzg5KdCXlKLjvcW893&#13;&#10;SUOqXwnz5DrgnHtJTxOsQfEKIT7DmDSUCaxw7Rqn8787ZsmRM9e2VmPeBN4uqYvTtW7jvijg9N/y&#13;&#10;JsXecLq0q+WD6m8AAAD//wMAUEsDBBQABgAIAAAAIQA4/SH/1gAAAJQBAAALAAAAX3JlbHMvLnJl&#13;&#10;bHOkkMFqwzAMhu+DvYPRfXGawxijTi+j0GvpHsDYimMaW0Yy2fr2M4PBMnrbUb/Q94l/f/hMi1qR&#13;&#10;JVI2sOt6UJgd+ZiDgffL8ekFlFSbvV0oo4EbChzGx4f9GRdb25HMsYhqlCwG5lrLq9biZkxWOiqY&#13;&#10;22YiTra2kYMu1l1tQD30/bPm3wwYN0x18gb45AdQl1tp5j/sFB2T0FQ7R0nTNEV3j6o9feQzro1i&#13;&#10;OWA14Fm+Q8a1a8+Bvu/d/dMb2JY5uiPbhG/ktn4cqGU/er3pcvwCAAD//wMAUEsDBBQABgAIAAAA&#13;&#10;IQBKIQ5hRAIAAOoEAAAOAAAAZHJzL2Uyb0RvYy54bWysVE1rGzEQvRf6H4TuzXpNEorJOhiHlEJI&#13;&#10;QpOQs6yVbFGtRh3J3nV/fUfaD5cm9FB6kUfSvBm9t298dd01lh0UBgOu4uXZjDPlJNTGbSv+8nz7&#13;&#10;6TNnIQpXCwtOVfyoAr9efvxw1fqFmsMObK2QUREXFq2v+C5GvyiKIHeqEeEMvHJ0qQEbEWmL26JG&#13;&#10;0VL1xhbz2eyyaAFrjyBVCHR601/yZa6vtZLxQeugIrMVp7fFvGJeN2ktlldisUXhd0YOzxD/8IpG&#13;&#10;GEdNp1I3Igq2R/OmVGMkQgAdzyQ0BWhtpMociE05+4PN0054lbmQOMFPMoX/V1beH578I5IMrQ+L&#13;&#10;QGFi0Wls0i+9j3VZrOMkluoik3RYnl9clvNzziTd9ZuLJGdxgnsM8YuChqWg4spa40MiJBbicBdi&#13;&#10;nz1mEfT0hhzFo1Up2bpvSjNTU9d5Rmd7qLVFdhD0Yevv5dA5ZyaINtZOoPI9kI0jaMhNMJUtMwFn&#13;&#10;7wFP3abs3BFcnICNcYB/B+s+f2Tdc020Y7fpiGziOnyWDdTHR2QIvX2Dl7eGFL0TIT4KJL+Ss2kG&#13;&#10;4wMt2kJbcRgiznaAP987T/lkI7rlrCX/Vzz82AtUnNmvjgyWhmUMcAw2Y+D2zRpI+ZKm28scEgCj&#13;&#10;HUON0LzSaK5SF7oSTlKvisuI42Yd+zmk4ZZqtcppNBRexDv35GUqnnRN9njuXgX6wUaRHHgP42y8&#13;&#10;sVKfm5AOVvsI2mSfJWV7HQfFaaCyWYfhTxP7+z5nnf6ilr8AAAD//wMAUEsDBBQABgAIAAAAIQDy&#13;&#10;9DBO5AAAAA8BAAAPAAAAZHJzL2Rvd25yZXYueG1sTI9NS8NAEIbvgv9hmYIXsRtL0oQ0mxIUb0JJ&#13;&#10;LZ632ckH3Y+Q3baxv97Ri14GZuadZ9632M5GswtOfnBWwPMyAoa2cWqwnYDDx9tTBswHaZXUzqKA&#13;&#10;L/SwLe/vCpkrd7U1XvahYwSxPpcC+hDGnHPf9GikX7oRLe1aNxkZqJ06riZ5JbjRfBVFa27kYOlD&#13;&#10;L0d86bE57c9GwCrK2nq+ve+qz7q68cNjptudF+JhMb9uqFQbYAHn8HcBPxnIP5Rk7OjOVnmmBcRx&#13;&#10;kpKUiEkMjATrNKGEx99BCrws+P8c5TcAAAD//wMAUEsBAi0AFAAGAAgAAAAhALaDOJL+AAAA4QEA&#13;&#10;ABMAAAAAAAAAAAAAAAAAAAAAAFtDb250ZW50X1R5cGVzXS54bWxQSwECLQAUAAYACAAAACEAOP0h&#13;&#10;/9YAAACUAQAACwAAAAAAAAAAAAAAAAAvAQAAX3JlbHMvLnJlbHNQSwECLQAUAAYACAAAACEASiEO&#13;&#10;YUQCAADqBAAADgAAAAAAAAAAAAAAAAAuAgAAZHJzL2Uyb0RvYy54bWxQSwECLQAUAAYACAAAACEA&#13;&#10;8vQwTuQAAAAPAQAADwAAAAAAAAAAAAAAAACeBAAAZHJzL2Rvd25yZXYueG1sUEsFBgAAAAAEAAQA&#13;&#10;8wAAAK8FAAAAAA==&#13;&#10;" fillcolor="white [3201]" strokecolor="black [3200]" strokeweight="2pt">
-                      <v:textbox inset="0,0,0,0">
-                        <w:txbxContent>
-                          <w:p>
-                            <w:pPr>
-                              <w:jc w:val="center"/>
-                              <w:rPr>
-                                <w:rFonts w:asciiTheme="minorHAnsi" w:hAnsiTheme="minorHAnsi" w:cstheme="minorHAnsi"/>
-                                <w:sz w:val="28"/>
-                                <w:szCs w:val="28"/>
-                              </w:rPr>
-                            </w:pPr>
-                            <w:r>
-                              <w:rPr>
-                                <w:rFonts w:asciiTheme="minorHAnsi" w:hAnsiTheme="minorHAnsi" w:cstheme="minorHAnsi"/>
-                                <w:sz w:val="28"/>
-                                <w:szCs w:val="28"/>
-                              </w:rPr>
-                              <w:t>Centrale thermique à flamme</w:t>
-                            </w:r>
-                          </w:p>
-                        </w:txbxContent>
-                      </v:textbox>
-                    </v:oval>
-                  </w:pict>
-                </mc:Fallback>
-              </mc:AlternateContent>
-            </w:r>
-            <w:r>
-              <w:rPr>
-                <w:rFonts w:ascii="Aptos" w:hAnsi="Aptos"/>
-                <w:noProof/>
-                <w:kern w:val="2"/>
-                <w:sz w:val="22"/>
-                <w:lang w:eastAsia="en-US"/>
-                <w14:ligatures w14:val="standardContextual"/>
-              </w:rPr>
-              <mc:AlternateContent>
-                <mc:Choice Requires="wps">
-                  <w:drawing>
-                    <wp:anchor distT="0" distB="0" distL="114300" distR="114300" simplePos="0" relativeHeight="251672576" behindDoc="0" locked="0" layoutInCell="1" allowOverlap="1" wp14:anchorId="2A4F961C" wp14:editId="0C7859C7">
-                      <wp:simplePos x="0" y="0"/>
-                      <wp:positionH relativeFrom="column">
-                        <wp:posOffset>-8255</wp:posOffset>
-                      </wp:positionH>
-                      <wp:positionV relativeFrom="paragraph">
-                        <wp:posOffset>189230</wp:posOffset>
-                      </wp:positionV>
-                      <wp:extent cx="1626235" cy="1492885"/>
-                      <wp:effectExtent l="0" t="0" r="12065" b="18415"/>
-                      <wp:wrapSquare wrapText="bothSides"/>
-                      <wp:docPr id="1865935402" name="Rectangle 5"/>
-                      <wp:cNvGraphicFramePr>
-                        <a:graphicFrameLocks xmlns:a="http://schemas.openxmlformats.org/drawingml/2006/main" noChangeAspect="1"/>
-                      </wp:cNvGraphicFramePr>
-                      <a:graphic xmlns:a="http://schemas.openxmlformats.org/drawingml/2006/main">
-                        <a:graphicData uri="http://schemas.microsoft.com/office/word/2010/wordprocessingShape">
-                          <wps:wsp>
-                            <wps:cNvSpPr>
-                              <a:spLocks noChangeAspect="1"/>
-                            </wps:cNvSpPr>
-                            <wps:spPr>
-                              <a:xfrm flipH="1">
-                                <a:off x="0" y="0"/>
-                                <a:ext cx="1626235" cy="1492885"/>
-                              </a:xfrm>
-                              <a:prstGeom prst="rect">
-                                <a:avLst/>
-                              </a:prstGeom>
-                              <a:solidFill>
-                                <a:sysClr val="window" lastClr="FFFFFF"/>
-                              </a:solidFill>
-                              <a:ln w="12700" cap="flat" cmpd="sng" algn="ctr">
-                                <a:solidFill>
-                                  <a:sysClr val="windowText" lastClr="000000"/>
-                                </a:solidFill>
-                                <a:prstDash val="solid"/>
-                                <a:miter lim="800000"/>
-                              </a:ln>
-                              <a:effectLst/>
-                            </wps:spPr>
-                            <wps:txbx>
-                              <w:txbxContent>
-                                <w:p>
-                                  <w:pPr>
-                                    <w:ind w:left="907" w:hanging="907"/>
-                                    <w:jc w:val="center"/>
-                                    <w:rPr>
-                                      <w:rFonts w:asciiTheme="minorHAnsi" w:hAnsiTheme="minorHAnsi" w:cstheme="minorHAnsi"/>
-                                      <w:sz w:val="28"/>
-                                      <w:szCs w:val="28"/>
-                                    </w:rPr>
-                                  </w:pPr>
-                                  <w:r>
-                                    <w:rPr>
-                                      <w:rFonts w:asciiTheme="minorHAnsi" w:hAnsiTheme="minorHAnsi" w:cstheme="minorHAnsi"/>
-                                      <w:sz w:val="28"/>
-                                      <w:szCs w:val="28"/>
-                                    </w:rPr>
-                                    <w:t>Ressource</w:t>
-                                  </w:r>
-                                </w:p>
-                                <w:p>
-                                  <w:pPr>
-                                    <w:spacing w:line="360" w:lineRule="auto"/>
-                                  </w:pPr>
-                                  <w:r>
-                                    <w:br/>
-                                    <w:t>………………………………………………………………………</w:t>
-                                  </w:r>
-                                </w:p>
-                              </w:txbxContent>
-                            </wps:txbx>
-                            <wps:bodyPr rot="0" spcFirstLastPara="0" vertOverflow="overflow" horzOverflow="overflow" vert="horz" wrap="square" lIns="91440" tIns="0" rIns="91440" bIns="45720" numCol="1" spcCol="0" rtlCol="0" fromWordArt="0" anchor="t" anchorCtr="0" forceAA="0" compatLnSpc="1">
-                              <a:prstTxWarp prst="textNoShape">
-                                <a:avLst/>
-                              </a:prstTxWarp>
-                              <a:noAutofit/>
-                            </wps:bodyPr>
-                          </wps:wsp>
-                        </a:graphicData>
-                      </a:graphic>
-                      <wp14:sizeRelH relativeFrom="margin">
-                        <wp14:pctWidth>0</wp14:pctWidth>
-                      </wp14:sizeRelH>
-                      <wp14:sizeRelV relativeFrom="margin">
-                        <wp14:pctHeight>0</wp14:pctHeight>
-                      </wp14:sizeRelV>
-                    </wp:anchor>
-                  </w:drawing>
-                </mc:Choice>
-                <mc:Fallback>
-                  <w:pict>
-                    <v:rect w14:anchorId="2A4F961C" id="Rectangle 5" o:spid="_x0000_s1029" style="position:absolute;left:0;text-align:left;margin-left:-.65pt;margin-top:14.9pt;width:128.05pt;height:117.55pt;flip:x;z-index:251672576;visibility:visible;mso-wrap-style:square;mso-width-percent:0;mso-height-percent:0;mso-wrap-distance-left:9pt;mso-wrap-distance-top:0;mso-wrap-distance-right:9pt;mso-wrap-distance-bottom:0;mso-position-horizontal:absolute;mso-position-horizontal-relative:text;mso-position-vertical:absolute;mso-position-vertical-relative:text;mso-width-percent:0;mso-height-percent:0;mso-width-relative:margin;mso-height-relative:margin;v-text-anchor:top" o:gfxdata="UEsDBBQABgAIAAAAIQC2gziS/gAAAOEBAAATAAAAW0NvbnRlbnRfVHlwZXNdLnhtbJSRQU7DMBBF&#13;&#10;90jcwfIWJU67QAgl6YK0S0CoHGBkTxKLZGx5TGhvj5O2G0SRWNoz/78nu9wcxkFMGNg6quQqL6RA&#13;&#10;0s5Y6ir5vt9lD1JwBDIwOMJKHpHlpr69KfdHjyxSmriSfYz+USnWPY7AufNIadK6MEJMx9ApD/oD&#13;&#10;OlTrorhX2lFEilmcO2RdNtjC5xDF9pCuTyYBB5bi6bQ4syoJ3g9WQ0ymaiLzg5KdCXlKLjvcW893&#13;&#10;SUOqXwnz5DrgnHtJTxOsQfEKIT7DmDSUCaxw7Rqn8787ZsmRM9e2VmPeBN4uqYvTtW7jvijg9N/y&#13;&#10;JsXecLq0q+WD6m8AAAD//wMAUEsDBBQABgAIAAAAIQA4/SH/1gAAAJQBAAALAAAAX3JlbHMvLnJl&#13;&#10;bHOkkMFqwzAMhu+DvYPRfXGawxijTi+j0GvpHsDYimMaW0Yy2fr2M4PBMnrbUb/Q94l/f/hMi1qR&#13;&#10;JVI2sOt6UJgd+ZiDgffL8ekFlFSbvV0oo4EbChzGx4f9GRdb25HMsYhqlCwG5lrLq9biZkxWOiqY&#13;&#10;22YiTra2kYMu1l1tQD30/bPm3wwYN0x18gb45AdQl1tp5j/sFB2T0FQ7R0nTNEV3j6o9feQzro1i&#13;&#10;OWA14Fm+Q8a1a8+Bvu/d/dMb2JY5uiPbhG/ktn4cqGU/er3pcvwCAAD//wMAUEsDBBQABgAIAAAA&#13;&#10;IQDDNbmBjgIAADIFAAAOAAAAZHJzL2Uyb0RvYy54bWysVEtPGzEQvlfqf7B8L5uEAGHFBkVBaStF&#13;&#10;gAQV54nXzlr1q7aT3fTXd+wsSQqcqu7Bmpe/mfk8sze3nVZky32Q1lR0eDaghBtma2nWFf3xvPgy&#13;&#10;oSREMDUoa3hFdzzQ2+nnTzetK/nINlbV3BMEMaFsXUWbGF1ZFIE1XEM4s44bdArrNURU/bqoPbSI&#13;&#10;rlUxGgwui9b62nnLeAhovds76TTjC8FZfBAi8EhURbG2mE+fz1U6i+kNlGsPrpGsLwP+oQoN0mDS&#13;&#10;A9QdRCAbL99Bacm8DVbEM2Z1YYWQjOcesJvh4E03Tw04nntBcoI70BT+Hyy73z65R59KD25p2c9A&#13;&#10;jJ03YNZ8FhzSh4+aSCpaF8pDcFJCf60TXhOhpPuWQhMQdkW6TPHuQDHvImFoHF6OLkfnF5Qw9A3H&#13;&#10;16PJ5CLjQ5mA0nXnQ/zKrSZJqKjHIjIsbJchplKOIblsq2S9kEplZRfmypMt4HPjlNS2pURBiGis&#13;&#10;6CJ/fbZwek0Z0mI5o6sBzggDnEOhIKKoXV3RYNaUgFrjgLPocy1/3Q7vkj5juyeJB/n7KHFq8Q5C&#13;&#10;s684o6YwKLWMuBdK6opOTm8rk7w8T3ZPx/ExkhS7VUckVn2egJJlZevdoyfeIpnYXnBsITHtEml5&#13;&#10;BI/Tjkbc4PiAh1AWibC9RElj/e+P7CkehxC9lLS4PUjSrw14jk1/Nzie18PxOK1bVlDwp9ZVVsYX&#13;&#10;VyP0mI2eW3ytYa4siyk+qldReKtfcMlnKSO6wDDMW1EkeC/O436f8SfB+GyWg3C5HMSleXIsQSfO&#13;&#10;EtXP3Qt41w9WxEe6t687BuWb+drHppvGzjbRCpmH78hovxS4mHkm+59I2vxTPUcdf3XTPwAAAP//&#13;&#10;AwBQSwMEFAAGAAgAAAAhADbaCiHfAAAADgEAAA8AAABkcnMvZG93bnJldi54bWxMT01PwzAMvSPx&#13;&#10;HyIjcdvSlbbauqYTAnHixPi6Zo3XFhKnNOlW/j3mBBfrWc9+H9VudlaccAy9JwWrZQICqfGmp1bB&#13;&#10;y/PDYg0iRE1GW0+o4BsD7OrLi0qXxp/pCU/72AoWoVBqBV2MQyllaDp0Oiz9gMTc0Y9OR17HVppR&#13;&#10;n1ncWZkmSSGd7okdOj3gXYfN535yCvK8iI8F6fWXTd10fH+Trx+ZVOr6ar7f8rjdgog4x78P+O3A&#13;&#10;+aHmYAc/kQnCKlisbvhSQbrhGsynecbgwKDINiDrSv6vUf8AAAD//wMAUEsBAi0AFAAGAAgAAAAh&#13;&#10;ALaDOJL+AAAA4QEAABMAAAAAAAAAAAAAAAAAAAAAAFtDb250ZW50X1R5cGVzXS54bWxQSwECLQAU&#13;&#10;AAYACAAAACEAOP0h/9YAAACUAQAACwAAAAAAAAAAAAAAAAAvAQAAX3JlbHMvLnJlbHNQSwECLQAU&#13;&#10;AAYACAAAACEAwzW5gY4CAAAyBQAADgAAAAAAAAAAAAAAAAAuAgAAZHJzL2Uyb0RvYy54bWxQSwEC&#13;&#10;LQAUAAYACAAAACEANtoKId8AAAAOAQAADwAAAAAAAAAAAAAAAADoBAAAZHJzL2Rvd25yZXYueG1s&#13;&#10;UEsFBgAAAAAEAAQA8wAAAPQFAAAAAA==&#13;&#10;" fillcolor="window" strokecolor="windowText" strokeweight="1pt">
-                      <v:path arrowok="t"/>
-                      <o:lock v:ext="edit" aspectratio="t"/>
-                      <v:textbox inset=",0">
-                        <w:txbxContent>
-                          <w:p>
-                            <w:pPr>
-                              <w:ind w:left="907" w:hanging="907"/>
-                              <w:jc w:val="center"/>
-                              <w:rPr>
-                                <w:rFonts w:asciiTheme="minorHAnsi" w:hAnsiTheme="minorHAnsi" w:cstheme="minorHAnsi"/>
-                                <w:sz w:val="28"/>
-                                <w:szCs w:val="28"/>
-                              </w:rPr>
-                            </w:pPr>
-                            <w:r>
-                              <w:rPr>
-                                <w:rFonts w:asciiTheme="minorHAnsi" w:hAnsiTheme="minorHAnsi" w:cstheme="minorHAnsi"/>
-                                <w:sz w:val="28"/>
-                                <w:szCs w:val="28"/>
-                              </w:rPr>
-                              <w:t>Ressource</w:t>
-                            </w:r>
-                          </w:p>
-                          <w:p>
-                            <w:pPr>
-                              <w:spacing w:line="360" w:lineRule="auto"/>
-                            </w:pPr>
-                            <w:r>
-                              <w:br/>
-                              <w:t>………………………………………………………………………</w:t>
-                            </w:r>
-                          </w:p>
-                        </w:txbxContent>
-                      </v:textbox>
-                      <w10:wrap type="square"/>
-                    </v:rect>
-                  </w:pict>
-                </mc:Fallback>
-              </mc:AlternateContent>
+              <w:t>Le diagramme énergétique</w:t>
             </w:r>
           </w:p>
           <w:p>
             <w:pPr>
-              <w:tabs>
-                <w:tab w:val="left" w:pos="1134"/>
-              </w:tabs>
-              <w:spacing w:after="120" w:line="276" w:lineRule="auto"/>
-              <w:ind w:left="28" w:right="4140"/>
-              <w:jc w:val="both"/>
-              <w:rPr>
-                <w:rFonts w:asciiTheme="minorHAnsi" w:hAnsiTheme="minorHAnsi" w:cstheme="minorHAnsi"/>
-                <w:sz w:val="22"/>
-                <w:szCs w:val="22"/>
-              </w:rPr>
-            </w:pPr>
-          </w:p>
-          <w:p>
-            <w:pPr>
-              <w:tabs>
-                <w:tab w:val="left" w:pos="1134"/>
-              </w:tabs>
-              <w:spacing w:after="120" w:line="276" w:lineRule="auto"/>
-              <w:ind w:left="28" w:right="4140"/>
+              <w:spacing w:line="276" w:lineRule="auto"/>
               <w:jc w:val="both"/>
               <w:rPr>
                 <w:rFonts w:asciiTheme="minorHAnsi" w:hAnsiTheme="minorHAnsi" w:cstheme="minorHAnsi"/>
@@ -1528,149 +931,194 @@
             <w:r>
               <w:rPr>
                 <w:rFonts w:asciiTheme="minorHAnsi" w:hAnsiTheme="minorHAnsi" w:cstheme="minorHAnsi"/>
-                <w:noProof/>
                 <w:sz w:val="22"/>
                 <w:szCs w:val="22"/>
               </w:rPr>
-              <mc:AlternateContent>
-                <mc:Choice Requires="wps">
-                  <w:drawing>
-                    <wp:anchor distT="0" distB="0" distL="114300" distR="114300" simplePos="0" relativeHeight="251668479" behindDoc="0" locked="0" layoutInCell="1" allowOverlap="1" wp14:anchorId="732DACBE" wp14:editId="52F3D990">
-                      <wp:simplePos x="0" y="0"/>
-                      <wp:positionH relativeFrom="column">
-                        <wp:posOffset>1618430</wp:posOffset>
-                      </wp:positionH>
-                      <wp:positionV relativeFrom="paragraph">
-                        <wp:posOffset>171588</wp:posOffset>
-                      </wp:positionV>
-                      <wp:extent cx="1187850" cy="401738"/>
-                      <wp:effectExtent l="12700" t="38100" r="31750" b="43180"/>
-                      <wp:wrapNone/>
-                      <wp:docPr id="1776388709" name="Flèche vers la droite 4"/>
-                      <wp:cNvGraphicFramePr/>
-                      <a:graphic xmlns:a="http://schemas.openxmlformats.org/drawingml/2006/main">
-                        <a:graphicData uri="http://schemas.microsoft.com/office/word/2010/wordprocessingShape">
-                          <wps:wsp>
-                            <wps:cNvSpPr/>
-                            <wps:spPr>
-                              <a:xfrm>
-                                <a:off x="0" y="0"/>
-                                <a:ext cx="1187850" cy="401738"/>
-                              </a:xfrm>
-                              <a:prstGeom prst="rightArrow">
-                                <a:avLst/>
-                              </a:prstGeom>
-                            </wps:spPr>
-                            <wps:style>
-                              <a:lnRef idx="2">
-                                <a:schemeClr val="dk1">
-                                  <a:shade val="15000"/>
-                                </a:schemeClr>
-                              </a:lnRef>
-                              <a:fillRef idx="1">
-                                <a:schemeClr val="dk1"/>
-                              </a:fillRef>
-                              <a:effectRef idx="0">
-                                <a:schemeClr val="dk1"/>
-                              </a:effectRef>
-                              <a:fontRef idx="minor">
-                                <a:schemeClr val="lt1"/>
-                              </a:fontRef>
-                            </wps:style>
-                            <wps:txbx>
-                              <w:txbxContent>
-                                <w:p>
-                                  <w:pPr>
-                                    <w:jc w:val="center"/>
-                                    <w:rPr>
-                                      <w:rFonts w:asciiTheme="minorHAnsi" w:hAnsiTheme="minorHAnsi" w:cstheme="minorHAnsi"/>
-                                      <w:sz w:val="21"/>
-                                      <w:szCs w:val="21"/>
-                                    </w:rPr>
-                                  </w:pPr>
-                                  <w:r>
-                                    <w:rPr>
-                                      <w:rFonts w:asciiTheme="minorHAnsi" w:hAnsiTheme="minorHAnsi" w:cstheme="minorHAnsi"/>
-                                      <w:sz w:val="21"/>
-                                      <w:szCs w:val="21"/>
-                                    </w:rPr>
-                                    <w:t>É</w:t>
-                                  </w:r>
-                                  <w:r>
-                                    <w:rPr>
-                                      <w:rFonts w:asciiTheme="minorHAnsi" w:hAnsiTheme="minorHAnsi" w:cstheme="minorHAnsi"/>
-                                      <w:sz w:val="21"/>
-                                      <w:szCs w:val="21"/>
-                                    </w:rPr>
-                                    <w:t>nergie de départ</w:t>
-                                  </w:r>
-                                </w:p>
-                              </w:txbxContent>
-                            </wps:txbx>
-                            <wps:bodyPr rot="0" spcFirstLastPara="0" vertOverflow="overflow" horzOverflow="overflow" vert="horz" wrap="square" lIns="0" tIns="0" rIns="0" bIns="0" numCol="1" spcCol="0" rtlCol="0" fromWordArt="0" anchor="ctr" anchorCtr="0" forceAA="0" compatLnSpc="1">
-                              <a:prstTxWarp prst="textNoShape">
-                                <a:avLst/>
-                              </a:prstTxWarp>
-                              <a:noAutofit/>
-                            </wps:bodyPr>
-                          </wps:wsp>
-                        </a:graphicData>
-                      </a:graphic>
-                      <wp14:sizeRelH relativeFrom="margin">
-                        <wp14:pctWidth>0</wp14:pctWidth>
-                      </wp14:sizeRelH>
-                      <wp14:sizeRelV relativeFrom="margin">
-                        <wp14:pctHeight>0</wp14:pctHeight>
-                      </wp14:sizeRelV>
-                    </wp:anchor>
-                  </w:drawing>
-                </mc:Choice>
-                <mc:Fallback>
-                  <w:pict>
-                    <v:shape w14:anchorId="732DACBE" id="Flèche vers la droite 4" o:spid="_x0000_s1030" type="#_x0000_t13" style="position:absolute;left:0;text-align:left;margin-left:127.45pt;margin-top:13.5pt;width:93.55pt;height:31.65pt;z-index:251668479;visibility:visible;mso-wrap-style:square;mso-width-percent:0;mso-height-percent:0;mso-wrap-distance-left:9pt;mso-wrap-distance-top:0;mso-wrap-distance-right:9pt;mso-wrap-distance-bottom:0;mso-position-horizontal:absolute;mso-position-horizontal-relative:text;mso-position-vertical:absolute;mso-position-vertical-relative:text;mso-width-percent:0;mso-height-percent:0;mso-width-relative:margin;mso-height-relative:margin;v-text-anchor:middle" o:gfxdata="UEsDBBQABgAIAAAAIQC2gziS/gAAAOEBAAATAAAAW0NvbnRlbnRfVHlwZXNdLnhtbJSRQU7DMBBF&#13;&#10;90jcwfIWJU67QAgl6YK0S0CoHGBkTxKLZGx5TGhvj5O2G0SRWNoz/78nu9wcxkFMGNg6quQqL6RA&#13;&#10;0s5Y6ir5vt9lD1JwBDIwOMJKHpHlpr69KfdHjyxSmriSfYz+USnWPY7AufNIadK6MEJMx9ApD/oD&#13;&#10;OlTrorhX2lFEilmcO2RdNtjC5xDF9pCuTyYBB5bi6bQ4syoJ3g9WQ0ymaiLzg5KdCXlKLjvcW893&#13;&#10;SUOqXwnz5DrgnHtJTxOsQfEKIT7DmDSUCaxw7Rqn8787ZsmRM9e2VmPeBN4uqYvTtW7jvijg9N/y&#13;&#10;JsXecLq0q+WD6m8AAAD//wMAUEsDBBQABgAIAAAAIQA4/SH/1gAAAJQBAAALAAAAX3JlbHMvLnJl&#13;&#10;bHOkkMFqwzAMhu+DvYPRfXGawxijTi+j0GvpHsDYimMaW0Yy2fr2M4PBMnrbUb/Q94l/f/hMi1qR&#13;&#10;JVI2sOt6UJgd+ZiDgffL8ekFlFSbvV0oo4EbChzGx4f9GRdb25HMsYhqlCwG5lrLq9biZkxWOiqY&#13;&#10;22YiTra2kYMu1l1tQD30/bPm3wwYN0x18gb45AdQl1tp5j/sFB2T0FQ7R0nTNEV3j6o9feQzro1i&#13;&#10;OWA14Fm+Q8a1a8+Bvu/d/dMb2JY5uiPbhG/ktn4cqGU/er3pcvwCAAD//wMAUEsDBBQABgAIAAAA&#13;&#10;IQAFX6/eYQIAAA8FAAAOAAAAZHJzL2Uyb0RvYy54bWysVE1v2zAMvQ/YfxB0X2136xoEdYqgRYcB&#13;&#10;RVusHXpWZCk2JosapcTOfv0o+SNb112GXWSaIh+pp0ddXPatYXuFvgFb8uIk50xZCVVjtyX/+nTz&#13;&#10;bsGZD8JWwoBVJT8ozy9Xb99cdG6pTqEGUylkBGL9snMlr0Nwyyzzslat8CfglKVNDdiKQL+4zSoU&#13;&#10;HaG3JjvN849ZB1g5BKm8J+/1sMlXCV9rJcO91l4FZkpOvYW0Ylo3cc1WF2K5ReHqRo5tiH/oohWN&#13;&#10;paIz1LUIgu2w+QOqbSSCBx1OJLQZaN1Ilc5ApynyF6d5rIVT6SxEjnczTf7/wcq7/aN7QKKhc37p&#13;&#10;yYyn6DW28Uv9sT6RdZjJUn1gkpxFsThfnBGnkvY+5MX5+0VkMztmO/Thk4KWRaPk2GzrsEaELjEl&#13;&#10;9rc+DAlTIGUfu0hWOBgVGzH2i9KsqajuacpOAlFXBtle0NVW34rBXYtKDa7iLM/T/VJHc3TqL4FF&#13;&#10;VN0YM+OOAFF4v+MOPY6xMU0lXc2J+d8aGhLn6FQRbJgT28YCvpZsQjFSqYf4iZiBjshM6Dc98UHM&#13;&#10;x8jo2UB1eECGMGjcO3nTEO+3wocHgSRquioa1HBPizbQlRxGi7Ma8Mdr/hhPWqNdzjoakpL77zuB&#13;&#10;ijPz2ZIK40RNBk7GZjLsrr0CupyCngAnk0kJGMxkaoT2meZ3HavQlrCSapVcBpx+rsIwrPQCSLVe&#13;&#10;pzCaHCfCrX10MoJHXqOCnvpngW4UWyCZ3sE0QGL5Qm1DbMy0sN4F0E2S4pHHkXGauiSZ8YWIY/3r&#13;&#10;f4o6vmOrnwAAAP//AwBQSwMEFAAGAAgAAAAhALnBI+vgAAAADgEAAA8AAABkcnMvZG93bnJldi54&#13;&#10;bWxMTz1PwzAQ3ZH4D9YhsaDWJgmQpnGqqoiJpYR2d5MjDsR2FLup+fccEyynd7p376PcRDOwGSff&#13;&#10;OyvhfimAoW1c29tOwuH9ZZED80HZVg3OooRv9LCprq9KVbTuYt9wrkPHSMT6QknQIYwF577RaJRf&#13;&#10;uhEt3T7cZFSgdep4O6kLiZuBJ0I8cqN6Sw5ajbjT2HzVZyMhzes0Hu8i7rbdrA+ve5Enn0LK25v4&#13;&#10;vKaxXQMLGMPfB/x2oPxQUbCTO9vWs0FC8pCtiErgiYoRIcsSAicJK5ECr0r+v0b1AwAA//8DAFBL&#13;&#10;AQItABQABgAIAAAAIQC2gziS/gAAAOEBAAATAAAAAAAAAAAAAAAAAAAAAABbQ29udGVudF9UeXBl&#13;&#10;c10ueG1sUEsBAi0AFAAGAAgAAAAhADj9If/WAAAAlAEAAAsAAAAAAAAAAAAAAAAALwEAAF9yZWxz&#13;&#10;Ly5yZWxzUEsBAi0AFAAGAAgAAAAhAAVfr95hAgAADwUAAA4AAAAAAAAAAAAAAAAALgIAAGRycy9l&#13;&#10;Mm9Eb2MueG1sUEsBAi0AFAAGAAgAAAAhALnBI+vgAAAADgEAAA8AAAAAAAAAAAAAAAAAuwQAAGRy&#13;&#10;cy9kb3ducmV2LnhtbFBLBQYAAAAABAAEAPMAAADIBQAAAAA=&#13;&#10;" adj="17947" fillcolor="black [3200]" strokecolor="black [480]" strokeweight="2pt">
-                      <v:textbox inset="0,0,0,0">
-                        <w:txbxContent>
-                          <w:p>
-                            <w:pPr>
-                              <w:jc w:val="center"/>
-                              <w:rPr>
-                                <w:rFonts w:asciiTheme="minorHAnsi" w:hAnsiTheme="minorHAnsi" w:cstheme="minorHAnsi"/>
-                                <w:sz w:val="21"/>
-                                <w:szCs w:val="21"/>
-                              </w:rPr>
-                            </w:pPr>
-                            <w:r>
-                              <w:rPr>
-                                <w:rFonts w:asciiTheme="minorHAnsi" w:hAnsiTheme="minorHAnsi" w:cstheme="minorHAnsi"/>
-                                <w:sz w:val="21"/>
-                                <w:szCs w:val="21"/>
-                              </w:rPr>
-                              <w:t>É</w:t>
-                            </w:r>
-                            <w:r>
-                              <w:rPr>
-                                <w:rFonts w:asciiTheme="minorHAnsi" w:hAnsiTheme="minorHAnsi" w:cstheme="minorHAnsi"/>
-                                <w:sz w:val="21"/>
-                                <w:szCs w:val="21"/>
-                              </w:rPr>
-                              <w:t>nergie de départ</w:t>
-                            </w:r>
-                          </w:p>
-                        </w:txbxContent>
-                      </v:textbox>
-                    </v:shape>
-                  </w:pict>
-                </mc:Fallback>
-              </mc:AlternateContent>
+              <w:t xml:space="preserve">L’énergie change de forme, on ne peut ni en fabriquer ni en détruire. On dit qu’elle se conserve. </w:t>
+            </w:r>
+            <w:r>
+              <w:rPr>
+                <w:rFonts w:asciiTheme="minorHAnsi" w:hAnsiTheme="minorHAnsi" w:cstheme="minorHAnsi"/>
+                <w:sz w:val="22"/>
+                <w:szCs w:val="22"/>
+              </w:rPr>
+              <w:t xml:space="preserve">Un diagramme énergétique représente </w:t>
+            </w:r>
+            <w:r>
+              <w:rPr>
+                <w:rFonts w:asciiTheme="minorHAnsi" w:hAnsiTheme="minorHAnsi" w:cstheme="minorHAnsi"/>
+                <w:sz w:val="22"/>
+                <w:szCs w:val="22"/>
+              </w:rPr>
+              <w:t>ce que devient</w:t>
+            </w:r>
+            <w:r>
+              <w:rPr>
+                <w:rFonts w:asciiTheme="minorHAnsi" w:hAnsiTheme="minorHAnsi" w:cstheme="minorHAnsi"/>
+                <w:sz w:val="22"/>
+                <w:szCs w:val="22"/>
+              </w:rPr>
+              <w:t xml:space="preserve"> l'énergie à travers un dispositif</w:t>
+            </w:r>
+            <w:r>
+              <w:rPr>
+                <w:rFonts w:asciiTheme="minorHAnsi" w:hAnsiTheme="minorHAnsi" w:cstheme="minorHAnsi"/>
+                <w:sz w:val="22"/>
+                <w:szCs w:val="22"/>
+              </w:rPr>
+              <w:t xml:space="preserve"> de conversion</w:t>
+            </w:r>
+            <w:r>
+              <w:rPr>
+                <w:rFonts w:asciiTheme="minorHAnsi" w:hAnsiTheme="minorHAnsi" w:cstheme="minorHAnsi"/>
+                <w:sz w:val="22"/>
+                <w:szCs w:val="22"/>
+              </w:rPr>
+              <w:t xml:space="preserve">. La ressource d'énergie est écrite dans un rectangle, tandis que le </w:t>
+            </w:r>
+            <w:r>
+              <w:rPr>
+                <w:rFonts w:asciiTheme="minorHAnsi" w:hAnsiTheme="minorHAnsi" w:cstheme="minorHAnsi"/>
+                <w:sz w:val="22"/>
+                <w:szCs w:val="22"/>
+              </w:rPr>
+              <w:t xml:space="preserve">dispositif </w:t>
+            </w:r>
+            <w:r>
+              <w:rPr>
+                <w:rFonts w:asciiTheme="minorHAnsi" w:hAnsiTheme="minorHAnsi" w:cstheme="minorHAnsi"/>
+                <w:sz w:val="22"/>
+                <w:szCs w:val="22"/>
+              </w:rPr>
+              <w:t>qui transforme l'énergie</w:t>
+            </w:r>
+            <w:r>
+              <w:rPr>
+                <w:rFonts w:asciiTheme="minorHAnsi" w:hAnsiTheme="minorHAnsi" w:cstheme="minorHAnsi"/>
+                <w:sz w:val="22"/>
+                <w:szCs w:val="22"/>
+              </w:rPr>
+              <w:t xml:space="preserve"> </w:t>
+            </w:r>
+            <w:r>
+              <w:rPr>
+                <w:rFonts w:asciiTheme="minorHAnsi" w:hAnsiTheme="minorHAnsi" w:cstheme="minorHAnsi"/>
+                <w:sz w:val="22"/>
+                <w:szCs w:val="22"/>
+              </w:rPr>
+              <w:t>est placé dans un cercle. Les flèches qui les relient indiquent les formes d'énergie : celle qui entre</w:t>
+            </w:r>
+            <w:r>
+              <w:rPr>
+                <w:rFonts w:asciiTheme="minorHAnsi" w:hAnsiTheme="minorHAnsi" w:cstheme="minorHAnsi"/>
+                <w:sz w:val="22"/>
+                <w:szCs w:val="22"/>
+              </w:rPr>
+              <w:t>nt</w:t>
+            </w:r>
+            <w:r>
+              <w:rPr>
+                <w:rFonts w:asciiTheme="minorHAnsi" w:hAnsiTheme="minorHAnsi" w:cstheme="minorHAnsi"/>
+                <w:sz w:val="22"/>
+                <w:szCs w:val="22"/>
+              </w:rPr>
+              <w:t xml:space="preserve"> dans le </w:t>
+            </w:r>
+            <w:r>
+              <w:rPr>
+                <w:rFonts w:asciiTheme="minorHAnsi" w:hAnsiTheme="minorHAnsi" w:cstheme="minorHAnsi"/>
+                <w:sz w:val="22"/>
+                <w:szCs w:val="22"/>
+              </w:rPr>
+              <w:t>dispositif de conversion d’énergie</w:t>
+            </w:r>
+            <w:r>
+              <w:rPr>
+                <w:rFonts w:asciiTheme="minorHAnsi" w:hAnsiTheme="minorHAnsi" w:cstheme="minorHAnsi"/>
+                <w:sz w:val="22"/>
+                <w:szCs w:val="22"/>
+              </w:rPr>
+              <w:t xml:space="preserve"> et celles qui en sortent.</w:t>
+            </w:r>
+            <w:r>
+              <w:rPr>
+                <w:rFonts w:asciiTheme="minorHAnsi" w:hAnsiTheme="minorHAnsi" w:cstheme="minorHAnsi"/>
+                <w:sz w:val="22"/>
+                <w:szCs w:val="22"/>
+              </w:rPr>
+              <w:t xml:space="preserve"> Pour chaque dispositif de conversion il y a une forme d’énergie recherchée, c’est l’énergie utile</w:t>
+            </w:r>
+            <w:r>
+              <w:rPr>
+                <w:rFonts w:asciiTheme="minorHAnsi" w:hAnsiTheme="minorHAnsi" w:cstheme="minorHAnsi"/>
+                <w:sz w:val="22"/>
+                <w:szCs w:val="22"/>
+              </w:rPr>
+              <w:t> ;</w:t>
+            </w:r>
+            <w:r>
+              <w:rPr>
+                <w:rFonts w:asciiTheme="minorHAnsi" w:hAnsiTheme="minorHAnsi" w:cstheme="minorHAnsi"/>
+                <w:sz w:val="22"/>
+                <w:szCs w:val="22"/>
+              </w:rPr>
+              <w:t xml:space="preserve"> </w:t>
+            </w:r>
+            <w:r>
+              <w:rPr>
+                <w:rFonts w:asciiTheme="minorHAnsi" w:hAnsiTheme="minorHAnsi" w:cstheme="minorHAnsi"/>
+                <w:sz w:val="22"/>
+                <w:szCs w:val="22"/>
+              </w:rPr>
+              <w:t>l’</w:t>
+            </w:r>
+            <w:r>
+              <w:rPr>
+                <w:rFonts w:asciiTheme="minorHAnsi" w:hAnsiTheme="minorHAnsi" w:cstheme="minorHAnsi"/>
+                <w:sz w:val="22"/>
+                <w:szCs w:val="22"/>
+              </w:rPr>
+              <w:t>a</w:t>
+            </w:r>
+            <w:r>
+              <w:rPr>
+                <w:rFonts w:asciiTheme="minorHAnsi" w:hAnsiTheme="minorHAnsi" w:cstheme="minorHAnsi"/>
+                <w:sz w:val="22"/>
+                <w:szCs w:val="22"/>
+              </w:rPr>
+              <w:t>utre</w:t>
+            </w:r>
+            <w:r>
+              <w:rPr>
+                <w:rFonts w:asciiTheme="minorHAnsi" w:hAnsiTheme="minorHAnsi" w:cstheme="minorHAnsi"/>
+                <w:sz w:val="22"/>
+                <w:szCs w:val="22"/>
+              </w:rPr>
+              <w:t xml:space="preserve"> forme d’énergie </w:t>
+            </w:r>
+            <w:r>
+              <w:rPr>
+                <w:rFonts w:asciiTheme="minorHAnsi" w:hAnsiTheme="minorHAnsi" w:cstheme="minorHAnsi"/>
+                <w:sz w:val="22"/>
+                <w:szCs w:val="22"/>
+              </w:rPr>
+              <w:t>qui n’est pas utile s’appelle énergie dégradée.</w:t>
             </w:r>
           </w:p>
           <w:p>
             <w:pPr>
-              <w:tabs>
-                <w:tab w:val="left" w:pos="1134"/>
-              </w:tabs>
-              <w:spacing w:after="120" w:line="276" w:lineRule="auto"/>
-              <w:ind w:right="4140"/>
+              <w:spacing w:line="276" w:lineRule="auto"/>
+              <w:jc w:val="both"/>
+              <w:rPr>
+                <w:rFonts w:asciiTheme="minorHAnsi" w:hAnsiTheme="minorHAnsi" w:cstheme="minorHAnsi"/>
+                <w:sz w:val="13"/>
+                <w:szCs w:val="13"/>
+              </w:rPr>
+            </w:pPr>
+          </w:p>
+          <w:p>
+            <w:pPr>
+              <w:spacing w:line="276" w:lineRule="auto"/>
               <w:jc w:val="both"/>
               <w:rPr>
                 <w:rFonts w:asciiTheme="minorHAnsi" w:hAnsiTheme="minorHAnsi" w:cstheme="minorHAnsi"/>
@@ -1681,172 +1129,10 @@
             <w:r>
               <w:rPr>
                 <w:rFonts w:asciiTheme="minorHAnsi" w:hAnsiTheme="minorHAnsi" w:cstheme="minorHAnsi"/>
-                <w:noProof/>
                 <w:sz w:val="22"/>
                 <w:szCs w:val="22"/>
               </w:rPr>
-              <mc:AlternateContent>
-                <mc:Choice Requires="wps">
-                  <w:drawing>
-                    <wp:anchor distT="0" distB="0" distL="114300" distR="114300" simplePos="0" relativeHeight="251666429" behindDoc="0" locked="0" layoutInCell="1" allowOverlap="1" wp14:anchorId="114F99A6" wp14:editId="0C09CDF2">
-                      <wp:simplePos x="0" y="0"/>
-                      <wp:positionH relativeFrom="column">
-                        <wp:posOffset>4251935</wp:posOffset>
-                      </wp:positionH>
-                      <wp:positionV relativeFrom="paragraph">
-                        <wp:posOffset>195277</wp:posOffset>
-                      </wp:positionV>
-                      <wp:extent cx="1420548" cy="386142"/>
-                      <wp:effectExtent l="25400" t="38100" r="1905" b="121920"/>
-                      <wp:wrapNone/>
-                      <wp:docPr id="656905984" name="Flèche vers la droite 8"/>
-                      <wp:cNvGraphicFramePr/>
-                      <a:graphic xmlns:a="http://schemas.openxmlformats.org/drawingml/2006/main">
-                        <a:graphicData uri="http://schemas.microsoft.com/office/word/2010/wordprocessingShape">
-                          <wps:wsp>
-                            <wps:cNvSpPr/>
-                            <wps:spPr>
-                              <a:xfrm rot="578578">
-                                <a:off x="0" y="0"/>
-                                <a:ext cx="1420548" cy="386142"/>
-                              </a:xfrm>
-                              <a:prstGeom prst="rightArrow">
-                                <a:avLst/>
-                              </a:prstGeom>
-                            </wps:spPr>
-                            <wps:style>
-                              <a:lnRef idx="2">
-                                <a:schemeClr val="dk1">
-                                  <a:shade val="15000"/>
-                                </a:schemeClr>
-                              </a:lnRef>
-                              <a:fillRef idx="1">
-                                <a:schemeClr val="dk1"/>
-                              </a:fillRef>
-                              <a:effectRef idx="0">
-                                <a:schemeClr val="dk1"/>
-                              </a:effectRef>
-                              <a:fontRef idx="minor">
-                                <a:schemeClr val="lt1"/>
-                              </a:fontRef>
-                            </wps:style>
-                            <wps:txbx>
-                              <w:txbxContent>
-                                <w:p>
-                                  <w:pPr>
-                                    <w:jc w:val="center"/>
-                                    <w:rPr>
-                                      <w:rFonts w:asciiTheme="minorHAnsi" w:hAnsiTheme="minorHAnsi" w:cstheme="minorHAnsi"/>
-                                      <w:sz w:val="20"/>
-                                      <w:szCs w:val="20"/>
-                                    </w:rPr>
-                                  </w:pPr>
-                                  <w:r>
-                                    <w:rPr>
-                                      <w:rFonts w:asciiTheme="minorHAnsi" w:hAnsiTheme="minorHAnsi" w:cstheme="minorHAnsi"/>
-                                      <w:sz w:val="20"/>
-                                      <w:szCs w:val="20"/>
-                                    </w:rPr>
-                                    <w:t>É</w:t>
-                                  </w:r>
-                                  <w:r>
-                                    <w:rPr>
-                                      <w:rFonts w:asciiTheme="minorHAnsi" w:hAnsiTheme="minorHAnsi" w:cstheme="minorHAnsi"/>
-                                      <w:sz w:val="20"/>
-                                      <w:szCs w:val="20"/>
-                                    </w:rPr>
-                                    <w:t>nergie converti</w:t>
-                                  </w:r>
-                                  <w:r>
-                                    <w:rPr>
-                                      <w:rFonts w:asciiTheme="minorHAnsi" w:hAnsiTheme="minorHAnsi" w:cstheme="minorHAnsi"/>
-                                      <w:sz w:val="20"/>
-                                      <w:szCs w:val="20"/>
-                                    </w:rPr>
-                                    <w:t>e</w:t>
-                                  </w:r>
-                                  <w:r>
-                                    <w:rPr>
-                                      <w:rFonts w:asciiTheme="minorHAnsi" w:hAnsiTheme="minorHAnsi" w:cstheme="minorHAnsi"/>
-                                      <w:sz w:val="20"/>
-                                      <w:szCs w:val="20"/>
-                                    </w:rPr>
-                                    <w:t xml:space="preserve"> utile</w:t>
-                                  </w:r>
-                                </w:p>
-                              </w:txbxContent>
-                            </wps:txbx>
-                            <wps:bodyPr rot="0" spcFirstLastPara="0" vertOverflow="overflow" horzOverflow="overflow" vert="horz" wrap="square" lIns="0" tIns="0" rIns="0" bIns="0" numCol="1" spcCol="0" rtlCol="0" fromWordArt="0" anchor="ctr" anchorCtr="0" forceAA="0" compatLnSpc="1">
-                              <a:prstTxWarp prst="textNoShape">
-                                <a:avLst/>
-                              </a:prstTxWarp>
-                              <a:noAutofit/>
-                            </wps:bodyPr>
-                          </wps:wsp>
-                        </a:graphicData>
-                      </a:graphic>
-                      <wp14:sizeRelH relativeFrom="margin">
-                        <wp14:pctWidth>0</wp14:pctWidth>
-                      </wp14:sizeRelH>
-                      <wp14:sizeRelV relativeFrom="margin">
-                        <wp14:pctHeight>0</wp14:pctHeight>
-                      </wp14:sizeRelV>
-                    </wp:anchor>
-                  </w:drawing>
-                </mc:Choice>
-                <mc:Fallback>
-                  <w:pict>
-                    <v:shape w14:anchorId="114F99A6" id="Flèche vers la droite 8" o:spid="_x0000_s1031" type="#_x0000_t13" style="position:absolute;left:0;text-align:left;margin-left:334.8pt;margin-top:15.4pt;width:111.85pt;height:30.4pt;rotation:631961fd;z-index:251666429;visibility:visible;mso-wrap-style:square;mso-width-percent:0;mso-height-percent:0;mso-wrap-distance-left:9pt;mso-wrap-distance-top:0;mso-wrap-distance-right:9pt;mso-wrap-distance-bottom:0;mso-position-horizontal:absolute;mso-position-horizontal-relative:text;mso-position-vertical:absolute;mso-position-vertical-relative:text;mso-width-percent:0;mso-height-percent:0;mso-width-relative:margin;mso-height-relative:margin;v-text-anchor:middle" o:gfxdata="UEsDBBQABgAIAAAAIQC2gziS/gAAAOEBAAATAAAAW0NvbnRlbnRfVHlwZXNdLnhtbJSRQU7DMBBF&#13;&#10;90jcwfIWJU67QAgl6YK0S0CoHGBkTxKLZGx5TGhvj5O2G0SRWNoz/78nu9wcxkFMGNg6quQqL6RA&#13;&#10;0s5Y6ir5vt9lD1JwBDIwOMJKHpHlpr69KfdHjyxSmriSfYz+USnWPY7AufNIadK6MEJMx9ApD/oD&#13;&#10;OlTrorhX2lFEilmcO2RdNtjC5xDF9pCuTyYBB5bi6bQ4syoJ3g9WQ0ymaiLzg5KdCXlKLjvcW893&#13;&#10;SUOqXwnz5DrgnHtJTxOsQfEKIT7DmDSUCaxw7Rqn8787ZsmRM9e2VmPeBN4uqYvTtW7jvijg9N/y&#13;&#10;JsXecLq0q+WD6m8AAAD//wMAUEsDBBQABgAIAAAAIQA4/SH/1gAAAJQBAAALAAAAX3JlbHMvLnJl&#13;&#10;bHOkkMFqwzAMhu+DvYPRfXGawxijTi+j0GvpHsDYimMaW0Yy2fr2M4PBMnrbUb/Q94l/f/hMi1qR&#13;&#10;JVI2sOt6UJgd+ZiDgffL8ekFlFSbvV0oo4EbChzGx4f9GRdb25HMsYhqlCwG5lrLq9biZkxWOiqY&#13;&#10;22YiTra2kYMu1l1tQD30/bPm3wwYN0x18gb45AdQl1tp5j/sFB2T0FQ7R0nTNEV3j6o9feQzro1i&#13;&#10;OWA14Fm+Q8a1a8+Bvu/d/dMb2JY5uiPbhG/ktn4cqGU/er3pcvwCAAD//wMAUEsDBBQABgAIAAAA&#13;&#10;IQCIck0vaAIAABwFAAAOAAAAZHJzL2Uyb0RvYy54bWysVE1P3DAQvVfqf7B8L0m2QNGKLFqBqCoh&#13;&#10;QEDF2evYm6iOxx17N9n++o6dD1pKL1WlyBqPZ55nnt/k/KJvDdsr9A3YkhdHOWfKSqgauy3516fr&#13;&#10;D2ec+SBsJQxYVfKD8vxi9f7deeeWagE1mEohIxDrl50reR2CW2aZl7VqhT8CpywdasBWBNriNqtQ&#13;&#10;dITemmyR56dZB1g5BKm8J+/VcMhXCV9rJcOd1l4FZkpOtYW0Ylo3cc1W52K5ReHqRo5liH+oohWN&#13;&#10;pUtnqCsRBNth8wdU20gEDzocSWgz0LqRKvVA3RT5q24ea+FU6oXI8W6myf8/WHm7f3T3SDR0zi89&#13;&#10;mbGLXmPLEIitk09n9KXWqFjWJ+YOM3OqD0ySszhe5CfH9NaSzj6endI+UpsNUBHSoQ+fFbQsGiXH&#13;&#10;ZluHNSJ0CVvsb3wYEqZAyn4pKVnhYFSEMvZBadZUdO8iZSe1qEuDbC/onatvxeCuRaUGV3GS5+mx&#13;&#10;qaI5OtWXwCKqboyZcUeAqMLfcYcax9iYppLI5sT8bwUNiXN0uhFsmBPbxgK+lWxCMVKph/iJmIGO&#13;&#10;yEzoNz3xQa8VI6NnA9XhHocnJNl7J68b4v1G+HAvkBROTpracEeLNtCVHEaLsxrwx1v+GE/Co1PO&#13;&#10;OpqYkvvvO4GKM/PFkiTjeE0GTsZmMuyuvQR6nCJVk0xKwGAmUyO0zzTM63gLHQkr6a6Sy4DT5jIM&#13;&#10;k0u/A6nW6xRGY+REuLGPTkbwyGtU0FP/LNCNYgsk01uYpkksX6ltiI2ZFta7ALpJUnzhcWScRjBJ&#13;&#10;ZvxdxBn/dZ+iXn5qq58AAAD//wMAUEsDBBQABgAIAAAAIQAqLVml4wAAAA4BAAAPAAAAZHJzL2Rv&#13;&#10;d25yZXYueG1sTI9LT8MwEITvSPwHa5G4UeeBoiSNUyEeQoITgQs3JzZJqL2ObLcN/57lRC8rrXZm&#13;&#10;dr5mt1rDjtqH2aGAdJMA0zg4NeMo4OP96aYEFqJEJY1DLeBHB9i1lxeNrJU74Zs+dnFkFIKhlgKm&#13;&#10;GJea8zBM2sqwcYtGun05b2Wk1Y9ceXmicGt4liQFt3JG+jDJRd9Peth3Byvgtuo/y8fsOzd7lXXp&#13;&#10;+PxqX0ovxPXV+rClcbcFFvUa/x3wx0D9oaVivTugCswIKIqqIKmAPCEOEpRVngPrBVRpAbxt+DlG&#13;&#10;+wsAAP//AwBQSwECLQAUAAYACAAAACEAtoM4kv4AAADhAQAAEwAAAAAAAAAAAAAAAAAAAAAAW0Nv&#13;&#10;bnRlbnRfVHlwZXNdLnhtbFBLAQItABQABgAIAAAAIQA4/SH/1gAAAJQBAAALAAAAAAAAAAAAAAAA&#13;&#10;AC8BAABfcmVscy8ucmVsc1BLAQItABQABgAIAAAAIQCIck0vaAIAABwFAAAOAAAAAAAAAAAAAAAA&#13;&#10;AC4CAABkcnMvZTJvRG9jLnhtbFBLAQItABQABgAIAAAAIQAqLVml4wAAAA4BAAAPAAAAAAAAAAAA&#13;&#10;AAAAAMIEAABkcnMvZG93bnJldi54bWxQSwUGAAAAAAQABADzAAAA0gUAAAAA&#13;&#10;" adj="18664" fillcolor="black [3200]" strokecolor="black [480]" strokeweight="2pt">
-                      <v:textbox inset="0,0,0,0">
-                        <w:txbxContent>
-                          <w:p>
-                            <w:pPr>
-                              <w:jc w:val="center"/>
-                              <w:rPr>
-                                <w:rFonts w:asciiTheme="minorHAnsi" w:hAnsiTheme="minorHAnsi" w:cstheme="minorHAnsi"/>
-                                <w:sz w:val="20"/>
-                                <w:szCs w:val="20"/>
-                              </w:rPr>
-                            </w:pPr>
-                            <w:r>
-                              <w:rPr>
-                                <w:rFonts w:asciiTheme="minorHAnsi" w:hAnsiTheme="minorHAnsi" w:cstheme="minorHAnsi"/>
-                                <w:sz w:val="20"/>
-                                <w:szCs w:val="20"/>
-                              </w:rPr>
-                              <w:t>É</w:t>
-                            </w:r>
-                            <w:r>
-                              <w:rPr>
-                                <w:rFonts w:asciiTheme="minorHAnsi" w:hAnsiTheme="minorHAnsi" w:cstheme="minorHAnsi"/>
-                                <w:sz w:val="20"/>
-                                <w:szCs w:val="20"/>
-                              </w:rPr>
-                              <w:t>nergie converti</w:t>
-                            </w:r>
-                            <w:r>
-                              <w:rPr>
-                                <w:rFonts w:asciiTheme="minorHAnsi" w:hAnsiTheme="minorHAnsi" w:cstheme="minorHAnsi"/>
-                                <w:sz w:val="20"/>
-                                <w:szCs w:val="20"/>
-                              </w:rPr>
-                              <w:t>e</w:t>
-                            </w:r>
-                            <w:r>
-                              <w:rPr>
-                                <w:rFonts w:asciiTheme="minorHAnsi" w:hAnsiTheme="minorHAnsi" w:cstheme="minorHAnsi"/>
-                                <w:sz w:val="20"/>
-                                <w:szCs w:val="20"/>
-                              </w:rPr>
-                              <w:t xml:space="preserve"> utile</w:t>
-                            </w:r>
-                          </w:p>
-                        </w:txbxContent>
-                      </v:textbox>
-                    </v:shape>
-                  </w:pict>
-                </mc:Fallback>
-              </mc:AlternateContent>
+              <w:t xml:space="preserve">Exemple : </w:t>
             </w:r>
             <w:r>
               <w:rPr>
@@ -1854,236 +1140,128 @@
                 <w:sz w:val="22"/>
                 <w:szCs w:val="22"/>
               </w:rPr>
-              <w:t>……………………………..</w:t>
+              <w:t>Utilisation des aliments par les muscles pour réaliser un mouvement</w:t>
             </w:r>
-          </w:p>
-          <w:p>
-            <w:pPr>
-              <w:tabs>
-                <w:tab w:val="left" w:pos="1134"/>
-              </w:tabs>
-              <w:spacing w:after="120" w:line="276" w:lineRule="auto"/>
-              <w:ind w:left="28" w:right="4140"/>
-              <w:jc w:val="both"/>
+            <w:r>
               <w:rPr>
                 <w:rFonts w:asciiTheme="minorHAnsi" w:hAnsiTheme="minorHAnsi" w:cstheme="minorHAnsi"/>
                 <w:sz w:val="22"/>
                 <w:szCs w:val="22"/>
               </w:rPr>
-            </w:pPr>
-            <w:r>
-              <w:rPr>
-                <w:rFonts w:asciiTheme="minorHAnsi" w:hAnsiTheme="minorHAnsi" w:cstheme="minorHAnsi"/>
-                <w:noProof/>
-                <w:sz w:val="22"/>
-                <w:szCs w:val="22"/>
-              </w:rPr>
-              <mc:AlternateContent>
-                <mc:Choice Requires="wps">
-                  <w:drawing>
-                    <wp:anchor distT="0" distB="0" distL="114300" distR="114300" simplePos="0" relativeHeight="251682816" behindDoc="0" locked="0" layoutInCell="1" allowOverlap="1" wp14:anchorId="407DC4C6" wp14:editId="12F894AA">
-                      <wp:simplePos x="0" y="0"/>
-                      <wp:positionH relativeFrom="column">
-                        <wp:posOffset>1640840</wp:posOffset>
-                      </wp:positionH>
-                      <wp:positionV relativeFrom="paragraph">
-                        <wp:posOffset>242126</wp:posOffset>
-                      </wp:positionV>
-                      <wp:extent cx="1399491" cy="304165"/>
-                      <wp:effectExtent l="0" t="0" r="0" b="0"/>
-                      <wp:wrapNone/>
-                      <wp:docPr id="804291825" name="Zone de texte 9"/>
-                      <wp:cNvGraphicFramePr/>
-                      <a:graphic xmlns:a="http://schemas.openxmlformats.org/drawingml/2006/main">
-                        <a:graphicData uri="http://schemas.microsoft.com/office/word/2010/wordprocessingShape">
-                          <wps:wsp>
-                            <wps:cNvSpPr txBox="1"/>
-                            <wps:spPr>
-                              <a:xfrm>
-                                <a:off x="0" y="0"/>
-                                <a:ext cx="1399491" cy="304165"/>
-                              </a:xfrm>
-                              <a:prstGeom prst="rect">
-                                <a:avLst/>
-                              </a:prstGeom>
-                              <a:noFill/>
-                              <a:ln>
-                                <a:noFill/>
-                              </a:ln>
-                            </wps:spPr>
-                            <wps:style>
-                              <a:lnRef idx="0">
-                                <a:scrgbClr r="0" g="0" b="0"/>
-                              </a:lnRef>
-                              <a:fillRef idx="0">
-                                <a:scrgbClr r="0" g="0" b="0"/>
-                              </a:fillRef>
-                              <a:effectRef idx="0">
-                                <a:scrgbClr r="0" g="0" b="0"/>
-                              </a:effectRef>
-                              <a:fontRef idx="minor">
-                                <a:schemeClr val="dk1"/>
-                              </a:fontRef>
-                            </wps:style>
-                            <wps:txbx>
-                              <w:txbxContent>
-                                <w:p>
-                                  <w:r>
-                                    <w:t>……..……....</w:t>
-                                  </w:r>
-                                </w:p>
-                              </w:txbxContent>
-                            </wps:txbx>
-                            <wps:bodyPr rot="0" spcFirstLastPara="0" vertOverflow="overflow" horzOverflow="overflow" vert="horz" wrap="square" lIns="91440" tIns="45720" rIns="91440" bIns="45720" numCol="1" spcCol="0" rtlCol="0" fromWordArt="0" anchor="t" anchorCtr="0" forceAA="0" compatLnSpc="1">
-                              <a:prstTxWarp prst="textNoShape">
-                                <a:avLst/>
-                              </a:prstTxWarp>
-                              <a:noAutofit/>
-                            </wps:bodyPr>
-                          </wps:wsp>
-                        </a:graphicData>
-                      </a:graphic>
-                      <wp14:sizeRelH relativeFrom="margin">
-                        <wp14:pctWidth>0</wp14:pctWidth>
-                      </wp14:sizeRelH>
-                    </wp:anchor>
-                  </w:drawing>
-                </mc:Choice>
-                <mc:Fallback>
-                  <w:pict>
-                    <v:shape w14:anchorId="407DC4C6" id="Zone de texte 9" o:spid="_x0000_s1032" type="#_x0000_t202" style="position:absolute;left:0;text-align:left;margin-left:129.2pt;margin-top:19.05pt;width:110.2pt;height:23.95pt;z-index:251682816;visibility:visible;mso-wrap-style:square;mso-width-percent:0;mso-wrap-distance-left:9pt;mso-wrap-distance-top:0;mso-wrap-distance-right:9pt;mso-wrap-distance-bottom:0;mso-position-horizontal:absolute;mso-position-horizontal-relative:text;mso-position-vertical:absolute;mso-position-vertical-relative:text;mso-width-percent:0;mso-width-relative:margin;v-text-anchor:top" o:gfxdata="UEsDBBQABgAIAAAAIQC2gziS/gAAAOEBAAATAAAAW0NvbnRlbnRfVHlwZXNdLnhtbJSRQU7DMBBF&#13;&#10;90jcwfIWJU67QAgl6YK0S0CoHGBkTxKLZGx5TGhvj5O2G0SRWNoz/78nu9wcxkFMGNg6quQqL6RA&#13;&#10;0s5Y6ir5vt9lD1JwBDIwOMJKHpHlpr69KfdHjyxSmriSfYz+USnWPY7AufNIadK6MEJMx9ApD/oD&#13;&#10;OlTrorhX2lFEilmcO2RdNtjC5xDF9pCuTyYBB5bi6bQ4syoJ3g9WQ0ymaiLzg5KdCXlKLjvcW893&#13;&#10;SUOqXwnz5DrgnHtJTxOsQfEKIT7DmDSUCaxw7Rqn8787ZsmRM9e2VmPeBN4uqYvTtW7jvijg9N/y&#13;&#10;JsXecLq0q+WD6m8AAAD//wMAUEsDBBQABgAIAAAAIQA4/SH/1gAAAJQBAAALAAAAX3JlbHMvLnJl&#13;&#10;bHOkkMFqwzAMhu+DvYPRfXGawxijTi+j0GvpHsDYimMaW0Yy2fr2M4PBMnrbUb/Q94l/f/hMi1qR&#13;&#10;JVI2sOt6UJgd+ZiDgffL8ekFlFSbvV0oo4EbChzGx4f9GRdb25HMsYhqlCwG5lrLq9biZkxWOiqY&#13;&#10;22YiTra2kYMu1l1tQD30/bPm3wwYN0x18gb45AdQl1tp5j/sFB2T0FQ7R0nTNEV3j6o9feQzro1i&#13;&#10;OWA14Fm+Q8a1a8+Bvu/d/dMb2JY5uiPbhG/ktn4cqGU/er3pcvwCAAD//wMAUEsDBBQABgAIAAAA&#13;&#10;IQAw9Z1BaAIAADYFAAAOAAAAZHJzL2Uyb0RvYy54bWysVN9P2zAQfp+0/8Hy+0gLha0VKepATJPQ&#13;&#10;QIOJZ9ex22iOzzu7Tbq/fndOUxjbC9NeHPt+33ff5fyia5zYGow1+FKOj0ZSGK+hqv2qlN8ert99&#13;&#10;kCIm5SvlwJtS7kyUF/O3b87bMDPHsAZXGRQUxMdZG0q5TinMiiLqtWlUPIJgPCktYKMSPXFVVKha&#13;&#10;it644ng0OitawCogaBMjSa96pZzn+NYanW6tjSYJV0qqLeUT87nks5ifq9kKVVjXel+G+ocqGlV7&#13;&#10;SnoIdaWSEhus/wjV1Bohgk1HGpoCrK21yT1QN+PRi27u1yqY3AuBE8MBpvj/wuov2/twhyJ1H6Gj&#13;&#10;ATIgbYizSELup7PY8JcqFaQnCHcH2EyXhGank+l0Mh1LoUl3MpqMz045TPHkHTCmTwYawZdSIo0l&#13;&#10;o6W2NzH1poMJJ/NwXTuXR+P8bwKKyZLiqcR8Sztn2M75r8aKusqVsiBqXC0vHYp+5MRJ6mAYfA5G&#13;&#10;DmxoKeErffcu7G0y017pf3DK+cGng39Te8AMUN4Dww1sFTG4+p4HRIXb3n6AogeAsUjdsiMESnk2&#13;&#10;jHIJ1Y4mjNCTPwZ9XdMYblRMdwqJ7QQJbXC6pcM6aEsJ+5sUa8Cff5OzPZGQtFK0tD2ljD82Co0U&#13;&#10;7rMnek7HkwmvW35MTt8f0wOfa5bPNX7TXAK1RxSi6vKV7ZMbrhaheaRFX3BWUimvKXcp03C9TP2A&#13;&#10;6UehzWKRjWjBgko3/j5oDs0oM8keukeFYc/ERBz+AsOeqdkLQva27OlhsUlg68xWxrlHdY8/LWfm&#13;&#10;+/5Hwtv//J2tnn53818AAAD//wMAUEsDBBQABgAIAAAAIQBpR/Y34wAAAA4BAAAPAAAAZHJzL2Rv&#13;&#10;d25yZXYueG1sTI/NTsMwEITvSLyDtUjcqN2SFpPGqRAVV1DLj8TNjbdJRLyOYrcJb89ygstKq52Z&#13;&#10;na/YTL4TZxxiG8jAfKZAIFXBtVQbeHt9utEgYrLkbBcIDXxjhE15eVHY3IWRdnjep1pwCMXcGmhS&#13;&#10;6nMpY9Wgt3EWeiS+HcPgbeJ1qKUb7MjhvpMLpVbS25b4Q2N7fGyw+tqfvIH35+PnR6Ze6q1f9mOY&#13;&#10;lCR/L425vpq2ax4PaxAJp/TngF8G7g8lFzuEE7koOgOLpc5YauBWz0GwILvTDHQwoFcKZFnI/xjl&#13;&#10;DwAAAP//AwBQSwECLQAUAAYACAAAACEAtoM4kv4AAADhAQAAEwAAAAAAAAAAAAAAAAAAAAAAW0Nv&#13;&#10;bnRlbnRfVHlwZXNdLnhtbFBLAQItABQABgAIAAAAIQA4/SH/1gAAAJQBAAALAAAAAAAAAAAAAAAA&#13;&#10;AC8BAABfcmVscy8ucmVsc1BLAQItABQABgAIAAAAIQAw9Z1BaAIAADYFAAAOAAAAAAAAAAAAAAAA&#13;&#10;AC4CAABkcnMvZTJvRG9jLnhtbFBLAQItABQABgAIAAAAIQBpR/Y34wAAAA4BAAAPAAAAAAAAAAAA&#13;&#10;AAAAAMIEAABkcnMvZG93bnJldi54bWxQSwUGAAAAAAQABADzAAAA0gUAAAAA&#13;&#10;" filled="f" stroked="f">
-                      <v:textbox>
-                        <w:txbxContent>
-                          <w:p>
-                            <w:r>
-                              <w:t>……..……....</w:t>
-                            </w:r>
-                          </w:p>
-                        </w:txbxContent>
-                      </v:textbox>
-                    </v:shape>
-                  </w:pict>
-                </mc:Fallback>
-              </mc:AlternateContent>
-            </w:r>
-            <w:r>
-              <w:rPr>
-                <w:rFonts w:asciiTheme="minorHAnsi" w:hAnsiTheme="minorHAnsi" w:cstheme="minorHAnsi"/>
-                <w:noProof/>
-                <w:sz w:val="22"/>
-                <w:szCs w:val="22"/>
-              </w:rPr>
-              <mc:AlternateContent>
-                <mc:Choice Requires="wps">
-                  <w:drawing>
-                    <wp:anchor distT="0" distB="0" distL="114300" distR="114300" simplePos="0" relativeHeight="251684864" behindDoc="0" locked="0" layoutInCell="1" allowOverlap="1" wp14:anchorId="7E421353" wp14:editId="4A2902D7">
-                      <wp:simplePos x="0" y="0"/>
-                      <wp:positionH relativeFrom="column">
-                        <wp:posOffset>5644338</wp:posOffset>
-                      </wp:positionH>
-                      <wp:positionV relativeFrom="paragraph">
-                        <wp:posOffset>179128</wp:posOffset>
-                      </wp:positionV>
-                      <wp:extent cx="1122045" cy="413728"/>
-                      <wp:effectExtent l="0" t="0" r="0" b="0"/>
-                      <wp:wrapNone/>
-                      <wp:docPr id="1295368565" name="Zone de texte 11"/>
-                      <wp:cNvGraphicFramePr/>
-                      <a:graphic xmlns:a="http://schemas.openxmlformats.org/drawingml/2006/main">
-                        <a:graphicData uri="http://schemas.microsoft.com/office/word/2010/wordprocessingShape">
-                          <wps:wsp>
-                            <wps:cNvSpPr txBox="1"/>
-                            <wps:spPr>
-                              <a:xfrm>
-                                <a:off x="0" y="0"/>
-                                <a:ext cx="1122045" cy="413728"/>
-                              </a:xfrm>
-                              <a:prstGeom prst="rect">
-                                <a:avLst/>
-                              </a:prstGeom>
-                              <a:noFill/>
-                              <a:ln>
-                                <a:noFill/>
-                              </a:ln>
-                            </wps:spPr>
-                            <wps:style>
-                              <a:lnRef idx="0">
-                                <a:scrgbClr r="0" g="0" b="0"/>
-                              </a:lnRef>
-                              <a:fillRef idx="0">
-                                <a:scrgbClr r="0" g="0" b="0"/>
-                              </a:fillRef>
-                              <a:effectRef idx="0">
-                                <a:scrgbClr r="0" g="0" b="0"/>
-                              </a:effectRef>
-                              <a:fontRef idx="minor">
-                                <a:schemeClr val="dk1"/>
-                              </a:fontRef>
-                            </wps:style>
-                            <wps:txbx>
-                              <w:txbxContent>
-                                <w:p>
-                                  <w:r>
-                                    <w:t>…………........</w:t>
-                                  </w:r>
-                                </w:p>
-                              </w:txbxContent>
-                            </wps:txbx>
-                            <wps:bodyPr rot="0" spcFirstLastPara="0" vertOverflow="overflow" horzOverflow="overflow" vert="horz" wrap="square" lIns="91440" tIns="45720" rIns="91440" bIns="45720" numCol="1" spcCol="0" rtlCol="0" fromWordArt="0" anchor="t" anchorCtr="0" forceAA="0" compatLnSpc="1">
-                              <a:prstTxWarp prst="textNoShape">
-                                <a:avLst/>
-                              </a:prstTxWarp>
-                              <a:noAutofit/>
-                            </wps:bodyPr>
-                          </wps:wsp>
-                        </a:graphicData>
-                      </a:graphic>
-                      <wp14:sizeRelH relativeFrom="margin">
-                        <wp14:pctWidth>0</wp14:pctWidth>
-                      </wp14:sizeRelH>
-                    </wp:anchor>
-                  </w:drawing>
-                </mc:Choice>
-                <mc:Fallback>
-                  <w:pict>
-                    <v:shape w14:anchorId="7E421353" id="Zone de texte 11" o:spid="_x0000_s1033" type="#_x0000_t202" style="position:absolute;left:0;text-align:left;margin-left:444.45pt;margin-top:14.1pt;width:88.35pt;height:32.6pt;z-index:251684864;visibility:visible;mso-wrap-style:square;mso-width-percent:0;mso-wrap-distance-left:9pt;mso-wrap-distance-top:0;mso-wrap-distance-right:9pt;mso-wrap-distance-bottom:0;mso-position-horizontal:absolute;mso-position-horizontal-relative:text;mso-position-vertical:absolute;mso-position-vertical-relative:text;mso-width-percent:0;mso-width-relative:margin;v-text-anchor:top" o:gfxdata="UEsDBBQABgAIAAAAIQC2gziS/gAAAOEBAAATAAAAW0NvbnRlbnRfVHlwZXNdLnhtbJSRQU7DMBBF&#13;&#10;90jcwfIWJU67QAgl6YK0S0CoHGBkTxKLZGx5TGhvj5O2G0SRWNoz/78nu9wcxkFMGNg6quQqL6RA&#13;&#10;0s5Y6ir5vt9lD1JwBDIwOMJKHpHlpr69KfdHjyxSmriSfYz+USnWPY7AufNIadK6MEJMx9ApD/oD&#13;&#10;OlTrorhX2lFEilmcO2RdNtjC5xDF9pCuTyYBB5bi6bQ4syoJ3g9WQ0ymaiLzg5KdCXlKLjvcW893&#13;&#10;SUOqXwnz5DrgnHtJTxOsQfEKIT7DmDSUCaxw7Rqn8787ZsmRM9e2VmPeBN4uqYvTtW7jvijg9N/y&#13;&#10;JsXecLq0q+WD6m8AAAD//wMAUEsDBBQABgAIAAAAIQA4/SH/1gAAAJQBAAALAAAAX3JlbHMvLnJl&#13;&#10;bHOkkMFqwzAMhu+DvYPRfXGawxijTi+j0GvpHsDYimMaW0Yy2fr2M4PBMnrbUb/Q94l/f/hMi1qR&#13;&#10;JVI2sOt6UJgd+ZiDgffL8ekFlFSbvV0oo4EbChzGx4f9GRdb25HMsYhqlCwG5lrLq9biZkxWOiqY&#13;&#10;22YiTra2kYMu1l1tQD30/bPm3wwYN0x18gb45AdQl1tp5j/sFB2T0FQ7R0nTNEV3j6o9feQzro1i&#13;&#10;OWA14Fm+Q8a1a8+Bvu/d/dMb2JY5uiPbhG/ktn4cqGU/er3pcvwCAAD//wMAUEsDBBQABgAIAAAA&#13;&#10;IQCCSPPCaAIAADYFAAAOAAAAZHJzL2Uyb0RvYy54bWysVN9P2zAQfp+0/8Hy+0jblcEqUtSBmCYh&#13;&#10;QIOJZ9ex22iOzzu7Tbq/fndOUxjbC9NeEvt+33ff+ey8a5zYGow1+FKOj0ZSGK+hqv2qlN8ert6d&#13;&#10;ShGT8pVy4E0pdybK8/nbN2dtmJkJrMFVBgUF8XHWhlKuUwqzooh6bRoVjyAYT0oL2KhEV1wVFaqW&#13;&#10;ojeumIxGH4oWsAoI2sRI0steKec5vrVGp1tro0nClZJqS/mL+bvkbzE/U7MVqrCu9b4M9Q9VNKr2&#13;&#10;lPQQ6lIlJTZY/xGqqTVCBJuONDQFWFtrk3ugbsajF93cr1UwuRcCJ4YDTPH/hdU32/twhyJ1n6Cj&#13;&#10;ATIgbYizSELup7PY8J8qFaQnCHcH2EyXhGan8WQymh5LoUk3Hb8/mZxymOLJO2BMnw00gg+lRBpL&#13;&#10;Rkttr2PqTQcTTubhqnYuj8b53wQUkyXFU4n5lHbOsJ3zX40VdZUrZUHUuFpeOBT9yImT1MEw+ByM&#13;&#10;HNjQUsJX+u5d2Ntkpr3S/+CU84NPB/+m9oAZoLwHhhvYKmJw9T0PiAq3vf0ARQ8AY5G6ZUcIlPJk&#13;&#10;GOUSqh1NGKEnfwz6qqYxXKuY7hQS2wkS2uB0Sx/roC0l7E9SrAF//k3O9kRC0krR0vaUMv7YKDRS&#13;&#10;uC+e6PlxPJ3yuuXL9PhkQhd8rlk+1/hNcwHU3pjeiqDzke2TG44WoXmkRV9wVlIpryl3KdNwvEj9&#13;&#10;gOmh0GaxyEa0YEGla38fNIdmlJlkD92jwrBnYiIO38CwZ2r2gpC9LXt6WGwS2DqzlXHuUd3jT8uZ&#13;&#10;+b5/SHj7n9+z1dNzN/8FAAD//wMAUEsDBBQABgAIAAAAIQBlbPCO4AAAAA8BAAAPAAAAZHJzL2Rv&#13;&#10;d25yZXYueG1sTE9LS8NAEL4L/odlBG9219iGTZpJEYtXxfoAb9tkmgSzsyG7beK/d3uyl4GP+Z7F&#13;&#10;Zra9ONHoO8cI9wsFgrhydccNwsf7850G4YPh2vSOCeGXPGzK66vC5LWb+I1Ou9CIaMI+NwhtCEMu&#13;&#10;pa9assYv3EAcfwc3WhMiHBtZj2aK5raXiVKptKbjmNCagZ5aqn52R4vw+XL4/lqq12ZrV8PkZiXZ&#13;&#10;ZhLx9mberuN5XIMINId/BZw3xP5QxmJ7d+Taix5Ba51FKkKiExBngkpXKYg9QvawBFkW8nJH+QcA&#13;&#10;AP//AwBQSwECLQAUAAYACAAAACEAtoM4kv4AAADhAQAAEwAAAAAAAAAAAAAAAAAAAAAAW0NvbnRl&#13;&#10;bnRfVHlwZXNdLnhtbFBLAQItABQABgAIAAAAIQA4/SH/1gAAAJQBAAALAAAAAAAAAAAAAAAAAC8B&#13;&#10;AABfcmVscy8ucmVsc1BLAQItABQABgAIAAAAIQCCSPPCaAIAADYFAAAOAAAAAAAAAAAAAAAAAC4C&#13;&#10;AABkcnMvZTJvRG9jLnhtbFBLAQItABQABgAIAAAAIQBlbPCO4AAAAA8BAAAPAAAAAAAAAAAAAAAA&#13;&#10;AMIEAABkcnMvZG93bnJldi54bWxQSwUGAAAAAAQABADzAAAAzwUAAAAA&#13;&#10;" filled="f" stroked="f">
-                      <v:textbox>
-                        <w:txbxContent>
-                          <w:p>
-                            <w:r>
-                              <w:t>…………........</w:t>
-                            </w:r>
-                          </w:p>
-                        </w:txbxContent>
-                      </v:textbox>
-                    </v:shape>
-                  </w:pict>
-                </mc:Fallback>
-              </mc:AlternateContent>
+              <w:t>.</w:t>
             </w:r>
           </w:p>
+          <w:tbl>
+            <w:tblPr>
+              <w:tblStyle w:val="Grilledutableau"/>
+              <w:tblW w:w="0" w:type="auto"/>
+              <w:tblBorders>
+                <w:top w:val="single" w:sz="4" w:space="0" w:color="FFFFFF" w:themeColor="background1"/>
+                <w:left w:val="single" w:sz="4" w:space="0" w:color="FFFFFF" w:themeColor="background1"/>
+                <w:bottom w:val="single" w:sz="4" w:space="0" w:color="FFFFFF" w:themeColor="background1"/>
+                <w:right w:val="single" w:sz="4" w:space="0" w:color="FFFFFF" w:themeColor="background1"/>
+                <w:insideH w:val="single" w:sz="4" w:space="0" w:color="FFFFFF" w:themeColor="background1"/>
+                <w:insideV w:val="single" w:sz="4" w:space="0" w:color="FFFFFF" w:themeColor="background1"/>
+              </w:tblBorders>
+              <w:tblLook w:val="04A0" w:firstRow="1" w:lastRow="0" w:firstColumn="1" w:lastColumn="0" w:noHBand="0" w:noVBand="1"/>
+            </w:tblPr>
+            <w:tblGrid>
+              <w:gridCol w:w="10564"/>
+            </w:tblGrid>
+            <w:tr>
+              <w:tc>
+                <w:tcPr>
+                  <w:tcW w:w="10564" w:type="dxa"/>
+                </w:tcPr>
+                <w:p>
+                  <w:pPr>
+                    <w:spacing w:line="276" w:lineRule="auto"/>
+                    <w:jc w:val="both"/>
+                    <w:rPr>
+                      <w:rFonts w:asciiTheme="minorHAnsi" w:hAnsiTheme="minorHAnsi" w:cstheme="minorHAnsi"/>
+                      <w:sz w:val="22"/>
+                      <w:szCs w:val="22"/>
+                    </w:rPr>
+                  </w:pPr>
+                  <w:r>
+                    <w:rPr>
+                      <w:rFonts w:asciiTheme="minorHAnsi" w:hAnsiTheme="minorHAnsi" w:cstheme="minorHAnsi"/>
+                      <w:noProof/>
+                      <w:sz w:val="22"/>
+                      <w:szCs w:val="22"/>
+                    </w:rPr>
+                    <w:drawing>
+                      <wp:anchor distT="0" distB="0" distL="114300" distR="114300" simplePos="0" relativeHeight="251737088" behindDoc="1" locked="0" layoutInCell="1" allowOverlap="1" wp14:anchorId="38CFD822" wp14:editId="1161EB83">
+                        <wp:simplePos x="0" y="0"/>
+                        <wp:positionH relativeFrom="margin">
+                          <wp:posOffset>73660</wp:posOffset>
+                        </wp:positionH>
+                        <wp:positionV relativeFrom="margin">
+                          <wp:posOffset>127635</wp:posOffset>
+                        </wp:positionV>
+                        <wp:extent cx="6447155" cy="1799590"/>
+                        <wp:effectExtent l="0" t="0" r="4445" b="3810"/>
+                        <wp:wrapSquare wrapText="bothSides"/>
+                        <wp:docPr id="1683864698" name="Image 12"/>
+                        <wp:cNvGraphicFramePr>
+                          <a:graphicFrameLocks xmlns:a="http://schemas.openxmlformats.org/drawingml/2006/main" noChangeAspect="1"/>
+                        </wp:cNvGraphicFramePr>
+                        <a:graphic xmlns:a="http://schemas.openxmlformats.org/drawingml/2006/main">
+                          <a:graphicData uri="http://schemas.openxmlformats.org/drawingml/2006/picture">
+                            <pic:pic xmlns:pic="http://schemas.openxmlformats.org/drawingml/2006/picture">
+                              <pic:nvPicPr>
+                                <pic:cNvPr id="1683864698" name="Image 1683864698"/>
+                                <pic:cNvPicPr/>
+                              </pic:nvPicPr>
+                              <pic:blipFill rotWithShape="1">
+                                <a:blip r:embed="rId10" cstate="print">
+                                  <a:extLst>
+                                    <a:ext uri="{28A0092B-C50C-407E-A947-70E740481C1C}">
+                                      <a14:useLocalDpi xmlns:a14="http://schemas.microsoft.com/office/drawing/2010/main" val="0"/>
+                                    </a:ext>
+                                  </a:extLst>
+                                </a:blip>
+                                <a:srcRect t="5364" r="1359" b="4494"/>
+                                <a:stretch>
+                                  <a:fillRect/>
+                                </a:stretch>
+                              </pic:blipFill>
+                              <pic:spPr bwMode="auto">
+                                <a:xfrm>
+                                  <a:off x="0" y="0"/>
+                                  <a:ext cx="6447155" cy="1799590"/>
+                                </a:xfrm>
+                                <a:prstGeom prst="rect">
+                                  <a:avLst/>
+                                </a:prstGeom>
+                                <a:ln>
+                                  <a:noFill/>
+                                </a:ln>
+                                <a:extLst>
+                                  <a:ext uri="{53640926-AAD7-44D8-BBD7-CCE9431645EC}">
+                                    <a14:shadowObscured xmlns:a14="http://schemas.microsoft.com/office/drawing/2010/main"/>
+                                  </a:ext>
+                                </a:extLst>
+                              </pic:spPr>
+                            </pic:pic>
+                          </a:graphicData>
+                        </a:graphic>
+                        <wp14:sizeRelH relativeFrom="page">
+                          <wp14:pctWidth>0</wp14:pctWidth>
+                        </wp14:sizeRelH>
+                        <wp14:sizeRelV relativeFrom="page">
+                          <wp14:pctHeight>0</wp14:pctHeight>
+                        </wp14:sizeRelV>
+                      </wp:anchor>
+                    </w:drawing>
+                  </w:r>
+                </w:p>
+              </w:tc>
+            </w:tr>
+          </w:tbl>
           <w:p>
             <w:pPr>
-              <w:tabs>
-                <w:tab w:val="left" w:pos="1134"/>
-              </w:tabs>
-              <w:spacing w:after="120" w:line="276" w:lineRule="auto"/>
-              <w:ind w:left="28" w:right="4140"/>
-              <w:jc w:val="both"/>
-              <w:rPr>
-                <w:rFonts w:asciiTheme="minorHAnsi" w:hAnsiTheme="minorHAnsi" w:cstheme="minorHAnsi"/>
-                <w:sz w:val="22"/>
-                <w:szCs w:val="22"/>
-              </w:rPr>
-            </w:pPr>
-          </w:p>
-          <w:p>
-            <w:pPr>
-              <w:tabs>
-                <w:tab w:val="left" w:pos="1134"/>
-              </w:tabs>
-              <w:spacing w:after="120" w:line="276" w:lineRule="auto"/>
-              <w:ind w:left="28" w:right="4140"/>
+              <w:spacing w:line="360" w:lineRule="auto"/>
               <w:jc w:val="both"/>
               <w:rPr>
                 <w:rFonts w:asciiTheme="minorHAnsi" w:hAnsiTheme="minorHAnsi" w:cstheme="minorHAnsi"/>
@@ -2097,831 +1275,12 @@
     </w:tbl>
     <w:p>
       <w:pPr>
-        <w:suppressAutoHyphens/>
         <w:jc w:val="both"/>
         <w:rPr>
           <w:rFonts w:asciiTheme="minorHAnsi" w:hAnsiTheme="minorHAnsi" w:cstheme="minorHAnsi"/>
-          <w:b/>
           <w:sz w:val="16"/>
           <w:szCs w:val="16"/>
-        </w:rPr>
-      </w:pPr>
-    </w:p>
-    <w:p>
-      <w:pPr>
-        <w:suppressAutoHyphens/>
-        <w:jc w:val="both"/>
-        <w:rPr>
-          <w:rFonts w:asciiTheme="minorHAnsi" w:hAnsiTheme="minorHAnsi" w:cstheme="minorHAnsi"/>
-          <w:b/>
-          <w:sz w:val="16"/>
-          <w:szCs w:val="16"/>
-        </w:rPr>
-      </w:pPr>
-    </w:p>
-    <w:p>
-      <w:pPr>
-        <w:suppressAutoHyphens/>
-        <w:jc w:val="both"/>
-        <w:rPr>
-          <w:rFonts w:asciiTheme="minorHAnsi" w:hAnsiTheme="minorHAnsi" w:cstheme="minorHAnsi"/>
-          <w:b/>
-          <w:sz w:val="16"/>
-          <w:szCs w:val="16"/>
-        </w:rPr>
-      </w:pPr>
-    </w:p>
-    <w:p>
-      <w:pPr>
-        <w:suppressAutoHyphens/>
-        <w:jc w:val="both"/>
-        <w:rPr>
-          <w:rFonts w:asciiTheme="minorHAnsi" w:hAnsiTheme="minorHAnsi" w:cstheme="minorHAnsi"/>
-          <w:b/>
-          <w:sz w:val="16"/>
-          <w:szCs w:val="16"/>
-        </w:rPr>
-      </w:pPr>
-    </w:p>
-    <w:tbl>
-      <w:tblPr>
-        <w:tblStyle w:val="Grilledutableau"/>
-        <w:tblW w:w="5000" w:type="pct"/>
-        <w:tblLook w:val="04A0" w:firstRow="1" w:lastRow="0" w:firstColumn="1" w:lastColumn="0" w:noHBand="0" w:noVBand="1"/>
-      </w:tblPr>
-      <w:tblGrid>
-        <w:gridCol w:w="10790"/>
-      </w:tblGrid>
-      <w:tr>
-        <w:tc>
-          <w:tcPr>
-            <w:tcW w:w="9912" w:type="dxa"/>
-          </w:tcPr>
-          <w:p>
-            <w:pPr>
-              <w:spacing w:after="120" w:line="276" w:lineRule="auto"/>
-              <w:jc w:val="both"/>
-              <w:rPr>
-                <w:rFonts w:ascii="Calibri" w:hAnsi="Calibri" w:cs="Calibri"/>
-                <w:b/>
-                <w:color w:val="FF00FF"/>
-                <w:sz w:val="22"/>
-                <w:szCs w:val="22"/>
-              </w:rPr>
-            </w:pPr>
-            <w:r>
-              <w:rPr>
-                <w:rFonts w:ascii="Calibri" w:hAnsi="Calibri" w:cs="Calibri"/>
-                <w:b/>
-                <w:color w:val="0070C0"/>
-                <w:sz w:val="22"/>
-                <w:szCs w:val="22"/>
-                <w:u w:val="single"/>
-              </w:rPr>
-              <w:t>Doc</w:t>
-            </w:r>
-            <w:r>
-              <w:rPr>
-                <w:rFonts w:ascii="Calibri" w:hAnsi="Calibri" w:cs="Calibri"/>
-                <w:b/>
-                <w:color w:val="0070C0"/>
-                <w:sz w:val="22"/>
-                <w:szCs w:val="22"/>
-                <w:u w:val="single"/>
-              </w:rPr>
-              <w:t xml:space="preserve">ument </w:t>
-            </w:r>
-            <w:r>
-              <w:rPr>
-                <w:rFonts w:ascii="Calibri" w:hAnsi="Calibri" w:cs="Calibri"/>
-                <w:b/>
-                <w:color w:val="0070C0"/>
-                <w:sz w:val="22"/>
-                <w:szCs w:val="22"/>
-                <w:u w:val="single"/>
-              </w:rPr>
-              <w:t>2</w:t>
-            </w:r>
-            <w:r>
-              <w:rPr>
-                <w:rFonts w:ascii="Calibri" w:hAnsi="Calibri" w:cs="Calibri"/>
-                <w:b/>
-                <w:color w:val="0070C0"/>
-                <w:sz w:val="22"/>
-                <w:szCs w:val="22"/>
-                <w:u w:val="single"/>
-              </w:rPr>
-              <w:t> :</w:t>
-            </w:r>
-            <w:r>
-              <w:rPr>
-                <w:rFonts w:ascii="Calibri" w:hAnsi="Calibri" w:cs="Calibri"/>
-                <w:b/>
-                <w:color w:val="0070C0"/>
-                <w:sz w:val="22"/>
-                <w:szCs w:val="22"/>
-              </w:rPr>
-              <w:t xml:space="preserve"> </w:t>
-            </w:r>
-            <w:r>
-              <w:rPr>
-                <w:rFonts w:ascii="Calibri" w:hAnsi="Calibri" w:cs="Calibri"/>
-                <w:b/>
-                <w:i/>
-                <w:color w:val="0070C0"/>
-                <w:sz w:val="22"/>
-                <w:szCs w:val="22"/>
-              </w:rPr>
-              <w:t>Différentes formes d’énergie</w:t>
-            </w:r>
-          </w:p>
-          <w:p>
-            <w:pPr>
-              <w:suppressAutoHyphens/>
-              <w:spacing w:after="60" w:line="276" w:lineRule="auto"/>
-              <w:jc w:val="both"/>
-              <w:rPr>
-                <w:rFonts w:asciiTheme="minorHAnsi" w:hAnsiTheme="minorHAnsi" w:cstheme="minorHAnsi"/>
-                <w:bCs/>
-                <w:sz w:val="22"/>
-                <w:szCs w:val="22"/>
-              </w:rPr>
-            </w:pPr>
-            <w:r>
-              <w:rPr>
-                <w:rFonts w:asciiTheme="minorHAnsi" w:hAnsiTheme="minorHAnsi" w:cstheme="minorHAnsi"/>
-                <w:bCs/>
-                <w:sz w:val="22"/>
-                <w:szCs w:val="22"/>
-              </w:rPr>
-              <w:t xml:space="preserve">L’énergie </w:t>
-            </w:r>
-            <w:r>
-              <w:rPr>
-                <w:rFonts w:asciiTheme="minorHAnsi" w:hAnsiTheme="minorHAnsi" w:cstheme="minorHAnsi"/>
-                <w:bCs/>
-                <w:sz w:val="22"/>
-                <w:szCs w:val="22"/>
-              </w:rPr>
-              <w:t>se présente</w:t>
-            </w:r>
-            <w:r>
-              <w:rPr>
-                <w:rFonts w:asciiTheme="minorHAnsi" w:hAnsiTheme="minorHAnsi" w:cstheme="minorHAnsi"/>
-                <w:bCs/>
-                <w:sz w:val="22"/>
-                <w:szCs w:val="22"/>
-              </w:rPr>
-              <w:t xml:space="preserve"> sous </w:t>
-            </w:r>
-            <w:r>
-              <w:rPr>
-                <w:rFonts w:asciiTheme="minorHAnsi" w:hAnsiTheme="minorHAnsi" w:cstheme="minorHAnsi"/>
-                <w:bCs/>
-                <w:sz w:val="22"/>
-                <w:szCs w:val="22"/>
-              </w:rPr>
-              <w:t>de nombreuses</w:t>
-            </w:r>
-            <w:r>
-              <w:rPr>
-                <w:rFonts w:asciiTheme="minorHAnsi" w:hAnsiTheme="minorHAnsi" w:cstheme="minorHAnsi"/>
-                <w:bCs/>
-                <w:sz w:val="22"/>
-                <w:szCs w:val="22"/>
-              </w:rPr>
-              <w:t xml:space="preserve"> formes</w:t>
-            </w:r>
-            <w:r>
-              <w:rPr>
-                <w:rFonts w:asciiTheme="minorHAnsi" w:hAnsiTheme="minorHAnsi" w:cstheme="minorHAnsi"/>
-                <w:bCs/>
-                <w:sz w:val="22"/>
-                <w:szCs w:val="22"/>
-              </w:rPr>
-              <w:t xml:space="preserve"> : </w:t>
-            </w:r>
-          </w:p>
-          <w:p>
-            <w:pPr>
-              <w:pStyle w:val="Paragraphedeliste"/>
-              <w:numPr>
-                <w:ilvl w:val="0"/>
-                <w:numId w:val="40"/>
-              </w:numPr>
-              <w:suppressAutoHyphens/>
-              <w:spacing w:after="0"/>
-              <w:ind w:left="312" w:hanging="284"/>
-              <w:contextualSpacing w:val="0"/>
-              <w:jc w:val="both"/>
-              <w:rPr>
-                <w:rFonts w:asciiTheme="minorHAnsi" w:hAnsiTheme="minorHAnsi" w:cstheme="minorHAnsi"/>
-                <w:bCs/>
-              </w:rPr>
-            </w:pPr>
-            <w:r>
-              <w:rPr>
-                <w:rFonts w:asciiTheme="minorHAnsi" w:hAnsiTheme="minorHAnsi" w:cstheme="minorHAnsi"/>
-                <w:bCs/>
-              </w:rPr>
-              <w:t>L</w:t>
-            </w:r>
-            <w:r>
-              <w:rPr>
-                <w:rFonts w:asciiTheme="minorHAnsi" w:hAnsiTheme="minorHAnsi" w:cstheme="minorHAnsi"/>
-                <w:bCs/>
-              </w:rPr>
-              <w:t>’</w:t>
-            </w:r>
-            <w:r>
-              <w:rPr>
-                <w:rFonts w:asciiTheme="minorHAnsi" w:hAnsiTheme="minorHAnsi" w:cstheme="minorHAnsi"/>
-                <w:b/>
-                <w:i/>
-                <w:iCs/>
-                <w:color w:val="0070C0"/>
-              </w:rPr>
-              <w:t xml:space="preserve">énergie chimique </w:t>
-            </w:r>
-            <w:r>
-              <w:rPr>
-                <w:rFonts w:asciiTheme="minorHAnsi" w:hAnsiTheme="minorHAnsi" w:cstheme="minorHAnsi"/>
-                <w:bCs/>
-              </w:rPr>
-              <w:t xml:space="preserve">est </w:t>
-            </w:r>
-            <w:r>
-              <w:rPr>
-                <w:rFonts w:asciiTheme="minorHAnsi" w:hAnsiTheme="minorHAnsi" w:cstheme="minorHAnsi"/>
-                <w:bCs/>
-              </w:rPr>
-              <w:t>l</w:t>
-            </w:r>
-            <w:r>
-              <w:rPr>
-                <w:rFonts w:asciiTheme="minorHAnsi" w:hAnsiTheme="minorHAnsi" w:cstheme="minorHAnsi"/>
-                <w:bCs/>
-              </w:rPr>
-              <w:t xml:space="preserve">a forme d’énergie utilisée par le corps humain pour faire fonctionner les organes, se mouvoir et maintenir le corps à </w:t>
-            </w:r>
-            <m:oMath>
-              <m:r>
-                <w:rPr>
-                  <w:rFonts w:ascii="Cambria Math" w:hAnsi="Cambria Math" w:cstheme="minorHAnsi"/>
-                </w:rPr>
-                <m:t>37°C</m:t>
-              </m:r>
-            </m:oMath>
-            <w:r>
-              <w:rPr>
-                <w:rFonts w:asciiTheme="minorHAnsi" w:hAnsiTheme="minorHAnsi" w:cstheme="minorHAnsi"/>
-                <w:bCs/>
-              </w:rPr>
-              <w:t xml:space="preserve"> ; </w:t>
-            </w:r>
-            <w:r>
-              <w:rPr>
-                <w:rFonts w:asciiTheme="minorHAnsi" w:hAnsiTheme="minorHAnsi" w:cstheme="minorHAnsi"/>
-                <w:bCs/>
-              </w:rPr>
-              <w:t xml:space="preserve">c’est également la forme d’énergie utilisée pour faire fonctionner les moteurs à </w:t>
-            </w:r>
-            <w:r>
-              <w:rPr>
-                <w:rFonts w:asciiTheme="minorHAnsi" w:hAnsiTheme="minorHAnsi" w:cstheme="minorHAnsi"/>
-                <w:bCs/>
-              </w:rPr>
-              <w:t>essence</w:t>
-            </w:r>
-            <w:r>
-              <w:rPr>
-                <w:rFonts w:asciiTheme="minorHAnsi" w:hAnsiTheme="minorHAnsi" w:cstheme="minorHAnsi"/>
-                <w:bCs/>
-              </w:rPr>
-              <w:t>.</w:t>
-            </w:r>
-          </w:p>
-          <w:p>
-            <w:pPr>
-              <w:pStyle w:val="Paragraphedeliste"/>
-              <w:numPr>
-                <w:ilvl w:val="0"/>
-                <w:numId w:val="40"/>
-              </w:numPr>
-              <w:suppressAutoHyphens/>
-              <w:spacing w:after="0"/>
-              <w:ind w:left="312" w:hanging="284"/>
-              <w:contextualSpacing w:val="0"/>
-              <w:jc w:val="both"/>
-              <w:rPr>
-                <w:rFonts w:asciiTheme="minorHAnsi" w:hAnsiTheme="minorHAnsi" w:cstheme="minorHAnsi"/>
-                <w:bCs/>
-              </w:rPr>
-            </w:pPr>
-            <w:r>
-              <w:rPr>
-                <w:rFonts w:asciiTheme="minorHAnsi" w:hAnsiTheme="minorHAnsi" w:cstheme="minorHAnsi"/>
-                <w:bCs/>
-              </w:rPr>
-              <w:lastRenderedPageBreak/>
-              <w:t>L’</w:t>
-            </w:r>
-            <w:r>
-              <w:rPr>
-                <w:rFonts w:asciiTheme="minorHAnsi" w:hAnsiTheme="minorHAnsi" w:cstheme="minorHAnsi"/>
-                <w:b/>
-                <w:i/>
-                <w:iCs/>
-                <w:color w:val="0070C0"/>
-              </w:rPr>
-              <w:t xml:space="preserve">énergie cinétique </w:t>
-            </w:r>
-            <w:r>
-              <w:rPr>
-                <w:rFonts w:asciiTheme="minorHAnsi" w:hAnsiTheme="minorHAnsi" w:cstheme="minorHAnsi"/>
-                <w:bCs/>
-              </w:rPr>
-              <w:t>est la forme d’énergie associée au mouvement des objets</w:t>
-            </w:r>
-            <w:r>
-              <w:rPr>
-                <w:rFonts w:asciiTheme="minorHAnsi" w:hAnsiTheme="minorHAnsi" w:cstheme="minorHAnsi"/>
-                <w:bCs/>
-              </w:rPr>
-              <w:t>. C’</w:t>
-            </w:r>
-            <w:r>
-              <w:rPr>
-                <w:rFonts w:asciiTheme="minorHAnsi" w:hAnsiTheme="minorHAnsi" w:cstheme="minorHAnsi"/>
-                <w:bCs/>
-              </w:rPr>
-              <w:t xml:space="preserve">est la forme d’énergie </w:t>
-            </w:r>
-            <w:r>
-              <w:rPr>
-                <w:rFonts w:asciiTheme="minorHAnsi" w:hAnsiTheme="minorHAnsi" w:cstheme="minorHAnsi"/>
-                <w:bCs/>
-              </w:rPr>
-              <w:t>utilisée</w:t>
-            </w:r>
-            <w:r>
-              <w:rPr>
-                <w:rFonts w:asciiTheme="minorHAnsi" w:hAnsiTheme="minorHAnsi" w:cstheme="minorHAnsi"/>
-                <w:bCs/>
-              </w:rPr>
-              <w:t xml:space="preserve"> pour faire naviguer un voilier</w:t>
-            </w:r>
-            <w:r>
-              <w:rPr>
-                <w:rFonts w:asciiTheme="minorHAnsi" w:hAnsiTheme="minorHAnsi" w:cstheme="minorHAnsi"/>
-                <w:bCs/>
-              </w:rPr>
-              <w:t>,</w:t>
-            </w:r>
-            <w:r>
-              <w:rPr>
-                <w:rFonts w:asciiTheme="minorHAnsi" w:hAnsiTheme="minorHAnsi" w:cstheme="minorHAnsi"/>
-                <w:bCs/>
-              </w:rPr>
-              <w:t xml:space="preserve"> pour actionner un moulin</w:t>
-            </w:r>
-            <w:r>
-              <w:rPr>
-                <w:rFonts w:asciiTheme="minorHAnsi" w:hAnsiTheme="minorHAnsi" w:cstheme="minorHAnsi"/>
-                <w:bCs/>
-              </w:rPr>
-              <w:t> </w:t>
-            </w:r>
-            <w:r>
-              <w:rPr>
-                <w:rFonts w:asciiTheme="minorHAnsi" w:hAnsiTheme="minorHAnsi" w:cstheme="minorHAnsi"/>
-                <w:bCs/>
-              </w:rPr>
-              <w:t xml:space="preserve">ou pour </w:t>
-            </w:r>
-            <w:r>
-              <w:rPr>
-                <w:rFonts w:asciiTheme="minorHAnsi" w:hAnsiTheme="minorHAnsi" w:cstheme="minorHAnsi"/>
-                <w:bCs/>
-              </w:rPr>
-              <w:t>produire</w:t>
-            </w:r>
-            <w:r>
-              <w:rPr>
-                <w:rFonts w:asciiTheme="minorHAnsi" w:hAnsiTheme="minorHAnsi" w:cstheme="minorHAnsi"/>
-                <w:bCs/>
-              </w:rPr>
-              <w:t xml:space="preserve"> de l’électricité dans un barrage</w:t>
-            </w:r>
-            <w:r>
-              <w:rPr>
-                <w:rFonts w:asciiTheme="minorHAnsi" w:hAnsiTheme="minorHAnsi" w:cstheme="minorHAnsi"/>
-                <w:bCs/>
-              </w:rPr>
-              <w:t xml:space="preserve"> hydro-électrique</w:t>
-            </w:r>
-            <w:r>
-              <w:rPr>
-                <w:rFonts w:asciiTheme="minorHAnsi" w:hAnsiTheme="minorHAnsi" w:cstheme="minorHAnsi"/>
-                <w:bCs/>
-              </w:rPr>
-              <w:t>.</w:t>
-            </w:r>
-          </w:p>
-          <w:p>
-            <w:pPr>
-              <w:pStyle w:val="Paragraphedeliste"/>
-              <w:numPr>
-                <w:ilvl w:val="0"/>
-                <w:numId w:val="40"/>
-              </w:numPr>
-              <w:suppressAutoHyphens/>
-              <w:spacing w:after="0"/>
-              <w:ind w:left="312" w:hanging="284"/>
-              <w:contextualSpacing w:val="0"/>
-              <w:jc w:val="both"/>
-              <w:rPr>
-                <w:rFonts w:asciiTheme="minorHAnsi" w:hAnsiTheme="minorHAnsi" w:cstheme="minorHAnsi"/>
-                <w:bCs/>
-              </w:rPr>
-            </w:pPr>
-            <w:r>
-              <w:rPr>
-                <w:rFonts w:asciiTheme="minorHAnsi" w:hAnsiTheme="minorHAnsi" w:cstheme="minorHAnsi"/>
-                <w:bCs/>
-              </w:rPr>
-              <w:t>L’</w:t>
-            </w:r>
-            <w:r>
-              <w:rPr>
-                <w:rFonts w:asciiTheme="minorHAnsi" w:hAnsiTheme="minorHAnsi" w:cstheme="minorHAnsi"/>
-                <w:b/>
-                <w:i/>
-                <w:iCs/>
-                <w:color w:val="0070C0"/>
-              </w:rPr>
-              <w:t xml:space="preserve">énergie de pesanteur </w:t>
-            </w:r>
-            <w:r>
-              <w:rPr>
-                <w:rFonts w:asciiTheme="minorHAnsi" w:hAnsiTheme="minorHAnsi" w:cstheme="minorHAnsi"/>
-                <w:bCs/>
-              </w:rPr>
-              <w:t xml:space="preserve">est la forme d’énergie </w:t>
-            </w:r>
-            <w:r>
-              <w:rPr>
-                <w:rFonts w:asciiTheme="minorHAnsi" w:hAnsiTheme="minorHAnsi" w:cstheme="minorHAnsi"/>
-                <w:bCs/>
-              </w:rPr>
-              <w:t xml:space="preserve">que possède un objet du fait de sa position par rapport au sol. </w:t>
-            </w:r>
-            <w:r>
-              <w:rPr>
-                <w:rFonts w:asciiTheme="minorHAnsi" w:hAnsiTheme="minorHAnsi" w:cstheme="minorHAnsi"/>
-                <w:bCs/>
-              </w:rPr>
-              <w:t xml:space="preserve">C’est l’énergie que l’on emmagasine en montant en haut d’un toboggan et qui nous permet de glisser. </w:t>
-            </w:r>
-            <w:r>
-              <w:rPr>
-                <w:rFonts w:asciiTheme="minorHAnsi" w:hAnsiTheme="minorHAnsi" w:cstheme="minorHAnsi"/>
-                <w:bCs/>
-              </w:rPr>
-              <w:t>C’est</w:t>
-            </w:r>
-            <w:r>
-              <w:rPr>
-                <w:rFonts w:asciiTheme="minorHAnsi" w:hAnsiTheme="minorHAnsi" w:cstheme="minorHAnsi"/>
-                <w:bCs/>
-              </w:rPr>
-              <w:t xml:space="preserve"> aussi</w:t>
-            </w:r>
-            <w:r>
-              <w:rPr>
-                <w:rFonts w:asciiTheme="minorHAnsi" w:hAnsiTheme="minorHAnsi" w:cstheme="minorHAnsi"/>
-                <w:bCs/>
-              </w:rPr>
-              <w:t xml:space="preserve"> la forme d’énergie utilisée dans les horloges anciennes où il faut remonter les « poids » pour permettre le mouvement des aiguilles. </w:t>
-            </w:r>
-          </w:p>
-          <w:p>
-            <w:pPr>
-              <w:pStyle w:val="Paragraphedeliste"/>
-              <w:numPr>
-                <w:ilvl w:val="0"/>
-                <w:numId w:val="40"/>
-              </w:numPr>
-              <w:suppressAutoHyphens/>
-              <w:spacing w:after="60"/>
-              <w:ind w:left="312" w:hanging="284"/>
-              <w:contextualSpacing w:val="0"/>
-              <w:jc w:val="both"/>
-              <w:rPr>
-                <w:rFonts w:asciiTheme="minorHAnsi" w:hAnsiTheme="minorHAnsi" w:cstheme="minorHAnsi"/>
-                <w:bCs/>
-              </w:rPr>
-            </w:pPr>
-            <w:r>
-              <w:rPr>
-                <w:rFonts w:asciiTheme="minorHAnsi" w:hAnsiTheme="minorHAnsi" w:cstheme="minorHAnsi"/>
-                <w:bCs/>
-              </w:rPr>
-              <w:t>L’</w:t>
-            </w:r>
-            <w:r>
-              <w:rPr>
-                <w:rFonts w:asciiTheme="minorHAnsi" w:hAnsiTheme="minorHAnsi" w:cstheme="minorHAnsi"/>
-                <w:b/>
-                <w:i/>
-                <w:iCs/>
-                <w:color w:val="0070C0"/>
-              </w:rPr>
-              <w:t xml:space="preserve">énergie thermique </w:t>
-            </w:r>
-            <w:r>
-              <w:rPr>
-                <w:rFonts w:asciiTheme="minorHAnsi" w:hAnsiTheme="minorHAnsi" w:cstheme="minorHAnsi"/>
-                <w:bCs/>
-              </w:rPr>
-              <w:t>est la forme d’énergie que possède un objet chaud</w:t>
-            </w:r>
-            <w:r>
-              <w:rPr>
-                <w:rFonts w:asciiTheme="minorHAnsi" w:hAnsiTheme="minorHAnsi" w:cstheme="minorHAnsi"/>
-                <w:bCs/>
-              </w:rPr>
-              <w:t> ; cet</w:t>
-            </w:r>
-            <w:r>
-              <w:rPr>
-                <w:rFonts w:asciiTheme="minorHAnsi" w:hAnsiTheme="minorHAnsi" w:cstheme="minorHAnsi"/>
-                <w:bCs/>
-              </w:rPr>
-              <w:t xml:space="preserve"> objet chaud pourra transférer cette énergie à un objet plus froid</w:t>
-            </w:r>
-            <w:r>
-              <w:rPr>
-                <w:rFonts w:asciiTheme="minorHAnsi" w:hAnsiTheme="minorHAnsi" w:cstheme="minorHAnsi"/>
-                <w:bCs/>
-              </w:rPr>
-              <w:t xml:space="preserve"> (on appelle ce transfert </w:t>
-            </w:r>
-            <w:r>
-              <w:rPr>
-                <w:rFonts w:asciiTheme="minorHAnsi" w:hAnsiTheme="minorHAnsi" w:cstheme="minorHAnsi"/>
-                <w:bCs/>
-              </w:rPr>
-              <w:t xml:space="preserve">d’énergie thermique </w:t>
-            </w:r>
-            <w:r>
-              <w:rPr>
-                <w:rFonts w:asciiTheme="minorHAnsi" w:hAnsiTheme="minorHAnsi" w:cstheme="minorHAnsi"/>
-                <w:bCs/>
-              </w:rPr>
-              <w:t>« </w:t>
-            </w:r>
-            <w:r>
-              <w:rPr>
-                <w:rFonts w:asciiTheme="minorHAnsi" w:hAnsiTheme="minorHAnsi" w:cstheme="minorHAnsi"/>
-                <w:bCs/>
-              </w:rPr>
-              <w:t xml:space="preserve">la </w:t>
-            </w:r>
-            <w:r>
-              <w:rPr>
-                <w:rFonts w:asciiTheme="minorHAnsi" w:hAnsiTheme="minorHAnsi" w:cstheme="minorHAnsi"/>
-                <w:bCs/>
-              </w:rPr>
-              <w:t>chaleur »)</w:t>
-            </w:r>
-            <w:r>
-              <w:rPr>
-                <w:rFonts w:asciiTheme="minorHAnsi" w:hAnsiTheme="minorHAnsi" w:cstheme="minorHAnsi"/>
-                <w:bCs/>
-              </w:rPr>
-              <w:t>.</w:t>
-            </w:r>
-          </w:p>
-          <w:p>
-            <w:pPr>
-              <w:pStyle w:val="Paragraphedeliste"/>
-              <w:numPr>
-                <w:ilvl w:val="0"/>
-                <w:numId w:val="40"/>
-              </w:numPr>
-              <w:suppressAutoHyphens/>
-              <w:spacing w:after="0"/>
-              <w:ind w:left="312" w:hanging="284"/>
-              <w:contextualSpacing w:val="0"/>
-              <w:jc w:val="both"/>
-              <w:rPr>
-                <w:rFonts w:asciiTheme="minorHAnsi" w:hAnsiTheme="minorHAnsi" w:cstheme="minorHAnsi"/>
-                <w:bCs/>
-              </w:rPr>
-            </w:pPr>
-            <w:r>
-              <w:rPr>
-                <w:rFonts w:asciiTheme="minorHAnsi" w:hAnsiTheme="minorHAnsi" w:cstheme="minorHAnsi"/>
-                <w:bCs/>
-              </w:rPr>
-              <w:t>L’</w:t>
-            </w:r>
-            <w:r>
-              <w:rPr>
-                <w:rFonts w:asciiTheme="minorHAnsi" w:hAnsiTheme="minorHAnsi" w:cstheme="minorHAnsi"/>
-                <w:b/>
-                <w:i/>
-                <w:iCs/>
-                <w:color w:val="0070C0"/>
-              </w:rPr>
-              <w:t xml:space="preserve">énergie nucléaire </w:t>
-            </w:r>
-            <w:r>
-              <w:rPr>
-                <w:rFonts w:asciiTheme="minorHAnsi" w:hAnsiTheme="minorHAnsi" w:cstheme="minorHAnsi"/>
-                <w:bCs/>
-              </w:rPr>
-              <w:t xml:space="preserve">est la forme d’énergie </w:t>
-            </w:r>
-            <w:r>
-              <w:rPr>
-                <w:rFonts w:asciiTheme="minorHAnsi" w:hAnsiTheme="minorHAnsi" w:cstheme="minorHAnsi"/>
-                <w:bCs/>
-              </w:rPr>
-              <w:t>que possède l’urani</w:t>
-            </w:r>
-            <w:r>
-              <w:rPr>
-                <w:rFonts w:asciiTheme="minorHAnsi" w:hAnsiTheme="minorHAnsi" w:cstheme="minorHAnsi"/>
-                <w:bCs/>
-              </w:rPr>
-              <w:t>um</w:t>
-            </w:r>
-            <w:r>
-              <w:rPr>
-                <w:rFonts w:asciiTheme="minorHAnsi" w:hAnsiTheme="minorHAnsi" w:cstheme="minorHAnsi"/>
-                <w:bCs/>
-              </w:rPr>
-              <w:t>. Elle est utilisée par les centrales nucléaires pour produire de l’électricité qui transportera l’énergie jusque dans nos maisons pour faire fonctionner</w:t>
-            </w:r>
-            <w:r>
-              <w:rPr>
-                <w:rFonts w:asciiTheme="minorHAnsi" w:hAnsiTheme="minorHAnsi" w:cstheme="minorHAnsi"/>
-                <w:bCs/>
-              </w:rPr>
-              <w:t xml:space="preserve"> une </w:t>
-            </w:r>
-            <w:r>
-              <w:rPr>
-                <w:rFonts w:asciiTheme="minorHAnsi" w:hAnsiTheme="minorHAnsi" w:cstheme="minorHAnsi"/>
-                <w:bCs/>
-              </w:rPr>
-              <w:t>lampe ou une bouilloire par exemple.</w:t>
-            </w:r>
-          </w:p>
-          <w:p>
-            <w:pPr>
-              <w:pStyle w:val="Paragraphedeliste"/>
-              <w:numPr>
-                <w:ilvl w:val="0"/>
-                <w:numId w:val="40"/>
-              </w:numPr>
-              <w:suppressAutoHyphens/>
-              <w:spacing w:after="0"/>
-              <w:ind w:left="312" w:hanging="284"/>
-              <w:contextualSpacing w:val="0"/>
-              <w:jc w:val="both"/>
-              <w:rPr>
-                <w:rFonts w:asciiTheme="minorHAnsi" w:hAnsiTheme="minorHAnsi" w:cstheme="minorHAnsi"/>
-                <w:bCs/>
-              </w:rPr>
-            </w:pPr>
-            <w:r>
-              <w:rPr>
-                <w:rFonts w:asciiTheme="minorHAnsi" w:hAnsiTheme="minorHAnsi" w:cstheme="minorHAnsi"/>
-                <w:bCs/>
-              </w:rPr>
-              <w:t>L’</w:t>
-            </w:r>
-            <w:r>
-              <w:rPr>
-                <w:rFonts w:asciiTheme="minorHAnsi" w:hAnsiTheme="minorHAnsi" w:cstheme="minorHAnsi"/>
-                <w:b/>
-                <w:i/>
-                <w:iCs/>
-                <w:color w:val="0070C0"/>
-              </w:rPr>
-              <w:t>énergie électrique</w:t>
-            </w:r>
-            <w:r>
-              <w:rPr>
-                <w:rFonts w:asciiTheme="minorHAnsi" w:hAnsiTheme="minorHAnsi" w:cstheme="minorHAnsi"/>
-                <w:bCs/>
-                <w:color w:val="0070C0"/>
-              </w:rPr>
-              <w:t xml:space="preserve"> </w:t>
-            </w:r>
-            <w:r>
-              <w:rPr>
-                <w:rFonts w:asciiTheme="minorHAnsi" w:hAnsiTheme="minorHAnsi" w:cstheme="minorHAnsi"/>
-                <w:bCs/>
-              </w:rPr>
-              <w:t xml:space="preserve">est l’énergie transportée par l’électricité ; elle permet de transférer de l’énergie d’une forme à une autre. </w:t>
-            </w:r>
-          </w:p>
-          <w:p>
-            <w:pPr>
-              <w:pStyle w:val="Paragraphedeliste"/>
-              <w:numPr>
-                <w:ilvl w:val="0"/>
-                <w:numId w:val="40"/>
-              </w:numPr>
-              <w:suppressAutoHyphens/>
-              <w:spacing w:after="120"/>
-              <w:ind w:left="312" w:hanging="284"/>
-              <w:contextualSpacing w:val="0"/>
-              <w:jc w:val="both"/>
-              <w:rPr>
-                <w:rFonts w:asciiTheme="minorHAnsi" w:hAnsiTheme="minorHAnsi" w:cstheme="minorHAnsi"/>
-                <w:bCs/>
-              </w:rPr>
-            </w:pPr>
-            <w:r>
-              <w:rPr>
-                <w:rFonts w:asciiTheme="minorHAnsi" w:hAnsiTheme="minorHAnsi" w:cstheme="minorHAnsi"/>
-                <w:bCs/>
-              </w:rPr>
-              <w:t>L’</w:t>
-            </w:r>
-            <w:r>
-              <w:rPr>
-                <w:rFonts w:asciiTheme="minorHAnsi" w:hAnsiTheme="minorHAnsi" w:cstheme="minorHAnsi"/>
-                <w:b/>
-                <w:i/>
-                <w:iCs/>
-                <w:color w:val="0070C0"/>
-              </w:rPr>
-              <w:t xml:space="preserve">énergie </w:t>
-            </w:r>
-            <w:r>
-              <w:rPr>
-                <w:rFonts w:asciiTheme="minorHAnsi" w:hAnsiTheme="minorHAnsi" w:cstheme="minorHAnsi"/>
-                <w:b/>
-                <w:i/>
-                <w:iCs/>
-                <w:color w:val="0070C0"/>
-              </w:rPr>
-              <w:t xml:space="preserve">lumineuse </w:t>
-            </w:r>
-            <w:r>
-              <w:rPr>
-                <w:rFonts w:asciiTheme="minorHAnsi" w:hAnsiTheme="minorHAnsi" w:cstheme="minorHAnsi"/>
-                <w:bCs/>
-              </w:rPr>
-              <w:t xml:space="preserve">est l’énergie transportée par le rayonnement du soleil ; elle peut être utilisée pour chauffer </w:t>
-            </w:r>
-            <w:r>
-              <w:rPr>
-                <w:rFonts w:asciiTheme="minorHAnsi" w:hAnsiTheme="minorHAnsi" w:cstheme="minorHAnsi"/>
-                <w:bCs/>
-              </w:rPr>
-              <w:t xml:space="preserve">un objet </w:t>
-            </w:r>
-            <w:r>
-              <w:rPr>
-                <w:rFonts w:asciiTheme="minorHAnsi" w:hAnsiTheme="minorHAnsi" w:cstheme="minorHAnsi"/>
-                <w:bCs/>
-              </w:rPr>
-              <w:t>ou pour produire de l’électricité</w:t>
-            </w:r>
-            <w:r>
-              <w:rPr>
-                <w:rFonts w:asciiTheme="minorHAnsi" w:hAnsiTheme="minorHAnsi" w:cstheme="minorHAnsi"/>
-                <w:bCs/>
-              </w:rPr>
-              <w:t>.</w:t>
-            </w:r>
-            <w:r>
-              <w:rPr>
-                <w:rFonts w:asciiTheme="minorHAnsi" w:hAnsiTheme="minorHAnsi" w:cstheme="minorHAnsi"/>
-                <w:bCs/>
-              </w:rPr>
-              <w:t xml:space="preserve"> </w:t>
-            </w:r>
-          </w:p>
-        </w:tc>
-      </w:tr>
-    </w:tbl>
-    <w:p>
-      <w:pPr>
-        <w:suppressAutoHyphens/>
-        <w:jc w:val="both"/>
-        <w:rPr>
-          <w:rFonts w:asciiTheme="minorHAnsi" w:hAnsiTheme="minorHAnsi" w:cstheme="minorHAnsi"/>
-          <w:b/>
-          <w:sz w:val="28"/>
-          <w:szCs w:val="28"/>
+          <w:u w:val="single"/>
         </w:rPr>
       </w:pPr>
     </w:p>
@@ -2960,10 +1319,12 @@
     </w:tbl>
     <w:p>
       <w:pPr>
+        <w:jc w:val="both"/>
         <w:rPr>
           <w:rFonts w:asciiTheme="minorHAnsi" w:hAnsiTheme="minorHAnsi" w:cstheme="minorHAnsi"/>
           <w:sz w:val="16"/>
           <w:szCs w:val="16"/>
+          <w:u w:val="single"/>
         </w:rPr>
       </w:pPr>
     </w:p>
@@ -2994,16 +1355,17 @@
           <w:szCs w:val="22"/>
           <w:u w:val="single"/>
         </w:rPr>
-        <w:t xml:space="preserve">Travail de recherche en groupe : </w:t>
+        <w:t xml:space="preserve">Travail documentaire : </w:t>
       </w:r>
     </w:p>
     <w:p>
       <w:pPr>
-        <w:spacing w:line="276" w:lineRule="auto"/>
+        <w:jc w:val="both"/>
         <w:rPr>
           <w:rFonts w:asciiTheme="minorHAnsi" w:hAnsiTheme="minorHAnsi" w:cstheme="minorHAnsi"/>
-          <w:sz w:val="12"/>
-          <w:szCs w:val="12"/>
+          <w:sz w:val="18"/>
+          <w:szCs w:val="18"/>
+          <w:u w:val="single"/>
         </w:rPr>
       </w:pPr>
     </w:p>
@@ -3012,11 +1374,9 @@
         <w:pStyle w:val="Paragraphedeliste"/>
         <w:numPr>
           <w:ilvl w:val="0"/>
-          <w:numId w:val="43"/>
+          <w:numId w:val="48"/>
         </w:numPr>
-        <w:spacing w:after="120"/>
-        <w:ind w:left="284" w:hanging="284"/>
-        <w:contextualSpacing w:val="0"/>
+        <w:spacing w:line="480" w:lineRule="auto"/>
         <w:jc w:val="both"/>
         <w:rPr>
           <w:rFonts w:asciiTheme="minorHAnsi" w:hAnsiTheme="minorHAnsi" w:cstheme="minorHAnsi"/>
@@ -3026,311 +1386,200 @@
         <w:rPr>
           <w:rFonts w:asciiTheme="minorHAnsi" w:hAnsiTheme="minorHAnsi" w:cstheme="minorHAnsi"/>
         </w:rPr>
-        <w:t xml:space="preserve">Tu disposes d’une enveloppe contenant </w:t>
+        <w:t>Qu'est-ce que l'effet de serre ?</w:t>
       </w:r>
+    </w:p>
+    <w:p>
+      <w:pPr>
+        <w:pStyle w:val="Paragraphedeliste"/>
+        <w:numPr>
+          <w:ilvl w:val="0"/>
+          <w:numId w:val="48"/>
+        </w:numPr>
+        <w:spacing w:line="480" w:lineRule="auto"/>
+        <w:jc w:val="both"/>
+        <w:rPr>
+          <w:rFonts w:asciiTheme="minorHAnsi" w:hAnsiTheme="minorHAnsi" w:cstheme="minorHAnsi"/>
+        </w:rPr>
+      </w:pPr>
       <w:r>
         <w:rPr>
           <w:rFonts w:asciiTheme="minorHAnsi" w:hAnsiTheme="minorHAnsi" w:cstheme="minorHAnsi"/>
         </w:rPr>
-        <w:t xml:space="preserve">15 images. </w:t>
+        <w:t>Identifie la ressource énergétique utilisée dans la centrale thermique à flamme.</w:t>
       </w:r>
+    </w:p>
+    <w:p>
+      <w:pPr>
+        <w:pStyle w:val="Paragraphedeliste"/>
+        <w:numPr>
+          <w:ilvl w:val="0"/>
+          <w:numId w:val="48"/>
+        </w:numPr>
+        <w:spacing w:line="480" w:lineRule="auto"/>
+        <w:jc w:val="both"/>
+        <w:rPr>
+          <w:rFonts w:asciiTheme="minorHAnsi" w:hAnsiTheme="minorHAnsi" w:cstheme="minorHAnsi"/>
+        </w:rPr>
+      </w:pPr>
       <w:r>
         <w:rPr>
           <w:rFonts w:asciiTheme="minorHAnsi" w:hAnsiTheme="minorHAnsi" w:cstheme="minorHAnsi"/>
         </w:rPr>
-        <w:t>Avec ton groupe, i</w:t>
+        <w:t>Quelle forme d'énergie cette ressource possède-t-elle ?</w:t>
       </w:r>
+    </w:p>
+    <w:p>
+      <w:pPr>
+        <w:pStyle w:val="Paragraphedeliste"/>
+        <w:numPr>
+          <w:ilvl w:val="0"/>
+          <w:numId w:val="48"/>
+        </w:numPr>
+        <w:spacing w:line="480" w:lineRule="auto"/>
+        <w:jc w:val="both"/>
+        <w:rPr>
+          <w:rFonts w:asciiTheme="minorHAnsi" w:hAnsiTheme="minorHAnsi" w:cstheme="minorHAnsi"/>
+        </w:rPr>
+      </w:pPr>
       <w:r>
         <w:rPr>
           <w:rFonts w:asciiTheme="minorHAnsi" w:hAnsiTheme="minorHAnsi" w:cstheme="minorHAnsi"/>
         </w:rPr>
-        <w:t>dentifie ce q</w:t>
+        <w:t>Quelle forme d'énergie utile la centrale fournit-elle aux utilisateurs ?</w:t>
       </w:r>
+    </w:p>
+    <w:p>
+      <w:pPr>
+        <w:pStyle w:val="Paragraphedeliste"/>
+        <w:numPr>
+          <w:ilvl w:val="0"/>
+          <w:numId w:val="48"/>
+        </w:numPr>
+        <w:spacing w:line="480" w:lineRule="auto"/>
+        <w:jc w:val="both"/>
+        <w:rPr>
+          <w:rFonts w:asciiTheme="minorHAnsi" w:hAnsiTheme="minorHAnsi" w:cstheme="minorHAnsi"/>
+        </w:rPr>
+      </w:pPr>
       <w:r>
         <w:rPr>
           <w:rFonts w:asciiTheme="minorHAnsi" w:hAnsiTheme="minorHAnsi" w:cstheme="minorHAnsi"/>
         </w:rPr>
-        <w:t>ue chaque image</w:t>
-      </w:r>
-      <w:r>
-        <w:rPr>
-          <w:rFonts w:asciiTheme="minorHAnsi" w:hAnsiTheme="minorHAnsi" w:cstheme="minorHAnsi"/>
-        </w:rPr>
-        <w:t xml:space="preserve"> représent</w:t>
-      </w:r>
-      <w:r>
-        <w:rPr>
-          <w:rFonts w:asciiTheme="minorHAnsi" w:hAnsiTheme="minorHAnsi" w:cstheme="minorHAnsi"/>
-        </w:rPr>
-        <w:t>e</w:t>
-      </w:r>
-      <w:r>
-        <w:rPr>
-          <w:rFonts w:asciiTheme="minorHAnsi" w:hAnsiTheme="minorHAnsi" w:cstheme="minorHAnsi"/>
-        </w:rPr>
-        <w:t>.</w:t>
+        <w:t>Complète le diagramme énergétique ci-dessous :</w:t>
       </w:r>
     </w:p>
+    <w:tbl>
+      <w:tblPr>
+        <w:tblStyle w:val="Grilledutableau"/>
+        <w:tblW w:w="0" w:type="auto"/>
+        <w:tblInd w:w="1080" w:type="dxa"/>
+        <w:tblBorders>
+          <w:top w:val="single" w:sz="4" w:space="0" w:color="FFFFFF"/>
+          <w:left w:val="single" w:sz="4" w:space="0" w:color="FFFFFF"/>
+          <w:bottom w:val="single" w:sz="4" w:space="0" w:color="FFFFFF"/>
+          <w:right w:val="single" w:sz="4" w:space="0" w:color="FFFFFF"/>
+          <w:insideH w:val="single" w:sz="4" w:space="0" w:color="FFFFFF"/>
+          <w:insideV w:val="single" w:sz="4" w:space="0" w:color="FFFFFF"/>
+        </w:tblBorders>
+        <w:tblLook w:val="04A0" w:firstRow="1" w:lastRow="0" w:firstColumn="1" w:lastColumn="0" w:noHBand="0" w:noVBand="1"/>
+      </w:tblPr>
+      <w:tblGrid>
+        <w:gridCol w:w="9710"/>
+      </w:tblGrid>
+      <w:tr>
+        <w:tc>
+          <w:tcPr>
+            <w:tcW w:w="10790" w:type="dxa"/>
+          </w:tcPr>
+          <w:p>
+            <w:pPr>
+              <w:pStyle w:val="Paragraphedeliste"/>
+              <w:spacing w:line="480" w:lineRule="auto"/>
+              <w:ind w:left="0"/>
+              <w:jc w:val="both"/>
+              <w:rPr>
+                <w:rFonts w:asciiTheme="minorHAnsi" w:hAnsiTheme="minorHAnsi" w:cstheme="minorHAnsi"/>
+              </w:rPr>
+            </w:pPr>
+            <w:r>
+              <w:rPr>
+                <w:rFonts w:asciiTheme="minorHAnsi" w:hAnsiTheme="minorHAnsi" w:cstheme="minorHAnsi"/>
+                <w:noProof/>
+              </w:rPr>
+              <w:drawing>
+                <wp:anchor distT="0" distB="0" distL="114300" distR="114300" simplePos="0" relativeHeight="251738112" behindDoc="0" locked="0" layoutInCell="1" allowOverlap="1" wp14:anchorId="2CB5BAED" wp14:editId="0B7B39B7">
+                  <wp:simplePos x="0" y="0"/>
+                  <wp:positionH relativeFrom="margin">
+                    <wp:posOffset>-65405</wp:posOffset>
+                  </wp:positionH>
+                  <wp:positionV relativeFrom="margin">
+                    <wp:posOffset>40640</wp:posOffset>
+                  </wp:positionV>
+                  <wp:extent cx="6175375" cy="1833880"/>
+                  <wp:effectExtent l="0" t="0" r="0" b="0"/>
+                  <wp:wrapSquare wrapText="bothSides"/>
+                  <wp:docPr id="1847682148" name="Image 25"/>
+                  <wp:cNvGraphicFramePr>
+                    <a:graphicFrameLocks xmlns:a="http://schemas.openxmlformats.org/drawingml/2006/main" noChangeAspect="1"/>
+                  </wp:cNvGraphicFramePr>
+                  <a:graphic xmlns:a="http://schemas.openxmlformats.org/drawingml/2006/main">
+                    <a:graphicData uri="http://schemas.openxmlformats.org/drawingml/2006/picture">
+                      <pic:pic xmlns:pic="http://schemas.openxmlformats.org/drawingml/2006/picture">
+                        <pic:nvPicPr>
+                          <pic:cNvPr id="1847682148" name="Image 1847682148"/>
+                          <pic:cNvPicPr/>
+                        </pic:nvPicPr>
+                        <pic:blipFill>
+                          <a:blip r:embed="rId11" cstate="print">
+                            <a:extLst>
+                              <a:ext uri="{28A0092B-C50C-407E-A947-70E740481C1C}">
+                                <a14:useLocalDpi xmlns:a14="http://schemas.microsoft.com/office/drawing/2010/main" val="0"/>
+                              </a:ext>
+                            </a:extLst>
+                          </a:blip>
+                          <a:stretch>
+                            <a:fillRect/>
+                          </a:stretch>
+                        </pic:blipFill>
+                        <pic:spPr>
+                          <a:xfrm>
+                            <a:off x="0" y="0"/>
+                            <a:ext cx="6175375" cy="1833880"/>
+                          </a:xfrm>
+                          <a:prstGeom prst="rect">
+                            <a:avLst/>
+                          </a:prstGeom>
+                        </pic:spPr>
+                      </pic:pic>
+                    </a:graphicData>
+                  </a:graphic>
+                  <wp14:sizeRelH relativeFrom="margin">
+                    <wp14:pctWidth>0</wp14:pctWidth>
+                  </wp14:sizeRelH>
+                  <wp14:sizeRelV relativeFrom="margin">
+                    <wp14:pctHeight>0</wp14:pctHeight>
+                  </wp14:sizeRelV>
+                </wp:anchor>
+              </w:drawing>
+            </w:r>
+          </w:p>
+        </w:tc>
+      </w:tr>
+    </w:tbl>
     <w:p>
       <w:pPr>
-        <w:pStyle w:val="Paragraphedeliste"/>
-        <w:numPr>
-          <w:ilvl w:val="0"/>
-          <w:numId w:val="43"/>
-        </w:numPr>
-        <w:spacing w:after="120"/>
-        <w:ind w:left="284" w:hanging="284"/>
-        <w:contextualSpacing w:val="0"/>
-        <w:jc w:val="both"/>
-        <w:rPr>
-          <w:rFonts w:asciiTheme="minorHAnsi" w:hAnsiTheme="minorHAnsi" w:cstheme="minorHAnsi"/>
-        </w:rPr>
-      </w:pPr>
-      <w:r>
-        <w:rPr>
-          <w:rFonts w:asciiTheme="minorHAnsi" w:hAnsiTheme="minorHAnsi" w:cstheme="minorHAnsi"/>
-        </w:rPr>
-        <w:t xml:space="preserve">En </w:t>
-      </w:r>
-      <w:r>
-        <w:rPr>
-          <w:rFonts w:asciiTheme="minorHAnsi" w:hAnsiTheme="minorHAnsi" w:cstheme="minorHAnsi"/>
-        </w:rPr>
-        <w:t>t</w:t>
-      </w:r>
-      <w:r>
-        <w:rPr>
-          <w:rFonts w:asciiTheme="minorHAnsi" w:hAnsiTheme="minorHAnsi" w:cstheme="minorHAnsi"/>
-        </w:rPr>
-        <w:t xml:space="preserve">e basant sur le </w:t>
-      </w:r>
-      <w:r>
-        <w:rPr>
-          <w:rFonts w:asciiTheme="minorHAnsi" w:hAnsiTheme="minorHAnsi" w:cstheme="minorHAnsi"/>
-        </w:rPr>
-        <w:t>D</w:t>
-      </w:r>
-      <w:r>
-        <w:rPr>
-          <w:rFonts w:asciiTheme="minorHAnsi" w:hAnsiTheme="minorHAnsi" w:cstheme="minorHAnsi"/>
-        </w:rPr>
-        <w:t xml:space="preserve">ocument 1, identifie les </w:t>
-      </w:r>
-      <w:r>
+        <w:spacing w:line="276" w:lineRule="auto"/>
         <w:rPr>
           <w:rFonts w:asciiTheme="minorHAnsi" w:hAnsiTheme="minorHAnsi" w:cstheme="minorHAnsi"/>
           <w:b/>
           <w:bCs/>
-        </w:rPr>
-        <w:t>ressources en énergie</w:t>
-      </w:r>
-      <w:r>
-        <w:rPr>
-          <w:rFonts w:asciiTheme="minorHAnsi" w:hAnsiTheme="minorHAnsi" w:cstheme="minorHAnsi"/>
-        </w:rPr>
-        <w:t xml:space="preserve"> correspondant à </w:t>
-      </w:r>
-      <w:r>
-        <w:rPr>
-          <w:rFonts w:asciiTheme="minorHAnsi" w:hAnsiTheme="minorHAnsi" w:cstheme="minorHAnsi"/>
-        </w:rPr>
-        <w:t>chaque image</w:t>
-      </w:r>
-      <w:r>
-        <w:rPr>
-          <w:rFonts w:asciiTheme="minorHAnsi" w:hAnsiTheme="minorHAnsi" w:cstheme="minorHAnsi"/>
-        </w:rPr>
-        <w:t>.</w:t>
-      </w:r>
-    </w:p>
-    <w:p>
-      <w:pPr>
-        <w:pStyle w:val="Paragraphedeliste"/>
-        <w:numPr>
-          <w:ilvl w:val="0"/>
-          <w:numId w:val="43"/>
-        </w:numPr>
-        <w:spacing w:after="120"/>
-        <w:ind w:left="284" w:hanging="284"/>
-        <w:contextualSpacing w:val="0"/>
-        <w:jc w:val="both"/>
-        <w:rPr>
-          <w:rFonts w:asciiTheme="minorHAnsi" w:hAnsiTheme="minorHAnsi" w:cstheme="minorHAnsi"/>
-        </w:rPr>
-      </w:pPr>
-      <w:r>
-        <w:rPr>
-          <w:rFonts w:asciiTheme="minorHAnsi" w:hAnsiTheme="minorHAnsi" w:cstheme="minorHAnsi"/>
-        </w:rPr>
-        <w:t>Pour chaque ressource identifiée, indique si elle est dite « </w:t>
-      </w:r>
-      <w:r>
-        <w:rPr>
-          <w:rFonts w:asciiTheme="minorHAnsi" w:hAnsiTheme="minorHAnsi" w:cstheme="minorHAnsi"/>
-          <w:b/>
-          <w:bCs/>
-        </w:rPr>
-        <w:t>renouvelable</w:t>
-      </w:r>
-      <w:r>
-        <w:rPr>
-          <w:rFonts w:asciiTheme="minorHAnsi" w:hAnsiTheme="minorHAnsi" w:cstheme="minorHAnsi"/>
-        </w:rPr>
-        <w:t> » ou non « </w:t>
-      </w:r>
-      <w:r>
-        <w:rPr>
-          <w:rFonts w:asciiTheme="minorHAnsi" w:hAnsiTheme="minorHAnsi" w:cstheme="minorHAnsi"/>
-          <w:b/>
-          <w:bCs/>
-        </w:rPr>
-        <w:t>renouvelable </w:t>
-      </w:r>
-      <w:r>
-        <w:rPr>
-          <w:rFonts w:asciiTheme="minorHAnsi" w:hAnsiTheme="minorHAnsi" w:cstheme="minorHAnsi"/>
-        </w:rPr>
-        <w:t>»</w:t>
-      </w:r>
-      <w:r>
-        <w:rPr>
-          <w:rFonts w:asciiTheme="minorHAnsi" w:hAnsiTheme="minorHAnsi" w:cstheme="minorHAnsi"/>
-        </w:rPr>
-        <w:t xml:space="preserve"> en te basant sur les définitions données par le </w:t>
-      </w:r>
-      <w:r>
-        <w:rPr>
-          <w:rFonts w:asciiTheme="minorHAnsi" w:hAnsiTheme="minorHAnsi" w:cstheme="minorHAnsi"/>
-        </w:rPr>
-        <w:t>D</w:t>
-      </w:r>
-      <w:r>
-        <w:rPr>
-          <w:rFonts w:asciiTheme="minorHAnsi" w:hAnsiTheme="minorHAnsi" w:cstheme="minorHAnsi"/>
-        </w:rPr>
-        <w:t>ocument 1.</w:t>
-      </w:r>
-    </w:p>
-    <w:p>
-      <w:pPr>
-        <w:pStyle w:val="Paragraphedeliste"/>
-        <w:numPr>
-          <w:ilvl w:val="0"/>
-          <w:numId w:val="43"/>
-        </w:numPr>
-        <w:spacing w:after="120"/>
-        <w:ind w:left="284" w:hanging="284"/>
-        <w:contextualSpacing w:val="0"/>
-        <w:jc w:val="both"/>
-        <w:rPr>
-          <w:rFonts w:asciiTheme="minorHAnsi" w:hAnsiTheme="minorHAnsi" w:cstheme="minorHAnsi"/>
-        </w:rPr>
-      </w:pPr>
-      <w:r>
-        <w:rPr>
-          <w:rFonts w:asciiTheme="minorHAnsi" w:hAnsiTheme="minorHAnsi" w:cstheme="minorHAnsi"/>
-        </w:rPr>
-        <w:t xml:space="preserve">En </w:t>
-      </w:r>
-      <w:r>
-        <w:rPr>
-          <w:rFonts w:asciiTheme="minorHAnsi" w:hAnsiTheme="minorHAnsi" w:cstheme="minorHAnsi"/>
-        </w:rPr>
-        <w:t>t</w:t>
-      </w:r>
-      <w:r>
-        <w:rPr>
-          <w:rFonts w:asciiTheme="minorHAnsi" w:hAnsiTheme="minorHAnsi" w:cstheme="minorHAnsi"/>
-        </w:rPr>
-        <w:t xml:space="preserve">e basant sur le </w:t>
-      </w:r>
-      <w:r>
-        <w:rPr>
-          <w:rFonts w:asciiTheme="minorHAnsi" w:hAnsiTheme="minorHAnsi" w:cstheme="minorHAnsi"/>
-        </w:rPr>
-        <w:t>D</w:t>
-      </w:r>
-      <w:r>
-        <w:rPr>
-          <w:rFonts w:asciiTheme="minorHAnsi" w:hAnsiTheme="minorHAnsi" w:cstheme="minorHAnsi"/>
-        </w:rPr>
-        <w:t xml:space="preserve">ocument 2, identifie les </w:t>
-      </w:r>
-      <w:r>
-        <w:rPr>
-          <w:rFonts w:asciiTheme="minorHAnsi" w:hAnsiTheme="minorHAnsi" w:cstheme="minorHAnsi"/>
-          <w:b/>
-          <w:bCs/>
-        </w:rPr>
-        <w:t>formes d’énergie</w:t>
-      </w:r>
-      <w:r>
-        <w:rPr>
-          <w:rFonts w:asciiTheme="minorHAnsi" w:hAnsiTheme="minorHAnsi" w:cstheme="minorHAnsi"/>
-        </w:rPr>
-        <w:t xml:space="preserve"> correspondant à chaque image</w:t>
-      </w:r>
-      <w:r>
-        <w:rPr>
-          <w:rFonts w:asciiTheme="minorHAnsi" w:hAnsiTheme="minorHAnsi" w:cstheme="minorHAnsi"/>
-        </w:rPr>
-        <w:t>.</w:t>
-      </w:r>
-    </w:p>
-    <w:p>
-      <w:pPr>
-        <w:pStyle w:val="Paragraphedeliste"/>
-        <w:numPr>
-          <w:ilvl w:val="0"/>
-          <w:numId w:val="43"/>
-        </w:numPr>
-        <w:spacing w:after="240"/>
-        <w:ind w:left="284" w:hanging="284"/>
-        <w:contextualSpacing w:val="0"/>
-        <w:jc w:val="both"/>
-        <w:rPr>
-          <w:rFonts w:asciiTheme="minorHAnsi" w:hAnsiTheme="minorHAnsi" w:cstheme="minorHAnsi"/>
-        </w:rPr>
-      </w:pPr>
-      <w:r>
-        <w:rPr>
-          <w:rFonts w:asciiTheme="minorHAnsi" w:hAnsiTheme="minorHAnsi" w:cstheme="minorHAnsi"/>
-        </w:rPr>
-        <w:t>Y a-t-il</w:t>
-      </w:r>
-      <w:r>
-        <w:rPr>
-          <w:rFonts w:asciiTheme="minorHAnsi" w:hAnsiTheme="minorHAnsi" w:cstheme="minorHAnsi"/>
-        </w:rPr>
-        <w:t xml:space="preserve"> dans les images des </w:t>
-      </w:r>
-      <w:r>
-        <w:rPr>
-          <w:rFonts w:asciiTheme="minorHAnsi" w:hAnsiTheme="minorHAnsi" w:cstheme="minorHAnsi"/>
-          <w:b/>
-          <w:bCs/>
-        </w:rPr>
-        <w:t>dispositifs qui permettent de convertir l’énergie d’une forme à une autre</w:t>
-      </w:r>
-      <w:r>
-        <w:rPr>
-          <w:rFonts w:asciiTheme="minorHAnsi" w:hAnsiTheme="minorHAnsi" w:cstheme="minorHAnsi"/>
-        </w:rPr>
-        <w:t> ?</w:t>
-      </w:r>
-      <w:r>
-        <w:rPr>
-          <w:rFonts w:asciiTheme="minorHAnsi" w:hAnsiTheme="minorHAnsi" w:cstheme="minorHAnsi"/>
-        </w:rPr>
-        <w:t xml:space="preserve"> Si oui, indique lesquels.</w:t>
-      </w:r>
-    </w:p>
-    <w:p>
-      <w:pPr>
-        <w:spacing w:line="276" w:lineRule="auto"/>
-        <w:jc w:val="both"/>
-        <w:rPr>
-          <w:rFonts w:asciiTheme="minorHAnsi" w:hAnsiTheme="minorHAnsi" w:cstheme="minorHAnsi"/>
+          <w:i/>
+          <w:iCs/>
+          <w:color w:val="0070C0"/>
+          <w:sz w:val="22"/>
+          <w:szCs w:val="22"/>
+          <w:u w:val="single"/>
         </w:rPr>
       </w:pPr>
       <w:r>
@@ -3341,9 +1590,11 @@
           <w:i/>
           <w:iCs/>
           <w:color w:val="0070C0"/>
+          <w:sz w:val="22"/>
+          <w:szCs w:val="22"/>
           <w:u w:val="single"/>
         </w:rPr>
-        <w:t>Synthèse :</w:t>
+        <w:t xml:space="preserve">Travail </w:t>
       </w:r>
       <w:r>
         <w:rPr>
@@ -3353,92 +1604,91 @@
           <w:i/>
           <w:iCs/>
           <w:color w:val="0070C0"/>
+          <w:sz w:val="22"/>
+          <w:szCs w:val="22"/>
+          <w:u w:val="single"/>
         </w:rPr>
-        <w:t xml:space="preserve"> </w:t>
+        <w:t>expérimentale</w:t>
       </w:r>
       <w:r>
         <w:rPr>
           <w:rFonts w:asciiTheme="minorHAnsi" w:hAnsiTheme="minorHAnsi" w:cstheme="minorHAnsi"/>
+          <w:b/>
+          <w:bCs/>
+          <w:i/>
+          <w:iCs/>
+          <w:color w:val="0070C0"/>
+          <w:sz w:val="22"/>
+          <w:szCs w:val="22"/>
+          <w:u w:val="single"/>
         </w:rPr>
-        <w:t xml:space="preserve">Maintenant que </w:t>
+        <w:t> </w:t>
       </w:r>
       <w:r>
         <w:rPr>
           <w:rFonts w:asciiTheme="minorHAnsi" w:hAnsiTheme="minorHAnsi" w:cstheme="minorHAnsi"/>
+          <w:b/>
+          <w:bCs/>
+          <w:i/>
+          <w:iCs/>
+          <w:color w:val="0070C0"/>
+          <w:sz w:val="22"/>
+          <w:szCs w:val="22"/>
+          <w:u w:val="single"/>
         </w:rPr>
-        <w:t>tu as les</w:t>
+        <w:t>(TP I</w:t>
+      </w:r>
+      <w:proofErr w:type="gramStart"/>
+      <w:r>
+        <w:rPr>
+          <w:rFonts w:asciiTheme="minorHAnsi" w:hAnsiTheme="minorHAnsi" w:cstheme="minorHAnsi"/>
+          <w:b/>
+          <w:bCs/>
+          <w:i/>
+          <w:iCs/>
+          <w:color w:val="0070C0"/>
+          <w:sz w:val="22"/>
+          <w:szCs w:val="22"/>
+          <w:u w:val="single"/>
+        </w:rPr>
+        <w:t>)</w:t>
       </w:r>
       <w:r>
         <w:rPr>
           <w:rFonts w:asciiTheme="minorHAnsi" w:hAnsiTheme="minorHAnsi" w:cstheme="minorHAnsi"/>
+          <w:b/>
+          <w:bCs/>
+          <w:i/>
+          <w:iCs/>
+          <w:color w:val="0070C0"/>
+          <w:sz w:val="22"/>
+          <w:szCs w:val="22"/>
+          <w:u w:val="single"/>
         </w:rPr>
-        <w:t xml:space="preserve"> idées claires</w:t>
+        <w:t>:</w:t>
       </w:r>
-      <w:r>
+      <w:proofErr w:type="gramEnd"/>
+    </w:p>
+    <w:p>
+      <w:pPr>
+        <w:spacing w:line="276" w:lineRule="auto"/>
         <w:rPr>
           <w:rFonts w:asciiTheme="minorHAnsi" w:hAnsiTheme="minorHAnsi" w:cstheme="minorHAnsi"/>
+          <w:b/>
+          <w:bCs/>
+          <w:i/>
+          <w:iCs/>
+          <w:color w:val="0070C0"/>
+          <w:sz w:val="22"/>
+          <w:szCs w:val="22"/>
+          <w:u w:val="single"/>
         </w:rPr>
-        <w:t xml:space="preserve"> sur l’énergie, ses formes et ses ressources</w:t>
-      </w:r>
-      <w:r>
-        <w:rPr>
-          <w:rFonts w:asciiTheme="minorHAnsi" w:hAnsiTheme="minorHAnsi" w:cstheme="minorHAnsi"/>
-        </w:rPr>
-        <w:t>, essay</w:t>
-      </w:r>
-      <w:r>
-        <w:rPr>
-          <w:rFonts w:asciiTheme="minorHAnsi" w:hAnsiTheme="minorHAnsi" w:cstheme="minorHAnsi"/>
-        </w:rPr>
-        <w:t>e</w:t>
-      </w:r>
-      <w:r>
-        <w:rPr>
-          <w:rFonts w:asciiTheme="minorHAnsi" w:hAnsiTheme="minorHAnsi" w:cstheme="minorHAnsi"/>
-        </w:rPr>
-        <w:t xml:space="preserve"> de répondre à la question d</w:t>
-      </w:r>
-      <w:r>
-        <w:rPr>
-          <w:rFonts w:asciiTheme="minorHAnsi" w:hAnsiTheme="minorHAnsi" w:cstheme="minorHAnsi"/>
-        </w:rPr>
-        <w:t>’</w:t>
-      </w:r>
-      <w:r>
-        <w:rPr>
-          <w:rFonts w:asciiTheme="minorHAnsi" w:hAnsiTheme="minorHAnsi" w:cstheme="minorHAnsi"/>
-        </w:rPr>
-        <w:t>Alejandro et Carla</w:t>
-      </w:r>
-      <w:r>
-        <w:rPr>
-          <w:rFonts w:asciiTheme="minorHAnsi" w:hAnsiTheme="minorHAnsi" w:cstheme="minorHAnsi"/>
-        </w:rPr>
-        <w:t> : « </w:t>
-      </w:r>
-      <w:r>
-        <w:rPr>
-          <w:rFonts w:asciiTheme="minorHAnsi" w:hAnsiTheme="minorHAnsi" w:cstheme="minorHAnsi"/>
-        </w:rPr>
-        <w:t>Est-ce que le fonctionnement du tramway et du bus de tourisme nécessite la même énergie ?</w:t>
-      </w:r>
-      <w:r>
-        <w:rPr>
-          <w:rFonts w:asciiTheme="minorHAnsi" w:hAnsiTheme="minorHAnsi" w:cstheme="minorHAnsi"/>
-        </w:rPr>
-        <w:t xml:space="preserve"> </w:t>
-      </w:r>
-      <w:r>
-        <w:rPr>
-          <w:rFonts w:asciiTheme="minorHAnsi" w:hAnsiTheme="minorHAnsi" w:cstheme="minorHAnsi"/>
-        </w:rPr>
-        <w:t>»</w:t>
-      </w:r>
+      </w:pPr>
     </w:p>
     <w:p>
       <w:pPr>
-        <w:spacing w:line="360" w:lineRule="auto"/>
-        <w:jc w:val="both"/>
+        <w:spacing w:line="276" w:lineRule="auto"/>
+        <w:ind w:left="360" w:firstLine="360"/>
         <w:rPr>
           <w:rFonts w:asciiTheme="minorHAnsi" w:hAnsiTheme="minorHAnsi" w:cstheme="minorHAnsi"/>
           <w:sz w:val="22"/>
@@ -3451,103 +1701,128 @@
           <w:sz w:val="22"/>
           <w:szCs w:val="22"/>
         </w:rPr>
-        <w:t>…………………………………………………………………………………………………………………………………………………………………………………………..</w:t>
+        <w:t>Tu disposes d’un montage expérimental permettant de convertir une forme d’énergie en une autre.</w:t>
       </w:r>
     </w:p>
     <w:p>
       <w:pPr>
+        <w:spacing w:line="276" w:lineRule="auto"/>
+        <w:ind w:left="360"/>
+        <w:rPr>
+          <w:rFonts w:asciiTheme="minorHAnsi" w:hAnsiTheme="minorHAnsi" w:cstheme="minorHAnsi"/>
+          <w:color w:val="0070C0"/>
+          <w:sz w:val="22"/>
+          <w:szCs w:val="22"/>
+        </w:rPr>
+      </w:pPr>
+    </w:p>
+    <w:p>
+      <w:pPr>
+        <w:pStyle w:val="Paragraphedeliste"/>
+        <w:numPr>
+          <w:ilvl w:val="0"/>
+          <w:numId w:val="49"/>
+        </w:numPr>
+        <w:suppressAutoHyphens/>
         <w:spacing w:line="360" w:lineRule="auto"/>
+        <w:ind w:left="1080"/>
         <w:jc w:val="both"/>
         <w:rPr>
           <w:rFonts w:asciiTheme="minorHAnsi" w:hAnsiTheme="minorHAnsi" w:cstheme="minorHAnsi"/>
-          <w:sz w:val="22"/>
-          <w:szCs w:val="22"/>
+          <w:bCs/>
         </w:rPr>
       </w:pPr>
       <w:r>
         <w:rPr>
           <w:rFonts w:asciiTheme="minorHAnsi" w:hAnsiTheme="minorHAnsi" w:cstheme="minorHAnsi"/>
-          <w:sz w:val="22"/>
-          <w:szCs w:val="22"/>
+          <w:bCs/>
         </w:rPr>
-        <w:t>…………………………………………………………………………………………………………………………………………………………………………………………..</w:t>
+        <w:t xml:space="preserve">Fais fonctionner le dispositif </w:t>
+      </w:r>
+      <w:r>
+        <w:rPr>
+          <w:rFonts w:asciiTheme="minorHAnsi" w:hAnsiTheme="minorHAnsi" w:cstheme="minorHAnsi"/>
+          <w:bCs/>
+          <w:u w:val="single"/>
+        </w:rPr>
+        <w:t>en toute sécurité</w:t>
+      </w:r>
+      <w:r>
+        <w:rPr>
+          <w:rFonts w:asciiTheme="minorHAnsi" w:hAnsiTheme="minorHAnsi" w:cstheme="minorHAnsi"/>
+          <w:bCs/>
+        </w:rPr>
+        <w:t>.</w:t>
       </w:r>
     </w:p>
     <w:p>
       <w:pPr>
+        <w:pStyle w:val="Paragraphedeliste"/>
+        <w:numPr>
+          <w:ilvl w:val="0"/>
+          <w:numId w:val="49"/>
+        </w:numPr>
+        <w:suppressAutoHyphens/>
         <w:spacing w:line="360" w:lineRule="auto"/>
+        <w:ind w:left="1080"/>
         <w:jc w:val="both"/>
         <w:rPr>
           <w:rFonts w:asciiTheme="minorHAnsi" w:hAnsiTheme="minorHAnsi" w:cstheme="minorHAnsi"/>
-          <w:sz w:val="22"/>
-          <w:szCs w:val="22"/>
+          <w:bCs/>
+        </w:rPr>
+      </w:pPr>
+      <w:r>
+        <w:t>Observe le dispositif et note ce que tu constates.</w:t>
+      </w:r>
+    </w:p>
+    <w:p>
+      <w:pPr>
+        <w:pStyle w:val="Paragraphedeliste"/>
+        <w:numPr>
+          <w:ilvl w:val="0"/>
+          <w:numId w:val="49"/>
+        </w:numPr>
+        <w:suppressAutoHyphens/>
+        <w:spacing w:line="360" w:lineRule="auto"/>
+        <w:ind w:left="1080"/>
+        <w:jc w:val="both"/>
+        <w:rPr>
+          <w:rFonts w:asciiTheme="minorHAnsi" w:hAnsiTheme="minorHAnsi" w:cstheme="minorHAnsi"/>
+          <w:bCs/>
+        </w:rPr>
+      </w:pPr>
+      <w:r>
+        <w:t>En groupe, complète le diagramme énergétique correspondant au montage en t'aidant du travail documentaire.</w:t>
+      </w:r>
+    </w:p>
+    <w:p>
+      <w:pPr>
+        <w:pStyle w:val="Paragraphedeliste"/>
+        <w:numPr>
+          <w:ilvl w:val="0"/>
+          <w:numId w:val="49"/>
+        </w:numPr>
+        <w:spacing w:line="480" w:lineRule="auto"/>
+        <w:ind w:left="1080"/>
+        <w:jc w:val="both"/>
+        <w:rPr>
+          <w:rFonts w:asciiTheme="minorHAnsi" w:hAnsiTheme="minorHAnsi" w:cstheme="minorHAnsi"/>
         </w:rPr>
       </w:pPr>
       <w:r>
         <w:rPr>
           <w:rFonts w:asciiTheme="minorHAnsi" w:hAnsiTheme="minorHAnsi" w:cstheme="minorHAnsi"/>
-          <w:sz w:val="22"/>
-          <w:szCs w:val="22"/>
+          <w:bCs/>
         </w:rPr>
-        <w:t>…………………………………………………………………………………………………………………………………………………………………………………………..</w:t>
+        <w:t>Rédige un résumé de 3 à 4 phrases dans lequel tu expliques le fonctionnement de ton montage et précises la conversion d'énergie réalisée. Utilise le vocabulaire du cours.</w:t>
       </w:r>
     </w:p>
     <w:p>
       <w:pPr>
-        <w:spacing w:line="360" w:lineRule="auto"/>
+        <w:spacing w:line="480" w:lineRule="auto"/>
         <w:jc w:val="both"/>
         <w:rPr>
           <w:rFonts w:asciiTheme="minorHAnsi" w:hAnsiTheme="minorHAnsi" w:cstheme="minorHAnsi"/>
-          <w:sz w:val="22"/>
-          <w:szCs w:val="22"/>
-        </w:rPr>
-      </w:pPr>
-      <w:r>
-        <w:rPr>
-          <w:rFonts w:asciiTheme="minorHAnsi" w:hAnsiTheme="minorHAnsi" w:cstheme="minorHAnsi"/>
-          <w:sz w:val="22"/>
-          <w:szCs w:val="22"/>
-        </w:rPr>
-        <w:t>…………………………………………………………………………………………………………………………………………………………………………………………..</w:t>
-      </w:r>
-    </w:p>
-    <w:p>
-      <w:pPr>
-        <w:rPr>
-          <w:rFonts w:asciiTheme="minorHAnsi" w:hAnsiTheme="minorHAnsi" w:cstheme="minorHAnsi"/>
-          <w:sz w:val="12"/>
-          <w:szCs w:val="12"/>
-        </w:rPr>
-      </w:pPr>
-    </w:p>
-    <w:p>
-      <w:pPr>
-        <w:rPr>
-          <w:rFonts w:asciiTheme="minorHAnsi" w:hAnsiTheme="minorHAnsi" w:cstheme="minorHAnsi"/>
-          <w:sz w:val="12"/>
-          <w:szCs w:val="12"/>
-        </w:rPr>
-      </w:pPr>
-    </w:p>
-    <w:p>
-      <w:pPr>
-        <w:rPr>
-          <w:rFonts w:asciiTheme="minorHAnsi" w:hAnsiTheme="minorHAnsi" w:cstheme="minorHAnsi"/>
-          <w:sz w:val="12"/>
-          <w:szCs w:val="12"/>
-        </w:rPr>
-      </w:pPr>
-    </w:p>
-    <w:p>
-      <w:pPr>
-        <w:spacing w:after="120"/>
-        <w:ind w:right="-1"/>
-        <w:jc w:val="both"/>
-        <w:rPr>
-          <w:rFonts w:asciiTheme="minorHAnsi" w:hAnsiTheme="minorHAnsi" w:cstheme="minorHAnsi"/>
-          <w:b/>
-          <w:sz w:val="8"/>
-          <w:szCs w:val="8"/>
         </w:rPr>
       </w:pPr>
     </w:p>
@@ -3623,14 +1898,14 @@
         <v:path o:extrusionok="f" gradientshapeok="t" o:connecttype="rect"/>
         <o:lock v:ext="edit" aspectratio="t"/>
       </v:shapetype>
-      <v:shape id="_x0000_i1025" type="#_x0000_t75" style="width:9.3pt;height:9.3pt" o:bullet="t">
+      <v:shape id="_x0000_i1025" type="#_x0000_t75" style="width:9.15pt;height:9.15pt" o:bullet="t">
         <v:imagedata r:id="rId1" o:title="BD10267_"/>
       </v:shape>
     </w:pict>
   </w:numPicBullet>
   <w:numPicBullet w:numPicBulletId="1">
     <w:pict>
-      <v:shape id="_x0000_i1026" type="#_x0000_t75" style="width:11.75pt;height:11.75pt" o:bullet="t">
+      <v:shape id="_x0000_i1026" type="#_x0000_t75" style="width:11.65pt;height:11.65pt" o:bullet="t">
         <v:imagedata r:id="rId2" o:title="mso32D9"/>
       </v:shape>
     </w:pict>
@@ -4850,6 +3125,95 @@
     </w:lvl>
   </w:abstractNum>
   <w:abstractNum w:abstractNumId="9" w15:restartNumberingAfterBreak="0">
+    <w:nsid w:val="0C8A3513"/>
+    <w:multiLevelType w:val="hybridMultilevel"/>
+    <w:tmpl w:val="63E0166A"/>
+    <w:lvl w:ilvl="0" w:tplc="A2A057EC">
+      <w:start w:val="1"/>
+      <w:numFmt w:val="decimal"/>
+      <w:lvlText w:val="%1-"/>
+      <w:lvlJc w:val="left"/>
+      <w:pPr>
+        <w:ind w:left="720" w:hanging="360"/>
+      </w:pPr>
+      <w:rPr>
+        <w:rFonts w:hint="default"/>
+      </w:rPr>
+    </w:lvl>
+    <w:lvl w:ilvl="1" w:tplc="040C0019" w:tentative="1">
+      <w:start w:val="1"/>
+      <w:numFmt w:val="lowerLetter"/>
+      <w:lvlText w:val="%2."/>
+      <w:lvlJc w:val="left"/>
+      <w:pPr>
+        <w:ind w:left="1440" w:hanging="360"/>
+      </w:pPr>
+    </w:lvl>
+    <w:lvl w:ilvl="2" w:tplc="040C001B" w:tentative="1">
+      <w:start w:val="1"/>
+      <w:numFmt w:val="lowerRoman"/>
+      <w:lvlText w:val="%3."/>
+      <w:lvlJc w:val="right"/>
+      <w:pPr>
+        <w:ind w:left="2160" w:hanging="180"/>
+      </w:pPr>
+    </w:lvl>
+    <w:lvl w:ilvl="3" w:tplc="040C000F" w:tentative="1">
+      <w:start w:val="1"/>
+      <w:numFmt w:val="decimal"/>
+      <w:lvlText w:val="%4."/>
+      <w:lvlJc w:val="left"/>
+      <w:pPr>
+        <w:ind w:left="2880" w:hanging="360"/>
+      </w:pPr>
+    </w:lvl>
+    <w:lvl w:ilvl="4" w:tplc="040C0019" w:tentative="1">
+      <w:start w:val="1"/>
+      <w:numFmt w:val="lowerLetter"/>
+      <w:lvlText w:val="%5."/>
+      <w:lvlJc w:val="left"/>
+      <w:pPr>
+        <w:ind w:left="3600" w:hanging="360"/>
+      </w:pPr>
+    </w:lvl>
+    <w:lvl w:ilvl="5" w:tplc="040C001B" w:tentative="1">
+      <w:start w:val="1"/>
+      <w:numFmt w:val="lowerRoman"/>
+      <w:lvlText w:val="%6."/>
+      <w:lvlJc w:val="right"/>
+      <w:pPr>
+        <w:ind w:left="4320" w:hanging="180"/>
+      </w:pPr>
+    </w:lvl>
+    <w:lvl w:ilvl="6" w:tplc="040C000F" w:tentative="1">
+      <w:start w:val="1"/>
+      <w:numFmt w:val="decimal"/>
+      <w:lvlText w:val="%7."/>
+      <w:lvlJc w:val="left"/>
+      <w:pPr>
+        <w:ind w:left="5040" w:hanging="360"/>
+      </w:pPr>
+    </w:lvl>
+    <w:lvl w:ilvl="7" w:tplc="040C0019" w:tentative="1">
+      <w:start w:val="1"/>
+      <w:numFmt w:val="lowerLetter"/>
+      <w:lvlText w:val="%8."/>
+      <w:lvlJc w:val="left"/>
+      <w:pPr>
+        <w:ind w:left="5760" w:hanging="360"/>
+      </w:pPr>
+    </w:lvl>
+    <w:lvl w:ilvl="8" w:tplc="040C001B" w:tentative="1">
+      <w:start w:val="1"/>
+      <w:numFmt w:val="lowerRoman"/>
+      <w:lvlText w:val="%9."/>
+      <w:lvlJc w:val="right"/>
+      <w:pPr>
+        <w:ind w:left="6480" w:hanging="180"/>
+      </w:pPr>
+    </w:lvl>
+  </w:abstractNum>
+  <w:abstractNum w:abstractNumId="10" w15:restartNumberingAfterBreak="0">
     <w:nsid w:val="0E36546D"/>
     <w:multiLevelType w:val="hybridMultilevel"/>
     <w:tmpl w:val="2DCC6A2A"/>
@@ -4962,7 +3326,7 @@
       </w:rPr>
     </w:lvl>
   </w:abstractNum>
-  <w:abstractNum w:abstractNumId="10" w15:restartNumberingAfterBreak="0">
+  <w:abstractNum w:abstractNumId="11" w15:restartNumberingAfterBreak="0">
     <w:nsid w:val="0E4510DD"/>
     <w:multiLevelType w:val="hybridMultilevel"/>
     <w:tmpl w:val="E8023998"/>
@@ -5075,7 +3439,7 @@
       </w:rPr>
     </w:lvl>
   </w:abstractNum>
-  <w:abstractNum w:abstractNumId="11" w15:restartNumberingAfterBreak="0">
+  <w:abstractNum w:abstractNumId="12" w15:restartNumberingAfterBreak="0">
     <w:nsid w:val="10123668"/>
     <w:multiLevelType w:val="hybridMultilevel"/>
     <w:tmpl w:val="D6E6C4EA"/>
@@ -5164,7 +3528,7 @@
       </w:pPr>
     </w:lvl>
   </w:abstractNum>
-  <w:abstractNum w:abstractNumId="12" w15:restartNumberingAfterBreak="0">
+  <w:abstractNum w:abstractNumId="13" w15:restartNumberingAfterBreak="0">
     <w:nsid w:val="1B8B6726"/>
     <w:multiLevelType w:val="multilevel"/>
     <w:tmpl w:val="E5BE711A"/>
@@ -5304,7 +3668,7 @@
       </w:rPr>
     </w:lvl>
   </w:abstractNum>
-  <w:abstractNum w:abstractNumId="13" w15:restartNumberingAfterBreak="0">
+  <w:abstractNum w:abstractNumId="14" w15:restartNumberingAfterBreak="0">
     <w:nsid w:val="1B9B48CE"/>
     <w:multiLevelType w:val="hybridMultilevel"/>
     <w:tmpl w:val="750CC422"/>
@@ -5417,7 +3781,120 @@
       </w:rPr>
     </w:lvl>
   </w:abstractNum>
-  <w:abstractNum w:abstractNumId="14" w15:restartNumberingAfterBreak="0">
+  <w:abstractNum w:abstractNumId="15" w15:restartNumberingAfterBreak="0">
+    <w:nsid w:val="1DF0373E"/>
+    <w:multiLevelType w:val="multilevel"/>
+    <w:tmpl w:val="FDF8AF8C"/>
+    <w:lvl w:ilvl="0">
+      <w:start w:val="1"/>
+      <w:numFmt w:val="decimal"/>
+      <w:lvlText w:val="%1."/>
+      <w:lvlJc w:val="left"/>
+      <w:pPr>
+        <w:tabs>
+          <w:tab w:val="num" w:pos="720"/>
+        </w:tabs>
+        <w:ind w:left="720" w:hanging="360"/>
+      </w:pPr>
+    </w:lvl>
+    <w:lvl w:ilvl="1" w:tentative="1">
+      <w:start w:val="1"/>
+      <w:numFmt w:val="decimal"/>
+      <w:lvlText w:val="%2."/>
+      <w:lvlJc w:val="left"/>
+      <w:pPr>
+        <w:tabs>
+          <w:tab w:val="num" w:pos="1440"/>
+        </w:tabs>
+        <w:ind w:left="1440" w:hanging="360"/>
+      </w:pPr>
+    </w:lvl>
+    <w:lvl w:ilvl="2" w:tentative="1">
+      <w:start w:val="1"/>
+      <w:numFmt w:val="decimal"/>
+      <w:lvlText w:val="%3."/>
+      <w:lvlJc w:val="left"/>
+      <w:pPr>
+        <w:tabs>
+          <w:tab w:val="num" w:pos="2160"/>
+        </w:tabs>
+        <w:ind w:left="2160" w:hanging="360"/>
+      </w:pPr>
+    </w:lvl>
+    <w:lvl w:ilvl="3" w:tentative="1">
+      <w:start w:val="1"/>
+      <w:numFmt w:val="decimal"/>
+      <w:lvlText w:val="%4."/>
+      <w:lvlJc w:val="left"/>
+      <w:pPr>
+        <w:tabs>
+          <w:tab w:val="num" w:pos="2880"/>
+        </w:tabs>
+        <w:ind w:left="2880" w:hanging="360"/>
+      </w:pPr>
+    </w:lvl>
+    <w:lvl w:ilvl="4" w:tentative="1">
+      <w:start w:val="1"/>
+      <w:numFmt w:val="decimal"/>
+      <w:lvlText w:val="%5."/>
+      <w:lvlJc w:val="left"/>
+      <w:pPr>
+        <w:tabs>
+          <w:tab w:val="num" w:pos="3600"/>
+        </w:tabs>
+        <w:ind w:left="3600" w:hanging="360"/>
+      </w:pPr>
+    </w:lvl>
+    <w:lvl w:ilvl="5" w:tentative="1">
+      <w:start w:val="1"/>
+      <w:numFmt w:val="decimal"/>
+      <w:lvlText w:val="%6."/>
+      <w:lvlJc w:val="left"/>
+      <w:pPr>
+        <w:tabs>
+          <w:tab w:val="num" w:pos="4320"/>
+        </w:tabs>
+        <w:ind w:left="4320" w:hanging="360"/>
+      </w:pPr>
+    </w:lvl>
+    <w:lvl w:ilvl="6" w:tentative="1">
+      <w:start w:val="1"/>
+      <w:numFmt w:val="decimal"/>
+      <w:lvlText w:val="%7."/>
+      <w:lvlJc w:val="left"/>
+      <w:pPr>
+        <w:tabs>
+          <w:tab w:val="num" w:pos="5040"/>
+        </w:tabs>
+        <w:ind w:left="5040" w:hanging="360"/>
+      </w:pPr>
+    </w:lvl>
+    <w:lvl w:ilvl="7" w:tentative="1">
+      <w:start w:val="1"/>
+      <w:numFmt w:val="decimal"/>
+      <w:lvlText w:val="%8."/>
+      <w:lvlJc w:val="left"/>
+      <w:pPr>
+        <w:tabs>
+          <w:tab w:val="num" w:pos="5760"/>
+        </w:tabs>
+        <w:ind w:left="5760" w:hanging="360"/>
+      </w:pPr>
+    </w:lvl>
+    <w:lvl w:ilvl="8" w:tentative="1">
+      <w:start w:val="1"/>
+      <w:numFmt w:val="decimal"/>
+      <w:lvlText w:val="%9."/>
+      <w:lvlJc w:val="left"/>
+      <w:pPr>
+        <w:tabs>
+          <w:tab w:val="num" w:pos="6480"/>
+        </w:tabs>
+        <w:ind w:left="6480" w:hanging="360"/>
+      </w:pPr>
+    </w:lvl>
+  </w:abstractNum>
+  <w:abstractNum w:abstractNumId="16" w15:restartNumberingAfterBreak="0">
     <w:nsid w:val="1E1C5E7F"/>
     <w:multiLevelType w:val="hybridMultilevel"/>
     <w:tmpl w:val="F3EA1B74"/>
@@ -5531,7 +4008,7 @@
       </w:rPr>
     </w:lvl>
   </w:abstractNum>
-  <w:abstractNum w:abstractNumId="15" w15:restartNumberingAfterBreak="0">
+  <w:abstractNum w:abstractNumId="17" w15:restartNumberingAfterBreak="0">
     <w:nsid w:val="1F775CB2"/>
     <w:multiLevelType w:val="hybridMultilevel"/>
     <w:tmpl w:val="AF1AE7F0"/>
@@ -5644,7 +4121,7 @@
       </w:rPr>
     </w:lvl>
   </w:abstractNum>
-  <w:abstractNum w:abstractNumId="16" w15:restartNumberingAfterBreak="0">
+  <w:abstractNum w:abstractNumId="18" w15:restartNumberingAfterBreak="0">
     <w:nsid w:val="23A52382"/>
     <w:multiLevelType w:val="hybridMultilevel"/>
     <w:tmpl w:val="333E41BC"/>
@@ -5734,7 +4211,7 @@
       </w:pPr>
     </w:lvl>
   </w:abstractNum>
-  <w:abstractNum w:abstractNumId="17" w15:restartNumberingAfterBreak="0">
+  <w:abstractNum w:abstractNumId="19" w15:restartNumberingAfterBreak="0">
     <w:nsid w:val="27FC22C0"/>
     <w:multiLevelType w:val="hybridMultilevel"/>
     <w:tmpl w:val="4E9E9DA0"/>
@@ -5850,7 +4327,7 @@
       </w:pPr>
     </w:lvl>
   </w:abstractNum>
-  <w:abstractNum w:abstractNumId="18" w15:restartNumberingAfterBreak="0">
+  <w:abstractNum w:abstractNumId="20" w15:restartNumberingAfterBreak="0">
     <w:nsid w:val="32592B40"/>
     <w:multiLevelType w:val="hybridMultilevel"/>
     <w:tmpl w:val="00727C22"/>
@@ -5963,7 +4440,7 @@
       </w:rPr>
     </w:lvl>
   </w:abstractNum>
-  <w:abstractNum w:abstractNumId="19" w15:restartNumberingAfterBreak="0">
+  <w:abstractNum w:abstractNumId="21" w15:restartNumberingAfterBreak="0">
     <w:nsid w:val="32680604"/>
     <w:multiLevelType w:val="hybridMultilevel"/>
     <w:tmpl w:val="E652738A"/>
@@ -6052,7 +4529,7 @@
       </w:pPr>
     </w:lvl>
   </w:abstractNum>
-  <w:abstractNum w:abstractNumId="20" w15:restartNumberingAfterBreak="0">
+  <w:abstractNum w:abstractNumId="22" w15:restartNumberingAfterBreak="0">
     <w:nsid w:val="37CD003B"/>
     <w:multiLevelType w:val="hybridMultilevel"/>
     <w:tmpl w:val="2384C1BE"/>
@@ -6166,7 +4643,7 @@
       </w:rPr>
     </w:lvl>
   </w:abstractNum>
-  <w:abstractNum w:abstractNumId="21" w15:restartNumberingAfterBreak="0">
+  <w:abstractNum w:abstractNumId="23" w15:restartNumberingAfterBreak="0">
     <w:nsid w:val="383213CA"/>
     <w:multiLevelType w:val="hybridMultilevel"/>
     <w:tmpl w:val="B8506CAA"/>
@@ -6279,7 +4756,7 @@
       </w:rPr>
     </w:lvl>
   </w:abstractNum>
-  <w:abstractNum w:abstractNumId="22" w15:restartNumberingAfterBreak="0">
+  <w:abstractNum w:abstractNumId="24" w15:restartNumberingAfterBreak="0">
     <w:nsid w:val="39C0475F"/>
     <w:multiLevelType w:val="hybridMultilevel"/>
     <w:tmpl w:val="75223B08"/>
@@ -6392,7 +4869,7 @@
       </w:rPr>
     </w:lvl>
   </w:abstractNum>
-  <w:abstractNum w:abstractNumId="23" w15:restartNumberingAfterBreak="0">
+  <w:abstractNum w:abstractNumId="25" w15:restartNumberingAfterBreak="0">
     <w:nsid w:val="3F8A4CAD"/>
     <w:multiLevelType w:val="hybridMultilevel"/>
     <w:tmpl w:val="E496CA40"/>
@@ -6484,7 +4961,7 @@
       </w:pPr>
     </w:lvl>
   </w:abstractNum>
-  <w:abstractNum w:abstractNumId="24" w15:restartNumberingAfterBreak="0">
+  <w:abstractNum w:abstractNumId="26" w15:restartNumberingAfterBreak="0">
     <w:nsid w:val="404675F9"/>
     <w:multiLevelType w:val="hybridMultilevel"/>
     <w:tmpl w:val="7436A9A8"/>
@@ -6573,7 +5050,7 @@
       </w:pPr>
     </w:lvl>
   </w:abstractNum>
-  <w:abstractNum w:abstractNumId="25" w15:restartNumberingAfterBreak="0">
+  <w:abstractNum w:abstractNumId="27" w15:restartNumberingAfterBreak="0">
     <w:nsid w:val="412A196C"/>
     <w:multiLevelType w:val="hybridMultilevel"/>
     <w:tmpl w:val="EE2C9ECC"/>
@@ -6686,7 +5163,7 @@
       </w:rPr>
     </w:lvl>
   </w:abstractNum>
-  <w:abstractNum w:abstractNumId="26" w15:restartNumberingAfterBreak="0">
+  <w:abstractNum w:abstractNumId="28" w15:restartNumberingAfterBreak="0">
     <w:nsid w:val="44692674"/>
     <w:multiLevelType w:val="multilevel"/>
     <w:tmpl w:val="BC00D072"/>
@@ -6830,7 +5307,7 @@
       </w:rPr>
     </w:lvl>
   </w:abstractNum>
-  <w:abstractNum w:abstractNumId="27" w15:restartNumberingAfterBreak="0">
+  <w:abstractNum w:abstractNumId="29" w15:restartNumberingAfterBreak="0">
     <w:nsid w:val="456B4C43"/>
     <w:multiLevelType w:val="hybridMultilevel"/>
     <w:tmpl w:val="F4E82C30"/>
@@ -6943,7 +5420,7 @@
       </w:pPr>
     </w:lvl>
   </w:abstractNum>
-  <w:abstractNum w:abstractNumId="28" w15:restartNumberingAfterBreak="0">
+  <w:abstractNum w:abstractNumId="30" w15:restartNumberingAfterBreak="0">
     <w:nsid w:val="47FE1EEF"/>
     <w:multiLevelType w:val="hybridMultilevel"/>
     <w:tmpl w:val="333E41BC"/>
@@ -7033,7 +5510,7 @@
       </w:pPr>
     </w:lvl>
   </w:abstractNum>
-  <w:abstractNum w:abstractNumId="29" w15:restartNumberingAfterBreak="0">
+  <w:abstractNum w:abstractNumId="31" w15:restartNumberingAfterBreak="0">
     <w:nsid w:val="49F7482B"/>
     <w:multiLevelType w:val="hybridMultilevel"/>
     <w:tmpl w:val="223A7650"/>
@@ -7126,7 +5603,7 @@
       </w:pPr>
     </w:lvl>
   </w:abstractNum>
-  <w:abstractNum w:abstractNumId="30" w15:restartNumberingAfterBreak="0">
+  <w:abstractNum w:abstractNumId="32" w15:restartNumberingAfterBreak="0">
     <w:nsid w:val="4D3B13F0"/>
     <w:multiLevelType w:val="hybridMultilevel"/>
     <w:tmpl w:val="6B5E92FA"/>
@@ -7219,7 +5696,7 @@
       </w:pPr>
     </w:lvl>
   </w:abstractNum>
-  <w:abstractNum w:abstractNumId="31" w15:restartNumberingAfterBreak="0">
+  <w:abstractNum w:abstractNumId="33" w15:restartNumberingAfterBreak="0">
     <w:nsid w:val="4DB42912"/>
     <w:multiLevelType w:val="hybridMultilevel"/>
     <w:tmpl w:val="A340645E"/>
@@ -7336,7 +5813,7 @@
       </w:rPr>
     </w:lvl>
   </w:abstractNum>
-  <w:abstractNum w:abstractNumId="32" w15:restartNumberingAfterBreak="0">
+  <w:abstractNum w:abstractNumId="34" w15:restartNumberingAfterBreak="0">
     <w:nsid w:val="55E87DC6"/>
     <w:multiLevelType w:val="hybridMultilevel"/>
     <w:tmpl w:val="EA0ECA16"/>
@@ -7449,7 +5926,7 @@
       </w:rPr>
     </w:lvl>
   </w:abstractNum>
-  <w:abstractNum w:abstractNumId="33" w15:restartNumberingAfterBreak="0">
+  <w:abstractNum w:abstractNumId="35" w15:restartNumberingAfterBreak="0">
     <w:nsid w:val="57866DE2"/>
     <w:multiLevelType w:val="hybridMultilevel"/>
     <w:tmpl w:val="6AA26298"/>
@@ -7562,7 +6039,7 @@
       </w:rPr>
     </w:lvl>
   </w:abstractNum>
-  <w:abstractNum w:abstractNumId="34" w15:restartNumberingAfterBreak="0">
+  <w:abstractNum w:abstractNumId="36" w15:restartNumberingAfterBreak="0">
     <w:nsid w:val="5D4152A9"/>
     <w:multiLevelType w:val="hybridMultilevel"/>
     <w:tmpl w:val="D3586C1A"/>
@@ -7679,7 +6156,96 @@
       </w:rPr>
     </w:lvl>
   </w:abstractNum>
-  <w:abstractNum w:abstractNumId="35" w15:restartNumberingAfterBreak="0">
+  <w:abstractNum w:abstractNumId="37" w15:restartNumberingAfterBreak="0">
+    <w:nsid w:val="5FEC32DA"/>
+    <w:multiLevelType w:val="hybridMultilevel"/>
+    <w:tmpl w:val="24A6486A"/>
+    <w:lvl w:ilvl="0" w:tplc="040C000F">
+      <w:start w:val="1"/>
+      <w:numFmt w:val="decimal"/>
+      <w:lvlText w:val="%1."/>
+      <w:lvlJc w:val="left"/>
+      <w:pPr>
+        <w:ind w:left="720" w:hanging="360"/>
+      </w:pPr>
+      <w:rPr>
+        <w:rFonts w:hint="default"/>
+      </w:rPr>
+    </w:lvl>
+    <w:lvl w:ilvl="1" w:tplc="040C0019" w:tentative="1">
+      <w:start w:val="1"/>
+      <w:numFmt w:val="lowerLetter"/>
+      <w:lvlText w:val="%2."/>
+      <w:lvlJc w:val="left"/>
+      <w:pPr>
+        <w:ind w:left="1440" w:hanging="360"/>
+      </w:pPr>
+    </w:lvl>
+    <w:lvl w:ilvl="2" w:tplc="040C001B" w:tentative="1">
+      <w:start w:val="1"/>
+      <w:numFmt w:val="lowerRoman"/>
+      <w:lvlText w:val="%3."/>
+      <w:lvlJc w:val="right"/>
+      <w:pPr>
+        <w:ind w:left="2160" w:hanging="180"/>
+      </w:pPr>
+    </w:lvl>
+    <w:lvl w:ilvl="3" w:tplc="040C000F" w:tentative="1">
+      <w:start w:val="1"/>
+      <w:numFmt w:val="decimal"/>
+      <w:lvlText w:val="%4."/>
+      <w:lvlJc w:val="left"/>
+      <w:pPr>
+        <w:ind w:left="2880" w:hanging="360"/>
+      </w:pPr>
+    </w:lvl>
+    <w:lvl w:ilvl="4" w:tplc="040C0019" w:tentative="1">
+      <w:start w:val="1"/>
+      <w:numFmt w:val="lowerLetter"/>
+      <w:lvlText w:val="%5."/>
+      <w:lvlJc w:val="left"/>
+      <w:pPr>
+        <w:ind w:left="3600" w:hanging="360"/>
+      </w:pPr>
+    </w:lvl>
+    <w:lvl w:ilvl="5" w:tplc="040C001B" w:tentative="1">
+      <w:start w:val="1"/>
+      <w:numFmt w:val="lowerRoman"/>
+      <w:lvlText w:val="%6."/>
+      <w:lvlJc w:val="right"/>
+      <w:pPr>
+        <w:ind w:left="4320" w:hanging="180"/>
+      </w:pPr>
+    </w:lvl>
+    <w:lvl w:ilvl="6" w:tplc="040C000F" w:tentative="1">
+      <w:start w:val="1"/>
+      <w:numFmt w:val="decimal"/>
+      <w:lvlText w:val="%7."/>
+      <w:lvlJc w:val="left"/>
+      <w:pPr>
+        <w:ind w:left="5040" w:hanging="360"/>
+      </w:pPr>
+    </w:lvl>
+    <w:lvl w:ilvl="7" w:tplc="040C0019" w:tentative="1">
+      <w:start w:val="1"/>
+      <w:numFmt w:val="lowerLetter"/>
+      <w:lvlText w:val="%8."/>
+      <w:lvlJc w:val="left"/>
+      <w:pPr>
+        <w:ind w:left="5760" w:hanging="360"/>
+      </w:pPr>
+    </w:lvl>
+    <w:lvl w:ilvl="8" w:tplc="040C001B" w:tentative="1">
+      <w:start w:val="1"/>
+      <w:numFmt w:val="lowerRoman"/>
+      <w:lvlText w:val="%9."/>
+      <w:lvlJc w:val="right"/>
+      <w:pPr>
+        <w:ind w:left="6480" w:hanging="180"/>
+      </w:pPr>
+    </w:lvl>
+  </w:abstractNum>
+  <w:abstractNum w:abstractNumId="38" w15:restartNumberingAfterBreak="0">
     <w:nsid w:val="627573FE"/>
     <w:multiLevelType w:val="hybridMultilevel"/>
     <w:tmpl w:val="3B7C570C"/>
@@ -7792,7 +6358,7 @@
       </w:rPr>
     </w:lvl>
   </w:abstractNum>
-  <w:abstractNum w:abstractNumId="36" w15:restartNumberingAfterBreak="0">
+  <w:abstractNum w:abstractNumId="39" w15:restartNumberingAfterBreak="0">
     <w:nsid w:val="65C75935"/>
     <w:multiLevelType w:val="hybridMultilevel"/>
     <w:tmpl w:val="0570FCBE"/>
@@ -7905,7 +6471,7 @@
       </w:rPr>
     </w:lvl>
   </w:abstractNum>
-  <w:abstractNum w:abstractNumId="37" w15:restartNumberingAfterBreak="0">
+  <w:abstractNum w:abstractNumId="40" w15:restartNumberingAfterBreak="0">
     <w:nsid w:val="667616BC"/>
     <w:multiLevelType w:val="hybridMultilevel"/>
     <w:tmpl w:val="6B5E92FA"/>
@@ -7998,7 +6564,7 @@
       </w:pPr>
     </w:lvl>
   </w:abstractNum>
-  <w:abstractNum w:abstractNumId="38" w15:restartNumberingAfterBreak="0">
+  <w:abstractNum w:abstractNumId="41" w15:restartNumberingAfterBreak="0">
     <w:nsid w:val="681F4B41"/>
     <w:multiLevelType w:val="hybridMultilevel"/>
     <w:tmpl w:val="5F98BB6A"/>
@@ -8111,7 +6677,98 @@
       </w:rPr>
     </w:lvl>
   </w:abstractNum>
-  <w:abstractNum w:abstractNumId="39" w15:restartNumberingAfterBreak="0">
+  <w:abstractNum w:abstractNumId="42" w15:restartNumberingAfterBreak="0">
+    <w:nsid w:val="6C193C28"/>
+    <w:multiLevelType w:val="hybridMultilevel"/>
+    <w:tmpl w:val="E390BF2C"/>
+    <w:lvl w:ilvl="0" w:tplc="9684B46C">
+      <w:start w:val="1"/>
+      <w:numFmt w:val="decimal"/>
+      <w:lvlText w:val="%1."/>
+      <w:lvlJc w:val="left"/>
+      <w:pPr>
+        <w:ind w:left="1080" w:hanging="360"/>
+      </w:pPr>
+      <w:rPr>
+        <w:rFonts w:hint="default"/>
+        <w:sz w:val="22"/>
+        <w:szCs w:val="22"/>
+      </w:rPr>
+    </w:lvl>
+    <w:lvl w:ilvl="1" w:tplc="040C0019" w:tentative="1">
+      <w:start w:val="1"/>
+      <w:numFmt w:val="lowerLetter"/>
+      <w:lvlText w:val="%2."/>
+      <w:lvlJc w:val="left"/>
+      <w:pPr>
+        <w:ind w:left="1800" w:hanging="360"/>
+      </w:pPr>
+    </w:lvl>
+    <w:lvl w:ilvl="2" w:tplc="040C001B" w:tentative="1">
+      <w:start w:val="1"/>
+      <w:numFmt w:val="lowerRoman"/>
+      <w:lvlText w:val="%3."/>
+      <w:lvlJc w:val="right"/>
+      <w:pPr>
+        <w:ind w:left="2520" w:hanging="180"/>
+      </w:pPr>
+    </w:lvl>
+    <w:lvl w:ilvl="3" w:tplc="040C000F" w:tentative="1">
+      <w:start w:val="1"/>
+      <w:numFmt w:val="decimal"/>
+      <w:lvlText w:val="%4."/>
+      <w:lvlJc w:val="left"/>
+      <w:pPr>
+        <w:ind w:left="3240" w:hanging="360"/>
+      </w:pPr>
+    </w:lvl>
+    <w:lvl w:ilvl="4" w:tplc="040C0019" w:tentative="1">
+      <w:start w:val="1"/>
+      <w:numFmt w:val="lowerLetter"/>
+      <w:lvlText w:val="%5."/>
+      <w:lvlJc w:val="left"/>
+      <w:pPr>
+        <w:ind w:left="3960" w:hanging="360"/>
+      </w:pPr>
+    </w:lvl>
+    <w:lvl w:ilvl="5" w:tplc="040C001B" w:tentative="1">
+      <w:start w:val="1"/>
+      <w:numFmt w:val="lowerRoman"/>
+      <w:lvlText w:val="%6."/>
+      <w:lvlJc w:val="right"/>
+      <w:pPr>
+        <w:ind w:left="4680" w:hanging="180"/>
+      </w:pPr>
+    </w:lvl>
+    <w:lvl w:ilvl="6" w:tplc="040C000F" w:tentative="1">
+      <w:start w:val="1"/>
+      <w:numFmt w:val="decimal"/>
+      <w:lvlText w:val="%7."/>
+      <w:lvlJc w:val="left"/>
+      <w:pPr>
+        <w:ind w:left="5400" w:hanging="360"/>
+      </w:pPr>
+    </w:lvl>
+    <w:lvl w:ilvl="7" w:tplc="040C0019" w:tentative="1">
+      <w:start w:val="1"/>
+      <w:numFmt w:val="lowerLetter"/>
+      <w:lvlText w:val="%8."/>
+      <w:lvlJc w:val="left"/>
+      <w:pPr>
+        <w:ind w:left="6120" w:hanging="360"/>
+      </w:pPr>
+    </w:lvl>
+    <w:lvl w:ilvl="8" w:tplc="040C001B" w:tentative="1">
+      <w:start w:val="1"/>
+      <w:numFmt w:val="lowerRoman"/>
+      <w:lvlText w:val="%9."/>
+      <w:lvlJc w:val="right"/>
+      <w:pPr>
+        <w:ind w:left="6840" w:hanging="180"/>
+      </w:pPr>
+    </w:lvl>
+  </w:abstractNum>
+  <w:abstractNum w:abstractNumId="43" w15:restartNumberingAfterBreak="0">
     <w:nsid w:val="6D081335"/>
     <w:multiLevelType w:val="hybridMultilevel"/>
     <w:tmpl w:val="E496CA40"/>
@@ -8203,7 +6860,7 @@
       </w:pPr>
     </w:lvl>
   </w:abstractNum>
-  <w:abstractNum w:abstractNumId="40" w15:restartNumberingAfterBreak="0">
+  <w:abstractNum w:abstractNumId="44" w15:restartNumberingAfterBreak="0">
     <w:nsid w:val="6E0348A9"/>
     <w:multiLevelType w:val="hybridMultilevel"/>
     <w:tmpl w:val="883628C4"/>
@@ -8320,7 +6977,7 @@
       </w:rPr>
     </w:lvl>
   </w:abstractNum>
-  <w:abstractNum w:abstractNumId="41" w15:restartNumberingAfterBreak="0">
+  <w:abstractNum w:abstractNumId="45" w15:restartNumberingAfterBreak="0">
     <w:nsid w:val="769E5AF1"/>
     <w:multiLevelType w:val="hybridMultilevel"/>
     <w:tmpl w:val="20A84586"/>
@@ -8433,7 +7090,7 @@
       </w:rPr>
     </w:lvl>
   </w:abstractNum>
-  <w:abstractNum w:abstractNumId="42" w15:restartNumberingAfterBreak="0">
+  <w:abstractNum w:abstractNumId="46" w15:restartNumberingAfterBreak="0">
     <w:nsid w:val="783F554A"/>
     <w:multiLevelType w:val="hybridMultilevel"/>
     <w:tmpl w:val="690C7DEC"/>
@@ -8550,7 +7207,7 @@
       </w:rPr>
     </w:lvl>
   </w:abstractNum>
-  <w:abstractNum w:abstractNumId="43" w15:restartNumberingAfterBreak="0">
+  <w:abstractNum w:abstractNumId="47" w15:restartNumberingAfterBreak="0">
     <w:nsid w:val="78965C9A"/>
     <w:multiLevelType w:val="multilevel"/>
     <w:tmpl w:val="E5BE711A"/>
@@ -8690,7 +7347,7 @@
       </w:rPr>
     </w:lvl>
   </w:abstractNum>
-  <w:abstractNum w:abstractNumId="44" w15:restartNumberingAfterBreak="0">
+  <w:abstractNum w:abstractNumId="48" w15:restartNumberingAfterBreak="0">
     <w:nsid w:val="7E5724B3"/>
     <w:multiLevelType w:val="hybridMultilevel"/>
     <w:tmpl w:val="D4BCC3F4"/>
@@ -8779,7 +7436,7 @@
       </w:pPr>
     </w:lvl>
   </w:abstractNum>
-  <w:abstractNum w:abstractNumId="45" w15:restartNumberingAfterBreak="0">
+  <w:abstractNum w:abstractNumId="49" w15:restartNumberingAfterBreak="0">
     <w:nsid w:val="7FA5441F"/>
     <w:multiLevelType w:val="hybridMultilevel"/>
     <w:tmpl w:val="5C70C798"/>
@@ -8900,31 +7557,31 @@
     <w:abstractNumId w:val="8"/>
   </w:num>
   <w:num w:numId="2" w16cid:durableId="1142311202">
-    <w:abstractNumId w:val="17"/>
+    <w:abstractNumId w:val="19"/>
   </w:num>
   <w:num w:numId="3" w16cid:durableId="1224411796">
-    <w:abstractNumId w:val="18"/>
+    <w:abstractNumId w:val="20"/>
   </w:num>
   <w:num w:numId="4" w16cid:durableId="237054886">
-    <w:abstractNumId w:val="45"/>
+    <w:abstractNumId w:val="49"/>
   </w:num>
   <w:num w:numId="5" w16cid:durableId="1482963987">
+    <w:abstractNumId w:val="48"/>
+  </w:num>
+  <w:num w:numId="6" w16cid:durableId="666711005">
+    <w:abstractNumId w:val="28"/>
+  </w:num>
+  <w:num w:numId="7" w16cid:durableId="1637564183">
+    <w:abstractNumId w:val="12"/>
+  </w:num>
+  <w:num w:numId="8" w16cid:durableId="219175660">
+    <w:abstractNumId w:val="21"/>
+  </w:num>
+  <w:num w:numId="9" w16cid:durableId="1909881865">
     <w:abstractNumId w:val="44"/>
   </w:num>
-  <w:num w:numId="6" w16cid:durableId="666711005">
-    <w:abstractNumId w:val="26"/>
-  </w:num>
-  <w:num w:numId="7" w16cid:durableId="1637564183">
-    <w:abstractNumId w:val="11"/>
-  </w:num>
-  <w:num w:numId="8" w16cid:durableId="219175660">
-    <w:abstractNumId w:val="19"/>
-  </w:num>
-  <w:num w:numId="9" w16cid:durableId="1909881865">
-    <w:abstractNumId w:val="40"/>
-  </w:num>
   <w:num w:numId="10" w16cid:durableId="539438916">
-    <w:abstractNumId w:val="34"/>
+    <w:abstractNumId w:val="36"/>
   </w:num>
   <w:num w:numId="11" w16cid:durableId="324019462">
     <w:abstractNumId w:val="0"/>
@@ -8948,91 +7605,103 @@
     <w:abstractNumId w:val="6"/>
   </w:num>
   <w:num w:numId="18" w16cid:durableId="1464346286">
-    <w:abstractNumId w:val="14"/>
+    <w:abstractNumId w:val="16"/>
   </w:num>
   <w:num w:numId="19" w16cid:durableId="1506364968">
-    <w:abstractNumId w:val="22"/>
+    <w:abstractNumId w:val="24"/>
   </w:num>
   <w:num w:numId="20" w16cid:durableId="1666712015">
-    <w:abstractNumId w:val="43"/>
+    <w:abstractNumId w:val="47"/>
   </w:num>
   <w:num w:numId="21" w16cid:durableId="962229766">
     <w:abstractNumId w:val="7"/>
   </w:num>
   <w:num w:numId="22" w16cid:durableId="2044942214">
-    <w:abstractNumId w:val="12"/>
+    <w:abstractNumId w:val="13"/>
   </w:num>
   <w:num w:numId="23" w16cid:durableId="668404771">
+    <w:abstractNumId w:val="46"/>
+  </w:num>
+  <w:num w:numId="24" w16cid:durableId="2064056718">
+    <w:abstractNumId w:val="33"/>
+  </w:num>
+  <w:num w:numId="25" w16cid:durableId="1184320592">
+    <w:abstractNumId w:val="25"/>
+  </w:num>
+  <w:num w:numId="26" w16cid:durableId="2109231671">
+    <w:abstractNumId w:val="40"/>
+  </w:num>
+  <w:num w:numId="27" w16cid:durableId="861818687">
+    <w:abstractNumId w:val="18"/>
+  </w:num>
+  <w:num w:numId="28" w16cid:durableId="1985044251">
+    <w:abstractNumId w:val="22"/>
+  </w:num>
+  <w:num w:numId="29" w16cid:durableId="544102244">
+    <w:abstractNumId w:val="35"/>
+  </w:num>
+  <w:num w:numId="30" w16cid:durableId="138499970">
+    <w:abstractNumId w:val="43"/>
+  </w:num>
+  <w:num w:numId="31" w16cid:durableId="583104767">
+    <w:abstractNumId w:val="31"/>
+  </w:num>
+  <w:num w:numId="32" w16cid:durableId="56905698">
+    <w:abstractNumId w:val="32"/>
+  </w:num>
+  <w:num w:numId="33" w16cid:durableId="1646622586">
+    <w:abstractNumId w:val="30"/>
+  </w:num>
+  <w:num w:numId="34" w16cid:durableId="247350239">
+    <w:abstractNumId w:val="29"/>
+  </w:num>
+  <w:num w:numId="35" w16cid:durableId="1260142969">
+    <w:abstractNumId w:val="26"/>
+  </w:num>
+  <w:num w:numId="36" w16cid:durableId="616641108">
+    <w:abstractNumId w:val="45"/>
+  </w:num>
+  <w:num w:numId="37" w16cid:durableId="1321419966">
+    <w:abstractNumId w:val="39"/>
+  </w:num>
+  <w:num w:numId="38" w16cid:durableId="61872616">
+    <w:abstractNumId w:val="17"/>
+  </w:num>
+  <w:num w:numId="39" w16cid:durableId="1121261637">
+    <w:abstractNumId w:val="27"/>
+  </w:num>
+  <w:num w:numId="40" w16cid:durableId="2096633740">
+    <w:abstractNumId w:val="10"/>
+  </w:num>
+  <w:num w:numId="41" w16cid:durableId="1976374089">
+    <w:abstractNumId w:val="14"/>
+  </w:num>
+  <w:num w:numId="42" w16cid:durableId="567569060">
+    <w:abstractNumId w:val="34"/>
+  </w:num>
+  <w:num w:numId="43" w16cid:durableId="439880985">
+    <w:abstractNumId w:val="38"/>
+  </w:num>
+  <w:num w:numId="44" w16cid:durableId="1975061670">
+    <w:abstractNumId w:val="41"/>
+  </w:num>
+  <w:num w:numId="45" w16cid:durableId="1534920491">
+    <w:abstractNumId w:val="11"/>
+  </w:num>
+  <w:num w:numId="46" w16cid:durableId="1729842485">
+    <w:abstractNumId w:val="23"/>
+  </w:num>
+  <w:num w:numId="47" w16cid:durableId="156118931">
+    <w:abstractNumId w:val="9"/>
+  </w:num>
+  <w:num w:numId="48" w16cid:durableId="862867159">
     <w:abstractNumId w:val="42"/>
   </w:num>
-  <w:num w:numId="24" w16cid:durableId="2064056718">
-    <w:abstractNumId w:val="31"/>
-  </w:num>
-  <w:num w:numId="25" w16cid:durableId="1184320592">
-    <w:abstractNumId w:val="23"/>
-  </w:num>
-  <w:num w:numId="26" w16cid:durableId="2109231671">
+  <w:num w:numId="49" w16cid:durableId="1579051278">
     <w:abstractNumId w:val="37"/>
   </w:num>
-  <w:num w:numId="27" w16cid:durableId="861818687">
-    <w:abstractNumId w:val="16"/>
-  </w:num>
-  <w:num w:numId="28" w16cid:durableId="1985044251">
-    <w:abstractNumId w:val="20"/>
-  </w:num>
-  <w:num w:numId="29" w16cid:durableId="544102244">
-    <w:abstractNumId w:val="33"/>
-  </w:num>
-  <w:num w:numId="30" w16cid:durableId="138499970">
-    <w:abstractNumId w:val="39"/>
-  </w:num>
-  <w:num w:numId="31" w16cid:durableId="583104767">
-    <w:abstractNumId w:val="29"/>
-  </w:num>
-  <w:num w:numId="32" w16cid:durableId="56905698">
-    <w:abstractNumId w:val="30"/>
-  </w:num>
-  <w:num w:numId="33" w16cid:durableId="1646622586">
-    <w:abstractNumId w:val="28"/>
-  </w:num>
-  <w:num w:numId="34" w16cid:durableId="247350239">
-    <w:abstractNumId w:val="27"/>
-  </w:num>
-  <w:num w:numId="35" w16cid:durableId="1260142969">
-    <w:abstractNumId w:val="24"/>
-  </w:num>
-  <w:num w:numId="36" w16cid:durableId="616641108">
-    <w:abstractNumId w:val="41"/>
-  </w:num>
-  <w:num w:numId="37" w16cid:durableId="1321419966">
-    <w:abstractNumId w:val="36"/>
-  </w:num>
-  <w:num w:numId="38" w16cid:durableId="61872616">
+  <w:num w:numId="50" w16cid:durableId="18820729">
     <w:abstractNumId w:val="15"/>
-  </w:num>
-  <w:num w:numId="39" w16cid:durableId="1121261637">
-    <w:abstractNumId w:val="25"/>
-  </w:num>
-  <w:num w:numId="40" w16cid:durableId="2096633740">
-    <w:abstractNumId w:val="9"/>
-  </w:num>
-  <w:num w:numId="41" w16cid:durableId="1976374089">
-    <w:abstractNumId w:val="13"/>
-  </w:num>
-  <w:num w:numId="42" w16cid:durableId="567569060">
-    <w:abstractNumId w:val="32"/>
-  </w:num>
-  <w:num w:numId="43" w16cid:durableId="439880985">
-    <w:abstractNumId w:val="35"/>
-  </w:num>
-  <w:num w:numId="44" w16cid:durableId="1975061670">
-    <w:abstractNumId w:val="38"/>
-  </w:num>
-  <w:num w:numId="45" w16cid:durableId="1534920491">
-    <w:abstractNumId w:val="10"/>
-  </w:num>
-  <w:num w:numId="46" w16cid:durableId="1729842485">
-    <w:abstractNumId w:val="21"/>
   </w:num>
   <w:numIdMacAtCleanup w:val="10"/>
 </w:numbering>
